--- a/Church/2026/2026_0912_MenloChurch.docx
+++ b/Church/2026/2026_0912_MenloChurch.docx
@@ -89,7 +89,7 @@
           <w:rPr>
             <w:rStyle w:val="Hyperlink"/>
           </w:rPr>
-          <w:t>https://youtu.be/d9_kJxWp-18?si=iPLy4AkzVvfvIqF5</w:t>
+          <w:t>https://www.youtube.com/watch?v=X-fG9PVWaF4</w:t>
         </w:r>
       </w:hyperlink>
     </w:p>
@@ -127,47 +127,15 @@
           <w:sz w:val="20"/>
           <w:szCs w:val="20"/>
         </w:rPr>
-        <w:t>Small Fire, Big Forest</w:t>
-      </w:r>
-      <w:r>
-        <w:rPr>
-          <w:rFonts w:cstheme="minorHAnsi"/>
-          <w:sz w:val="20"/>
-          <w:szCs w:val="20"/>
-        </w:rPr>
-        <w:t xml:space="preserve"> (</w:t>
-      </w:r>
-      <w:r>
-        <w:rPr>
-          <w:rFonts w:cstheme="minorHAnsi"/>
-          <w:sz w:val="20"/>
-          <w:szCs w:val="20"/>
-        </w:rPr>
-        <w:t>Thoughtful Witness</w:t>
-      </w:r>
-      <w:r>
-        <w:rPr>
-          <w:rFonts w:cstheme="minorHAnsi"/>
-          <w:sz w:val="20"/>
-          <w:szCs w:val="20"/>
-        </w:rPr>
-        <w:t xml:space="preserve">, </w:t>
-      </w:r>
-      <w:r>
-        <w:rPr>
-          <w:rFonts w:cstheme="minorHAnsi"/>
-          <w:sz w:val="20"/>
-          <w:szCs w:val="20"/>
-        </w:rPr>
-        <w:t>深思的見證者</w:t>
-      </w:r>
-      <w:r>
-        <w:rPr>
-          <w:rFonts w:cstheme="minorHAnsi"/>
-          <w:sz w:val="20"/>
-          <w:szCs w:val="20"/>
-        </w:rPr>
-        <w:t xml:space="preserve">) </w:t>
+        <w:t>The Vapor (Sacrificial Developer)</w:t>
+      </w:r>
+      <w:r>
+        <w:rPr>
+          <w:rFonts w:cstheme="minorHAnsi"/>
+          <w:sz w:val="20"/>
+          <w:szCs w:val="20"/>
+        </w:rPr>
+        <w:t xml:space="preserve"> </w:t>
       </w:r>
       <w:r>
         <w:rPr>
@@ -216,31 +184,6 @@
           <w:szCs w:val="20"/>
         </w:rPr>
         <w:t>Church</w:t>
-      </w:r>
-    </w:p>
-    <w:p>
-      <w:pPr>
-        <w:rPr>
-          <w:rFonts w:cstheme="minorHAnsi"/>
-          <w:sz w:val="20"/>
-          <w:szCs w:val="20"/>
-        </w:rPr>
-      </w:pPr>
-      <w:r>
-        <w:rPr>
-          <w:rFonts w:cstheme="minorHAnsi"/>
-          <w:sz w:val="20"/>
-          <w:szCs w:val="20"/>
-        </w:rPr>
-        <w:t>Matt Summers, Pastor of Spiritual Formation</w:t>
-      </w:r>
-      <w:r>
-        <w:rPr>
-          <w:rFonts w:cstheme="minorHAnsi"/>
-          <w:sz w:val="20"/>
-          <w:szCs w:val="20"/>
-        </w:rPr>
-        <w:t xml:space="preserve"> </w:t>
       </w:r>
     </w:p>
     <w:p>
@@ -922,7 +865,6 @@
           <w:sz w:val="20"/>
           <w:szCs w:val="20"/>
         </w:rPr>
-        <w:lastRenderedPageBreak/>
         <w:drawing>
           <wp:inline distT="0" distB="0" distL="0" distR="0" wp14:anchorId="0C0F110C" wp14:editId="390DB11B">
             <wp:extent cx="525145" cy="648709"/>
@@ -1025,6 +967,7 @@
           <w:sz w:val="20"/>
           <w:szCs w:val="20"/>
         </w:rPr>
+        <w:lastRenderedPageBreak/>
         <w:t>Phil EuBank, Lead Pastor</w:t>
       </w:r>
     </w:p>
@@ -1176,7 +1119,7 @@
           <w:rPr>
             <w:rStyle w:val="Hyperlink"/>
           </w:rPr>
-          <w:t>https://youtu.be/d9_kJxWp-18?si=iPLy4AkzVvfvIqF5</w:t>
+          <w:t>https://www.youtube.com/watch?v=X-fG9PVWaF4</w:t>
         </w:r>
       </w:hyperlink>
     </w:p>
@@ -1214,23 +1157,7 @@
           <w:sz w:val="20"/>
           <w:szCs w:val="20"/>
         </w:rPr>
-        <w:t xml:space="preserve">Small Fire, Big Forest (Thoughtful Witness, </w:t>
-      </w:r>
-      <w:r>
-        <w:rPr>
-          <w:rFonts w:cstheme="minorHAnsi"/>
-          <w:sz w:val="20"/>
-          <w:szCs w:val="20"/>
-        </w:rPr>
-        <w:t>深思的見證者</w:t>
-      </w:r>
-      <w:r>
-        <w:rPr>
-          <w:rFonts w:cstheme="minorHAnsi"/>
-          <w:sz w:val="20"/>
-          <w:szCs w:val="20"/>
-        </w:rPr>
-        <w:t>) | What Is a Follower Of the Way?</w:t>
+        <w:t>The Vapor (Sacrificial Developer) | What Is a Follower Of the Way?</w:t>
       </w:r>
       <w:r>
         <w:rPr>
@@ -1239,31 +1166,6 @@
           <w:szCs w:val="20"/>
         </w:rPr>
         <w:t xml:space="preserve"> | Menlo Church</w:t>
-      </w:r>
-    </w:p>
-    <w:p>
-      <w:pPr>
-        <w:rPr>
-          <w:rFonts w:cstheme="minorHAnsi"/>
-          <w:sz w:val="20"/>
-          <w:szCs w:val="20"/>
-        </w:rPr>
-      </w:pPr>
-      <w:r>
-        <w:rPr>
-          <w:rFonts w:cstheme="minorHAnsi"/>
-          <w:sz w:val="20"/>
-          <w:szCs w:val="20"/>
-        </w:rPr>
-        <w:t>Matt Summers, Pastor of Spiritual Formation</w:t>
-      </w:r>
-      <w:r>
-        <w:rPr>
-          <w:rFonts w:cstheme="minorHAnsi"/>
-          <w:sz w:val="20"/>
-          <w:szCs w:val="20"/>
-        </w:rPr>
-        <w:t xml:space="preserve"> </w:t>
       </w:r>
     </w:p>
     <w:p>

--- a/Church/2026/2026_0912_MenloChurch.docx
+++ b/Church/2026/2026_0912_MenloChurch.docx
@@ -89,7 +89,7 @@
           <w:rPr>
             <w:rStyle w:val="Hyperlink"/>
           </w:rPr>
-          <w:t>https://www.youtube.com/watch?v=X-fG9PVWaF4</w:t>
+          <w:t>https://www.youtube.com/watch?v=rKLTvwxYE-8</w:t>
         </w:r>
       </w:hyperlink>
     </w:p>
@@ -236,15 +236,7 @@
           <w:sz w:val="20"/>
           <w:szCs w:val="20"/>
         </w:rPr>
-        <w:t>/</w:t>
-      </w:r>
-      <w:r>
-        <w:rPr>
-          <w:rFonts w:cstheme="minorHAnsi"/>
-          <w:sz w:val="20"/>
-          <w:szCs w:val="20"/>
-        </w:rPr>
-        <w:t>35:07</w:t>
+        <w:t>/33:40</w:t>
       </w:r>
     </w:p>
     <w:p>
@@ -380,15 +372,7 @@
           <w:sz w:val="20"/>
           <w:szCs w:val="20"/>
         </w:rPr>
-        <w:t>/</w:t>
-      </w:r>
-      <w:r>
-        <w:rPr>
-          <w:rFonts w:cstheme="minorHAnsi"/>
-          <w:sz w:val="20"/>
-          <w:szCs w:val="20"/>
-        </w:rPr>
-        <w:t>35:07</w:t>
+        <w:t>/33:40</w:t>
       </w:r>
     </w:p>
     <w:p>
@@ -542,15 +526,7 @@
           <w:sz w:val="20"/>
           <w:szCs w:val="20"/>
         </w:rPr>
-        <w:t>/</w:t>
-      </w:r>
-      <w:r>
-        <w:rPr>
-          <w:rFonts w:cstheme="minorHAnsi"/>
-          <w:sz w:val="20"/>
-          <w:szCs w:val="20"/>
-        </w:rPr>
-        <w:t>35:07</w:t>
+        <w:t>/33:40</w:t>
       </w:r>
     </w:p>
     <w:p>
@@ -703,15 +679,7 @@
           <w:sz w:val="20"/>
           <w:szCs w:val="20"/>
         </w:rPr>
-        <w:t>/</w:t>
-      </w:r>
-      <w:r>
-        <w:rPr>
-          <w:rFonts w:cstheme="minorHAnsi"/>
-          <w:sz w:val="20"/>
-          <w:szCs w:val="20"/>
-        </w:rPr>
-        <w:t>35:07</w:t>
+        <w:t>/33:40</w:t>
       </w:r>
     </w:p>
     <w:p>
@@ -789,65 +757,31 @@
           <w:sz w:val="20"/>
           <w:szCs w:val="20"/>
         </w:rPr>
-        <w:t>Thoughtful Witness (</w:t>
-      </w:r>
-      <w:r>
-        <w:rPr>
-          <w:rFonts w:cstheme="minorHAnsi"/>
-          <w:sz w:val="20"/>
-          <w:szCs w:val="20"/>
-        </w:rPr>
-        <w:t>深思的見證者</w:t>
-      </w:r>
-      <w:r>
-        <w:rPr>
-          <w:rFonts w:cstheme="minorHAnsi"/>
-          <w:sz w:val="20"/>
-          <w:szCs w:val="20"/>
-        </w:rPr>
-        <w:t>)</w:t>
-      </w:r>
-    </w:p>
-    <w:p>
-      <w:pPr>
-        <w:rPr>
-          <w:rFonts w:cstheme="minorHAnsi"/>
-          <w:sz w:val="20"/>
-          <w:szCs w:val="20"/>
-        </w:rPr>
-      </w:pPr>
-    </w:p>
-    <w:p>
-      <w:pPr>
-        <w:rPr>
-          <w:rFonts w:cstheme="minorHAnsi"/>
-          <w:sz w:val="20"/>
-          <w:szCs w:val="20"/>
-        </w:rPr>
-      </w:pPr>
-      <w:r>
-        <w:rPr>
-          <w:rFonts w:cstheme="minorHAnsi"/>
-          <w:sz w:val="20"/>
-          <w:szCs w:val="20"/>
-        </w:rPr>
-        <w:t>0:00</w:t>
-      </w:r>
-      <w:r>
-        <w:rPr>
-          <w:rFonts w:cstheme="minorHAnsi"/>
-          <w:sz w:val="20"/>
-          <w:szCs w:val="20"/>
-        </w:rPr>
-        <w:t>/</w:t>
-      </w:r>
-      <w:r>
-        <w:rPr>
-          <w:rFonts w:cstheme="minorHAnsi"/>
-          <w:sz w:val="20"/>
-          <w:szCs w:val="20"/>
-        </w:rPr>
-        <w:t>35:07</w:t>
+        <w:t>1</w:t>
+      </w:r>
+      <w:r>
+        <w:rPr>
+          <w:rFonts w:cstheme="minorHAnsi"/>
+          <w:sz w:val="20"/>
+          <w:szCs w:val="20"/>
+        </w:rPr>
+        <w:t>:0</w:t>
+      </w:r>
+      <w:r>
+        <w:rPr>
+          <w:rFonts w:cstheme="minorHAnsi"/>
+          <w:sz w:val="20"/>
+          <w:szCs w:val="20"/>
+        </w:rPr>
+        <w:t>5</w:t>
+      </w:r>
+      <w:r>
+        <w:rPr>
+          <w:rFonts w:cstheme="minorHAnsi"/>
+          <w:sz w:val="20"/>
+          <w:szCs w:val="20"/>
+        </w:rPr>
+        <w:t>/33:40</w:t>
       </w:r>
     </w:p>
     <w:p>
@@ -967,7 +901,6 @@
           <w:sz w:val="20"/>
           <w:szCs w:val="20"/>
         </w:rPr>
-        <w:lastRenderedPageBreak/>
         <w:t>Phil EuBank, Lead Pastor</w:t>
       </w:r>
     </w:p>
@@ -988,6 +921,15 @@
           <w:szCs w:val="20"/>
         </w:rPr>
       </w:pPr>
+      <w:r>
+        <w:rPr>
+          <w:rFonts w:cstheme="minorHAnsi"/>
+          <w:sz w:val="20"/>
+          <w:szCs w:val="20"/>
+        </w:rPr>
+        <w:lastRenderedPageBreak/>
+        <w:t>Vapor (Sacrificial Developer)</w:t>
+      </w:r>
     </w:p>
     <w:p>
       <w:pPr>
@@ -997,6 +939,46 @@
           <w:szCs w:val="20"/>
         </w:rPr>
       </w:pPr>
+      <w:r>
+        <w:rPr>
+          <w:rFonts w:cstheme="minorHAnsi"/>
+          <w:sz w:val="20"/>
+          <w:szCs w:val="20"/>
+        </w:rPr>
+        <w:t>Vapor</w:t>
+      </w:r>
+      <w:r>
+        <w:rPr>
+          <w:rFonts w:cstheme="minorHAnsi"/>
+          <w:sz w:val="20"/>
+          <w:szCs w:val="20"/>
+        </w:rPr>
+        <w:t>:</w:t>
+      </w:r>
+      <w:r>
+        <w:rPr>
+          <w:rFonts w:cstheme="minorHAnsi"/>
+          <w:sz w:val="20"/>
+          <w:szCs w:val="20"/>
+        </w:rPr>
+        <w:t xml:space="preserve"> life is </w:t>
+      </w:r>
+      <w:r>
+        <w:rPr>
+          <w:rFonts w:cstheme="minorHAnsi"/>
+          <w:sz w:val="20"/>
+          <w:szCs w:val="20"/>
+        </w:rPr>
+        <w:t>short</w:t>
+      </w:r>
+      <w:r>
+        <w:rPr>
+          <w:rFonts w:cstheme="minorHAnsi"/>
+          <w:sz w:val="20"/>
+          <w:szCs w:val="20"/>
+        </w:rPr>
+        <w:t xml:space="preserve"> and temporary</w:t>
+      </w:r>
     </w:p>
     <w:p>
       <w:pPr>
@@ -1012,7 +994,95 @@
           <w:sz w:val="20"/>
           <w:szCs w:val="20"/>
         </w:rPr>
-        <w:t>************</w:t>
+        <w:t>Sacrificial Developer</w:t>
+      </w:r>
+      <w:r>
+        <w:rPr>
+          <w:rFonts w:cstheme="minorHAnsi"/>
+          <w:sz w:val="20"/>
+          <w:szCs w:val="20"/>
+        </w:rPr>
+        <w:t>:</w:t>
+      </w:r>
+      <w:r>
+        <w:rPr>
+          <w:rFonts w:cstheme="minorHAnsi"/>
+          <w:sz w:val="20"/>
+          <w:szCs w:val="20"/>
+        </w:rPr>
+        <w:t xml:space="preserve"> someone choos</w:t>
+      </w:r>
+      <w:r>
+        <w:rPr>
+          <w:rFonts w:cstheme="minorHAnsi"/>
+          <w:sz w:val="20"/>
+          <w:szCs w:val="20"/>
+        </w:rPr>
+        <w:t>es</w:t>
+      </w:r>
+      <w:r>
+        <w:rPr>
+          <w:rFonts w:cstheme="minorHAnsi"/>
+          <w:sz w:val="20"/>
+          <w:szCs w:val="20"/>
+        </w:rPr>
+        <w:t xml:space="preserve"> selflessly </w:t>
+      </w:r>
+      <w:r>
+        <w:rPr>
+          <w:rFonts w:cstheme="minorHAnsi"/>
+          <w:sz w:val="20"/>
+          <w:szCs w:val="20"/>
+        </w:rPr>
+        <w:t>use</w:t>
+      </w:r>
+      <w:r>
+        <w:rPr>
+          <w:rFonts w:cstheme="minorHAnsi"/>
+          <w:sz w:val="20"/>
+          <w:szCs w:val="20"/>
+        </w:rPr>
+        <w:t xml:space="preserve"> short time </w:t>
+      </w:r>
+      <w:r>
+        <w:rPr>
+          <w:rFonts w:cstheme="minorHAnsi"/>
+          <w:sz w:val="20"/>
+          <w:szCs w:val="20"/>
+        </w:rPr>
+        <w:t>to</w:t>
+      </w:r>
+      <w:r>
+        <w:rPr>
+          <w:rFonts w:cstheme="minorHAnsi"/>
+          <w:sz w:val="20"/>
+          <w:szCs w:val="20"/>
+        </w:rPr>
+        <w:t xml:space="preserve"> </w:t>
+      </w:r>
+      <w:r>
+        <w:rPr>
+          <w:rFonts w:cstheme="minorHAnsi"/>
+          <w:sz w:val="20"/>
+          <w:szCs w:val="20"/>
+        </w:rPr>
+        <w:t>serve</w:t>
+      </w:r>
+      <w:r>
+        <w:rPr>
+          <w:rFonts w:cstheme="minorHAnsi"/>
+          <w:sz w:val="20"/>
+          <w:szCs w:val="20"/>
+        </w:rPr>
+        <w:t xml:space="preserve"> other people</w:t>
+      </w:r>
+      <w:r>
+        <w:rPr>
+          <w:rFonts w:cstheme="minorHAnsi"/>
+          <w:sz w:val="20"/>
+          <w:szCs w:val="20"/>
+        </w:rPr>
+        <w:t>.</w:t>
       </w:r>
     </w:p>
     <w:p>
@@ -1023,14 +1093,6 @@
           <w:szCs w:val="20"/>
         </w:rPr>
       </w:pPr>
-      <w:r>
-        <w:rPr>
-          <w:rFonts w:cstheme="minorHAnsi"/>
-          <w:sz w:val="20"/>
-          <w:szCs w:val="20"/>
-        </w:rPr>
-        <w:t>************</w:t>
-      </w:r>
     </w:p>
     <w:p>
       <w:pPr>
@@ -1040,86 +1102,282 @@
           <w:szCs w:val="20"/>
         </w:rPr>
       </w:pPr>
-      <w:r>
-        <w:rPr>
-          <w:rFonts w:cstheme="minorHAnsi"/>
-          <w:sz w:val="20"/>
-          <w:szCs w:val="20"/>
-        </w:rPr>
-        <w:t>0</w:t>
-      </w:r>
-      <w:r>
-        <w:rPr>
-          <w:rFonts w:cstheme="minorHAnsi"/>
-          <w:sz w:val="20"/>
-          <w:szCs w:val="20"/>
-        </w:rPr>
-        <w:t>9</w:t>
-      </w:r>
-      <w:r>
-        <w:rPr>
-          <w:rFonts w:cstheme="minorHAnsi"/>
-          <w:sz w:val="20"/>
-          <w:szCs w:val="20"/>
-        </w:rPr>
-        <w:t>/</w:t>
-      </w:r>
-      <w:r>
-        <w:rPr>
-          <w:rFonts w:cstheme="minorHAnsi"/>
-          <w:sz w:val="20"/>
-          <w:szCs w:val="20"/>
-        </w:rPr>
-        <w:t>12</w:t>
-      </w:r>
-      <w:r>
-        <w:rPr>
-          <w:rFonts w:cstheme="minorHAnsi"/>
-          <w:sz w:val="20"/>
-          <w:szCs w:val="20"/>
-        </w:rPr>
-        <w:t>/2026, Menlo Church Worship (Summary of last week, 0</w:t>
-      </w:r>
-      <w:r>
-        <w:rPr>
-          <w:rFonts w:cstheme="minorHAnsi"/>
-          <w:sz w:val="20"/>
-          <w:szCs w:val="20"/>
-        </w:rPr>
-        <w:t>9</w:t>
-      </w:r>
-      <w:r>
-        <w:rPr>
-          <w:rFonts w:cstheme="minorHAnsi"/>
-          <w:sz w:val="20"/>
-          <w:szCs w:val="20"/>
-        </w:rPr>
-        <w:t>/</w:t>
-      </w:r>
-      <w:r>
-        <w:rPr>
-          <w:rFonts w:cstheme="minorHAnsi"/>
-          <w:sz w:val="20"/>
-          <w:szCs w:val="20"/>
-        </w:rPr>
-        <w:t>06</w:t>
-      </w:r>
-      <w:r>
-        <w:rPr>
-          <w:rFonts w:cstheme="minorHAnsi"/>
-          <w:sz w:val="20"/>
-          <w:szCs w:val="20"/>
-        </w:rPr>
-        <w:t>/2026)</w:t>
-      </w:r>
     </w:p>
     <w:p>
-      <w:hyperlink r:id="rId18" w:history="1">
+      <w:pPr>
+        <w:rPr>
+          <w:rFonts w:cstheme="minorHAnsi"/>
+          <w:sz w:val="20"/>
+          <w:szCs w:val="20"/>
+        </w:rPr>
+      </w:pPr>
+      <w:r>
+        <w:rPr>
+          <w:rFonts w:cstheme="minorHAnsi"/>
+          <w:sz w:val="20"/>
+          <w:szCs w:val="20"/>
+        </w:rPr>
+        <w:t>2</w:t>
+      </w:r>
+      <w:r>
+        <w:rPr>
+          <w:rFonts w:cstheme="minorHAnsi"/>
+          <w:sz w:val="20"/>
+          <w:szCs w:val="20"/>
+        </w:rPr>
+        <w:t>:0</w:t>
+      </w:r>
+      <w:r>
+        <w:rPr>
+          <w:rFonts w:cstheme="minorHAnsi"/>
+          <w:sz w:val="20"/>
+          <w:szCs w:val="20"/>
+        </w:rPr>
+        <w:t>0</w:t>
+      </w:r>
+      <w:r>
+        <w:rPr>
+          <w:rFonts w:cstheme="minorHAnsi"/>
+          <w:sz w:val="20"/>
+          <w:szCs w:val="20"/>
+        </w:rPr>
+        <w:t>/33:40</w:t>
+      </w:r>
+    </w:p>
+    <w:p>
+      <w:pPr>
+        <w:rPr>
+          <w:rFonts w:cstheme="minorHAnsi"/>
+          <w:sz w:val="20"/>
+          <w:szCs w:val="20"/>
+        </w:rPr>
+      </w:pPr>
+      <w:r>
+        <w:rPr>
+          <w:rFonts w:cstheme="minorHAnsi"/>
+          <w:sz w:val="20"/>
+          <w:szCs w:val="20"/>
+        </w:rPr>
+        <w:drawing>
+          <wp:inline distT="0" distB="0" distL="0" distR="0" wp14:anchorId="1390EC05" wp14:editId="39BB46F8">
+            <wp:extent cx="3134162" cy="4305901"/>
+            <wp:effectExtent l="0" t="0" r="9525" b="0"/>
+            <wp:docPr id="565959406" name="Picture 1"/>
+            <wp:cNvGraphicFramePr>
+              <a:graphicFrameLocks xmlns:a="http://schemas.openxmlformats.org/drawingml/2006/main" noChangeAspect="1"/>
+            </wp:cNvGraphicFramePr>
+            <a:graphic xmlns:a="http://schemas.openxmlformats.org/drawingml/2006/main">
+              <a:graphicData uri="http://schemas.openxmlformats.org/drawingml/2006/picture">
+                <pic:pic xmlns:pic="http://schemas.openxmlformats.org/drawingml/2006/picture">
+                  <pic:nvPicPr>
+                    <pic:cNvPr id="565959406" name=""/>
+                    <pic:cNvPicPr/>
+                  </pic:nvPicPr>
+                  <pic:blipFill>
+                    <a:blip r:embed="rId18"/>
+                    <a:stretch>
+                      <a:fillRect/>
+                    </a:stretch>
+                  </pic:blipFill>
+                  <pic:spPr>
+                    <a:xfrm>
+                      <a:off x="0" y="0"/>
+                      <a:ext cx="3134162" cy="4305901"/>
+                    </a:xfrm>
+                    <a:prstGeom prst="rect">
+                      <a:avLst/>
+                    </a:prstGeom>
+                  </pic:spPr>
+                </pic:pic>
+              </a:graphicData>
+            </a:graphic>
+          </wp:inline>
+        </w:drawing>
+      </w:r>
+    </w:p>
+    <w:p>
+      <w:pPr>
+        <w:rPr>
+          <w:rFonts w:cstheme="minorHAnsi"/>
+          <w:sz w:val="20"/>
+          <w:szCs w:val="20"/>
+        </w:rPr>
+      </w:pPr>
+      <w:r>
+        <w:rPr>
+          <w:rFonts w:cstheme="minorHAnsi"/>
+          <w:sz w:val="20"/>
+          <w:szCs w:val="20"/>
+        </w:rPr>
+        <w:t>We have defined the God’s Kingdom Quality: Undivided Follower, Unhurried Friend, Thoughtful Witness, Sacrificial Developer.</w:t>
+      </w:r>
+    </w:p>
+    <w:p>
+      <w:pPr>
+        <w:rPr>
+          <w:rFonts w:cstheme="minorHAnsi"/>
+          <w:sz w:val="20"/>
+          <w:szCs w:val="20"/>
+        </w:rPr>
+      </w:pPr>
+      <w:r>
+        <w:rPr>
+          <w:rFonts w:cstheme="minorHAnsi"/>
+          <w:sz w:val="20"/>
+          <w:szCs w:val="20"/>
+        </w:rPr>
+        <w:t>Today, we talk about Sacrificial Developer.</w:t>
+      </w:r>
+    </w:p>
+    <w:p>
+      <w:pPr>
+        <w:rPr>
+          <w:rFonts w:cstheme="minorHAnsi"/>
+          <w:sz w:val="20"/>
+          <w:szCs w:val="20"/>
+        </w:rPr>
+      </w:pPr>
+    </w:p>
+    <w:p>
+      <w:pPr>
+        <w:rPr>
+          <w:rFonts w:cstheme="minorHAnsi"/>
+          <w:sz w:val="20"/>
+          <w:szCs w:val="20"/>
+        </w:rPr>
+      </w:pPr>
+    </w:p>
+    <w:p>
+      <w:pPr>
+        <w:rPr>
+          <w:rFonts w:cstheme="minorHAnsi"/>
+          <w:sz w:val="20"/>
+          <w:szCs w:val="20"/>
+        </w:rPr>
+      </w:pPr>
+    </w:p>
+    <w:p>
+      <w:pPr>
+        <w:rPr>
+          <w:rFonts w:cstheme="minorHAnsi"/>
+          <w:sz w:val="20"/>
+          <w:szCs w:val="20"/>
+        </w:rPr>
+      </w:pPr>
+      <w:r>
+        <w:rPr>
+          <w:rFonts w:cstheme="minorHAnsi"/>
+          <w:sz w:val="20"/>
+          <w:szCs w:val="20"/>
+        </w:rPr>
+        <w:t>************</w:t>
+      </w:r>
+    </w:p>
+    <w:p>
+      <w:pPr>
+        <w:rPr>
+          <w:rFonts w:cstheme="minorHAnsi"/>
+          <w:sz w:val="20"/>
+          <w:szCs w:val="20"/>
+        </w:rPr>
+      </w:pPr>
+      <w:r>
+        <w:rPr>
+          <w:rFonts w:cstheme="minorHAnsi"/>
+          <w:sz w:val="20"/>
+          <w:szCs w:val="20"/>
+        </w:rPr>
+        <w:t>************</w:t>
+      </w:r>
+    </w:p>
+    <w:p>
+      <w:pPr>
+        <w:rPr>
+          <w:rFonts w:cstheme="minorHAnsi"/>
+          <w:sz w:val="20"/>
+          <w:szCs w:val="20"/>
+        </w:rPr>
+      </w:pPr>
+      <w:r>
+        <w:rPr>
+          <w:rFonts w:cstheme="minorHAnsi"/>
+          <w:sz w:val="20"/>
+          <w:szCs w:val="20"/>
+        </w:rPr>
+        <w:t>0</w:t>
+      </w:r>
+      <w:r>
+        <w:rPr>
+          <w:rFonts w:cstheme="minorHAnsi"/>
+          <w:sz w:val="20"/>
+          <w:szCs w:val="20"/>
+        </w:rPr>
+        <w:t>9</w:t>
+      </w:r>
+      <w:r>
+        <w:rPr>
+          <w:rFonts w:cstheme="minorHAnsi"/>
+          <w:sz w:val="20"/>
+          <w:szCs w:val="20"/>
+        </w:rPr>
+        <w:t>/</w:t>
+      </w:r>
+      <w:r>
+        <w:rPr>
+          <w:rFonts w:cstheme="minorHAnsi"/>
+          <w:sz w:val="20"/>
+          <w:szCs w:val="20"/>
+        </w:rPr>
+        <w:t>12</w:t>
+      </w:r>
+      <w:r>
+        <w:rPr>
+          <w:rFonts w:cstheme="minorHAnsi"/>
+          <w:sz w:val="20"/>
+          <w:szCs w:val="20"/>
+        </w:rPr>
+        <w:t>/2026, Menlo Church Worship (Summary of last week, 0</w:t>
+      </w:r>
+      <w:r>
+        <w:rPr>
+          <w:rFonts w:cstheme="minorHAnsi"/>
+          <w:sz w:val="20"/>
+          <w:szCs w:val="20"/>
+        </w:rPr>
+        <w:t>9</w:t>
+      </w:r>
+      <w:r>
+        <w:rPr>
+          <w:rFonts w:cstheme="minorHAnsi"/>
+          <w:sz w:val="20"/>
+          <w:szCs w:val="20"/>
+        </w:rPr>
+        <w:t>/</w:t>
+      </w:r>
+      <w:r>
+        <w:rPr>
+          <w:rFonts w:cstheme="minorHAnsi"/>
+          <w:sz w:val="20"/>
+          <w:szCs w:val="20"/>
+        </w:rPr>
+        <w:t>06</w:t>
+      </w:r>
+      <w:r>
+        <w:rPr>
+          <w:rFonts w:cstheme="minorHAnsi"/>
+          <w:sz w:val="20"/>
+          <w:szCs w:val="20"/>
+        </w:rPr>
+        <w:t>/2026)</w:t>
+      </w:r>
+    </w:p>
+    <w:p>
+      <w:hyperlink r:id="rId19" w:history="1">
         <w:r>
           <w:rPr>
             <w:rStyle w:val="Hyperlink"/>
           </w:rPr>
-          <w:t>https://www.youtube.com/watch?v=X-fG9PVWaF4</w:t>
+          <w:t>https://www.youtube.com/watch?v=rKLTvwxYE-8</w:t>
         </w:r>
       </w:hyperlink>
     </w:p>
@@ -1131,7 +1389,7 @@
           <w:szCs w:val="20"/>
         </w:rPr>
       </w:pPr>
-      <w:hyperlink r:id="rId19" w:history="1">
+      <w:hyperlink r:id="rId20" w:history="1">
         <w:r>
           <w:rPr>
             <w:rStyle w:val="Hyperlink"/>
@@ -1197,7 +1455,7 @@
       </w:pPr>
     </w:p>
     <w:sectPr>
-      <w:footerReference w:type="default" r:id="rId20"/>
+      <w:footerReference w:type="default" r:id="rId21"/>
       <w:pgSz w:w="12240" w:h="15840"/>
       <w:pgMar w:top="1440" w:right="1440" w:bottom="1530" w:left="1440" w:header="0" w:footer="720" w:gutter="0"/>
       <w:cols w:space="720"/>
@@ -4951,7 +5209,6 @@
   <w:style w:type="character" w:default="1" w:styleId="DefaultParagraphFont">
     <w:name w:val="Default Paragraph Font"/>
     <w:uiPriority w:val="1"/>
-    <w:semiHidden/>
     <w:unhideWhenUsed/>
   </w:style>
   <w:style w:type="table" w:default="1" w:styleId="TableNormal">

--- a/Church/2026/2026_0912_MenloChurch.docx
+++ b/Church/2026/2026_0912_MenloChurch.docx
@@ -1102,15 +1102,6 @@
           <w:szCs w:val="20"/>
         </w:rPr>
       </w:pPr>
-    </w:p>
-    <w:p>
-      <w:pPr>
-        <w:rPr>
-          <w:rFonts w:cstheme="minorHAnsi"/>
-          <w:sz w:val="20"/>
-          <w:szCs w:val="20"/>
-        </w:rPr>
-      </w:pPr>
       <w:r>
         <w:rPr>
           <w:rFonts w:cstheme="minorHAnsi"/>
@@ -1159,9 +1150,9 @@
           <w:szCs w:val="20"/>
         </w:rPr>
         <w:drawing>
-          <wp:inline distT="0" distB="0" distL="0" distR="0" wp14:anchorId="1390EC05" wp14:editId="39BB46F8">
-            <wp:extent cx="3134162" cy="4305901"/>
-            <wp:effectExtent l="0" t="0" r="9525" b="0"/>
+          <wp:inline distT="0" distB="0" distL="0" distR="0" wp14:anchorId="1390EC05" wp14:editId="73EED849">
+            <wp:extent cx="1800225" cy="2473257"/>
+            <wp:effectExtent l="0" t="0" r="0" b="3810"/>
             <wp:docPr id="565959406" name="Picture 1"/>
             <wp:cNvGraphicFramePr>
               <a:graphicFrameLocks xmlns:a="http://schemas.openxmlformats.org/drawingml/2006/main" noChangeAspect="1"/>
@@ -1182,7 +1173,7 @@
                   <pic:spPr>
                     <a:xfrm>
                       <a:off x="0" y="0"/>
-                      <a:ext cx="3134162" cy="4305901"/>
+                      <a:ext cx="1803297" cy="2477478"/>
                     </a:xfrm>
                     <a:prstGeom prst="rect">
                       <a:avLst/>
@@ -1226,17 +1217,4314 @@
           <w:sz w:val="20"/>
           <w:szCs w:val="20"/>
         </w:rPr>
-        <w:t>Today, we talk about Sacrificial Developer.</w:t>
-      </w:r>
-    </w:p>
-    <w:p>
-      <w:pPr>
-        <w:rPr>
-          <w:rFonts w:cstheme="minorHAnsi"/>
-          <w:sz w:val="20"/>
-          <w:szCs w:val="20"/>
-        </w:rPr>
-      </w:pPr>
+        <w:t>Last week, we</w:t>
+      </w:r>
+      <w:r>
+        <w:rPr>
+          <w:rFonts w:cstheme="minorHAnsi"/>
+          <w:sz w:val="20"/>
+          <w:szCs w:val="20"/>
+        </w:rPr>
+        <w:t xml:space="preserve"> like to be a thoughtful witness with our words. </w:t>
+      </w:r>
+    </w:p>
+    <w:p>
+      <w:pPr>
+        <w:rPr>
+          <w:rFonts w:cstheme="minorHAnsi"/>
+          <w:sz w:val="20"/>
+          <w:szCs w:val="20"/>
+        </w:rPr>
+      </w:pPr>
+      <w:r>
+        <w:rPr>
+          <w:rFonts w:cstheme="minorHAnsi"/>
+          <w:sz w:val="20"/>
+          <w:szCs w:val="20"/>
+        </w:rPr>
+        <w:t>Today, we talk about Sacrificial Developer</w:t>
+      </w:r>
+      <w:r>
+        <w:rPr>
+          <w:rFonts w:cstheme="minorHAnsi"/>
+          <w:sz w:val="20"/>
+          <w:szCs w:val="20"/>
+        </w:rPr>
+        <w:t>, the fourth and final profile</w:t>
+      </w:r>
+      <w:r>
+        <w:rPr>
+          <w:rFonts w:cstheme="minorHAnsi"/>
+          <w:sz w:val="20"/>
+          <w:szCs w:val="20"/>
+        </w:rPr>
+        <w:t xml:space="preserve"> in our series.</w:t>
+      </w:r>
+    </w:p>
+    <w:p>
+      <w:pPr>
+        <w:rPr>
+          <w:rFonts w:cstheme="minorHAnsi"/>
+          <w:sz w:val="20"/>
+          <w:szCs w:val="20"/>
+        </w:rPr>
+      </w:pPr>
+    </w:p>
+    <w:p>
+      <w:pPr>
+        <w:rPr>
+          <w:rFonts w:cstheme="minorHAnsi"/>
+          <w:sz w:val="20"/>
+          <w:szCs w:val="20"/>
+        </w:rPr>
+      </w:pPr>
+      <w:r>
+        <w:rPr>
+          <w:rFonts w:cstheme="minorHAnsi"/>
+          <w:sz w:val="20"/>
+          <w:szCs w:val="20"/>
+        </w:rPr>
+        <w:t>2:</w:t>
+      </w:r>
+      <w:r>
+        <w:rPr>
+          <w:rFonts w:cstheme="minorHAnsi"/>
+          <w:sz w:val="20"/>
+          <w:szCs w:val="20"/>
+        </w:rPr>
+        <w:t>19</w:t>
+      </w:r>
+      <w:r>
+        <w:rPr>
+          <w:rFonts w:cstheme="minorHAnsi"/>
+          <w:sz w:val="20"/>
+          <w:szCs w:val="20"/>
+        </w:rPr>
+        <w:t>/33:40</w:t>
+      </w:r>
+    </w:p>
+    <w:p>
+      <w:pPr>
+        <w:rPr>
+          <w:rFonts w:cstheme="minorHAnsi"/>
+          <w:sz w:val="20"/>
+          <w:szCs w:val="20"/>
+        </w:rPr>
+      </w:pPr>
+      <w:r>
+        <w:rPr>
+          <w:rFonts w:cstheme="minorHAnsi"/>
+          <w:sz w:val="20"/>
+          <w:szCs w:val="20"/>
+        </w:rPr>
+        <w:t xml:space="preserve">Pray: </w:t>
+      </w:r>
+      <w:r>
+        <w:rPr>
+          <w:rFonts w:cstheme="minorHAnsi"/>
+          <w:sz w:val="20"/>
+          <w:szCs w:val="20"/>
+        </w:rPr>
+        <w:t>We pray for everyone along us and find peace.</w:t>
+      </w:r>
+    </w:p>
+    <w:p>
+      <w:pPr>
+        <w:rPr>
+          <w:rFonts w:cstheme="minorHAnsi"/>
+          <w:sz w:val="20"/>
+          <w:szCs w:val="20"/>
+        </w:rPr>
+      </w:pPr>
+    </w:p>
+    <w:p>
+      <w:pPr>
+        <w:rPr>
+          <w:rFonts w:cstheme="minorHAnsi"/>
+          <w:sz w:val="20"/>
+          <w:szCs w:val="20"/>
+        </w:rPr>
+      </w:pPr>
+      <w:r>
+        <w:rPr>
+          <w:rFonts w:cstheme="minorHAnsi"/>
+          <w:sz w:val="20"/>
+          <w:szCs w:val="20"/>
+        </w:rPr>
+        <w:t>5</w:t>
+      </w:r>
+      <w:r>
+        <w:rPr>
+          <w:rFonts w:cstheme="minorHAnsi"/>
+          <w:sz w:val="20"/>
+          <w:szCs w:val="20"/>
+        </w:rPr>
+        <w:t>:</w:t>
+      </w:r>
+      <w:r>
+        <w:rPr>
+          <w:rFonts w:cstheme="minorHAnsi"/>
+          <w:sz w:val="20"/>
+          <w:szCs w:val="20"/>
+        </w:rPr>
+        <w:t>48</w:t>
+      </w:r>
+      <w:r>
+        <w:rPr>
+          <w:rFonts w:cstheme="minorHAnsi"/>
+          <w:sz w:val="20"/>
+          <w:szCs w:val="20"/>
+        </w:rPr>
+        <w:t>/33:40</w:t>
+      </w:r>
+    </w:p>
+    <w:p>
+      <w:pPr>
+        <w:rPr>
+          <w:rFonts w:cstheme="minorHAnsi"/>
+          <w:sz w:val="20"/>
+          <w:szCs w:val="20"/>
+        </w:rPr>
+      </w:pPr>
+      <w:r>
+        <w:rPr>
+          <w:rFonts w:cstheme="minorHAnsi"/>
+          <w:sz w:val="20"/>
+          <w:szCs w:val="20"/>
+        </w:rPr>
+        <w:t xml:space="preserve">How is the way in their life. </w:t>
+      </w:r>
+    </w:p>
+    <w:p>
+      <w:pPr>
+        <w:rPr>
+          <w:rFonts w:cstheme="minorHAnsi"/>
+          <w:sz w:val="20"/>
+          <w:szCs w:val="20"/>
+        </w:rPr>
+      </w:pPr>
+    </w:p>
+    <w:p>
+      <w:pPr>
+        <w:rPr>
+          <w:rFonts w:cstheme="minorHAnsi"/>
+          <w:sz w:val="20"/>
+          <w:szCs w:val="20"/>
+        </w:rPr>
+      </w:pPr>
+      <w:r>
+        <w:rPr>
+          <w:rFonts w:cstheme="minorHAnsi"/>
+          <w:sz w:val="20"/>
+          <w:szCs w:val="20"/>
+        </w:rPr>
+        <w:lastRenderedPageBreak/>
+        <w:drawing>
+          <wp:inline distT="0" distB="0" distL="0" distR="0" wp14:anchorId="4725AE0F" wp14:editId="0640FD5A">
+            <wp:extent cx="4628791" cy="6600825"/>
+            <wp:effectExtent l="0" t="0" r="635" b="0"/>
+            <wp:docPr id="1009560002" name="Picture 1"/>
+            <wp:cNvGraphicFramePr>
+              <a:graphicFrameLocks xmlns:a="http://schemas.openxmlformats.org/drawingml/2006/main" noChangeAspect="1"/>
+            </wp:cNvGraphicFramePr>
+            <a:graphic xmlns:a="http://schemas.openxmlformats.org/drawingml/2006/main">
+              <a:graphicData uri="http://schemas.openxmlformats.org/drawingml/2006/picture">
+                <pic:pic xmlns:pic="http://schemas.openxmlformats.org/drawingml/2006/picture">
+                  <pic:nvPicPr>
+                    <pic:cNvPr id="1009560002" name=""/>
+                    <pic:cNvPicPr/>
+                  </pic:nvPicPr>
+                  <pic:blipFill>
+                    <a:blip r:embed="rId19"/>
+                    <a:stretch>
+                      <a:fillRect/>
+                    </a:stretch>
+                  </pic:blipFill>
+                  <pic:spPr>
+                    <a:xfrm>
+                      <a:off x="0" y="0"/>
+                      <a:ext cx="4645385" cy="6624489"/>
+                    </a:xfrm>
+                    <a:prstGeom prst="rect">
+                      <a:avLst/>
+                    </a:prstGeom>
+                  </pic:spPr>
+                </pic:pic>
+              </a:graphicData>
+            </a:graphic>
+          </wp:inline>
+        </w:drawing>
+      </w:r>
+    </w:p>
+    <w:p>
+      <w:pPr>
+        <w:rPr>
+          <w:rFonts w:cstheme="minorHAnsi"/>
+          <w:sz w:val="20"/>
+          <w:szCs w:val="20"/>
+        </w:rPr>
+      </w:pPr>
+      <w:r>
+        <w:rPr>
+          <w:rFonts w:cstheme="minorHAnsi"/>
+          <w:sz w:val="20"/>
+          <w:szCs w:val="20"/>
+        </w:rPr>
+        <w:t>Christopher Waklin Book:</w:t>
+      </w:r>
+    </w:p>
+    <w:p>
+      <w:pPr>
+        <w:rPr>
+          <w:rFonts w:cstheme="minorHAnsi"/>
+          <w:sz w:val="20"/>
+          <w:szCs w:val="20"/>
+        </w:rPr>
+      </w:pPr>
+      <w:r>
+        <w:rPr>
+          <w:rFonts w:cstheme="minorHAnsi"/>
+          <w:sz w:val="20"/>
+          <w:szCs w:val="20"/>
+        </w:rPr>
+        <w:t>Based on the image provided, here is the text extracted from top to bottom:</w:t>
+      </w:r>
+    </w:p>
+    <w:p>
+      <w:pPr>
+        <w:numPr>
+          <w:ilvl w:val="0"/>
+          <w:numId w:val="21"/>
+        </w:numPr>
+        <w:rPr>
+          <w:rFonts w:cstheme="minorHAnsi"/>
+          <w:sz w:val="20"/>
+          <w:szCs w:val="20"/>
+        </w:rPr>
+      </w:pPr>
+      <w:r>
+        <w:rPr>
+          <w:rFonts w:cstheme="minorHAnsi"/>
+          <w:sz w:val="20"/>
+          <w:szCs w:val="20"/>
+        </w:rPr>
+        <w:t>WHAT IS A FOLLOWER OF THE WAY?</w:t>
+      </w:r>
+    </w:p>
+    <w:p>
+      <w:pPr>
+        <w:numPr>
+          <w:ilvl w:val="0"/>
+          <w:numId w:val="21"/>
+        </w:numPr>
+        <w:rPr>
+          <w:rFonts w:cstheme="minorHAnsi"/>
+          <w:sz w:val="20"/>
+          <w:szCs w:val="20"/>
+        </w:rPr>
+      </w:pPr>
+      <w:r>
+        <w:rPr>
+          <w:rFonts w:cstheme="minorHAnsi"/>
+          <w:sz w:val="20"/>
+          <w:szCs w:val="20"/>
+        </w:rPr>
+        <w:t>FOREWORD BY TIMOTHY KELLER</w:t>
+      </w:r>
+    </w:p>
+    <w:p>
+      <w:pPr>
+        <w:numPr>
+          <w:ilvl w:val="0"/>
+          <w:numId w:val="21"/>
+        </w:numPr>
+        <w:rPr>
+          <w:rFonts w:cstheme="minorHAnsi"/>
+          <w:sz w:val="20"/>
+          <w:szCs w:val="20"/>
+        </w:rPr>
+      </w:pPr>
+      <w:r>
+        <w:rPr>
+          <w:rFonts w:cstheme="minorHAnsi"/>
+          <w:sz w:val="20"/>
+          <w:szCs w:val="20"/>
+        </w:rPr>
+        <w:t>BIBLICAL CRITICAL THEORY</w:t>
+      </w:r>
+    </w:p>
+    <w:p>
+      <w:pPr>
+        <w:numPr>
+          <w:ilvl w:val="0"/>
+          <w:numId w:val="21"/>
+        </w:numPr>
+        <w:rPr>
+          <w:rFonts w:cstheme="minorHAnsi"/>
+          <w:sz w:val="20"/>
+          <w:szCs w:val="20"/>
+        </w:rPr>
+      </w:pPr>
+      <w:r>
+        <w:rPr>
+          <w:rFonts w:cstheme="minorHAnsi"/>
+          <w:sz w:val="20"/>
+          <w:szCs w:val="20"/>
+        </w:rPr>
+        <w:t>How the Bible's Unfolding Story Makes Sense of Modern Life and Culture</w:t>
+      </w:r>
+    </w:p>
+    <w:p>
+      <w:pPr>
+        <w:numPr>
+          <w:ilvl w:val="0"/>
+          <w:numId w:val="21"/>
+        </w:numPr>
+        <w:rPr>
+          <w:rFonts w:cstheme="minorHAnsi"/>
+          <w:sz w:val="20"/>
+          <w:szCs w:val="20"/>
+        </w:rPr>
+      </w:pPr>
+      <w:r>
+        <w:rPr>
+          <w:rFonts w:cstheme="minorHAnsi"/>
+          <w:sz w:val="20"/>
+          <w:szCs w:val="20"/>
+        </w:rPr>
+        <w:t>CHRISTOPHER WATKIN</w:t>
+      </w:r>
+    </w:p>
+    <w:p>
+      <w:pPr>
+        <w:rPr>
+          <w:rFonts w:cstheme="minorHAnsi"/>
+          <w:sz w:val="20"/>
+          <w:szCs w:val="20"/>
+        </w:rPr>
+      </w:pPr>
+      <w:r>
+        <w:rPr>
+          <w:rFonts w:cstheme="minorHAnsi"/>
+          <w:sz w:val="20"/>
+          <w:szCs w:val="20"/>
+        </w:rPr>
+        <w:lastRenderedPageBreak/>
+        <w:t>(Note: The diagram in the center also features individual labels mapping various cultural and theological concepts</w:t>
+      </w:r>
+      <w:r>
+        <w:rPr>
+          <w:rFonts w:cstheme="minorHAnsi"/>
+          <w:sz w:val="20"/>
+          <w:szCs w:val="20"/>
+        </w:rPr>
+        <w:t xml:space="preserve">: </w:t>
+      </w:r>
+      <w:r>
+        <w:rPr>
+          <w:rFonts w:cstheme="minorHAnsi"/>
+          <w:sz w:val="20"/>
+          <w:szCs w:val="20"/>
+        </w:rPr>
+        <w:t>Modernity, Creation, Philosophy, Capitalism, The Cross, Incarnation, Ecology, Diversity, Politics, Power, Wisdom, Eschatology, and The Individual).</w:t>
+      </w:r>
+    </w:p>
+    <w:p>
+      <w:pPr>
+        <w:rPr>
+          <w:rFonts w:cstheme="minorHAnsi"/>
+          <w:sz w:val="20"/>
+          <w:szCs w:val="20"/>
+        </w:rPr>
+      </w:pPr>
+      <w:r>
+        <w:rPr>
+          <w:rFonts w:cstheme="minorHAnsi"/>
+          <w:sz w:val="20"/>
+          <w:szCs w:val="20"/>
+        </w:rPr>
+        <w:t>Blue Line: Modernity, Incarnation, Ecology</w:t>
+      </w:r>
+    </w:p>
+    <w:p>
+      <w:pPr>
+        <w:rPr>
+          <w:rFonts w:cstheme="minorHAnsi"/>
+          <w:sz w:val="20"/>
+          <w:szCs w:val="20"/>
+        </w:rPr>
+      </w:pPr>
+      <w:r>
+        <w:rPr>
+          <w:rFonts w:cstheme="minorHAnsi"/>
+          <w:sz w:val="20"/>
+          <w:szCs w:val="20"/>
+        </w:rPr>
+        <w:t>Red Line: Creation, Capitalization Philosophy</w:t>
+      </w:r>
+    </w:p>
+    <w:p>
+      <w:pPr>
+        <w:rPr>
+          <w:rFonts w:cstheme="minorHAnsi"/>
+          <w:sz w:val="20"/>
+          <w:szCs w:val="20"/>
+        </w:rPr>
+      </w:pPr>
+      <w:r>
+        <w:rPr>
+          <w:rFonts w:cstheme="minorHAnsi"/>
+          <w:sz w:val="20"/>
+          <w:szCs w:val="20"/>
+        </w:rPr>
+        <w:t>Light Gray Line: The Cross, Power, Wisdom</w:t>
+      </w:r>
+    </w:p>
+    <w:p>
+      <w:pPr>
+        <w:rPr>
+          <w:rFonts w:cstheme="minorHAnsi"/>
+          <w:sz w:val="20"/>
+          <w:szCs w:val="20"/>
+        </w:rPr>
+      </w:pPr>
+      <w:r>
+        <w:rPr>
+          <w:rFonts w:cstheme="minorHAnsi"/>
+          <w:sz w:val="20"/>
+          <w:szCs w:val="20"/>
+        </w:rPr>
+        <w:t>Green Line: The Cross</w:t>
+      </w:r>
+    </w:p>
+    <w:p>
+      <w:pPr>
+        <w:rPr>
+          <w:rFonts w:cstheme="minorHAnsi"/>
+          <w:sz w:val="20"/>
+          <w:szCs w:val="20"/>
+        </w:rPr>
+      </w:pPr>
+      <w:r>
+        <w:rPr>
+          <w:rFonts w:cstheme="minorHAnsi"/>
+          <w:sz w:val="20"/>
+          <w:szCs w:val="20"/>
+        </w:rPr>
+        <w:t>Orange Line: Eschatology</w:t>
+      </w:r>
+    </w:p>
+    <w:p>
+      <w:pPr>
+        <w:rPr>
+          <w:rFonts w:cstheme="minorHAnsi"/>
+          <w:sz w:val="20"/>
+          <w:szCs w:val="20"/>
+        </w:rPr>
+      </w:pPr>
+      <w:r>
+        <w:rPr>
+          <w:rFonts w:cstheme="minorHAnsi"/>
+          <w:sz w:val="20"/>
+          <w:szCs w:val="20"/>
+        </w:rPr>
+        <w:t>Gray Line: The individual, The Cross</w:t>
+      </w:r>
+    </w:p>
+    <w:p>
+      <w:pPr>
+        <w:rPr>
+          <w:rFonts w:cstheme="minorHAnsi"/>
+          <w:sz w:val="20"/>
+          <w:szCs w:val="20"/>
+        </w:rPr>
+      </w:pPr>
+    </w:p>
+    <w:p>
+      <w:pPr>
+        <w:rPr>
+          <w:rFonts w:cstheme="minorHAnsi"/>
+          <w:sz w:val="20"/>
+          <w:szCs w:val="20"/>
+        </w:rPr>
+      </w:pPr>
+      <w:r>
+        <w:rPr>
+          <w:rFonts w:cstheme="minorHAnsi"/>
+          <w:sz w:val="20"/>
+          <w:szCs w:val="20"/>
+        </w:rPr>
+        <w:t>how Christopher Watkin's book Biblical Critical Theory connects to Menlo Church's question, "What is a Follower of the Way?"</w:t>
+      </w:r>
+    </w:p>
+    <w:p>
+      <w:pPr>
+        <w:rPr>
+          <w:rFonts w:cstheme="minorHAnsi"/>
+          <w:sz w:val="20"/>
+          <w:szCs w:val="20"/>
+        </w:rPr>
+      </w:pPr>
+      <w:r>
+        <w:rPr>
+          <w:rFonts w:cstheme="minorHAnsi"/>
+          <w:sz w:val="20"/>
+          <w:szCs w:val="20"/>
+        </w:rPr>
+        <w:t>AI Mode Conversation: Skip navigation Search or ask a question Create 9+ Avatar image The Vapor (Sacrificial Developer) | What Is A Follower Of the Way?</w:t>
+      </w:r>
+    </w:p>
+    <w:p>
+      <w:pPr>
+        <w:rPr>
+          <w:rFonts w:cstheme="minorHAnsi"/>
+          <w:sz w:val="20"/>
+          <w:szCs w:val="20"/>
+        </w:rPr>
+      </w:pPr>
+      <w:r>
+        <w:rPr>
+          <w:rFonts w:cstheme="minorHAnsi"/>
+          <w:sz w:val="20"/>
+          <w:szCs w:val="20"/>
+        </w:rPr>
+        <w:t>Skip navigation Search or ask a question Create 9+ Avatar image The Vapor (Sacrificial Developer) | What Is A Follower Of the Way?</w:t>
+      </w:r>
+    </w:p>
+    <w:p>
+      <w:pPr>
+        <w:rPr>
+          <w:rFonts w:cstheme="minorHAnsi"/>
+          <w:sz w:val="20"/>
+          <w:szCs w:val="20"/>
+        </w:rPr>
+      </w:pPr>
+      <w:r>
+        <w:rPr>
+          <w:rFonts w:cstheme="minorHAnsi"/>
+          <w:sz w:val="20"/>
+          <w:szCs w:val="20"/>
+        </w:rPr>
+        <w:t xml:space="preserve">A </w:t>
+      </w:r>
+      <w:r>
+        <w:rPr>
+          <w:rFonts w:cstheme="minorHAnsi"/>
+          <w:b/>
+          <w:bCs/>
+          <w:sz w:val="20"/>
+          <w:szCs w:val="20"/>
+        </w:rPr>
+        <w:t>“follower of the Way”</w:t>
+      </w:r>
+      <w:r>
+        <w:rPr>
+          <w:rFonts w:cstheme="minorHAnsi"/>
+          <w:sz w:val="20"/>
+          <w:szCs w:val="20"/>
+        </w:rPr>
+        <w:t xml:space="preserve"> historically refers to the earliest </w:t>
+      </w:r>
+      <w:r>
+        <w:rPr>
+          <w:rFonts w:cstheme="minorHAnsi"/>
+          <w:b/>
+          <w:bCs/>
+          <w:sz w:val="20"/>
+          <w:szCs w:val="20"/>
+        </w:rPr>
+        <w:t>believers in Jesus</w:t>
+      </w:r>
+      <w:r>
+        <w:rPr>
+          <w:rFonts w:cstheme="minorHAnsi"/>
+          <w:sz w:val="20"/>
+          <w:szCs w:val="20"/>
+        </w:rPr>
+        <w:t xml:space="preserve"> before they were formally called Christians. The term highlights an active, daily commitment to following Jesus' lifestyle, teachings, and path. [</w:t>
+      </w:r>
+      <w:hyperlink r:id="rId20" w:history="1">
+        <w:r>
+          <w:rPr>
+            <w:rStyle w:val="Hyperlink"/>
+            <w:rFonts w:cstheme="minorHAnsi"/>
+            <w:sz w:val="20"/>
+            <w:szCs w:val="20"/>
+          </w:rPr>
+          <w:t>1</w:t>
+        </w:r>
+      </w:hyperlink>
+      <w:r>
+        <w:rPr>
+          <w:rFonts w:cstheme="minorHAnsi"/>
+          <w:sz w:val="20"/>
+          <w:szCs w:val="20"/>
+        </w:rPr>
+        <w:t xml:space="preserve">, </w:t>
+      </w:r>
+      <w:hyperlink r:id="rId21" w:history="1">
+        <w:r>
+          <w:rPr>
+            <w:rStyle w:val="Hyperlink"/>
+            <w:rFonts w:cstheme="minorHAnsi"/>
+            <w:sz w:val="20"/>
+            <w:szCs w:val="20"/>
+          </w:rPr>
+          <w:t>2</w:t>
+        </w:r>
+      </w:hyperlink>
+      <w:r>
+        <w:rPr>
+          <w:rFonts w:cstheme="minorHAnsi"/>
+          <w:sz w:val="20"/>
+          <w:szCs w:val="20"/>
+        </w:rPr>
+        <w:t>]</w:t>
+      </w:r>
+    </w:p>
+    <w:p>
+      <w:pPr>
+        <w:rPr>
+          <w:rFonts w:cstheme="minorHAnsi"/>
+          <w:sz w:val="20"/>
+          <w:szCs w:val="20"/>
+        </w:rPr>
+      </w:pPr>
+      <w:r>
+        <w:rPr>
+          <w:rFonts w:cstheme="minorHAnsi"/>
+          <w:sz w:val="20"/>
+          <w:szCs w:val="20"/>
+        </w:rPr>
+        <w:t xml:space="preserve">This specific phrasing, </w:t>
+      </w:r>
+      <w:r>
+        <w:rPr>
+          <w:rFonts w:cstheme="minorHAnsi"/>
+          <w:b/>
+          <w:bCs/>
+          <w:sz w:val="20"/>
+          <w:szCs w:val="20"/>
+        </w:rPr>
+        <w:t>“The Vapor (Sacrificial Developer) | What Is A Follower Of the Way?”</w:t>
+      </w:r>
+      <w:r>
+        <w:rPr>
+          <w:rFonts w:cstheme="minorHAnsi"/>
+          <w:sz w:val="20"/>
+          <w:szCs w:val="20"/>
+        </w:rPr>
+        <w:t xml:space="preserve">, is the title of a sermon from a series by </w:t>
+      </w:r>
+      <w:hyperlink r:id="rId22" w:tgtFrame="_blank" w:history="1">
+        <w:r>
+          <w:rPr>
+            <w:rStyle w:val="Hyperlink"/>
+            <w:rFonts w:cstheme="minorHAnsi"/>
+            <w:sz w:val="20"/>
+            <w:szCs w:val="20"/>
+          </w:rPr>
+          <w:t>Menlo Church</w:t>
+        </w:r>
+      </w:hyperlink>
+      <w:r>
+        <w:rPr>
+          <w:rFonts w:cstheme="minorHAnsi"/>
+          <w:sz w:val="20"/>
+          <w:szCs w:val="20"/>
+        </w:rPr>
+        <w:t>. [</w:t>
+      </w:r>
+      <w:hyperlink r:id="rId23" w:history="1">
+        <w:r>
+          <w:rPr>
+            <w:rStyle w:val="Hyperlink"/>
+            <w:rFonts w:cstheme="minorHAnsi"/>
+            <w:sz w:val="20"/>
+            <w:szCs w:val="20"/>
+          </w:rPr>
+          <w:t>1</w:t>
+        </w:r>
+      </w:hyperlink>
+      <w:r>
+        <w:rPr>
+          <w:rFonts w:cstheme="minorHAnsi"/>
+          <w:sz w:val="20"/>
+          <w:szCs w:val="20"/>
+        </w:rPr>
+        <w:t>]</w:t>
+      </w:r>
+    </w:p>
+    <w:p>
+      <w:pPr>
+        <w:rPr>
+          <w:rFonts w:cstheme="minorHAnsi"/>
+          <w:sz w:val="20"/>
+          <w:szCs w:val="20"/>
+        </w:rPr>
+      </w:pPr>
+      <w:r>
+        <w:rPr>
+          <w:rFonts w:cstheme="minorHAnsi"/>
+          <w:sz w:val="20"/>
+          <w:szCs w:val="20"/>
+        </w:rPr>
+        <w:t>The concept of a "Sacrificial Developer" breaks down into a few core biblical teachings focused on the Book of James: [</w:t>
+      </w:r>
+      <w:hyperlink r:id="rId24" w:history="1">
+        <w:r>
+          <w:rPr>
+            <w:rStyle w:val="Hyperlink"/>
+            <w:rFonts w:cstheme="minorHAnsi"/>
+            <w:sz w:val="20"/>
+            <w:szCs w:val="20"/>
+          </w:rPr>
+          <w:t>1</w:t>
+        </w:r>
+      </w:hyperlink>
+      <w:r>
+        <w:rPr>
+          <w:rFonts w:cstheme="minorHAnsi"/>
+          <w:sz w:val="20"/>
+          <w:szCs w:val="20"/>
+        </w:rPr>
+        <w:t xml:space="preserve">, </w:t>
+      </w:r>
+      <w:hyperlink r:id="rId25" w:history="1">
+        <w:r>
+          <w:rPr>
+            <w:rStyle w:val="Hyperlink"/>
+            <w:rFonts w:cstheme="minorHAnsi"/>
+            <w:sz w:val="20"/>
+            <w:szCs w:val="20"/>
+          </w:rPr>
+          <w:t>2</w:t>
+        </w:r>
+      </w:hyperlink>
+      <w:r>
+        <w:rPr>
+          <w:rFonts w:cstheme="minorHAnsi"/>
+          <w:sz w:val="20"/>
+          <w:szCs w:val="20"/>
+        </w:rPr>
+        <w:t>]</w:t>
+      </w:r>
+    </w:p>
+    <w:p>
+      <w:pPr>
+        <w:numPr>
+          <w:ilvl w:val="0"/>
+          <w:numId w:val="22"/>
+        </w:numPr>
+        <w:rPr>
+          <w:rFonts w:cstheme="minorHAnsi"/>
+          <w:sz w:val="20"/>
+          <w:szCs w:val="20"/>
+        </w:rPr>
+      </w:pPr>
+      <w:r>
+        <w:rPr>
+          <w:rFonts w:cstheme="minorHAnsi"/>
+          <w:b/>
+          <w:bCs/>
+          <w:sz w:val="20"/>
+          <w:szCs w:val="20"/>
+        </w:rPr>
+        <w:t>The Vapor Mindset:</w:t>
+      </w:r>
+      <w:r>
+        <w:rPr>
+          <w:rFonts w:cstheme="minorHAnsi"/>
+          <w:sz w:val="20"/>
+          <w:szCs w:val="20"/>
+        </w:rPr>
+        <w:t xml:space="preserve"> Drawing from James 4:14, our lives are described as a </w:t>
+      </w:r>
+      <w:r>
+        <w:rPr>
+          <w:rFonts w:cstheme="minorHAnsi"/>
+          <w:i/>
+          <w:iCs/>
+          <w:sz w:val="20"/>
+          <w:szCs w:val="20"/>
+        </w:rPr>
+        <w:t>“mist that appears for a little time and then vanishes”</w:t>
+      </w:r>
+      <w:r>
+        <w:rPr>
+          <w:rFonts w:cstheme="minorHAnsi"/>
+          <w:sz w:val="20"/>
+          <w:szCs w:val="20"/>
+        </w:rPr>
+        <w:t>. Recognizing that time is incredibly short changes how a follower views success, security, and legacy. [</w:t>
+      </w:r>
+      <w:hyperlink r:id="rId26" w:history="1">
+        <w:r>
+          <w:rPr>
+            <w:rStyle w:val="Hyperlink"/>
+            <w:rFonts w:cstheme="minorHAnsi"/>
+            <w:sz w:val="20"/>
+            <w:szCs w:val="20"/>
+          </w:rPr>
+          <w:t>1</w:t>
+        </w:r>
+      </w:hyperlink>
+      <w:r>
+        <w:rPr>
+          <w:rFonts w:cstheme="minorHAnsi"/>
+          <w:sz w:val="20"/>
+          <w:szCs w:val="20"/>
+        </w:rPr>
+        <w:t>]</w:t>
+      </w:r>
+    </w:p>
+    <w:p>
+      <w:pPr>
+        <w:numPr>
+          <w:ilvl w:val="0"/>
+          <w:numId w:val="22"/>
+        </w:numPr>
+        <w:rPr>
+          <w:rFonts w:cstheme="minorHAnsi"/>
+          <w:sz w:val="20"/>
+          <w:szCs w:val="20"/>
+        </w:rPr>
+      </w:pPr>
+      <w:r>
+        <w:rPr>
+          <w:rFonts w:cstheme="minorHAnsi"/>
+          <w:b/>
+          <w:bCs/>
+          <w:sz w:val="20"/>
+          <w:szCs w:val="20"/>
+        </w:rPr>
+        <w:t>Shifting from Accumulation to Development:</w:t>
+      </w:r>
+      <w:r>
+        <w:rPr>
+          <w:rFonts w:cstheme="minorHAnsi"/>
+          <w:sz w:val="20"/>
+          <w:szCs w:val="20"/>
+        </w:rPr>
+        <w:t xml:space="preserve"> Instead of asking </w:t>
+      </w:r>
+      <w:r>
+        <w:rPr>
+          <w:rFonts w:cstheme="minorHAnsi"/>
+          <w:i/>
+          <w:iCs/>
+          <w:sz w:val="20"/>
+          <w:szCs w:val="20"/>
+        </w:rPr>
+        <w:t>"How can I accumulate?"</w:t>
+      </w:r>
+      <w:r>
+        <w:rPr>
+          <w:rFonts w:cstheme="minorHAnsi"/>
+          <w:sz w:val="20"/>
+          <w:szCs w:val="20"/>
+        </w:rPr>
+        <w:t xml:space="preserve">, a Sacrificial Developer asks, </w:t>
+      </w:r>
+      <w:r>
+        <w:rPr>
+          <w:rFonts w:cstheme="minorHAnsi"/>
+          <w:i/>
+          <w:iCs/>
+          <w:sz w:val="20"/>
+          <w:szCs w:val="20"/>
+        </w:rPr>
+        <w:t>“How can I develop others before my mist evaporates?”</w:t>
+      </w:r>
+      <w:r>
+        <w:rPr>
+          <w:rFonts w:cstheme="minorHAnsi"/>
+          <w:sz w:val="20"/>
+          <w:szCs w:val="20"/>
+        </w:rPr>
+        <w:t xml:space="preserve"> They view their time, talents, and finances as resources to be stewarded for the benefit of others rather than hoarded for themselves. [</w:t>
+      </w:r>
+      <w:hyperlink r:id="rId27" w:history="1">
+        <w:r>
+          <w:rPr>
+            <w:rStyle w:val="Hyperlink"/>
+            <w:rFonts w:cstheme="minorHAnsi"/>
+            <w:sz w:val="20"/>
+            <w:szCs w:val="20"/>
+          </w:rPr>
+          <w:t>1</w:t>
+        </w:r>
+      </w:hyperlink>
+      <w:r>
+        <w:rPr>
+          <w:rFonts w:cstheme="minorHAnsi"/>
+          <w:sz w:val="20"/>
+          <w:szCs w:val="20"/>
+        </w:rPr>
+        <w:t xml:space="preserve">, </w:t>
+      </w:r>
+      <w:hyperlink r:id="rId28" w:history="1">
+        <w:r>
+          <w:rPr>
+            <w:rStyle w:val="Hyperlink"/>
+            <w:rFonts w:cstheme="minorHAnsi"/>
+            <w:sz w:val="20"/>
+            <w:szCs w:val="20"/>
+          </w:rPr>
+          <w:t>2</w:t>
+        </w:r>
+      </w:hyperlink>
+      <w:r>
+        <w:rPr>
+          <w:rFonts w:cstheme="minorHAnsi"/>
+          <w:sz w:val="20"/>
+          <w:szCs w:val="20"/>
+        </w:rPr>
+        <w:t>]</w:t>
+      </w:r>
+    </w:p>
+    <w:p>
+      <w:pPr>
+        <w:numPr>
+          <w:ilvl w:val="0"/>
+          <w:numId w:val="22"/>
+        </w:numPr>
+        <w:rPr>
+          <w:rFonts w:cstheme="minorHAnsi"/>
+          <w:sz w:val="20"/>
+          <w:szCs w:val="20"/>
+        </w:rPr>
+      </w:pPr>
+      <w:r>
+        <w:rPr>
+          <w:rFonts w:cstheme="minorHAnsi"/>
+          <w:b/>
+          <w:bCs/>
+          <w:sz w:val="20"/>
+          <w:szCs w:val="20"/>
+        </w:rPr>
+        <w:t>Three Core Postures:</w:t>
+      </w:r>
+      <w:r>
+        <w:rPr>
+          <w:rFonts w:cstheme="minorHAnsi"/>
+          <w:sz w:val="20"/>
+          <w:szCs w:val="20"/>
+        </w:rPr>
+        <w:t xml:space="preserve"> The message outlines that a Sacrificial Developer lives with three specific spiritual postures:</w:t>
+      </w:r>
+    </w:p>
+    <w:p>
+      <w:pPr>
+        <w:numPr>
+          <w:ilvl w:val="1"/>
+          <w:numId w:val="22"/>
+        </w:numPr>
+        <w:rPr>
+          <w:rFonts w:cstheme="minorHAnsi"/>
+          <w:sz w:val="20"/>
+          <w:szCs w:val="20"/>
+        </w:rPr>
+      </w:pPr>
+      <w:r>
+        <w:rPr>
+          <w:rFonts w:cstheme="minorHAnsi"/>
+          <w:b/>
+          <w:bCs/>
+          <w:sz w:val="20"/>
+          <w:szCs w:val="20"/>
+        </w:rPr>
+        <w:t>Open-minded:</w:t>
+      </w:r>
+      <w:r>
+        <w:rPr>
+          <w:rFonts w:cstheme="minorHAnsi"/>
+          <w:sz w:val="20"/>
+          <w:szCs w:val="20"/>
+        </w:rPr>
+        <w:t xml:space="preserve"> Framing personal plans as questions for God (</w:t>
+      </w:r>
+      <w:r>
+        <w:rPr>
+          <w:rFonts w:cstheme="minorHAnsi"/>
+          <w:i/>
+          <w:iCs/>
+          <w:sz w:val="20"/>
+          <w:szCs w:val="20"/>
+        </w:rPr>
+        <w:t>"If the Lord wills"</w:t>
+      </w:r>
+      <w:r>
+        <w:rPr>
+          <w:rFonts w:cstheme="minorHAnsi"/>
+          <w:sz w:val="20"/>
+          <w:szCs w:val="20"/>
+        </w:rPr>
+        <w:t>) rather than absolute assertions.</w:t>
+      </w:r>
+    </w:p>
+    <w:p>
+      <w:pPr>
+        <w:numPr>
+          <w:ilvl w:val="1"/>
+          <w:numId w:val="22"/>
+        </w:numPr>
+        <w:rPr>
+          <w:rFonts w:cstheme="minorHAnsi"/>
+          <w:sz w:val="20"/>
+          <w:szCs w:val="20"/>
+        </w:rPr>
+      </w:pPr>
+      <w:r>
+        <w:rPr>
+          <w:rFonts w:cstheme="minorHAnsi"/>
+          <w:b/>
+          <w:bCs/>
+          <w:sz w:val="20"/>
+          <w:szCs w:val="20"/>
+        </w:rPr>
+        <w:t>Open-hearted:</w:t>
+      </w:r>
+      <w:r>
+        <w:rPr>
+          <w:rFonts w:cstheme="minorHAnsi"/>
+          <w:sz w:val="20"/>
+          <w:szCs w:val="20"/>
+        </w:rPr>
+        <w:t xml:space="preserve"> Pausing long enough to truly notice and value the people our everyday lives depend on.</w:t>
+      </w:r>
+    </w:p>
+    <w:p>
+      <w:pPr>
+        <w:numPr>
+          <w:ilvl w:val="1"/>
+          <w:numId w:val="22"/>
+        </w:numPr>
+        <w:rPr>
+          <w:rFonts w:cstheme="minorHAnsi"/>
+          <w:sz w:val="20"/>
+          <w:szCs w:val="20"/>
+        </w:rPr>
+      </w:pPr>
+      <w:r>
+        <w:rPr>
+          <w:rFonts w:cstheme="minorHAnsi"/>
+          <w:b/>
+          <w:bCs/>
+          <w:sz w:val="20"/>
+          <w:szCs w:val="20"/>
+        </w:rPr>
+        <w:t>Open-handed:</w:t>
+      </w:r>
+      <w:r>
+        <w:rPr>
+          <w:rFonts w:cstheme="minorHAnsi"/>
+          <w:sz w:val="20"/>
+          <w:szCs w:val="20"/>
+        </w:rPr>
+        <w:t xml:space="preserve"> Remaining ready to let resources flow toward others, leaning heavily into generous impulses. [</w:t>
+      </w:r>
+      <w:hyperlink r:id="rId29" w:history="1">
+        <w:r>
+          <w:rPr>
+            <w:rStyle w:val="Hyperlink"/>
+            <w:rFonts w:cstheme="minorHAnsi"/>
+            <w:sz w:val="20"/>
+            <w:szCs w:val="20"/>
+          </w:rPr>
+          <w:t>1</w:t>
+        </w:r>
+      </w:hyperlink>
+      <w:r>
+        <w:rPr>
+          <w:rFonts w:cstheme="minorHAnsi"/>
+          <w:sz w:val="20"/>
+          <w:szCs w:val="20"/>
+        </w:rPr>
+        <w:t>]</w:t>
+      </w:r>
+    </w:p>
+    <w:p>
+      <w:pPr>
+        <w:rPr>
+          <w:rFonts w:cstheme="minorHAnsi"/>
+          <w:sz w:val="20"/>
+          <w:szCs w:val="20"/>
+        </w:rPr>
+      </w:pPr>
+      <w:r>
+        <w:rPr>
+          <w:rFonts w:cstheme="minorHAnsi"/>
+          <w:sz w:val="20"/>
+          <w:szCs w:val="20"/>
+        </w:rPr>
+        <w:t xml:space="preserve">In the broader context of the Menlo Church sermon series, being a follower of the Way is defined by four distinct identities: an </w:t>
+      </w:r>
+      <w:r>
+        <w:rPr>
+          <w:rFonts w:cstheme="minorHAnsi"/>
+          <w:b/>
+          <w:bCs/>
+          <w:sz w:val="20"/>
+          <w:szCs w:val="20"/>
+        </w:rPr>
+        <w:t>Undivided Follower</w:t>
+      </w:r>
+      <w:r>
+        <w:rPr>
+          <w:rFonts w:cstheme="minorHAnsi"/>
+          <w:sz w:val="20"/>
+          <w:szCs w:val="20"/>
+        </w:rPr>
+        <w:t xml:space="preserve">, an </w:t>
+      </w:r>
+      <w:r>
+        <w:rPr>
+          <w:rFonts w:cstheme="minorHAnsi"/>
+          <w:b/>
+          <w:bCs/>
+          <w:sz w:val="20"/>
+          <w:szCs w:val="20"/>
+        </w:rPr>
+        <w:t>Unhurried Friend</w:t>
+      </w:r>
+      <w:r>
+        <w:rPr>
+          <w:rFonts w:cstheme="minorHAnsi"/>
+          <w:sz w:val="20"/>
+          <w:szCs w:val="20"/>
+        </w:rPr>
+        <w:t xml:space="preserve">, a </w:t>
+      </w:r>
+      <w:r>
+        <w:rPr>
+          <w:rFonts w:cstheme="minorHAnsi"/>
+          <w:b/>
+          <w:bCs/>
+          <w:sz w:val="20"/>
+          <w:szCs w:val="20"/>
+        </w:rPr>
+        <w:t>Thoughtful Witness</w:t>
+      </w:r>
+      <w:r>
+        <w:rPr>
+          <w:rFonts w:cstheme="minorHAnsi"/>
+          <w:sz w:val="20"/>
+          <w:szCs w:val="20"/>
+        </w:rPr>
+        <w:t xml:space="preserve">, and a </w:t>
+      </w:r>
+      <w:r>
+        <w:rPr>
+          <w:rFonts w:cstheme="minorHAnsi"/>
+          <w:b/>
+          <w:bCs/>
+          <w:sz w:val="20"/>
+          <w:szCs w:val="20"/>
+        </w:rPr>
+        <w:t>Sacrificial Developer</w:t>
+      </w:r>
+      <w:r>
+        <w:rPr>
+          <w:rFonts w:cstheme="minorHAnsi"/>
+          <w:sz w:val="20"/>
+          <w:szCs w:val="20"/>
+        </w:rPr>
+        <w:t>. [</w:t>
+      </w:r>
+      <w:hyperlink r:id="rId30" w:history="1">
+        <w:r>
+          <w:rPr>
+            <w:rStyle w:val="Hyperlink"/>
+            <w:rFonts w:cstheme="minorHAnsi"/>
+            <w:sz w:val="20"/>
+            <w:szCs w:val="20"/>
+          </w:rPr>
+          <w:t>1</w:t>
+        </w:r>
+      </w:hyperlink>
+      <w:r>
+        <w:rPr>
+          <w:rFonts w:cstheme="minorHAnsi"/>
+          <w:sz w:val="20"/>
+          <w:szCs w:val="20"/>
+        </w:rPr>
+        <w:t>]</w:t>
+      </w:r>
+    </w:p>
+    <w:p>
+      <w:pPr>
+        <w:rPr>
+          <w:rFonts w:cstheme="minorHAnsi"/>
+          <w:sz w:val="20"/>
+          <w:szCs w:val="20"/>
+        </w:rPr>
+      </w:pPr>
+      <w:r>
+        <w:rPr>
+          <w:rFonts w:cstheme="minorHAnsi"/>
+          <w:sz w:val="20"/>
+          <w:szCs w:val="20"/>
+        </w:rPr>
+        <w:t xml:space="preserve">Are you studying this specific </w:t>
+      </w:r>
+      <w:r>
+        <w:rPr>
+          <w:rFonts w:cstheme="minorHAnsi"/>
+          <w:b/>
+          <w:bCs/>
+          <w:sz w:val="20"/>
+          <w:szCs w:val="20"/>
+        </w:rPr>
+        <w:t>sermon series</w:t>
+      </w:r>
+      <w:r>
+        <w:rPr>
+          <w:rFonts w:cstheme="minorHAnsi"/>
+          <w:sz w:val="20"/>
+          <w:szCs w:val="20"/>
+        </w:rPr>
+        <w:t xml:space="preserve"> for a life group, or would you like to explore the </w:t>
+      </w:r>
+      <w:r>
+        <w:rPr>
+          <w:rFonts w:cstheme="minorHAnsi"/>
+          <w:b/>
+          <w:bCs/>
+          <w:sz w:val="20"/>
+          <w:szCs w:val="20"/>
+        </w:rPr>
+        <w:t>biblical context</w:t>
+      </w:r>
+      <w:r>
+        <w:rPr>
+          <w:rFonts w:cstheme="minorHAnsi"/>
+          <w:sz w:val="20"/>
+          <w:szCs w:val="20"/>
+        </w:rPr>
+        <w:t xml:space="preserve"> of the early "Followers of the Way" in the book of Acts?</w:t>
+      </w:r>
+    </w:p>
+    <w:p>
+      <w:pPr>
+        <w:numPr>
+          <w:ilvl w:val="0"/>
+          <w:numId w:val="23"/>
+        </w:numPr>
+        <w:rPr>
+          <w:rFonts w:cstheme="minorHAnsi"/>
+          <w:sz w:val="20"/>
+          <w:szCs w:val="20"/>
+        </w:rPr>
+      </w:pPr>
+      <w:r>
+        <w:rPr>
+          <w:rFonts w:cstheme="minorHAnsi"/>
+          <w:sz w:val="20"/>
+          <w:szCs w:val="20"/>
+        </w:rPr>
+        <w:drawing>
+          <wp:inline distT="0" distB="0" distL="0" distR="0" wp14:anchorId="181CB5D1" wp14:editId="60F4B74E">
+            <wp:extent cx="152400" cy="152400"/>
+            <wp:effectExtent l="0" t="0" r="0" b="0"/>
+            <wp:docPr id="450112738" name="Picture 52"/>
+            <wp:cNvGraphicFramePr>
+              <a:graphicFrameLocks xmlns:a="http://schemas.openxmlformats.org/drawingml/2006/main" noChangeAspect="1"/>
+            </wp:cNvGraphicFramePr>
+            <a:graphic xmlns:a="http://schemas.openxmlformats.org/drawingml/2006/main">
+              <a:graphicData uri="http://schemas.openxmlformats.org/drawingml/2006/picture">
+                <pic:pic xmlns:pic="http://schemas.openxmlformats.org/drawingml/2006/picture">
+                  <pic:nvPicPr>
+                    <pic:cNvPr id="0" name="Picture 196"/>
+                    <pic:cNvPicPr>
+                      <a:picLocks noChangeAspect="1" noChangeArrowheads="1"/>
+                    </pic:cNvPicPr>
+                  </pic:nvPicPr>
+                  <pic:blipFill>
+                    <a:blip r:embed="rId31">
+                      <a:extLst>
+                        <a:ext uri="{28A0092B-C50C-407E-A947-70E740481C1C}">
+                          <a14:useLocalDpi xmlns:a14="http://schemas.microsoft.com/office/drawing/2010/main" val="0"/>
+                        </a:ext>
+                      </a:extLst>
+                    </a:blip>
+                    <a:srcRect/>
+                    <a:stretch>
+                      <a:fillRect/>
+                    </a:stretch>
+                  </pic:blipFill>
+                  <pic:spPr bwMode="auto">
+                    <a:xfrm>
+                      <a:off x="0" y="0"/>
+                      <a:ext cx="152400" cy="152400"/>
+                    </a:xfrm>
+                    <a:prstGeom prst="rect">
+                      <a:avLst/>
+                    </a:prstGeom>
+                    <a:noFill/>
+                    <a:ln>
+                      <a:noFill/>
+                    </a:ln>
+                  </pic:spPr>
+                </pic:pic>
+              </a:graphicData>
+            </a:graphic>
+          </wp:inline>
+        </w:drawing>
+      </w:r>
+    </w:p>
+    <w:p>
+      <w:pPr>
+        <w:rPr>
+          <w:rFonts w:cstheme="minorHAnsi"/>
+          <w:sz w:val="20"/>
+          <w:szCs w:val="20"/>
+        </w:rPr>
+      </w:pPr>
+      <w:r>
+        <w:rPr>
+          <w:rFonts w:cstheme="minorHAnsi"/>
+          <w:sz w:val="20"/>
+          <w:szCs w:val="20"/>
+        </w:rPr>
+        <w:t xml:space="preserve">Bethany </w:t>
+      </w:r>
+      <w:proofErr w:type="spellStart"/>
+      <w:r>
+        <w:rPr>
+          <w:rFonts w:cstheme="minorHAnsi"/>
+          <w:sz w:val="20"/>
+          <w:szCs w:val="20"/>
+        </w:rPr>
+        <w:t>Church·Bethany</w:t>
+      </w:r>
+      <w:proofErr w:type="spellEnd"/>
+    </w:p>
+    <w:p>
+      <w:pPr>
+        <w:rPr>
+          <w:rFonts w:cstheme="minorHAnsi"/>
+          <w:sz w:val="20"/>
+          <w:szCs w:val="20"/>
+        </w:rPr>
+      </w:pPr>
+      <w:r>
+        <w:rPr>
+          <w:rFonts w:cstheme="minorHAnsi"/>
+          <w:sz w:val="20"/>
+          <w:szCs w:val="20"/>
+        </w:rPr>
+        <w:t>Followers Of The Way</w:t>
+      </w:r>
+    </w:p>
+    <w:p>
+      <w:pPr>
+        <w:rPr>
+          <w:rFonts w:cstheme="minorHAnsi"/>
+          <w:sz w:val="20"/>
+          <w:szCs w:val="20"/>
+        </w:rPr>
+      </w:pPr>
+      <w:r>
+        <w:rPr>
+          <w:rFonts w:cstheme="minorHAnsi"/>
+          <w:sz w:val="20"/>
+          <w:szCs w:val="20"/>
+        </w:rPr>
+        <w:t>Jun 1, 2025 — Followers Of The Way | Jonathan Stockstill | Bethany Church we've talked about a lot of great things but uh. today we're going to ...</w:t>
+      </w:r>
+    </w:p>
+    <w:p>
+      <w:pPr>
+        <w:rPr>
+          <w:rStyle w:val="Hyperlink"/>
+          <w:rFonts w:cstheme="minorHAnsi"/>
+          <w:sz w:val="20"/>
+          <w:szCs w:val="20"/>
+        </w:rPr>
+      </w:pPr>
+      <w:r>
+        <w:rPr>
+          <w:rFonts w:cstheme="minorHAnsi"/>
+          <w:sz w:val="20"/>
+          <w:szCs w:val="20"/>
+        </w:rPr>
+        <w:fldChar w:fldCharType="begin"/>
+      </w:r>
+      <w:r>
+        <w:rPr>
+          <w:rFonts w:cstheme="minorHAnsi"/>
+          <w:sz w:val="20"/>
+          <w:szCs w:val="20"/>
+        </w:rPr>
+        <w:instrText>HYPERLINK "https://bethany.com/media/followers-of-the-way" \t "_blank"</w:instrText>
+      </w:r>
+      <w:r>
+        <w:rPr>
+          <w:rFonts w:cstheme="minorHAnsi"/>
+          <w:sz w:val="20"/>
+          <w:szCs w:val="20"/>
+        </w:rPr>
+      </w:r>
+      <w:r>
+        <w:rPr>
+          <w:rFonts w:cstheme="minorHAnsi"/>
+          <w:sz w:val="20"/>
+          <w:szCs w:val="20"/>
+        </w:rPr>
+        <w:fldChar w:fldCharType="separate"/>
+      </w:r>
+    </w:p>
+    <w:p>
+      <w:pPr>
+        <w:rPr>
+          <w:rStyle w:val="Hyperlink"/>
+          <w:rFonts w:cstheme="minorHAnsi"/>
+          <w:sz w:val="20"/>
+          <w:szCs w:val="20"/>
+        </w:rPr>
+      </w:pPr>
+      <w:r>
+        <w:rPr>
+          <w:rStyle w:val="Hyperlink"/>
+          <w:rFonts w:cstheme="minorHAnsi"/>
+          <w:sz w:val="20"/>
+          <w:szCs w:val="20"/>
+        </w:rPr>
+        <w:drawing>
+          <wp:inline distT="0" distB="0" distL="0" distR="0" wp14:anchorId="2077D2FE" wp14:editId="529DD8BA">
+            <wp:extent cx="1343025" cy="742950"/>
+            <wp:effectExtent l="0" t="0" r="9525" b="0"/>
+            <wp:docPr id="1282658554" name="Picture 51" descr="Followers Of The Way by Bethany on Bethany Church"/>
+            <wp:cNvGraphicFramePr>
+              <a:graphicFrameLocks xmlns:a="http://schemas.openxmlformats.org/drawingml/2006/main" noChangeAspect="1"/>
+            </wp:cNvGraphicFramePr>
+            <a:graphic xmlns:a="http://schemas.openxmlformats.org/drawingml/2006/main">
+              <a:graphicData uri="http://schemas.openxmlformats.org/drawingml/2006/picture">
+                <pic:pic xmlns:pic="http://schemas.openxmlformats.org/drawingml/2006/picture">
+                  <pic:nvPicPr>
+                    <pic:cNvPr id="0" name="Picture 197" descr="Followers Of The Way by Bethany on Bethany Church"/>
+                    <pic:cNvPicPr>
+                      <a:picLocks noChangeAspect="1" noChangeArrowheads="1"/>
+                    </pic:cNvPicPr>
+                  </pic:nvPicPr>
+                  <pic:blipFill>
+                    <a:blip r:embed="rId32">
+                      <a:extLst>
+                        <a:ext uri="{28A0092B-C50C-407E-A947-70E740481C1C}">
+                          <a14:useLocalDpi xmlns:a14="http://schemas.microsoft.com/office/drawing/2010/main" val="0"/>
+                        </a:ext>
+                      </a:extLst>
+                    </a:blip>
+                    <a:srcRect/>
+                    <a:stretch>
+                      <a:fillRect/>
+                    </a:stretch>
+                  </pic:blipFill>
+                  <pic:spPr bwMode="auto">
+                    <a:xfrm>
+                      <a:off x="0" y="0"/>
+                      <a:ext cx="1343025" cy="742950"/>
+                    </a:xfrm>
+                    <a:prstGeom prst="rect">
+                      <a:avLst/>
+                    </a:prstGeom>
+                    <a:noFill/>
+                    <a:ln>
+                      <a:noFill/>
+                    </a:ln>
+                  </pic:spPr>
+                </pic:pic>
+              </a:graphicData>
+            </a:graphic>
+          </wp:inline>
+        </w:drawing>
+      </w:r>
+    </w:p>
+    <w:p>
+      <w:pPr>
+        <w:rPr>
+          <w:rStyle w:val="Hyperlink"/>
+          <w:rFonts w:cstheme="minorHAnsi"/>
+          <w:sz w:val="20"/>
+          <w:szCs w:val="20"/>
+        </w:rPr>
+      </w:pPr>
+      <w:r>
+        <w:rPr>
+          <w:rStyle w:val="Hyperlink"/>
+          <w:rFonts w:cstheme="minorHAnsi"/>
+          <w:sz w:val="20"/>
+          <w:szCs w:val="20"/>
+        </w:rPr>
+        <w:t>1m</w:t>
+      </w:r>
+    </w:p>
+    <w:p>
+      <w:pPr>
+        <w:rPr>
+          <w:rFonts w:cstheme="minorHAnsi"/>
+          <w:sz w:val="20"/>
+          <w:szCs w:val="20"/>
+        </w:rPr>
+      </w:pPr>
+      <w:r>
+        <w:rPr>
+          <w:rFonts w:cstheme="minorHAnsi"/>
+          <w:sz w:val="20"/>
+          <w:szCs w:val="20"/>
+        </w:rPr>
+        <w:lastRenderedPageBreak/>
+        <w:fldChar w:fldCharType="end"/>
+      </w:r>
+    </w:p>
+    <w:p>
+      <w:pPr>
+        <w:numPr>
+          <w:ilvl w:val="0"/>
+          <w:numId w:val="23"/>
+        </w:numPr>
+        <w:rPr>
+          <w:rFonts w:cstheme="minorHAnsi"/>
+          <w:sz w:val="20"/>
+          <w:szCs w:val="20"/>
+        </w:rPr>
+      </w:pPr>
+      <w:r>
+        <w:rPr>
+          <w:rFonts w:cstheme="minorHAnsi"/>
+          <w:sz w:val="20"/>
+          <w:szCs w:val="20"/>
+        </w:rPr>
+        <w:drawing>
+          <wp:inline distT="0" distB="0" distL="0" distR="0" wp14:anchorId="2FE6195D" wp14:editId="486C8023">
+            <wp:extent cx="152400" cy="152400"/>
+            <wp:effectExtent l="0" t="0" r="0" b="0"/>
+            <wp:docPr id="90272832" name="Picture 50"/>
+            <wp:cNvGraphicFramePr>
+              <a:graphicFrameLocks xmlns:a="http://schemas.openxmlformats.org/drawingml/2006/main" noChangeAspect="1"/>
+            </wp:cNvGraphicFramePr>
+            <a:graphic xmlns:a="http://schemas.openxmlformats.org/drawingml/2006/main">
+              <a:graphicData uri="http://schemas.openxmlformats.org/drawingml/2006/picture">
+                <pic:pic xmlns:pic="http://schemas.openxmlformats.org/drawingml/2006/picture">
+                  <pic:nvPicPr>
+                    <pic:cNvPr id="0" name="Picture 198"/>
+                    <pic:cNvPicPr>
+                      <a:picLocks noChangeAspect="1" noChangeArrowheads="1"/>
+                    </pic:cNvPicPr>
+                  </pic:nvPicPr>
+                  <pic:blipFill>
+                    <a:blip r:embed="rId33">
+                      <a:extLst>
+                        <a:ext uri="{28A0092B-C50C-407E-A947-70E740481C1C}">
+                          <a14:useLocalDpi xmlns:a14="http://schemas.microsoft.com/office/drawing/2010/main" val="0"/>
+                        </a:ext>
+                      </a:extLst>
+                    </a:blip>
+                    <a:srcRect/>
+                    <a:stretch>
+                      <a:fillRect/>
+                    </a:stretch>
+                  </pic:blipFill>
+                  <pic:spPr bwMode="auto">
+                    <a:xfrm>
+                      <a:off x="0" y="0"/>
+                      <a:ext cx="152400" cy="152400"/>
+                    </a:xfrm>
+                    <a:prstGeom prst="rect">
+                      <a:avLst/>
+                    </a:prstGeom>
+                    <a:noFill/>
+                    <a:ln>
+                      <a:noFill/>
+                    </a:ln>
+                  </pic:spPr>
+                </pic:pic>
+              </a:graphicData>
+            </a:graphic>
+          </wp:inline>
+        </w:drawing>
+      </w:r>
+    </w:p>
+    <w:p>
+      <w:pPr>
+        <w:rPr>
+          <w:rFonts w:cstheme="minorHAnsi"/>
+          <w:sz w:val="20"/>
+          <w:szCs w:val="20"/>
+        </w:rPr>
+      </w:pPr>
+      <w:proofErr w:type="spellStart"/>
+      <w:r>
+        <w:rPr>
+          <w:rFonts w:cstheme="minorHAnsi"/>
+          <w:sz w:val="20"/>
+          <w:szCs w:val="20"/>
+        </w:rPr>
+        <w:t>Facebook·FORUM</w:t>
+      </w:r>
+      <w:proofErr w:type="spellEnd"/>
+      <w:r>
+        <w:rPr>
+          <w:rFonts w:cstheme="minorHAnsi"/>
+          <w:sz w:val="20"/>
+          <w:szCs w:val="20"/>
+        </w:rPr>
+        <w:t xml:space="preserve"> by Clergy Coaching Network</w:t>
+      </w:r>
+    </w:p>
+    <w:p>
+      <w:pPr>
+        <w:rPr>
+          <w:rFonts w:cstheme="minorHAnsi"/>
+          <w:sz w:val="20"/>
+          <w:szCs w:val="20"/>
+        </w:rPr>
+      </w:pPr>
+      <w:r>
+        <w:rPr>
+          <w:rFonts w:cstheme="minorHAnsi"/>
+          <w:sz w:val="20"/>
+          <w:szCs w:val="20"/>
+        </w:rPr>
+        <w:t>Followers of the Way To be a Christian in the earliest sense was not ...</w:t>
+      </w:r>
+    </w:p>
+    <w:p>
+      <w:pPr>
+        <w:rPr>
+          <w:rFonts w:cstheme="minorHAnsi"/>
+          <w:sz w:val="20"/>
+          <w:szCs w:val="20"/>
+        </w:rPr>
+      </w:pPr>
+      <w:r>
+        <w:rPr>
+          <w:rFonts w:cstheme="minorHAnsi"/>
+          <w:sz w:val="20"/>
+          <w:szCs w:val="20"/>
+        </w:rPr>
+        <w:t>Apr 10, 2026 — The Way The earliest disciples were called followers of The Way, which is important because Christianity was never meant to be jus...</w:t>
+      </w:r>
+    </w:p>
+    <w:p>
+      <w:pPr>
+        <w:rPr>
+          <w:rFonts w:cstheme="minorHAnsi"/>
+          <w:sz w:val="20"/>
+          <w:szCs w:val="20"/>
+        </w:rPr>
+      </w:pPr>
+      <w:r>
+        <w:rPr>
+          <w:rFonts w:cstheme="minorHAnsi"/>
+          <w:sz w:val="20"/>
+          <w:szCs w:val="20"/>
+        </w:rPr>
+        <w:drawing>
+          <wp:inline distT="0" distB="0" distL="0" distR="0" wp14:anchorId="2967DC61" wp14:editId="1524BC64">
+            <wp:extent cx="647700" cy="647700"/>
+            <wp:effectExtent l="0" t="0" r="0" b="0"/>
+            <wp:docPr id="1681367636" name="Picture 49"/>
+            <wp:cNvGraphicFramePr>
+              <a:graphicFrameLocks xmlns:a="http://schemas.openxmlformats.org/drawingml/2006/main" noChangeAspect="1"/>
+            </wp:cNvGraphicFramePr>
+            <a:graphic xmlns:a="http://schemas.openxmlformats.org/drawingml/2006/main">
+              <a:graphicData uri="http://schemas.openxmlformats.org/drawingml/2006/picture">
+                <pic:pic xmlns:pic="http://schemas.openxmlformats.org/drawingml/2006/picture">
+                  <pic:nvPicPr>
+                    <pic:cNvPr id="0" name="Picture 199"/>
+                    <pic:cNvPicPr>
+                      <a:picLocks noChangeAspect="1" noChangeArrowheads="1"/>
+                    </pic:cNvPicPr>
+                  </pic:nvPicPr>
+                  <pic:blipFill>
+                    <a:blip r:embed="rId34">
+                      <a:extLst>
+                        <a:ext uri="{28A0092B-C50C-407E-A947-70E740481C1C}">
+                          <a14:useLocalDpi xmlns:a14="http://schemas.microsoft.com/office/drawing/2010/main" val="0"/>
+                        </a:ext>
+                      </a:extLst>
+                    </a:blip>
+                    <a:srcRect/>
+                    <a:stretch>
+                      <a:fillRect/>
+                    </a:stretch>
+                  </pic:blipFill>
+                  <pic:spPr bwMode="auto">
+                    <a:xfrm>
+                      <a:off x="0" y="0"/>
+                      <a:ext cx="647700" cy="647700"/>
+                    </a:xfrm>
+                    <a:prstGeom prst="rect">
+                      <a:avLst/>
+                    </a:prstGeom>
+                    <a:noFill/>
+                    <a:ln>
+                      <a:noFill/>
+                    </a:ln>
+                  </pic:spPr>
+                </pic:pic>
+              </a:graphicData>
+            </a:graphic>
+          </wp:inline>
+        </w:drawing>
+      </w:r>
+    </w:p>
+    <w:p>
+      <w:pPr>
+        <w:numPr>
+          <w:ilvl w:val="0"/>
+          <w:numId w:val="23"/>
+        </w:numPr>
+        <w:rPr>
+          <w:rFonts w:cstheme="minorHAnsi"/>
+          <w:sz w:val="20"/>
+          <w:szCs w:val="20"/>
+        </w:rPr>
+      </w:pPr>
+      <w:r>
+        <w:rPr>
+          <w:rFonts w:cstheme="minorHAnsi"/>
+          <w:sz w:val="20"/>
+          <w:szCs w:val="20"/>
+        </w:rPr>
+        <w:drawing>
+          <wp:inline distT="0" distB="0" distL="0" distR="0" wp14:anchorId="107E35AE" wp14:editId="35BC5F90">
+            <wp:extent cx="152400" cy="152400"/>
+            <wp:effectExtent l="0" t="0" r="0" b="0"/>
+            <wp:docPr id="735741155" name="Picture 48"/>
+            <wp:cNvGraphicFramePr>
+              <a:graphicFrameLocks xmlns:a="http://schemas.openxmlformats.org/drawingml/2006/main" noChangeAspect="1"/>
+            </wp:cNvGraphicFramePr>
+            <a:graphic xmlns:a="http://schemas.openxmlformats.org/drawingml/2006/main">
+              <a:graphicData uri="http://schemas.openxmlformats.org/drawingml/2006/picture">
+                <pic:pic xmlns:pic="http://schemas.openxmlformats.org/drawingml/2006/picture">
+                  <pic:nvPicPr>
+                    <pic:cNvPr id="0" name="Picture 200"/>
+                    <pic:cNvPicPr>
+                      <a:picLocks noChangeAspect="1" noChangeArrowheads="1"/>
+                    </pic:cNvPicPr>
+                  </pic:nvPicPr>
+                  <pic:blipFill>
+                    <a:blip r:embed="rId35">
+                      <a:extLst>
+                        <a:ext uri="{28A0092B-C50C-407E-A947-70E740481C1C}">
+                          <a14:useLocalDpi xmlns:a14="http://schemas.microsoft.com/office/drawing/2010/main" val="0"/>
+                        </a:ext>
+                      </a:extLst>
+                    </a:blip>
+                    <a:srcRect/>
+                    <a:stretch>
+                      <a:fillRect/>
+                    </a:stretch>
+                  </pic:blipFill>
+                  <pic:spPr bwMode="auto">
+                    <a:xfrm>
+                      <a:off x="0" y="0"/>
+                      <a:ext cx="152400" cy="152400"/>
+                    </a:xfrm>
+                    <a:prstGeom prst="rect">
+                      <a:avLst/>
+                    </a:prstGeom>
+                    <a:noFill/>
+                    <a:ln>
+                      <a:noFill/>
+                    </a:ln>
+                  </pic:spPr>
+                </pic:pic>
+              </a:graphicData>
+            </a:graphic>
+          </wp:inline>
+        </w:drawing>
+      </w:r>
+    </w:p>
+    <w:p>
+      <w:pPr>
+        <w:rPr>
+          <w:rFonts w:cstheme="minorHAnsi"/>
+          <w:sz w:val="20"/>
+          <w:szCs w:val="20"/>
+        </w:rPr>
+      </w:pPr>
+      <w:r>
+        <w:rPr>
+          <w:rFonts w:cstheme="minorHAnsi"/>
+          <w:sz w:val="20"/>
+          <w:szCs w:val="20"/>
+        </w:rPr>
+        <w:t>Menlo Church</w:t>
+      </w:r>
+    </w:p>
+    <w:p>
+      <w:pPr>
+        <w:rPr>
+          <w:rFonts w:cstheme="minorHAnsi"/>
+          <w:sz w:val="20"/>
+          <w:szCs w:val="20"/>
+        </w:rPr>
+      </w:pPr>
+      <w:r>
+        <w:rPr>
+          <w:rFonts w:cstheme="minorHAnsi"/>
+          <w:sz w:val="20"/>
+          <w:szCs w:val="20"/>
+        </w:rPr>
+        <w:t>The Vapor (Focus: Sacrificial Developer) - Menlo Church</w:t>
+      </w:r>
+    </w:p>
+    <w:p>
+      <w:pPr>
+        <w:rPr>
+          <w:rFonts w:cstheme="minorHAnsi"/>
+          <w:sz w:val="20"/>
+          <w:szCs w:val="20"/>
+        </w:rPr>
+      </w:pPr>
+      <w:r>
+        <w:rPr>
+          <w:rFonts w:cstheme="minorHAnsi"/>
+          <w:sz w:val="20"/>
+          <w:szCs w:val="20"/>
+        </w:rPr>
+        <w:t xml:space="preserve">The Vapor (Focus: Sacrificial Developer) | Menlo Church Week 4 The Vapor (Focus: Sacrificial Developer) James closes with a </w:t>
+      </w:r>
+      <w:proofErr w:type="spellStart"/>
+      <w:r>
+        <w:rPr>
+          <w:rFonts w:cstheme="minorHAnsi"/>
+          <w:sz w:val="20"/>
+          <w:szCs w:val="20"/>
+        </w:rPr>
+        <w:t>warnin</w:t>
+      </w:r>
+      <w:proofErr w:type="spellEnd"/>
+      <w:r>
+        <w:rPr>
+          <w:rFonts w:cstheme="minorHAnsi"/>
+          <w:sz w:val="20"/>
+          <w:szCs w:val="20"/>
+        </w:rPr>
+        <w:t>...</w:t>
+      </w:r>
+    </w:p>
+    <w:p>
+      <w:pPr>
+        <w:rPr>
+          <w:rFonts w:cstheme="minorHAnsi"/>
+          <w:sz w:val="20"/>
+          <w:szCs w:val="20"/>
+        </w:rPr>
+      </w:pPr>
+      <w:r>
+        <w:rPr>
+          <w:rFonts w:cstheme="minorHAnsi"/>
+          <w:sz w:val="20"/>
+          <w:szCs w:val="20"/>
+        </w:rPr>
+        <w:drawing>
+          <wp:inline distT="0" distB="0" distL="0" distR="0" wp14:anchorId="54DE0FC7" wp14:editId="24660CD6">
+            <wp:extent cx="647700" cy="647700"/>
+            <wp:effectExtent l="0" t="0" r="0" b="0"/>
+            <wp:docPr id="1041497322" name="Picture 47"/>
+            <wp:cNvGraphicFramePr>
+              <a:graphicFrameLocks xmlns:a="http://schemas.openxmlformats.org/drawingml/2006/main" noChangeAspect="1"/>
+            </wp:cNvGraphicFramePr>
+            <a:graphic xmlns:a="http://schemas.openxmlformats.org/drawingml/2006/main">
+              <a:graphicData uri="http://schemas.openxmlformats.org/drawingml/2006/picture">
+                <pic:pic xmlns:pic="http://schemas.openxmlformats.org/drawingml/2006/picture">
+                  <pic:nvPicPr>
+                    <pic:cNvPr id="0" name="Picture 201"/>
+                    <pic:cNvPicPr>
+                      <a:picLocks noChangeAspect="1" noChangeArrowheads="1"/>
+                    </pic:cNvPicPr>
+                  </pic:nvPicPr>
+                  <pic:blipFill>
+                    <a:blip r:embed="rId36">
+                      <a:extLst>
+                        <a:ext uri="{28A0092B-C50C-407E-A947-70E740481C1C}">
+                          <a14:useLocalDpi xmlns:a14="http://schemas.microsoft.com/office/drawing/2010/main" val="0"/>
+                        </a:ext>
+                      </a:extLst>
+                    </a:blip>
+                    <a:srcRect/>
+                    <a:stretch>
+                      <a:fillRect/>
+                    </a:stretch>
+                  </pic:blipFill>
+                  <pic:spPr bwMode="auto">
+                    <a:xfrm>
+                      <a:off x="0" y="0"/>
+                      <a:ext cx="647700" cy="647700"/>
+                    </a:xfrm>
+                    <a:prstGeom prst="rect">
+                      <a:avLst/>
+                    </a:prstGeom>
+                    <a:noFill/>
+                    <a:ln>
+                      <a:noFill/>
+                    </a:ln>
+                  </pic:spPr>
+                </pic:pic>
+              </a:graphicData>
+            </a:graphic>
+          </wp:inline>
+        </w:drawing>
+      </w:r>
+    </w:p>
+    <w:p>
+      <w:pPr>
+        <w:rPr>
+          <w:rFonts w:cstheme="minorHAnsi"/>
+          <w:sz w:val="20"/>
+          <w:szCs w:val="20"/>
+        </w:rPr>
+      </w:pPr>
+      <w:r>
+        <w:rPr>
+          <w:rFonts w:cstheme="minorHAnsi"/>
+          <w:sz w:val="20"/>
+          <w:szCs w:val="20"/>
+        </w:rPr>
+        <w:t>Show all</w:t>
+      </w:r>
+    </w:p>
+    <w:p>
+      <w:pPr>
+        <w:rPr>
+          <w:rFonts w:cstheme="minorHAnsi"/>
+          <w:sz w:val="20"/>
+          <w:szCs w:val="20"/>
+        </w:rPr>
+      </w:pPr>
+      <w:r>
+        <w:rPr>
+          <w:rFonts w:cstheme="minorHAnsi"/>
+          <w:sz w:val="20"/>
+          <w:szCs w:val="20"/>
+        </w:rPr>
+        <w:t>What is Vapor and Sacrificial Developer mean?</w:t>
+      </w:r>
+    </w:p>
+    <w:p>
+      <w:pPr>
+        <w:rPr>
+          <w:rFonts w:cstheme="minorHAnsi"/>
+          <w:sz w:val="20"/>
+          <w:szCs w:val="20"/>
+        </w:rPr>
+      </w:pPr>
+      <w:r>
+        <w:rPr>
+          <w:rFonts w:cstheme="minorHAnsi"/>
+          <w:sz w:val="20"/>
+          <w:szCs w:val="20"/>
+        </w:rPr>
+        <w:t xml:space="preserve">In the context of the sermon series from </w:t>
+      </w:r>
+      <w:hyperlink r:id="rId37" w:tgtFrame="_blank" w:history="1">
+        <w:r>
+          <w:rPr>
+            <w:rStyle w:val="Hyperlink"/>
+            <w:rFonts w:cstheme="minorHAnsi"/>
+            <w:sz w:val="20"/>
+            <w:szCs w:val="20"/>
+          </w:rPr>
+          <w:t>Menlo Church</w:t>
+        </w:r>
+      </w:hyperlink>
+      <w:r>
+        <w:rPr>
+          <w:rFonts w:cstheme="minorHAnsi"/>
+          <w:sz w:val="20"/>
+          <w:szCs w:val="20"/>
+        </w:rPr>
+        <w:t xml:space="preserve">, </w:t>
+      </w:r>
+      <w:r>
+        <w:rPr>
+          <w:rFonts w:cstheme="minorHAnsi"/>
+          <w:b/>
+          <w:bCs/>
+          <w:sz w:val="20"/>
+          <w:szCs w:val="20"/>
+        </w:rPr>
+        <w:t>“Vapor”</w:t>
+      </w:r>
+      <w:r>
+        <w:rPr>
+          <w:rFonts w:cstheme="minorHAnsi"/>
+          <w:sz w:val="20"/>
+          <w:szCs w:val="20"/>
+        </w:rPr>
+        <w:t xml:space="preserve"> and </w:t>
+      </w:r>
+      <w:r>
+        <w:rPr>
+          <w:rFonts w:cstheme="minorHAnsi"/>
+          <w:b/>
+          <w:bCs/>
+          <w:sz w:val="20"/>
+          <w:szCs w:val="20"/>
+        </w:rPr>
+        <w:t>“Sacrificial Developer”</w:t>
+      </w:r>
+      <w:r>
+        <w:rPr>
+          <w:rFonts w:cstheme="minorHAnsi"/>
+          <w:sz w:val="20"/>
+          <w:szCs w:val="20"/>
+        </w:rPr>
+        <w:t xml:space="preserve"> are concepts drawn from the biblical Book of James. Together, they challenge how people view time, wealth, and relationships in a fast-paced, success-driven culture. [</w:t>
+      </w:r>
+      <w:hyperlink r:id="rId38" w:history="1">
+        <w:r>
+          <w:rPr>
+            <w:rStyle w:val="Hyperlink"/>
+            <w:rFonts w:cstheme="minorHAnsi"/>
+            <w:sz w:val="20"/>
+            <w:szCs w:val="20"/>
+          </w:rPr>
+          <w:t>1</w:t>
+        </w:r>
+      </w:hyperlink>
+      <w:r>
+        <w:rPr>
+          <w:rFonts w:cstheme="minorHAnsi"/>
+          <w:sz w:val="20"/>
+          <w:szCs w:val="20"/>
+        </w:rPr>
+        <w:t xml:space="preserve">, </w:t>
+      </w:r>
+      <w:hyperlink r:id="rId39" w:history="1">
+        <w:r>
+          <w:rPr>
+            <w:rStyle w:val="Hyperlink"/>
+            <w:rFonts w:cstheme="minorHAnsi"/>
+            <w:sz w:val="20"/>
+            <w:szCs w:val="20"/>
+          </w:rPr>
+          <w:t>2</w:t>
+        </w:r>
+      </w:hyperlink>
+      <w:r>
+        <w:rPr>
+          <w:rFonts w:cstheme="minorHAnsi"/>
+          <w:sz w:val="20"/>
+          <w:szCs w:val="20"/>
+        </w:rPr>
+        <w:t>]</w:t>
+      </w:r>
+    </w:p>
+    <w:p>
+      <w:pPr>
+        <w:rPr>
+          <w:rFonts w:cstheme="minorHAnsi"/>
+          <w:b/>
+          <w:bCs/>
+          <w:sz w:val="20"/>
+          <w:szCs w:val="20"/>
+        </w:rPr>
+      </w:pPr>
+      <w:r>
+        <w:rPr>
+          <w:rFonts w:cstheme="minorHAnsi"/>
+          <w:b/>
+          <w:bCs/>
+          <w:sz w:val="20"/>
+          <w:szCs w:val="20"/>
+        </w:rPr>
+        <w:t>1. What does "Vapor" mean?</w:t>
+      </w:r>
+    </w:p>
+    <w:p>
+      <w:pPr>
+        <w:rPr>
+          <w:rFonts w:cstheme="minorHAnsi"/>
+          <w:sz w:val="20"/>
+          <w:szCs w:val="20"/>
+        </w:rPr>
+      </w:pPr>
+      <w:r>
+        <w:rPr>
+          <w:rFonts w:cstheme="minorHAnsi"/>
+          <w:sz w:val="20"/>
+          <w:szCs w:val="20"/>
+        </w:rPr>
+        <w:t xml:space="preserve">The term </w:t>
+      </w:r>
+      <w:r>
+        <w:rPr>
+          <w:rFonts w:cstheme="minorHAnsi"/>
+          <w:b/>
+          <w:bCs/>
+          <w:sz w:val="20"/>
+          <w:szCs w:val="20"/>
+        </w:rPr>
+        <w:t>"Vapor"</w:t>
+      </w:r>
+      <w:r>
+        <w:rPr>
+          <w:rFonts w:cstheme="minorHAnsi"/>
+          <w:sz w:val="20"/>
+          <w:szCs w:val="20"/>
+        </w:rPr>
+        <w:t xml:space="preserve"> comes from James 4:14, which asks, </w:t>
+      </w:r>
+      <w:r>
+        <w:rPr>
+          <w:rFonts w:cstheme="minorHAnsi"/>
+          <w:i/>
+          <w:iCs/>
+          <w:sz w:val="20"/>
+          <w:szCs w:val="20"/>
+        </w:rPr>
+        <w:t>"What is your life? You are a mist that appears for a little time and then vanishes."</w:t>
+      </w:r>
+      <w:r>
+        <w:rPr>
+          <w:rFonts w:cstheme="minorHAnsi"/>
+          <w:sz w:val="20"/>
+          <w:szCs w:val="20"/>
+        </w:rPr>
+        <w:t xml:space="preserve"> [</w:t>
+      </w:r>
+      <w:hyperlink r:id="rId40" w:history="1">
+        <w:r>
+          <w:rPr>
+            <w:rStyle w:val="Hyperlink"/>
+            <w:rFonts w:cstheme="minorHAnsi"/>
+            <w:sz w:val="20"/>
+            <w:szCs w:val="20"/>
+          </w:rPr>
+          <w:t>1</w:t>
+        </w:r>
+      </w:hyperlink>
+      <w:r>
+        <w:rPr>
+          <w:rFonts w:cstheme="minorHAnsi"/>
+          <w:sz w:val="20"/>
+          <w:szCs w:val="20"/>
+        </w:rPr>
+        <w:t>]</w:t>
+      </w:r>
+    </w:p>
+    <w:p>
+      <w:pPr>
+        <w:numPr>
+          <w:ilvl w:val="0"/>
+          <w:numId w:val="24"/>
+        </w:numPr>
+        <w:rPr>
+          <w:rFonts w:cstheme="minorHAnsi"/>
+          <w:sz w:val="20"/>
+          <w:szCs w:val="20"/>
+        </w:rPr>
+      </w:pPr>
+      <w:r>
+        <w:rPr>
+          <w:rFonts w:cstheme="minorHAnsi"/>
+          <w:b/>
+          <w:bCs/>
+          <w:sz w:val="20"/>
+          <w:szCs w:val="20"/>
+        </w:rPr>
+        <w:t>The Reality of Time:</w:t>
+      </w:r>
+      <w:r>
+        <w:rPr>
+          <w:rFonts w:cstheme="minorHAnsi"/>
+          <w:sz w:val="20"/>
+          <w:szCs w:val="20"/>
+        </w:rPr>
+        <w:t xml:space="preserve"> It serves as a stark reminder that human life on Earth is incredibly short and temporary. [</w:t>
+      </w:r>
+      <w:hyperlink r:id="rId41" w:history="1">
+        <w:r>
+          <w:rPr>
+            <w:rStyle w:val="Hyperlink"/>
+            <w:rFonts w:cstheme="minorHAnsi"/>
+            <w:sz w:val="20"/>
+            <w:szCs w:val="20"/>
+          </w:rPr>
+          <w:t>1</w:t>
+        </w:r>
+      </w:hyperlink>
+      <w:r>
+        <w:rPr>
+          <w:rFonts w:cstheme="minorHAnsi"/>
+          <w:sz w:val="20"/>
+          <w:szCs w:val="20"/>
+        </w:rPr>
+        <w:t>]</w:t>
+      </w:r>
+    </w:p>
+    <w:p>
+      <w:pPr>
+        <w:numPr>
+          <w:ilvl w:val="0"/>
+          <w:numId w:val="24"/>
+        </w:numPr>
+        <w:rPr>
+          <w:rFonts w:cstheme="minorHAnsi"/>
+          <w:sz w:val="20"/>
+          <w:szCs w:val="20"/>
+        </w:rPr>
+      </w:pPr>
+      <w:r>
+        <w:rPr>
+          <w:rFonts w:cstheme="minorHAnsi"/>
+          <w:b/>
+          <w:bCs/>
+          <w:sz w:val="20"/>
+          <w:szCs w:val="20"/>
+        </w:rPr>
+        <w:t>A Cure for Arrogance:</w:t>
+      </w:r>
+      <w:r>
+        <w:rPr>
+          <w:rFonts w:cstheme="minorHAnsi"/>
+          <w:sz w:val="20"/>
+          <w:szCs w:val="20"/>
+        </w:rPr>
+        <w:t xml:space="preserve"> It targets the "arrogant planner"—the mindset that assumes we have unlimited time to build our own empires, make money, and control the future. [</w:t>
+      </w:r>
+      <w:hyperlink r:id="rId42" w:history="1">
+        <w:r>
+          <w:rPr>
+            <w:rStyle w:val="Hyperlink"/>
+            <w:rFonts w:cstheme="minorHAnsi"/>
+            <w:sz w:val="20"/>
+            <w:szCs w:val="20"/>
+          </w:rPr>
+          <w:t>1</w:t>
+        </w:r>
+      </w:hyperlink>
+      <w:r>
+        <w:rPr>
+          <w:rFonts w:cstheme="minorHAnsi"/>
+          <w:sz w:val="20"/>
+          <w:szCs w:val="20"/>
+        </w:rPr>
+        <w:t>]</w:t>
+      </w:r>
+    </w:p>
+    <w:p>
+      <w:pPr>
+        <w:numPr>
+          <w:ilvl w:val="0"/>
+          <w:numId w:val="24"/>
+        </w:numPr>
+        <w:rPr>
+          <w:rFonts w:cstheme="minorHAnsi"/>
+          <w:sz w:val="20"/>
+          <w:szCs w:val="20"/>
+        </w:rPr>
+      </w:pPr>
+      <w:r>
+        <w:rPr>
+          <w:rFonts w:cstheme="minorHAnsi"/>
+          <w:b/>
+          <w:bCs/>
+          <w:sz w:val="20"/>
+          <w:szCs w:val="20"/>
+        </w:rPr>
+        <w:t>The Shift:</w:t>
+      </w:r>
+      <w:r>
+        <w:rPr>
+          <w:rFonts w:cstheme="minorHAnsi"/>
+          <w:sz w:val="20"/>
+          <w:szCs w:val="20"/>
+        </w:rPr>
+        <w:t xml:space="preserve"> Embracing the "vapor" mindset means acknowledging that because time is brief, we shouldn’t waste it solely on self-preservation or endless accumulation. [</w:t>
+      </w:r>
+      <w:hyperlink r:id="rId43" w:history="1">
+        <w:r>
+          <w:rPr>
+            <w:rStyle w:val="Hyperlink"/>
+            <w:rFonts w:cstheme="minorHAnsi"/>
+            <w:sz w:val="20"/>
+            <w:szCs w:val="20"/>
+          </w:rPr>
+          <w:t>1</w:t>
+        </w:r>
+      </w:hyperlink>
+      <w:r>
+        <w:rPr>
+          <w:rFonts w:cstheme="minorHAnsi"/>
+          <w:sz w:val="20"/>
+          <w:szCs w:val="20"/>
+        </w:rPr>
+        <w:t>]</w:t>
+      </w:r>
+    </w:p>
+    <w:p>
+      <w:pPr>
+        <w:rPr>
+          <w:rFonts w:cstheme="minorHAnsi"/>
+          <w:b/>
+          <w:bCs/>
+          <w:sz w:val="20"/>
+          <w:szCs w:val="20"/>
+        </w:rPr>
+      </w:pPr>
+      <w:r>
+        <w:rPr>
+          <w:rFonts w:cstheme="minorHAnsi"/>
+          <w:b/>
+          <w:bCs/>
+          <w:sz w:val="20"/>
+          <w:szCs w:val="20"/>
+        </w:rPr>
+        <w:t>2. What does "Sacrificial Developer" mean?</w:t>
+      </w:r>
+    </w:p>
+    <w:p>
+      <w:pPr>
+        <w:rPr>
+          <w:rFonts w:cstheme="minorHAnsi"/>
+          <w:sz w:val="20"/>
+          <w:szCs w:val="20"/>
+        </w:rPr>
+      </w:pPr>
+      <w:r>
+        <w:rPr>
+          <w:rFonts w:cstheme="minorHAnsi"/>
+          <w:sz w:val="20"/>
+          <w:szCs w:val="20"/>
+        </w:rPr>
+        <w:t xml:space="preserve">A </w:t>
+      </w:r>
+      <w:r>
+        <w:rPr>
+          <w:rFonts w:cstheme="minorHAnsi"/>
+          <w:b/>
+          <w:bCs/>
+          <w:sz w:val="20"/>
+          <w:szCs w:val="20"/>
+        </w:rPr>
+        <w:t>"Sacrificial Developer"</w:t>
+      </w:r>
+      <w:r>
+        <w:rPr>
+          <w:rFonts w:cstheme="minorHAnsi"/>
+          <w:sz w:val="20"/>
+          <w:szCs w:val="20"/>
+        </w:rPr>
+        <w:t xml:space="preserve"> is the identity a follower of Jesus adopts in response to the reality of the vapor. Instead of being a "hoarder" of wealth, time, and talent, a developer invests those resources into other people. [</w:t>
+      </w:r>
+      <w:hyperlink r:id="rId44" w:history="1">
+        <w:r>
+          <w:rPr>
+            <w:rStyle w:val="Hyperlink"/>
+            <w:rFonts w:cstheme="minorHAnsi"/>
+            <w:sz w:val="20"/>
+            <w:szCs w:val="20"/>
+          </w:rPr>
+          <w:t>1</w:t>
+        </w:r>
+      </w:hyperlink>
+      <w:r>
+        <w:rPr>
+          <w:rFonts w:cstheme="minorHAnsi"/>
+          <w:sz w:val="20"/>
+          <w:szCs w:val="20"/>
+        </w:rPr>
+        <w:t>]</w:t>
+      </w:r>
+    </w:p>
+    <w:p>
+      <w:pPr>
+        <w:numPr>
+          <w:ilvl w:val="0"/>
+          <w:numId w:val="25"/>
+        </w:numPr>
+        <w:rPr>
+          <w:rFonts w:cstheme="minorHAnsi"/>
+          <w:sz w:val="20"/>
+          <w:szCs w:val="20"/>
+        </w:rPr>
+      </w:pPr>
+      <w:r>
+        <w:rPr>
+          <w:rFonts w:cstheme="minorHAnsi"/>
+          <w:b/>
+          <w:bCs/>
+          <w:sz w:val="20"/>
+          <w:szCs w:val="20"/>
+        </w:rPr>
+        <w:t>From Accumulation to Development:</w:t>
+      </w:r>
+      <w:r>
+        <w:rPr>
+          <w:rFonts w:cstheme="minorHAnsi"/>
+          <w:sz w:val="20"/>
+          <w:szCs w:val="20"/>
+        </w:rPr>
+        <w:t xml:space="preserve"> According to Lead Pastor Phil EuBank, a sacrificial developer stops asking, </w:t>
+      </w:r>
+      <w:r>
+        <w:rPr>
+          <w:rFonts w:cstheme="minorHAnsi"/>
+          <w:i/>
+          <w:iCs/>
+          <w:sz w:val="20"/>
+          <w:szCs w:val="20"/>
+        </w:rPr>
+        <w:t>“How can I accumulate?”</w:t>
+      </w:r>
+      <w:r>
+        <w:rPr>
+          <w:rFonts w:cstheme="minorHAnsi"/>
+          <w:sz w:val="20"/>
+          <w:szCs w:val="20"/>
+        </w:rPr>
+        <w:t xml:space="preserve"> and starts asking, </w:t>
+      </w:r>
+      <w:r>
+        <w:rPr>
+          <w:rFonts w:cstheme="minorHAnsi"/>
+          <w:i/>
+          <w:iCs/>
+          <w:sz w:val="20"/>
+          <w:szCs w:val="20"/>
+        </w:rPr>
+        <w:t>“How can I develop others before my mist evaporates?”</w:t>
+      </w:r>
+      <w:r>
+        <w:rPr>
+          <w:rFonts w:cstheme="minorHAnsi"/>
+          <w:sz w:val="20"/>
+          <w:szCs w:val="20"/>
+        </w:rPr>
+        <w:t xml:space="preserve"> [</w:t>
+      </w:r>
+      <w:hyperlink r:id="rId45" w:history="1">
+        <w:r>
+          <w:rPr>
+            <w:rStyle w:val="Hyperlink"/>
+            <w:rFonts w:cstheme="minorHAnsi"/>
+            <w:sz w:val="20"/>
+            <w:szCs w:val="20"/>
+          </w:rPr>
+          <w:t>1</w:t>
+        </w:r>
+      </w:hyperlink>
+      <w:r>
+        <w:rPr>
+          <w:rFonts w:cstheme="minorHAnsi"/>
+          <w:sz w:val="20"/>
+          <w:szCs w:val="20"/>
+        </w:rPr>
+        <w:t>]</w:t>
+      </w:r>
+    </w:p>
+    <w:p>
+      <w:pPr>
+        <w:numPr>
+          <w:ilvl w:val="0"/>
+          <w:numId w:val="25"/>
+        </w:numPr>
+        <w:rPr>
+          <w:rFonts w:cstheme="minorHAnsi"/>
+          <w:sz w:val="20"/>
+          <w:szCs w:val="20"/>
+        </w:rPr>
+      </w:pPr>
+      <w:r>
+        <w:rPr>
+          <w:rFonts w:cstheme="minorHAnsi"/>
+          <w:b/>
+          <w:bCs/>
+          <w:sz w:val="20"/>
+          <w:szCs w:val="20"/>
+        </w:rPr>
+        <w:t>Sacrificial Living:</w:t>
+      </w:r>
+      <w:r>
+        <w:rPr>
+          <w:rFonts w:cstheme="minorHAnsi"/>
+          <w:sz w:val="20"/>
+          <w:szCs w:val="20"/>
+        </w:rPr>
+        <w:t xml:space="preserve"> It is "sacrificial" because it requires giving up personal comfort, ego, and the desire to build a personal legacy. You voluntarily expend your own resources to build up the faith, character, and well-being of the people around you. [</w:t>
+      </w:r>
+      <w:hyperlink r:id="rId46" w:history="1">
+        <w:r>
+          <w:rPr>
+            <w:rStyle w:val="Hyperlink"/>
+            <w:rFonts w:cstheme="minorHAnsi"/>
+            <w:sz w:val="20"/>
+            <w:szCs w:val="20"/>
+          </w:rPr>
+          <w:t>1</w:t>
+        </w:r>
+      </w:hyperlink>
+      <w:r>
+        <w:rPr>
+          <w:rFonts w:cstheme="minorHAnsi"/>
+          <w:sz w:val="20"/>
+          <w:szCs w:val="20"/>
+        </w:rPr>
+        <w:t>]</w:t>
+      </w:r>
+    </w:p>
+    <w:p>
+      <w:pPr>
+        <w:rPr>
+          <w:rFonts w:cstheme="minorHAnsi"/>
+          <w:b/>
+          <w:bCs/>
+          <w:sz w:val="20"/>
+          <w:szCs w:val="20"/>
+        </w:rPr>
+      </w:pPr>
+      <w:r>
+        <w:rPr>
+          <w:rFonts w:cstheme="minorHAnsi"/>
+          <w:b/>
+          <w:bCs/>
+          <w:sz w:val="20"/>
+          <w:szCs w:val="20"/>
+        </w:rPr>
+        <w:t>How they work together:</w:t>
+      </w:r>
+    </w:p>
+    <w:p>
+      <w:pPr>
+        <w:rPr>
+          <w:rFonts w:cstheme="minorHAnsi"/>
+          <w:sz w:val="20"/>
+          <w:szCs w:val="20"/>
+        </w:rPr>
+      </w:pPr>
+      <w:r>
+        <w:rPr>
+          <w:rFonts w:cstheme="minorHAnsi"/>
+          <w:sz w:val="20"/>
+          <w:szCs w:val="20"/>
+        </w:rPr>
+        <w:t xml:space="preserve">If </w:t>
+      </w:r>
+      <w:r>
+        <w:rPr>
+          <w:rFonts w:cstheme="minorHAnsi"/>
+          <w:b/>
+          <w:bCs/>
+          <w:sz w:val="20"/>
+          <w:szCs w:val="20"/>
+        </w:rPr>
+        <w:t>Vapor</w:t>
+      </w:r>
+      <w:r>
+        <w:rPr>
+          <w:rFonts w:cstheme="minorHAnsi"/>
+          <w:sz w:val="20"/>
+          <w:szCs w:val="20"/>
+        </w:rPr>
+        <w:t xml:space="preserve"> is the diagnostic reality (life is short), then </w:t>
+      </w:r>
+      <w:r>
+        <w:rPr>
+          <w:rFonts w:cstheme="minorHAnsi"/>
+          <w:b/>
+          <w:bCs/>
+          <w:sz w:val="20"/>
+          <w:szCs w:val="20"/>
+        </w:rPr>
+        <w:t>Sacrificial Developer</w:t>
+      </w:r>
+      <w:r>
+        <w:rPr>
+          <w:rFonts w:cstheme="minorHAnsi"/>
+          <w:sz w:val="20"/>
+          <w:szCs w:val="20"/>
+        </w:rPr>
+        <w:t xml:space="preserve"> is the active response (so invest heavily in others). In a region like the Bay Area—where culture highly values accumulating status, wealth, and tech development—this teaching repositions "development" away from software or real estate, and places it squarely on </w:t>
+      </w:r>
+      <w:r>
+        <w:rPr>
+          <w:rFonts w:cstheme="minorHAnsi"/>
+          <w:b/>
+          <w:bCs/>
+          <w:sz w:val="20"/>
+          <w:szCs w:val="20"/>
+        </w:rPr>
+        <w:t>developing human souls and spiritual legacies</w:t>
+      </w:r>
+      <w:r>
+        <w:rPr>
+          <w:rFonts w:cstheme="minorHAnsi"/>
+          <w:sz w:val="20"/>
+          <w:szCs w:val="20"/>
+        </w:rPr>
+        <w:t>. [</w:t>
+      </w:r>
+      <w:hyperlink r:id="rId47" w:history="1">
+        <w:r>
+          <w:rPr>
+            <w:rStyle w:val="Hyperlink"/>
+            <w:rFonts w:cstheme="minorHAnsi"/>
+            <w:sz w:val="20"/>
+            <w:szCs w:val="20"/>
+          </w:rPr>
+          <w:t>1</w:t>
+        </w:r>
+      </w:hyperlink>
+      <w:r>
+        <w:rPr>
+          <w:rFonts w:cstheme="minorHAnsi"/>
+          <w:sz w:val="20"/>
+          <w:szCs w:val="20"/>
+        </w:rPr>
+        <w:t xml:space="preserve">, </w:t>
+      </w:r>
+      <w:hyperlink r:id="rId48" w:history="1">
+        <w:r>
+          <w:rPr>
+            <w:rStyle w:val="Hyperlink"/>
+            <w:rFonts w:cstheme="minorHAnsi"/>
+            <w:sz w:val="20"/>
+            <w:szCs w:val="20"/>
+          </w:rPr>
+          <w:t>2</w:t>
+        </w:r>
+      </w:hyperlink>
+      <w:r>
+        <w:rPr>
+          <w:rFonts w:cstheme="minorHAnsi"/>
+          <w:sz w:val="20"/>
+          <w:szCs w:val="20"/>
+        </w:rPr>
+        <w:t xml:space="preserve">, </w:t>
+      </w:r>
+      <w:hyperlink r:id="rId49" w:history="1">
+        <w:r>
+          <w:rPr>
+            <w:rStyle w:val="Hyperlink"/>
+            <w:rFonts w:cstheme="minorHAnsi"/>
+            <w:sz w:val="20"/>
+            <w:szCs w:val="20"/>
+          </w:rPr>
+          <w:t>3</w:t>
+        </w:r>
+      </w:hyperlink>
+      <w:r>
+        <w:rPr>
+          <w:rFonts w:cstheme="minorHAnsi"/>
+          <w:sz w:val="20"/>
+          <w:szCs w:val="20"/>
+        </w:rPr>
+        <w:t>]</w:t>
+      </w:r>
+    </w:p>
+    <w:p>
+      <w:pPr>
+        <w:rPr>
+          <w:rFonts w:cstheme="minorHAnsi"/>
+          <w:sz w:val="20"/>
+          <w:szCs w:val="20"/>
+        </w:rPr>
+      </w:pPr>
+      <w:r>
+        <w:rPr>
+          <w:rFonts w:cstheme="minorHAnsi"/>
+          <w:sz w:val="20"/>
+          <w:szCs w:val="20"/>
+        </w:rPr>
+        <w:t xml:space="preserve">Would you like to look at the specific </w:t>
+      </w:r>
+      <w:r>
+        <w:rPr>
+          <w:rFonts w:cstheme="minorHAnsi"/>
+          <w:b/>
+          <w:bCs/>
+          <w:sz w:val="20"/>
+          <w:szCs w:val="20"/>
+        </w:rPr>
+        <w:t>discussion questions</w:t>
+      </w:r>
+      <w:r>
+        <w:rPr>
+          <w:rFonts w:cstheme="minorHAnsi"/>
+          <w:sz w:val="20"/>
+          <w:szCs w:val="20"/>
+        </w:rPr>
+        <w:t xml:space="preserve"> from the Menlo Church life group guide for this sermon, or explore the </w:t>
+      </w:r>
+      <w:r>
+        <w:rPr>
+          <w:rFonts w:cstheme="minorHAnsi"/>
+          <w:b/>
+          <w:bCs/>
+          <w:sz w:val="20"/>
+          <w:szCs w:val="20"/>
+        </w:rPr>
+        <w:t>verses in James chapter 4 and 5</w:t>
+      </w:r>
+      <w:r>
+        <w:rPr>
+          <w:rFonts w:cstheme="minorHAnsi"/>
+          <w:sz w:val="20"/>
+          <w:szCs w:val="20"/>
+        </w:rPr>
+        <w:t xml:space="preserve"> that these concepts are based on? [</w:t>
+      </w:r>
+      <w:hyperlink r:id="rId50" w:history="1">
+        <w:r>
+          <w:rPr>
+            <w:rStyle w:val="Hyperlink"/>
+            <w:rFonts w:cstheme="minorHAnsi"/>
+            <w:sz w:val="20"/>
+            <w:szCs w:val="20"/>
+          </w:rPr>
+          <w:t>1</w:t>
+        </w:r>
+      </w:hyperlink>
+      <w:r>
+        <w:rPr>
+          <w:rFonts w:cstheme="minorHAnsi"/>
+          <w:sz w:val="20"/>
+          <w:szCs w:val="20"/>
+        </w:rPr>
+        <w:t>]</w:t>
+      </w:r>
+    </w:p>
+    <w:p>
+      <w:pPr>
+        <w:numPr>
+          <w:ilvl w:val="0"/>
+          <w:numId w:val="26"/>
+        </w:numPr>
+        <w:rPr>
+          <w:rFonts w:cstheme="minorHAnsi"/>
+          <w:sz w:val="20"/>
+          <w:szCs w:val="20"/>
+        </w:rPr>
+      </w:pPr>
+      <w:r>
+        <w:rPr>
+          <w:rFonts w:cstheme="minorHAnsi"/>
+          <w:sz w:val="20"/>
+          <w:szCs w:val="20"/>
+        </w:rPr>
+        <w:drawing>
+          <wp:inline distT="0" distB="0" distL="0" distR="0" wp14:anchorId="66102EA4" wp14:editId="7FA8DF29">
+            <wp:extent cx="152400" cy="152400"/>
+            <wp:effectExtent l="0" t="0" r="0" b="0"/>
+            <wp:docPr id="23579219" name="Picture 46"/>
+            <wp:cNvGraphicFramePr>
+              <a:graphicFrameLocks xmlns:a="http://schemas.openxmlformats.org/drawingml/2006/main" noChangeAspect="1"/>
+            </wp:cNvGraphicFramePr>
+            <a:graphic xmlns:a="http://schemas.openxmlformats.org/drawingml/2006/main">
+              <a:graphicData uri="http://schemas.openxmlformats.org/drawingml/2006/picture">
+                <pic:pic xmlns:pic="http://schemas.openxmlformats.org/drawingml/2006/picture">
+                  <pic:nvPicPr>
+                    <pic:cNvPr id="0" name="Picture 202"/>
+                    <pic:cNvPicPr>
+                      <a:picLocks noChangeAspect="1" noChangeArrowheads="1"/>
+                    </pic:cNvPicPr>
+                  </pic:nvPicPr>
+                  <pic:blipFill>
+                    <a:blip r:embed="rId35">
+                      <a:extLst>
+                        <a:ext uri="{28A0092B-C50C-407E-A947-70E740481C1C}">
+                          <a14:useLocalDpi xmlns:a14="http://schemas.microsoft.com/office/drawing/2010/main" val="0"/>
+                        </a:ext>
+                      </a:extLst>
+                    </a:blip>
+                    <a:srcRect/>
+                    <a:stretch>
+                      <a:fillRect/>
+                    </a:stretch>
+                  </pic:blipFill>
+                  <pic:spPr bwMode="auto">
+                    <a:xfrm>
+                      <a:off x="0" y="0"/>
+                      <a:ext cx="152400" cy="152400"/>
+                    </a:xfrm>
+                    <a:prstGeom prst="rect">
+                      <a:avLst/>
+                    </a:prstGeom>
+                    <a:noFill/>
+                    <a:ln>
+                      <a:noFill/>
+                    </a:ln>
+                  </pic:spPr>
+                </pic:pic>
+              </a:graphicData>
+            </a:graphic>
+          </wp:inline>
+        </w:drawing>
+      </w:r>
+    </w:p>
+    <w:p>
+      <w:pPr>
+        <w:rPr>
+          <w:rFonts w:cstheme="minorHAnsi"/>
+          <w:sz w:val="20"/>
+          <w:szCs w:val="20"/>
+        </w:rPr>
+      </w:pPr>
+      <w:r>
+        <w:rPr>
+          <w:rFonts w:cstheme="minorHAnsi"/>
+          <w:sz w:val="20"/>
+          <w:szCs w:val="20"/>
+        </w:rPr>
+        <w:t>Menlo Church</w:t>
+      </w:r>
+    </w:p>
+    <w:p>
+      <w:pPr>
+        <w:rPr>
+          <w:rFonts w:cstheme="minorHAnsi"/>
+          <w:sz w:val="20"/>
+          <w:szCs w:val="20"/>
+        </w:rPr>
+      </w:pPr>
+      <w:r>
+        <w:rPr>
+          <w:rFonts w:cstheme="minorHAnsi"/>
+          <w:sz w:val="20"/>
+          <w:szCs w:val="20"/>
+        </w:rPr>
+        <w:t>The Vapor (Focus: Sacrificial Developer) - Menlo Church</w:t>
+      </w:r>
+    </w:p>
+    <w:p>
+      <w:pPr>
+        <w:rPr>
+          <w:rFonts w:cstheme="minorHAnsi"/>
+          <w:sz w:val="20"/>
+          <w:szCs w:val="20"/>
+        </w:rPr>
+      </w:pPr>
+      <w:r>
+        <w:rPr>
+          <w:rFonts w:cstheme="minorHAnsi"/>
+          <w:sz w:val="20"/>
+          <w:szCs w:val="20"/>
+        </w:rPr>
+        <w:lastRenderedPageBreak/>
+        <w:t>The Vapor (Focus: Sacrificial Developer). James closes with a warning to the arrogant planner and the hoarder of wealth. He calls ...</w:t>
+      </w:r>
+    </w:p>
+    <w:p>
+      <w:pPr>
+        <w:rPr>
+          <w:rFonts w:cstheme="minorHAnsi"/>
+          <w:sz w:val="20"/>
+          <w:szCs w:val="20"/>
+        </w:rPr>
+      </w:pPr>
+      <w:r>
+        <w:rPr>
+          <w:rFonts w:cstheme="minorHAnsi"/>
+          <w:sz w:val="20"/>
+          <w:szCs w:val="20"/>
+        </w:rPr>
+        <w:drawing>
+          <wp:inline distT="0" distB="0" distL="0" distR="0" wp14:anchorId="15DA3241" wp14:editId="77324FA2">
+            <wp:extent cx="647700" cy="647700"/>
+            <wp:effectExtent l="0" t="0" r="0" b="0"/>
+            <wp:docPr id="1902546008" name="Picture 45"/>
+            <wp:cNvGraphicFramePr>
+              <a:graphicFrameLocks xmlns:a="http://schemas.openxmlformats.org/drawingml/2006/main" noChangeAspect="1"/>
+            </wp:cNvGraphicFramePr>
+            <a:graphic xmlns:a="http://schemas.openxmlformats.org/drawingml/2006/main">
+              <a:graphicData uri="http://schemas.openxmlformats.org/drawingml/2006/picture">
+                <pic:pic xmlns:pic="http://schemas.openxmlformats.org/drawingml/2006/picture">
+                  <pic:nvPicPr>
+                    <pic:cNvPr id="0" name="Picture 203"/>
+                    <pic:cNvPicPr>
+                      <a:picLocks noChangeAspect="1" noChangeArrowheads="1"/>
+                    </pic:cNvPicPr>
+                  </pic:nvPicPr>
+                  <pic:blipFill>
+                    <a:blip r:embed="rId36">
+                      <a:extLst>
+                        <a:ext uri="{28A0092B-C50C-407E-A947-70E740481C1C}">
+                          <a14:useLocalDpi xmlns:a14="http://schemas.microsoft.com/office/drawing/2010/main" val="0"/>
+                        </a:ext>
+                      </a:extLst>
+                    </a:blip>
+                    <a:srcRect/>
+                    <a:stretch>
+                      <a:fillRect/>
+                    </a:stretch>
+                  </pic:blipFill>
+                  <pic:spPr bwMode="auto">
+                    <a:xfrm>
+                      <a:off x="0" y="0"/>
+                      <a:ext cx="647700" cy="647700"/>
+                    </a:xfrm>
+                    <a:prstGeom prst="rect">
+                      <a:avLst/>
+                    </a:prstGeom>
+                    <a:noFill/>
+                    <a:ln>
+                      <a:noFill/>
+                    </a:ln>
+                  </pic:spPr>
+                </pic:pic>
+              </a:graphicData>
+            </a:graphic>
+          </wp:inline>
+        </w:drawing>
+      </w:r>
+    </w:p>
+    <w:p>
+      <w:pPr>
+        <w:numPr>
+          <w:ilvl w:val="0"/>
+          <w:numId w:val="26"/>
+        </w:numPr>
+        <w:rPr>
+          <w:rFonts w:cstheme="minorHAnsi"/>
+          <w:sz w:val="20"/>
+          <w:szCs w:val="20"/>
+        </w:rPr>
+      </w:pPr>
+      <w:r>
+        <w:rPr>
+          <w:rFonts w:cstheme="minorHAnsi"/>
+          <w:sz w:val="20"/>
+          <w:szCs w:val="20"/>
+        </w:rPr>
+        <w:drawing>
+          <wp:inline distT="0" distB="0" distL="0" distR="0" wp14:anchorId="6EC6B7EF" wp14:editId="01E0A876">
+            <wp:extent cx="152400" cy="152400"/>
+            <wp:effectExtent l="0" t="0" r="0" b="0"/>
+            <wp:docPr id="1492389716" name="Picture 44"/>
+            <wp:cNvGraphicFramePr>
+              <a:graphicFrameLocks xmlns:a="http://schemas.openxmlformats.org/drawingml/2006/main" noChangeAspect="1"/>
+            </wp:cNvGraphicFramePr>
+            <a:graphic xmlns:a="http://schemas.openxmlformats.org/drawingml/2006/main">
+              <a:graphicData uri="http://schemas.openxmlformats.org/drawingml/2006/picture">
+                <pic:pic xmlns:pic="http://schemas.openxmlformats.org/drawingml/2006/picture">
+                  <pic:nvPicPr>
+                    <pic:cNvPr id="0" name="Picture 204"/>
+                    <pic:cNvPicPr>
+                      <a:picLocks noChangeAspect="1" noChangeArrowheads="1"/>
+                    </pic:cNvPicPr>
+                  </pic:nvPicPr>
+                  <pic:blipFill>
+                    <a:blip r:embed="rId51">
+                      <a:extLst>
+                        <a:ext uri="{28A0092B-C50C-407E-A947-70E740481C1C}">
+                          <a14:useLocalDpi xmlns:a14="http://schemas.microsoft.com/office/drawing/2010/main" val="0"/>
+                        </a:ext>
+                      </a:extLst>
+                    </a:blip>
+                    <a:srcRect/>
+                    <a:stretch>
+                      <a:fillRect/>
+                    </a:stretch>
+                  </pic:blipFill>
+                  <pic:spPr bwMode="auto">
+                    <a:xfrm>
+                      <a:off x="0" y="0"/>
+                      <a:ext cx="152400" cy="152400"/>
+                    </a:xfrm>
+                    <a:prstGeom prst="rect">
+                      <a:avLst/>
+                    </a:prstGeom>
+                    <a:noFill/>
+                    <a:ln>
+                      <a:noFill/>
+                    </a:ln>
+                  </pic:spPr>
+                </pic:pic>
+              </a:graphicData>
+            </a:graphic>
+          </wp:inline>
+        </w:drawing>
+      </w:r>
+    </w:p>
+    <w:p>
+      <w:pPr>
+        <w:rPr>
+          <w:rFonts w:cstheme="minorHAnsi"/>
+          <w:sz w:val="20"/>
+          <w:szCs w:val="20"/>
+        </w:rPr>
+      </w:pPr>
+      <w:proofErr w:type="spellStart"/>
+      <w:r>
+        <w:rPr>
+          <w:rFonts w:cstheme="minorHAnsi"/>
+          <w:sz w:val="20"/>
+          <w:szCs w:val="20"/>
+        </w:rPr>
+        <w:t>Podbean</w:t>
+      </w:r>
+      <w:proofErr w:type="spellEnd"/>
+    </w:p>
+    <w:p>
+      <w:pPr>
+        <w:rPr>
+          <w:rFonts w:cstheme="minorHAnsi"/>
+          <w:sz w:val="20"/>
+          <w:szCs w:val="20"/>
+        </w:rPr>
+      </w:pPr>
+      <w:r>
+        <w:rPr>
+          <w:rFonts w:cstheme="minorHAnsi"/>
+          <w:sz w:val="20"/>
+          <w:szCs w:val="20"/>
+        </w:rPr>
+        <w:t xml:space="preserve">Menlo Church Podcasts - </w:t>
+      </w:r>
+      <w:proofErr w:type="spellStart"/>
+      <w:r>
+        <w:rPr>
+          <w:rFonts w:cstheme="minorHAnsi"/>
+          <w:sz w:val="20"/>
+          <w:szCs w:val="20"/>
+        </w:rPr>
+        <w:t>Podbean</w:t>
+      </w:r>
+      <w:proofErr w:type="spellEnd"/>
+    </w:p>
+    <w:p>
+      <w:pPr>
+        <w:rPr>
+          <w:rFonts w:cstheme="minorHAnsi"/>
+          <w:sz w:val="20"/>
+          <w:szCs w:val="20"/>
+        </w:rPr>
+      </w:pPr>
+      <w:r>
+        <w:rPr>
+          <w:rFonts w:cstheme="minorHAnsi"/>
+          <w:sz w:val="20"/>
+          <w:szCs w:val="20"/>
+        </w:rPr>
+        <w:t>Moving from last series' focus on researched faith to a year dedicated to reclaimed faith, Matt and Phil unpack what it means to f...</w:t>
+      </w:r>
+    </w:p>
+    <w:p>
+      <w:pPr>
+        <w:rPr>
+          <w:rFonts w:cstheme="minorHAnsi"/>
+          <w:sz w:val="20"/>
+          <w:szCs w:val="20"/>
+        </w:rPr>
+      </w:pPr>
+      <w:r>
+        <w:rPr>
+          <w:rFonts w:cstheme="minorHAnsi"/>
+          <w:sz w:val="20"/>
+          <w:szCs w:val="20"/>
+        </w:rPr>
+        <w:drawing>
+          <wp:inline distT="0" distB="0" distL="0" distR="0" wp14:anchorId="588B413C" wp14:editId="3EC92BDF">
+            <wp:extent cx="647700" cy="647700"/>
+            <wp:effectExtent l="0" t="0" r="0" b="0"/>
+            <wp:docPr id="1889110397" name="Picture 43"/>
+            <wp:cNvGraphicFramePr>
+              <a:graphicFrameLocks xmlns:a="http://schemas.openxmlformats.org/drawingml/2006/main" noChangeAspect="1"/>
+            </wp:cNvGraphicFramePr>
+            <a:graphic xmlns:a="http://schemas.openxmlformats.org/drawingml/2006/main">
+              <a:graphicData uri="http://schemas.openxmlformats.org/drawingml/2006/picture">
+                <pic:pic xmlns:pic="http://schemas.openxmlformats.org/drawingml/2006/picture">
+                  <pic:nvPicPr>
+                    <pic:cNvPr id="0" name="Picture 205"/>
+                    <pic:cNvPicPr>
+                      <a:picLocks noChangeAspect="1" noChangeArrowheads="1"/>
+                    </pic:cNvPicPr>
+                  </pic:nvPicPr>
+                  <pic:blipFill>
+                    <a:blip r:embed="rId52">
+                      <a:extLst>
+                        <a:ext uri="{28A0092B-C50C-407E-A947-70E740481C1C}">
+                          <a14:useLocalDpi xmlns:a14="http://schemas.microsoft.com/office/drawing/2010/main" val="0"/>
+                        </a:ext>
+                      </a:extLst>
+                    </a:blip>
+                    <a:srcRect/>
+                    <a:stretch>
+                      <a:fillRect/>
+                    </a:stretch>
+                  </pic:blipFill>
+                  <pic:spPr bwMode="auto">
+                    <a:xfrm>
+                      <a:off x="0" y="0"/>
+                      <a:ext cx="647700" cy="647700"/>
+                    </a:xfrm>
+                    <a:prstGeom prst="rect">
+                      <a:avLst/>
+                    </a:prstGeom>
+                    <a:noFill/>
+                    <a:ln>
+                      <a:noFill/>
+                    </a:ln>
+                  </pic:spPr>
+                </pic:pic>
+              </a:graphicData>
+            </a:graphic>
+          </wp:inline>
+        </w:drawing>
+      </w:r>
+    </w:p>
+    <w:p>
+      <w:pPr>
+        <w:numPr>
+          <w:ilvl w:val="0"/>
+          <w:numId w:val="26"/>
+        </w:numPr>
+        <w:rPr>
+          <w:rFonts w:cstheme="minorHAnsi"/>
+          <w:sz w:val="20"/>
+          <w:szCs w:val="20"/>
+        </w:rPr>
+      </w:pPr>
+      <w:r>
+        <w:rPr>
+          <w:rFonts w:cstheme="minorHAnsi"/>
+          <w:sz w:val="20"/>
+          <w:szCs w:val="20"/>
+        </w:rPr>
+        <w:drawing>
+          <wp:inline distT="0" distB="0" distL="0" distR="0" wp14:anchorId="71528CE9" wp14:editId="2DC56C8F">
+            <wp:extent cx="152400" cy="152400"/>
+            <wp:effectExtent l="0" t="0" r="0" b="0"/>
+            <wp:docPr id="1718474418" name="Picture 42"/>
+            <wp:cNvGraphicFramePr>
+              <a:graphicFrameLocks xmlns:a="http://schemas.openxmlformats.org/drawingml/2006/main" noChangeAspect="1"/>
+            </wp:cNvGraphicFramePr>
+            <a:graphic xmlns:a="http://schemas.openxmlformats.org/drawingml/2006/main">
+              <a:graphicData uri="http://schemas.openxmlformats.org/drawingml/2006/picture">
+                <pic:pic xmlns:pic="http://schemas.openxmlformats.org/drawingml/2006/picture">
+                  <pic:nvPicPr>
+                    <pic:cNvPr id="0" name="Picture 206"/>
+                    <pic:cNvPicPr>
+                      <a:picLocks noChangeAspect="1" noChangeArrowheads="1"/>
+                    </pic:cNvPicPr>
+                  </pic:nvPicPr>
+                  <pic:blipFill>
+                    <a:blip r:embed="rId35">
+                      <a:extLst>
+                        <a:ext uri="{28A0092B-C50C-407E-A947-70E740481C1C}">
+                          <a14:useLocalDpi xmlns:a14="http://schemas.microsoft.com/office/drawing/2010/main" val="0"/>
+                        </a:ext>
+                      </a:extLst>
+                    </a:blip>
+                    <a:srcRect/>
+                    <a:stretch>
+                      <a:fillRect/>
+                    </a:stretch>
+                  </pic:blipFill>
+                  <pic:spPr bwMode="auto">
+                    <a:xfrm>
+                      <a:off x="0" y="0"/>
+                      <a:ext cx="152400" cy="152400"/>
+                    </a:xfrm>
+                    <a:prstGeom prst="rect">
+                      <a:avLst/>
+                    </a:prstGeom>
+                    <a:noFill/>
+                    <a:ln>
+                      <a:noFill/>
+                    </a:ln>
+                  </pic:spPr>
+                </pic:pic>
+              </a:graphicData>
+            </a:graphic>
+          </wp:inline>
+        </w:drawing>
+      </w:r>
+    </w:p>
+    <w:p>
+      <w:pPr>
+        <w:rPr>
+          <w:rFonts w:cstheme="minorHAnsi"/>
+          <w:sz w:val="20"/>
+          <w:szCs w:val="20"/>
+        </w:rPr>
+      </w:pPr>
+      <w:r>
+        <w:rPr>
+          <w:rFonts w:cstheme="minorHAnsi"/>
+          <w:sz w:val="20"/>
+          <w:szCs w:val="20"/>
+        </w:rPr>
+        <w:t>Menlo Church</w:t>
+      </w:r>
+    </w:p>
+    <w:p>
+      <w:pPr>
+        <w:rPr>
+          <w:rFonts w:cstheme="minorHAnsi"/>
+          <w:sz w:val="20"/>
+          <w:szCs w:val="20"/>
+        </w:rPr>
+      </w:pPr>
+      <w:r>
+        <w:rPr>
+          <w:rFonts w:cstheme="minorHAnsi"/>
+          <w:sz w:val="20"/>
+          <w:szCs w:val="20"/>
+        </w:rPr>
+        <w:t>Hope for Everyone - Menlo Church</w:t>
+      </w:r>
+    </w:p>
+    <w:p>
+      <w:pPr>
+        <w:rPr>
+          <w:rFonts w:cstheme="minorHAnsi"/>
+          <w:sz w:val="20"/>
+          <w:szCs w:val="20"/>
+        </w:rPr>
+      </w:pPr>
+      <w:r>
+        <w:rPr>
+          <w:rFonts w:cstheme="minorHAnsi"/>
+          <w:sz w:val="20"/>
+          <w:szCs w:val="20"/>
+        </w:rPr>
+        <w:t>Recent Updates * 2026 Q3 Update. The Bay Area has perfected the divided life. One self for work, one for home, one for the digital...</w:t>
+      </w:r>
+    </w:p>
+    <w:p>
+      <w:pPr>
+        <w:rPr>
+          <w:rFonts w:cstheme="minorHAnsi"/>
+          <w:sz w:val="20"/>
+          <w:szCs w:val="20"/>
+        </w:rPr>
+      </w:pPr>
+      <w:r>
+        <w:rPr>
+          <w:rFonts w:cstheme="minorHAnsi"/>
+          <w:sz w:val="20"/>
+          <w:szCs w:val="20"/>
+        </w:rPr>
+        <w:drawing>
+          <wp:inline distT="0" distB="0" distL="0" distR="0" wp14:anchorId="06F4B8FD" wp14:editId="17C0F608">
+            <wp:extent cx="647700" cy="647700"/>
+            <wp:effectExtent l="0" t="0" r="0" b="0"/>
+            <wp:docPr id="268544280" name="Picture 41"/>
+            <wp:cNvGraphicFramePr>
+              <a:graphicFrameLocks xmlns:a="http://schemas.openxmlformats.org/drawingml/2006/main" noChangeAspect="1"/>
+            </wp:cNvGraphicFramePr>
+            <a:graphic xmlns:a="http://schemas.openxmlformats.org/drawingml/2006/main">
+              <a:graphicData uri="http://schemas.openxmlformats.org/drawingml/2006/picture">
+                <pic:pic xmlns:pic="http://schemas.openxmlformats.org/drawingml/2006/picture">
+                  <pic:nvPicPr>
+                    <pic:cNvPr id="0" name="Picture 207"/>
+                    <pic:cNvPicPr>
+                      <a:picLocks noChangeAspect="1" noChangeArrowheads="1"/>
+                    </pic:cNvPicPr>
+                  </pic:nvPicPr>
+                  <pic:blipFill>
+                    <a:blip r:embed="rId53">
+                      <a:extLst>
+                        <a:ext uri="{28A0092B-C50C-407E-A947-70E740481C1C}">
+                          <a14:useLocalDpi xmlns:a14="http://schemas.microsoft.com/office/drawing/2010/main" val="0"/>
+                        </a:ext>
+                      </a:extLst>
+                    </a:blip>
+                    <a:srcRect/>
+                    <a:stretch>
+                      <a:fillRect/>
+                    </a:stretch>
+                  </pic:blipFill>
+                  <pic:spPr bwMode="auto">
+                    <a:xfrm>
+                      <a:off x="0" y="0"/>
+                      <a:ext cx="647700" cy="647700"/>
+                    </a:xfrm>
+                    <a:prstGeom prst="rect">
+                      <a:avLst/>
+                    </a:prstGeom>
+                    <a:noFill/>
+                    <a:ln>
+                      <a:noFill/>
+                    </a:ln>
+                  </pic:spPr>
+                </pic:pic>
+              </a:graphicData>
+            </a:graphic>
+          </wp:inline>
+        </w:drawing>
+      </w:r>
+    </w:p>
+    <w:p>
+      <w:pPr>
+        <w:rPr>
+          <w:rFonts w:cstheme="minorHAnsi"/>
+          <w:sz w:val="20"/>
+          <w:szCs w:val="20"/>
+        </w:rPr>
+      </w:pPr>
+      <w:r>
+        <w:rPr>
+          <w:rFonts w:cstheme="minorHAnsi"/>
+          <w:sz w:val="20"/>
+          <w:szCs w:val="20"/>
+        </w:rPr>
+        <w:t>in one sentence</w:t>
+      </w:r>
+    </w:p>
+    <w:p>
+      <w:pPr>
+        <w:rPr>
+          <w:rFonts w:cstheme="minorHAnsi"/>
+          <w:sz w:val="20"/>
+          <w:szCs w:val="20"/>
+        </w:rPr>
+      </w:pPr>
+      <w:r>
+        <w:rPr>
+          <w:rFonts w:cstheme="minorHAnsi"/>
+          <w:b/>
+          <w:bCs/>
+          <w:sz w:val="20"/>
+          <w:szCs w:val="20"/>
+        </w:rPr>
+        <w:t>"Vapor"</w:t>
+      </w:r>
+      <w:r>
+        <w:rPr>
+          <w:rFonts w:cstheme="minorHAnsi"/>
+          <w:sz w:val="20"/>
+          <w:szCs w:val="20"/>
+        </w:rPr>
+        <w:t xml:space="preserve"> reminds us that life is brief and temporary, while a </w:t>
+      </w:r>
+      <w:r>
+        <w:rPr>
+          <w:rFonts w:cstheme="minorHAnsi"/>
+          <w:b/>
+          <w:bCs/>
+          <w:sz w:val="20"/>
+          <w:szCs w:val="20"/>
+        </w:rPr>
+        <w:t>"Sacrificial Developer"</w:t>
+      </w:r>
+      <w:r>
+        <w:rPr>
+          <w:rFonts w:cstheme="minorHAnsi"/>
+          <w:sz w:val="20"/>
+          <w:szCs w:val="20"/>
+        </w:rPr>
+        <w:t xml:space="preserve"> is someone who responds to that reality by choosing to selflessly invest their short time, talents, and resources into building up other people instead of hoarding them for themselves.</w:t>
+      </w:r>
+    </w:p>
+    <w:p>
+      <w:pPr>
+        <w:rPr>
+          <w:rFonts w:cstheme="minorHAnsi"/>
+          <w:sz w:val="20"/>
+          <w:szCs w:val="20"/>
+        </w:rPr>
+      </w:pPr>
+      <w:r>
+        <w:rPr>
+          <w:rFonts w:cstheme="minorHAnsi"/>
+          <w:sz w:val="20"/>
+          <w:szCs w:val="20"/>
+        </w:rPr>
+        <w:t xml:space="preserve">Would you like to explore the </w:t>
+      </w:r>
+      <w:r>
+        <w:rPr>
+          <w:rFonts w:cstheme="minorHAnsi"/>
+          <w:b/>
+          <w:bCs/>
+          <w:sz w:val="20"/>
+          <w:szCs w:val="20"/>
+        </w:rPr>
+        <w:t>biblical verses</w:t>
+      </w:r>
+      <w:r>
+        <w:rPr>
+          <w:rFonts w:cstheme="minorHAnsi"/>
+          <w:sz w:val="20"/>
+          <w:szCs w:val="20"/>
+        </w:rPr>
+        <w:t xml:space="preserve"> behind this idea, or do you want to see how it connects to the other </w:t>
+      </w:r>
+      <w:r>
+        <w:rPr>
+          <w:rFonts w:cstheme="minorHAnsi"/>
+          <w:b/>
+          <w:bCs/>
+          <w:sz w:val="20"/>
+          <w:szCs w:val="20"/>
+        </w:rPr>
+        <w:t>identities</w:t>
+      </w:r>
+      <w:r>
+        <w:rPr>
+          <w:rFonts w:cstheme="minorHAnsi"/>
+          <w:sz w:val="20"/>
+          <w:szCs w:val="20"/>
+        </w:rPr>
+        <w:t xml:space="preserve"> in the sermon series?</w:t>
+      </w:r>
+    </w:p>
+    <w:p>
+      <w:pPr>
+        <w:rPr>
+          <w:rFonts w:cstheme="minorHAnsi"/>
+          <w:sz w:val="20"/>
+          <w:szCs w:val="20"/>
+        </w:rPr>
+      </w:pPr>
+      <w:r>
+        <w:rPr>
+          <w:rFonts w:cstheme="minorHAnsi"/>
+          <w:sz w:val="20"/>
+          <w:szCs w:val="20"/>
+        </w:rPr>
+        <w:t>Vapor: life is short and temporary Sacrificial Developer: someone chooses selflessly use short time to serve other people</w:t>
+      </w:r>
+    </w:p>
+    <w:p>
+      <w:pPr>
+        <w:rPr>
+          <w:rFonts w:cstheme="minorHAnsi"/>
+          <w:sz w:val="20"/>
+          <w:szCs w:val="20"/>
+        </w:rPr>
+      </w:pPr>
+      <w:r>
+        <w:rPr>
+          <w:rFonts w:cstheme="minorHAnsi"/>
+          <w:sz w:val="20"/>
+          <w:szCs w:val="20"/>
+        </w:rPr>
+        <w:t>That is a perfect, concise summary that captures the core essence of the teaching.</w:t>
+      </w:r>
+    </w:p>
+    <w:p>
+      <w:pPr>
+        <w:rPr>
+          <w:rFonts w:cstheme="minorHAnsi"/>
+          <w:sz w:val="20"/>
+          <w:szCs w:val="20"/>
+        </w:rPr>
+      </w:pPr>
+      <w:r>
+        <w:rPr>
+          <w:rFonts w:cstheme="minorHAnsi"/>
+          <w:sz w:val="20"/>
+          <w:szCs w:val="20"/>
+        </w:rPr>
+        <w:t xml:space="preserve">Would you like to explore the </w:t>
+      </w:r>
+      <w:r>
+        <w:rPr>
+          <w:rFonts w:cstheme="minorHAnsi"/>
+          <w:b/>
+          <w:bCs/>
+          <w:sz w:val="20"/>
+          <w:szCs w:val="20"/>
+        </w:rPr>
+        <w:t>three open postures</w:t>
+      </w:r>
+      <w:r>
+        <w:rPr>
+          <w:rFonts w:cstheme="minorHAnsi"/>
+          <w:sz w:val="20"/>
+          <w:szCs w:val="20"/>
+        </w:rPr>
+        <w:t xml:space="preserve"> (open-minded, open-hearted, open-handed) that help a person live out these definitions, or discuss the </w:t>
+      </w:r>
+      <w:r>
+        <w:rPr>
+          <w:rFonts w:cstheme="minorHAnsi"/>
+          <w:b/>
+          <w:bCs/>
+          <w:sz w:val="20"/>
+          <w:szCs w:val="20"/>
+        </w:rPr>
+        <w:t>other identities</w:t>
+      </w:r>
+      <w:r>
+        <w:rPr>
+          <w:rFonts w:cstheme="minorHAnsi"/>
+          <w:sz w:val="20"/>
+          <w:szCs w:val="20"/>
+        </w:rPr>
+        <w:t xml:space="preserve"> in this series?</w:t>
+      </w:r>
+    </w:p>
+    <w:p>
+      <w:pPr>
+        <w:rPr>
+          <w:rFonts w:cstheme="minorHAnsi"/>
+          <w:sz w:val="20"/>
+          <w:szCs w:val="20"/>
+        </w:rPr>
+      </w:pPr>
+      <w:r>
+        <w:rPr>
+          <w:rFonts w:cstheme="minorHAnsi"/>
+          <w:sz w:val="20"/>
+          <w:szCs w:val="20"/>
+        </w:rPr>
+        <w:t>Thanks for clear explanation. I make sure it is correct for me to understand</w:t>
+      </w:r>
+    </w:p>
+    <w:p>
+      <w:pPr>
+        <w:rPr>
+          <w:rFonts w:cstheme="minorHAnsi"/>
+          <w:sz w:val="20"/>
+          <w:szCs w:val="20"/>
+        </w:rPr>
+      </w:pPr>
+      <w:r>
+        <w:rPr>
+          <w:rFonts w:cstheme="minorHAnsi"/>
+          <w:sz w:val="20"/>
+          <w:szCs w:val="20"/>
+        </w:rPr>
+        <w:t>You are very welcome! You have understood it perfectly. Your summaries are highly accurate, punchy, and clear.</w:t>
+      </w:r>
+    </w:p>
+    <w:p>
+      <w:pPr>
+        <w:rPr>
+          <w:rFonts w:cstheme="minorHAnsi"/>
+          <w:sz w:val="20"/>
+          <w:szCs w:val="20"/>
+        </w:rPr>
+      </w:pPr>
+      <w:r>
+        <w:rPr>
+          <w:rFonts w:cstheme="minorHAnsi"/>
+          <w:sz w:val="20"/>
+          <w:szCs w:val="20"/>
+        </w:rPr>
+        <w:t xml:space="preserve">Please let me know if you need help with any other </w:t>
+      </w:r>
+      <w:r>
+        <w:rPr>
+          <w:rFonts w:cstheme="minorHAnsi"/>
+          <w:b/>
+          <w:bCs/>
+          <w:sz w:val="20"/>
+          <w:szCs w:val="20"/>
+        </w:rPr>
+        <w:t>concepts from this sermon series</w:t>
+      </w:r>
+      <w:r>
+        <w:rPr>
+          <w:rFonts w:cstheme="minorHAnsi"/>
+          <w:sz w:val="20"/>
+          <w:szCs w:val="20"/>
+        </w:rPr>
+        <w:t xml:space="preserve"> or have any other questions as you study!</w:t>
+      </w:r>
+    </w:p>
+    <w:p>
+      <w:pPr>
+        <w:rPr>
+          <w:rFonts w:cstheme="minorHAnsi"/>
+          <w:b/>
+          <w:bCs/>
+          <w:sz w:val="20"/>
+          <w:szCs w:val="20"/>
+        </w:rPr>
+      </w:pPr>
+      <w:r>
+        <w:rPr>
+          <w:rFonts w:cstheme="minorHAnsi"/>
+          <w:b/>
+          <w:bCs/>
+          <w:sz w:val="20"/>
+          <w:szCs w:val="20"/>
+        </w:rPr>
+        <w:t>You sent: 1 image and said: Please extract words</w:t>
+      </w:r>
+    </w:p>
+    <w:p>
+      <w:pPr>
+        <w:rPr>
+          <w:rFonts w:cstheme="minorHAnsi"/>
+          <w:sz w:val="20"/>
+          <w:szCs w:val="20"/>
+        </w:rPr>
+      </w:pPr>
+      <w:r>
+        <w:rPr>
+          <w:rFonts w:cstheme="minorHAnsi"/>
+          <w:sz w:val="20"/>
+          <w:szCs w:val="20"/>
+        </w:rPr>
+        <w:lastRenderedPageBreak/>
+        <w:drawing>
+          <wp:inline distT="0" distB="0" distL="0" distR="0" wp14:anchorId="75697C93" wp14:editId="6D9D8C86">
+            <wp:extent cx="5425440" cy="6781800"/>
+            <wp:effectExtent l="0" t="0" r="3810" b="0"/>
+            <wp:docPr id="494633047" name="Picture 40" descr="Visually searched image"/>
+            <wp:cNvGraphicFramePr>
+              <a:graphicFrameLocks xmlns:a="http://schemas.openxmlformats.org/drawingml/2006/main" noChangeAspect="1"/>
+            </wp:cNvGraphicFramePr>
+            <a:graphic xmlns:a="http://schemas.openxmlformats.org/drawingml/2006/main">
+              <a:graphicData uri="http://schemas.openxmlformats.org/drawingml/2006/picture">
+                <pic:pic xmlns:pic="http://schemas.openxmlformats.org/drawingml/2006/picture">
+                  <pic:nvPicPr>
+                    <pic:cNvPr id="0" name="Picture 208" descr="Visually searched image"/>
+                    <pic:cNvPicPr>
+                      <a:picLocks noChangeAspect="1" noChangeArrowheads="1"/>
+                    </pic:cNvPicPr>
+                  </pic:nvPicPr>
+                  <pic:blipFill>
+                    <a:blip r:embed="rId54">
+                      <a:extLst>
+                        <a:ext uri="{28A0092B-C50C-407E-A947-70E740481C1C}">
+                          <a14:useLocalDpi xmlns:a14="http://schemas.microsoft.com/office/drawing/2010/main" val="0"/>
+                        </a:ext>
+                      </a:extLst>
+                    </a:blip>
+                    <a:srcRect/>
+                    <a:stretch>
+                      <a:fillRect/>
+                    </a:stretch>
+                  </pic:blipFill>
+                  <pic:spPr bwMode="auto">
+                    <a:xfrm>
+                      <a:off x="0" y="0"/>
+                      <a:ext cx="5427161" cy="6783951"/>
+                    </a:xfrm>
+                    <a:prstGeom prst="rect">
+                      <a:avLst/>
+                    </a:prstGeom>
+                    <a:noFill/>
+                    <a:ln>
+                      <a:noFill/>
+                    </a:ln>
+                  </pic:spPr>
+                </pic:pic>
+              </a:graphicData>
+            </a:graphic>
+          </wp:inline>
+        </w:drawing>
+      </w:r>
+    </w:p>
+    <w:p>
+      <w:pPr>
+        <w:rPr>
+          <w:rFonts w:cstheme="minorHAnsi"/>
+          <w:sz w:val="20"/>
+          <w:szCs w:val="20"/>
+        </w:rPr>
+      </w:pPr>
+    </w:p>
+    <w:p>
+      <w:pPr>
+        <w:rPr>
+          <w:rFonts w:cstheme="minorHAnsi"/>
+          <w:sz w:val="20"/>
+          <w:szCs w:val="20"/>
+        </w:rPr>
+      </w:pPr>
+    </w:p>
+    <w:p>
+      <w:pPr>
+        <w:rPr>
+          <w:rFonts w:cstheme="minorHAnsi"/>
+          <w:sz w:val="20"/>
+          <w:szCs w:val="20"/>
+        </w:rPr>
+      </w:pPr>
+      <w:r>
+        <w:rPr>
+          <w:rFonts w:cstheme="minorHAnsi"/>
+          <w:sz w:val="20"/>
+          <w:szCs w:val="20"/>
+        </w:rPr>
+        <w:t>T</w:t>
+      </w:r>
+      <w:r>
+        <w:rPr>
+          <w:rFonts w:cstheme="minorHAnsi"/>
+          <w:sz w:val="20"/>
+          <w:szCs w:val="20"/>
+        </w:rPr>
+        <w:t>he text extracted from top to bottom:</w:t>
+      </w:r>
+    </w:p>
+    <w:p>
+      <w:pPr>
+        <w:numPr>
+          <w:ilvl w:val="0"/>
+          <w:numId w:val="27"/>
+        </w:numPr>
+        <w:rPr>
+          <w:rFonts w:cstheme="minorHAnsi"/>
+          <w:sz w:val="20"/>
+          <w:szCs w:val="20"/>
+        </w:rPr>
+      </w:pPr>
+      <w:r>
+        <w:rPr>
+          <w:rFonts w:cstheme="minorHAnsi"/>
+          <w:sz w:val="20"/>
+          <w:szCs w:val="20"/>
+        </w:rPr>
+        <w:t>WHAT IS A FOLLOWER OF THE WAY?</w:t>
+      </w:r>
+    </w:p>
+    <w:p>
+      <w:pPr>
+        <w:numPr>
+          <w:ilvl w:val="0"/>
+          <w:numId w:val="27"/>
+        </w:numPr>
+        <w:rPr>
+          <w:rFonts w:cstheme="minorHAnsi"/>
+          <w:sz w:val="20"/>
+          <w:szCs w:val="20"/>
+        </w:rPr>
+      </w:pPr>
+      <w:r>
+        <w:rPr>
+          <w:rFonts w:cstheme="minorHAnsi"/>
+          <w:sz w:val="20"/>
+          <w:szCs w:val="20"/>
+        </w:rPr>
+        <w:t>FOREWORD BY TIMOTHY KELLER</w:t>
+      </w:r>
+    </w:p>
+    <w:p>
+      <w:pPr>
+        <w:numPr>
+          <w:ilvl w:val="0"/>
+          <w:numId w:val="27"/>
+        </w:numPr>
+        <w:rPr>
+          <w:rFonts w:cstheme="minorHAnsi"/>
+          <w:sz w:val="20"/>
+          <w:szCs w:val="20"/>
+        </w:rPr>
+      </w:pPr>
+      <w:r>
+        <w:rPr>
+          <w:rFonts w:cstheme="minorHAnsi"/>
+          <w:sz w:val="20"/>
+          <w:szCs w:val="20"/>
+        </w:rPr>
+        <w:t>BIBLICAL CRITICAL THEORY</w:t>
+      </w:r>
+    </w:p>
+    <w:p>
+      <w:pPr>
+        <w:numPr>
+          <w:ilvl w:val="0"/>
+          <w:numId w:val="27"/>
+        </w:numPr>
+        <w:rPr>
+          <w:rFonts w:cstheme="minorHAnsi"/>
+          <w:sz w:val="20"/>
+          <w:szCs w:val="20"/>
+        </w:rPr>
+      </w:pPr>
+      <w:r>
+        <w:rPr>
+          <w:rFonts w:cstheme="minorHAnsi"/>
+          <w:sz w:val="20"/>
+          <w:szCs w:val="20"/>
+        </w:rPr>
+        <w:t>How the Bible's Unfolding Story Makes Sense of Modern Life and Culture</w:t>
+      </w:r>
+    </w:p>
+    <w:p>
+      <w:pPr>
+        <w:numPr>
+          <w:ilvl w:val="0"/>
+          <w:numId w:val="27"/>
+        </w:numPr>
+        <w:rPr>
+          <w:rFonts w:cstheme="minorHAnsi"/>
+          <w:sz w:val="20"/>
+          <w:szCs w:val="20"/>
+        </w:rPr>
+      </w:pPr>
+      <w:r>
+        <w:rPr>
+          <w:rFonts w:cstheme="minorHAnsi"/>
+          <w:sz w:val="20"/>
+          <w:szCs w:val="20"/>
+        </w:rPr>
+        <w:t>CHRISTOPHER WATKIN</w:t>
+      </w:r>
+    </w:p>
+    <w:p>
+      <w:pPr>
+        <w:rPr>
+          <w:rFonts w:cstheme="minorHAnsi"/>
+          <w:sz w:val="20"/>
+          <w:szCs w:val="20"/>
+        </w:rPr>
+      </w:pPr>
+      <w:r>
+        <w:rPr>
+          <w:rFonts w:cstheme="minorHAnsi"/>
+          <w:sz w:val="20"/>
+          <w:szCs w:val="20"/>
+        </w:rPr>
+        <w:lastRenderedPageBreak/>
+        <w:t>(Note: The diagram in the center also features individual labels mapping various cultural and theological concepts like Modernity, Creation, Philosophy, Capitalism, The Cross, Incarnation, Ecology, Diversity, Politics, Power, Wisdom, Eschatology, and The Individual).</w:t>
+      </w:r>
+    </w:p>
+    <w:p>
+      <w:pPr>
+        <w:rPr>
+          <w:rFonts w:cstheme="minorHAnsi"/>
+          <w:sz w:val="20"/>
+          <w:szCs w:val="20"/>
+        </w:rPr>
+      </w:pPr>
+    </w:p>
+    <w:p>
+      <w:pPr>
+        <w:rPr>
+          <w:rFonts w:cstheme="minorHAnsi"/>
+          <w:sz w:val="20"/>
+          <w:szCs w:val="20"/>
+        </w:rPr>
+      </w:pPr>
+      <w:r>
+        <w:rPr>
+          <w:rFonts w:cstheme="minorHAnsi"/>
+          <w:sz w:val="20"/>
+          <w:szCs w:val="20"/>
+        </w:rPr>
+        <w:t>H</w:t>
+      </w:r>
+      <w:r>
+        <w:rPr>
+          <w:rFonts w:cstheme="minorHAnsi"/>
+          <w:sz w:val="20"/>
+          <w:szCs w:val="20"/>
+        </w:rPr>
+        <w:t>ow Christopher Watkin's book Biblical Critical Theory connects to Menlo Church's question, "What is a Follower of the Way?"</w:t>
+      </w:r>
+    </w:p>
+    <w:p>
+      <w:pPr>
+        <w:rPr>
+          <w:rFonts w:cstheme="minorHAnsi"/>
+          <w:sz w:val="20"/>
+          <w:szCs w:val="20"/>
+        </w:rPr>
+      </w:pPr>
+      <w:r>
+        <w:rPr>
+          <w:rFonts w:cstheme="minorHAnsi"/>
+          <w:sz w:val="20"/>
+          <w:szCs w:val="20"/>
+        </w:rPr>
+        <w:t>how Christopher Watkin's book Biblical Critical Theory connects to Menlo Church's question, "What is a Follower of the Way?"</w:t>
+      </w:r>
+    </w:p>
+    <w:p>
+      <w:pPr>
+        <w:rPr>
+          <w:rFonts w:cstheme="minorHAnsi"/>
+          <w:sz w:val="20"/>
+          <w:szCs w:val="20"/>
+        </w:rPr>
+      </w:pPr>
+      <w:r>
+        <w:rPr>
+          <w:rFonts w:cstheme="minorHAnsi"/>
+          <w:sz w:val="20"/>
+          <w:szCs w:val="20"/>
+        </w:rPr>
+        <w:t>Christopher Watkin's book Biblical Critical Theory acts as the intellectual framework behind Menlo Church’s series question, "What is a Follower of the Way?". [</w:t>
+      </w:r>
+      <w:hyperlink r:id="rId55" w:history="1">
+        <w:r>
+          <w:rPr>
+            <w:rStyle w:val="Hyperlink"/>
+            <w:rFonts w:cstheme="minorHAnsi"/>
+            <w:sz w:val="20"/>
+            <w:szCs w:val="20"/>
+          </w:rPr>
+          <w:t>1</w:t>
+        </w:r>
+      </w:hyperlink>
+      <w:r>
+        <w:rPr>
+          <w:rFonts w:cstheme="minorHAnsi"/>
+          <w:sz w:val="20"/>
+          <w:szCs w:val="20"/>
+        </w:rPr>
+        <w:t>]</w:t>
+      </w:r>
+    </w:p>
+    <w:p>
+      <w:pPr>
+        <w:rPr>
+          <w:rFonts w:cstheme="minorHAnsi"/>
+          <w:sz w:val="20"/>
+          <w:szCs w:val="20"/>
+        </w:rPr>
+      </w:pPr>
+      <w:r>
+        <w:rPr>
+          <w:rFonts w:cstheme="minorHAnsi"/>
+          <w:sz w:val="20"/>
+          <w:szCs w:val="20"/>
+        </w:rPr>
+        <w:t>The church used this book to guide their congregation through a year dedicated to "reclaimed faith". It specifically addresses how a modern person can live an integrated, faithful life in a culture that pulls them in a dozen different directions. [</w:t>
+      </w:r>
+      <w:hyperlink r:id="rId56" w:history="1">
+        <w:r>
+          <w:rPr>
+            <w:rStyle w:val="Hyperlink"/>
+            <w:rFonts w:cstheme="minorHAnsi"/>
+            <w:sz w:val="20"/>
+            <w:szCs w:val="20"/>
+          </w:rPr>
+          <w:t>1</w:t>
+        </w:r>
+      </w:hyperlink>
+      <w:r>
+        <w:rPr>
+          <w:rFonts w:cstheme="minorHAnsi"/>
+          <w:sz w:val="20"/>
+          <w:szCs w:val="20"/>
+        </w:rPr>
+        <w:t xml:space="preserve">, </w:t>
+      </w:r>
+      <w:hyperlink r:id="rId57" w:history="1">
+        <w:r>
+          <w:rPr>
+            <w:rStyle w:val="Hyperlink"/>
+            <w:rFonts w:cstheme="minorHAnsi"/>
+            <w:sz w:val="20"/>
+            <w:szCs w:val="20"/>
+          </w:rPr>
+          <w:t>2</w:t>
+        </w:r>
+      </w:hyperlink>
+      <w:r>
+        <w:rPr>
+          <w:rFonts w:cstheme="minorHAnsi"/>
+          <w:sz w:val="20"/>
+          <w:szCs w:val="20"/>
+        </w:rPr>
+        <w:t>]</w:t>
+      </w:r>
+    </w:p>
+    <w:p>
+      <w:pPr>
+        <w:rPr>
+          <w:rFonts w:cstheme="minorHAnsi"/>
+          <w:sz w:val="20"/>
+          <w:szCs w:val="20"/>
+        </w:rPr>
+      </w:pPr>
+      <w:r>
+        <w:rPr>
+          <w:rFonts w:cstheme="minorHAnsi"/>
+          <w:sz w:val="20"/>
+          <w:szCs w:val="20"/>
+        </w:rPr>
+        <w:t>The two connect through several major themes:</w:t>
+      </w:r>
+    </w:p>
+    <w:p>
+      <w:pPr>
+        <w:numPr>
+          <w:ilvl w:val="0"/>
+          <w:numId w:val="28"/>
+        </w:numPr>
+        <w:rPr>
+          <w:rFonts w:cstheme="minorHAnsi"/>
+          <w:sz w:val="20"/>
+          <w:szCs w:val="20"/>
+        </w:rPr>
+      </w:pPr>
+      <w:r>
+        <w:rPr>
+          <w:rFonts w:cstheme="minorHAnsi"/>
+          <w:sz w:val="20"/>
+          <w:szCs w:val="20"/>
+        </w:rPr>
+        <w:t>Deconstructing "Bay Area" Culture: A standard secular "critical theory" critiques society to uncover hidden power structures. Watkin’s book teaches readers how to use the Bible's overarching storyline to critique modern culture instead. Menlo Church applied this directly to Silicon Valley and Bay Area culture—examining how modern careerism, optimization, and the constant urge to "accumulate" distort a person's soul. [</w:t>
+      </w:r>
+      <w:hyperlink r:id="rId58" w:history="1">
+        <w:r>
+          <w:rPr>
+            <w:rStyle w:val="Hyperlink"/>
+            <w:rFonts w:cstheme="minorHAnsi"/>
+            <w:sz w:val="20"/>
+            <w:szCs w:val="20"/>
+          </w:rPr>
+          <w:t>1</w:t>
+        </w:r>
+      </w:hyperlink>
+      <w:r>
+        <w:rPr>
+          <w:rFonts w:cstheme="minorHAnsi"/>
+          <w:sz w:val="20"/>
+          <w:szCs w:val="20"/>
+        </w:rPr>
+        <w:t xml:space="preserve">, </w:t>
+      </w:r>
+      <w:hyperlink r:id="rId59" w:history="1">
+        <w:r>
+          <w:rPr>
+            <w:rStyle w:val="Hyperlink"/>
+            <w:rFonts w:cstheme="minorHAnsi"/>
+            <w:sz w:val="20"/>
+            <w:szCs w:val="20"/>
+          </w:rPr>
+          <w:t>2</w:t>
+        </w:r>
+      </w:hyperlink>
+      <w:r>
+        <w:rPr>
+          <w:rFonts w:cstheme="minorHAnsi"/>
+          <w:sz w:val="20"/>
+          <w:szCs w:val="20"/>
+        </w:rPr>
+        <w:t xml:space="preserve">, </w:t>
+      </w:r>
+      <w:hyperlink r:id="rId60" w:history="1">
+        <w:r>
+          <w:rPr>
+            <w:rStyle w:val="Hyperlink"/>
+            <w:rFonts w:cstheme="minorHAnsi"/>
+            <w:sz w:val="20"/>
+            <w:szCs w:val="20"/>
+          </w:rPr>
+          <w:t>3</w:t>
+        </w:r>
+      </w:hyperlink>
+      <w:r>
+        <w:rPr>
+          <w:rFonts w:cstheme="minorHAnsi"/>
+          <w:sz w:val="20"/>
+          <w:szCs w:val="20"/>
+        </w:rPr>
+        <w:t xml:space="preserve">, </w:t>
+      </w:r>
+      <w:hyperlink r:id="rId61" w:history="1">
+        <w:r>
+          <w:rPr>
+            <w:rStyle w:val="Hyperlink"/>
+            <w:rFonts w:cstheme="minorHAnsi"/>
+            <w:sz w:val="20"/>
+            <w:szCs w:val="20"/>
+          </w:rPr>
+          <w:t>4</w:t>
+        </w:r>
+      </w:hyperlink>
+      <w:r>
+        <w:rPr>
+          <w:rFonts w:cstheme="minorHAnsi"/>
+          <w:sz w:val="20"/>
+          <w:szCs w:val="20"/>
+        </w:rPr>
+        <w:t xml:space="preserve">, </w:t>
+      </w:r>
+      <w:hyperlink r:id="rId62" w:history="1">
+        <w:r>
+          <w:rPr>
+            <w:rStyle w:val="Hyperlink"/>
+            <w:rFonts w:cstheme="minorHAnsi"/>
+            <w:sz w:val="20"/>
+            <w:szCs w:val="20"/>
+          </w:rPr>
+          <w:t>5</w:t>
+        </w:r>
+      </w:hyperlink>
+      <w:r>
+        <w:rPr>
+          <w:rFonts w:cstheme="minorHAnsi"/>
+          <w:sz w:val="20"/>
+          <w:szCs w:val="20"/>
+        </w:rPr>
+        <w:t>]</w:t>
+      </w:r>
+    </w:p>
+    <w:p>
+      <w:pPr>
+        <w:numPr>
+          <w:ilvl w:val="0"/>
+          <w:numId w:val="28"/>
+        </w:numPr>
+        <w:rPr>
+          <w:rFonts w:cstheme="minorHAnsi"/>
+          <w:sz w:val="20"/>
+          <w:szCs w:val="20"/>
+        </w:rPr>
+      </w:pPr>
+      <w:r>
+        <w:rPr>
+          <w:rFonts w:cstheme="minorHAnsi"/>
+          <w:sz w:val="20"/>
+          <w:szCs w:val="20"/>
+        </w:rPr>
+        <w:t>The "Metro Map" of Reality: The cover image depicts a complex subway or metro map where lines like "Capitalism," "Modernity," and "The Individual" intersect with biblical markers like "Creation," "The Cross," and "Eschatology." Watkin argues that Christianity isn't just a set of rules for Sundays; it is an entirely alternative grid for making sense of everyday life—including technology, economics, and relationships. [</w:t>
+      </w:r>
+      <w:hyperlink r:id="rId63" w:history="1">
+        <w:r>
+          <w:rPr>
+            <w:rStyle w:val="Hyperlink"/>
+            <w:rFonts w:cstheme="minorHAnsi"/>
+            <w:sz w:val="20"/>
+            <w:szCs w:val="20"/>
+          </w:rPr>
+          <w:t>1</w:t>
+        </w:r>
+      </w:hyperlink>
+      <w:r>
+        <w:rPr>
+          <w:rFonts w:cstheme="minorHAnsi"/>
+          <w:sz w:val="20"/>
+          <w:szCs w:val="20"/>
+        </w:rPr>
+        <w:t xml:space="preserve">, </w:t>
+      </w:r>
+      <w:hyperlink r:id="rId64" w:history="1">
+        <w:r>
+          <w:rPr>
+            <w:rStyle w:val="Hyperlink"/>
+            <w:rFonts w:cstheme="minorHAnsi"/>
+            <w:sz w:val="20"/>
+            <w:szCs w:val="20"/>
+          </w:rPr>
+          <w:t>2</w:t>
+        </w:r>
+      </w:hyperlink>
+      <w:r>
+        <w:rPr>
+          <w:rFonts w:cstheme="minorHAnsi"/>
+          <w:sz w:val="20"/>
+          <w:szCs w:val="20"/>
+        </w:rPr>
+        <w:t>]</w:t>
+      </w:r>
+    </w:p>
+    <w:p>
+      <w:pPr>
+        <w:numPr>
+          <w:ilvl w:val="0"/>
+          <w:numId w:val="28"/>
+        </w:numPr>
+        <w:rPr>
+          <w:rFonts w:cstheme="minorHAnsi"/>
+          <w:sz w:val="20"/>
+          <w:szCs w:val="20"/>
+        </w:rPr>
+      </w:pPr>
+      <w:r>
+        <w:rPr>
+          <w:rFonts w:cstheme="minorHAnsi"/>
+          <w:sz w:val="20"/>
+          <w:szCs w:val="20"/>
+        </w:rPr>
+        <w:t>Moving from Information to Integration: Menlo Church noted that Bay Area Christians are experts at fragmentation, maintaining separate "work selves," "home selves," and "church selves". Watkin's book aims to shatter this separation. A true "follower of the Way" uses the Bible as a comprehensive lens so that their internal belief systems directly dictate their external, daily behavior. [</w:t>
+      </w:r>
+      <w:hyperlink r:id="rId65" w:history="1">
+        <w:r>
+          <w:rPr>
+            <w:rStyle w:val="Hyperlink"/>
+            <w:rFonts w:cstheme="minorHAnsi"/>
+            <w:sz w:val="20"/>
+            <w:szCs w:val="20"/>
+          </w:rPr>
+          <w:t>1</w:t>
+        </w:r>
+      </w:hyperlink>
+      <w:r>
+        <w:rPr>
+          <w:rFonts w:cstheme="minorHAnsi"/>
+          <w:sz w:val="20"/>
+          <w:szCs w:val="20"/>
+        </w:rPr>
+        <w:t xml:space="preserve">, </w:t>
+      </w:r>
+      <w:hyperlink r:id="rId66" w:history="1">
+        <w:r>
+          <w:rPr>
+            <w:rStyle w:val="Hyperlink"/>
+            <w:rFonts w:cstheme="minorHAnsi"/>
+            <w:sz w:val="20"/>
+            <w:szCs w:val="20"/>
+          </w:rPr>
+          <w:t>2</w:t>
+        </w:r>
+      </w:hyperlink>
+      <w:r>
+        <w:rPr>
+          <w:rFonts w:cstheme="minorHAnsi"/>
+          <w:sz w:val="20"/>
+          <w:szCs w:val="20"/>
+        </w:rPr>
+        <w:t xml:space="preserve">, </w:t>
+      </w:r>
+      <w:hyperlink r:id="rId67" w:history="1">
+        <w:r>
+          <w:rPr>
+            <w:rStyle w:val="Hyperlink"/>
+            <w:rFonts w:cstheme="minorHAnsi"/>
+            <w:sz w:val="20"/>
+            <w:szCs w:val="20"/>
+          </w:rPr>
+          <w:t>3</w:t>
+        </w:r>
+      </w:hyperlink>
+      <w:r>
+        <w:rPr>
+          <w:rFonts w:cstheme="minorHAnsi"/>
+          <w:sz w:val="20"/>
+          <w:szCs w:val="20"/>
+        </w:rPr>
+        <w:t>]</w:t>
+      </w:r>
+    </w:p>
+    <w:p>
+      <w:pPr>
+        <w:numPr>
+          <w:ilvl w:val="0"/>
+          <w:numId w:val="28"/>
+        </w:numPr>
+        <w:rPr>
+          <w:rFonts w:cstheme="minorHAnsi"/>
+          <w:sz w:val="20"/>
+          <w:szCs w:val="20"/>
+        </w:rPr>
+      </w:pPr>
+      <w:r>
+        <w:rPr>
+          <w:rFonts w:cstheme="minorHAnsi"/>
+          <w:sz w:val="20"/>
+          <w:szCs w:val="20"/>
+        </w:rPr>
+        <w:t>Fueling the "Sacrificial Developer" Identity: Watkin’s deep dive into Eschatology (the ultimate future) and The Cross directly informs why a Christian should live as a "Vapor" or a "Sacrificial Developer." When a person views the world through Watkin's biblical framework, tracking societal values against eternity, it completely reorients how they spend their finite time, leading them to give up selfish ambition to invest heavily in the people around them.</w:t>
+      </w:r>
+    </w:p>
+    <w:p>
+      <w:pPr>
+        <w:rPr>
+          <w:rFonts w:cstheme="minorHAnsi"/>
+          <w:sz w:val="20"/>
+          <w:szCs w:val="20"/>
+        </w:rPr>
+      </w:pPr>
+      <w:r>
+        <w:rPr>
+          <w:rFonts w:cstheme="minorHAnsi"/>
+          <w:sz w:val="20"/>
+          <w:szCs w:val="20"/>
+        </w:rPr>
+        <w:t>In short, if What is a Follower of the Way? is the practical question about how to live a faithful life today, Biblical Critical Theory provides the comprehensive textbook and map required to navigate that journey.</w:t>
+      </w:r>
     </w:p>
     <w:p>
       <w:pPr>
@@ -1372,7 +5660,7 @@
       </w:r>
     </w:p>
     <w:p>
-      <w:hyperlink r:id="rId19" w:history="1">
+      <w:hyperlink r:id="rId68" w:history="1">
         <w:r>
           <w:rPr>
             <w:rStyle w:val="Hyperlink"/>
@@ -1389,7 +5677,7 @@
           <w:szCs w:val="20"/>
         </w:rPr>
       </w:pPr>
-      <w:hyperlink r:id="rId20" w:history="1">
+      <w:hyperlink r:id="rId69" w:history="1">
         <w:r>
           <w:rPr>
             <w:rStyle w:val="Hyperlink"/>
@@ -1455,7 +5743,7 @@
       </w:pPr>
     </w:p>
     <w:sectPr>
-      <w:footerReference w:type="default" r:id="rId21"/>
+      <w:footerReference w:type="default" r:id="rId70"/>
       <w:pgSz w:w="12240" w:h="15840"/>
       <w:pgMar w:top="1440" w:right="1440" w:bottom="1530" w:left="1440" w:header="0" w:footer="720" w:gutter="0"/>
       <w:cols w:space="720"/>
@@ -2267,6 +6555,155 @@
     </w:lvl>
   </w:abstractNum>
   <w:abstractNum w:abstractNumId="5" w15:restartNumberingAfterBreak="0">
+    <w:nsid w:val="0FCB09A8"/>
+    <w:multiLevelType w:val="multilevel"/>
+    <w:tmpl w:val="405C9C8C"/>
+    <w:lvl w:ilvl="0">
+      <w:start w:val="1"/>
+      <w:numFmt w:val="bullet"/>
+      <w:lvlText w:val=""/>
+      <w:lvlJc w:val="left"/>
+      <w:pPr>
+        <w:tabs>
+          <w:tab w:val="num" w:pos="720"/>
+        </w:tabs>
+        <w:ind w:left="720" w:hanging="360"/>
+      </w:pPr>
+      <w:rPr>
+        <w:rFonts w:ascii="Symbol" w:hAnsi="Symbol" w:hint="default"/>
+        <w:sz w:val="20"/>
+      </w:rPr>
+    </w:lvl>
+    <w:lvl w:ilvl="1">
+      <w:start w:val="1"/>
+      <w:numFmt w:val="bullet"/>
+      <w:lvlText w:val="o"/>
+      <w:lvlJc w:val="left"/>
+      <w:pPr>
+        <w:tabs>
+          <w:tab w:val="num" w:pos="1440"/>
+        </w:tabs>
+        <w:ind w:left="1440" w:hanging="360"/>
+      </w:pPr>
+      <w:rPr>
+        <w:rFonts w:ascii="Courier New" w:hAnsi="Courier New" w:hint="default"/>
+        <w:sz w:val="20"/>
+      </w:rPr>
+    </w:lvl>
+    <w:lvl w:ilvl="2" w:tentative="1">
+      <w:start w:val="1"/>
+      <w:numFmt w:val="bullet"/>
+      <w:lvlText w:val=""/>
+      <w:lvlJc w:val="left"/>
+      <w:pPr>
+        <w:tabs>
+          <w:tab w:val="num" w:pos="2160"/>
+        </w:tabs>
+        <w:ind w:left="2160" w:hanging="360"/>
+      </w:pPr>
+      <w:rPr>
+        <w:rFonts w:ascii="Wingdings" w:hAnsi="Wingdings" w:hint="default"/>
+        <w:sz w:val="20"/>
+      </w:rPr>
+    </w:lvl>
+    <w:lvl w:ilvl="3" w:tentative="1">
+      <w:start w:val="1"/>
+      <w:numFmt w:val="bullet"/>
+      <w:lvlText w:val=""/>
+      <w:lvlJc w:val="left"/>
+      <w:pPr>
+        <w:tabs>
+          <w:tab w:val="num" w:pos="2880"/>
+        </w:tabs>
+        <w:ind w:left="2880" w:hanging="360"/>
+      </w:pPr>
+      <w:rPr>
+        <w:rFonts w:ascii="Wingdings" w:hAnsi="Wingdings" w:hint="default"/>
+        <w:sz w:val="20"/>
+      </w:rPr>
+    </w:lvl>
+    <w:lvl w:ilvl="4" w:tentative="1">
+      <w:start w:val="1"/>
+      <w:numFmt w:val="bullet"/>
+      <w:lvlText w:val=""/>
+      <w:lvlJc w:val="left"/>
+      <w:pPr>
+        <w:tabs>
+          <w:tab w:val="num" w:pos="3600"/>
+        </w:tabs>
+        <w:ind w:left="3600" w:hanging="360"/>
+      </w:pPr>
+      <w:rPr>
+        <w:rFonts w:ascii="Wingdings" w:hAnsi="Wingdings" w:hint="default"/>
+        <w:sz w:val="20"/>
+      </w:rPr>
+    </w:lvl>
+    <w:lvl w:ilvl="5" w:tentative="1">
+      <w:start w:val="1"/>
+      <w:numFmt w:val="bullet"/>
+      <w:lvlText w:val=""/>
+      <w:lvlJc w:val="left"/>
+      <w:pPr>
+        <w:tabs>
+          <w:tab w:val="num" w:pos="4320"/>
+        </w:tabs>
+        <w:ind w:left="4320" w:hanging="360"/>
+      </w:pPr>
+      <w:rPr>
+        <w:rFonts w:ascii="Wingdings" w:hAnsi="Wingdings" w:hint="default"/>
+        <w:sz w:val="20"/>
+      </w:rPr>
+    </w:lvl>
+    <w:lvl w:ilvl="6" w:tentative="1">
+      <w:start w:val="1"/>
+      <w:numFmt w:val="bullet"/>
+      <w:lvlText w:val=""/>
+      <w:lvlJc w:val="left"/>
+      <w:pPr>
+        <w:tabs>
+          <w:tab w:val="num" w:pos="5040"/>
+        </w:tabs>
+        <w:ind w:left="5040" w:hanging="360"/>
+      </w:pPr>
+      <w:rPr>
+        <w:rFonts w:ascii="Wingdings" w:hAnsi="Wingdings" w:hint="default"/>
+        <w:sz w:val="20"/>
+      </w:rPr>
+    </w:lvl>
+    <w:lvl w:ilvl="7" w:tentative="1">
+      <w:start w:val="1"/>
+      <w:numFmt w:val="bullet"/>
+      <w:lvlText w:val=""/>
+      <w:lvlJc w:val="left"/>
+      <w:pPr>
+        <w:tabs>
+          <w:tab w:val="num" w:pos="5760"/>
+        </w:tabs>
+        <w:ind w:left="5760" w:hanging="360"/>
+      </w:pPr>
+      <w:rPr>
+        <w:rFonts w:ascii="Wingdings" w:hAnsi="Wingdings" w:hint="default"/>
+        <w:sz w:val="20"/>
+      </w:rPr>
+    </w:lvl>
+    <w:lvl w:ilvl="8" w:tentative="1">
+      <w:start w:val="1"/>
+      <w:numFmt w:val="bullet"/>
+      <w:lvlText w:val=""/>
+      <w:lvlJc w:val="left"/>
+      <w:pPr>
+        <w:tabs>
+          <w:tab w:val="num" w:pos="6480"/>
+        </w:tabs>
+        <w:ind w:left="6480" w:hanging="360"/>
+      </w:pPr>
+      <w:rPr>
+        <w:rFonts w:ascii="Wingdings" w:hAnsi="Wingdings" w:hint="default"/>
+        <w:sz w:val="20"/>
+      </w:rPr>
+    </w:lvl>
+  </w:abstractNum>
+  <w:abstractNum w:abstractNumId="6" w15:restartNumberingAfterBreak="0">
     <w:nsid w:val="19951C3F"/>
     <w:multiLevelType w:val="multilevel"/>
     <w:tmpl w:val="BE60EAE6"/>
@@ -2415,7 +6852,156 @@
       </w:rPr>
     </w:lvl>
   </w:abstractNum>
-  <w:abstractNum w:abstractNumId="6" w15:restartNumberingAfterBreak="0">
+  <w:abstractNum w:abstractNumId="7" w15:restartNumberingAfterBreak="0">
+    <w:nsid w:val="1F083D8C"/>
+    <w:multiLevelType w:val="multilevel"/>
+    <w:tmpl w:val="C3C279F2"/>
+    <w:lvl w:ilvl="0">
+      <w:start w:val="1"/>
+      <w:numFmt w:val="bullet"/>
+      <w:lvlText w:val=""/>
+      <w:lvlJc w:val="left"/>
+      <w:pPr>
+        <w:tabs>
+          <w:tab w:val="num" w:pos="720"/>
+        </w:tabs>
+        <w:ind w:left="720" w:hanging="360"/>
+      </w:pPr>
+      <w:rPr>
+        <w:rFonts w:ascii="Symbol" w:hAnsi="Symbol" w:hint="default"/>
+        <w:sz w:val="20"/>
+      </w:rPr>
+    </w:lvl>
+    <w:lvl w:ilvl="1" w:tentative="1">
+      <w:start w:val="1"/>
+      <w:numFmt w:val="bullet"/>
+      <w:lvlText w:val="o"/>
+      <w:lvlJc w:val="left"/>
+      <w:pPr>
+        <w:tabs>
+          <w:tab w:val="num" w:pos="1440"/>
+        </w:tabs>
+        <w:ind w:left="1440" w:hanging="360"/>
+      </w:pPr>
+      <w:rPr>
+        <w:rFonts w:ascii="Courier New" w:hAnsi="Courier New" w:hint="default"/>
+        <w:sz w:val="20"/>
+      </w:rPr>
+    </w:lvl>
+    <w:lvl w:ilvl="2" w:tentative="1">
+      <w:start w:val="1"/>
+      <w:numFmt w:val="bullet"/>
+      <w:lvlText w:val=""/>
+      <w:lvlJc w:val="left"/>
+      <w:pPr>
+        <w:tabs>
+          <w:tab w:val="num" w:pos="2160"/>
+        </w:tabs>
+        <w:ind w:left="2160" w:hanging="360"/>
+      </w:pPr>
+      <w:rPr>
+        <w:rFonts w:ascii="Wingdings" w:hAnsi="Wingdings" w:hint="default"/>
+        <w:sz w:val="20"/>
+      </w:rPr>
+    </w:lvl>
+    <w:lvl w:ilvl="3" w:tentative="1">
+      <w:start w:val="1"/>
+      <w:numFmt w:val="bullet"/>
+      <w:lvlText w:val=""/>
+      <w:lvlJc w:val="left"/>
+      <w:pPr>
+        <w:tabs>
+          <w:tab w:val="num" w:pos="2880"/>
+        </w:tabs>
+        <w:ind w:left="2880" w:hanging="360"/>
+      </w:pPr>
+      <w:rPr>
+        <w:rFonts w:ascii="Wingdings" w:hAnsi="Wingdings" w:hint="default"/>
+        <w:sz w:val="20"/>
+      </w:rPr>
+    </w:lvl>
+    <w:lvl w:ilvl="4" w:tentative="1">
+      <w:start w:val="1"/>
+      <w:numFmt w:val="bullet"/>
+      <w:lvlText w:val=""/>
+      <w:lvlJc w:val="left"/>
+      <w:pPr>
+        <w:tabs>
+          <w:tab w:val="num" w:pos="3600"/>
+        </w:tabs>
+        <w:ind w:left="3600" w:hanging="360"/>
+      </w:pPr>
+      <w:rPr>
+        <w:rFonts w:ascii="Wingdings" w:hAnsi="Wingdings" w:hint="default"/>
+        <w:sz w:val="20"/>
+      </w:rPr>
+    </w:lvl>
+    <w:lvl w:ilvl="5" w:tentative="1">
+      <w:start w:val="1"/>
+      <w:numFmt w:val="bullet"/>
+      <w:lvlText w:val=""/>
+      <w:lvlJc w:val="left"/>
+      <w:pPr>
+        <w:tabs>
+          <w:tab w:val="num" w:pos="4320"/>
+        </w:tabs>
+        <w:ind w:left="4320" w:hanging="360"/>
+      </w:pPr>
+      <w:rPr>
+        <w:rFonts w:ascii="Wingdings" w:hAnsi="Wingdings" w:hint="default"/>
+        <w:sz w:val="20"/>
+      </w:rPr>
+    </w:lvl>
+    <w:lvl w:ilvl="6" w:tentative="1">
+      <w:start w:val="1"/>
+      <w:numFmt w:val="bullet"/>
+      <w:lvlText w:val=""/>
+      <w:lvlJc w:val="left"/>
+      <w:pPr>
+        <w:tabs>
+          <w:tab w:val="num" w:pos="5040"/>
+        </w:tabs>
+        <w:ind w:left="5040" w:hanging="360"/>
+      </w:pPr>
+      <w:rPr>
+        <w:rFonts w:ascii="Wingdings" w:hAnsi="Wingdings" w:hint="default"/>
+        <w:sz w:val="20"/>
+      </w:rPr>
+    </w:lvl>
+    <w:lvl w:ilvl="7" w:tentative="1">
+      <w:start w:val="1"/>
+      <w:numFmt w:val="bullet"/>
+      <w:lvlText w:val=""/>
+      <w:lvlJc w:val="left"/>
+      <w:pPr>
+        <w:tabs>
+          <w:tab w:val="num" w:pos="5760"/>
+        </w:tabs>
+        <w:ind w:left="5760" w:hanging="360"/>
+      </w:pPr>
+      <w:rPr>
+        <w:rFonts w:ascii="Wingdings" w:hAnsi="Wingdings" w:hint="default"/>
+        <w:sz w:val="20"/>
+      </w:rPr>
+    </w:lvl>
+    <w:lvl w:ilvl="8" w:tentative="1">
+      <w:start w:val="1"/>
+      <w:numFmt w:val="bullet"/>
+      <w:lvlText w:val=""/>
+      <w:lvlJc w:val="left"/>
+      <w:pPr>
+        <w:tabs>
+          <w:tab w:val="num" w:pos="6480"/>
+        </w:tabs>
+        <w:ind w:left="6480" w:hanging="360"/>
+      </w:pPr>
+      <w:rPr>
+        <w:rFonts w:ascii="Wingdings" w:hAnsi="Wingdings" w:hint="default"/>
+        <w:sz w:val="20"/>
+      </w:rPr>
+    </w:lvl>
+  </w:abstractNum>
+  <w:abstractNum w:abstractNumId="8" w15:restartNumberingAfterBreak="0">
     <w:nsid w:val="265E2F28"/>
     <w:multiLevelType w:val="multilevel"/>
     <w:tmpl w:val="BB867B6C"/>
@@ -2564,7 +7150,305 @@
       </w:rPr>
     </w:lvl>
   </w:abstractNum>
-  <w:abstractNum w:abstractNumId="7" w15:restartNumberingAfterBreak="0">
+  <w:abstractNum w:abstractNumId="9" w15:restartNumberingAfterBreak="0">
+    <w:nsid w:val="2C223E73"/>
+    <w:multiLevelType w:val="multilevel"/>
+    <w:tmpl w:val="228225D0"/>
+    <w:lvl w:ilvl="0">
+      <w:start w:val="1"/>
+      <w:numFmt w:val="bullet"/>
+      <w:lvlText w:val=""/>
+      <w:lvlJc w:val="left"/>
+      <w:pPr>
+        <w:tabs>
+          <w:tab w:val="num" w:pos="720"/>
+        </w:tabs>
+        <w:ind w:left="720" w:hanging="360"/>
+      </w:pPr>
+      <w:rPr>
+        <w:rFonts w:ascii="Symbol" w:hAnsi="Symbol" w:hint="default"/>
+        <w:sz w:val="20"/>
+      </w:rPr>
+    </w:lvl>
+    <w:lvl w:ilvl="1" w:tentative="1">
+      <w:start w:val="1"/>
+      <w:numFmt w:val="bullet"/>
+      <w:lvlText w:val="o"/>
+      <w:lvlJc w:val="left"/>
+      <w:pPr>
+        <w:tabs>
+          <w:tab w:val="num" w:pos="1440"/>
+        </w:tabs>
+        <w:ind w:left="1440" w:hanging="360"/>
+      </w:pPr>
+      <w:rPr>
+        <w:rFonts w:ascii="Courier New" w:hAnsi="Courier New" w:hint="default"/>
+        <w:sz w:val="20"/>
+      </w:rPr>
+    </w:lvl>
+    <w:lvl w:ilvl="2" w:tentative="1">
+      <w:start w:val="1"/>
+      <w:numFmt w:val="bullet"/>
+      <w:lvlText w:val=""/>
+      <w:lvlJc w:val="left"/>
+      <w:pPr>
+        <w:tabs>
+          <w:tab w:val="num" w:pos="2160"/>
+        </w:tabs>
+        <w:ind w:left="2160" w:hanging="360"/>
+      </w:pPr>
+      <w:rPr>
+        <w:rFonts w:ascii="Wingdings" w:hAnsi="Wingdings" w:hint="default"/>
+        <w:sz w:val="20"/>
+      </w:rPr>
+    </w:lvl>
+    <w:lvl w:ilvl="3" w:tentative="1">
+      <w:start w:val="1"/>
+      <w:numFmt w:val="bullet"/>
+      <w:lvlText w:val=""/>
+      <w:lvlJc w:val="left"/>
+      <w:pPr>
+        <w:tabs>
+          <w:tab w:val="num" w:pos="2880"/>
+        </w:tabs>
+        <w:ind w:left="2880" w:hanging="360"/>
+      </w:pPr>
+      <w:rPr>
+        <w:rFonts w:ascii="Wingdings" w:hAnsi="Wingdings" w:hint="default"/>
+        <w:sz w:val="20"/>
+      </w:rPr>
+    </w:lvl>
+    <w:lvl w:ilvl="4" w:tentative="1">
+      <w:start w:val="1"/>
+      <w:numFmt w:val="bullet"/>
+      <w:lvlText w:val=""/>
+      <w:lvlJc w:val="left"/>
+      <w:pPr>
+        <w:tabs>
+          <w:tab w:val="num" w:pos="3600"/>
+        </w:tabs>
+        <w:ind w:left="3600" w:hanging="360"/>
+      </w:pPr>
+      <w:rPr>
+        <w:rFonts w:ascii="Wingdings" w:hAnsi="Wingdings" w:hint="default"/>
+        <w:sz w:val="20"/>
+      </w:rPr>
+    </w:lvl>
+    <w:lvl w:ilvl="5" w:tentative="1">
+      <w:start w:val="1"/>
+      <w:numFmt w:val="bullet"/>
+      <w:lvlText w:val=""/>
+      <w:lvlJc w:val="left"/>
+      <w:pPr>
+        <w:tabs>
+          <w:tab w:val="num" w:pos="4320"/>
+        </w:tabs>
+        <w:ind w:left="4320" w:hanging="360"/>
+      </w:pPr>
+      <w:rPr>
+        <w:rFonts w:ascii="Wingdings" w:hAnsi="Wingdings" w:hint="default"/>
+        <w:sz w:val="20"/>
+      </w:rPr>
+    </w:lvl>
+    <w:lvl w:ilvl="6" w:tentative="1">
+      <w:start w:val="1"/>
+      <w:numFmt w:val="bullet"/>
+      <w:lvlText w:val=""/>
+      <w:lvlJc w:val="left"/>
+      <w:pPr>
+        <w:tabs>
+          <w:tab w:val="num" w:pos="5040"/>
+        </w:tabs>
+        <w:ind w:left="5040" w:hanging="360"/>
+      </w:pPr>
+      <w:rPr>
+        <w:rFonts w:ascii="Wingdings" w:hAnsi="Wingdings" w:hint="default"/>
+        <w:sz w:val="20"/>
+      </w:rPr>
+    </w:lvl>
+    <w:lvl w:ilvl="7" w:tentative="1">
+      <w:start w:val="1"/>
+      <w:numFmt w:val="bullet"/>
+      <w:lvlText w:val=""/>
+      <w:lvlJc w:val="left"/>
+      <w:pPr>
+        <w:tabs>
+          <w:tab w:val="num" w:pos="5760"/>
+        </w:tabs>
+        <w:ind w:left="5760" w:hanging="360"/>
+      </w:pPr>
+      <w:rPr>
+        <w:rFonts w:ascii="Wingdings" w:hAnsi="Wingdings" w:hint="default"/>
+        <w:sz w:val="20"/>
+      </w:rPr>
+    </w:lvl>
+    <w:lvl w:ilvl="8" w:tentative="1">
+      <w:start w:val="1"/>
+      <w:numFmt w:val="bullet"/>
+      <w:lvlText w:val=""/>
+      <w:lvlJc w:val="left"/>
+      <w:pPr>
+        <w:tabs>
+          <w:tab w:val="num" w:pos="6480"/>
+        </w:tabs>
+        <w:ind w:left="6480" w:hanging="360"/>
+      </w:pPr>
+      <w:rPr>
+        <w:rFonts w:ascii="Wingdings" w:hAnsi="Wingdings" w:hint="default"/>
+        <w:sz w:val="20"/>
+      </w:rPr>
+    </w:lvl>
+  </w:abstractNum>
+  <w:abstractNum w:abstractNumId="10" w15:restartNumberingAfterBreak="0">
+    <w:nsid w:val="2D5E2663"/>
+    <w:multiLevelType w:val="multilevel"/>
+    <w:tmpl w:val="AE06BBD6"/>
+    <w:lvl w:ilvl="0">
+      <w:start w:val="1"/>
+      <w:numFmt w:val="bullet"/>
+      <w:lvlText w:val=""/>
+      <w:lvlJc w:val="left"/>
+      <w:pPr>
+        <w:tabs>
+          <w:tab w:val="num" w:pos="720"/>
+        </w:tabs>
+        <w:ind w:left="720" w:hanging="360"/>
+      </w:pPr>
+      <w:rPr>
+        <w:rFonts w:ascii="Symbol" w:hAnsi="Symbol" w:hint="default"/>
+        <w:sz w:val="20"/>
+      </w:rPr>
+    </w:lvl>
+    <w:lvl w:ilvl="1" w:tentative="1">
+      <w:start w:val="1"/>
+      <w:numFmt w:val="bullet"/>
+      <w:lvlText w:val="o"/>
+      <w:lvlJc w:val="left"/>
+      <w:pPr>
+        <w:tabs>
+          <w:tab w:val="num" w:pos="1440"/>
+        </w:tabs>
+        <w:ind w:left="1440" w:hanging="360"/>
+      </w:pPr>
+      <w:rPr>
+        <w:rFonts w:ascii="Courier New" w:hAnsi="Courier New" w:hint="default"/>
+        <w:sz w:val="20"/>
+      </w:rPr>
+    </w:lvl>
+    <w:lvl w:ilvl="2" w:tentative="1">
+      <w:start w:val="1"/>
+      <w:numFmt w:val="bullet"/>
+      <w:lvlText w:val=""/>
+      <w:lvlJc w:val="left"/>
+      <w:pPr>
+        <w:tabs>
+          <w:tab w:val="num" w:pos="2160"/>
+        </w:tabs>
+        <w:ind w:left="2160" w:hanging="360"/>
+      </w:pPr>
+      <w:rPr>
+        <w:rFonts w:ascii="Wingdings" w:hAnsi="Wingdings" w:hint="default"/>
+        <w:sz w:val="20"/>
+      </w:rPr>
+    </w:lvl>
+    <w:lvl w:ilvl="3" w:tentative="1">
+      <w:start w:val="1"/>
+      <w:numFmt w:val="bullet"/>
+      <w:lvlText w:val=""/>
+      <w:lvlJc w:val="left"/>
+      <w:pPr>
+        <w:tabs>
+          <w:tab w:val="num" w:pos="2880"/>
+        </w:tabs>
+        <w:ind w:left="2880" w:hanging="360"/>
+      </w:pPr>
+      <w:rPr>
+        <w:rFonts w:ascii="Wingdings" w:hAnsi="Wingdings" w:hint="default"/>
+        <w:sz w:val="20"/>
+      </w:rPr>
+    </w:lvl>
+    <w:lvl w:ilvl="4" w:tentative="1">
+      <w:start w:val="1"/>
+      <w:numFmt w:val="bullet"/>
+      <w:lvlText w:val=""/>
+      <w:lvlJc w:val="left"/>
+      <w:pPr>
+        <w:tabs>
+          <w:tab w:val="num" w:pos="3600"/>
+        </w:tabs>
+        <w:ind w:left="3600" w:hanging="360"/>
+      </w:pPr>
+      <w:rPr>
+        <w:rFonts w:ascii="Wingdings" w:hAnsi="Wingdings" w:hint="default"/>
+        <w:sz w:val="20"/>
+      </w:rPr>
+    </w:lvl>
+    <w:lvl w:ilvl="5" w:tentative="1">
+      <w:start w:val="1"/>
+      <w:numFmt w:val="bullet"/>
+      <w:lvlText w:val=""/>
+      <w:lvlJc w:val="left"/>
+      <w:pPr>
+        <w:tabs>
+          <w:tab w:val="num" w:pos="4320"/>
+        </w:tabs>
+        <w:ind w:left="4320" w:hanging="360"/>
+      </w:pPr>
+      <w:rPr>
+        <w:rFonts w:ascii="Wingdings" w:hAnsi="Wingdings" w:hint="default"/>
+        <w:sz w:val="20"/>
+      </w:rPr>
+    </w:lvl>
+    <w:lvl w:ilvl="6" w:tentative="1">
+      <w:start w:val="1"/>
+      <w:numFmt w:val="bullet"/>
+      <w:lvlText w:val=""/>
+      <w:lvlJc w:val="left"/>
+      <w:pPr>
+        <w:tabs>
+          <w:tab w:val="num" w:pos="5040"/>
+        </w:tabs>
+        <w:ind w:left="5040" w:hanging="360"/>
+      </w:pPr>
+      <w:rPr>
+        <w:rFonts w:ascii="Wingdings" w:hAnsi="Wingdings" w:hint="default"/>
+        <w:sz w:val="20"/>
+      </w:rPr>
+    </w:lvl>
+    <w:lvl w:ilvl="7" w:tentative="1">
+      <w:start w:val="1"/>
+      <w:numFmt w:val="bullet"/>
+      <w:lvlText w:val=""/>
+      <w:lvlJc w:val="left"/>
+      <w:pPr>
+        <w:tabs>
+          <w:tab w:val="num" w:pos="5760"/>
+        </w:tabs>
+        <w:ind w:left="5760" w:hanging="360"/>
+      </w:pPr>
+      <w:rPr>
+        <w:rFonts w:ascii="Wingdings" w:hAnsi="Wingdings" w:hint="default"/>
+        <w:sz w:val="20"/>
+      </w:rPr>
+    </w:lvl>
+    <w:lvl w:ilvl="8" w:tentative="1">
+      <w:start w:val="1"/>
+      <w:numFmt w:val="bullet"/>
+      <w:lvlText w:val=""/>
+      <w:lvlJc w:val="left"/>
+      <w:pPr>
+        <w:tabs>
+          <w:tab w:val="num" w:pos="6480"/>
+        </w:tabs>
+        <w:ind w:left="6480" w:hanging="360"/>
+      </w:pPr>
+      <w:rPr>
+        <w:rFonts w:ascii="Wingdings" w:hAnsi="Wingdings" w:hint="default"/>
+        <w:sz w:val="20"/>
+      </w:rPr>
+    </w:lvl>
+  </w:abstractNum>
+  <w:abstractNum w:abstractNumId="11" w15:restartNumberingAfterBreak="0">
     <w:nsid w:val="3A4A5D43"/>
     <w:multiLevelType w:val="multilevel"/>
     <w:tmpl w:val="50E60C10"/>
@@ -2713,7 +7597,7 @@
       </w:rPr>
     </w:lvl>
   </w:abstractNum>
-  <w:abstractNum w:abstractNumId="8" w15:restartNumberingAfterBreak="0">
+  <w:abstractNum w:abstractNumId="12" w15:restartNumberingAfterBreak="0">
     <w:nsid w:val="3B1F4E5C"/>
     <w:multiLevelType w:val="multilevel"/>
     <w:tmpl w:val="C8DC3704"/>
@@ -2862,7 +7746,7 @@
       </w:rPr>
     </w:lvl>
   </w:abstractNum>
-  <w:abstractNum w:abstractNumId="9" w15:restartNumberingAfterBreak="0">
+  <w:abstractNum w:abstractNumId="13" w15:restartNumberingAfterBreak="0">
     <w:nsid w:val="3D2F6733"/>
     <w:multiLevelType w:val="multilevel"/>
     <w:tmpl w:val="B9243440"/>
@@ -3011,7 +7895,156 @@
       </w:rPr>
     </w:lvl>
   </w:abstractNum>
-  <w:abstractNum w:abstractNumId="10" w15:restartNumberingAfterBreak="0">
+  <w:abstractNum w:abstractNumId="14" w15:restartNumberingAfterBreak="0">
+    <w:nsid w:val="49AD3FA6"/>
+    <w:multiLevelType w:val="multilevel"/>
+    <w:tmpl w:val="016C008E"/>
+    <w:lvl w:ilvl="0">
+      <w:start w:val="1"/>
+      <w:numFmt w:val="bullet"/>
+      <w:lvlText w:val=""/>
+      <w:lvlJc w:val="left"/>
+      <w:pPr>
+        <w:tabs>
+          <w:tab w:val="num" w:pos="720"/>
+        </w:tabs>
+        <w:ind w:left="720" w:hanging="360"/>
+      </w:pPr>
+      <w:rPr>
+        <w:rFonts w:ascii="Symbol" w:hAnsi="Symbol" w:hint="default"/>
+        <w:sz w:val="20"/>
+      </w:rPr>
+    </w:lvl>
+    <w:lvl w:ilvl="1" w:tentative="1">
+      <w:start w:val="1"/>
+      <w:numFmt w:val="bullet"/>
+      <w:lvlText w:val="o"/>
+      <w:lvlJc w:val="left"/>
+      <w:pPr>
+        <w:tabs>
+          <w:tab w:val="num" w:pos="1440"/>
+        </w:tabs>
+        <w:ind w:left="1440" w:hanging="360"/>
+      </w:pPr>
+      <w:rPr>
+        <w:rFonts w:ascii="Courier New" w:hAnsi="Courier New" w:hint="default"/>
+        <w:sz w:val="20"/>
+      </w:rPr>
+    </w:lvl>
+    <w:lvl w:ilvl="2" w:tentative="1">
+      <w:start w:val="1"/>
+      <w:numFmt w:val="bullet"/>
+      <w:lvlText w:val=""/>
+      <w:lvlJc w:val="left"/>
+      <w:pPr>
+        <w:tabs>
+          <w:tab w:val="num" w:pos="2160"/>
+        </w:tabs>
+        <w:ind w:left="2160" w:hanging="360"/>
+      </w:pPr>
+      <w:rPr>
+        <w:rFonts w:ascii="Wingdings" w:hAnsi="Wingdings" w:hint="default"/>
+        <w:sz w:val="20"/>
+      </w:rPr>
+    </w:lvl>
+    <w:lvl w:ilvl="3" w:tentative="1">
+      <w:start w:val="1"/>
+      <w:numFmt w:val="bullet"/>
+      <w:lvlText w:val=""/>
+      <w:lvlJc w:val="left"/>
+      <w:pPr>
+        <w:tabs>
+          <w:tab w:val="num" w:pos="2880"/>
+        </w:tabs>
+        <w:ind w:left="2880" w:hanging="360"/>
+      </w:pPr>
+      <w:rPr>
+        <w:rFonts w:ascii="Wingdings" w:hAnsi="Wingdings" w:hint="default"/>
+        <w:sz w:val="20"/>
+      </w:rPr>
+    </w:lvl>
+    <w:lvl w:ilvl="4" w:tentative="1">
+      <w:start w:val="1"/>
+      <w:numFmt w:val="bullet"/>
+      <w:lvlText w:val=""/>
+      <w:lvlJc w:val="left"/>
+      <w:pPr>
+        <w:tabs>
+          <w:tab w:val="num" w:pos="3600"/>
+        </w:tabs>
+        <w:ind w:left="3600" w:hanging="360"/>
+      </w:pPr>
+      <w:rPr>
+        <w:rFonts w:ascii="Wingdings" w:hAnsi="Wingdings" w:hint="default"/>
+        <w:sz w:val="20"/>
+      </w:rPr>
+    </w:lvl>
+    <w:lvl w:ilvl="5" w:tentative="1">
+      <w:start w:val="1"/>
+      <w:numFmt w:val="bullet"/>
+      <w:lvlText w:val=""/>
+      <w:lvlJc w:val="left"/>
+      <w:pPr>
+        <w:tabs>
+          <w:tab w:val="num" w:pos="4320"/>
+        </w:tabs>
+        <w:ind w:left="4320" w:hanging="360"/>
+      </w:pPr>
+      <w:rPr>
+        <w:rFonts w:ascii="Wingdings" w:hAnsi="Wingdings" w:hint="default"/>
+        <w:sz w:val="20"/>
+      </w:rPr>
+    </w:lvl>
+    <w:lvl w:ilvl="6" w:tentative="1">
+      <w:start w:val="1"/>
+      <w:numFmt w:val="bullet"/>
+      <w:lvlText w:val=""/>
+      <w:lvlJc w:val="left"/>
+      <w:pPr>
+        <w:tabs>
+          <w:tab w:val="num" w:pos="5040"/>
+        </w:tabs>
+        <w:ind w:left="5040" w:hanging="360"/>
+      </w:pPr>
+      <w:rPr>
+        <w:rFonts w:ascii="Wingdings" w:hAnsi="Wingdings" w:hint="default"/>
+        <w:sz w:val="20"/>
+      </w:rPr>
+    </w:lvl>
+    <w:lvl w:ilvl="7" w:tentative="1">
+      <w:start w:val="1"/>
+      <w:numFmt w:val="bullet"/>
+      <w:lvlText w:val=""/>
+      <w:lvlJc w:val="left"/>
+      <w:pPr>
+        <w:tabs>
+          <w:tab w:val="num" w:pos="5760"/>
+        </w:tabs>
+        <w:ind w:left="5760" w:hanging="360"/>
+      </w:pPr>
+      <w:rPr>
+        <w:rFonts w:ascii="Wingdings" w:hAnsi="Wingdings" w:hint="default"/>
+        <w:sz w:val="20"/>
+      </w:rPr>
+    </w:lvl>
+    <w:lvl w:ilvl="8" w:tentative="1">
+      <w:start w:val="1"/>
+      <w:numFmt w:val="bullet"/>
+      <w:lvlText w:val=""/>
+      <w:lvlJc w:val="left"/>
+      <w:pPr>
+        <w:tabs>
+          <w:tab w:val="num" w:pos="6480"/>
+        </w:tabs>
+        <w:ind w:left="6480" w:hanging="360"/>
+      </w:pPr>
+      <w:rPr>
+        <w:rFonts w:ascii="Wingdings" w:hAnsi="Wingdings" w:hint="default"/>
+        <w:sz w:val="20"/>
+      </w:rPr>
+    </w:lvl>
+  </w:abstractNum>
+  <w:abstractNum w:abstractNumId="15" w15:restartNumberingAfterBreak="0">
     <w:nsid w:val="51591C76"/>
     <w:multiLevelType w:val="multilevel"/>
     <w:tmpl w:val="3C7479DA"/>
@@ -3160,7 +8193,7 @@
       </w:rPr>
     </w:lvl>
   </w:abstractNum>
-  <w:abstractNum w:abstractNumId="11" w15:restartNumberingAfterBreak="0">
+  <w:abstractNum w:abstractNumId="16" w15:restartNumberingAfterBreak="0">
     <w:nsid w:val="51FD15E0"/>
     <w:multiLevelType w:val="multilevel"/>
     <w:tmpl w:val="EAE05A36"/>
@@ -3309,7 +8342,7 @@
       </w:rPr>
     </w:lvl>
   </w:abstractNum>
-  <w:abstractNum w:abstractNumId="12" w15:restartNumberingAfterBreak="0">
+  <w:abstractNum w:abstractNumId="17" w15:restartNumberingAfterBreak="0">
     <w:nsid w:val="52AC58C6"/>
     <w:multiLevelType w:val="multilevel"/>
     <w:tmpl w:val="BBEE5348"/>
@@ -3458,7 +8491,305 @@
       </w:rPr>
     </w:lvl>
   </w:abstractNum>
-  <w:abstractNum w:abstractNumId="13" w15:restartNumberingAfterBreak="0">
+  <w:abstractNum w:abstractNumId="18" w15:restartNumberingAfterBreak="0">
+    <w:nsid w:val="608226D7"/>
+    <w:multiLevelType w:val="multilevel"/>
+    <w:tmpl w:val="62FCD154"/>
+    <w:lvl w:ilvl="0">
+      <w:start w:val="1"/>
+      <w:numFmt w:val="bullet"/>
+      <w:lvlText w:val=""/>
+      <w:lvlJc w:val="left"/>
+      <w:pPr>
+        <w:tabs>
+          <w:tab w:val="num" w:pos="720"/>
+        </w:tabs>
+        <w:ind w:left="720" w:hanging="360"/>
+      </w:pPr>
+      <w:rPr>
+        <w:rFonts w:ascii="Symbol" w:hAnsi="Symbol" w:hint="default"/>
+        <w:sz w:val="20"/>
+      </w:rPr>
+    </w:lvl>
+    <w:lvl w:ilvl="1" w:tentative="1">
+      <w:start w:val="1"/>
+      <w:numFmt w:val="bullet"/>
+      <w:lvlText w:val="o"/>
+      <w:lvlJc w:val="left"/>
+      <w:pPr>
+        <w:tabs>
+          <w:tab w:val="num" w:pos="1440"/>
+        </w:tabs>
+        <w:ind w:left="1440" w:hanging="360"/>
+      </w:pPr>
+      <w:rPr>
+        <w:rFonts w:ascii="Courier New" w:hAnsi="Courier New" w:hint="default"/>
+        <w:sz w:val="20"/>
+      </w:rPr>
+    </w:lvl>
+    <w:lvl w:ilvl="2" w:tentative="1">
+      <w:start w:val="1"/>
+      <w:numFmt w:val="bullet"/>
+      <w:lvlText w:val=""/>
+      <w:lvlJc w:val="left"/>
+      <w:pPr>
+        <w:tabs>
+          <w:tab w:val="num" w:pos="2160"/>
+        </w:tabs>
+        <w:ind w:left="2160" w:hanging="360"/>
+      </w:pPr>
+      <w:rPr>
+        <w:rFonts w:ascii="Wingdings" w:hAnsi="Wingdings" w:hint="default"/>
+        <w:sz w:val="20"/>
+      </w:rPr>
+    </w:lvl>
+    <w:lvl w:ilvl="3" w:tentative="1">
+      <w:start w:val="1"/>
+      <w:numFmt w:val="bullet"/>
+      <w:lvlText w:val=""/>
+      <w:lvlJc w:val="left"/>
+      <w:pPr>
+        <w:tabs>
+          <w:tab w:val="num" w:pos="2880"/>
+        </w:tabs>
+        <w:ind w:left="2880" w:hanging="360"/>
+      </w:pPr>
+      <w:rPr>
+        <w:rFonts w:ascii="Wingdings" w:hAnsi="Wingdings" w:hint="default"/>
+        <w:sz w:val="20"/>
+      </w:rPr>
+    </w:lvl>
+    <w:lvl w:ilvl="4" w:tentative="1">
+      <w:start w:val="1"/>
+      <w:numFmt w:val="bullet"/>
+      <w:lvlText w:val=""/>
+      <w:lvlJc w:val="left"/>
+      <w:pPr>
+        <w:tabs>
+          <w:tab w:val="num" w:pos="3600"/>
+        </w:tabs>
+        <w:ind w:left="3600" w:hanging="360"/>
+      </w:pPr>
+      <w:rPr>
+        <w:rFonts w:ascii="Wingdings" w:hAnsi="Wingdings" w:hint="default"/>
+        <w:sz w:val="20"/>
+      </w:rPr>
+    </w:lvl>
+    <w:lvl w:ilvl="5" w:tentative="1">
+      <w:start w:val="1"/>
+      <w:numFmt w:val="bullet"/>
+      <w:lvlText w:val=""/>
+      <w:lvlJc w:val="left"/>
+      <w:pPr>
+        <w:tabs>
+          <w:tab w:val="num" w:pos="4320"/>
+        </w:tabs>
+        <w:ind w:left="4320" w:hanging="360"/>
+      </w:pPr>
+      <w:rPr>
+        <w:rFonts w:ascii="Wingdings" w:hAnsi="Wingdings" w:hint="default"/>
+        <w:sz w:val="20"/>
+      </w:rPr>
+    </w:lvl>
+    <w:lvl w:ilvl="6" w:tentative="1">
+      <w:start w:val="1"/>
+      <w:numFmt w:val="bullet"/>
+      <w:lvlText w:val=""/>
+      <w:lvlJc w:val="left"/>
+      <w:pPr>
+        <w:tabs>
+          <w:tab w:val="num" w:pos="5040"/>
+        </w:tabs>
+        <w:ind w:left="5040" w:hanging="360"/>
+      </w:pPr>
+      <w:rPr>
+        <w:rFonts w:ascii="Wingdings" w:hAnsi="Wingdings" w:hint="default"/>
+        <w:sz w:val="20"/>
+      </w:rPr>
+    </w:lvl>
+    <w:lvl w:ilvl="7" w:tentative="1">
+      <w:start w:val="1"/>
+      <w:numFmt w:val="bullet"/>
+      <w:lvlText w:val=""/>
+      <w:lvlJc w:val="left"/>
+      <w:pPr>
+        <w:tabs>
+          <w:tab w:val="num" w:pos="5760"/>
+        </w:tabs>
+        <w:ind w:left="5760" w:hanging="360"/>
+      </w:pPr>
+      <w:rPr>
+        <w:rFonts w:ascii="Wingdings" w:hAnsi="Wingdings" w:hint="default"/>
+        <w:sz w:val="20"/>
+      </w:rPr>
+    </w:lvl>
+    <w:lvl w:ilvl="8" w:tentative="1">
+      <w:start w:val="1"/>
+      <w:numFmt w:val="bullet"/>
+      <w:lvlText w:val=""/>
+      <w:lvlJc w:val="left"/>
+      <w:pPr>
+        <w:tabs>
+          <w:tab w:val="num" w:pos="6480"/>
+        </w:tabs>
+        <w:ind w:left="6480" w:hanging="360"/>
+      </w:pPr>
+      <w:rPr>
+        <w:rFonts w:ascii="Wingdings" w:hAnsi="Wingdings" w:hint="default"/>
+        <w:sz w:val="20"/>
+      </w:rPr>
+    </w:lvl>
+  </w:abstractNum>
+  <w:abstractNum w:abstractNumId="19" w15:restartNumberingAfterBreak="0">
+    <w:nsid w:val="63981415"/>
+    <w:multiLevelType w:val="multilevel"/>
+    <w:tmpl w:val="37EEED2E"/>
+    <w:lvl w:ilvl="0">
+      <w:start w:val="1"/>
+      <w:numFmt w:val="bullet"/>
+      <w:lvlText w:val=""/>
+      <w:lvlJc w:val="left"/>
+      <w:pPr>
+        <w:tabs>
+          <w:tab w:val="num" w:pos="720"/>
+        </w:tabs>
+        <w:ind w:left="720" w:hanging="360"/>
+      </w:pPr>
+      <w:rPr>
+        <w:rFonts w:ascii="Symbol" w:hAnsi="Symbol" w:hint="default"/>
+        <w:sz w:val="20"/>
+      </w:rPr>
+    </w:lvl>
+    <w:lvl w:ilvl="1" w:tentative="1">
+      <w:start w:val="1"/>
+      <w:numFmt w:val="bullet"/>
+      <w:lvlText w:val="o"/>
+      <w:lvlJc w:val="left"/>
+      <w:pPr>
+        <w:tabs>
+          <w:tab w:val="num" w:pos="1440"/>
+        </w:tabs>
+        <w:ind w:left="1440" w:hanging="360"/>
+      </w:pPr>
+      <w:rPr>
+        <w:rFonts w:ascii="Courier New" w:hAnsi="Courier New" w:hint="default"/>
+        <w:sz w:val="20"/>
+      </w:rPr>
+    </w:lvl>
+    <w:lvl w:ilvl="2" w:tentative="1">
+      <w:start w:val="1"/>
+      <w:numFmt w:val="bullet"/>
+      <w:lvlText w:val=""/>
+      <w:lvlJc w:val="left"/>
+      <w:pPr>
+        <w:tabs>
+          <w:tab w:val="num" w:pos="2160"/>
+        </w:tabs>
+        <w:ind w:left="2160" w:hanging="360"/>
+      </w:pPr>
+      <w:rPr>
+        <w:rFonts w:ascii="Wingdings" w:hAnsi="Wingdings" w:hint="default"/>
+        <w:sz w:val="20"/>
+      </w:rPr>
+    </w:lvl>
+    <w:lvl w:ilvl="3" w:tentative="1">
+      <w:start w:val="1"/>
+      <w:numFmt w:val="bullet"/>
+      <w:lvlText w:val=""/>
+      <w:lvlJc w:val="left"/>
+      <w:pPr>
+        <w:tabs>
+          <w:tab w:val="num" w:pos="2880"/>
+        </w:tabs>
+        <w:ind w:left="2880" w:hanging="360"/>
+      </w:pPr>
+      <w:rPr>
+        <w:rFonts w:ascii="Wingdings" w:hAnsi="Wingdings" w:hint="default"/>
+        <w:sz w:val="20"/>
+      </w:rPr>
+    </w:lvl>
+    <w:lvl w:ilvl="4" w:tentative="1">
+      <w:start w:val="1"/>
+      <w:numFmt w:val="bullet"/>
+      <w:lvlText w:val=""/>
+      <w:lvlJc w:val="left"/>
+      <w:pPr>
+        <w:tabs>
+          <w:tab w:val="num" w:pos="3600"/>
+        </w:tabs>
+        <w:ind w:left="3600" w:hanging="360"/>
+      </w:pPr>
+      <w:rPr>
+        <w:rFonts w:ascii="Wingdings" w:hAnsi="Wingdings" w:hint="default"/>
+        <w:sz w:val="20"/>
+      </w:rPr>
+    </w:lvl>
+    <w:lvl w:ilvl="5" w:tentative="1">
+      <w:start w:val="1"/>
+      <w:numFmt w:val="bullet"/>
+      <w:lvlText w:val=""/>
+      <w:lvlJc w:val="left"/>
+      <w:pPr>
+        <w:tabs>
+          <w:tab w:val="num" w:pos="4320"/>
+        </w:tabs>
+        <w:ind w:left="4320" w:hanging="360"/>
+      </w:pPr>
+      <w:rPr>
+        <w:rFonts w:ascii="Wingdings" w:hAnsi="Wingdings" w:hint="default"/>
+        <w:sz w:val="20"/>
+      </w:rPr>
+    </w:lvl>
+    <w:lvl w:ilvl="6" w:tentative="1">
+      <w:start w:val="1"/>
+      <w:numFmt w:val="bullet"/>
+      <w:lvlText w:val=""/>
+      <w:lvlJc w:val="left"/>
+      <w:pPr>
+        <w:tabs>
+          <w:tab w:val="num" w:pos="5040"/>
+        </w:tabs>
+        <w:ind w:left="5040" w:hanging="360"/>
+      </w:pPr>
+      <w:rPr>
+        <w:rFonts w:ascii="Wingdings" w:hAnsi="Wingdings" w:hint="default"/>
+        <w:sz w:val="20"/>
+      </w:rPr>
+    </w:lvl>
+    <w:lvl w:ilvl="7" w:tentative="1">
+      <w:start w:val="1"/>
+      <w:numFmt w:val="bullet"/>
+      <w:lvlText w:val=""/>
+      <w:lvlJc w:val="left"/>
+      <w:pPr>
+        <w:tabs>
+          <w:tab w:val="num" w:pos="5760"/>
+        </w:tabs>
+        <w:ind w:left="5760" w:hanging="360"/>
+      </w:pPr>
+      <w:rPr>
+        <w:rFonts w:ascii="Wingdings" w:hAnsi="Wingdings" w:hint="default"/>
+        <w:sz w:val="20"/>
+      </w:rPr>
+    </w:lvl>
+    <w:lvl w:ilvl="8" w:tentative="1">
+      <w:start w:val="1"/>
+      <w:numFmt w:val="bullet"/>
+      <w:lvlText w:val=""/>
+      <w:lvlJc w:val="left"/>
+      <w:pPr>
+        <w:tabs>
+          <w:tab w:val="num" w:pos="6480"/>
+        </w:tabs>
+        <w:ind w:left="6480" w:hanging="360"/>
+      </w:pPr>
+      <w:rPr>
+        <w:rFonts w:ascii="Wingdings" w:hAnsi="Wingdings" w:hint="default"/>
+        <w:sz w:val="20"/>
+      </w:rPr>
+    </w:lvl>
+  </w:abstractNum>
+  <w:abstractNum w:abstractNumId="20" w15:restartNumberingAfterBreak="0">
     <w:nsid w:val="647A5B10"/>
     <w:multiLevelType w:val="multilevel"/>
     <w:tmpl w:val="A1527222"/>
@@ -3607,7 +8938,7 @@
       </w:rPr>
     </w:lvl>
   </w:abstractNum>
-  <w:abstractNum w:abstractNumId="14" w15:restartNumberingAfterBreak="0">
+  <w:abstractNum w:abstractNumId="21" w15:restartNumberingAfterBreak="0">
     <w:nsid w:val="6D9F3871"/>
     <w:multiLevelType w:val="multilevel"/>
     <w:tmpl w:val="049A011A"/>
@@ -3756,7 +9087,7 @@
       </w:rPr>
     </w:lvl>
   </w:abstractNum>
-  <w:abstractNum w:abstractNumId="15" w15:restartNumberingAfterBreak="0">
+  <w:abstractNum w:abstractNumId="22" w15:restartNumberingAfterBreak="0">
     <w:nsid w:val="6E410EDC"/>
     <w:multiLevelType w:val="multilevel"/>
     <w:tmpl w:val="A52277D0"/>
@@ -3905,7 +9236,7 @@
       </w:rPr>
     </w:lvl>
   </w:abstractNum>
-  <w:abstractNum w:abstractNumId="16" w15:restartNumberingAfterBreak="0">
+  <w:abstractNum w:abstractNumId="23" w15:restartNumberingAfterBreak="0">
     <w:nsid w:val="6FA31C71"/>
     <w:multiLevelType w:val="multilevel"/>
     <w:tmpl w:val="AA5AD366"/>
@@ -4054,7 +9385,156 @@
       </w:rPr>
     </w:lvl>
   </w:abstractNum>
-  <w:abstractNum w:abstractNumId="17" w15:restartNumberingAfterBreak="0">
+  <w:abstractNum w:abstractNumId="24" w15:restartNumberingAfterBreak="0">
+    <w:nsid w:val="71260ECE"/>
+    <w:multiLevelType w:val="multilevel"/>
+    <w:tmpl w:val="3592A554"/>
+    <w:lvl w:ilvl="0">
+      <w:start w:val="1"/>
+      <w:numFmt w:val="bullet"/>
+      <w:lvlText w:val=""/>
+      <w:lvlJc w:val="left"/>
+      <w:pPr>
+        <w:tabs>
+          <w:tab w:val="num" w:pos="720"/>
+        </w:tabs>
+        <w:ind w:left="720" w:hanging="360"/>
+      </w:pPr>
+      <w:rPr>
+        <w:rFonts w:ascii="Symbol" w:hAnsi="Symbol" w:hint="default"/>
+        <w:sz w:val="20"/>
+      </w:rPr>
+    </w:lvl>
+    <w:lvl w:ilvl="1" w:tentative="1">
+      <w:start w:val="1"/>
+      <w:numFmt w:val="bullet"/>
+      <w:lvlText w:val="o"/>
+      <w:lvlJc w:val="left"/>
+      <w:pPr>
+        <w:tabs>
+          <w:tab w:val="num" w:pos="1440"/>
+        </w:tabs>
+        <w:ind w:left="1440" w:hanging="360"/>
+      </w:pPr>
+      <w:rPr>
+        <w:rFonts w:ascii="Courier New" w:hAnsi="Courier New" w:hint="default"/>
+        <w:sz w:val="20"/>
+      </w:rPr>
+    </w:lvl>
+    <w:lvl w:ilvl="2" w:tentative="1">
+      <w:start w:val="1"/>
+      <w:numFmt w:val="bullet"/>
+      <w:lvlText w:val=""/>
+      <w:lvlJc w:val="left"/>
+      <w:pPr>
+        <w:tabs>
+          <w:tab w:val="num" w:pos="2160"/>
+        </w:tabs>
+        <w:ind w:left="2160" w:hanging="360"/>
+      </w:pPr>
+      <w:rPr>
+        <w:rFonts w:ascii="Wingdings" w:hAnsi="Wingdings" w:hint="default"/>
+        <w:sz w:val="20"/>
+      </w:rPr>
+    </w:lvl>
+    <w:lvl w:ilvl="3" w:tentative="1">
+      <w:start w:val="1"/>
+      <w:numFmt w:val="bullet"/>
+      <w:lvlText w:val=""/>
+      <w:lvlJc w:val="left"/>
+      <w:pPr>
+        <w:tabs>
+          <w:tab w:val="num" w:pos="2880"/>
+        </w:tabs>
+        <w:ind w:left="2880" w:hanging="360"/>
+      </w:pPr>
+      <w:rPr>
+        <w:rFonts w:ascii="Wingdings" w:hAnsi="Wingdings" w:hint="default"/>
+        <w:sz w:val="20"/>
+      </w:rPr>
+    </w:lvl>
+    <w:lvl w:ilvl="4" w:tentative="1">
+      <w:start w:val="1"/>
+      <w:numFmt w:val="bullet"/>
+      <w:lvlText w:val=""/>
+      <w:lvlJc w:val="left"/>
+      <w:pPr>
+        <w:tabs>
+          <w:tab w:val="num" w:pos="3600"/>
+        </w:tabs>
+        <w:ind w:left="3600" w:hanging="360"/>
+      </w:pPr>
+      <w:rPr>
+        <w:rFonts w:ascii="Wingdings" w:hAnsi="Wingdings" w:hint="default"/>
+        <w:sz w:val="20"/>
+      </w:rPr>
+    </w:lvl>
+    <w:lvl w:ilvl="5" w:tentative="1">
+      <w:start w:val="1"/>
+      <w:numFmt w:val="bullet"/>
+      <w:lvlText w:val=""/>
+      <w:lvlJc w:val="left"/>
+      <w:pPr>
+        <w:tabs>
+          <w:tab w:val="num" w:pos="4320"/>
+        </w:tabs>
+        <w:ind w:left="4320" w:hanging="360"/>
+      </w:pPr>
+      <w:rPr>
+        <w:rFonts w:ascii="Wingdings" w:hAnsi="Wingdings" w:hint="default"/>
+        <w:sz w:val="20"/>
+      </w:rPr>
+    </w:lvl>
+    <w:lvl w:ilvl="6" w:tentative="1">
+      <w:start w:val="1"/>
+      <w:numFmt w:val="bullet"/>
+      <w:lvlText w:val=""/>
+      <w:lvlJc w:val="left"/>
+      <w:pPr>
+        <w:tabs>
+          <w:tab w:val="num" w:pos="5040"/>
+        </w:tabs>
+        <w:ind w:left="5040" w:hanging="360"/>
+      </w:pPr>
+      <w:rPr>
+        <w:rFonts w:ascii="Wingdings" w:hAnsi="Wingdings" w:hint="default"/>
+        <w:sz w:val="20"/>
+      </w:rPr>
+    </w:lvl>
+    <w:lvl w:ilvl="7" w:tentative="1">
+      <w:start w:val="1"/>
+      <w:numFmt w:val="bullet"/>
+      <w:lvlText w:val=""/>
+      <w:lvlJc w:val="left"/>
+      <w:pPr>
+        <w:tabs>
+          <w:tab w:val="num" w:pos="5760"/>
+        </w:tabs>
+        <w:ind w:left="5760" w:hanging="360"/>
+      </w:pPr>
+      <w:rPr>
+        <w:rFonts w:ascii="Wingdings" w:hAnsi="Wingdings" w:hint="default"/>
+        <w:sz w:val="20"/>
+      </w:rPr>
+    </w:lvl>
+    <w:lvl w:ilvl="8" w:tentative="1">
+      <w:start w:val="1"/>
+      <w:numFmt w:val="bullet"/>
+      <w:lvlText w:val=""/>
+      <w:lvlJc w:val="left"/>
+      <w:pPr>
+        <w:tabs>
+          <w:tab w:val="num" w:pos="6480"/>
+        </w:tabs>
+        <w:ind w:left="6480" w:hanging="360"/>
+      </w:pPr>
+      <w:rPr>
+        <w:rFonts w:ascii="Wingdings" w:hAnsi="Wingdings" w:hint="default"/>
+        <w:sz w:val="20"/>
+      </w:rPr>
+    </w:lvl>
+  </w:abstractNum>
+  <w:abstractNum w:abstractNumId="25" w15:restartNumberingAfterBreak="0">
     <w:nsid w:val="75B4584C"/>
     <w:multiLevelType w:val="multilevel"/>
     <w:tmpl w:val="5360FBFA"/>
@@ -4203,7 +9683,7 @@
       </w:rPr>
     </w:lvl>
   </w:abstractNum>
-  <w:abstractNum w:abstractNumId="18" w15:restartNumberingAfterBreak="0">
+  <w:abstractNum w:abstractNumId="26" w15:restartNumberingAfterBreak="0">
     <w:nsid w:val="7C4A6E81"/>
     <w:multiLevelType w:val="multilevel"/>
     <w:tmpl w:val="0F882C30"/>
@@ -4352,7 +9832,7 @@
       </w:rPr>
     </w:lvl>
   </w:abstractNum>
-  <w:abstractNum w:abstractNumId="19" w15:restartNumberingAfterBreak="0">
+  <w:abstractNum w:abstractNumId="27" w15:restartNumberingAfterBreak="0">
     <w:nsid w:val="7D2005DA"/>
     <w:multiLevelType w:val="multilevel"/>
     <w:tmpl w:val="6D607822"/>
@@ -4502,16 +9982,16 @@
     </w:lvl>
   </w:abstractNum>
   <w:num w:numId="1" w16cid:durableId="589042534">
-    <w:abstractNumId w:val="19"/>
+    <w:abstractNumId w:val="27"/>
   </w:num>
   <w:num w:numId="2" w16cid:durableId="632755494">
-    <w:abstractNumId w:val="11"/>
+    <w:abstractNumId w:val="16"/>
   </w:num>
   <w:num w:numId="3" w16cid:durableId="718167228">
-    <w:abstractNumId w:val="17"/>
+    <w:abstractNumId w:val="25"/>
   </w:num>
   <w:num w:numId="4" w16cid:durableId="426275593">
-    <w:abstractNumId w:val="10"/>
+    <w:abstractNumId w:val="15"/>
   </w:num>
   <w:num w:numId="5" w16cid:durableId="1223519436">
     <w:abstractNumId w:val="1"/>
@@ -4520,46 +10000,70 @@
     <w:abstractNumId w:val="4"/>
   </w:num>
   <w:num w:numId="7" w16cid:durableId="97801216">
-    <w:abstractNumId w:val="15"/>
+    <w:abstractNumId w:val="22"/>
   </w:num>
   <w:num w:numId="8" w16cid:durableId="498891688">
-    <w:abstractNumId w:val="7"/>
+    <w:abstractNumId w:val="11"/>
   </w:num>
   <w:num w:numId="9" w16cid:durableId="801315586">
-    <w:abstractNumId w:val="6"/>
+    <w:abstractNumId w:val="8"/>
   </w:num>
   <w:num w:numId="10" w16cid:durableId="2098136264">
-    <w:abstractNumId w:val="9"/>
+    <w:abstractNumId w:val="13"/>
   </w:num>
   <w:num w:numId="11" w16cid:durableId="926234776">
-    <w:abstractNumId w:val="16"/>
+    <w:abstractNumId w:val="23"/>
   </w:num>
   <w:num w:numId="12" w16cid:durableId="1155995746">
-    <w:abstractNumId w:val="14"/>
+    <w:abstractNumId w:val="21"/>
   </w:num>
   <w:num w:numId="13" w16cid:durableId="1281690872">
     <w:abstractNumId w:val="3"/>
   </w:num>
   <w:num w:numId="14" w16cid:durableId="1401293231">
-    <w:abstractNumId w:val="18"/>
+    <w:abstractNumId w:val="26"/>
   </w:num>
   <w:num w:numId="15" w16cid:durableId="927733132">
-    <w:abstractNumId w:val="12"/>
+    <w:abstractNumId w:val="17"/>
   </w:num>
   <w:num w:numId="16" w16cid:durableId="124586206">
-    <w:abstractNumId w:val="8"/>
+    <w:abstractNumId w:val="12"/>
   </w:num>
   <w:num w:numId="17" w16cid:durableId="687488457">
     <w:abstractNumId w:val="2"/>
   </w:num>
   <w:num w:numId="18" w16cid:durableId="438650076">
-    <w:abstractNumId w:val="5"/>
+    <w:abstractNumId w:val="6"/>
   </w:num>
   <w:num w:numId="19" w16cid:durableId="69161788">
-    <w:abstractNumId w:val="13"/>
+    <w:abstractNumId w:val="20"/>
   </w:num>
   <w:num w:numId="20" w16cid:durableId="308630020">
     <w:abstractNumId w:val="0"/>
+  </w:num>
+  <w:num w:numId="21" w16cid:durableId="206189579">
+    <w:abstractNumId w:val="18"/>
+  </w:num>
+  <w:num w:numId="22" w16cid:durableId="191383602">
+    <w:abstractNumId w:val="5"/>
+  </w:num>
+  <w:num w:numId="23" w16cid:durableId="1357076129">
+    <w:abstractNumId w:val="19"/>
+  </w:num>
+  <w:num w:numId="24" w16cid:durableId="1885484536">
+    <w:abstractNumId w:val="9"/>
+  </w:num>
+  <w:num w:numId="25" w16cid:durableId="1231694018">
+    <w:abstractNumId w:val="10"/>
+  </w:num>
+  <w:num w:numId="26" w16cid:durableId="1108624604">
+    <w:abstractNumId w:val="14"/>
+  </w:num>
+  <w:num w:numId="27" w16cid:durableId="472452667">
+    <w:abstractNumId w:val="24"/>
+  </w:num>
+  <w:num w:numId="28" w16cid:durableId="1555390318">
+    <w:abstractNumId w:val="7"/>
   </w:num>
   <w:numIdMacAtCleanup w:val="4"/>
 </w:numbering>

--- a/Church/2026/2026_0912_MenloChurch.docx
+++ b/Church/2026/2026_0912_MenloChurch.docx
@@ -1108,44 +1108,21 @@
           <w:sz w:val="20"/>
           <w:szCs w:val="20"/>
         </w:rPr>
-        <w:t>2</w:t>
-      </w:r>
-      <w:r>
-        <w:rPr>
-          <w:rFonts w:cstheme="minorHAnsi"/>
-          <w:sz w:val="20"/>
-          <w:szCs w:val="20"/>
-        </w:rPr>
-        <w:t>:0</w:t>
-      </w:r>
-      <w:r>
-        <w:rPr>
-          <w:rFonts w:cstheme="minorHAnsi"/>
-          <w:sz w:val="20"/>
-          <w:szCs w:val="20"/>
-        </w:rPr>
-        <w:t>0</w:t>
-      </w:r>
-      <w:r>
-        <w:rPr>
-          <w:rFonts w:cstheme="minorHAnsi"/>
-          <w:sz w:val="20"/>
-          <w:szCs w:val="20"/>
-        </w:rPr>
-        <w:t>/33:40</w:t>
-      </w:r>
-    </w:p>
-    <w:p>
-      <w:pPr>
-        <w:rPr>
-          <w:rFonts w:cstheme="minorHAnsi"/>
-          <w:sz w:val="20"/>
-          <w:szCs w:val="20"/>
-        </w:rPr>
-      </w:pPr>
-      <w:r>
-        <w:rPr>
-          <w:rFonts w:cstheme="minorHAnsi"/>
+        <w:t>2:00/33:40</w:t>
+      </w:r>
+    </w:p>
+    <w:p>
+      <w:pPr>
+        <w:rPr>
+          <w:rFonts w:cstheme="minorHAnsi"/>
+          <w:sz w:val="20"/>
+          <w:szCs w:val="20"/>
+        </w:rPr>
+      </w:pPr>
+      <w:r>
+        <w:rPr>
+          <w:rFonts w:cstheme="minorHAnsi"/>
+          <w:noProof/>
           <w:sz w:val="20"/>
           <w:szCs w:val="20"/>
         </w:rPr>
@@ -1284,15 +1261,74 @@
           <w:sz w:val="20"/>
           <w:szCs w:val="20"/>
         </w:rPr>
-        <w:t>2:</w:t>
-      </w:r>
-      <w:r>
-        <w:rPr>
-          <w:rFonts w:cstheme="minorHAnsi"/>
-          <w:sz w:val="20"/>
-          <w:szCs w:val="20"/>
-        </w:rPr>
-        <w:t>19</w:t>
+        <w:t>2:19/33:40</w:t>
+      </w:r>
+    </w:p>
+    <w:p>
+      <w:pPr>
+        <w:rPr>
+          <w:rFonts w:cstheme="minorHAnsi"/>
+          <w:sz w:val="20"/>
+          <w:szCs w:val="20"/>
+        </w:rPr>
+      </w:pPr>
+      <w:r>
+        <w:rPr>
+          <w:rFonts w:cstheme="minorHAnsi"/>
+          <w:sz w:val="20"/>
+          <w:szCs w:val="20"/>
+        </w:rPr>
+        <w:t xml:space="preserve">Pray: </w:t>
+      </w:r>
+      <w:r>
+        <w:rPr>
+          <w:rFonts w:cstheme="minorHAnsi"/>
+          <w:sz w:val="20"/>
+          <w:szCs w:val="20"/>
+        </w:rPr>
+        <w:t>We pray for everyone along us and find peace.</w:t>
+      </w:r>
+    </w:p>
+    <w:p>
+      <w:pPr>
+        <w:rPr>
+          <w:rFonts w:cstheme="minorHAnsi"/>
+          <w:sz w:val="20"/>
+          <w:szCs w:val="20"/>
+        </w:rPr>
+      </w:pPr>
+    </w:p>
+    <w:p>
+      <w:pPr>
+        <w:rPr>
+          <w:rFonts w:cstheme="minorHAnsi"/>
+          <w:sz w:val="20"/>
+          <w:szCs w:val="20"/>
+        </w:rPr>
+      </w:pPr>
+      <w:r>
+        <w:rPr>
+          <w:rFonts w:cstheme="minorHAnsi"/>
+          <w:sz w:val="20"/>
+          <w:szCs w:val="20"/>
+        </w:rPr>
+        <w:t>5</w:t>
+      </w:r>
+      <w:r>
+        <w:rPr>
+          <w:rFonts w:cstheme="minorHAnsi"/>
+          <w:sz w:val="20"/>
+          <w:szCs w:val="20"/>
+        </w:rPr>
+        <w:t>:</w:t>
+      </w:r>
+      <w:r>
+        <w:rPr>
+          <w:rFonts w:cstheme="minorHAnsi"/>
+          <w:sz w:val="20"/>
+          <w:szCs w:val="20"/>
+        </w:rPr>
+        <w:t>48</w:t>
       </w:r>
       <w:r>
         <w:rPr>
@@ -1317,81 +1353,6 @@
           <w:sz w:val="20"/>
           <w:szCs w:val="20"/>
         </w:rPr>
-        <w:t xml:space="preserve">Pray: </w:t>
-      </w:r>
-      <w:r>
-        <w:rPr>
-          <w:rFonts w:cstheme="minorHAnsi"/>
-          <w:sz w:val="20"/>
-          <w:szCs w:val="20"/>
-        </w:rPr>
-        <w:t>We pray for everyone along us and find peace.</w:t>
-      </w:r>
-    </w:p>
-    <w:p>
-      <w:pPr>
-        <w:rPr>
-          <w:rFonts w:cstheme="minorHAnsi"/>
-          <w:sz w:val="20"/>
-          <w:szCs w:val="20"/>
-        </w:rPr>
-      </w:pPr>
-    </w:p>
-    <w:p>
-      <w:pPr>
-        <w:rPr>
-          <w:rFonts w:cstheme="minorHAnsi"/>
-          <w:sz w:val="20"/>
-          <w:szCs w:val="20"/>
-        </w:rPr>
-      </w:pPr>
-      <w:r>
-        <w:rPr>
-          <w:rFonts w:cstheme="minorHAnsi"/>
-          <w:sz w:val="20"/>
-          <w:szCs w:val="20"/>
-        </w:rPr>
-        <w:t>5</w:t>
-      </w:r>
-      <w:r>
-        <w:rPr>
-          <w:rFonts w:cstheme="minorHAnsi"/>
-          <w:sz w:val="20"/>
-          <w:szCs w:val="20"/>
-        </w:rPr>
-        <w:t>:</w:t>
-      </w:r>
-      <w:r>
-        <w:rPr>
-          <w:rFonts w:cstheme="minorHAnsi"/>
-          <w:sz w:val="20"/>
-          <w:szCs w:val="20"/>
-        </w:rPr>
-        <w:t>48</w:t>
-      </w:r>
-      <w:r>
-        <w:rPr>
-          <w:rFonts w:cstheme="minorHAnsi"/>
-          <w:sz w:val="20"/>
-          <w:szCs w:val="20"/>
-        </w:rPr>
-        <w:t>/33:40</w:t>
-      </w:r>
-    </w:p>
-    <w:p>
-      <w:pPr>
-        <w:rPr>
-          <w:rFonts w:cstheme="minorHAnsi"/>
-          <w:sz w:val="20"/>
-          <w:szCs w:val="20"/>
-        </w:rPr>
-      </w:pPr>
-      <w:r>
-        <w:rPr>
-          <w:rFonts w:cstheme="minorHAnsi"/>
-          <w:sz w:val="20"/>
-          <w:szCs w:val="20"/>
-        </w:rPr>
         <w:t xml:space="preserve">How is the way in their life. </w:t>
       </w:r>
     </w:p>
@@ -1415,6 +1376,7 @@
       <w:r>
         <w:rPr>
           <w:rFonts w:cstheme="minorHAnsi"/>
+          <w:noProof/>
           <w:sz w:val="20"/>
           <w:szCs w:val="20"/>
         </w:rPr>
@@ -1610,23 +1572,7 @@
           <w:szCs w:val="20"/>
         </w:rPr>
         <w:lastRenderedPageBreak/>
-        <w:t>(Note: The diagram in the center also features individual labels mapping various cultural and theological concepts</w:t>
-      </w:r>
-      <w:r>
-        <w:rPr>
-          <w:rFonts w:cstheme="minorHAnsi"/>
-          <w:sz w:val="20"/>
-          <w:szCs w:val="20"/>
-        </w:rPr>
-        <w:t xml:space="preserve">: </w:t>
-      </w:r>
-      <w:r>
-        <w:rPr>
-          <w:rFonts w:cstheme="minorHAnsi"/>
-          <w:sz w:val="20"/>
-          <w:szCs w:val="20"/>
-        </w:rPr>
-        <w:t>Modernity, Creation, Philosophy, Capitalism, The Cross, Incarnation, Ecology, Diversity, Politics, Power, Wisdom, Eschatology, and The Individual).</w:t>
+        <w:t>(Note: The diagram in the center also features individual labels mapping various cultural and theological concepts: Modernity, Creation, Philosophy, Capitalism, The Cross, Incarnation, Ecology, Diversity, Politics, Power, Wisdom, Eschatology, and The Individual).</w:t>
       </w:r>
     </w:p>
     <w:p>
@@ -2507,98 +2453,29 @@
     </w:p>
     <w:p>
       <w:pPr>
-        <w:numPr>
-          <w:ilvl w:val="0"/>
-          <w:numId w:val="23"/>
-        </w:numPr>
-        <w:rPr>
-          <w:rFonts w:cstheme="minorHAnsi"/>
-          <w:sz w:val="20"/>
-          <w:szCs w:val="20"/>
-        </w:rPr>
-      </w:pPr>
-      <w:r>
-        <w:rPr>
-          <w:rFonts w:cstheme="minorHAnsi"/>
-          <w:sz w:val="20"/>
-          <w:szCs w:val="20"/>
-        </w:rPr>
-        <w:drawing>
-          <wp:inline distT="0" distB="0" distL="0" distR="0" wp14:anchorId="181CB5D1" wp14:editId="60F4B74E">
-            <wp:extent cx="152400" cy="152400"/>
-            <wp:effectExtent l="0" t="0" r="0" b="0"/>
-            <wp:docPr id="450112738" name="Picture 52"/>
-            <wp:cNvGraphicFramePr>
-              <a:graphicFrameLocks xmlns:a="http://schemas.openxmlformats.org/drawingml/2006/main" noChangeAspect="1"/>
-            </wp:cNvGraphicFramePr>
-            <a:graphic xmlns:a="http://schemas.openxmlformats.org/drawingml/2006/main">
-              <a:graphicData uri="http://schemas.openxmlformats.org/drawingml/2006/picture">
-                <pic:pic xmlns:pic="http://schemas.openxmlformats.org/drawingml/2006/picture">
-                  <pic:nvPicPr>
-                    <pic:cNvPr id="0" name="Picture 196"/>
-                    <pic:cNvPicPr>
-                      <a:picLocks noChangeAspect="1" noChangeArrowheads="1"/>
-                    </pic:cNvPicPr>
-                  </pic:nvPicPr>
-                  <pic:blipFill>
-                    <a:blip r:embed="rId31">
-                      <a:extLst>
-                        <a:ext uri="{28A0092B-C50C-407E-A947-70E740481C1C}">
-                          <a14:useLocalDpi xmlns:a14="http://schemas.microsoft.com/office/drawing/2010/main" val="0"/>
-                        </a:ext>
-                      </a:extLst>
-                    </a:blip>
-                    <a:srcRect/>
-                    <a:stretch>
-                      <a:fillRect/>
-                    </a:stretch>
-                  </pic:blipFill>
-                  <pic:spPr bwMode="auto">
-                    <a:xfrm>
-                      <a:off x="0" y="0"/>
-                      <a:ext cx="152400" cy="152400"/>
-                    </a:xfrm>
-                    <a:prstGeom prst="rect">
-                      <a:avLst/>
-                    </a:prstGeom>
-                    <a:noFill/>
-                    <a:ln>
-                      <a:noFill/>
-                    </a:ln>
-                  </pic:spPr>
-                </pic:pic>
-              </a:graphicData>
-            </a:graphic>
-          </wp:inline>
-        </w:drawing>
-      </w:r>
-    </w:p>
-    <w:p>
-      <w:pPr>
-        <w:rPr>
-          <w:rFonts w:cstheme="minorHAnsi"/>
-          <w:sz w:val="20"/>
-          <w:szCs w:val="20"/>
-        </w:rPr>
-      </w:pPr>
-      <w:r>
-        <w:rPr>
-          <w:rFonts w:cstheme="minorHAnsi"/>
-          <w:sz w:val="20"/>
-          <w:szCs w:val="20"/>
-        </w:rPr>
-        <w:t xml:space="preserve">Bethany </w:t>
-      </w:r>
-      <w:proofErr w:type="spellStart"/>
-      <w:r>
-        <w:rPr>
-          <w:rFonts w:cstheme="minorHAnsi"/>
-          <w:sz w:val="20"/>
-          <w:szCs w:val="20"/>
-        </w:rPr>
-        <w:t>Church·Bethany</w:t>
-      </w:r>
-      <w:proofErr w:type="spellEnd"/>
+        <w:rPr>
+          <w:rFonts w:cstheme="minorHAnsi"/>
+          <w:sz w:val="20"/>
+          <w:szCs w:val="20"/>
+        </w:rPr>
+      </w:pPr>
+    </w:p>
+    <w:p>
+      <w:pPr>
+        <w:rPr>
+          <w:rFonts w:cstheme="minorHAnsi"/>
+          <w:sz w:val="20"/>
+          <w:szCs w:val="20"/>
+        </w:rPr>
+      </w:pPr>
+      <w:r>
+        <w:rPr>
+          <w:rFonts w:cstheme="minorHAnsi"/>
+          <w:sz w:val="20"/>
+          <w:szCs w:val="20"/>
+        </w:rPr>
+        <w:t>Bethany Church·Bethany</w:t>
+      </w:r>
     </w:p>
     <w:p>
       <w:pPr>
@@ -2637,127 +2514,86 @@
     <w:p>
       <w:pPr>
         <w:rPr>
-          <w:rStyle w:val="Hyperlink"/>
-          <w:rFonts w:cstheme="minorHAnsi"/>
-          <w:sz w:val="20"/>
-          <w:szCs w:val="20"/>
-        </w:rPr>
-      </w:pPr>
-      <w:r>
-        <w:rPr>
-          <w:rFonts w:cstheme="minorHAnsi"/>
-          <w:sz w:val="20"/>
-          <w:szCs w:val="20"/>
-        </w:rPr>
-        <w:fldChar w:fldCharType="begin"/>
-      </w:r>
-      <w:r>
-        <w:rPr>
-          <w:rFonts w:cstheme="minorHAnsi"/>
-          <w:sz w:val="20"/>
-          <w:szCs w:val="20"/>
-        </w:rPr>
-        <w:instrText>HYPERLINK "https://bethany.com/media/followers-of-the-way" \t "_blank"</w:instrText>
-      </w:r>
-      <w:r>
-        <w:rPr>
-          <w:rFonts w:cstheme="minorHAnsi"/>
-          <w:sz w:val="20"/>
-          <w:szCs w:val="20"/>
-        </w:rPr>
-      </w:r>
-      <w:r>
-        <w:rPr>
-          <w:rFonts w:cstheme="minorHAnsi"/>
-          <w:sz w:val="20"/>
-          <w:szCs w:val="20"/>
-        </w:rPr>
-        <w:fldChar w:fldCharType="separate"/>
-      </w:r>
-    </w:p>
-    <w:p>
-      <w:pPr>
-        <w:rPr>
-          <w:rStyle w:val="Hyperlink"/>
-          <w:rFonts w:cstheme="minorHAnsi"/>
-          <w:sz w:val="20"/>
-          <w:szCs w:val="20"/>
-        </w:rPr>
-      </w:pPr>
-      <w:r>
-        <w:rPr>
-          <w:rStyle w:val="Hyperlink"/>
-          <w:rFonts w:cstheme="minorHAnsi"/>
-          <w:sz w:val="20"/>
-          <w:szCs w:val="20"/>
-        </w:rPr>
-        <w:drawing>
-          <wp:inline distT="0" distB="0" distL="0" distR="0" wp14:anchorId="2077D2FE" wp14:editId="529DD8BA">
-            <wp:extent cx="1343025" cy="742950"/>
-            <wp:effectExtent l="0" t="0" r="9525" b="0"/>
-            <wp:docPr id="1282658554" name="Picture 51" descr="Followers Of The Way by Bethany on Bethany Church"/>
-            <wp:cNvGraphicFramePr>
-              <a:graphicFrameLocks xmlns:a="http://schemas.openxmlformats.org/drawingml/2006/main" noChangeAspect="1"/>
-            </wp:cNvGraphicFramePr>
-            <a:graphic xmlns:a="http://schemas.openxmlformats.org/drawingml/2006/main">
-              <a:graphicData uri="http://schemas.openxmlformats.org/drawingml/2006/picture">
-                <pic:pic xmlns:pic="http://schemas.openxmlformats.org/drawingml/2006/picture">
-                  <pic:nvPicPr>
-                    <pic:cNvPr id="0" name="Picture 197" descr="Followers Of The Way by Bethany on Bethany Church"/>
-                    <pic:cNvPicPr>
-                      <a:picLocks noChangeAspect="1" noChangeArrowheads="1"/>
-                    </pic:cNvPicPr>
-                  </pic:nvPicPr>
-                  <pic:blipFill>
-                    <a:blip r:embed="rId32">
-                      <a:extLst>
-                        <a:ext uri="{28A0092B-C50C-407E-A947-70E740481C1C}">
-                          <a14:useLocalDpi xmlns:a14="http://schemas.microsoft.com/office/drawing/2010/main" val="0"/>
-                        </a:ext>
-                      </a:extLst>
-                    </a:blip>
-                    <a:srcRect/>
-                    <a:stretch>
-                      <a:fillRect/>
-                    </a:stretch>
-                  </pic:blipFill>
-                  <pic:spPr bwMode="auto">
-                    <a:xfrm>
-                      <a:off x="0" y="0"/>
-                      <a:ext cx="1343025" cy="742950"/>
-                    </a:xfrm>
-                    <a:prstGeom prst="rect">
-                      <a:avLst/>
-                    </a:prstGeom>
-                    <a:noFill/>
-                    <a:ln>
-                      <a:noFill/>
-                    </a:ln>
-                  </pic:spPr>
-                </pic:pic>
-              </a:graphicData>
-            </a:graphic>
-          </wp:inline>
-        </w:drawing>
-      </w:r>
-    </w:p>
-    <w:p>
-      <w:pPr>
-        <w:rPr>
-          <w:rStyle w:val="Hyperlink"/>
-          <w:rFonts w:cstheme="minorHAnsi"/>
-          <w:sz w:val="20"/>
-          <w:szCs w:val="20"/>
-        </w:rPr>
-      </w:pPr>
-      <w:r>
-        <w:rPr>
-          <w:rStyle w:val="Hyperlink"/>
-          <w:rFonts w:cstheme="minorHAnsi"/>
-          <w:sz w:val="20"/>
-          <w:szCs w:val="20"/>
-        </w:rPr>
-        <w:t>1m</w:t>
+          <w:rFonts w:cstheme="minorHAnsi"/>
+          <w:sz w:val="20"/>
+          <w:szCs w:val="20"/>
+        </w:rPr>
+      </w:pPr>
+      <w:r>
+        <w:rPr>
+          <w:rFonts w:cstheme="minorHAnsi"/>
+          <w:sz w:val="20"/>
+          <w:szCs w:val="20"/>
+        </w:rPr>
+        <w:t>Facebook·FORUM by Clergy Coaching Network</w:t>
+      </w:r>
+    </w:p>
+    <w:p>
+      <w:pPr>
+        <w:rPr>
+          <w:rFonts w:cstheme="minorHAnsi"/>
+          <w:sz w:val="20"/>
+          <w:szCs w:val="20"/>
+        </w:rPr>
+      </w:pPr>
+      <w:r>
+        <w:rPr>
+          <w:rFonts w:cstheme="minorHAnsi"/>
+          <w:sz w:val="20"/>
+          <w:szCs w:val="20"/>
+        </w:rPr>
+        <w:t>Followers of the Way To be a Christian in the earliest sense was not ...</w:t>
+      </w:r>
+    </w:p>
+    <w:p>
+      <w:pPr>
+        <w:rPr>
+          <w:rFonts w:cstheme="minorHAnsi"/>
+          <w:sz w:val="20"/>
+          <w:szCs w:val="20"/>
+        </w:rPr>
+      </w:pPr>
+      <w:r>
+        <w:rPr>
+          <w:rFonts w:cstheme="minorHAnsi"/>
+          <w:sz w:val="20"/>
+          <w:szCs w:val="20"/>
+        </w:rPr>
+        <w:t>Apr 10, 2026 — The Way The earliest disciples were called followers of The Way, which is important because Christianity was never meant to be jus...</w:t>
+      </w:r>
+    </w:p>
+    <w:p>
+      <w:pPr>
+        <w:rPr>
+          <w:rFonts w:cstheme="minorHAnsi"/>
+          <w:sz w:val="20"/>
+          <w:szCs w:val="20"/>
+        </w:rPr>
+      </w:pPr>
+      <w:r>
+        <w:rPr>
+          <w:rFonts w:cstheme="minorHAnsi"/>
+          <w:sz w:val="20"/>
+          <w:szCs w:val="20"/>
+        </w:rPr>
+        <w:t>Menlo Church</w:t>
+      </w:r>
+    </w:p>
+    <w:p>
+      <w:pPr>
+        <w:rPr>
+          <w:rFonts w:cstheme="minorHAnsi"/>
+          <w:sz w:val="20"/>
+          <w:szCs w:val="20"/>
+        </w:rPr>
+      </w:pPr>
+      <w:r>
+        <w:rPr>
+          <w:rFonts w:cstheme="minorHAnsi"/>
+          <w:sz w:val="20"/>
+          <w:szCs w:val="20"/>
+        </w:rPr>
+        <w:t>The Vapor (Focus: Sacrificial Developer) - Menlo Church</w:t>
       </w:r>
     </w:p>
     <w:p>
@@ -2775,402 +2611,17 @@
           <w:szCs w:val="20"/>
         </w:rPr>
         <w:lastRenderedPageBreak/>
-        <w:fldChar w:fldCharType="end"/>
-      </w:r>
-    </w:p>
-    <w:p>
-      <w:pPr>
-        <w:numPr>
-          <w:ilvl w:val="0"/>
-          <w:numId w:val="23"/>
-        </w:numPr>
-        <w:rPr>
-          <w:rFonts w:cstheme="minorHAnsi"/>
-          <w:sz w:val="20"/>
-          <w:szCs w:val="20"/>
-        </w:rPr>
-      </w:pPr>
-      <w:r>
-        <w:rPr>
-          <w:rFonts w:cstheme="minorHAnsi"/>
-          <w:sz w:val="20"/>
-          <w:szCs w:val="20"/>
-        </w:rPr>
-        <w:drawing>
-          <wp:inline distT="0" distB="0" distL="0" distR="0" wp14:anchorId="2FE6195D" wp14:editId="486C8023">
-            <wp:extent cx="152400" cy="152400"/>
-            <wp:effectExtent l="0" t="0" r="0" b="0"/>
-            <wp:docPr id="90272832" name="Picture 50"/>
-            <wp:cNvGraphicFramePr>
-              <a:graphicFrameLocks xmlns:a="http://schemas.openxmlformats.org/drawingml/2006/main" noChangeAspect="1"/>
-            </wp:cNvGraphicFramePr>
-            <a:graphic xmlns:a="http://schemas.openxmlformats.org/drawingml/2006/main">
-              <a:graphicData uri="http://schemas.openxmlformats.org/drawingml/2006/picture">
-                <pic:pic xmlns:pic="http://schemas.openxmlformats.org/drawingml/2006/picture">
-                  <pic:nvPicPr>
-                    <pic:cNvPr id="0" name="Picture 198"/>
-                    <pic:cNvPicPr>
-                      <a:picLocks noChangeAspect="1" noChangeArrowheads="1"/>
-                    </pic:cNvPicPr>
-                  </pic:nvPicPr>
-                  <pic:blipFill>
-                    <a:blip r:embed="rId33">
-                      <a:extLst>
-                        <a:ext uri="{28A0092B-C50C-407E-A947-70E740481C1C}">
-                          <a14:useLocalDpi xmlns:a14="http://schemas.microsoft.com/office/drawing/2010/main" val="0"/>
-                        </a:ext>
-                      </a:extLst>
-                    </a:blip>
-                    <a:srcRect/>
-                    <a:stretch>
-                      <a:fillRect/>
-                    </a:stretch>
-                  </pic:blipFill>
-                  <pic:spPr bwMode="auto">
-                    <a:xfrm>
-                      <a:off x="0" y="0"/>
-                      <a:ext cx="152400" cy="152400"/>
-                    </a:xfrm>
-                    <a:prstGeom prst="rect">
-                      <a:avLst/>
-                    </a:prstGeom>
-                    <a:noFill/>
-                    <a:ln>
-                      <a:noFill/>
-                    </a:ln>
-                  </pic:spPr>
-                </pic:pic>
-              </a:graphicData>
-            </a:graphic>
-          </wp:inline>
-        </w:drawing>
-      </w:r>
-    </w:p>
-    <w:p>
-      <w:pPr>
-        <w:rPr>
-          <w:rFonts w:cstheme="minorHAnsi"/>
-          <w:sz w:val="20"/>
-          <w:szCs w:val="20"/>
-        </w:rPr>
-      </w:pPr>
-      <w:proofErr w:type="spellStart"/>
-      <w:r>
-        <w:rPr>
-          <w:rFonts w:cstheme="minorHAnsi"/>
-          <w:sz w:val="20"/>
-          <w:szCs w:val="20"/>
-        </w:rPr>
-        <w:t>Facebook·FORUM</w:t>
-      </w:r>
-      <w:proofErr w:type="spellEnd"/>
-      <w:r>
-        <w:rPr>
-          <w:rFonts w:cstheme="minorHAnsi"/>
-          <w:sz w:val="20"/>
-          <w:szCs w:val="20"/>
-        </w:rPr>
-        <w:t xml:space="preserve"> by Clergy Coaching Network</w:t>
-      </w:r>
-    </w:p>
-    <w:p>
-      <w:pPr>
-        <w:rPr>
-          <w:rFonts w:cstheme="minorHAnsi"/>
-          <w:sz w:val="20"/>
-          <w:szCs w:val="20"/>
-        </w:rPr>
-      </w:pPr>
-      <w:r>
-        <w:rPr>
-          <w:rFonts w:cstheme="minorHAnsi"/>
-          <w:sz w:val="20"/>
-          <w:szCs w:val="20"/>
-        </w:rPr>
-        <w:t>Followers of the Way To be a Christian in the earliest sense was not ...</w:t>
-      </w:r>
-    </w:p>
-    <w:p>
-      <w:pPr>
-        <w:rPr>
-          <w:rFonts w:cstheme="minorHAnsi"/>
-          <w:sz w:val="20"/>
-          <w:szCs w:val="20"/>
-        </w:rPr>
-      </w:pPr>
-      <w:r>
-        <w:rPr>
-          <w:rFonts w:cstheme="minorHAnsi"/>
-          <w:sz w:val="20"/>
-          <w:szCs w:val="20"/>
-        </w:rPr>
-        <w:t>Apr 10, 2026 — The Way The earliest disciples were called followers of The Way, which is important because Christianity was never meant to be jus...</w:t>
-      </w:r>
-    </w:p>
-    <w:p>
-      <w:pPr>
-        <w:rPr>
-          <w:rFonts w:cstheme="minorHAnsi"/>
-          <w:sz w:val="20"/>
-          <w:szCs w:val="20"/>
-        </w:rPr>
-      </w:pPr>
-      <w:r>
-        <w:rPr>
-          <w:rFonts w:cstheme="minorHAnsi"/>
-          <w:sz w:val="20"/>
-          <w:szCs w:val="20"/>
-        </w:rPr>
-        <w:drawing>
-          <wp:inline distT="0" distB="0" distL="0" distR="0" wp14:anchorId="2967DC61" wp14:editId="1524BC64">
-            <wp:extent cx="647700" cy="647700"/>
-            <wp:effectExtent l="0" t="0" r="0" b="0"/>
-            <wp:docPr id="1681367636" name="Picture 49"/>
-            <wp:cNvGraphicFramePr>
-              <a:graphicFrameLocks xmlns:a="http://schemas.openxmlformats.org/drawingml/2006/main" noChangeAspect="1"/>
-            </wp:cNvGraphicFramePr>
-            <a:graphic xmlns:a="http://schemas.openxmlformats.org/drawingml/2006/main">
-              <a:graphicData uri="http://schemas.openxmlformats.org/drawingml/2006/picture">
-                <pic:pic xmlns:pic="http://schemas.openxmlformats.org/drawingml/2006/picture">
-                  <pic:nvPicPr>
-                    <pic:cNvPr id="0" name="Picture 199"/>
-                    <pic:cNvPicPr>
-                      <a:picLocks noChangeAspect="1" noChangeArrowheads="1"/>
-                    </pic:cNvPicPr>
-                  </pic:nvPicPr>
-                  <pic:blipFill>
-                    <a:blip r:embed="rId34">
-                      <a:extLst>
-                        <a:ext uri="{28A0092B-C50C-407E-A947-70E740481C1C}">
-                          <a14:useLocalDpi xmlns:a14="http://schemas.microsoft.com/office/drawing/2010/main" val="0"/>
-                        </a:ext>
-                      </a:extLst>
-                    </a:blip>
-                    <a:srcRect/>
-                    <a:stretch>
-                      <a:fillRect/>
-                    </a:stretch>
-                  </pic:blipFill>
-                  <pic:spPr bwMode="auto">
-                    <a:xfrm>
-                      <a:off x="0" y="0"/>
-                      <a:ext cx="647700" cy="647700"/>
-                    </a:xfrm>
-                    <a:prstGeom prst="rect">
-                      <a:avLst/>
-                    </a:prstGeom>
-                    <a:noFill/>
-                    <a:ln>
-                      <a:noFill/>
-                    </a:ln>
-                  </pic:spPr>
-                </pic:pic>
-              </a:graphicData>
-            </a:graphic>
-          </wp:inline>
-        </w:drawing>
-      </w:r>
-    </w:p>
-    <w:p>
-      <w:pPr>
-        <w:numPr>
-          <w:ilvl w:val="0"/>
-          <w:numId w:val="23"/>
-        </w:numPr>
-        <w:rPr>
-          <w:rFonts w:cstheme="minorHAnsi"/>
-          <w:sz w:val="20"/>
-          <w:szCs w:val="20"/>
-        </w:rPr>
-      </w:pPr>
-      <w:r>
-        <w:rPr>
-          <w:rFonts w:cstheme="minorHAnsi"/>
-          <w:sz w:val="20"/>
-          <w:szCs w:val="20"/>
-        </w:rPr>
-        <w:drawing>
-          <wp:inline distT="0" distB="0" distL="0" distR="0" wp14:anchorId="107E35AE" wp14:editId="35BC5F90">
-            <wp:extent cx="152400" cy="152400"/>
-            <wp:effectExtent l="0" t="0" r="0" b="0"/>
-            <wp:docPr id="735741155" name="Picture 48"/>
-            <wp:cNvGraphicFramePr>
-              <a:graphicFrameLocks xmlns:a="http://schemas.openxmlformats.org/drawingml/2006/main" noChangeAspect="1"/>
-            </wp:cNvGraphicFramePr>
-            <a:graphic xmlns:a="http://schemas.openxmlformats.org/drawingml/2006/main">
-              <a:graphicData uri="http://schemas.openxmlformats.org/drawingml/2006/picture">
-                <pic:pic xmlns:pic="http://schemas.openxmlformats.org/drawingml/2006/picture">
-                  <pic:nvPicPr>
-                    <pic:cNvPr id="0" name="Picture 200"/>
-                    <pic:cNvPicPr>
-                      <a:picLocks noChangeAspect="1" noChangeArrowheads="1"/>
-                    </pic:cNvPicPr>
-                  </pic:nvPicPr>
-                  <pic:blipFill>
-                    <a:blip r:embed="rId35">
-                      <a:extLst>
-                        <a:ext uri="{28A0092B-C50C-407E-A947-70E740481C1C}">
-                          <a14:useLocalDpi xmlns:a14="http://schemas.microsoft.com/office/drawing/2010/main" val="0"/>
-                        </a:ext>
-                      </a:extLst>
-                    </a:blip>
-                    <a:srcRect/>
-                    <a:stretch>
-                      <a:fillRect/>
-                    </a:stretch>
-                  </pic:blipFill>
-                  <pic:spPr bwMode="auto">
-                    <a:xfrm>
-                      <a:off x="0" y="0"/>
-                      <a:ext cx="152400" cy="152400"/>
-                    </a:xfrm>
-                    <a:prstGeom prst="rect">
-                      <a:avLst/>
-                    </a:prstGeom>
-                    <a:noFill/>
-                    <a:ln>
-                      <a:noFill/>
-                    </a:ln>
-                  </pic:spPr>
-                </pic:pic>
-              </a:graphicData>
-            </a:graphic>
-          </wp:inline>
-        </w:drawing>
-      </w:r>
-    </w:p>
-    <w:p>
-      <w:pPr>
-        <w:rPr>
-          <w:rFonts w:cstheme="minorHAnsi"/>
-          <w:sz w:val="20"/>
-          <w:szCs w:val="20"/>
-        </w:rPr>
-      </w:pPr>
-      <w:r>
-        <w:rPr>
-          <w:rFonts w:cstheme="minorHAnsi"/>
-          <w:sz w:val="20"/>
-          <w:szCs w:val="20"/>
-        </w:rPr>
-        <w:t>Menlo Church</w:t>
-      </w:r>
-    </w:p>
-    <w:p>
-      <w:pPr>
-        <w:rPr>
-          <w:rFonts w:cstheme="minorHAnsi"/>
-          <w:sz w:val="20"/>
-          <w:szCs w:val="20"/>
-        </w:rPr>
-      </w:pPr>
-      <w:r>
-        <w:rPr>
-          <w:rFonts w:cstheme="minorHAnsi"/>
-          <w:sz w:val="20"/>
-          <w:szCs w:val="20"/>
-        </w:rPr>
-        <w:t>The Vapor (Focus: Sacrificial Developer) - Menlo Church</w:t>
-      </w:r>
-    </w:p>
-    <w:p>
-      <w:pPr>
-        <w:rPr>
-          <w:rFonts w:cstheme="minorHAnsi"/>
-          <w:sz w:val="20"/>
-          <w:szCs w:val="20"/>
-        </w:rPr>
-      </w:pPr>
-      <w:r>
-        <w:rPr>
-          <w:rFonts w:cstheme="minorHAnsi"/>
-          <w:sz w:val="20"/>
-          <w:szCs w:val="20"/>
-        </w:rPr>
-        <w:t xml:space="preserve">The Vapor (Focus: Sacrificial Developer) | Menlo Church Week 4 The Vapor (Focus: Sacrificial Developer) James closes with a </w:t>
-      </w:r>
-      <w:proofErr w:type="spellStart"/>
-      <w:r>
-        <w:rPr>
-          <w:rFonts w:cstheme="minorHAnsi"/>
-          <w:sz w:val="20"/>
-          <w:szCs w:val="20"/>
-        </w:rPr>
-        <w:t>warnin</w:t>
-      </w:r>
-      <w:proofErr w:type="spellEnd"/>
-      <w:r>
-        <w:rPr>
-          <w:rFonts w:cstheme="minorHAnsi"/>
-          <w:sz w:val="20"/>
-          <w:szCs w:val="20"/>
-        </w:rPr>
-        <w:t>...</w:t>
-      </w:r>
-    </w:p>
-    <w:p>
-      <w:pPr>
-        <w:rPr>
-          <w:rFonts w:cstheme="minorHAnsi"/>
-          <w:sz w:val="20"/>
-          <w:szCs w:val="20"/>
-        </w:rPr>
-      </w:pPr>
-      <w:r>
-        <w:rPr>
-          <w:rFonts w:cstheme="minorHAnsi"/>
-          <w:sz w:val="20"/>
-          <w:szCs w:val="20"/>
-        </w:rPr>
-        <w:drawing>
-          <wp:inline distT="0" distB="0" distL="0" distR="0" wp14:anchorId="54DE0FC7" wp14:editId="24660CD6">
-            <wp:extent cx="647700" cy="647700"/>
-            <wp:effectExtent l="0" t="0" r="0" b="0"/>
-            <wp:docPr id="1041497322" name="Picture 47"/>
-            <wp:cNvGraphicFramePr>
-              <a:graphicFrameLocks xmlns:a="http://schemas.openxmlformats.org/drawingml/2006/main" noChangeAspect="1"/>
-            </wp:cNvGraphicFramePr>
-            <a:graphic xmlns:a="http://schemas.openxmlformats.org/drawingml/2006/main">
-              <a:graphicData uri="http://schemas.openxmlformats.org/drawingml/2006/picture">
-                <pic:pic xmlns:pic="http://schemas.openxmlformats.org/drawingml/2006/picture">
-                  <pic:nvPicPr>
-                    <pic:cNvPr id="0" name="Picture 201"/>
-                    <pic:cNvPicPr>
-                      <a:picLocks noChangeAspect="1" noChangeArrowheads="1"/>
-                    </pic:cNvPicPr>
-                  </pic:nvPicPr>
-                  <pic:blipFill>
-                    <a:blip r:embed="rId36">
-                      <a:extLst>
-                        <a:ext uri="{28A0092B-C50C-407E-A947-70E740481C1C}">
-                          <a14:useLocalDpi xmlns:a14="http://schemas.microsoft.com/office/drawing/2010/main" val="0"/>
-                        </a:ext>
-                      </a:extLst>
-                    </a:blip>
-                    <a:srcRect/>
-                    <a:stretch>
-                      <a:fillRect/>
-                    </a:stretch>
-                  </pic:blipFill>
-                  <pic:spPr bwMode="auto">
-                    <a:xfrm>
-                      <a:off x="0" y="0"/>
-                      <a:ext cx="647700" cy="647700"/>
-                    </a:xfrm>
-                    <a:prstGeom prst="rect">
-                      <a:avLst/>
-                    </a:prstGeom>
-                    <a:noFill/>
-                    <a:ln>
-                      <a:noFill/>
-                    </a:ln>
-                  </pic:spPr>
-                </pic:pic>
-              </a:graphicData>
-            </a:graphic>
-          </wp:inline>
-        </w:drawing>
-      </w:r>
+        <w:t>The Vapor (Focus: Sacrificial Developer) | Menlo Church Week 4 The Vapor (Focus: Sacrificial Developer) James closes with a warnin...</w:t>
+      </w:r>
+    </w:p>
+    <w:p>
+      <w:pPr>
+        <w:rPr>
+          <w:rFonts w:cstheme="minorHAnsi"/>
+          <w:sz w:val="20"/>
+          <w:szCs w:val="20"/>
+        </w:rPr>
+      </w:pPr>
     </w:p>
     <w:p>
       <w:pPr>
@@ -3222,7 +2673,7 @@
         </w:rPr>
         <w:t xml:space="preserve">In the context of the sermon series from </w:t>
       </w:r>
-      <w:hyperlink r:id="rId37" w:tgtFrame="_blank" w:history="1">
+      <w:hyperlink r:id="rId31" w:tgtFrame="_blank" w:history="1">
         <w:r>
           <w:rPr>
             <w:rStyle w:val="Hyperlink"/>
@@ -3276,6 +2727,343 @@
           <w:szCs w:val="20"/>
         </w:rPr>
         <w:t xml:space="preserve"> are concepts drawn from the biblical Book of James. Together, they challenge how people view time, wealth, and relationships in a fast-paced, success-driven culture. [</w:t>
+      </w:r>
+      <w:hyperlink r:id="rId32" w:history="1">
+        <w:r>
+          <w:rPr>
+            <w:rStyle w:val="Hyperlink"/>
+            <w:rFonts w:cstheme="minorHAnsi"/>
+            <w:sz w:val="20"/>
+            <w:szCs w:val="20"/>
+          </w:rPr>
+          <w:t>1</w:t>
+        </w:r>
+      </w:hyperlink>
+      <w:r>
+        <w:rPr>
+          <w:rFonts w:cstheme="minorHAnsi"/>
+          <w:sz w:val="20"/>
+          <w:szCs w:val="20"/>
+        </w:rPr>
+        <w:t xml:space="preserve">, </w:t>
+      </w:r>
+      <w:hyperlink r:id="rId33" w:history="1">
+        <w:r>
+          <w:rPr>
+            <w:rStyle w:val="Hyperlink"/>
+            <w:rFonts w:cstheme="minorHAnsi"/>
+            <w:sz w:val="20"/>
+            <w:szCs w:val="20"/>
+          </w:rPr>
+          <w:t>2</w:t>
+        </w:r>
+      </w:hyperlink>
+      <w:r>
+        <w:rPr>
+          <w:rFonts w:cstheme="minorHAnsi"/>
+          <w:sz w:val="20"/>
+          <w:szCs w:val="20"/>
+        </w:rPr>
+        <w:t>]</w:t>
+      </w:r>
+    </w:p>
+    <w:p>
+      <w:pPr>
+        <w:rPr>
+          <w:rFonts w:cstheme="minorHAnsi"/>
+          <w:b/>
+          <w:bCs/>
+          <w:sz w:val="20"/>
+          <w:szCs w:val="20"/>
+        </w:rPr>
+      </w:pPr>
+      <w:r>
+        <w:rPr>
+          <w:rFonts w:cstheme="minorHAnsi"/>
+          <w:b/>
+          <w:bCs/>
+          <w:sz w:val="20"/>
+          <w:szCs w:val="20"/>
+        </w:rPr>
+        <w:t>1. What does "Vapor" mean?</w:t>
+      </w:r>
+    </w:p>
+    <w:p>
+      <w:pPr>
+        <w:rPr>
+          <w:rFonts w:cstheme="minorHAnsi"/>
+          <w:sz w:val="20"/>
+          <w:szCs w:val="20"/>
+        </w:rPr>
+      </w:pPr>
+      <w:r>
+        <w:rPr>
+          <w:rFonts w:cstheme="minorHAnsi"/>
+          <w:sz w:val="20"/>
+          <w:szCs w:val="20"/>
+        </w:rPr>
+        <w:t xml:space="preserve">The term </w:t>
+      </w:r>
+      <w:r>
+        <w:rPr>
+          <w:rFonts w:cstheme="minorHAnsi"/>
+          <w:b/>
+          <w:bCs/>
+          <w:sz w:val="20"/>
+          <w:szCs w:val="20"/>
+        </w:rPr>
+        <w:t>"Vapor"</w:t>
+      </w:r>
+      <w:r>
+        <w:rPr>
+          <w:rFonts w:cstheme="minorHAnsi"/>
+          <w:sz w:val="20"/>
+          <w:szCs w:val="20"/>
+        </w:rPr>
+        <w:t xml:space="preserve"> comes from James 4:14, which asks, </w:t>
+      </w:r>
+      <w:r>
+        <w:rPr>
+          <w:rFonts w:cstheme="minorHAnsi"/>
+          <w:i/>
+          <w:iCs/>
+          <w:sz w:val="20"/>
+          <w:szCs w:val="20"/>
+        </w:rPr>
+        <w:t>"What is your life? You are a mist that appears for a little time and then vanishes."</w:t>
+      </w:r>
+      <w:r>
+        <w:rPr>
+          <w:rFonts w:cstheme="minorHAnsi"/>
+          <w:sz w:val="20"/>
+          <w:szCs w:val="20"/>
+        </w:rPr>
+        <w:t xml:space="preserve"> [</w:t>
+      </w:r>
+      <w:hyperlink r:id="rId34" w:history="1">
+        <w:r>
+          <w:rPr>
+            <w:rStyle w:val="Hyperlink"/>
+            <w:rFonts w:cstheme="minorHAnsi"/>
+            <w:sz w:val="20"/>
+            <w:szCs w:val="20"/>
+          </w:rPr>
+          <w:t>1</w:t>
+        </w:r>
+      </w:hyperlink>
+      <w:r>
+        <w:rPr>
+          <w:rFonts w:cstheme="minorHAnsi"/>
+          <w:sz w:val="20"/>
+          <w:szCs w:val="20"/>
+        </w:rPr>
+        <w:t>]</w:t>
+      </w:r>
+    </w:p>
+    <w:p>
+      <w:pPr>
+        <w:numPr>
+          <w:ilvl w:val="0"/>
+          <w:numId w:val="24"/>
+        </w:numPr>
+        <w:rPr>
+          <w:rFonts w:cstheme="minorHAnsi"/>
+          <w:sz w:val="20"/>
+          <w:szCs w:val="20"/>
+        </w:rPr>
+      </w:pPr>
+      <w:r>
+        <w:rPr>
+          <w:rFonts w:cstheme="minorHAnsi"/>
+          <w:b/>
+          <w:bCs/>
+          <w:sz w:val="20"/>
+          <w:szCs w:val="20"/>
+        </w:rPr>
+        <w:t>The Reality of Time:</w:t>
+      </w:r>
+      <w:r>
+        <w:rPr>
+          <w:rFonts w:cstheme="minorHAnsi"/>
+          <w:sz w:val="20"/>
+          <w:szCs w:val="20"/>
+        </w:rPr>
+        <w:t xml:space="preserve"> It serves as a stark reminder that human life on Earth is incredibly short and temporary. [</w:t>
+      </w:r>
+      <w:hyperlink r:id="rId35" w:history="1">
+        <w:r>
+          <w:rPr>
+            <w:rStyle w:val="Hyperlink"/>
+            <w:rFonts w:cstheme="minorHAnsi"/>
+            <w:sz w:val="20"/>
+            <w:szCs w:val="20"/>
+          </w:rPr>
+          <w:t>1</w:t>
+        </w:r>
+      </w:hyperlink>
+      <w:r>
+        <w:rPr>
+          <w:rFonts w:cstheme="minorHAnsi"/>
+          <w:sz w:val="20"/>
+          <w:szCs w:val="20"/>
+        </w:rPr>
+        <w:t>]</w:t>
+      </w:r>
+    </w:p>
+    <w:p>
+      <w:pPr>
+        <w:numPr>
+          <w:ilvl w:val="0"/>
+          <w:numId w:val="24"/>
+        </w:numPr>
+        <w:rPr>
+          <w:rFonts w:cstheme="minorHAnsi"/>
+          <w:sz w:val="20"/>
+          <w:szCs w:val="20"/>
+        </w:rPr>
+      </w:pPr>
+      <w:r>
+        <w:rPr>
+          <w:rFonts w:cstheme="minorHAnsi"/>
+          <w:b/>
+          <w:bCs/>
+          <w:sz w:val="20"/>
+          <w:szCs w:val="20"/>
+        </w:rPr>
+        <w:t>A Cure for Arrogance:</w:t>
+      </w:r>
+      <w:r>
+        <w:rPr>
+          <w:rFonts w:cstheme="minorHAnsi"/>
+          <w:sz w:val="20"/>
+          <w:szCs w:val="20"/>
+        </w:rPr>
+        <w:t xml:space="preserve"> It targets the "arrogant planner"—the mindset that assumes we have unlimited time to build our own empires, make money, and control the future. [</w:t>
+      </w:r>
+      <w:hyperlink r:id="rId36" w:history="1">
+        <w:r>
+          <w:rPr>
+            <w:rStyle w:val="Hyperlink"/>
+            <w:rFonts w:cstheme="minorHAnsi"/>
+            <w:sz w:val="20"/>
+            <w:szCs w:val="20"/>
+          </w:rPr>
+          <w:t>1</w:t>
+        </w:r>
+      </w:hyperlink>
+      <w:r>
+        <w:rPr>
+          <w:rFonts w:cstheme="minorHAnsi"/>
+          <w:sz w:val="20"/>
+          <w:szCs w:val="20"/>
+        </w:rPr>
+        <w:t>]</w:t>
+      </w:r>
+    </w:p>
+    <w:p>
+      <w:pPr>
+        <w:numPr>
+          <w:ilvl w:val="0"/>
+          <w:numId w:val="24"/>
+        </w:numPr>
+        <w:rPr>
+          <w:rFonts w:cstheme="minorHAnsi"/>
+          <w:sz w:val="20"/>
+          <w:szCs w:val="20"/>
+        </w:rPr>
+      </w:pPr>
+      <w:r>
+        <w:rPr>
+          <w:rFonts w:cstheme="minorHAnsi"/>
+          <w:b/>
+          <w:bCs/>
+          <w:sz w:val="20"/>
+          <w:szCs w:val="20"/>
+        </w:rPr>
+        <w:t>The Shift:</w:t>
+      </w:r>
+      <w:r>
+        <w:rPr>
+          <w:rFonts w:cstheme="minorHAnsi"/>
+          <w:sz w:val="20"/>
+          <w:szCs w:val="20"/>
+        </w:rPr>
+        <w:t xml:space="preserve"> Embracing the "vapor" mindset means acknowledging that because time is brief, we shouldn’t waste it solely on self-preservation or endless accumulation. [</w:t>
+      </w:r>
+      <w:hyperlink r:id="rId37" w:history="1">
+        <w:r>
+          <w:rPr>
+            <w:rStyle w:val="Hyperlink"/>
+            <w:rFonts w:cstheme="minorHAnsi"/>
+            <w:sz w:val="20"/>
+            <w:szCs w:val="20"/>
+          </w:rPr>
+          <w:t>1</w:t>
+        </w:r>
+      </w:hyperlink>
+      <w:r>
+        <w:rPr>
+          <w:rFonts w:cstheme="minorHAnsi"/>
+          <w:sz w:val="20"/>
+          <w:szCs w:val="20"/>
+        </w:rPr>
+        <w:t>]</w:t>
+      </w:r>
+    </w:p>
+    <w:p>
+      <w:pPr>
+        <w:rPr>
+          <w:rFonts w:cstheme="minorHAnsi"/>
+          <w:b/>
+          <w:bCs/>
+          <w:sz w:val="20"/>
+          <w:szCs w:val="20"/>
+        </w:rPr>
+      </w:pPr>
+      <w:r>
+        <w:rPr>
+          <w:rFonts w:cstheme="minorHAnsi"/>
+          <w:b/>
+          <w:bCs/>
+          <w:sz w:val="20"/>
+          <w:szCs w:val="20"/>
+        </w:rPr>
+        <w:t>2. What does "Sacrificial Developer" mean?</w:t>
+      </w:r>
+    </w:p>
+    <w:p>
+      <w:pPr>
+        <w:rPr>
+          <w:rFonts w:cstheme="minorHAnsi"/>
+          <w:sz w:val="20"/>
+          <w:szCs w:val="20"/>
+        </w:rPr>
+      </w:pPr>
+      <w:r>
+        <w:rPr>
+          <w:rFonts w:cstheme="minorHAnsi"/>
+          <w:sz w:val="20"/>
+          <w:szCs w:val="20"/>
+        </w:rPr>
+        <w:t xml:space="preserve">A </w:t>
+      </w:r>
+      <w:r>
+        <w:rPr>
+          <w:rFonts w:cstheme="minorHAnsi"/>
+          <w:b/>
+          <w:bCs/>
+          <w:sz w:val="20"/>
+          <w:szCs w:val="20"/>
+        </w:rPr>
+        <w:t>"Sacrificial Developer"</w:t>
+      </w:r>
+      <w:r>
+        <w:rPr>
+          <w:rFonts w:cstheme="minorHAnsi"/>
+          <w:sz w:val="20"/>
+          <w:szCs w:val="20"/>
+        </w:rPr>
+        <w:t xml:space="preserve"> is the identity a follower of Jesus adopts in response to the reality of the vapor. Instead of being a "hoarder" of wealth, time, and talent, a developer invests those resources into other people. [</w:t>
       </w:r>
       <w:hyperlink r:id="rId38" w:history="1">
         <w:r>
@@ -3294,7 +3082,74 @@
           <w:sz w:val="20"/>
           <w:szCs w:val="20"/>
         </w:rPr>
-        <w:t xml:space="preserve">, </w:t>
+        <w:t>]</w:t>
+      </w:r>
+    </w:p>
+    <w:p>
+      <w:pPr>
+        <w:numPr>
+          <w:ilvl w:val="0"/>
+          <w:numId w:val="25"/>
+        </w:numPr>
+        <w:rPr>
+          <w:rFonts w:cstheme="minorHAnsi"/>
+          <w:sz w:val="20"/>
+          <w:szCs w:val="20"/>
+        </w:rPr>
+      </w:pPr>
+      <w:r>
+        <w:rPr>
+          <w:rFonts w:cstheme="minorHAnsi"/>
+          <w:b/>
+          <w:bCs/>
+          <w:sz w:val="20"/>
+          <w:szCs w:val="20"/>
+        </w:rPr>
+        <w:t>From Accumulation to Development:</w:t>
+      </w:r>
+      <w:r>
+        <w:rPr>
+          <w:rFonts w:cstheme="minorHAnsi"/>
+          <w:sz w:val="20"/>
+          <w:szCs w:val="20"/>
+        </w:rPr>
+        <w:t xml:space="preserve"> According to Lead Pastor Phil EuBank, a sacrificial developer stops asking, </w:t>
+      </w:r>
+      <w:r>
+        <w:rPr>
+          <w:rFonts w:cstheme="minorHAnsi"/>
+          <w:i/>
+          <w:iCs/>
+          <w:sz w:val="20"/>
+          <w:szCs w:val="20"/>
+        </w:rPr>
+        <w:t>“How can I accumulate?”</w:t>
+      </w:r>
+      <w:r>
+        <w:rPr>
+          <w:rFonts w:cstheme="minorHAnsi"/>
+          <w:sz w:val="20"/>
+          <w:szCs w:val="20"/>
+        </w:rPr>
+        <w:t xml:space="preserve"> and starts asking, </w:t>
+      </w:r>
+      <w:r>
+        <w:rPr>
+          <w:rFonts w:cstheme="minorHAnsi"/>
+          <w:i/>
+          <w:iCs/>
+          <w:sz w:val="20"/>
+          <w:szCs w:val="20"/>
+        </w:rPr>
+        <w:t>“How can I develop others before my mist evaporates?”</w:t>
+      </w:r>
+      <w:r>
+        <w:rPr>
+          <w:rFonts w:cstheme="minorHAnsi"/>
+          <w:sz w:val="20"/>
+          <w:szCs w:val="20"/>
+        </w:rPr>
+        <w:t xml:space="preserve"> [</w:t>
       </w:r>
       <w:hyperlink r:id="rId39" w:history="1">
         <w:r>
@@ -3304,7 +3159,7 @@
             <w:sz w:val="20"/>
             <w:szCs w:val="20"/>
           </w:rPr>
-          <w:t>2</w:t>
+          <w:t>1</w:t>
         </w:r>
       </w:hyperlink>
       <w:r>
@@ -3318,6 +3173,17 @@
     </w:p>
     <w:p>
       <w:pPr>
+        <w:numPr>
+          <w:ilvl w:val="0"/>
+          <w:numId w:val="25"/>
+        </w:numPr>
+        <w:rPr>
+          <w:rFonts w:cstheme="minorHAnsi"/>
+          <w:sz w:val="20"/>
+          <w:szCs w:val="20"/>
+        </w:rPr>
+      </w:pPr>
+      <w:r>
         <w:rPr>
           <w:rFonts w:cstheme="minorHAnsi"/>
           <w:b/>
@@ -3325,69 +3191,15 @@
           <w:sz w:val="20"/>
           <w:szCs w:val="20"/>
         </w:rPr>
-      </w:pPr>
-      <w:r>
-        <w:rPr>
-          <w:rFonts w:cstheme="minorHAnsi"/>
-          <w:b/>
-          <w:bCs/>
-          <w:sz w:val="20"/>
-          <w:szCs w:val="20"/>
-        </w:rPr>
-        <w:t>1. What does "Vapor" mean?</w:t>
-      </w:r>
-    </w:p>
-    <w:p>
-      <w:pPr>
-        <w:rPr>
-          <w:rFonts w:cstheme="minorHAnsi"/>
-          <w:sz w:val="20"/>
-          <w:szCs w:val="20"/>
-        </w:rPr>
-      </w:pPr>
-      <w:r>
-        <w:rPr>
-          <w:rFonts w:cstheme="minorHAnsi"/>
-          <w:sz w:val="20"/>
-          <w:szCs w:val="20"/>
-        </w:rPr>
-        <w:t xml:space="preserve">The term </w:t>
-      </w:r>
-      <w:r>
-        <w:rPr>
-          <w:rFonts w:cstheme="minorHAnsi"/>
-          <w:b/>
-          <w:bCs/>
-          <w:sz w:val="20"/>
-          <w:szCs w:val="20"/>
-        </w:rPr>
-        <w:t>"Vapor"</w:t>
-      </w:r>
-      <w:r>
-        <w:rPr>
-          <w:rFonts w:cstheme="minorHAnsi"/>
-          <w:sz w:val="20"/>
-          <w:szCs w:val="20"/>
-        </w:rPr>
-        <w:t xml:space="preserve"> comes from James 4:14, which asks, </w:t>
-      </w:r>
-      <w:r>
-        <w:rPr>
-          <w:rFonts w:cstheme="minorHAnsi"/>
-          <w:i/>
-          <w:iCs/>
-          <w:sz w:val="20"/>
-          <w:szCs w:val="20"/>
-        </w:rPr>
-        <w:t>"What is your life? You are a mist that appears for a little time and then vanishes."</w:t>
-      </w:r>
-      <w:r>
-        <w:rPr>
-          <w:rFonts w:cstheme="minorHAnsi"/>
-          <w:sz w:val="20"/>
-          <w:szCs w:val="20"/>
-        </w:rPr>
-        <w:t xml:space="preserve"> [</w:t>
+        <w:t>Sacrificial Living:</w:t>
+      </w:r>
+      <w:r>
+        <w:rPr>
+          <w:rFonts w:cstheme="minorHAnsi"/>
+          <w:sz w:val="20"/>
+          <w:szCs w:val="20"/>
+        </w:rPr>
+        <w:t xml:space="preserve"> It is "sacrificial" because it requires giving up personal comfort, ego, and the desire to build a personal legacy. You voluntarily expend your own resources to build up the faith, character, and well-being of the people around you. [</w:t>
       </w:r>
       <w:hyperlink r:id="rId40" w:history="1">
         <w:r>
@@ -3411,17 +3223,6 @@
     </w:p>
     <w:p>
       <w:pPr>
-        <w:numPr>
-          <w:ilvl w:val="0"/>
-          <w:numId w:val="24"/>
-        </w:numPr>
-        <w:rPr>
-          <w:rFonts w:cstheme="minorHAnsi"/>
-          <w:sz w:val="20"/>
-          <w:szCs w:val="20"/>
-        </w:rPr>
-      </w:pPr>
-      <w:r>
         <w:rPr>
           <w:rFonts w:cstheme="minorHAnsi"/>
           <w:b/>
@@ -3429,15 +3230,87 @@
           <w:sz w:val="20"/>
           <w:szCs w:val="20"/>
         </w:rPr>
-        <w:t>The Reality of Time:</w:t>
-      </w:r>
-      <w:r>
-        <w:rPr>
-          <w:rFonts w:cstheme="minorHAnsi"/>
-          <w:sz w:val="20"/>
-          <w:szCs w:val="20"/>
-        </w:rPr>
-        <w:t xml:space="preserve"> It serves as a stark reminder that human life on Earth is incredibly short and temporary. [</w:t>
+      </w:pPr>
+      <w:r>
+        <w:rPr>
+          <w:rFonts w:cstheme="minorHAnsi"/>
+          <w:b/>
+          <w:bCs/>
+          <w:sz w:val="20"/>
+          <w:szCs w:val="20"/>
+        </w:rPr>
+        <w:t>How they work together:</w:t>
+      </w:r>
+    </w:p>
+    <w:p>
+      <w:pPr>
+        <w:rPr>
+          <w:rFonts w:cstheme="minorHAnsi"/>
+          <w:sz w:val="20"/>
+          <w:szCs w:val="20"/>
+        </w:rPr>
+      </w:pPr>
+      <w:r>
+        <w:rPr>
+          <w:rFonts w:cstheme="minorHAnsi"/>
+          <w:sz w:val="20"/>
+          <w:szCs w:val="20"/>
+        </w:rPr>
+        <w:t xml:space="preserve">If </w:t>
+      </w:r>
+      <w:r>
+        <w:rPr>
+          <w:rFonts w:cstheme="minorHAnsi"/>
+          <w:b/>
+          <w:bCs/>
+          <w:sz w:val="20"/>
+          <w:szCs w:val="20"/>
+        </w:rPr>
+        <w:t>Vapor</w:t>
+      </w:r>
+      <w:r>
+        <w:rPr>
+          <w:rFonts w:cstheme="minorHAnsi"/>
+          <w:sz w:val="20"/>
+          <w:szCs w:val="20"/>
+        </w:rPr>
+        <w:t xml:space="preserve"> is the diagnostic reality (life is short), then </w:t>
+      </w:r>
+      <w:r>
+        <w:rPr>
+          <w:rFonts w:cstheme="minorHAnsi"/>
+          <w:b/>
+          <w:bCs/>
+          <w:sz w:val="20"/>
+          <w:szCs w:val="20"/>
+        </w:rPr>
+        <w:t>Sacrificial Developer</w:t>
+      </w:r>
+      <w:r>
+        <w:rPr>
+          <w:rFonts w:cstheme="minorHAnsi"/>
+          <w:sz w:val="20"/>
+          <w:szCs w:val="20"/>
+        </w:rPr>
+        <w:t xml:space="preserve"> is the active response (so invest heavily in others). In a region like the Bay Area—where culture highly values accumulating status, wealth, and tech development—this teaching repositions "development" away from software or real estate, and places it squarely on </w:t>
+      </w:r>
+      <w:r>
+        <w:rPr>
+          <w:rFonts w:cstheme="minorHAnsi"/>
+          <w:b/>
+          <w:bCs/>
+          <w:sz w:val="20"/>
+          <w:szCs w:val="20"/>
+        </w:rPr>
+        <w:t>developing human souls and spiritual legacies</w:t>
+      </w:r>
+      <w:r>
+        <w:rPr>
+          <w:rFonts w:cstheme="minorHAnsi"/>
+          <w:sz w:val="20"/>
+          <w:szCs w:val="20"/>
+        </w:rPr>
+        <w:t>. [</w:t>
       </w:r>
       <w:hyperlink r:id="rId41" w:history="1">
         <w:r>
@@ -3456,38 +3329,7 @@
           <w:sz w:val="20"/>
           <w:szCs w:val="20"/>
         </w:rPr>
-        <w:t>]</w:t>
-      </w:r>
-    </w:p>
-    <w:p>
-      <w:pPr>
-        <w:numPr>
-          <w:ilvl w:val="0"/>
-          <w:numId w:val="24"/>
-        </w:numPr>
-        <w:rPr>
-          <w:rFonts w:cstheme="minorHAnsi"/>
-          <w:sz w:val="20"/>
-          <w:szCs w:val="20"/>
-        </w:rPr>
-      </w:pPr>
-      <w:r>
-        <w:rPr>
-          <w:rFonts w:cstheme="minorHAnsi"/>
-          <w:b/>
-          <w:bCs/>
-          <w:sz w:val="20"/>
-          <w:szCs w:val="20"/>
-        </w:rPr>
-        <w:t>A Cure for Arrogance:</w:t>
-      </w:r>
-      <w:r>
-        <w:rPr>
-          <w:rFonts w:cstheme="minorHAnsi"/>
-          <w:sz w:val="20"/>
-          <w:szCs w:val="20"/>
-        </w:rPr>
-        <w:t xml:space="preserve"> It targets the "arrogant planner"—the mindset that assumes we have unlimited time to build our own empires, make money, and control the future. [</w:t>
+        <w:t xml:space="preserve">, </w:t>
       </w:r>
       <w:hyperlink r:id="rId42" w:history="1">
         <w:r>
@@ -3497,7 +3339,7 @@
             <w:sz w:val="20"/>
             <w:szCs w:val="20"/>
           </w:rPr>
-          <w:t>1</w:t>
+          <w:t>2</w:t>
         </w:r>
       </w:hyperlink>
       <w:r>
@@ -3506,38 +3348,7 @@
           <w:sz w:val="20"/>
           <w:szCs w:val="20"/>
         </w:rPr>
-        <w:t>]</w:t>
-      </w:r>
-    </w:p>
-    <w:p>
-      <w:pPr>
-        <w:numPr>
-          <w:ilvl w:val="0"/>
-          <w:numId w:val="24"/>
-        </w:numPr>
-        <w:rPr>
-          <w:rFonts w:cstheme="minorHAnsi"/>
-          <w:sz w:val="20"/>
-          <w:szCs w:val="20"/>
-        </w:rPr>
-      </w:pPr>
-      <w:r>
-        <w:rPr>
-          <w:rFonts w:cstheme="minorHAnsi"/>
-          <w:b/>
-          <w:bCs/>
-          <w:sz w:val="20"/>
-          <w:szCs w:val="20"/>
-        </w:rPr>
-        <w:t>The Shift:</w:t>
-      </w:r>
-      <w:r>
-        <w:rPr>
-          <w:rFonts w:cstheme="minorHAnsi"/>
-          <w:sz w:val="20"/>
-          <w:szCs w:val="20"/>
-        </w:rPr>
-        <w:t xml:space="preserve"> Embracing the "vapor" mindset means acknowledging that because time is brief, we shouldn’t waste it solely on self-preservation or endless accumulation. [</w:t>
+        <w:t xml:space="preserve">, </w:t>
       </w:r>
       <w:hyperlink r:id="rId43" w:history="1">
         <w:r>
@@ -3547,7 +3358,7 @@
             <w:sz w:val="20"/>
             <w:szCs w:val="20"/>
           </w:rPr>
-          <w:t>1</w:t>
+          <w:t>3</w:t>
         </w:r>
       </w:hyperlink>
       <w:r>
@@ -3563,12 +3374,36 @@
       <w:pPr>
         <w:rPr>
           <w:rFonts w:cstheme="minorHAnsi"/>
+          <w:sz w:val="20"/>
+          <w:szCs w:val="20"/>
+        </w:rPr>
+      </w:pPr>
+      <w:r>
+        <w:rPr>
+          <w:rFonts w:cstheme="minorHAnsi"/>
+          <w:sz w:val="20"/>
+          <w:szCs w:val="20"/>
+        </w:rPr>
+        <w:t xml:space="preserve">Would you like to look at the specific </w:t>
+      </w:r>
+      <w:r>
+        <w:rPr>
+          <w:rFonts w:cstheme="minorHAnsi"/>
           <w:b/>
           <w:bCs/>
           <w:sz w:val="20"/>
           <w:szCs w:val="20"/>
         </w:rPr>
-      </w:pPr>
+        <w:t>discussion questions</w:t>
+      </w:r>
+      <w:r>
+        <w:rPr>
+          <w:rFonts w:cstheme="minorHAnsi"/>
+          <w:sz w:val="20"/>
+          <w:szCs w:val="20"/>
+        </w:rPr>
+        <w:t xml:space="preserve"> from the Menlo Church life group guide for this sermon, or explore the </w:t>
+      </w:r>
       <w:r>
         <w:rPr>
           <w:rFonts w:cstheme="minorHAnsi"/>
@@ -3577,42 +3412,15 @@
           <w:sz w:val="20"/>
           <w:szCs w:val="20"/>
         </w:rPr>
-        <w:t>2. What does "Sacrificial Developer" mean?</w:t>
-      </w:r>
-    </w:p>
-    <w:p>
-      <w:pPr>
-        <w:rPr>
-          <w:rFonts w:cstheme="minorHAnsi"/>
-          <w:sz w:val="20"/>
-          <w:szCs w:val="20"/>
-        </w:rPr>
-      </w:pPr>
-      <w:r>
-        <w:rPr>
-          <w:rFonts w:cstheme="minorHAnsi"/>
-          <w:sz w:val="20"/>
-          <w:szCs w:val="20"/>
-        </w:rPr>
-        <w:t xml:space="preserve">A </w:t>
-      </w:r>
-      <w:r>
-        <w:rPr>
-          <w:rFonts w:cstheme="minorHAnsi"/>
-          <w:b/>
-          <w:bCs/>
-          <w:sz w:val="20"/>
-          <w:szCs w:val="20"/>
-        </w:rPr>
-        <w:t>"Sacrificial Developer"</w:t>
-      </w:r>
-      <w:r>
-        <w:rPr>
-          <w:rFonts w:cstheme="minorHAnsi"/>
-          <w:sz w:val="20"/>
-          <w:szCs w:val="20"/>
-        </w:rPr>
-        <w:t xml:space="preserve"> is the identity a follower of Jesus adopts in response to the reality of the vapor. Instead of being a "hoarder" of wealth, time, and talent, a developer invests those resources into other people. [</w:t>
+        <w:t>verses in James chapter 4 and 5</w:t>
+      </w:r>
+      <w:r>
+        <w:rPr>
+          <w:rFonts w:cstheme="minorHAnsi"/>
+          <w:sz w:val="20"/>
+          <w:szCs w:val="20"/>
+        </w:rPr>
+        <w:t xml:space="preserve"> that these concepts are based on? [</w:t>
       </w:r>
       <w:hyperlink r:id="rId44" w:history="1">
         <w:r>
@@ -3638,8 +3446,188 @@
       <w:pPr>
         <w:numPr>
           <w:ilvl w:val="0"/>
-          <w:numId w:val="25"/>
+          <w:numId w:val="26"/>
         </w:numPr>
+        <w:rPr>
+          <w:rFonts w:cstheme="minorHAnsi"/>
+          <w:sz w:val="20"/>
+          <w:szCs w:val="20"/>
+        </w:rPr>
+      </w:pPr>
+    </w:p>
+    <w:p>
+      <w:pPr>
+        <w:rPr>
+          <w:rFonts w:cstheme="minorHAnsi"/>
+          <w:sz w:val="20"/>
+          <w:szCs w:val="20"/>
+        </w:rPr>
+      </w:pPr>
+      <w:r>
+        <w:rPr>
+          <w:rFonts w:cstheme="minorHAnsi"/>
+          <w:sz w:val="20"/>
+          <w:szCs w:val="20"/>
+        </w:rPr>
+        <w:t>Menlo Church</w:t>
+      </w:r>
+    </w:p>
+    <w:p>
+      <w:pPr>
+        <w:rPr>
+          <w:rFonts w:cstheme="minorHAnsi"/>
+          <w:sz w:val="20"/>
+          <w:szCs w:val="20"/>
+        </w:rPr>
+      </w:pPr>
+      <w:r>
+        <w:rPr>
+          <w:rFonts w:cstheme="minorHAnsi"/>
+          <w:sz w:val="20"/>
+          <w:szCs w:val="20"/>
+        </w:rPr>
+        <w:t>The Vapor (Focus: Sacrificial Developer) - Menlo Church</w:t>
+      </w:r>
+    </w:p>
+    <w:p>
+      <w:pPr>
+        <w:rPr>
+          <w:rFonts w:cstheme="minorHAnsi"/>
+          <w:sz w:val="20"/>
+          <w:szCs w:val="20"/>
+        </w:rPr>
+      </w:pPr>
+      <w:r>
+        <w:rPr>
+          <w:rFonts w:cstheme="minorHAnsi"/>
+          <w:sz w:val="20"/>
+          <w:szCs w:val="20"/>
+        </w:rPr>
+        <w:t>The Vapor (Focus: Sacrificial Developer). James closes with a warning to the arrogant planner and the hoarder of wealth. He calls ...</w:t>
+      </w:r>
+    </w:p>
+    <w:p>
+      <w:pPr>
+        <w:rPr>
+          <w:rFonts w:cstheme="minorHAnsi"/>
+          <w:sz w:val="20"/>
+          <w:szCs w:val="20"/>
+        </w:rPr>
+      </w:pPr>
+    </w:p>
+    <w:p>
+      <w:pPr>
+        <w:rPr>
+          <w:rFonts w:cstheme="minorHAnsi"/>
+          <w:sz w:val="20"/>
+          <w:szCs w:val="20"/>
+        </w:rPr>
+      </w:pPr>
+      <w:r>
+        <w:rPr>
+          <w:rFonts w:cstheme="minorHAnsi"/>
+          <w:sz w:val="20"/>
+          <w:szCs w:val="20"/>
+        </w:rPr>
+        <w:t>Menlo Church Podcasts - Podbean</w:t>
+      </w:r>
+    </w:p>
+    <w:p>
+      <w:pPr>
+        <w:rPr>
+          <w:rFonts w:cstheme="minorHAnsi"/>
+          <w:sz w:val="20"/>
+          <w:szCs w:val="20"/>
+        </w:rPr>
+      </w:pPr>
+      <w:r>
+        <w:rPr>
+          <w:rFonts w:cstheme="minorHAnsi"/>
+          <w:sz w:val="20"/>
+          <w:szCs w:val="20"/>
+        </w:rPr>
+        <w:t>Moving from last series' focus on researched faith to a year dedicated to reclaimed faith, Matt and Phil unpack what it means to f...</w:t>
+      </w:r>
+    </w:p>
+    <w:p>
+      <w:pPr>
+        <w:rPr>
+          <w:rFonts w:cstheme="minorHAnsi"/>
+          <w:sz w:val="20"/>
+          <w:szCs w:val="20"/>
+        </w:rPr>
+      </w:pPr>
+      <w:r>
+        <w:rPr>
+          <w:rFonts w:cstheme="minorHAnsi"/>
+          <w:sz w:val="20"/>
+          <w:szCs w:val="20"/>
+        </w:rPr>
+        <w:t>Menlo Church</w:t>
+      </w:r>
+    </w:p>
+    <w:p>
+      <w:pPr>
+        <w:rPr>
+          <w:rFonts w:cstheme="minorHAnsi"/>
+          <w:sz w:val="20"/>
+          <w:szCs w:val="20"/>
+        </w:rPr>
+      </w:pPr>
+      <w:r>
+        <w:rPr>
+          <w:rFonts w:cstheme="minorHAnsi"/>
+          <w:sz w:val="20"/>
+          <w:szCs w:val="20"/>
+        </w:rPr>
+        <w:t>Hope for Everyone - Menlo Church</w:t>
+      </w:r>
+    </w:p>
+    <w:p>
+      <w:pPr>
+        <w:rPr>
+          <w:rFonts w:cstheme="minorHAnsi"/>
+          <w:sz w:val="20"/>
+          <w:szCs w:val="20"/>
+        </w:rPr>
+      </w:pPr>
+      <w:r>
+        <w:rPr>
+          <w:rFonts w:cstheme="minorHAnsi"/>
+          <w:sz w:val="20"/>
+          <w:szCs w:val="20"/>
+        </w:rPr>
+        <w:t>Recent Updates * 2026 Q3 Update. The Bay Area has perfected the divided life. One self for work, one for home, one for the digital...</w:t>
+      </w:r>
+    </w:p>
+    <w:p>
+      <w:pPr>
+        <w:rPr>
+          <w:rFonts w:cstheme="minorHAnsi"/>
+          <w:sz w:val="20"/>
+          <w:szCs w:val="20"/>
+        </w:rPr>
+      </w:pPr>
+    </w:p>
+    <w:p>
+      <w:pPr>
+        <w:rPr>
+          <w:rFonts w:cstheme="minorHAnsi"/>
+          <w:sz w:val="20"/>
+          <w:szCs w:val="20"/>
+        </w:rPr>
+      </w:pPr>
+      <w:r>
+        <w:rPr>
+          <w:rFonts w:cstheme="minorHAnsi"/>
+          <w:sz w:val="20"/>
+          <w:szCs w:val="20"/>
+        </w:rPr>
+        <w:t>in one sentence</w:t>
+      </w:r>
+    </w:p>
+    <w:p>
+      <w:pPr>
         <w:rPr>
           <w:rFonts w:cstheme="minorHAnsi"/>
           <w:sz w:val="20"/>
@@ -3654,84 +3642,16 @@
           <w:sz w:val="20"/>
           <w:szCs w:val="20"/>
         </w:rPr>
-        <w:t>From Accumulation to Development:</w:t>
-      </w:r>
-      <w:r>
-        <w:rPr>
-          <w:rFonts w:cstheme="minorHAnsi"/>
-          <w:sz w:val="20"/>
-          <w:szCs w:val="20"/>
-        </w:rPr>
-        <w:t xml:space="preserve"> According to Lead Pastor Phil EuBank, a sacrificial developer stops asking, </w:t>
-      </w:r>
-      <w:r>
-        <w:rPr>
-          <w:rFonts w:cstheme="minorHAnsi"/>
-          <w:i/>
-          <w:iCs/>
-          <w:sz w:val="20"/>
-          <w:szCs w:val="20"/>
-        </w:rPr>
-        <w:t>“How can I accumulate?”</w:t>
-      </w:r>
-      <w:r>
-        <w:rPr>
-          <w:rFonts w:cstheme="minorHAnsi"/>
-          <w:sz w:val="20"/>
-          <w:szCs w:val="20"/>
-        </w:rPr>
-        <w:t xml:space="preserve"> and starts asking, </w:t>
-      </w:r>
-      <w:r>
-        <w:rPr>
-          <w:rFonts w:cstheme="minorHAnsi"/>
-          <w:i/>
-          <w:iCs/>
-          <w:sz w:val="20"/>
-          <w:szCs w:val="20"/>
-        </w:rPr>
-        <w:t>“How can I develop others before my mist evaporates?”</w:t>
-      </w:r>
-      <w:r>
-        <w:rPr>
-          <w:rFonts w:cstheme="minorHAnsi"/>
-          <w:sz w:val="20"/>
-          <w:szCs w:val="20"/>
-        </w:rPr>
-        <w:t xml:space="preserve"> [</w:t>
-      </w:r>
-      <w:hyperlink r:id="rId45" w:history="1">
-        <w:r>
-          <w:rPr>
-            <w:rStyle w:val="Hyperlink"/>
-            <w:rFonts w:cstheme="minorHAnsi"/>
-            <w:sz w:val="20"/>
-            <w:szCs w:val="20"/>
-          </w:rPr>
-          <w:t>1</w:t>
-        </w:r>
-      </w:hyperlink>
-      <w:r>
-        <w:rPr>
-          <w:rFonts w:cstheme="minorHAnsi"/>
-          <w:sz w:val="20"/>
-          <w:szCs w:val="20"/>
-        </w:rPr>
-        <w:t>]</w:t>
-      </w:r>
-    </w:p>
-    <w:p>
-      <w:pPr>
-        <w:numPr>
-          <w:ilvl w:val="0"/>
-          <w:numId w:val="25"/>
-        </w:numPr>
-        <w:rPr>
-          <w:rFonts w:cstheme="minorHAnsi"/>
-          <w:sz w:val="20"/>
-          <w:szCs w:val="20"/>
-        </w:rPr>
-      </w:pPr>
+        <w:t>"Vapor"</w:t>
+      </w:r>
+      <w:r>
+        <w:rPr>
+          <w:rFonts w:cstheme="minorHAnsi"/>
+          <w:sz w:val="20"/>
+          <w:szCs w:val="20"/>
+        </w:rPr>
+        <w:t xml:space="preserve"> reminds us that life is brief and temporary, while a </w:t>
+      </w:r>
       <w:r>
         <w:rPr>
           <w:rFonts w:cstheme="minorHAnsi"/>
@@ -3740,38 +3660,35 @@
           <w:sz w:val="20"/>
           <w:szCs w:val="20"/>
         </w:rPr>
-        <w:t>Sacrificial Living:</w:t>
-      </w:r>
-      <w:r>
-        <w:rPr>
-          <w:rFonts w:cstheme="minorHAnsi"/>
-          <w:sz w:val="20"/>
-          <w:szCs w:val="20"/>
-        </w:rPr>
-        <w:t xml:space="preserve"> It is "sacrificial" because it requires giving up personal comfort, ego, and the desire to build a personal legacy. You voluntarily expend your own resources to build up the faith, character, and well-being of the people around you. [</w:t>
-      </w:r>
-      <w:hyperlink r:id="rId46" w:history="1">
-        <w:r>
-          <w:rPr>
-            <w:rStyle w:val="Hyperlink"/>
-            <w:rFonts w:cstheme="minorHAnsi"/>
-            <w:sz w:val="20"/>
-            <w:szCs w:val="20"/>
-          </w:rPr>
-          <w:t>1</w:t>
-        </w:r>
-      </w:hyperlink>
-      <w:r>
-        <w:rPr>
-          <w:rFonts w:cstheme="minorHAnsi"/>
-          <w:sz w:val="20"/>
-          <w:szCs w:val="20"/>
-        </w:rPr>
-        <w:t>]</w:t>
-      </w:r>
-    </w:p>
-    <w:p>
-      <w:pPr>
+        <w:t>"Sacrificial Developer"</w:t>
+      </w:r>
+      <w:r>
+        <w:rPr>
+          <w:rFonts w:cstheme="minorHAnsi"/>
+          <w:sz w:val="20"/>
+          <w:szCs w:val="20"/>
+        </w:rPr>
+        <w:t xml:space="preserve"> is someone who responds to that reality by choosing to selflessly invest their short time, talents, and resources into building up other people instead of hoarding them for themselves.</w:t>
+      </w:r>
+    </w:p>
+    <w:p>
+      <w:pPr>
+        <w:rPr>
+          <w:rFonts w:cstheme="minorHAnsi"/>
+          <w:sz w:val="20"/>
+          <w:szCs w:val="20"/>
+        </w:rPr>
+      </w:pPr>
+      <w:r>
+        <w:rPr>
+          <w:rFonts w:cstheme="minorHAnsi"/>
+          <w:sz w:val="20"/>
+          <w:szCs w:val="20"/>
+        </w:rPr>
+        <w:lastRenderedPageBreak/>
+        <w:t xml:space="preserve">Would you like to explore the </w:t>
+      </w:r>
+      <w:r>
         <w:rPr>
           <w:rFonts w:cstheme="minorHAnsi"/>
           <w:b/>
@@ -3779,7 +3696,16 @@
           <w:sz w:val="20"/>
           <w:szCs w:val="20"/>
         </w:rPr>
-      </w:pPr>
+        <w:t>biblical verses</w:t>
+      </w:r>
+      <w:r>
+        <w:rPr>
+          <w:rFonts w:cstheme="minorHAnsi"/>
+          <w:sz w:val="20"/>
+          <w:szCs w:val="20"/>
+        </w:rPr>
+        <w:t xml:space="preserve"> behind this idea, or do you want to see how it connects to the other </w:t>
+      </w:r>
       <w:r>
         <w:rPr>
           <w:rFonts w:cstheme="minorHAnsi"/>
@@ -3788,24 +3714,66 @@
           <w:sz w:val="20"/>
           <w:szCs w:val="20"/>
         </w:rPr>
-        <w:t>How they work together:</w:t>
-      </w:r>
-    </w:p>
-    <w:p>
-      <w:pPr>
-        <w:rPr>
-          <w:rFonts w:cstheme="minorHAnsi"/>
-          <w:sz w:val="20"/>
-          <w:szCs w:val="20"/>
-        </w:rPr>
-      </w:pPr>
-      <w:r>
-        <w:rPr>
-          <w:rFonts w:cstheme="minorHAnsi"/>
-          <w:sz w:val="20"/>
-          <w:szCs w:val="20"/>
-        </w:rPr>
-        <w:t xml:space="preserve">If </w:t>
+        <w:t>identities</w:t>
+      </w:r>
+      <w:r>
+        <w:rPr>
+          <w:rFonts w:cstheme="minorHAnsi"/>
+          <w:sz w:val="20"/>
+          <w:szCs w:val="20"/>
+        </w:rPr>
+        <w:t xml:space="preserve"> in the sermon series?</w:t>
+      </w:r>
+    </w:p>
+    <w:p>
+      <w:pPr>
+        <w:rPr>
+          <w:rFonts w:cstheme="minorHAnsi"/>
+          <w:sz w:val="20"/>
+          <w:szCs w:val="20"/>
+        </w:rPr>
+      </w:pPr>
+      <w:r>
+        <w:rPr>
+          <w:rFonts w:cstheme="minorHAnsi"/>
+          <w:sz w:val="20"/>
+          <w:szCs w:val="20"/>
+        </w:rPr>
+        <w:t>Vapor: life is short and temporary Sacrificial Developer: someone chooses selflessly use short time to serve other people</w:t>
+      </w:r>
+    </w:p>
+    <w:p>
+      <w:pPr>
+        <w:rPr>
+          <w:rFonts w:cstheme="minorHAnsi"/>
+          <w:sz w:val="20"/>
+          <w:szCs w:val="20"/>
+        </w:rPr>
+      </w:pPr>
+      <w:r>
+        <w:rPr>
+          <w:rFonts w:cstheme="minorHAnsi"/>
+          <w:sz w:val="20"/>
+          <w:szCs w:val="20"/>
+        </w:rPr>
+        <w:t>That is a perfect, concise summary that captures the core essence of the teaching.</w:t>
+      </w:r>
+    </w:p>
+    <w:p>
+      <w:pPr>
+        <w:rPr>
+          <w:rFonts w:cstheme="minorHAnsi"/>
+          <w:sz w:val="20"/>
+          <w:szCs w:val="20"/>
+        </w:rPr>
+      </w:pPr>
+      <w:r>
+        <w:rPr>
+          <w:rFonts w:cstheme="minorHAnsi"/>
+          <w:sz w:val="20"/>
+          <w:szCs w:val="20"/>
+        </w:rPr>
+        <w:t xml:space="preserve">Would you like to explore the </w:t>
       </w:r>
       <w:r>
         <w:rPr>
@@ -3815,15 +3783,15 @@
           <w:sz w:val="20"/>
           <w:szCs w:val="20"/>
         </w:rPr>
-        <w:t>Vapor</w:t>
-      </w:r>
-      <w:r>
-        <w:rPr>
-          <w:rFonts w:cstheme="minorHAnsi"/>
-          <w:sz w:val="20"/>
-          <w:szCs w:val="20"/>
-        </w:rPr>
-        <w:t xml:space="preserve"> is the diagnostic reality (life is short), then </w:t>
+        <w:t>three open postures</w:t>
+      </w:r>
+      <w:r>
+        <w:rPr>
+          <w:rFonts w:cstheme="minorHAnsi"/>
+          <w:sz w:val="20"/>
+          <w:szCs w:val="20"/>
+        </w:rPr>
+        <w:t xml:space="preserve"> (open-minded, open-hearted, open-handed) that help a person live out these definitions, or discuss the </w:t>
       </w:r>
       <w:r>
         <w:rPr>
@@ -3833,15 +3801,66 @@
           <w:sz w:val="20"/>
           <w:szCs w:val="20"/>
         </w:rPr>
-        <w:t>Sacrificial Developer</w:t>
-      </w:r>
-      <w:r>
-        <w:rPr>
-          <w:rFonts w:cstheme="minorHAnsi"/>
-          <w:sz w:val="20"/>
-          <w:szCs w:val="20"/>
-        </w:rPr>
-        <w:t xml:space="preserve"> is the active response (so invest heavily in others). In a region like the Bay Area—where culture highly values accumulating status, wealth, and tech development—this teaching repositions "development" away from software or real estate, and places it squarely on </w:t>
+        <w:t>other identities</w:t>
+      </w:r>
+      <w:r>
+        <w:rPr>
+          <w:rFonts w:cstheme="minorHAnsi"/>
+          <w:sz w:val="20"/>
+          <w:szCs w:val="20"/>
+        </w:rPr>
+        <w:t xml:space="preserve"> in this series?</w:t>
+      </w:r>
+    </w:p>
+    <w:p>
+      <w:pPr>
+        <w:rPr>
+          <w:rFonts w:cstheme="minorHAnsi"/>
+          <w:sz w:val="20"/>
+          <w:szCs w:val="20"/>
+        </w:rPr>
+      </w:pPr>
+      <w:r>
+        <w:rPr>
+          <w:rFonts w:cstheme="minorHAnsi"/>
+          <w:sz w:val="20"/>
+          <w:szCs w:val="20"/>
+        </w:rPr>
+        <w:t>Thanks for clear explanation. I make sure it is correct for me to understand</w:t>
+      </w:r>
+    </w:p>
+    <w:p>
+      <w:pPr>
+        <w:rPr>
+          <w:rFonts w:cstheme="minorHAnsi"/>
+          <w:sz w:val="20"/>
+          <w:szCs w:val="20"/>
+        </w:rPr>
+      </w:pPr>
+      <w:r>
+        <w:rPr>
+          <w:rFonts w:cstheme="minorHAnsi"/>
+          <w:sz w:val="20"/>
+          <w:szCs w:val="20"/>
+        </w:rPr>
+        <w:t>You are very welcome! You have understood it perfectly. Your summaries are highly accurate, punchy, and clear.</w:t>
+      </w:r>
+    </w:p>
+    <w:p>
+      <w:pPr>
+        <w:rPr>
+          <w:rFonts w:cstheme="minorHAnsi"/>
+          <w:sz w:val="20"/>
+          <w:szCs w:val="20"/>
+        </w:rPr>
+      </w:pPr>
+      <w:r>
+        <w:rPr>
+          <w:rFonts w:cstheme="minorHAnsi"/>
+          <w:sz w:val="20"/>
+          <w:szCs w:val="20"/>
+        </w:rPr>
+        <w:t xml:space="preserve">Please let me know if you need help with any other </w:t>
       </w:r>
       <w:r>
         <w:rPr>
@@ -3851,91 +3870,19 @@
           <w:sz w:val="20"/>
           <w:szCs w:val="20"/>
         </w:rPr>
-        <w:t>developing human souls and spiritual legacies</w:t>
-      </w:r>
-      <w:r>
-        <w:rPr>
-          <w:rFonts w:cstheme="minorHAnsi"/>
-          <w:sz w:val="20"/>
-          <w:szCs w:val="20"/>
-        </w:rPr>
-        <w:t>. [</w:t>
-      </w:r>
-      <w:hyperlink r:id="rId47" w:history="1">
-        <w:r>
-          <w:rPr>
-            <w:rStyle w:val="Hyperlink"/>
-            <w:rFonts w:cstheme="minorHAnsi"/>
-            <w:sz w:val="20"/>
-            <w:szCs w:val="20"/>
-          </w:rPr>
-          <w:t>1</w:t>
-        </w:r>
-      </w:hyperlink>
-      <w:r>
-        <w:rPr>
-          <w:rFonts w:cstheme="minorHAnsi"/>
-          <w:sz w:val="20"/>
-          <w:szCs w:val="20"/>
-        </w:rPr>
-        <w:t xml:space="preserve">, </w:t>
-      </w:r>
-      <w:hyperlink r:id="rId48" w:history="1">
-        <w:r>
-          <w:rPr>
-            <w:rStyle w:val="Hyperlink"/>
-            <w:rFonts w:cstheme="minorHAnsi"/>
-            <w:sz w:val="20"/>
-            <w:szCs w:val="20"/>
-          </w:rPr>
-          <w:t>2</w:t>
-        </w:r>
-      </w:hyperlink>
-      <w:r>
-        <w:rPr>
-          <w:rFonts w:cstheme="minorHAnsi"/>
-          <w:sz w:val="20"/>
-          <w:szCs w:val="20"/>
-        </w:rPr>
-        <w:t xml:space="preserve">, </w:t>
-      </w:r>
-      <w:hyperlink r:id="rId49" w:history="1">
-        <w:r>
-          <w:rPr>
-            <w:rStyle w:val="Hyperlink"/>
-            <w:rFonts w:cstheme="minorHAnsi"/>
-            <w:sz w:val="20"/>
-            <w:szCs w:val="20"/>
-          </w:rPr>
-          <w:t>3</w:t>
-        </w:r>
-      </w:hyperlink>
-      <w:r>
-        <w:rPr>
-          <w:rFonts w:cstheme="minorHAnsi"/>
-          <w:sz w:val="20"/>
-          <w:szCs w:val="20"/>
-        </w:rPr>
-        <w:t>]</w:t>
-      </w:r>
-    </w:p>
-    <w:p>
-      <w:pPr>
-        <w:rPr>
-          <w:rFonts w:cstheme="minorHAnsi"/>
-          <w:sz w:val="20"/>
-          <w:szCs w:val="20"/>
-        </w:rPr>
-      </w:pPr>
-      <w:r>
-        <w:rPr>
-          <w:rFonts w:cstheme="minorHAnsi"/>
-          <w:sz w:val="20"/>
-          <w:szCs w:val="20"/>
-        </w:rPr>
-        <w:t xml:space="preserve">Would you like to look at the specific </w:t>
-      </w:r>
-      <w:r>
+        <w:t>concepts from this sermon series</w:t>
+      </w:r>
+      <w:r>
+        <w:rPr>
+          <w:rFonts w:cstheme="minorHAnsi"/>
+          <w:sz w:val="20"/>
+          <w:szCs w:val="20"/>
+        </w:rPr>
+        <w:t xml:space="preserve"> or have any other questions as you study!</w:t>
+      </w:r>
+    </w:p>
+    <w:p>
+      <w:pPr>
         <w:rPr>
           <w:rFonts w:cstheme="minorHAnsi"/>
           <w:b/>
@@ -3943,16 +3890,7 @@
           <w:sz w:val="20"/>
           <w:szCs w:val="20"/>
         </w:rPr>
-        <w:t>discussion questions</w:t>
-      </w:r>
-      <w:r>
-        <w:rPr>
-          <w:rFonts w:cstheme="minorHAnsi"/>
-          <w:sz w:val="20"/>
-          <w:szCs w:val="20"/>
-        </w:rPr>
-        <w:t xml:space="preserve"> from the Menlo Church life group guide for this sermon, or explore the </w:t>
-      </w:r>
+      </w:pPr>
       <w:r>
         <w:rPr>
           <w:rFonts w:cstheme="minorHAnsi"/>
@@ -3961,887 +3899,6 @@
           <w:sz w:val="20"/>
           <w:szCs w:val="20"/>
         </w:rPr>
-        <w:t>verses in James chapter 4 and 5</w:t>
-      </w:r>
-      <w:r>
-        <w:rPr>
-          <w:rFonts w:cstheme="minorHAnsi"/>
-          <w:sz w:val="20"/>
-          <w:szCs w:val="20"/>
-        </w:rPr>
-        <w:t xml:space="preserve"> that these concepts are based on? [</w:t>
-      </w:r>
-      <w:hyperlink r:id="rId50" w:history="1">
-        <w:r>
-          <w:rPr>
-            <w:rStyle w:val="Hyperlink"/>
-            <w:rFonts w:cstheme="minorHAnsi"/>
-            <w:sz w:val="20"/>
-            <w:szCs w:val="20"/>
-          </w:rPr>
-          <w:t>1</w:t>
-        </w:r>
-      </w:hyperlink>
-      <w:r>
-        <w:rPr>
-          <w:rFonts w:cstheme="minorHAnsi"/>
-          <w:sz w:val="20"/>
-          <w:szCs w:val="20"/>
-        </w:rPr>
-        <w:t>]</w:t>
-      </w:r>
-    </w:p>
-    <w:p>
-      <w:pPr>
-        <w:numPr>
-          <w:ilvl w:val="0"/>
-          <w:numId w:val="26"/>
-        </w:numPr>
-        <w:rPr>
-          <w:rFonts w:cstheme="minorHAnsi"/>
-          <w:sz w:val="20"/>
-          <w:szCs w:val="20"/>
-        </w:rPr>
-      </w:pPr>
-      <w:r>
-        <w:rPr>
-          <w:rFonts w:cstheme="minorHAnsi"/>
-          <w:sz w:val="20"/>
-          <w:szCs w:val="20"/>
-        </w:rPr>
-        <w:drawing>
-          <wp:inline distT="0" distB="0" distL="0" distR="0" wp14:anchorId="66102EA4" wp14:editId="7FA8DF29">
-            <wp:extent cx="152400" cy="152400"/>
-            <wp:effectExtent l="0" t="0" r="0" b="0"/>
-            <wp:docPr id="23579219" name="Picture 46"/>
-            <wp:cNvGraphicFramePr>
-              <a:graphicFrameLocks xmlns:a="http://schemas.openxmlformats.org/drawingml/2006/main" noChangeAspect="1"/>
-            </wp:cNvGraphicFramePr>
-            <a:graphic xmlns:a="http://schemas.openxmlformats.org/drawingml/2006/main">
-              <a:graphicData uri="http://schemas.openxmlformats.org/drawingml/2006/picture">
-                <pic:pic xmlns:pic="http://schemas.openxmlformats.org/drawingml/2006/picture">
-                  <pic:nvPicPr>
-                    <pic:cNvPr id="0" name="Picture 202"/>
-                    <pic:cNvPicPr>
-                      <a:picLocks noChangeAspect="1" noChangeArrowheads="1"/>
-                    </pic:cNvPicPr>
-                  </pic:nvPicPr>
-                  <pic:blipFill>
-                    <a:blip r:embed="rId35">
-                      <a:extLst>
-                        <a:ext uri="{28A0092B-C50C-407E-A947-70E740481C1C}">
-                          <a14:useLocalDpi xmlns:a14="http://schemas.microsoft.com/office/drawing/2010/main" val="0"/>
-                        </a:ext>
-                      </a:extLst>
-                    </a:blip>
-                    <a:srcRect/>
-                    <a:stretch>
-                      <a:fillRect/>
-                    </a:stretch>
-                  </pic:blipFill>
-                  <pic:spPr bwMode="auto">
-                    <a:xfrm>
-                      <a:off x="0" y="0"/>
-                      <a:ext cx="152400" cy="152400"/>
-                    </a:xfrm>
-                    <a:prstGeom prst="rect">
-                      <a:avLst/>
-                    </a:prstGeom>
-                    <a:noFill/>
-                    <a:ln>
-                      <a:noFill/>
-                    </a:ln>
-                  </pic:spPr>
-                </pic:pic>
-              </a:graphicData>
-            </a:graphic>
-          </wp:inline>
-        </w:drawing>
-      </w:r>
-    </w:p>
-    <w:p>
-      <w:pPr>
-        <w:rPr>
-          <w:rFonts w:cstheme="minorHAnsi"/>
-          <w:sz w:val="20"/>
-          <w:szCs w:val="20"/>
-        </w:rPr>
-      </w:pPr>
-      <w:r>
-        <w:rPr>
-          <w:rFonts w:cstheme="minorHAnsi"/>
-          <w:sz w:val="20"/>
-          <w:szCs w:val="20"/>
-        </w:rPr>
-        <w:t>Menlo Church</w:t>
-      </w:r>
-    </w:p>
-    <w:p>
-      <w:pPr>
-        <w:rPr>
-          <w:rFonts w:cstheme="minorHAnsi"/>
-          <w:sz w:val="20"/>
-          <w:szCs w:val="20"/>
-        </w:rPr>
-      </w:pPr>
-      <w:r>
-        <w:rPr>
-          <w:rFonts w:cstheme="minorHAnsi"/>
-          <w:sz w:val="20"/>
-          <w:szCs w:val="20"/>
-        </w:rPr>
-        <w:t>The Vapor (Focus: Sacrificial Developer) - Menlo Church</w:t>
-      </w:r>
-    </w:p>
-    <w:p>
-      <w:pPr>
-        <w:rPr>
-          <w:rFonts w:cstheme="minorHAnsi"/>
-          <w:sz w:val="20"/>
-          <w:szCs w:val="20"/>
-        </w:rPr>
-      </w:pPr>
-      <w:r>
-        <w:rPr>
-          <w:rFonts w:cstheme="minorHAnsi"/>
-          <w:sz w:val="20"/>
-          <w:szCs w:val="20"/>
-        </w:rPr>
-        <w:lastRenderedPageBreak/>
-        <w:t>The Vapor (Focus: Sacrificial Developer). James closes with a warning to the arrogant planner and the hoarder of wealth. He calls ...</w:t>
-      </w:r>
-    </w:p>
-    <w:p>
-      <w:pPr>
-        <w:rPr>
-          <w:rFonts w:cstheme="minorHAnsi"/>
-          <w:sz w:val="20"/>
-          <w:szCs w:val="20"/>
-        </w:rPr>
-      </w:pPr>
-      <w:r>
-        <w:rPr>
-          <w:rFonts w:cstheme="minorHAnsi"/>
-          <w:sz w:val="20"/>
-          <w:szCs w:val="20"/>
-        </w:rPr>
-        <w:drawing>
-          <wp:inline distT="0" distB="0" distL="0" distR="0" wp14:anchorId="15DA3241" wp14:editId="77324FA2">
-            <wp:extent cx="647700" cy="647700"/>
-            <wp:effectExtent l="0" t="0" r="0" b="0"/>
-            <wp:docPr id="1902546008" name="Picture 45"/>
-            <wp:cNvGraphicFramePr>
-              <a:graphicFrameLocks xmlns:a="http://schemas.openxmlformats.org/drawingml/2006/main" noChangeAspect="1"/>
-            </wp:cNvGraphicFramePr>
-            <a:graphic xmlns:a="http://schemas.openxmlformats.org/drawingml/2006/main">
-              <a:graphicData uri="http://schemas.openxmlformats.org/drawingml/2006/picture">
-                <pic:pic xmlns:pic="http://schemas.openxmlformats.org/drawingml/2006/picture">
-                  <pic:nvPicPr>
-                    <pic:cNvPr id="0" name="Picture 203"/>
-                    <pic:cNvPicPr>
-                      <a:picLocks noChangeAspect="1" noChangeArrowheads="1"/>
-                    </pic:cNvPicPr>
-                  </pic:nvPicPr>
-                  <pic:blipFill>
-                    <a:blip r:embed="rId36">
-                      <a:extLst>
-                        <a:ext uri="{28A0092B-C50C-407E-A947-70E740481C1C}">
-                          <a14:useLocalDpi xmlns:a14="http://schemas.microsoft.com/office/drawing/2010/main" val="0"/>
-                        </a:ext>
-                      </a:extLst>
-                    </a:blip>
-                    <a:srcRect/>
-                    <a:stretch>
-                      <a:fillRect/>
-                    </a:stretch>
-                  </pic:blipFill>
-                  <pic:spPr bwMode="auto">
-                    <a:xfrm>
-                      <a:off x="0" y="0"/>
-                      <a:ext cx="647700" cy="647700"/>
-                    </a:xfrm>
-                    <a:prstGeom prst="rect">
-                      <a:avLst/>
-                    </a:prstGeom>
-                    <a:noFill/>
-                    <a:ln>
-                      <a:noFill/>
-                    </a:ln>
-                  </pic:spPr>
-                </pic:pic>
-              </a:graphicData>
-            </a:graphic>
-          </wp:inline>
-        </w:drawing>
-      </w:r>
-    </w:p>
-    <w:p>
-      <w:pPr>
-        <w:numPr>
-          <w:ilvl w:val="0"/>
-          <w:numId w:val="26"/>
-        </w:numPr>
-        <w:rPr>
-          <w:rFonts w:cstheme="minorHAnsi"/>
-          <w:sz w:val="20"/>
-          <w:szCs w:val="20"/>
-        </w:rPr>
-      </w:pPr>
-      <w:r>
-        <w:rPr>
-          <w:rFonts w:cstheme="minorHAnsi"/>
-          <w:sz w:val="20"/>
-          <w:szCs w:val="20"/>
-        </w:rPr>
-        <w:drawing>
-          <wp:inline distT="0" distB="0" distL="0" distR="0" wp14:anchorId="6EC6B7EF" wp14:editId="01E0A876">
-            <wp:extent cx="152400" cy="152400"/>
-            <wp:effectExtent l="0" t="0" r="0" b="0"/>
-            <wp:docPr id="1492389716" name="Picture 44"/>
-            <wp:cNvGraphicFramePr>
-              <a:graphicFrameLocks xmlns:a="http://schemas.openxmlformats.org/drawingml/2006/main" noChangeAspect="1"/>
-            </wp:cNvGraphicFramePr>
-            <a:graphic xmlns:a="http://schemas.openxmlformats.org/drawingml/2006/main">
-              <a:graphicData uri="http://schemas.openxmlformats.org/drawingml/2006/picture">
-                <pic:pic xmlns:pic="http://schemas.openxmlformats.org/drawingml/2006/picture">
-                  <pic:nvPicPr>
-                    <pic:cNvPr id="0" name="Picture 204"/>
-                    <pic:cNvPicPr>
-                      <a:picLocks noChangeAspect="1" noChangeArrowheads="1"/>
-                    </pic:cNvPicPr>
-                  </pic:nvPicPr>
-                  <pic:blipFill>
-                    <a:blip r:embed="rId51">
-                      <a:extLst>
-                        <a:ext uri="{28A0092B-C50C-407E-A947-70E740481C1C}">
-                          <a14:useLocalDpi xmlns:a14="http://schemas.microsoft.com/office/drawing/2010/main" val="0"/>
-                        </a:ext>
-                      </a:extLst>
-                    </a:blip>
-                    <a:srcRect/>
-                    <a:stretch>
-                      <a:fillRect/>
-                    </a:stretch>
-                  </pic:blipFill>
-                  <pic:spPr bwMode="auto">
-                    <a:xfrm>
-                      <a:off x="0" y="0"/>
-                      <a:ext cx="152400" cy="152400"/>
-                    </a:xfrm>
-                    <a:prstGeom prst="rect">
-                      <a:avLst/>
-                    </a:prstGeom>
-                    <a:noFill/>
-                    <a:ln>
-                      <a:noFill/>
-                    </a:ln>
-                  </pic:spPr>
-                </pic:pic>
-              </a:graphicData>
-            </a:graphic>
-          </wp:inline>
-        </w:drawing>
-      </w:r>
-    </w:p>
-    <w:p>
-      <w:pPr>
-        <w:rPr>
-          <w:rFonts w:cstheme="minorHAnsi"/>
-          <w:sz w:val="20"/>
-          <w:szCs w:val="20"/>
-        </w:rPr>
-      </w:pPr>
-      <w:proofErr w:type="spellStart"/>
-      <w:r>
-        <w:rPr>
-          <w:rFonts w:cstheme="minorHAnsi"/>
-          <w:sz w:val="20"/>
-          <w:szCs w:val="20"/>
-        </w:rPr>
-        <w:t>Podbean</w:t>
-      </w:r>
-      <w:proofErr w:type="spellEnd"/>
-    </w:p>
-    <w:p>
-      <w:pPr>
-        <w:rPr>
-          <w:rFonts w:cstheme="minorHAnsi"/>
-          <w:sz w:val="20"/>
-          <w:szCs w:val="20"/>
-        </w:rPr>
-      </w:pPr>
-      <w:r>
-        <w:rPr>
-          <w:rFonts w:cstheme="minorHAnsi"/>
-          <w:sz w:val="20"/>
-          <w:szCs w:val="20"/>
-        </w:rPr>
-        <w:t xml:space="preserve">Menlo Church Podcasts - </w:t>
-      </w:r>
-      <w:proofErr w:type="spellStart"/>
-      <w:r>
-        <w:rPr>
-          <w:rFonts w:cstheme="minorHAnsi"/>
-          <w:sz w:val="20"/>
-          <w:szCs w:val="20"/>
-        </w:rPr>
-        <w:t>Podbean</w:t>
-      </w:r>
-      <w:proofErr w:type="spellEnd"/>
-    </w:p>
-    <w:p>
-      <w:pPr>
-        <w:rPr>
-          <w:rFonts w:cstheme="minorHAnsi"/>
-          <w:sz w:val="20"/>
-          <w:szCs w:val="20"/>
-        </w:rPr>
-      </w:pPr>
-      <w:r>
-        <w:rPr>
-          <w:rFonts w:cstheme="minorHAnsi"/>
-          <w:sz w:val="20"/>
-          <w:szCs w:val="20"/>
-        </w:rPr>
-        <w:t>Moving from last series' focus on researched faith to a year dedicated to reclaimed faith, Matt and Phil unpack what it means to f...</w:t>
-      </w:r>
-    </w:p>
-    <w:p>
-      <w:pPr>
-        <w:rPr>
-          <w:rFonts w:cstheme="minorHAnsi"/>
-          <w:sz w:val="20"/>
-          <w:szCs w:val="20"/>
-        </w:rPr>
-      </w:pPr>
-      <w:r>
-        <w:rPr>
-          <w:rFonts w:cstheme="minorHAnsi"/>
-          <w:sz w:val="20"/>
-          <w:szCs w:val="20"/>
-        </w:rPr>
-        <w:drawing>
-          <wp:inline distT="0" distB="0" distL="0" distR="0" wp14:anchorId="588B413C" wp14:editId="3EC92BDF">
-            <wp:extent cx="647700" cy="647700"/>
-            <wp:effectExtent l="0" t="0" r="0" b="0"/>
-            <wp:docPr id="1889110397" name="Picture 43"/>
-            <wp:cNvGraphicFramePr>
-              <a:graphicFrameLocks xmlns:a="http://schemas.openxmlformats.org/drawingml/2006/main" noChangeAspect="1"/>
-            </wp:cNvGraphicFramePr>
-            <a:graphic xmlns:a="http://schemas.openxmlformats.org/drawingml/2006/main">
-              <a:graphicData uri="http://schemas.openxmlformats.org/drawingml/2006/picture">
-                <pic:pic xmlns:pic="http://schemas.openxmlformats.org/drawingml/2006/picture">
-                  <pic:nvPicPr>
-                    <pic:cNvPr id="0" name="Picture 205"/>
-                    <pic:cNvPicPr>
-                      <a:picLocks noChangeAspect="1" noChangeArrowheads="1"/>
-                    </pic:cNvPicPr>
-                  </pic:nvPicPr>
-                  <pic:blipFill>
-                    <a:blip r:embed="rId52">
-                      <a:extLst>
-                        <a:ext uri="{28A0092B-C50C-407E-A947-70E740481C1C}">
-                          <a14:useLocalDpi xmlns:a14="http://schemas.microsoft.com/office/drawing/2010/main" val="0"/>
-                        </a:ext>
-                      </a:extLst>
-                    </a:blip>
-                    <a:srcRect/>
-                    <a:stretch>
-                      <a:fillRect/>
-                    </a:stretch>
-                  </pic:blipFill>
-                  <pic:spPr bwMode="auto">
-                    <a:xfrm>
-                      <a:off x="0" y="0"/>
-                      <a:ext cx="647700" cy="647700"/>
-                    </a:xfrm>
-                    <a:prstGeom prst="rect">
-                      <a:avLst/>
-                    </a:prstGeom>
-                    <a:noFill/>
-                    <a:ln>
-                      <a:noFill/>
-                    </a:ln>
-                  </pic:spPr>
-                </pic:pic>
-              </a:graphicData>
-            </a:graphic>
-          </wp:inline>
-        </w:drawing>
-      </w:r>
-    </w:p>
-    <w:p>
-      <w:pPr>
-        <w:numPr>
-          <w:ilvl w:val="0"/>
-          <w:numId w:val="26"/>
-        </w:numPr>
-        <w:rPr>
-          <w:rFonts w:cstheme="minorHAnsi"/>
-          <w:sz w:val="20"/>
-          <w:szCs w:val="20"/>
-        </w:rPr>
-      </w:pPr>
-      <w:r>
-        <w:rPr>
-          <w:rFonts w:cstheme="minorHAnsi"/>
-          <w:sz w:val="20"/>
-          <w:szCs w:val="20"/>
-        </w:rPr>
-        <w:drawing>
-          <wp:inline distT="0" distB="0" distL="0" distR="0" wp14:anchorId="71528CE9" wp14:editId="2DC56C8F">
-            <wp:extent cx="152400" cy="152400"/>
-            <wp:effectExtent l="0" t="0" r="0" b="0"/>
-            <wp:docPr id="1718474418" name="Picture 42"/>
-            <wp:cNvGraphicFramePr>
-              <a:graphicFrameLocks xmlns:a="http://schemas.openxmlformats.org/drawingml/2006/main" noChangeAspect="1"/>
-            </wp:cNvGraphicFramePr>
-            <a:graphic xmlns:a="http://schemas.openxmlformats.org/drawingml/2006/main">
-              <a:graphicData uri="http://schemas.openxmlformats.org/drawingml/2006/picture">
-                <pic:pic xmlns:pic="http://schemas.openxmlformats.org/drawingml/2006/picture">
-                  <pic:nvPicPr>
-                    <pic:cNvPr id="0" name="Picture 206"/>
-                    <pic:cNvPicPr>
-                      <a:picLocks noChangeAspect="1" noChangeArrowheads="1"/>
-                    </pic:cNvPicPr>
-                  </pic:nvPicPr>
-                  <pic:blipFill>
-                    <a:blip r:embed="rId35">
-                      <a:extLst>
-                        <a:ext uri="{28A0092B-C50C-407E-A947-70E740481C1C}">
-                          <a14:useLocalDpi xmlns:a14="http://schemas.microsoft.com/office/drawing/2010/main" val="0"/>
-                        </a:ext>
-                      </a:extLst>
-                    </a:blip>
-                    <a:srcRect/>
-                    <a:stretch>
-                      <a:fillRect/>
-                    </a:stretch>
-                  </pic:blipFill>
-                  <pic:spPr bwMode="auto">
-                    <a:xfrm>
-                      <a:off x="0" y="0"/>
-                      <a:ext cx="152400" cy="152400"/>
-                    </a:xfrm>
-                    <a:prstGeom prst="rect">
-                      <a:avLst/>
-                    </a:prstGeom>
-                    <a:noFill/>
-                    <a:ln>
-                      <a:noFill/>
-                    </a:ln>
-                  </pic:spPr>
-                </pic:pic>
-              </a:graphicData>
-            </a:graphic>
-          </wp:inline>
-        </w:drawing>
-      </w:r>
-    </w:p>
-    <w:p>
-      <w:pPr>
-        <w:rPr>
-          <w:rFonts w:cstheme="minorHAnsi"/>
-          <w:sz w:val="20"/>
-          <w:szCs w:val="20"/>
-        </w:rPr>
-      </w:pPr>
-      <w:r>
-        <w:rPr>
-          <w:rFonts w:cstheme="minorHAnsi"/>
-          <w:sz w:val="20"/>
-          <w:szCs w:val="20"/>
-        </w:rPr>
-        <w:t>Menlo Church</w:t>
-      </w:r>
-    </w:p>
-    <w:p>
-      <w:pPr>
-        <w:rPr>
-          <w:rFonts w:cstheme="minorHAnsi"/>
-          <w:sz w:val="20"/>
-          <w:szCs w:val="20"/>
-        </w:rPr>
-      </w:pPr>
-      <w:r>
-        <w:rPr>
-          <w:rFonts w:cstheme="minorHAnsi"/>
-          <w:sz w:val="20"/>
-          <w:szCs w:val="20"/>
-        </w:rPr>
-        <w:t>Hope for Everyone - Menlo Church</w:t>
-      </w:r>
-    </w:p>
-    <w:p>
-      <w:pPr>
-        <w:rPr>
-          <w:rFonts w:cstheme="minorHAnsi"/>
-          <w:sz w:val="20"/>
-          <w:szCs w:val="20"/>
-        </w:rPr>
-      </w:pPr>
-      <w:r>
-        <w:rPr>
-          <w:rFonts w:cstheme="minorHAnsi"/>
-          <w:sz w:val="20"/>
-          <w:szCs w:val="20"/>
-        </w:rPr>
-        <w:t>Recent Updates * 2026 Q3 Update. The Bay Area has perfected the divided life. One self for work, one for home, one for the digital...</w:t>
-      </w:r>
-    </w:p>
-    <w:p>
-      <w:pPr>
-        <w:rPr>
-          <w:rFonts w:cstheme="minorHAnsi"/>
-          <w:sz w:val="20"/>
-          <w:szCs w:val="20"/>
-        </w:rPr>
-      </w:pPr>
-      <w:r>
-        <w:rPr>
-          <w:rFonts w:cstheme="minorHAnsi"/>
-          <w:sz w:val="20"/>
-          <w:szCs w:val="20"/>
-        </w:rPr>
-        <w:drawing>
-          <wp:inline distT="0" distB="0" distL="0" distR="0" wp14:anchorId="06F4B8FD" wp14:editId="17C0F608">
-            <wp:extent cx="647700" cy="647700"/>
-            <wp:effectExtent l="0" t="0" r="0" b="0"/>
-            <wp:docPr id="268544280" name="Picture 41"/>
-            <wp:cNvGraphicFramePr>
-              <a:graphicFrameLocks xmlns:a="http://schemas.openxmlformats.org/drawingml/2006/main" noChangeAspect="1"/>
-            </wp:cNvGraphicFramePr>
-            <a:graphic xmlns:a="http://schemas.openxmlformats.org/drawingml/2006/main">
-              <a:graphicData uri="http://schemas.openxmlformats.org/drawingml/2006/picture">
-                <pic:pic xmlns:pic="http://schemas.openxmlformats.org/drawingml/2006/picture">
-                  <pic:nvPicPr>
-                    <pic:cNvPr id="0" name="Picture 207"/>
-                    <pic:cNvPicPr>
-                      <a:picLocks noChangeAspect="1" noChangeArrowheads="1"/>
-                    </pic:cNvPicPr>
-                  </pic:nvPicPr>
-                  <pic:blipFill>
-                    <a:blip r:embed="rId53">
-                      <a:extLst>
-                        <a:ext uri="{28A0092B-C50C-407E-A947-70E740481C1C}">
-                          <a14:useLocalDpi xmlns:a14="http://schemas.microsoft.com/office/drawing/2010/main" val="0"/>
-                        </a:ext>
-                      </a:extLst>
-                    </a:blip>
-                    <a:srcRect/>
-                    <a:stretch>
-                      <a:fillRect/>
-                    </a:stretch>
-                  </pic:blipFill>
-                  <pic:spPr bwMode="auto">
-                    <a:xfrm>
-                      <a:off x="0" y="0"/>
-                      <a:ext cx="647700" cy="647700"/>
-                    </a:xfrm>
-                    <a:prstGeom prst="rect">
-                      <a:avLst/>
-                    </a:prstGeom>
-                    <a:noFill/>
-                    <a:ln>
-                      <a:noFill/>
-                    </a:ln>
-                  </pic:spPr>
-                </pic:pic>
-              </a:graphicData>
-            </a:graphic>
-          </wp:inline>
-        </w:drawing>
-      </w:r>
-    </w:p>
-    <w:p>
-      <w:pPr>
-        <w:rPr>
-          <w:rFonts w:cstheme="minorHAnsi"/>
-          <w:sz w:val="20"/>
-          <w:szCs w:val="20"/>
-        </w:rPr>
-      </w:pPr>
-      <w:r>
-        <w:rPr>
-          <w:rFonts w:cstheme="minorHAnsi"/>
-          <w:sz w:val="20"/>
-          <w:szCs w:val="20"/>
-        </w:rPr>
-        <w:t>in one sentence</w:t>
-      </w:r>
-    </w:p>
-    <w:p>
-      <w:pPr>
-        <w:rPr>
-          <w:rFonts w:cstheme="minorHAnsi"/>
-          <w:sz w:val="20"/>
-          <w:szCs w:val="20"/>
-        </w:rPr>
-      </w:pPr>
-      <w:r>
-        <w:rPr>
-          <w:rFonts w:cstheme="minorHAnsi"/>
-          <w:b/>
-          <w:bCs/>
-          <w:sz w:val="20"/>
-          <w:szCs w:val="20"/>
-        </w:rPr>
-        <w:t>"Vapor"</w:t>
-      </w:r>
-      <w:r>
-        <w:rPr>
-          <w:rFonts w:cstheme="minorHAnsi"/>
-          <w:sz w:val="20"/>
-          <w:szCs w:val="20"/>
-        </w:rPr>
-        <w:t xml:space="preserve"> reminds us that life is brief and temporary, while a </w:t>
-      </w:r>
-      <w:r>
-        <w:rPr>
-          <w:rFonts w:cstheme="minorHAnsi"/>
-          <w:b/>
-          <w:bCs/>
-          <w:sz w:val="20"/>
-          <w:szCs w:val="20"/>
-        </w:rPr>
-        <w:t>"Sacrificial Developer"</w:t>
-      </w:r>
-      <w:r>
-        <w:rPr>
-          <w:rFonts w:cstheme="minorHAnsi"/>
-          <w:sz w:val="20"/>
-          <w:szCs w:val="20"/>
-        </w:rPr>
-        <w:t xml:space="preserve"> is someone who responds to that reality by choosing to selflessly invest their short time, talents, and resources into building up other people instead of hoarding them for themselves.</w:t>
-      </w:r>
-    </w:p>
-    <w:p>
-      <w:pPr>
-        <w:rPr>
-          <w:rFonts w:cstheme="minorHAnsi"/>
-          <w:sz w:val="20"/>
-          <w:szCs w:val="20"/>
-        </w:rPr>
-      </w:pPr>
-      <w:r>
-        <w:rPr>
-          <w:rFonts w:cstheme="minorHAnsi"/>
-          <w:sz w:val="20"/>
-          <w:szCs w:val="20"/>
-        </w:rPr>
-        <w:t xml:space="preserve">Would you like to explore the </w:t>
-      </w:r>
-      <w:r>
-        <w:rPr>
-          <w:rFonts w:cstheme="minorHAnsi"/>
-          <w:b/>
-          <w:bCs/>
-          <w:sz w:val="20"/>
-          <w:szCs w:val="20"/>
-        </w:rPr>
-        <w:t>biblical verses</w:t>
-      </w:r>
-      <w:r>
-        <w:rPr>
-          <w:rFonts w:cstheme="minorHAnsi"/>
-          <w:sz w:val="20"/>
-          <w:szCs w:val="20"/>
-        </w:rPr>
-        <w:t xml:space="preserve"> behind this idea, or do you want to see how it connects to the other </w:t>
-      </w:r>
-      <w:r>
-        <w:rPr>
-          <w:rFonts w:cstheme="minorHAnsi"/>
-          <w:b/>
-          <w:bCs/>
-          <w:sz w:val="20"/>
-          <w:szCs w:val="20"/>
-        </w:rPr>
-        <w:t>identities</w:t>
-      </w:r>
-      <w:r>
-        <w:rPr>
-          <w:rFonts w:cstheme="minorHAnsi"/>
-          <w:sz w:val="20"/>
-          <w:szCs w:val="20"/>
-        </w:rPr>
-        <w:t xml:space="preserve"> in the sermon series?</w:t>
-      </w:r>
-    </w:p>
-    <w:p>
-      <w:pPr>
-        <w:rPr>
-          <w:rFonts w:cstheme="minorHAnsi"/>
-          <w:sz w:val="20"/>
-          <w:szCs w:val="20"/>
-        </w:rPr>
-      </w:pPr>
-      <w:r>
-        <w:rPr>
-          <w:rFonts w:cstheme="minorHAnsi"/>
-          <w:sz w:val="20"/>
-          <w:szCs w:val="20"/>
-        </w:rPr>
-        <w:t>Vapor: life is short and temporary Sacrificial Developer: someone chooses selflessly use short time to serve other people</w:t>
-      </w:r>
-    </w:p>
-    <w:p>
-      <w:pPr>
-        <w:rPr>
-          <w:rFonts w:cstheme="minorHAnsi"/>
-          <w:sz w:val="20"/>
-          <w:szCs w:val="20"/>
-        </w:rPr>
-      </w:pPr>
-      <w:r>
-        <w:rPr>
-          <w:rFonts w:cstheme="minorHAnsi"/>
-          <w:sz w:val="20"/>
-          <w:szCs w:val="20"/>
-        </w:rPr>
-        <w:t>That is a perfect, concise summary that captures the core essence of the teaching.</w:t>
-      </w:r>
-    </w:p>
-    <w:p>
-      <w:pPr>
-        <w:rPr>
-          <w:rFonts w:cstheme="minorHAnsi"/>
-          <w:sz w:val="20"/>
-          <w:szCs w:val="20"/>
-        </w:rPr>
-      </w:pPr>
-      <w:r>
-        <w:rPr>
-          <w:rFonts w:cstheme="minorHAnsi"/>
-          <w:sz w:val="20"/>
-          <w:szCs w:val="20"/>
-        </w:rPr>
-        <w:t xml:space="preserve">Would you like to explore the </w:t>
-      </w:r>
-      <w:r>
-        <w:rPr>
-          <w:rFonts w:cstheme="minorHAnsi"/>
-          <w:b/>
-          <w:bCs/>
-          <w:sz w:val="20"/>
-          <w:szCs w:val="20"/>
-        </w:rPr>
-        <w:t>three open postures</w:t>
-      </w:r>
-      <w:r>
-        <w:rPr>
-          <w:rFonts w:cstheme="minorHAnsi"/>
-          <w:sz w:val="20"/>
-          <w:szCs w:val="20"/>
-        </w:rPr>
-        <w:t xml:space="preserve"> (open-minded, open-hearted, open-handed) that help a person live out these definitions, or discuss the </w:t>
-      </w:r>
-      <w:r>
-        <w:rPr>
-          <w:rFonts w:cstheme="minorHAnsi"/>
-          <w:b/>
-          <w:bCs/>
-          <w:sz w:val="20"/>
-          <w:szCs w:val="20"/>
-        </w:rPr>
-        <w:t>other identities</w:t>
-      </w:r>
-      <w:r>
-        <w:rPr>
-          <w:rFonts w:cstheme="minorHAnsi"/>
-          <w:sz w:val="20"/>
-          <w:szCs w:val="20"/>
-        </w:rPr>
-        <w:t xml:space="preserve"> in this series?</w:t>
-      </w:r>
-    </w:p>
-    <w:p>
-      <w:pPr>
-        <w:rPr>
-          <w:rFonts w:cstheme="minorHAnsi"/>
-          <w:sz w:val="20"/>
-          <w:szCs w:val="20"/>
-        </w:rPr>
-      </w:pPr>
-      <w:r>
-        <w:rPr>
-          <w:rFonts w:cstheme="minorHAnsi"/>
-          <w:sz w:val="20"/>
-          <w:szCs w:val="20"/>
-        </w:rPr>
-        <w:t>Thanks for clear explanation. I make sure it is correct for me to understand</w:t>
-      </w:r>
-    </w:p>
-    <w:p>
-      <w:pPr>
-        <w:rPr>
-          <w:rFonts w:cstheme="minorHAnsi"/>
-          <w:sz w:val="20"/>
-          <w:szCs w:val="20"/>
-        </w:rPr>
-      </w:pPr>
-      <w:r>
-        <w:rPr>
-          <w:rFonts w:cstheme="minorHAnsi"/>
-          <w:sz w:val="20"/>
-          <w:szCs w:val="20"/>
-        </w:rPr>
-        <w:t>You are very welcome! You have understood it perfectly. Your summaries are highly accurate, punchy, and clear.</w:t>
-      </w:r>
-    </w:p>
-    <w:p>
-      <w:pPr>
-        <w:rPr>
-          <w:rFonts w:cstheme="minorHAnsi"/>
-          <w:sz w:val="20"/>
-          <w:szCs w:val="20"/>
-        </w:rPr>
-      </w:pPr>
-      <w:r>
-        <w:rPr>
-          <w:rFonts w:cstheme="minorHAnsi"/>
-          <w:sz w:val="20"/>
-          <w:szCs w:val="20"/>
-        </w:rPr>
-        <w:t xml:space="preserve">Please let me know if you need help with any other </w:t>
-      </w:r>
-      <w:r>
-        <w:rPr>
-          <w:rFonts w:cstheme="minorHAnsi"/>
-          <w:b/>
-          <w:bCs/>
-          <w:sz w:val="20"/>
-          <w:szCs w:val="20"/>
-        </w:rPr>
-        <w:t>concepts from this sermon series</w:t>
-      </w:r>
-      <w:r>
-        <w:rPr>
-          <w:rFonts w:cstheme="minorHAnsi"/>
-          <w:sz w:val="20"/>
-          <w:szCs w:val="20"/>
-        </w:rPr>
-        <w:t xml:space="preserve"> or have any other questions as you study!</w:t>
-      </w:r>
-    </w:p>
-    <w:p>
-      <w:pPr>
-        <w:rPr>
-          <w:rFonts w:cstheme="minorHAnsi"/>
-          <w:b/>
-          <w:bCs/>
-          <w:sz w:val="20"/>
-          <w:szCs w:val="20"/>
-        </w:rPr>
-      </w:pPr>
-      <w:r>
-        <w:rPr>
-          <w:rFonts w:cstheme="minorHAnsi"/>
-          <w:b/>
-          <w:bCs/>
-          <w:sz w:val="20"/>
-          <w:szCs w:val="20"/>
-        </w:rPr>
         <w:t>You sent: 1 image and said: Please extract words</w:t>
       </w:r>
     </w:p>
@@ -4856,6 +3913,7 @@
       <w:r>
         <w:rPr>
           <w:rFonts w:cstheme="minorHAnsi"/>
+          <w:noProof/>
           <w:sz w:val="20"/>
           <w:szCs w:val="20"/>
         </w:rPr>
@@ -4878,7 +3936,7 @@
                     </pic:cNvPicPr>
                   </pic:nvPicPr>
                   <pic:blipFill>
-                    <a:blip r:embed="rId54">
+                    <a:blip r:embed="rId45">
                       <a:extLst>
                         <a:ext uri="{28A0092B-C50C-407E-A947-70E740481C1C}">
                           <a14:useLocalDpi xmlns:a14="http://schemas.microsoft.com/office/drawing/2010/main" val="0"/>
@@ -5118,14 +4176,6 @@
           <w:szCs w:val="20"/>
         </w:rPr>
       </w:pPr>
-      <w:r>
-        <w:rPr>
-          <w:rFonts w:cstheme="minorHAnsi"/>
-          <w:sz w:val="20"/>
-          <w:szCs w:val="20"/>
-        </w:rPr>
-        <w:t>how Christopher Watkin's book Biblical Critical Theory connects to Menlo Church's question, "What is a Follower of the Way?"</w:t>
-      </w:r>
     </w:p>
     <w:p>
       <w:pPr>
@@ -5143,7 +4193,7 @@
         </w:rPr>
         <w:t>Christopher Watkin's book Biblical Critical Theory acts as the intellectual framework behind Menlo Church’s series question, "What is a Follower of the Way?". [</w:t>
       </w:r>
-      <w:hyperlink r:id="rId55" w:history="1">
+      <w:hyperlink r:id="rId46" w:history="1">
         <w:r>
           <w:rPr>
             <w:rStyle w:val="Hyperlink"/>
@@ -5178,6 +4228,257 @@
           <w:szCs w:val="20"/>
         </w:rPr>
         <w:t>The church used this book to guide their congregation through a year dedicated to "reclaimed faith". It specifically addresses how a modern person can live an integrated, faithful life in a culture that pulls them in a dozen different directions. [</w:t>
+      </w:r>
+      <w:hyperlink r:id="rId47" w:history="1">
+        <w:r>
+          <w:rPr>
+            <w:rStyle w:val="Hyperlink"/>
+            <w:rFonts w:cstheme="minorHAnsi"/>
+            <w:sz w:val="20"/>
+            <w:szCs w:val="20"/>
+          </w:rPr>
+          <w:t>1</w:t>
+        </w:r>
+      </w:hyperlink>
+      <w:r>
+        <w:rPr>
+          <w:rFonts w:cstheme="minorHAnsi"/>
+          <w:sz w:val="20"/>
+          <w:szCs w:val="20"/>
+        </w:rPr>
+        <w:t xml:space="preserve">, </w:t>
+      </w:r>
+      <w:hyperlink r:id="rId48" w:history="1">
+        <w:r>
+          <w:rPr>
+            <w:rStyle w:val="Hyperlink"/>
+            <w:rFonts w:cstheme="minorHAnsi"/>
+            <w:sz w:val="20"/>
+            <w:szCs w:val="20"/>
+          </w:rPr>
+          <w:t>2</w:t>
+        </w:r>
+      </w:hyperlink>
+      <w:r>
+        <w:rPr>
+          <w:rFonts w:cstheme="minorHAnsi"/>
+          <w:sz w:val="20"/>
+          <w:szCs w:val="20"/>
+        </w:rPr>
+        <w:t>]</w:t>
+      </w:r>
+    </w:p>
+    <w:p>
+      <w:pPr>
+        <w:rPr>
+          <w:rFonts w:cstheme="minorHAnsi"/>
+          <w:sz w:val="20"/>
+          <w:szCs w:val="20"/>
+        </w:rPr>
+      </w:pPr>
+      <w:r>
+        <w:rPr>
+          <w:rFonts w:cstheme="minorHAnsi"/>
+          <w:sz w:val="20"/>
+          <w:szCs w:val="20"/>
+        </w:rPr>
+        <w:t>The two connect through several major themes:</w:t>
+      </w:r>
+    </w:p>
+    <w:p>
+      <w:pPr>
+        <w:numPr>
+          <w:ilvl w:val="0"/>
+          <w:numId w:val="28"/>
+        </w:numPr>
+        <w:rPr>
+          <w:rFonts w:cstheme="minorHAnsi"/>
+          <w:sz w:val="20"/>
+          <w:szCs w:val="20"/>
+        </w:rPr>
+      </w:pPr>
+      <w:r>
+        <w:rPr>
+          <w:rFonts w:cstheme="minorHAnsi"/>
+          <w:sz w:val="20"/>
+          <w:szCs w:val="20"/>
+        </w:rPr>
+        <w:t>Deconstructing "Bay Area" Culture: A standard secular "critical theory" critiques society to uncover hidden power structures. Watkin’s book teaches readers how to use the Bible's overarching storyline to critique modern culture instead. Menlo Church applied this directly to Silicon Valley and Bay Area culture—examining how modern careerism, optimization, and the constant urge to "accumulate" distort a person's soul. [</w:t>
+      </w:r>
+      <w:hyperlink r:id="rId49" w:history="1">
+        <w:r>
+          <w:rPr>
+            <w:rStyle w:val="Hyperlink"/>
+            <w:rFonts w:cstheme="minorHAnsi"/>
+            <w:sz w:val="20"/>
+            <w:szCs w:val="20"/>
+          </w:rPr>
+          <w:t>1</w:t>
+        </w:r>
+      </w:hyperlink>
+      <w:r>
+        <w:rPr>
+          <w:rFonts w:cstheme="minorHAnsi"/>
+          <w:sz w:val="20"/>
+          <w:szCs w:val="20"/>
+        </w:rPr>
+        <w:t xml:space="preserve">, </w:t>
+      </w:r>
+      <w:hyperlink r:id="rId50" w:history="1">
+        <w:r>
+          <w:rPr>
+            <w:rStyle w:val="Hyperlink"/>
+            <w:rFonts w:cstheme="minorHAnsi"/>
+            <w:sz w:val="20"/>
+            <w:szCs w:val="20"/>
+          </w:rPr>
+          <w:t>2</w:t>
+        </w:r>
+      </w:hyperlink>
+      <w:r>
+        <w:rPr>
+          <w:rFonts w:cstheme="minorHAnsi"/>
+          <w:sz w:val="20"/>
+          <w:szCs w:val="20"/>
+        </w:rPr>
+        <w:t xml:space="preserve">, </w:t>
+      </w:r>
+      <w:hyperlink r:id="rId51" w:history="1">
+        <w:r>
+          <w:rPr>
+            <w:rStyle w:val="Hyperlink"/>
+            <w:rFonts w:cstheme="minorHAnsi"/>
+            <w:sz w:val="20"/>
+            <w:szCs w:val="20"/>
+          </w:rPr>
+          <w:t>3</w:t>
+        </w:r>
+      </w:hyperlink>
+      <w:r>
+        <w:rPr>
+          <w:rFonts w:cstheme="minorHAnsi"/>
+          <w:sz w:val="20"/>
+          <w:szCs w:val="20"/>
+        </w:rPr>
+        <w:t xml:space="preserve">, </w:t>
+      </w:r>
+      <w:hyperlink r:id="rId52" w:history="1">
+        <w:r>
+          <w:rPr>
+            <w:rStyle w:val="Hyperlink"/>
+            <w:rFonts w:cstheme="minorHAnsi"/>
+            <w:sz w:val="20"/>
+            <w:szCs w:val="20"/>
+          </w:rPr>
+          <w:t>4</w:t>
+        </w:r>
+      </w:hyperlink>
+      <w:r>
+        <w:rPr>
+          <w:rFonts w:cstheme="minorHAnsi"/>
+          <w:sz w:val="20"/>
+          <w:szCs w:val="20"/>
+        </w:rPr>
+        <w:t xml:space="preserve">, </w:t>
+      </w:r>
+      <w:hyperlink r:id="rId53" w:history="1">
+        <w:r>
+          <w:rPr>
+            <w:rStyle w:val="Hyperlink"/>
+            <w:rFonts w:cstheme="minorHAnsi"/>
+            <w:sz w:val="20"/>
+            <w:szCs w:val="20"/>
+          </w:rPr>
+          <w:t>5</w:t>
+        </w:r>
+      </w:hyperlink>
+      <w:r>
+        <w:rPr>
+          <w:rFonts w:cstheme="minorHAnsi"/>
+          <w:sz w:val="20"/>
+          <w:szCs w:val="20"/>
+        </w:rPr>
+        <w:t>]</w:t>
+      </w:r>
+    </w:p>
+    <w:p>
+      <w:pPr>
+        <w:numPr>
+          <w:ilvl w:val="0"/>
+          <w:numId w:val="28"/>
+        </w:numPr>
+        <w:rPr>
+          <w:rFonts w:cstheme="minorHAnsi"/>
+          <w:sz w:val="20"/>
+          <w:szCs w:val="20"/>
+        </w:rPr>
+      </w:pPr>
+      <w:r>
+        <w:rPr>
+          <w:rFonts w:cstheme="minorHAnsi"/>
+          <w:sz w:val="20"/>
+          <w:szCs w:val="20"/>
+        </w:rPr>
+        <w:t>The "Metro Map" of Reality: The cover image depicts a complex subway or metro map where lines like "Capitalism," "Modernity," and "The Individual" intersect with biblical markers like "Creation," "The Cross," and "Eschatology." Watkin argues that Christianity isn't just a set of rules for Sundays; it is an entirely alternative grid for making sense of everyday life—including technology, economics, and relationships. [</w:t>
+      </w:r>
+      <w:hyperlink r:id="rId54" w:history="1">
+        <w:r>
+          <w:rPr>
+            <w:rStyle w:val="Hyperlink"/>
+            <w:rFonts w:cstheme="minorHAnsi"/>
+            <w:sz w:val="20"/>
+            <w:szCs w:val="20"/>
+          </w:rPr>
+          <w:t>1</w:t>
+        </w:r>
+      </w:hyperlink>
+      <w:r>
+        <w:rPr>
+          <w:rFonts w:cstheme="minorHAnsi"/>
+          <w:sz w:val="20"/>
+          <w:szCs w:val="20"/>
+        </w:rPr>
+        <w:t xml:space="preserve">, </w:t>
+      </w:r>
+      <w:hyperlink r:id="rId55" w:history="1">
+        <w:r>
+          <w:rPr>
+            <w:rStyle w:val="Hyperlink"/>
+            <w:rFonts w:cstheme="minorHAnsi"/>
+            <w:sz w:val="20"/>
+            <w:szCs w:val="20"/>
+          </w:rPr>
+          <w:t>2</w:t>
+        </w:r>
+      </w:hyperlink>
+      <w:r>
+        <w:rPr>
+          <w:rFonts w:cstheme="minorHAnsi"/>
+          <w:sz w:val="20"/>
+          <w:szCs w:val="20"/>
+        </w:rPr>
+        <w:t>]</w:t>
+      </w:r>
+    </w:p>
+    <w:p>
+      <w:pPr>
+        <w:numPr>
+          <w:ilvl w:val="0"/>
+          <w:numId w:val="28"/>
+        </w:numPr>
+        <w:rPr>
+          <w:rFonts w:cstheme="minorHAnsi"/>
+          <w:sz w:val="20"/>
+          <w:szCs w:val="20"/>
+        </w:rPr>
+      </w:pPr>
+      <w:r>
+        <w:rPr>
+          <w:rFonts w:cstheme="minorHAnsi"/>
+          <w:sz w:val="20"/>
+          <w:szCs w:val="20"/>
+        </w:rPr>
+        <w:t>Moving from Information to Integration: Menlo Church noted that Bay Area Christians are experts at fragmentation, maintaining separate "work selves," "home selves," and "church selves". Watkin's book aims to shatter this separation. A true "follower of the Way" uses the Bible as a comprehensive lens so that their internal belief systems directly dictate their external, daily behavior. [</w:t>
       </w:r>
       <w:hyperlink r:id="rId56" w:history="1">
         <w:r>
@@ -5215,85 +4516,9 @@
           <w:sz w:val="20"/>
           <w:szCs w:val="20"/>
         </w:rPr>
-        <w:t>]</w:t>
-      </w:r>
-    </w:p>
-    <w:p>
-      <w:pPr>
-        <w:rPr>
-          <w:rFonts w:cstheme="minorHAnsi"/>
-          <w:sz w:val="20"/>
-          <w:szCs w:val="20"/>
-        </w:rPr>
-      </w:pPr>
-      <w:r>
-        <w:rPr>
-          <w:rFonts w:cstheme="minorHAnsi"/>
-          <w:sz w:val="20"/>
-          <w:szCs w:val="20"/>
-        </w:rPr>
-        <w:t>The two connect through several major themes:</w:t>
-      </w:r>
-    </w:p>
-    <w:p>
-      <w:pPr>
-        <w:numPr>
-          <w:ilvl w:val="0"/>
-          <w:numId w:val="28"/>
-        </w:numPr>
-        <w:rPr>
-          <w:rFonts w:cstheme="minorHAnsi"/>
-          <w:sz w:val="20"/>
-          <w:szCs w:val="20"/>
-        </w:rPr>
-      </w:pPr>
-      <w:r>
-        <w:rPr>
-          <w:rFonts w:cstheme="minorHAnsi"/>
-          <w:sz w:val="20"/>
-          <w:szCs w:val="20"/>
-        </w:rPr>
-        <w:t>Deconstructing "Bay Area" Culture: A standard secular "critical theory" critiques society to uncover hidden power structures. Watkin’s book teaches readers how to use the Bible's overarching storyline to critique modern culture instead. Menlo Church applied this directly to Silicon Valley and Bay Area culture—examining how modern careerism, optimization, and the constant urge to "accumulate" distort a person's soul. [</w:t>
+        <w:t xml:space="preserve">, </w:t>
       </w:r>
       <w:hyperlink r:id="rId58" w:history="1">
-        <w:r>
-          <w:rPr>
-            <w:rStyle w:val="Hyperlink"/>
-            <w:rFonts w:cstheme="minorHAnsi"/>
-            <w:sz w:val="20"/>
-            <w:szCs w:val="20"/>
-          </w:rPr>
-          <w:t>1</w:t>
-        </w:r>
-      </w:hyperlink>
-      <w:r>
-        <w:rPr>
-          <w:rFonts w:cstheme="minorHAnsi"/>
-          <w:sz w:val="20"/>
-          <w:szCs w:val="20"/>
-        </w:rPr>
-        <w:t xml:space="preserve">, </w:t>
-      </w:r>
-      <w:hyperlink r:id="rId59" w:history="1">
-        <w:r>
-          <w:rPr>
-            <w:rStyle w:val="Hyperlink"/>
-            <w:rFonts w:cstheme="minorHAnsi"/>
-            <w:sz w:val="20"/>
-            <w:szCs w:val="20"/>
-          </w:rPr>
-          <w:t>2</w:t>
-        </w:r>
-      </w:hyperlink>
-      <w:r>
-        <w:rPr>
-          <w:rFonts w:cstheme="minorHAnsi"/>
-          <w:sz w:val="20"/>
-          <w:szCs w:val="20"/>
-        </w:rPr>
-        <w:t xml:space="preserve">, </w:t>
-      </w:r>
-      <w:hyperlink r:id="rId60" w:history="1">
         <w:r>
           <w:rPr>
             <w:rStyle w:val="Hyperlink"/>
@@ -5310,9 +4535,552 @@
           <w:sz w:val="20"/>
           <w:szCs w:val="20"/>
         </w:rPr>
-        <w:t xml:space="preserve">, </w:t>
-      </w:r>
-      <w:hyperlink r:id="rId61" w:history="1">
+        <w:t>]</w:t>
+      </w:r>
+    </w:p>
+    <w:p>
+      <w:pPr>
+        <w:numPr>
+          <w:ilvl w:val="0"/>
+          <w:numId w:val="28"/>
+        </w:numPr>
+        <w:rPr>
+          <w:rFonts w:cstheme="minorHAnsi"/>
+          <w:sz w:val="20"/>
+          <w:szCs w:val="20"/>
+        </w:rPr>
+      </w:pPr>
+      <w:r>
+        <w:rPr>
+          <w:rFonts w:cstheme="minorHAnsi"/>
+          <w:sz w:val="20"/>
+          <w:szCs w:val="20"/>
+        </w:rPr>
+        <w:t>Fueling the "Sacrificial Developer" Identity: Watkin’s deep dive into Eschatology (the ultimate future) and The Cross directly informs why a Christian should live as a "Vapor" or a "Sacrificial Developer." When a person views the world through Watkin's biblical framework, tracking societal values against eternity, it completely reorients how they spend their finite time, leading them to give up selfish ambition to invest heavily in the people around them.</w:t>
+      </w:r>
+    </w:p>
+    <w:p>
+      <w:pPr>
+        <w:rPr>
+          <w:rFonts w:cstheme="minorHAnsi"/>
+          <w:sz w:val="20"/>
+          <w:szCs w:val="20"/>
+        </w:rPr>
+      </w:pPr>
+      <w:r>
+        <w:rPr>
+          <w:rFonts w:cstheme="minorHAnsi"/>
+          <w:sz w:val="20"/>
+          <w:szCs w:val="20"/>
+        </w:rPr>
+        <w:t>In short, if What is a Follower of the Way? is the practical question about how to live a faithful life today, Biblical Critical Theory provides the comprehensive textbook and map required to navigate that journey.</w:t>
+      </w:r>
+    </w:p>
+    <w:p>
+      <w:pPr>
+        <w:rPr>
+          <w:rFonts w:cstheme="minorHAnsi"/>
+          <w:sz w:val="20"/>
+          <w:szCs w:val="20"/>
+        </w:rPr>
+      </w:pPr>
+    </w:p>
+    <w:p>
+      <w:pPr>
+        <w:rPr>
+          <w:rFonts w:cstheme="minorHAnsi"/>
+          <w:sz w:val="20"/>
+          <w:szCs w:val="20"/>
+        </w:rPr>
+      </w:pPr>
+      <w:r>
+        <w:rPr>
+          <w:rFonts w:cstheme="minorHAnsi"/>
+          <w:sz w:val="20"/>
+          <w:szCs w:val="20"/>
+        </w:rPr>
+        <w:t>6</w:t>
+      </w:r>
+      <w:r>
+        <w:rPr>
+          <w:rFonts w:cstheme="minorHAnsi"/>
+          <w:sz w:val="20"/>
+          <w:szCs w:val="20"/>
+        </w:rPr>
+        <w:t>:</w:t>
+      </w:r>
+      <w:r>
+        <w:rPr>
+          <w:rFonts w:cstheme="minorHAnsi"/>
+          <w:sz w:val="20"/>
+          <w:szCs w:val="20"/>
+        </w:rPr>
+        <w:t>17</w:t>
+      </w:r>
+      <w:r>
+        <w:rPr>
+          <w:rFonts w:cstheme="minorHAnsi"/>
+          <w:sz w:val="20"/>
+          <w:szCs w:val="20"/>
+        </w:rPr>
+        <w:t>/33:40</w:t>
+      </w:r>
+    </w:p>
+    <w:p>
+      <w:pPr>
+        <w:rPr>
+          <w:rFonts w:cstheme="minorHAnsi"/>
+          <w:sz w:val="20"/>
+          <w:szCs w:val="20"/>
+        </w:rPr>
+      </w:pPr>
+      <w:r>
+        <w:rPr>
+          <w:rFonts w:cstheme="minorHAnsi"/>
+          <w:sz w:val="20"/>
+          <w:szCs w:val="20"/>
+        </w:rPr>
+        <w:t>Christopher Watkin</w:t>
+      </w:r>
+      <w:r>
+        <w:rPr>
+          <w:rFonts w:cstheme="minorHAnsi"/>
+          <w:sz w:val="20"/>
+          <w:szCs w:val="20"/>
+        </w:rPr>
+        <w:t xml:space="preserve"> said “One ting we should never do with a gift is pretend we bought or made it ourselves</w:t>
+      </w:r>
+      <w:r>
+        <w:rPr>
+          <w:rFonts w:cstheme="minorHAnsi"/>
+          <w:sz w:val="20"/>
+          <w:szCs w:val="20"/>
+        </w:rPr>
+        <w:t>.</w:t>
+      </w:r>
+      <w:r>
+        <w:rPr>
+          <w:rFonts w:cstheme="minorHAnsi"/>
+          <w:sz w:val="20"/>
+          <w:szCs w:val="20"/>
+        </w:rPr>
+        <w:t xml:space="preserve"> We receive the existence, meaning, and love. Being creative with </w:t>
+      </w:r>
+      <w:r>
+        <w:rPr>
+          <w:rFonts w:cstheme="minorHAnsi"/>
+          <w:sz w:val="20"/>
+          <w:szCs w:val="20"/>
+        </w:rPr>
+        <w:t>what we have received does not make is any less recipients</w:t>
+      </w:r>
+      <w:r>
+        <w:rPr>
+          <w:rFonts w:cstheme="minorHAnsi"/>
+          <w:sz w:val="20"/>
+          <w:szCs w:val="20"/>
+        </w:rPr>
+        <w:t xml:space="preserve"> of that thing.</w:t>
+      </w:r>
+      <w:r>
+        <w:rPr>
+          <w:rFonts w:cstheme="minorHAnsi"/>
+          <w:sz w:val="20"/>
+          <w:szCs w:val="20"/>
+        </w:rPr>
+        <w:t xml:space="preserve"> James is about to tell us a business trip. It is fee like about somebody else. I would encourage you let it be about you first.</w:t>
+      </w:r>
+      <w:r>
+        <w:rPr>
+          <w:rFonts w:cstheme="minorHAnsi"/>
+          <w:sz w:val="20"/>
+          <w:szCs w:val="20"/>
+        </w:rPr>
+        <w:t xml:space="preserve"> James go</w:t>
+      </w:r>
+      <w:r>
+        <w:rPr>
+          <w:rFonts w:cstheme="minorHAnsi"/>
+          <w:sz w:val="20"/>
+          <w:szCs w:val="20"/>
+        </w:rPr>
+        <w:t>es</w:t>
+      </w:r>
+      <w:r>
+        <w:rPr>
+          <w:rFonts w:cstheme="minorHAnsi"/>
+          <w:sz w:val="20"/>
+          <w:szCs w:val="20"/>
+        </w:rPr>
+        <w:t xml:space="preserve"> over the </w:t>
+      </w:r>
+      <w:r>
+        <w:rPr>
+          <w:rFonts w:cstheme="minorHAnsi"/>
+          <w:sz w:val="20"/>
+          <w:szCs w:val="20"/>
+        </w:rPr>
+        <w:t>life plan.</w:t>
+      </w:r>
+    </w:p>
+    <w:p>
+      <w:pPr>
+        <w:rPr>
+          <w:rFonts w:cstheme="minorHAnsi"/>
+          <w:sz w:val="20"/>
+          <w:szCs w:val="20"/>
+        </w:rPr>
+      </w:pPr>
+    </w:p>
+    <w:p>
+      <w:pPr>
+        <w:rPr>
+          <w:rFonts w:cstheme="minorHAnsi"/>
+          <w:sz w:val="20"/>
+          <w:szCs w:val="20"/>
+        </w:rPr>
+      </w:pPr>
+      <w:r>
+        <w:rPr>
+          <w:rFonts w:cstheme="minorHAnsi"/>
+          <w:sz w:val="20"/>
+          <w:szCs w:val="20"/>
+        </w:rPr>
+        <w:t>6:</w:t>
+      </w:r>
+      <w:r>
+        <w:rPr>
+          <w:rFonts w:cstheme="minorHAnsi"/>
+          <w:sz w:val="20"/>
+          <w:szCs w:val="20"/>
+        </w:rPr>
+        <w:t>35</w:t>
+      </w:r>
+      <w:r>
+        <w:rPr>
+          <w:rFonts w:cstheme="minorHAnsi"/>
+          <w:sz w:val="20"/>
+          <w:szCs w:val="20"/>
+        </w:rPr>
+        <w:t>/33:40</w:t>
+      </w:r>
+    </w:p>
+    <w:p>
+      <w:pPr>
+        <w:rPr>
+          <w:rFonts w:cstheme="minorHAnsi"/>
+          <w:sz w:val="20"/>
+          <w:szCs w:val="20"/>
+        </w:rPr>
+      </w:pPr>
+      <w:r>
+        <w:rPr>
+          <w:rFonts w:cstheme="minorHAnsi"/>
+          <w:sz w:val="20"/>
+          <w:szCs w:val="20"/>
+        </w:rPr>
+        <w:drawing>
+          <wp:inline distT="0" distB="0" distL="0" distR="0" wp14:anchorId="7A6B3153" wp14:editId="650156A4">
+            <wp:extent cx="5943600" cy="791210"/>
+            <wp:effectExtent l="0" t="0" r="0" b="8890"/>
+            <wp:docPr id="1531450017" name="Picture 1"/>
+            <wp:cNvGraphicFramePr>
+              <a:graphicFrameLocks xmlns:a="http://schemas.openxmlformats.org/drawingml/2006/main" noChangeAspect="1"/>
+            </wp:cNvGraphicFramePr>
+            <a:graphic xmlns:a="http://schemas.openxmlformats.org/drawingml/2006/main">
+              <a:graphicData uri="http://schemas.openxmlformats.org/drawingml/2006/picture">
+                <pic:pic xmlns:pic="http://schemas.openxmlformats.org/drawingml/2006/picture">
+                  <pic:nvPicPr>
+                    <pic:cNvPr id="1531450017" name=""/>
+                    <pic:cNvPicPr/>
+                  </pic:nvPicPr>
+                  <pic:blipFill>
+                    <a:blip r:embed="rId59"/>
+                    <a:stretch>
+                      <a:fillRect/>
+                    </a:stretch>
+                  </pic:blipFill>
+                  <pic:spPr>
+                    <a:xfrm>
+                      <a:off x="0" y="0"/>
+                      <a:ext cx="5943600" cy="791210"/>
+                    </a:xfrm>
+                    <a:prstGeom prst="rect">
+                      <a:avLst/>
+                    </a:prstGeom>
+                  </pic:spPr>
+                </pic:pic>
+              </a:graphicData>
+            </a:graphic>
+          </wp:inline>
+        </w:drawing>
+      </w:r>
+    </w:p>
+    <w:p>
+      <w:pPr>
+        <w:rPr>
+          <w:rFonts w:cstheme="minorHAnsi"/>
+          <w:sz w:val="20"/>
+          <w:szCs w:val="20"/>
+        </w:rPr>
+      </w:pPr>
+      <w:r>
+        <w:rPr>
+          <w:rFonts w:cstheme="minorHAnsi"/>
+          <w:sz w:val="20"/>
+          <w:szCs w:val="20"/>
+        </w:rPr>
+        <w:t>James 4:13-17</w:t>
+      </w:r>
+    </w:p>
+    <w:p>
+      <w:pPr>
+        <w:rPr>
+          <w:rFonts w:cstheme="minorHAnsi"/>
+          <w:b/>
+          <w:bCs/>
+          <w:sz w:val="20"/>
+          <w:szCs w:val="20"/>
+        </w:rPr>
+      </w:pPr>
+      <w:r>
+        <w:rPr>
+          <w:rFonts w:cstheme="minorHAnsi"/>
+          <w:b/>
+          <w:bCs/>
+          <w:sz w:val="20"/>
+          <w:szCs w:val="20"/>
+        </w:rPr>
+        <w:t>Boasting About Tomorrow</w:t>
+      </w:r>
+    </w:p>
+    <w:p>
+      <w:pPr>
+        <w:rPr>
+          <w:rFonts w:cstheme="minorHAnsi"/>
+          <w:sz w:val="20"/>
+          <w:szCs w:val="20"/>
+        </w:rPr>
+      </w:pPr>
+      <w:r>
+        <w:rPr>
+          <w:rFonts w:cstheme="minorHAnsi"/>
+          <w:b/>
+          <w:bCs/>
+          <w:sz w:val="20"/>
+          <w:szCs w:val="20"/>
+          <w:vertAlign w:val="superscript"/>
+        </w:rPr>
+        <w:t>13 </w:t>
+      </w:r>
+      <w:r>
+        <w:rPr>
+          <w:rFonts w:cstheme="minorHAnsi"/>
+          <w:sz w:val="20"/>
+          <w:szCs w:val="20"/>
+        </w:rPr>
+        <w:t>Now listen, you who say, “Today or tomorrow we will go to this or that city, spend a year there, carry on business and make money.” </w:t>
+      </w:r>
+      <w:r>
+        <w:rPr>
+          <w:rFonts w:cstheme="minorHAnsi"/>
+          <w:b/>
+          <w:bCs/>
+          <w:sz w:val="20"/>
+          <w:szCs w:val="20"/>
+          <w:vertAlign w:val="superscript"/>
+        </w:rPr>
+        <w:t>14 </w:t>
+      </w:r>
+      <w:r>
+        <w:rPr>
+          <w:rFonts w:cstheme="minorHAnsi"/>
+          <w:sz w:val="20"/>
+          <w:szCs w:val="20"/>
+        </w:rPr>
+        <w:t>Why, you do not even know what will happen tomorrow. What is your life? You are a mist that appears for a little while and then vanishes. </w:t>
+      </w:r>
+      <w:r>
+        <w:rPr>
+          <w:rFonts w:cstheme="minorHAnsi"/>
+          <w:b/>
+          <w:bCs/>
+          <w:sz w:val="20"/>
+          <w:szCs w:val="20"/>
+          <w:vertAlign w:val="superscript"/>
+        </w:rPr>
+        <w:t>15 </w:t>
+      </w:r>
+      <w:r>
+        <w:rPr>
+          <w:rFonts w:cstheme="minorHAnsi"/>
+          <w:sz w:val="20"/>
+          <w:szCs w:val="20"/>
+        </w:rPr>
+        <w:t xml:space="preserve">Instead, you ought to say, “If it is the Lord’s will, we will </w:t>
+      </w:r>
+      <w:r>
+        <w:rPr>
+          <w:rFonts w:cstheme="minorHAnsi"/>
+          <w:sz w:val="20"/>
+          <w:szCs w:val="20"/>
+        </w:rPr>
+        <w:lastRenderedPageBreak/>
+        <w:t>live and do this or that.” </w:t>
+      </w:r>
+      <w:r>
+        <w:rPr>
+          <w:rFonts w:cstheme="minorHAnsi"/>
+          <w:b/>
+          <w:bCs/>
+          <w:sz w:val="20"/>
+          <w:szCs w:val="20"/>
+          <w:vertAlign w:val="superscript"/>
+        </w:rPr>
+        <w:t>16 </w:t>
+      </w:r>
+      <w:r>
+        <w:rPr>
+          <w:rFonts w:cstheme="minorHAnsi"/>
+          <w:sz w:val="20"/>
+          <w:szCs w:val="20"/>
+        </w:rPr>
+        <w:t>As it is, you boast in your arrogant schemes. All such boasting is evil. </w:t>
+      </w:r>
+      <w:r>
+        <w:rPr>
+          <w:rFonts w:cstheme="minorHAnsi"/>
+          <w:b/>
+          <w:bCs/>
+          <w:sz w:val="20"/>
+          <w:szCs w:val="20"/>
+          <w:vertAlign w:val="superscript"/>
+        </w:rPr>
+        <w:t>17 </w:t>
+      </w:r>
+      <w:r>
+        <w:rPr>
+          <w:rFonts w:cstheme="minorHAnsi"/>
+          <w:sz w:val="20"/>
+          <w:szCs w:val="20"/>
+        </w:rPr>
+        <w:t>If anyone, then, knows the good they ought to do and doesn’t do it, it is sin for them.</w:t>
+      </w:r>
+    </w:p>
+    <w:p>
+      <w:pPr>
+        <w:rPr>
+          <w:rFonts w:cstheme="minorHAnsi"/>
+          <w:sz w:val="20"/>
+          <w:szCs w:val="20"/>
+        </w:rPr>
+      </w:pPr>
+    </w:p>
+    <w:p>
+      <w:pPr>
+        <w:rPr>
+          <w:rFonts w:cstheme="minorHAnsi"/>
+          <w:sz w:val="20"/>
+          <w:szCs w:val="20"/>
+        </w:rPr>
+      </w:pPr>
+      <w:r>
+        <w:rPr>
+          <w:rFonts w:cstheme="minorHAnsi"/>
+          <w:sz w:val="20"/>
+          <w:szCs w:val="20"/>
+        </w:rPr>
+        <w:t xml:space="preserve">The image displays a title banner for a religious lesson or sermon series titled </w:t>
+      </w:r>
+      <w:r>
+        <w:rPr>
+          <w:rFonts w:cstheme="minorHAnsi"/>
+          <w:b/>
+          <w:bCs/>
+          <w:sz w:val="20"/>
+          <w:szCs w:val="20"/>
+        </w:rPr>
+        <w:t>"What is a Follower of the Way? The Self-Made Entrepreneur."</w:t>
+      </w:r>
+      <w:r>
+        <w:rPr>
+          <w:rFonts w:cstheme="minorHAnsi"/>
+          <w:sz w:val="20"/>
+          <w:szCs w:val="20"/>
+        </w:rPr>
+        <w:t xml:space="preserve"> It references the New Testament bible passage </w:t>
+      </w:r>
+      <w:r>
+        <w:rPr>
+          <w:rFonts w:cstheme="minorHAnsi"/>
+          <w:b/>
+          <w:bCs/>
+          <w:sz w:val="20"/>
+          <w:szCs w:val="20"/>
+        </w:rPr>
+        <w:t>James 4:13-17</w:t>
+      </w:r>
+      <w:r>
+        <w:rPr>
+          <w:rFonts w:cstheme="minorHAnsi"/>
+          <w:sz w:val="20"/>
+          <w:szCs w:val="20"/>
+        </w:rPr>
+        <w:t>.</w:t>
+      </w:r>
+    </w:p>
+    <w:p>
+      <w:pPr>
+        <w:rPr>
+          <w:rFonts w:cstheme="minorHAnsi"/>
+          <w:b/>
+          <w:bCs/>
+          <w:sz w:val="20"/>
+          <w:szCs w:val="20"/>
+        </w:rPr>
+      </w:pPr>
+      <w:r>
+        <w:rPr>
+          <w:rFonts w:cstheme="minorHAnsi"/>
+          <w:b/>
+          <w:bCs/>
+          <w:sz w:val="20"/>
+          <w:szCs w:val="20"/>
+        </w:rPr>
+        <w:t>Core Theme Breakdown</w:t>
+      </w:r>
+    </w:p>
+    <w:p>
+      <w:pPr>
+        <w:numPr>
+          <w:ilvl w:val="0"/>
+          <w:numId w:val="29"/>
+        </w:numPr>
+        <w:rPr>
+          <w:rFonts w:cstheme="minorHAnsi"/>
+          <w:sz w:val="20"/>
+          <w:szCs w:val="20"/>
+        </w:rPr>
+      </w:pPr>
+      <w:r>
+        <w:rPr>
+          <w:rFonts w:cstheme="minorHAnsi"/>
+          <w:b/>
+          <w:bCs/>
+          <w:sz w:val="20"/>
+          <w:szCs w:val="20"/>
+        </w:rPr>
+        <w:t>"Follower of the Way"</w:t>
+      </w:r>
+      <w:r>
+        <w:rPr>
+          <w:rFonts w:cstheme="minorHAnsi"/>
+          <w:sz w:val="20"/>
+          <w:szCs w:val="20"/>
+        </w:rPr>
+        <w:t xml:space="preserve">: In the early Christian church, before the term "Christian" became widespread, believers were often referred to as followers of </w:t>
+      </w:r>
+      <w:hyperlink r:id="rId60" w:tgtFrame="_blank" w:history="1">
         <w:r>
           <w:rPr>
             <w:rStyle w:val="Hyperlink"/>
@@ -5320,7 +5088,7 @@
             <w:sz w:val="20"/>
             <w:szCs w:val="20"/>
           </w:rPr>
-          <w:t>4</w:t>
+          <w:t>"The Way"</w:t>
         </w:r>
       </w:hyperlink>
       <w:r>
@@ -5329,9 +5097,95 @@
           <w:sz w:val="20"/>
           <w:szCs w:val="20"/>
         </w:rPr>
-        <w:t xml:space="preserve">, </w:t>
-      </w:r>
-      <w:hyperlink r:id="rId62" w:history="1">
+        <w:t>. It signifies a lifestyle dedicated to following the teachings and path of Jesus.</w:t>
+      </w:r>
+    </w:p>
+    <w:p>
+      <w:pPr>
+        <w:numPr>
+          <w:ilvl w:val="0"/>
+          <w:numId w:val="29"/>
+        </w:numPr>
+        <w:rPr>
+          <w:rFonts w:cstheme="minorHAnsi"/>
+          <w:sz w:val="20"/>
+          <w:szCs w:val="20"/>
+        </w:rPr>
+      </w:pPr>
+      <w:r>
+        <w:rPr>
+          <w:rFonts w:cstheme="minorHAnsi"/>
+          <w:b/>
+          <w:bCs/>
+          <w:sz w:val="20"/>
+          <w:szCs w:val="20"/>
+        </w:rPr>
+        <w:t>The "Self-Made" Entrepreneur Dilemma</w:t>
+      </w:r>
+      <w:r>
+        <w:rPr>
+          <w:rFonts w:cstheme="minorHAnsi"/>
+          <w:sz w:val="20"/>
+          <w:szCs w:val="20"/>
+        </w:rPr>
+        <w:t>: The graphic sets up a juxtaposition between the modern cultural ideal of a self-made business person who relies entirely on their own planning, power, and ambition, and the spiritual framework of relying on God.</w:t>
+      </w:r>
+    </w:p>
+    <w:p>
+      <w:pPr>
+        <w:rPr>
+          <w:rFonts w:cstheme="minorHAnsi"/>
+          <w:b/>
+          <w:bCs/>
+          <w:sz w:val="20"/>
+          <w:szCs w:val="20"/>
+        </w:rPr>
+      </w:pPr>
+      <w:r>
+        <w:rPr>
+          <w:rFonts w:cstheme="minorHAnsi"/>
+          <w:b/>
+          <w:bCs/>
+          <w:sz w:val="20"/>
+          <w:szCs w:val="20"/>
+        </w:rPr>
+        <w:t>Biblical Context: James 4:13-17</w:t>
+      </w:r>
+    </w:p>
+    <w:p>
+      <w:pPr>
+        <w:rPr>
+          <w:rFonts w:cstheme="minorHAnsi"/>
+          <w:sz w:val="20"/>
+          <w:szCs w:val="20"/>
+        </w:rPr>
+      </w:pPr>
+      <w:r>
+        <w:rPr>
+          <w:rFonts w:cstheme="minorHAnsi"/>
+          <w:sz w:val="20"/>
+          <w:szCs w:val="20"/>
+        </w:rPr>
+        <w:t>This specific scripture addresses the pride and assumptions often associated with business planning and entrepreneurship without acknowledging divine dependency:</w:t>
+      </w:r>
+    </w:p>
+    <w:p>
+      <w:pPr>
+        <w:rPr>
+          <w:rFonts w:cstheme="minorHAnsi"/>
+          <w:sz w:val="20"/>
+          <w:szCs w:val="20"/>
+        </w:rPr>
+      </w:pPr>
+      <w:r>
+        <w:rPr>
+          <w:rFonts w:cstheme="minorHAnsi"/>
+          <w:sz w:val="20"/>
+          <w:szCs w:val="20"/>
+        </w:rPr>
+        <w:t xml:space="preserve">According to </w:t>
+      </w:r>
+      <w:hyperlink r:id="rId61" w:tgtFrame="_blank" w:history="1">
         <w:r>
           <w:rPr>
             <w:rStyle w:val="Hyperlink"/>
@@ -5339,7 +5193,7 @@
             <w:sz w:val="20"/>
             <w:szCs w:val="20"/>
           </w:rPr>
-          <w:t>5</w:t>
+          <w:t>Bible Gateway</w:t>
         </w:r>
       </w:hyperlink>
       <w:r>
@@ -5348,14 +5202,24 @@
           <w:sz w:val="20"/>
           <w:szCs w:val="20"/>
         </w:rPr>
-        <w:t>]</w:t>
+        <w:t xml:space="preserve">, the text reads: </w:t>
+      </w:r>
+      <w:r>
+        <w:rPr>
+          <w:rFonts w:cstheme="minorHAnsi"/>
+          <w:i/>
+          <w:iCs/>
+          <w:sz w:val="20"/>
+          <w:szCs w:val="20"/>
+        </w:rPr>
+        <w:t>“Now listen, you who say, 'Today or tomorrow we will go to this or that city, spend a year there, carry on business and make money.' Why, you do not even know what will happen tomorrow. What is your life? You are a mist that appears for a little while and then vanishes.”</w:t>
       </w:r>
     </w:p>
     <w:p>
       <w:pPr>
         <w:numPr>
           <w:ilvl w:val="0"/>
-          <w:numId w:val="28"/>
+          <w:numId w:val="30"/>
         </w:numPr>
         <w:rPr>
           <w:rFonts w:cstheme="minorHAnsi"/>
@@ -5366,10 +5230,151 @@
       <w:r>
         <w:rPr>
           <w:rFonts w:cstheme="minorHAnsi"/>
-          <w:sz w:val="20"/>
-          <w:szCs w:val="20"/>
-        </w:rPr>
-        <w:t>The "Metro Map" of Reality: The cover image depicts a complex subway or metro map where lines like "Capitalism," "Modernity," and "The Individual" intersect with biblical markers like "Creation," "The Cross," and "Eschatology." Watkin argues that Christianity isn't just a set of rules for Sundays; it is an entirely alternative grid for making sense of everyday life—including technology, economics, and relationships. [</w:t>
+          <w:b/>
+          <w:bCs/>
+          <w:sz w:val="20"/>
+          <w:szCs w:val="20"/>
+        </w:rPr>
+        <w:t>The Illusion of Control</w:t>
+      </w:r>
+      <w:r>
+        <w:rPr>
+          <w:rFonts w:cstheme="minorHAnsi"/>
+          <w:sz w:val="20"/>
+          <w:szCs w:val="20"/>
+        </w:rPr>
+        <w:t xml:space="preserve">: James does not condemn business planning or making a profit itself; rather, he warns against </w:t>
+      </w:r>
+      <w:hyperlink r:id="rId62" w:tgtFrame="_blank" w:history="1">
+        <w:r>
+          <w:rPr>
+            <w:rStyle w:val="Hyperlink"/>
+            <w:rFonts w:cstheme="minorHAnsi"/>
+            <w:sz w:val="20"/>
+            <w:szCs w:val="20"/>
+          </w:rPr>
+          <w:t>arrogant presumption</w:t>
+        </w:r>
+      </w:hyperlink>
+      <w:r>
+        <w:rPr>
+          <w:rFonts w:cstheme="minorHAnsi"/>
+          <w:sz w:val="20"/>
+          <w:szCs w:val="20"/>
+        </w:rPr>
+        <w:t>.</w:t>
+      </w:r>
+    </w:p>
+    <w:p>
+      <w:pPr>
+        <w:numPr>
+          <w:ilvl w:val="0"/>
+          <w:numId w:val="30"/>
+        </w:numPr>
+        <w:rPr>
+          <w:rFonts w:cstheme="minorHAnsi"/>
+          <w:sz w:val="20"/>
+          <w:szCs w:val="20"/>
+        </w:rPr>
+      </w:pPr>
+      <w:r>
+        <w:rPr>
+          <w:rFonts w:cstheme="minorHAnsi"/>
+          <w:b/>
+          <w:bCs/>
+          <w:sz w:val="20"/>
+          <w:szCs w:val="20"/>
+        </w:rPr>
+        <w:t>The Solution</w:t>
+      </w:r>
+      <w:r>
+        <w:rPr>
+          <w:rFonts w:cstheme="minorHAnsi"/>
+          <w:sz w:val="20"/>
+          <w:szCs w:val="20"/>
+        </w:rPr>
+        <w:t xml:space="preserve">: The passage guides believers to frame their ambitions with humility, shifting from a mindset of being entirely "self-made" to one that declares, </w:t>
+      </w:r>
+      <w:r>
+        <w:rPr>
+          <w:rFonts w:cstheme="minorHAnsi"/>
+          <w:i/>
+          <w:iCs/>
+          <w:sz w:val="20"/>
+          <w:szCs w:val="20"/>
+        </w:rPr>
+        <w:t>"If it is the Lord's will, we will live and do this or that."</w:t>
+      </w:r>
+    </w:p>
+    <w:p>
+      <w:pPr>
+        <w:rPr>
+          <w:rFonts w:cstheme="minorHAnsi"/>
+          <w:sz w:val="20"/>
+          <w:szCs w:val="20"/>
+        </w:rPr>
+      </w:pPr>
+    </w:p>
+    <w:p>
+      <w:pPr>
+        <w:rPr>
+          <w:rFonts w:cstheme="minorHAnsi"/>
+          <w:sz w:val="20"/>
+          <w:szCs w:val="20"/>
+        </w:rPr>
+      </w:pPr>
+    </w:p>
+    <w:p>
+      <w:pPr>
+        <w:rPr>
+          <w:rFonts w:cstheme="minorHAnsi"/>
+          <w:sz w:val="20"/>
+          <w:szCs w:val="20"/>
+        </w:rPr>
+      </w:pPr>
+      <w:r>
+        <w:rPr>
+          <w:rFonts w:cstheme="minorHAnsi"/>
+          <w:sz w:val="20"/>
+          <w:szCs w:val="20"/>
+        </w:rPr>
+        <w:t xml:space="preserve">The main point of </w:t>
+      </w:r>
+      <w:r>
+        <w:rPr>
+          <w:rFonts w:cstheme="minorHAnsi"/>
+          <w:b/>
+          <w:bCs/>
+          <w:sz w:val="20"/>
+          <w:szCs w:val="20"/>
+        </w:rPr>
+        <w:t>James 4:13-17</w:t>
+      </w:r>
+      <w:r>
+        <w:rPr>
+          <w:rFonts w:cstheme="minorHAnsi"/>
+          <w:sz w:val="20"/>
+          <w:szCs w:val="20"/>
+        </w:rPr>
+        <w:t xml:space="preserve"> is that human beings must live and plan with absolute humility and submission to God's will, rather than functioning in arrogant self-sufficiency. James confronts the presumption of making future plans independently of God, reminding believers that </w:t>
+      </w:r>
+      <w:r>
+        <w:rPr>
+          <w:rFonts w:cstheme="minorHAnsi"/>
+          <w:b/>
+          <w:bCs/>
+          <w:sz w:val="20"/>
+          <w:szCs w:val="20"/>
+        </w:rPr>
+        <w:t>human life is fragile and temporary</w:t>
+      </w:r>
+      <w:r>
+        <w:rPr>
+          <w:rFonts w:cstheme="minorHAnsi"/>
+          <w:sz w:val="20"/>
+          <w:szCs w:val="20"/>
+        </w:rPr>
+        <w:t>. [</w:t>
       </w:r>
       <w:hyperlink r:id="rId63" w:history="1">
         <w:r>
@@ -5412,9 +5417,30 @@
     </w:p>
     <w:p>
       <w:pPr>
+        <w:rPr>
+          <w:rFonts w:cstheme="minorHAnsi"/>
+          <w:b/>
+          <w:bCs/>
+          <w:sz w:val="20"/>
+          <w:szCs w:val="20"/>
+        </w:rPr>
+      </w:pPr>
+      <w:r>
+        <w:rPr>
+          <w:rFonts w:cstheme="minorHAnsi"/>
+          <w:b/>
+          <w:bCs/>
+          <w:sz w:val="20"/>
+          <w:szCs w:val="20"/>
+        </w:rPr>
+        <w:t>Key Themes &amp; Breakdown</w:t>
+      </w:r>
+    </w:p>
+    <w:p>
+      <w:pPr>
         <w:numPr>
           <w:ilvl w:val="0"/>
-          <w:numId w:val="28"/>
+          <w:numId w:val="31"/>
         </w:numPr>
         <w:rPr>
           <w:rFonts w:cstheme="minorHAnsi"/>
@@ -5425,10 +5451,38 @@
       <w:r>
         <w:rPr>
           <w:rFonts w:cstheme="minorHAnsi"/>
-          <w:sz w:val="20"/>
-          <w:szCs w:val="20"/>
-        </w:rPr>
-        <w:t>Moving from Information to Integration: Menlo Church noted that Bay Area Christians are experts at fragmentation, maintaining separate "work selves," "home selves," and "church selves". Watkin's book aims to shatter this separation. A true "follower of the Way" uses the Bible as a comprehensive lens so that their internal belief systems directly dictate their external, daily behavior. [</w:t>
+          <w:b/>
+          <w:bCs/>
+          <w:sz w:val="20"/>
+          <w:szCs w:val="20"/>
+        </w:rPr>
+        <w:t>The Illusion of Control:</w:t>
+      </w:r>
+      <w:r>
+        <w:rPr>
+          <w:rFonts w:cstheme="minorHAnsi"/>
+          <w:sz w:val="20"/>
+          <w:szCs w:val="20"/>
+        </w:rPr>
+        <w:t xml:space="preserve"> James addresses merchants who confidently map out their timing, location, and profit margin. He firmly rebukes this mindset, noting that </w:t>
+      </w:r>
+      <w:r>
+        <w:rPr>
+          <w:rFonts w:cstheme="minorHAnsi"/>
+          <w:i/>
+          <w:iCs/>
+          <w:sz w:val="20"/>
+          <w:szCs w:val="20"/>
+        </w:rPr>
+        <w:t>“you do not know what tomorrow will bring.”</w:t>
+      </w:r>
+      <w:r>
+        <w:rPr>
+          <w:rFonts w:cstheme="minorHAnsi"/>
+          <w:sz w:val="20"/>
+          <w:szCs w:val="20"/>
+        </w:rPr>
+        <w:t xml:space="preserve"> [</w:t>
       </w:r>
       <w:hyperlink r:id="rId65" w:history="1">
         <w:r>
@@ -5466,9 +5520,58 @@
           <w:sz w:val="20"/>
           <w:szCs w:val="20"/>
         </w:rPr>
-        <w:t xml:space="preserve">, </w:t>
-      </w:r>
-      <w:hyperlink r:id="rId67" w:history="1">
+        <w:t>]</w:t>
+      </w:r>
+    </w:p>
+    <w:p>
+      <w:pPr>
+        <w:numPr>
+          <w:ilvl w:val="0"/>
+          <w:numId w:val="31"/>
+        </w:numPr>
+        <w:rPr>
+          <w:rFonts w:cstheme="minorHAnsi"/>
+          <w:sz w:val="20"/>
+          <w:szCs w:val="20"/>
+        </w:rPr>
+      </w:pPr>
+      <w:r>
+        <w:rPr>
+          <w:rFonts w:cstheme="minorHAnsi"/>
+          <w:b/>
+          <w:bCs/>
+          <w:sz w:val="20"/>
+          <w:szCs w:val="20"/>
+        </w:rPr>
+        <w:t>The Brevity of Life:</w:t>
+      </w:r>
+      <w:r>
+        <w:rPr>
+          <w:rFonts w:cstheme="minorHAnsi"/>
+          <w:sz w:val="20"/>
+          <w:szCs w:val="20"/>
+        </w:rPr>
+        <w:t xml:space="preserve"> He uses a powerful metaphor to put human existence into perspective, stating: </w:t>
+      </w:r>
+      <w:r>
+        <w:rPr>
+          <w:rFonts w:cstheme="minorHAnsi"/>
+          <w:i/>
+          <w:iCs/>
+          <w:sz w:val="20"/>
+          <w:szCs w:val="20"/>
+        </w:rPr>
+        <w:t>“What is your life? For you are a mist that appears for a little time and then vanishes.”</w:t>
+      </w:r>
+      <w:r>
+        <w:rPr>
+          <w:rFonts w:cstheme="minorHAnsi"/>
+          <w:sz w:val="20"/>
+          <w:szCs w:val="20"/>
+        </w:rPr>
+        <w:t xml:space="preserve"> -- [</w:t>
+      </w:r>
+      <w:hyperlink r:id="rId67" w:tgtFrame="_blank" w:history="1">
         <w:r>
           <w:rPr>
             <w:rStyle w:val="Hyperlink"/>
@@ -5476,7 +5579,7 @@
             <w:sz w:val="20"/>
             <w:szCs w:val="20"/>
           </w:rPr>
-          <w:t>3</w:t>
+          <w:t>Faith Church Tacoma</w:t>
         </w:r>
       </w:hyperlink>
       <w:r>
@@ -5485,14 +5588,14 @@
           <w:sz w:val="20"/>
           <w:szCs w:val="20"/>
         </w:rPr>
-        <w:t>]</w:t>
+        <w:t>].</w:t>
       </w:r>
     </w:p>
     <w:p>
       <w:pPr>
         <w:numPr>
           <w:ilvl w:val="0"/>
-          <w:numId w:val="28"/>
+          <w:numId w:val="31"/>
         </w:numPr>
         <w:rPr>
           <w:rFonts w:cstheme="minorHAnsi"/>
@@ -5503,37 +5606,281 @@
       <w:r>
         <w:rPr>
           <w:rFonts w:cstheme="minorHAnsi"/>
-          <w:sz w:val="20"/>
-          <w:szCs w:val="20"/>
-        </w:rPr>
-        <w:t>Fueling the "Sacrificial Developer" Identity: Watkin’s deep dive into Eschatology (the ultimate future) and The Cross directly informs why a Christian should live as a "Vapor" or a "Sacrificial Developer." When a person views the world through Watkin's biblical framework, tracking societal values against eternity, it completely reorients how they spend their finite time, leading them to give up selfish ambition to invest heavily in the people around them.</w:t>
-      </w:r>
-    </w:p>
-    <w:p>
-      <w:pPr>
-        <w:rPr>
-          <w:rFonts w:cstheme="minorHAnsi"/>
-          <w:sz w:val="20"/>
-          <w:szCs w:val="20"/>
-        </w:rPr>
-      </w:pPr>
-      <w:r>
-        <w:rPr>
-          <w:rFonts w:cstheme="minorHAnsi"/>
-          <w:sz w:val="20"/>
-          <w:szCs w:val="20"/>
-        </w:rPr>
-        <w:t>In short, if What is a Follower of the Way? is the practical question about how to live a faithful life today, Biblical Critical Theory provides the comprehensive textbook and map required to navigate that journey.</w:t>
-      </w:r>
-    </w:p>
-    <w:p>
-      <w:pPr>
-        <w:rPr>
-          <w:rFonts w:cstheme="minorHAnsi"/>
-          <w:sz w:val="20"/>
-          <w:szCs w:val="20"/>
-        </w:rPr>
-      </w:pPr>
+          <w:b/>
+          <w:bCs/>
+          <w:sz w:val="20"/>
+          <w:szCs w:val="20"/>
+        </w:rPr>
+        <w:t>Submission to Sovereignty:</w:t>
+      </w:r>
+      <w:r>
+        <w:rPr>
+          <w:rFonts w:cstheme="minorHAnsi"/>
+          <w:sz w:val="20"/>
+          <w:szCs w:val="20"/>
+        </w:rPr>
+        <w:t xml:space="preserve"> The antidote to this prideful planning is an attitude of total surrender, summarized by the famous phrase: </w:t>
+      </w:r>
+      <w:r>
+        <w:rPr>
+          <w:rFonts w:cstheme="minorHAnsi"/>
+          <w:i/>
+          <w:iCs/>
+          <w:sz w:val="20"/>
+          <w:szCs w:val="20"/>
+        </w:rPr>
+        <w:t>“Instead you ought to say, ‘If the Lord wills, we will live and do this or that.’”</w:t>
+      </w:r>
+      <w:r>
+        <w:rPr>
+          <w:rFonts w:cstheme="minorHAnsi"/>
+          <w:sz w:val="20"/>
+          <w:szCs w:val="20"/>
+        </w:rPr>
+        <w:t xml:space="preserve"> -- [Faith Church Tacoma].</w:t>
+      </w:r>
+    </w:p>
+    <w:p>
+      <w:pPr>
+        <w:numPr>
+          <w:ilvl w:val="0"/>
+          <w:numId w:val="31"/>
+        </w:numPr>
+        <w:rPr>
+          <w:rFonts w:cstheme="minorHAnsi"/>
+          <w:sz w:val="20"/>
+          <w:szCs w:val="20"/>
+        </w:rPr>
+      </w:pPr>
+      <w:r>
+        <w:rPr>
+          <w:rFonts w:cstheme="minorHAnsi"/>
+          <w:b/>
+          <w:bCs/>
+          <w:sz w:val="20"/>
+          <w:szCs w:val="20"/>
+        </w:rPr>
+        <w:t>The Sin of Omission:</w:t>
+      </w:r>
+      <w:r>
+        <w:rPr>
+          <w:rFonts w:cstheme="minorHAnsi"/>
+          <w:sz w:val="20"/>
+          <w:szCs w:val="20"/>
+        </w:rPr>
+        <w:t xml:space="preserve"> The passage concludes by expanding the idea of obedience in verse 17. It clarifies that sin isn't just doing bad things, but knowingly choosing </w:t>
+      </w:r>
+      <w:r>
+        <w:rPr>
+          <w:rFonts w:cstheme="minorHAnsi"/>
+          <w:i/>
+          <w:iCs/>
+          <w:sz w:val="20"/>
+          <w:szCs w:val="20"/>
+        </w:rPr>
+        <w:t>not</w:t>
+      </w:r>
+      <w:r>
+        <w:rPr>
+          <w:rFonts w:cstheme="minorHAnsi"/>
+          <w:sz w:val="20"/>
+          <w:szCs w:val="20"/>
+        </w:rPr>
+        <w:t xml:space="preserve"> to do the good things God has called you to do right now. [</w:t>
+      </w:r>
+      <w:hyperlink r:id="rId68" w:history="1">
+        <w:r>
+          <w:rPr>
+            <w:rStyle w:val="Hyperlink"/>
+            <w:rFonts w:cstheme="minorHAnsi"/>
+            <w:sz w:val="20"/>
+            <w:szCs w:val="20"/>
+          </w:rPr>
+          <w:t>1</w:t>
+        </w:r>
+      </w:hyperlink>
+      <w:r>
+        <w:rPr>
+          <w:rFonts w:cstheme="minorHAnsi"/>
+          <w:sz w:val="20"/>
+          <w:szCs w:val="20"/>
+        </w:rPr>
+        <w:t>]</w:t>
+      </w:r>
+    </w:p>
+    <w:p>
+      <w:pPr>
+        <w:rPr>
+          <w:rFonts w:cstheme="minorHAnsi"/>
+          <w:sz w:val="20"/>
+          <w:szCs w:val="20"/>
+        </w:rPr>
+      </w:pPr>
+      <w:r>
+        <w:rPr>
+          <w:rFonts w:cstheme="minorHAnsi"/>
+          <w:sz w:val="20"/>
+          <w:szCs w:val="20"/>
+        </w:rPr>
+        <w:t xml:space="preserve">Ultimately, the passage is not a condemnation of business, profit, or looking ahead. Rather, it is a warning against a </w:t>
+      </w:r>
+      <w:r>
+        <w:rPr>
+          <w:rFonts w:cstheme="minorHAnsi"/>
+          <w:b/>
+          <w:bCs/>
+          <w:sz w:val="20"/>
+          <w:szCs w:val="20"/>
+        </w:rPr>
+        <w:t>"God-devoid" worldview</w:t>
+      </w:r>
+      <w:r>
+        <w:rPr>
+          <w:rFonts w:cstheme="minorHAnsi"/>
+          <w:sz w:val="20"/>
+          <w:szCs w:val="20"/>
+        </w:rPr>
+        <w:t xml:space="preserve"> that assumes we are the masters of our own destiny.</w:t>
+      </w:r>
+    </w:p>
+    <w:p>
+      <w:pPr>
+        <w:rPr>
+          <w:rFonts w:cstheme="minorHAnsi"/>
+          <w:sz w:val="20"/>
+          <w:szCs w:val="20"/>
+        </w:rPr>
+      </w:pPr>
+    </w:p>
+    <w:p>
+      <w:pPr>
+        <w:rPr>
+          <w:rFonts w:cstheme="minorHAnsi"/>
+          <w:sz w:val="20"/>
+          <w:szCs w:val="20"/>
+        </w:rPr>
+      </w:pPr>
+    </w:p>
+    <w:p>
+      <w:pPr>
+        <w:rPr>
+          <w:rFonts w:cstheme="minorHAnsi"/>
+          <w:sz w:val="20"/>
+          <w:szCs w:val="20"/>
+        </w:rPr>
+      </w:pPr>
+      <w:r>
+        <w:rPr>
+          <w:rFonts w:cstheme="minorHAnsi"/>
+          <w:sz w:val="20"/>
+          <w:szCs w:val="20"/>
+        </w:rPr>
+        <w:t>“The self-made entrepreneur” means “</w:t>
+      </w:r>
+      <w:r>
+        <w:rPr>
+          <w:rFonts w:cstheme="minorHAnsi"/>
+          <w:sz w:val="20"/>
+          <w:szCs w:val="20"/>
+        </w:rPr>
+        <w:t>Human</w:t>
+      </w:r>
+      <w:r>
+        <w:rPr>
+          <w:rFonts w:cstheme="minorHAnsi"/>
+          <w:sz w:val="20"/>
+          <w:szCs w:val="20"/>
+        </w:rPr>
+        <w:t xml:space="preserve"> live arrogant by himself (He</w:t>
+      </w:r>
+      <w:r>
+        <w:rPr>
+          <w:rFonts w:cstheme="minorHAnsi"/>
+          <w:sz w:val="20"/>
+          <w:szCs w:val="20"/>
+        </w:rPr>
+        <w:t xml:space="preserve"> </w:t>
+      </w:r>
+      <w:r>
+        <w:rPr>
+          <w:rFonts w:cstheme="minorHAnsi"/>
+          <w:sz w:val="20"/>
+          <w:szCs w:val="20"/>
+        </w:rPr>
+        <w:t>should</w:t>
+      </w:r>
+      <w:r>
+        <w:rPr>
+          <w:rFonts w:cstheme="minorHAnsi"/>
+          <w:sz w:val="20"/>
+          <w:szCs w:val="20"/>
+        </w:rPr>
+        <w:t xml:space="preserve"> be</w:t>
+      </w:r>
+      <w:r>
+        <w:rPr>
+          <w:rFonts w:cstheme="minorHAnsi"/>
+          <w:sz w:val="20"/>
+          <w:szCs w:val="20"/>
+        </w:rPr>
+        <w:t xml:space="preserve"> liv</w:t>
+      </w:r>
+      <w:r>
+        <w:rPr>
+          <w:rFonts w:cstheme="minorHAnsi"/>
+          <w:sz w:val="20"/>
+          <w:szCs w:val="20"/>
+        </w:rPr>
+        <w:t>ing</w:t>
+      </w:r>
+      <w:r>
+        <w:rPr>
+          <w:rFonts w:cstheme="minorHAnsi"/>
+          <w:sz w:val="20"/>
+          <w:szCs w:val="20"/>
+        </w:rPr>
+        <w:t xml:space="preserve"> </w:t>
+      </w:r>
+      <w:r>
+        <w:rPr>
+          <w:rFonts w:cstheme="minorHAnsi"/>
+          <w:sz w:val="20"/>
+          <w:szCs w:val="20"/>
+        </w:rPr>
+        <w:t xml:space="preserve">humility </w:t>
+      </w:r>
+      <w:r>
+        <w:rPr>
+          <w:rFonts w:cstheme="minorHAnsi"/>
+          <w:sz w:val="20"/>
+          <w:szCs w:val="20"/>
+        </w:rPr>
+        <w:t>with</w:t>
+      </w:r>
+      <w:r>
+        <w:rPr>
+          <w:rFonts w:cstheme="minorHAnsi"/>
+          <w:sz w:val="20"/>
+          <w:szCs w:val="20"/>
+        </w:rPr>
+        <w:t xml:space="preserve"> God</w:t>
+      </w:r>
+      <w:r>
+        <w:rPr>
+          <w:rFonts w:cstheme="minorHAnsi"/>
+          <w:sz w:val="20"/>
+          <w:szCs w:val="20"/>
+        </w:rPr>
+        <w:t>)</w:t>
+      </w:r>
+      <w:r>
+        <w:rPr>
+          <w:rFonts w:cstheme="minorHAnsi"/>
+          <w:sz w:val="20"/>
+          <w:szCs w:val="20"/>
+        </w:rPr>
+        <w:t>.</w:t>
+      </w:r>
     </w:p>
     <w:p>
       <w:pPr>
@@ -5660,7 +6007,7 @@
       </w:r>
     </w:p>
     <w:p>
-      <w:hyperlink r:id="rId68" w:history="1">
+      <w:hyperlink r:id="rId69" w:history="1">
         <w:r>
           <w:rPr>
             <w:rStyle w:val="Hyperlink"/>
@@ -5677,7 +6024,7 @@
           <w:szCs w:val="20"/>
         </w:rPr>
       </w:pPr>
-      <w:hyperlink r:id="rId69" w:history="1">
+      <w:hyperlink r:id="rId70" w:history="1">
         <w:r>
           <w:rPr>
             <w:rStyle w:val="Hyperlink"/>
@@ -5743,7 +6090,7 @@
       </w:pPr>
     </w:p>
     <w:sectPr>
-      <w:footerReference w:type="default" r:id="rId70"/>
+      <w:footerReference w:type="default" r:id="rId71"/>
       <w:pgSz w:w="12240" w:h="15840"/>
       <w:pgMar w:top="1440" w:right="1440" w:bottom="1530" w:left="1440" w:header="0" w:footer="720" w:gutter="0"/>
       <w:cols w:space="720"/>
@@ -7151,6 +7498,155 @@
     </w:lvl>
   </w:abstractNum>
   <w:abstractNum w:abstractNumId="9" w15:restartNumberingAfterBreak="0">
+    <w:nsid w:val="2A954C87"/>
+    <w:multiLevelType w:val="multilevel"/>
+    <w:tmpl w:val="417C8A5A"/>
+    <w:lvl w:ilvl="0">
+      <w:start w:val="1"/>
+      <w:numFmt w:val="bullet"/>
+      <w:lvlText w:val=""/>
+      <w:lvlJc w:val="left"/>
+      <w:pPr>
+        <w:tabs>
+          <w:tab w:val="num" w:pos="720"/>
+        </w:tabs>
+        <w:ind w:left="720" w:hanging="360"/>
+      </w:pPr>
+      <w:rPr>
+        <w:rFonts w:ascii="Symbol" w:hAnsi="Symbol" w:hint="default"/>
+        <w:sz w:val="20"/>
+      </w:rPr>
+    </w:lvl>
+    <w:lvl w:ilvl="1" w:tentative="1">
+      <w:start w:val="1"/>
+      <w:numFmt w:val="bullet"/>
+      <w:lvlText w:val="o"/>
+      <w:lvlJc w:val="left"/>
+      <w:pPr>
+        <w:tabs>
+          <w:tab w:val="num" w:pos="1440"/>
+        </w:tabs>
+        <w:ind w:left="1440" w:hanging="360"/>
+      </w:pPr>
+      <w:rPr>
+        <w:rFonts w:ascii="Courier New" w:hAnsi="Courier New" w:hint="default"/>
+        <w:sz w:val="20"/>
+      </w:rPr>
+    </w:lvl>
+    <w:lvl w:ilvl="2" w:tentative="1">
+      <w:start w:val="1"/>
+      <w:numFmt w:val="bullet"/>
+      <w:lvlText w:val=""/>
+      <w:lvlJc w:val="left"/>
+      <w:pPr>
+        <w:tabs>
+          <w:tab w:val="num" w:pos="2160"/>
+        </w:tabs>
+        <w:ind w:left="2160" w:hanging="360"/>
+      </w:pPr>
+      <w:rPr>
+        <w:rFonts w:ascii="Wingdings" w:hAnsi="Wingdings" w:hint="default"/>
+        <w:sz w:val="20"/>
+      </w:rPr>
+    </w:lvl>
+    <w:lvl w:ilvl="3" w:tentative="1">
+      <w:start w:val="1"/>
+      <w:numFmt w:val="bullet"/>
+      <w:lvlText w:val=""/>
+      <w:lvlJc w:val="left"/>
+      <w:pPr>
+        <w:tabs>
+          <w:tab w:val="num" w:pos="2880"/>
+        </w:tabs>
+        <w:ind w:left="2880" w:hanging="360"/>
+      </w:pPr>
+      <w:rPr>
+        <w:rFonts w:ascii="Wingdings" w:hAnsi="Wingdings" w:hint="default"/>
+        <w:sz w:val="20"/>
+      </w:rPr>
+    </w:lvl>
+    <w:lvl w:ilvl="4" w:tentative="1">
+      <w:start w:val="1"/>
+      <w:numFmt w:val="bullet"/>
+      <w:lvlText w:val=""/>
+      <w:lvlJc w:val="left"/>
+      <w:pPr>
+        <w:tabs>
+          <w:tab w:val="num" w:pos="3600"/>
+        </w:tabs>
+        <w:ind w:left="3600" w:hanging="360"/>
+      </w:pPr>
+      <w:rPr>
+        <w:rFonts w:ascii="Wingdings" w:hAnsi="Wingdings" w:hint="default"/>
+        <w:sz w:val="20"/>
+      </w:rPr>
+    </w:lvl>
+    <w:lvl w:ilvl="5" w:tentative="1">
+      <w:start w:val="1"/>
+      <w:numFmt w:val="bullet"/>
+      <w:lvlText w:val=""/>
+      <w:lvlJc w:val="left"/>
+      <w:pPr>
+        <w:tabs>
+          <w:tab w:val="num" w:pos="4320"/>
+        </w:tabs>
+        <w:ind w:left="4320" w:hanging="360"/>
+      </w:pPr>
+      <w:rPr>
+        <w:rFonts w:ascii="Wingdings" w:hAnsi="Wingdings" w:hint="default"/>
+        <w:sz w:val="20"/>
+      </w:rPr>
+    </w:lvl>
+    <w:lvl w:ilvl="6" w:tentative="1">
+      <w:start w:val="1"/>
+      <w:numFmt w:val="bullet"/>
+      <w:lvlText w:val=""/>
+      <w:lvlJc w:val="left"/>
+      <w:pPr>
+        <w:tabs>
+          <w:tab w:val="num" w:pos="5040"/>
+        </w:tabs>
+        <w:ind w:left="5040" w:hanging="360"/>
+      </w:pPr>
+      <w:rPr>
+        <w:rFonts w:ascii="Wingdings" w:hAnsi="Wingdings" w:hint="default"/>
+        <w:sz w:val="20"/>
+      </w:rPr>
+    </w:lvl>
+    <w:lvl w:ilvl="7" w:tentative="1">
+      <w:start w:val="1"/>
+      <w:numFmt w:val="bullet"/>
+      <w:lvlText w:val=""/>
+      <w:lvlJc w:val="left"/>
+      <w:pPr>
+        <w:tabs>
+          <w:tab w:val="num" w:pos="5760"/>
+        </w:tabs>
+        <w:ind w:left="5760" w:hanging="360"/>
+      </w:pPr>
+      <w:rPr>
+        <w:rFonts w:ascii="Wingdings" w:hAnsi="Wingdings" w:hint="default"/>
+        <w:sz w:val="20"/>
+      </w:rPr>
+    </w:lvl>
+    <w:lvl w:ilvl="8" w:tentative="1">
+      <w:start w:val="1"/>
+      <w:numFmt w:val="bullet"/>
+      <w:lvlText w:val=""/>
+      <w:lvlJc w:val="left"/>
+      <w:pPr>
+        <w:tabs>
+          <w:tab w:val="num" w:pos="6480"/>
+        </w:tabs>
+        <w:ind w:left="6480" w:hanging="360"/>
+      </w:pPr>
+      <w:rPr>
+        <w:rFonts w:ascii="Wingdings" w:hAnsi="Wingdings" w:hint="default"/>
+        <w:sz w:val="20"/>
+      </w:rPr>
+    </w:lvl>
+  </w:abstractNum>
+  <w:abstractNum w:abstractNumId="10" w15:restartNumberingAfterBreak="0">
     <w:nsid w:val="2C223E73"/>
     <w:multiLevelType w:val="multilevel"/>
     <w:tmpl w:val="228225D0"/>
@@ -7299,7 +7795,7 @@
       </w:rPr>
     </w:lvl>
   </w:abstractNum>
-  <w:abstractNum w:abstractNumId="10" w15:restartNumberingAfterBreak="0">
+  <w:abstractNum w:abstractNumId="11" w15:restartNumberingAfterBreak="0">
     <w:nsid w:val="2D5E2663"/>
     <w:multiLevelType w:val="multilevel"/>
     <w:tmpl w:val="AE06BBD6"/>
@@ -7448,7 +7944,156 @@
       </w:rPr>
     </w:lvl>
   </w:abstractNum>
-  <w:abstractNum w:abstractNumId="11" w15:restartNumberingAfterBreak="0">
+  <w:abstractNum w:abstractNumId="12" w15:restartNumberingAfterBreak="0">
+    <w:nsid w:val="384B41DC"/>
+    <w:multiLevelType w:val="multilevel"/>
+    <w:tmpl w:val="A31E3AC6"/>
+    <w:lvl w:ilvl="0">
+      <w:start w:val="1"/>
+      <w:numFmt w:val="bullet"/>
+      <w:lvlText w:val=""/>
+      <w:lvlJc w:val="left"/>
+      <w:pPr>
+        <w:tabs>
+          <w:tab w:val="num" w:pos="720"/>
+        </w:tabs>
+        <w:ind w:left="720" w:hanging="360"/>
+      </w:pPr>
+      <w:rPr>
+        <w:rFonts w:ascii="Symbol" w:hAnsi="Symbol" w:hint="default"/>
+        <w:sz w:val="20"/>
+      </w:rPr>
+    </w:lvl>
+    <w:lvl w:ilvl="1" w:tentative="1">
+      <w:start w:val="1"/>
+      <w:numFmt w:val="bullet"/>
+      <w:lvlText w:val="o"/>
+      <w:lvlJc w:val="left"/>
+      <w:pPr>
+        <w:tabs>
+          <w:tab w:val="num" w:pos="1440"/>
+        </w:tabs>
+        <w:ind w:left="1440" w:hanging="360"/>
+      </w:pPr>
+      <w:rPr>
+        <w:rFonts w:ascii="Courier New" w:hAnsi="Courier New" w:hint="default"/>
+        <w:sz w:val="20"/>
+      </w:rPr>
+    </w:lvl>
+    <w:lvl w:ilvl="2" w:tentative="1">
+      <w:start w:val="1"/>
+      <w:numFmt w:val="bullet"/>
+      <w:lvlText w:val=""/>
+      <w:lvlJc w:val="left"/>
+      <w:pPr>
+        <w:tabs>
+          <w:tab w:val="num" w:pos="2160"/>
+        </w:tabs>
+        <w:ind w:left="2160" w:hanging="360"/>
+      </w:pPr>
+      <w:rPr>
+        <w:rFonts w:ascii="Wingdings" w:hAnsi="Wingdings" w:hint="default"/>
+        <w:sz w:val="20"/>
+      </w:rPr>
+    </w:lvl>
+    <w:lvl w:ilvl="3" w:tentative="1">
+      <w:start w:val="1"/>
+      <w:numFmt w:val="bullet"/>
+      <w:lvlText w:val=""/>
+      <w:lvlJc w:val="left"/>
+      <w:pPr>
+        <w:tabs>
+          <w:tab w:val="num" w:pos="2880"/>
+        </w:tabs>
+        <w:ind w:left="2880" w:hanging="360"/>
+      </w:pPr>
+      <w:rPr>
+        <w:rFonts w:ascii="Wingdings" w:hAnsi="Wingdings" w:hint="default"/>
+        <w:sz w:val="20"/>
+      </w:rPr>
+    </w:lvl>
+    <w:lvl w:ilvl="4" w:tentative="1">
+      <w:start w:val="1"/>
+      <w:numFmt w:val="bullet"/>
+      <w:lvlText w:val=""/>
+      <w:lvlJc w:val="left"/>
+      <w:pPr>
+        <w:tabs>
+          <w:tab w:val="num" w:pos="3600"/>
+        </w:tabs>
+        <w:ind w:left="3600" w:hanging="360"/>
+      </w:pPr>
+      <w:rPr>
+        <w:rFonts w:ascii="Wingdings" w:hAnsi="Wingdings" w:hint="default"/>
+        <w:sz w:val="20"/>
+      </w:rPr>
+    </w:lvl>
+    <w:lvl w:ilvl="5" w:tentative="1">
+      <w:start w:val="1"/>
+      <w:numFmt w:val="bullet"/>
+      <w:lvlText w:val=""/>
+      <w:lvlJc w:val="left"/>
+      <w:pPr>
+        <w:tabs>
+          <w:tab w:val="num" w:pos="4320"/>
+        </w:tabs>
+        <w:ind w:left="4320" w:hanging="360"/>
+      </w:pPr>
+      <w:rPr>
+        <w:rFonts w:ascii="Wingdings" w:hAnsi="Wingdings" w:hint="default"/>
+        <w:sz w:val="20"/>
+      </w:rPr>
+    </w:lvl>
+    <w:lvl w:ilvl="6" w:tentative="1">
+      <w:start w:val="1"/>
+      <w:numFmt w:val="bullet"/>
+      <w:lvlText w:val=""/>
+      <w:lvlJc w:val="left"/>
+      <w:pPr>
+        <w:tabs>
+          <w:tab w:val="num" w:pos="5040"/>
+        </w:tabs>
+        <w:ind w:left="5040" w:hanging="360"/>
+      </w:pPr>
+      <w:rPr>
+        <w:rFonts w:ascii="Wingdings" w:hAnsi="Wingdings" w:hint="default"/>
+        <w:sz w:val="20"/>
+      </w:rPr>
+    </w:lvl>
+    <w:lvl w:ilvl="7" w:tentative="1">
+      <w:start w:val="1"/>
+      <w:numFmt w:val="bullet"/>
+      <w:lvlText w:val=""/>
+      <w:lvlJc w:val="left"/>
+      <w:pPr>
+        <w:tabs>
+          <w:tab w:val="num" w:pos="5760"/>
+        </w:tabs>
+        <w:ind w:left="5760" w:hanging="360"/>
+      </w:pPr>
+      <w:rPr>
+        <w:rFonts w:ascii="Wingdings" w:hAnsi="Wingdings" w:hint="default"/>
+        <w:sz w:val="20"/>
+      </w:rPr>
+    </w:lvl>
+    <w:lvl w:ilvl="8" w:tentative="1">
+      <w:start w:val="1"/>
+      <w:numFmt w:val="bullet"/>
+      <w:lvlText w:val=""/>
+      <w:lvlJc w:val="left"/>
+      <w:pPr>
+        <w:tabs>
+          <w:tab w:val="num" w:pos="6480"/>
+        </w:tabs>
+        <w:ind w:left="6480" w:hanging="360"/>
+      </w:pPr>
+      <w:rPr>
+        <w:rFonts w:ascii="Wingdings" w:hAnsi="Wingdings" w:hint="default"/>
+        <w:sz w:val="20"/>
+      </w:rPr>
+    </w:lvl>
+  </w:abstractNum>
+  <w:abstractNum w:abstractNumId="13" w15:restartNumberingAfterBreak="0">
     <w:nsid w:val="3A4A5D43"/>
     <w:multiLevelType w:val="multilevel"/>
     <w:tmpl w:val="50E60C10"/>
@@ -7597,7 +8242,7 @@
       </w:rPr>
     </w:lvl>
   </w:abstractNum>
-  <w:abstractNum w:abstractNumId="12" w15:restartNumberingAfterBreak="0">
+  <w:abstractNum w:abstractNumId="14" w15:restartNumberingAfterBreak="0">
     <w:nsid w:val="3B1F4E5C"/>
     <w:multiLevelType w:val="multilevel"/>
     <w:tmpl w:val="C8DC3704"/>
@@ -7746,7 +8391,7 @@
       </w:rPr>
     </w:lvl>
   </w:abstractNum>
-  <w:abstractNum w:abstractNumId="13" w15:restartNumberingAfterBreak="0">
+  <w:abstractNum w:abstractNumId="15" w15:restartNumberingAfterBreak="0">
     <w:nsid w:val="3D2F6733"/>
     <w:multiLevelType w:val="multilevel"/>
     <w:tmpl w:val="B9243440"/>
@@ -7895,7 +8540,7 @@
       </w:rPr>
     </w:lvl>
   </w:abstractNum>
-  <w:abstractNum w:abstractNumId="14" w15:restartNumberingAfterBreak="0">
+  <w:abstractNum w:abstractNumId="16" w15:restartNumberingAfterBreak="0">
     <w:nsid w:val="49AD3FA6"/>
     <w:multiLevelType w:val="multilevel"/>
     <w:tmpl w:val="016C008E"/>
@@ -8044,7 +8689,7 @@
       </w:rPr>
     </w:lvl>
   </w:abstractNum>
-  <w:abstractNum w:abstractNumId="15" w15:restartNumberingAfterBreak="0">
+  <w:abstractNum w:abstractNumId="17" w15:restartNumberingAfterBreak="0">
     <w:nsid w:val="51591C76"/>
     <w:multiLevelType w:val="multilevel"/>
     <w:tmpl w:val="3C7479DA"/>
@@ -8193,7 +8838,7 @@
       </w:rPr>
     </w:lvl>
   </w:abstractNum>
-  <w:abstractNum w:abstractNumId="16" w15:restartNumberingAfterBreak="0">
+  <w:abstractNum w:abstractNumId="18" w15:restartNumberingAfterBreak="0">
     <w:nsid w:val="51FD15E0"/>
     <w:multiLevelType w:val="multilevel"/>
     <w:tmpl w:val="EAE05A36"/>
@@ -8342,7 +8987,7 @@
       </w:rPr>
     </w:lvl>
   </w:abstractNum>
-  <w:abstractNum w:abstractNumId="17" w15:restartNumberingAfterBreak="0">
+  <w:abstractNum w:abstractNumId="19" w15:restartNumberingAfterBreak="0">
     <w:nsid w:val="52AC58C6"/>
     <w:multiLevelType w:val="multilevel"/>
     <w:tmpl w:val="BBEE5348"/>
@@ -8491,7 +9136,7 @@
       </w:rPr>
     </w:lvl>
   </w:abstractNum>
-  <w:abstractNum w:abstractNumId="18" w15:restartNumberingAfterBreak="0">
+  <w:abstractNum w:abstractNumId="20" w15:restartNumberingAfterBreak="0">
     <w:nsid w:val="608226D7"/>
     <w:multiLevelType w:val="multilevel"/>
     <w:tmpl w:val="62FCD154"/>
@@ -8640,7 +9285,7 @@
       </w:rPr>
     </w:lvl>
   </w:abstractNum>
-  <w:abstractNum w:abstractNumId="19" w15:restartNumberingAfterBreak="0">
+  <w:abstractNum w:abstractNumId="21" w15:restartNumberingAfterBreak="0">
     <w:nsid w:val="63981415"/>
     <w:multiLevelType w:val="multilevel"/>
     <w:tmpl w:val="37EEED2E"/>
@@ -8789,7 +9434,156 @@
       </w:rPr>
     </w:lvl>
   </w:abstractNum>
-  <w:abstractNum w:abstractNumId="20" w15:restartNumberingAfterBreak="0">
+  <w:abstractNum w:abstractNumId="22" w15:restartNumberingAfterBreak="0">
+    <w:nsid w:val="63FD33A9"/>
+    <w:multiLevelType w:val="multilevel"/>
+    <w:tmpl w:val="30DE29C4"/>
+    <w:lvl w:ilvl="0">
+      <w:start w:val="1"/>
+      <w:numFmt w:val="bullet"/>
+      <w:lvlText w:val=""/>
+      <w:lvlJc w:val="left"/>
+      <w:pPr>
+        <w:tabs>
+          <w:tab w:val="num" w:pos="720"/>
+        </w:tabs>
+        <w:ind w:left="720" w:hanging="360"/>
+      </w:pPr>
+      <w:rPr>
+        <w:rFonts w:ascii="Symbol" w:hAnsi="Symbol" w:hint="default"/>
+        <w:sz w:val="20"/>
+      </w:rPr>
+    </w:lvl>
+    <w:lvl w:ilvl="1" w:tentative="1">
+      <w:start w:val="1"/>
+      <w:numFmt w:val="bullet"/>
+      <w:lvlText w:val="o"/>
+      <w:lvlJc w:val="left"/>
+      <w:pPr>
+        <w:tabs>
+          <w:tab w:val="num" w:pos="1440"/>
+        </w:tabs>
+        <w:ind w:left="1440" w:hanging="360"/>
+      </w:pPr>
+      <w:rPr>
+        <w:rFonts w:ascii="Courier New" w:hAnsi="Courier New" w:hint="default"/>
+        <w:sz w:val="20"/>
+      </w:rPr>
+    </w:lvl>
+    <w:lvl w:ilvl="2" w:tentative="1">
+      <w:start w:val="1"/>
+      <w:numFmt w:val="bullet"/>
+      <w:lvlText w:val=""/>
+      <w:lvlJc w:val="left"/>
+      <w:pPr>
+        <w:tabs>
+          <w:tab w:val="num" w:pos="2160"/>
+        </w:tabs>
+        <w:ind w:left="2160" w:hanging="360"/>
+      </w:pPr>
+      <w:rPr>
+        <w:rFonts w:ascii="Wingdings" w:hAnsi="Wingdings" w:hint="default"/>
+        <w:sz w:val="20"/>
+      </w:rPr>
+    </w:lvl>
+    <w:lvl w:ilvl="3" w:tentative="1">
+      <w:start w:val="1"/>
+      <w:numFmt w:val="bullet"/>
+      <w:lvlText w:val=""/>
+      <w:lvlJc w:val="left"/>
+      <w:pPr>
+        <w:tabs>
+          <w:tab w:val="num" w:pos="2880"/>
+        </w:tabs>
+        <w:ind w:left="2880" w:hanging="360"/>
+      </w:pPr>
+      <w:rPr>
+        <w:rFonts w:ascii="Wingdings" w:hAnsi="Wingdings" w:hint="default"/>
+        <w:sz w:val="20"/>
+      </w:rPr>
+    </w:lvl>
+    <w:lvl w:ilvl="4" w:tentative="1">
+      <w:start w:val="1"/>
+      <w:numFmt w:val="bullet"/>
+      <w:lvlText w:val=""/>
+      <w:lvlJc w:val="left"/>
+      <w:pPr>
+        <w:tabs>
+          <w:tab w:val="num" w:pos="3600"/>
+        </w:tabs>
+        <w:ind w:left="3600" w:hanging="360"/>
+      </w:pPr>
+      <w:rPr>
+        <w:rFonts w:ascii="Wingdings" w:hAnsi="Wingdings" w:hint="default"/>
+        <w:sz w:val="20"/>
+      </w:rPr>
+    </w:lvl>
+    <w:lvl w:ilvl="5" w:tentative="1">
+      <w:start w:val="1"/>
+      <w:numFmt w:val="bullet"/>
+      <w:lvlText w:val=""/>
+      <w:lvlJc w:val="left"/>
+      <w:pPr>
+        <w:tabs>
+          <w:tab w:val="num" w:pos="4320"/>
+        </w:tabs>
+        <w:ind w:left="4320" w:hanging="360"/>
+      </w:pPr>
+      <w:rPr>
+        <w:rFonts w:ascii="Wingdings" w:hAnsi="Wingdings" w:hint="default"/>
+        <w:sz w:val="20"/>
+      </w:rPr>
+    </w:lvl>
+    <w:lvl w:ilvl="6" w:tentative="1">
+      <w:start w:val="1"/>
+      <w:numFmt w:val="bullet"/>
+      <w:lvlText w:val=""/>
+      <w:lvlJc w:val="left"/>
+      <w:pPr>
+        <w:tabs>
+          <w:tab w:val="num" w:pos="5040"/>
+        </w:tabs>
+        <w:ind w:left="5040" w:hanging="360"/>
+      </w:pPr>
+      <w:rPr>
+        <w:rFonts w:ascii="Wingdings" w:hAnsi="Wingdings" w:hint="default"/>
+        <w:sz w:val="20"/>
+      </w:rPr>
+    </w:lvl>
+    <w:lvl w:ilvl="7" w:tentative="1">
+      <w:start w:val="1"/>
+      <w:numFmt w:val="bullet"/>
+      <w:lvlText w:val=""/>
+      <w:lvlJc w:val="left"/>
+      <w:pPr>
+        <w:tabs>
+          <w:tab w:val="num" w:pos="5760"/>
+        </w:tabs>
+        <w:ind w:left="5760" w:hanging="360"/>
+      </w:pPr>
+      <w:rPr>
+        <w:rFonts w:ascii="Wingdings" w:hAnsi="Wingdings" w:hint="default"/>
+        <w:sz w:val="20"/>
+      </w:rPr>
+    </w:lvl>
+    <w:lvl w:ilvl="8" w:tentative="1">
+      <w:start w:val="1"/>
+      <w:numFmt w:val="bullet"/>
+      <w:lvlText w:val=""/>
+      <w:lvlJc w:val="left"/>
+      <w:pPr>
+        <w:tabs>
+          <w:tab w:val="num" w:pos="6480"/>
+        </w:tabs>
+        <w:ind w:left="6480" w:hanging="360"/>
+      </w:pPr>
+      <w:rPr>
+        <w:rFonts w:ascii="Wingdings" w:hAnsi="Wingdings" w:hint="default"/>
+        <w:sz w:val="20"/>
+      </w:rPr>
+    </w:lvl>
+  </w:abstractNum>
+  <w:abstractNum w:abstractNumId="23" w15:restartNumberingAfterBreak="0">
     <w:nsid w:val="647A5B10"/>
     <w:multiLevelType w:val="multilevel"/>
     <w:tmpl w:val="A1527222"/>
@@ -8938,7 +9732,7 @@
       </w:rPr>
     </w:lvl>
   </w:abstractNum>
-  <w:abstractNum w:abstractNumId="21" w15:restartNumberingAfterBreak="0">
+  <w:abstractNum w:abstractNumId="24" w15:restartNumberingAfterBreak="0">
     <w:nsid w:val="6D9F3871"/>
     <w:multiLevelType w:val="multilevel"/>
     <w:tmpl w:val="049A011A"/>
@@ -9087,7 +9881,7 @@
       </w:rPr>
     </w:lvl>
   </w:abstractNum>
-  <w:abstractNum w:abstractNumId="22" w15:restartNumberingAfterBreak="0">
+  <w:abstractNum w:abstractNumId="25" w15:restartNumberingAfterBreak="0">
     <w:nsid w:val="6E410EDC"/>
     <w:multiLevelType w:val="multilevel"/>
     <w:tmpl w:val="A52277D0"/>
@@ -9236,7 +10030,7 @@
       </w:rPr>
     </w:lvl>
   </w:abstractNum>
-  <w:abstractNum w:abstractNumId="23" w15:restartNumberingAfterBreak="0">
+  <w:abstractNum w:abstractNumId="26" w15:restartNumberingAfterBreak="0">
     <w:nsid w:val="6FA31C71"/>
     <w:multiLevelType w:val="multilevel"/>
     <w:tmpl w:val="AA5AD366"/>
@@ -9385,7 +10179,7 @@
       </w:rPr>
     </w:lvl>
   </w:abstractNum>
-  <w:abstractNum w:abstractNumId="24" w15:restartNumberingAfterBreak="0">
+  <w:abstractNum w:abstractNumId="27" w15:restartNumberingAfterBreak="0">
     <w:nsid w:val="71260ECE"/>
     <w:multiLevelType w:val="multilevel"/>
     <w:tmpl w:val="3592A554"/>
@@ -9534,7 +10328,7 @@
       </w:rPr>
     </w:lvl>
   </w:abstractNum>
-  <w:abstractNum w:abstractNumId="25" w15:restartNumberingAfterBreak="0">
+  <w:abstractNum w:abstractNumId="28" w15:restartNumberingAfterBreak="0">
     <w:nsid w:val="75B4584C"/>
     <w:multiLevelType w:val="multilevel"/>
     <w:tmpl w:val="5360FBFA"/>
@@ -9683,7 +10477,7 @@
       </w:rPr>
     </w:lvl>
   </w:abstractNum>
-  <w:abstractNum w:abstractNumId="26" w15:restartNumberingAfterBreak="0">
+  <w:abstractNum w:abstractNumId="29" w15:restartNumberingAfterBreak="0">
     <w:nsid w:val="7C4A6E81"/>
     <w:multiLevelType w:val="multilevel"/>
     <w:tmpl w:val="0F882C30"/>
@@ -9832,7 +10626,7 @@
       </w:rPr>
     </w:lvl>
   </w:abstractNum>
-  <w:abstractNum w:abstractNumId="27" w15:restartNumberingAfterBreak="0">
+  <w:abstractNum w:abstractNumId="30" w15:restartNumberingAfterBreak="0">
     <w:nsid w:val="7D2005DA"/>
     <w:multiLevelType w:val="multilevel"/>
     <w:tmpl w:val="6D607822"/>
@@ -9982,16 +10776,16 @@
     </w:lvl>
   </w:abstractNum>
   <w:num w:numId="1" w16cid:durableId="589042534">
-    <w:abstractNumId w:val="27"/>
+    <w:abstractNumId w:val="30"/>
   </w:num>
   <w:num w:numId="2" w16cid:durableId="632755494">
-    <w:abstractNumId w:val="16"/>
+    <w:abstractNumId w:val="18"/>
   </w:num>
   <w:num w:numId="3" w16cid:durableId="718167228">
-    <w:abstractNumId w:val="25"/>
+    <w:abstractNumId w:val="28"/>
   </w:num>
   <w:num w:numId="4" w16cid:durableId="426275593">
-    <w:abstractNumId w:val="15"/>
+    <w:abstractNumId w:val="17"/>
   </w:num>
   <w:num w:numId="5" w16cid:durableId="1223519436">
     <w:abstractNumId w:val="1"/>
@@ -10000,34 +10794,34 @@
     <w:abstractNumId w:val="4"/>
   </w:num>
   <w:num w:numId="7" w16cid:durableId="97801216">
-    <w:abstractNumId w:val="22"/>
+    <w:abstractNumId w:val="25"/>
   </w:num>
   <w:num w:numId="8" w16cid:durableId="498891688">
-    <w:abstractNumId w:val="11"/>
+    <w:abstractNumId w:val="13"/>
   </w:num>
   <w:num w:numId="9" w16cid:durableId="801315586">
     <w:abstractNumId w:val="8"/>
   </w:num>
   <w:num w:numId="10" w16cid:durableId="2098136264">
-    <w:abstractNumId w:val="13"/>
+    <w:abstractNumId w:val="15"/>
   </w:num>
   <w:num w:numId="11" w16cid:durableId="926234776">
-    <w:abstractNumId w:val="23"/>
+    <w:abstractNumId w:val="26"/>
   </w:num>
   <w:num w:numId="12" w16cid:durableId="1155995746">
-    <w:abstractNumId w:val="21"/>
+    <w:abstractNumId w:val="24"/>
   </w:num>
   <w:num w:numId="13" w16cid:durableId="1281690872">
     <w:abstractNumId w:val="3"/>
   </w:num>
   <w:num w:numId="14" w16cid:durableId="1401293231">
-    <w:abstractNumId w:val="26"/>
+    <w:abstractNumId w:val="29"/>
   </w:num>
   <w:num w:numId="15" w16cid:durableId="927733132">
-    <w:abstractNumId w:val="17"/>
+    <w:abstractNumId w:val="19"/>
   </w:num>
   <w:num w:numId="16" w16cid:durableId="124586206">
-    <w:abstractNumId w:val="12"/>
+    <w:abstractNumId w:val="14"/>
   </w:num>
   <w:num w:numId="17" w16cid:durableId="687488457">
     <w:abstractNumId w:val="2"/>
@@ -10036,34 +10830,43 @@
     <w:abstractNumId w:val="6"/>
   </w:num>
   <w:num w:numId="19" w16cid:durableId="69161788">
-    <w:abstractNumId w:val="20"/>
+    <w:abstractNumId w:val="23"/>
   </w:num>
   <w:num w:numId="20" w16cid:durableId="308630020">
     <w:abstractNumId w:val="0"/>
   </w:num>
   <w:num w:numId="21" w16cid:durableId="206189579">
-    <w:abstractNumId w:val="18"/>
+    <w:abstractNumId w:val="20"/>
   </w:num>
   <w:num w:numId="22" w16cid:durableId="191383602">
     <w:abstractNumId w:val="5"/>
   </w:num>
   <w:num w:numId="23" w16cid:durableId="1357076129">
-    <w:abstractNumId w:val="19"/>
+    <w:abstractNumId w:val="21"/>
   </w:num>
   <w:num w:numId="24" w16cid:durableId="1885484536">
-    <w:abstractNumId w:val="9"/>
+    <w:abstractNumId w:val="10"/>
   </w:num>
   <w:num w:numId="25" w16cid:durableId="1231694018">
-    <w:abstractNumId w:val="10"/>
+    <w:abstractNumId w:val="11"/>
   </w:num>
   <w:num w:numId="26" w16cid:durableId="1108624604">
-    <w:abstractNumId w:val="14"/>
+    <w:abstractNumId w:val="16"/>
   </w:num>
   <w:num w:numId="27" w16cid:durableId="472452667">
-    <w:abstractNumId w:val="24"/>
+    <w:abstractNumId w:val="27"/>
   </w:num>
   <w:num w:numId="28" w16cid:durableId="1555390318">
     <w:abstractNumId w:val="7"/>
+  </w:num>
+  <w:num w:numId="29" w16cid:durableId="125004879">
+    <w:abstractNumId w:val="9"/>
+  </w:num>
+  <w:num w:numId="30" w16cid:durableId="1560239218">
+    <w:abstractNumId w:val="22"/>
+  </w:num>
+  <w:num w:numId="31" w16cid:durableId="130023498">
+    <w:abstractNumId w:val="12"/>
   </w:num>
   <w:numIdMacAtCleanup w:val="4"/>
 </w:numbering>

--- a/Church/2026/2026_0912_MenloChurch.docx
+++ b/Church/2026/2026_0912_MenloChurch.docx
@@ -2474,8 +2474,18 @@
           <w:sz w:val="20"/>
           <w:szCs w:val="20"/>
         </w:rPr>
-        <w:t>Bethany Church·Bethany</w:t>
-      </w:r>
+        <w:t xml:space="preserve">Bethany </w:t>
+      </w:r>
+      <w:proofErr w:type="spellStart"/>
+      <w:r>
+        <w:rPr>
+          <w:rFonts w:cstheme="minorHAnsi"/>
+          <w:sz w:val="20"/>
+          <w:szCs w:val="20"/>
+        </w:rPr>
+        <w:t>Church·Bethany</w:t>
+      </w:r>
+      <w:proofErr w:type="spellEnd"/>
     </w:p>
     <w:p>
       <w:pPr>
@@ -2519,13 +2529,23 @@
           <w:szCs w:val="20"/>
         </w:rPr>
       </w:pPr>
-      <w:r>
-        <w:rPr>
-          <w:rFonts w:cstheme="minorHAnsi"/>
-          <w:sz w:val="20"/>
-          <w:szCs w:val="20"/>
-        </w:rPr>
-        <w:t>Facebook·FORUM by Clergy Coaching Network</w:t>
+      <w:proofErr w:type="spellStart"/>
+      <w:r>
+        <w:rPr>
+          <w:rFonts w:cstheme="minorHAnsi"/>
+          <w:sz w:val="20"/>
+          <w:szCs w:val="20"/>
+        </w:rPr>
+        <w:t>Facebook·FORUM</w:t>
+      </w:r>
+      <w:proofErr w:type="spellEnd"/>
+      <w:r>
+        <w:rPr>
+          <w:rFonts w:cstheme="minorHAnsi"/>
+          <w:sz w:val="20"/>
+          <w:szCs w:val="20"/>
+        </w:rPr>
+        <w:t xml:space="preserve"> by Clergy Coaching Network</w:t>
       </w:r>
     </w:p>
     <w:p>
@@ -2611,7 +2631,25 @@
           <w:szCs w:val="20"/>
         </w:rPr>
         <w:lastRenderedPageBreak/>
-        <w:t>The Vapor (Focus: Sacrificial Developer) | Menlo Church Week 4 The Vapor (Focus: Sacrificial Developer) James closes with a warnin...</w:t>
+        <w:t xml:space="preserve">The Vapor (Focus: Sacrificial Developer) | Menlo Church Week 4 The Vapor (Focus: Sacrificial Developer) James closes with a </w:t>
+      </w:r>
+      <w:proofErr w:type="spellStart"/>
+      <w:r>
+        <w:rPr>
+          <w:rFonts w:cstheme="minorHAnsi"/>
+          <w:sz w:val="20"/>
+          <w:szCs w:val="20"/>
+        </w:rPr>
+        <w:t>warnin</w:t>
+      </w:r>
+      <w:proofErr w:type="spellEnd"/>
+      <w:r>
+        <w:rPr>
+          <w:rFonts w:cstheme="minorHAnsi"/>
+          <w:sz w:val="20"/>
+          <w:szCs w:val="20"/>
+        </w:rPr>
+        <w:t>...</w:t>
       </w:r>
     </w:p>
     <w:p>
@@ -3529,8 +3567,18 @@
           <w:sz w:val="20"/>
           <w:szCs w:val="20"/>
         </w:rPr>
-        <w:t>Menlo Church Podcasts - Podbean</w:t>
-      </w:r>
+        <w:t xml:space="preserve">Menlo Church Podcasts - </w:t>
+      </w:r>
+      <w:proofErr w:type="spellStart"/>
+      <w:r>
+        <w:rPr>
+          <w:rFonts w:cstheme="minorHAnsi"/>
+          <w:sz w:val="20"/>
+          <w:szCs w:val="20"/>
+        </w:rPr>
+        <w:t>Podbean</w:t>
+      </w:r>
+      <w:proofErr w:type="spellEnd"/>
     </w:p>
     <w:p>
       <w:pPr>
@@ -4599,31 +4647,7 @@
           <w:sz w:val="20"/>
           <w:szCs w:val="20"/>
         </w:rPr>
-        <w:t>6</w:t>
-      </w:r>
-      <w:r>
-        <w:rPr>
-          <w:rFonts w:cstheme="minorHAnsi"/>
-          <w:sz w:val="20"/>
-          <w:szCs w:val="20"/>
-        </w:rPr>
-        <w:t>:</w:t>
-      </w:r>
-      <w:r>
-        <w:rPr>
-          <w:rFonts w:cstheme="minorHAnsi"/>
-          <w:sz w:val="20"/>
-          <w:szCs w:val="20"/>
-        </w:rPr>
-        <w:t>17</w:t>
-      </w:r>
-      <w:r>
-        <w:rPr>
-          <w:rFonts w:cstheme="minorHAnsi"/>
-          <w:sz w:val="20"/>
-          <w:szCs w:val="20"/>
-        </w:rPr>
-        <w:t>/33:40</w:t>
+        <w:t>6:17/33:40</w:t>
       </w:r>
     </w:p>
     <w:p>
@@ -4648,7 +4672,25 @@
           <w:sz w:val="20"/>
           <w:szCs w:val="20"/>
         </w:rPr>
-        <w:t xml:space="preserve"> said “One ting we should never do with a gift is pretend we bought or made it ourselves</w:t>
+        <w:t xml:space="preserve"> said “One </w:t>
+      </w:r>
+      <w:proofErr w:type="spellStart"/>
+      <w:r>
+        <w:rPr>
+          <w:rFonts w:cstheme="minorHAnsi"/>
+          <w:sz w:val="20"/>
+          <w:szCs w:val="20"/>
+        </w:rPr>
+        <w:t>ting</w:t>
+      </w:r>
+      <w:proofErr w:type="spellEnd"/>
+      <w:r>
+        <w:rPr>
+          <w:rFonts w:cstheme="minorHAnsi"/>
+          <w:sz w:val="20"/>
+          <w:szCs w:val="20"/>
+        </w:rPr>
+        <w:t xml:space="preserve"> we should never do with a gift is pretend we bought or made it ourselves</w:t>
       </w:r>
       <w:r>
         <w:rPr>
@@ -4746,36 +4788,21 @@
           <w:sz w:val="20"/>
           <w:szCs w:val="20"/>
         </w:rPr>
-        <w:t>6:</w:t>
-      </w:r>
-      <w:r>
-        <w:rPr>
-          <w:rFonts w:cstheme="minorHAnsi"/>
-          <w:sz w:val="20"/>
-          <w:szCs w:val="20"/>
-        </w:rPr>
-        <w:t>35</w:t>
-      </w:r>
-      <w:r>
-        <w:rPr>
-          <w:rFonts w:cstheme="minorHAnsi"/>
-          <w:sz w:val="20"/>
-          <w:szCs w:val="20"/>
-        </w:rPr>
-        <w:t>/33:40</w:t>
-      </w:r>
-    </w:p>
-    <w:p>
-      <w:pPr>
-        <w:rPr>
-          <w:rFonts w:cstheme="minorHAnsi"/>
-          <w:sz w:val="20"/>
-          <w:szCs w:val="20"/>
-        </w:rPr>
-      </w:pPr>
-      <w:r>
-        <w:rPr>
-          <w:rFonts w:cstheme="minorHAnsi"/>
+        <w:t>6:35/33:40</w:t>
+      </w:r>
+    </w:p>
+    <w:p>
+      <w:pPr>
+        <w:rPr>
+          <w:rFonts w:cstheme="minorHAnsi"/>
+          <w:sz w:val="20"/>
+          <w:szCs w:val="20"/>
+        </w:rPr>
+      </w:pPr>
+      <w:r>
+        <w:rPr>
+          <w:rFonts w:cstheme="minorHAnsi"/>
+          <w:noProof/>
           <w:sz w:val="20"/>
           <w:szCs w:val="20"/>
         </w:rPr>
@@ -5760,15 +5787,6 @@
           <w:szCs w:val="20"/>
         </w:rPr>
       </w:pPr>
-    </w:p>
-    <w:p>
-      <w:pPr>
-        <w:rPr>
-          <w:rFonts w:cstheme="minorHAnsi"/>
-          <w:sz w:val="20"/>
-          <w:szCs w:val="20"/>
-        </w:rPr>
-      </w:pPr>
       <w:r>
         <w:rPr>
           <w:rFonts w:cstheme="minorHAnsi"/>
@@ -5905,6 +5923,1729 @@
           <w:sz w:val="20"/>
           <w:szCs w:val="20"/>
         </w:rPr>
+        <w:t>7</w:t>
+      </w:r>
+      <w:r>
+        <w:rPr>
+          <w:rFonts w:cstheme="minorHAnsi"/>
+          <w:sz w:val="20"/>
+          <w:szCs w:val="20"/>
+        </w:rPr>
+        <w:t>:</w:t>
+      </w:r>
+      <w:r>
+        <w:rPr>
+          <w:rFonts w:cstheme="minorHAnsi"/>
+          <w:sz w:val="20"/>
+          <w:szCs w:val="20"/>
+        </w:rPr>
+        <w:t>03</w:t>
+      </w:r>
+      <w:r>
+        <w:rPr>
+          <w:rFonts w:cstheme="minorHAnsi"/>
+          <w:sz w:val="20"/>
+          <w:szCs w:val="20"/>
+        </w:rPr>
+        <w:t>/33:40</w:t>
+      </w:r>
+    </w:p>
+    <w:p>
+      <w:pPr>
+        <w:rPr>
+          <w:rFonts w:cstheme="minorHAnsi"/>
+          <w:sz w:val="20"/>
+          <w:szCs w:val="20"/>
+        </w:rPr>
+      </w:pPr>
+      <w:r>
+        <w:rPr>
+          <w:rFonts w:cstheme="minorHAnsi"/>
+          <w:sz w:val="20"/>
+          <w:szCs w:val="20"/>
+        </w:rPr>
+        <w:lastRenderedPageBreak/>
+        <w:drawing>
+          <wp:inline distT="0" distB="0" distL="0" distR="0" wp14:anchorId="667C10C7" wp14:editId="2B9E9302">
+            <wp:extent cx="5943600" cy="1193165"/>
+            <wp:effectExtent l="0" t="0" r="0" b="6985"/>
+            <wp:docPr id="192195907" name="Picture 1"/>
+            <wp:cNvGraphicFramePr>
+              <a:graphicFrameLocks xmlns:a="http://schemas.openxmlformats.org/drawingml/2006/main" noChangeAspect="1"/>
+            </wp:cNvGraphicFramePr>
+            <a:graphic xmlns:a="http://schemas.openxmlformats.org/drawingml/2006/main">
+              <a:graphicData uri="http://schemas.openxmlformats.org/drawingml/2006/picture">
+                <pic:pic xmlns:pic="http://schemas.openxmlformats.org/drawingml/2006/picture">
+                  <pic:nvPicPr>
+                    <pic:cNvPr id="192195907" name=""/>
+                    <pic:cNvPicPr/>
+                  </pic:nvPicPr>
+                  <pic:blipFill>
+                    <a:blip r:embed="rId69"/>
+                    <a:stretch>
+                      <a:fillRect/>
+                    </a:stretch>
+                  </pic:blipFill>
+                  <pic:spPr>
+                    <a:xfrm>
+                      <a:off x="0" y="0"/>
+                      <a:ext cx="5943600" cy="1193165"/>
+                    </a:xfrm>
+                    <a:prstGeom prst="rect">
+                      <a:avLst/>
+                    </a:prstGeom>
+                  </pic:spPr>
+                </pic:pic>
+              </a:graphicData>
+            </a:graphic>
+          </wp:inline>
+        </w:drawing>
+      </w:r>
+    </w:p>
+    <w:p>
+      <w:pPr>
+        <w:rPr>
+          <w:rFonts w:cstheme="minorHAnsi"/>
+          <w:sz w:val="20"/>
+          <w:szCs w:val="20"/>
+        </w:rPr>
+      </w:pPr>
+    </w:p>
+    <w:p>
+      <w:pPr>
+        <w:rPr>
+          <w:rFonts w:cstheme="minorHAnsi"/>
+          <w:sz w:val="20"/>
+          <w:szCs w:val="20"/>
+        </w:rPr>
+      </w:pPr>
+      <w:r>
+        <w:rPr>
+          <w:rFonts w:cstheme="minorHAnsi"/>
+          <w:sz w:val="20"/>
+          <w:szCs w:val="20"/>
+        </w:rPr>
+        <w:drawing>
+          <wp:inline distT="0" distB="0" distL="0" distR="0" wp14:anchorId="4CCA04AD" wp14:editId="42C63DF8">
+            <wp:extent cx="5943600" cy="2613025"/>
+            <wp:effectExtent l="0" t="0" r="0" b="0"/>
+            <wp:docPr id="482331721" name="Picture 1"/>
+            <wp:cNvGraphicFramePr>
+              <a:graphicFrameLocks xmlns:a="http://schemas.openxmlformats.org/drawingml/2006/main" noChangeAspect="1"/>
+            </wp:cNvGraphicFramePr>
+            <a:graphic xmlns:a="http://schemas.openxmlformats.org/drawingml/2006/main">
+              <a:graphicData uri="http://schemas.openxmlformats.org/drawingml/2006/picture">
+                <pic:pic xmlns:pic="http://schemas.openxmlformats.org/drawingml/2006/picture">
+                  <pic:nvPicPr>
+                    <pic:cNvPr id="482331721" name=""/>
+                    <pic:cNvPicPr/>
+                  </pic:nvPicPr>
+                  <pic:blipFill>
+                    <a:blip r:embed="rId70"/>
+                    <a:stretch>
+                      <a:fillRect/>
+                    </a:stretch>
+                  </pic:blipFill>
+                  <pic:spPr>
+                    <a:xfrm>
+                      <a:off x="0" y="0"/>
+                      <a:ext cx="5943600" cy="2613025"/>
+                    </a:xfrm>
+                    <a:prstGeom prst="rect">
+                      <a:avLst/>
+                    </a:prstGeom>
+                  </pic:spPr>
+                </pic:pic>
+              </a:graphicData>
+            </a:graphic>
+          </wp:inline>
+        </w:drawing>
+      </w:r>
+    </w:p>
+    <w:p>
+      <w:pPr>
+        <w:rPr>
+          <w:rFonts w:cstheme="minorHAnsi"/>
+          <w:sz w:val="20"/>
+          <w:szCs w:val="20"/>
+        </w:rPr>
+      </w:pPr>
+    </w:p>
+    <w:p>
+      <w:pPr>
+        <w:rPr>
+          <w:rFonts w:cstheme="minorHAnsi"/>
+          <w:sz w:val="20"/>
+          <w:szCs w:val="20"/>
+        </w:rPr>
+      </w:pPr>
+      <w:r>
+        <w:rPr>
+          <w:rFonts w:cstheme="minorHAnsi"/>
+          <w:sz w:val="20"/>
+          <w:szCs w:val="20"/>
+        </w:rPr>
+        <w:t xml:space="preserve">James </w:t>
+      </w:r>
+      <w:r>
+        <w:rPr>
+          <w:rFonts w:cstheme="minorHAnsi"/>
+          <w:sz w:val="20"/>
+          <w:szCs w:val="20"/>
+        </w:rPr>
+        <w:t>4</w:t>
+      </w:r>
+      <w:r>
+        <w:rPr>
+          <w:rFonts w:cstheme="minorHAnsi"/>
+          <w:sz w:val="20"/>
+          <w:szCs w:val="20"/>
+        </w:rPr>
+        <w:t>:13-</w:t>
+      </w:r>
+      <w:r>
+        <w:rPr>
+          <w:rFonts w:cstheme="minorHAnsi"/>
+          <w:sz w:val="20"/>
+          <w:szCs w:val="20"/>
+        </w:rPr>
+        <w:t>17</w:t>
+      </w:r>
+    </w:p>
+    <w:p>
+      <w:pPr>
+        <w:rPr>
+          <w:rFonts w:cstheme="minorHAnsi"/>
+          <w:sz w:val="20"/>
+          <w:szCs w:val="20"/>
+        </w:rPr>
+      </w:pPr>
+      <w:r>
+        <w:rPr>
+          <w:rFonts w:cstheme="minorHAnsi"/>
+          <w:sz w:val="20"/>
+          <w:szCs w:val="20"/>
+        </w:rPr>
+        <w:t>English Standard Version</w:t>
+      </w:r>
+    </w:p>
+    <w:p>
+      <w:pPr>
+        <w:rPr>
+          <w:rFonts w:cstheme="minorHAnsi"/>
+          <w:b/>
+          <w:bCs/>
+          <w:sz w:val="20"/>
+          <w:szCs w:val="20"/>
+        </w:rPr>
+      </w:pPr>
+      <w:r>
+        <w:rPr>
+          <w:rFonts w:cstheme="minorHAnsi"/>
+          <w:b/>
+          <w:bCs/>
+          <w:sz w:val="20"/>
+          <w:szCs w:val="20"/>
+        </w:rPr>
+        <w:t>Boasting About Tomorrow</w:t>
+      </w:r>
+    </w:p>
+    <w:p>
+      <w:pPr>
+        <w:rPr>
+          <w:rFonts w:cstheme="minorHAnsi"/>
+          <w:sz w:val="20"/>
+          <w:szCs w:val="20"/>
+        </w:rPr>
+      </w:pPr>
+      <w:r>
+        <w:rPr>
+          <w:rFonts w:cstheme="minorHAnsi"/>
+          <w:b/>
+          <w:bCs/>
+          <w:sz w:val="20"/>
+          <w:szCs w:val="20"/>
+          <w:vertAlign w:val="superscript"/>
+        </w:rPr>
+        <w:t>13 </w:t>
+      </w:r>
+      <w:r>
+        <w:rPr>
+          <w:rFonts w:cstheme="minorHAnsi"/>
+          <w:sz w:val="20"/>
+          <w:szCs w:val="20"/>
+        </w:rPr>
+        <w:t>Come now, you who say, “Today or tomorrow we will go into such and such a town and spend a year there and trade and make a profit”— </w:t>
+      </w:r>
+      <w:r>
+        <w:rPr>
+          <w:rFonts w:cstheme="minorHAnsi"/>
+          <w:b/>
+          <w:bCs/>
+          <w:sz w:val="20"/>
+          <w:szCs w:val="20"/>
+          <w:vertAlign w:val="superscript"/>
+        </w:rPr>
+        <w:t>14 </w:t>
+      </w:r>
+      <w:r>
+        <w:rPr>
+          <w:rFonts w:cstheme="minorHAnsi"/>
+          <w:sz w:val="20"/>
+          <w:szCs w:val="20"/>
+        </w:rPr>
+        <w:t>yet you do not know what tomorrow will bring. What is your life? For you are a mist that appears for a little time and then vanishes. </w:t>
+      </w:r>
+      <w:r>
+        <w:rPr>
+          <w:rFonts w:cstheme="minorHAnsi"/>
+          <w:b/>
+          <w:bCs/>
+          <w:sz w:val="20"/>
+          <w:szCs w:val="20"/>
+          <w:vertAlign w:val="superscript"/>
+        </w:rPr>
+        <w:t>15 </w:t>
+      </w:r>
+      <w:r>
+        <w:rPr>
+          <w:rFonts w:cstheme="minorHAnsi"/>
+          <w:sz w:val="20"/>
+          <w:szCs w:val="20"/>
+        </w:rPr>
+        <w:t>Instead you ought to say, “If the Lord wills, we will live and do this or that.” </w:t>
+      </w:r>
+      <w:r>
+        <w:rPr>
+          <w:rFonts w:cstheme="minorHAnsi"/>
+          <w:b/>
+          <w:bCs/>
+          <w:sz w:val="20"/>
+          <w:szCs w:val="20"/>
+          <w:vertAlign w:val="superscript"/>
+        </w:rPr>
+        <w:t>16 </w:t>
+      </w:r>
+      <w:r>
+        <w:rPr>
+          <w:rFonts w:cstheme="minorHAnsi"/>
+          <w:sz w:val="20"/>
+          <w:szCs w:val="20"/>
+        </w:rPr>
+        <w:t>As it is, you boast in your arrogance. All such boasting is evil. </w:t>
+      </w:r>
+      <w:r>
+        <w:rPr>
+          <w:rFonts w:cstheme="minorHAnsi"/>
+          <w:b/>
+          <w:bCs/>
+          <w:sz w:val="20"/>
+          <w:szCs w:val="20"/>
+          <w:vertAlign w:val="superscript"/>
+        </w:rPr>
+        <w:t>17 </w:t>
+      </w:r>
+      <w:r>
+        <w:rPr>
+          <w:rFonts w:cstheme="minorHAnsi"/>
+          <w:sz w:val="20"/>
+          <w:szCs w:val="20"/>
+        </w:rPr>
+        <w:t>So whoever knows the right thing to do and fails to do it, for him it is sin.</w:t>
+      </w:r>
+    </w:p>
+    <w:p>
+      <w:pPr>
+        <w:rPr>
+          <w:rFonts w:cstheme="minorHAnsi"/>
+          <w:sz w:val="20"/>
+          <w:szCs w:val="20"/>
+        </w:rPr>
+      </w:pPr>
+    </w:p>
+    <w:p>
+      <w:pPr>
+        <w:rPr>
+          <w:rFonts w:cstheme="minorHAnsi"/>
+          <w:sz w:val="20"/>
+          <w:szCs w:val="20"/>
+        </w:rPr>
+      </w:pPr>
+      <w:r>
+        <w:rPr>
+          <w:rFonts w:cstheme="minorHAnsi"/>
+          <w:sz w:val="20"/>
+          <w:szCs w:val="20"/>
+        </w:rPr>
+        <w:t xml:space="preserve">The </w:t>
+      </w:r>
+      <w:r>
+        <w:rPr>
+          <w:rFonts w:cstheme="minorHAnsi"/>
+          <w:b/>
+          <w:bCs/>
+          <w:sz w:val="20"/>
+          <w:szCs w:val="20"/>
+        </w:rPr>
+        <w:t>main point</w:t>
+      </w:r>
+      <w:r>
+        <w:rPr>
+          <w:rFonts w:cstheme="minorHAnsi"/>
+          <w:sz w:val="20"/>
+          <w:szCs w:val="20"/>
+        </w:rPr>
+        <w:t xml:space="preserve"> of this passage is that </w:t>
+      </w:r>
+      <w:r>
+        <w:rPr>
+          <w:rFonts w:cstheme="minorHAnsi"/>
+          <w:b/>
+          <w:bCs/>
+          <w:sz w:val="20"/>
+          <w:szCs w:val="20"/>
+        </w:rPr>
+        <w:t>human life is brief and unpredictable, so we must plan with humility and submit our future to God's will</w:t>
+      </w:r>
+      <w:r>
+        <w:rPr>
+          <w:rFonts w:cstheme="minorHAnsi"/>
+          <w:sz w:val="20"/>
+          <w:szCs w:val="20"/>
+        </w:rPr>
+        <w:t xml:space="preserve"> rather than boasting in self-reliance [James 4:13–17].</w:t>
+      </w:r>
+    </w:p>
+    <w:p>
+      <w:pPr>
+        <w:rPr>
+          <w:rFonts w:cstheme="minorHAnsi"/>
+          <w:sz w:val="20"/>
+          <w:szCs w:val="20"/>
+        </w:rPr>
+      </w:pPr>
+      <w:r>
+        <w:rPr>
+          <w:rFonts w:cstheme="minorHAnsi"/>
+          <w:sz w:val="20"/>
+          <w:szCs w:val="20"/>
+        </w:rPr>
+        <w:t>The message can be broken down into two central instructions:</w:t>
+      </w:r>
+    </w:p>
+    <w:p>
+      <w:pPr>
+        <w:numPr>
+          <w:ilvl w:val="0"/>
+          <w:numId w:val="32"/>
+        </w:numPr>
+        <w:rPr>
+          <w:rFonts w:cstheme="minorHAnsi"/>
+          <w:sz w:val="20"/>
+          <w:szCs w:val="20"/>
+        </w:rPr>
+      </w:pPr>
+      <w:r>
+        <w:rPr>
+          <w:rFonts w:cstheme="minorHAnsi"/>
+          <w:b/>
+          <w:bCs/>
+          <w:sz w:val="20"/>
+          <w:szCs w:val="20"/>
+        </w:rPr>
+        <w:t>Stop relying on self-sufficient arrogance:</w:t>
+      </w:r>
+      <w:r>
+        <w:rPr>
+          <w:rFonts w:cstheme="minorHAnsi"/>
+          <w:sz w:val="20"/>
+          <w:szCs w:val="20"/>
+        </w:rPr>
+        <w:t xml:space="preserve"> We do not actually control tomorrow, and our lives are as fleeting as a temporary mist [James 4:14].</w:t>
+      </w:r>
+    </w:p>
+    <w:p>
+      <w:pPr>
+        <w:numPr>
+          <w:ilvl w:val="0"/>
+          <w:numId w:val="32"/>
+        </w:numPr>
+        <w:rPr>
+          <w:rFonts w:cstheme="minorHAnsi"/>
+          <w:sz w:val="20"/>
+          <w:szCs w:val="20"/>
+        </w:rPr>
+      </w:pPr>
+      <w:r>
+        <w:rPr>
+          <w:rFonts w:cstheme="minorHAnsi"/>
+          <w:b/>
+          <w:bCs/>
+          <w:sz w:val="20"/>
+          <w:szCs w:val="20"/>
+        </w:rPr>
+        <w:t>Start practicing active dependence:</w:t>
+      </w:r>
+      <w:r>
+        <w:rPr>
+          <w:rFonts w:cstheme="minorHAnsi"/>
+          <w:sz w:val="20"/>
+          <w:szCs w:val="20"/>
+        </w:rPr>
+        <w:t xml:space="preserve"> Every plan we make should be open to God's direction, summarized by the attitude of, </w:t>
+      </w:r>
+      <w:r>
+        <w:rPr>
+          <w:rFonts w:cstheme="minorHAnsi"/>
+          <w:i/>
+          <w:iCs/>
+          <w:sz w:val="20"/>
+          <w:szCs w:val="20"/>
+        </w:rPr>
+        <w:t>"If the Lord wills, we will live and do this or that"</w:t>
+      </w:r>
+      <w:r>
+        <w:rPr>
+          <w:rFonts w:cstheme="minorHAnsi"/>
+          <w:sz w:val="20"/>
+          <w:szCs w:val="20"/>
+        </w:rPr>
+        <w:t xml:space="preserve"> [James 4:15].</w:t>
+      </w:r>
+    </w:p>
+    <w:p>
+      <w:pPr>
+        <w:rPr>
+          <w:rFonts w:cstheme="minorHAnsi"/>
+          <w:sz w:val="20"/>
+          <w:szCs w:val="20"/>
+        </w:rPr>
+      </w:pPr>
+    </w:p>
+    <w:p>
+      <w:pPr>
+        <w:rPr>
+          <w:rFonts w:cstheme="minorHAnsi"/>
+          <w:sz w:val="20"/>
+          <w:szCs w:val="20"/>
+        </w:rPr>
+      </w:pPr>
+      <w:r>
+        <w:rPr>
+          <w:rFonts w:cstheme="minorHAnsi"/>
+          <w:sz w:val="20"/>
+          <w:szCs w:val="20"/>
+        </w:rPr>
+        <w:t>Life is short. We don’t know tomorrow.</w:t>
+      </w:r>
+      <w:r>
+        <w:rPr>
+          <w:rFonts w:cstheme="minorHAnsi"/>
+          <w:sz w:val="20"/>
+          <w:szCs w:val="20"/>
+        </w:rPr>
+        <w:t xml:space="preserve"> We have to plan to be humble with God will.</w:t>
+      </w:r>
+    </w:p>
+    <w:p>
+      <w:pPr>
+        <w:rPr>
+          <w:rFonts w:cstheme="minorHAnsi"/>
+          <w:sz w:val="20"/>
+          <w:szCs w:val="20"/>
+        </w:rPr>
+      </w:pPr>
+    </w:p>
+    <w:p>
+      <w:pPr>
+        <w:rPr>
+          <w:rFonts w:cstheme="minorHAnsi"/>
+          <w:sz w:val="20"/>
+          <w:szCs w:val="20"/>
+        </w:rPr>
+      </w:pPr>
+      <w:r>
+        <w:rPr>
+          <w:rFonts w:cstheme="minorHAnsi"/>
+          <w:sz w:val="20"/>
+          <w:szCs w:val="20"/>
+        </w:rPr>
+        <w:t>15</w:t>
+      </w:r>
+      <w:r>
+        <w:rPr>
+          <w:rFonts w:cstheme="minorHAnsi"/>
+          <w:sz w:val="20"/>
+          <w:szCs w:val="20"/>
+        </w:rPr>
+        <w:t>:</w:t>
+      </w:r>
+      <w:r>
+        <w:rPr>
+          <w:rFonts w:cstheme="minorHAnsi"/>
+          <w:sz w:val="20"/>
+          <w:szCs w:val="20"/>
+        </w:rPr>
+        <w:t>20</w:t>
+      </w:r>
+      <w:r>
+        <w:rPr>
+          <w:rFonts w:cstheme="minorHAnsi"/>
+          <w:sz w:val="20"/>
+          <w:szCs w:val="20"/>
+        </w:rPr>
+        <w:t>/33:40</w:t>
+      </w:r>
+    </w:p>
+    <w:p>
+      <w:pPr>
+        <w:rPr>
+          <w:rFonts w:cstheme="minorHAnsi"/>
+          <w:sz w:val="20"/>
+          <w:szCs w:val="20"/>
+        </w:rPr>
+      </w:pPr>
+      <w:r>
+        <w:rPr>
+          <w:rFonts w:cstheme="minorHAnsi"/>
+          <w:sz w:val="20"/>
+          <w:szCs w:val="20"/>
+        </w:rPr>
+        <w:drawing>
+          <wp:inline distT="0" distB="0" distL="0" distR="0" wp14:anchorId="7DF22D57" wp14:editId="5D81C273">
+            <wp:extent cx="5943600" cy="757555"/>
+            <wp:effectExtent l="0" t="0" r="0" b="4445"/>
+            <wp:docPr id="469503303" name="Picture 1"/>
+            <wp:cNvGraphicFramePr>
+              <a:graphicFrameLocks xmlns:a="http://schemas.openxmlformats.org/drawingml/2006/main" noChangeAspect="1"/>
+            </wp:cNvGraphicFramePr>
+            <a:graphic xmlns:a="http://schemas.openxmlformats.org/drawingml/2006/main">
+              <a:graphicData uri="http://schemas.openxmlformats.org/drawingml/2006/picture">
+                <pic:pic xmlns:pic="http://schemas.openxmlformats.org/drawingml/2006/picture">
+                  <pic:nvPicPr>
+                    <pic:cNvPr id="469503303" name=""/>
+                    <pic:cNvPicPr/>
+                  </pic:nvPicPr>
+                  <pic:blipFill>
+                    <a:blip r:embed="rId71"/>
+                    <a:stretch>
+                      <a:fillRect/>
+                    </a:stretch>
+                  </pic:blipFill>
+                  <pic:spPr>
+                    <a:xfrm>
+                      <a:off x="0" y="0"/>
+                      <a:ext cx="5943600" cy="757555"/>
+                    </a:xfrm>
+                    <a:prstGeom prst="rect">
+                      <a:avLst/>
+                    </a:prstGeom>
+                  </pic:spPr>
+                </pic:pic>
+              </a:graphicData>
+            </a:graphic>
+          </wp:inline>
+        </w:drawing>
+      </w:r>
+    </w:p>
+    <w:p>
+      <w:pPr>
+        <w:rPr>
+          <w:rFonts w:cstheme="minorHAnsi"/>
+          <w:sz w:val="20"/>
+          <w:szCs w:val="20"/>
+        </w:rPr>
+      </w:pPr>
+    </w:p>
+    <w:p>
+      <w:pPr>
+        <w:rPr>
+          <w:rFonts w:cstheme="minorHAnsi"/>
+          <w:sz w:val="20"/>
+          <w:szCs w:val="20"/>
+        </w:rPr>
+      </w:pPr>
+      <w:r>
+        <w:rPr>
+          <w:rFonts w:cstheme="minorHAnsi"/>
+          <w:sz w:val="20"/>
+          <w:szCs w:val="20"/>
+        </w:rPr>
+        <w:lastRenderedPageBreak/>
+        <w:t>A sole beneficiary</w:t>
+      </w:r>
+      <w:r>
+        <w:rPr>
+          <w:rFonts w:cstheme="minorHAnsi"/>
+          <w:b/>
+          <w:bCs/>
+          <w:sz w:val="20"/>
+          <w:szCs w:val="20"/>
+        </w:rPr>
+        <w:t>:</w:t>
+      </w:r>
+      <w:r>
+        <w:rPr>
+          <w:rFonts w:cstheme="minorHAnsi"/>
+          <w:b/>
+          <w:bCs/>
+          <w:sz w:val="20"/>
+          <w:szCs w:val="20"/>
+        </w:rPr>
+        <w:t xml:space="preserve"> </w:t>
+      </w:r>
+      <w:r>
+        <w:rPr>
+          <w:rFonts w:cstheme="minorHAnsi"/>
+          <w:sz w:val="20"/>
+          <w:szCs w:val="20"/>
+        </w:rPr>
+        <w:t>S</w:t>
+      </w:r>
+      <w:r>
+        <w:rPr>
+          <w:rFonts w:cstheme="minorHAnsi"/>
+          <w:sz w:val="20"/>
+          <w:szCs w:val="20"/>
+        </w:rPr>
+        <w:t>ingle individual</w:t>
+      </w:r>
+      <w:r>
+        <w:rPr>
+          <w:rFonts w:cstheme="minorHAnsi"/>
+          <w:sz w:val="20"/>
+          <w:szCs w:val="20"/>
+        </w:rPr>
+        <w:t xml:space="preserve"> </w:t>
+      </w:r>
+      <w:r>
+        <w:rPr>
+          <w:rFonts w:cstheme="minorHAnsi"/>
+          <w:sz w:val="20"/>
+          <w:szCs w:val="20"/>
+        </w:rPr>
+        <w:t>receive</w:t>
+      </w:r>
+      <w:r>
+        <w:rPr>
+          <w:rFonts w:cstheme="minorHAnsi"/>
+          <w:sz w:val="20"/>
+          <w:szCs w:val="20"/>
+        </w:rPr>
+        <w:t>s</w:t>
+      </w:r>
+      <w:r>
+        <w:rPr>
+          <w:rFonts w:cstheme="minorHAnsi"/>
+          <w:sz w:val="20"/>
+          <w:szCs w:val="20"/>
+        </w:rPr>
+        <w:t xml:space="preserve"> all t</w:t>
+      </w:r>
+      <w:r>
+        <w:rPr>
+          <w:rFonts w:cstheme="minorHAnsi"/>
+          <w:sz w:val="20"/>
+          <w:szCs w:val="20"/>
+        </w:rPr>
+        <w:t>he</w:t>
+      </w:r>
+      <w:r>
+        <w:rPr>
+          <w:rFonts w:cstheme="minorHAnsi"/>
+          <w:sz w:val="20"/>
+          <w:szCs w:val="20"/>
+        </w:rPr>
+        <w:t xml:space="preserve"> profits</w:t>
+      </w:r>
+      <w:r>
+        <w:rPr>
+          <w:rFonts w:cstheme="minorHAnsi"/>
+          <w:sz w:val="20"/>
+          <w:szCs w:val="20"/>
+        </w:rPr>
+        <w:t xml:space="preserve"> from contract.</w:t>
+      </w:r>
+    </w:p>
+    <w:p>
+      <w:pPr>
+        <w:rPr>
+          <w:rFonts w:cstheme="minorHAnsi"/>
+          <w:sz w:val="20"/>
+          <w:szCs w:val="20"/>
+        </w:rPr>
+      </w:pPr>
+    </w:p>
+    <w:p>
+      <w:pPr>
+        <w:rPr>
+          <w:rFonts w:cstheme="minorHAnsi"/>
+          <w:sz w:val="20"/>
+          <w:szCs w:val="20"/>
+        </w:rPr>
+      </w:pPr>
+      <w:r>
+        <w:rPr>
+          <w:rFonts w:cstheme="minorHAnsi"/>
+          <w:sz w:val="20"/>
+          <w:szCs w:val="20"/>
+        </w:rPr>
+        <w:t>15:2</w:t>
+      </w:r>
+      <w:r>
+        <w:rPr>
+          <w:rFonts w:cstheme="minorHAnsi"/>
+          <w:sz w:val="20"/>
+          <w:szCs w:val="20"/>
+        </w:rPr>
+        <w:t>4</w:t>
+      </w:r>
+      <w:r>
+        <w:rPr>
+          <w:rFonts w:cstheme="minorHAnsi"/>
+          <w:sz w:val="20"/>
+          <w:szCs w:val="20"/>
+        </w:rPr>
+        <w:t>/33:40</w:t>
+      </w:r>
+    </w:p>
+    <w:p>
+      <w:pPr>
+        <w:rPr>
+          <w:rFonts w:cstheme="minorHAnsi"/>
+          <w:sz w:val="20"/>
+          <w:szCs w:val="20"/>
+        </w:rPr>
+      </w:pPr>
+      <w:r>
+        <w:rPr>
+          <w:rFonts w:cstheme="minorHAnsi"/>
+          <w:sz w:val="20"/>
+          <w:szCs w:val="20"/>
+        </w:rPr>
+        <w:drawing>
+          <wp:inline distT="0" distB="0" distL="0" distR="0" wp14:anchorId="4F9F4D64" wp14:editId="5FB41593">
+            <wp:extent cx="5267325" cy="3541376"/>
+            <wp:effectExtent l="0" t="0" r="0" b="2540"/>
+            <wp:docPr id="183628489" name="Picture 1"/>
+            <wp:cNvGraphicFramePr>
+              <a:graphicFrameLocks xmlns:a="http://schemas.openxmlformats.org/drawingml/2006/main" noChangeAspect="1"/>
+            </wp:cNvGraphicFramePr>
+            <a:graphic xmlns:a="http://schemas.openxmlformats.org/drawingml/2006/main">
+              <a:graphicData uri="http://schemas.openxmlformats.org/drawingml/2006/picture">
+                <pic:pic xmlns:pic="http://schemas.openxmlformats.org/drawingml/2006/picture">
+                  <pic:nvPicPr>
+                    <pic:cNvPr id="183628489" name=""/>
+                    <pic:cNvPicPr/>
+                  </pic:nvPicPr>
+                  <pic:blipFill>
+                    <a:blip r:embed="rId72"/>
+                    <a:stretch>
+                      <a:fillRect/>
+                    </a:stretch>
+                  </pic:blipFill>
+                  <pic:spPr>
+                    <a:xfrm>
+                      <a:off x="0" y="0"/>
+                      <a:ext cx="5271557" cy="3544221"/>
+                    </a:xfrm>
+                    <a:prstGeom prst="rect">
+                      <a:avLst/>
+                    </a:prstGeom>
+                  </pic:spPr>
+                </pic:pic>
+              </a:graphicData>
+            </a:graphic>
+          </wp:inline>
+        </w:drawing>
+      </w:r>
+    </w:p>
+    <w:p>
+      <w:pPr>
+        <w:rPr>
+          <w:rFonts w:cstheme="minorHAnsi"/>
+          <w:sz w:val="20"/>
+          <w:szCs w:val="20"/>
+        </w:rPr>
+      </w:pPr>
+      <w:r>
+        <w:rPr>
+          <w:rFonts w:cstheme="minorHAnsi"/>
+          <w:sz w:val="20"/>
+          <w:szCs w:val="20"/>
+        </w:rPr>
+        <w:t>James 5: 1-</w:t>
+      </w:r>
+      <w:r>
+        <w:rPr>
+          <w:rFonts w:cstheme="minorHAnsi"/>
+          <w:sz w:val="20"/>
+          <w:szCs w:val="20"/>
+        </w:rPr>
+        <w:t>6</w:t>
+      </w:r>
+    </w:p>
+    <w:p>
+      <w:pPr>
+        <w:rPr>
+          <w:rFonts w:cstheme="minorHAnsi"/>
+          <w:b/>
+          <w:bCs/>
+          <w:sz w:val="20"/>
+          <w:szCs w:val="20"/>
+        </w:rPr>
+      </w:pPr>
+      <w:r>
+        <w:rPr>
+          <w:rFonts w:cstheme="minorHAnsi"/>
+          <w:b/>
+          <w:bCs/>
+          <w:sz w:val="20"/>
+          <w:szCs w:val="20"/>
+        </w:rPr>
+        <w:t>Warning to Rich Oppressors</w:t>
+      </w:r>
+    </w:p>
+    <w:p>
+      <w:pPr>
+        <w:rPr>
+          <w:rFonts w:cstheme="minorHAnsi"/>
+          <w:sz w:val="20"/>
+          <w:szCs w:val="20"/>
+        </w:rPr>
+      </w:pPr>
+      <w:r>
+        <w:rPr>
+          <w:rFonts w:cstheme="minorHAnsi"/>
+          <w:b/>
+          <w:bCs/>
+          <w:sz w:val="20"/>
+          <w:szCs w:val="20"/>
+        </w:rPr>
+        <w:t>5 </w:t>
+      </w:r>
+      <w:r>
+        <w:rPr>
+          <w:rFonts w:cstheme="minorHAnsi"/>
+          <w:sz w:val="20"/>
+          <w:szCs w:val="20"/>
+        </w:rPr>
+        <w:t>Now listen, you rich people, weep and wail because of the misery that is coming on you. </w:t>
+      </w:r>
+      <w:r>
+        <w:rPr>
+          <w:rFonts w:cstheme="minorHAnsi"/>
+          <w:b/>
+          <w:bCs/>
+          <w:sz w:val="20"/>
+          <w:szCs w:val="20"/>
+          <w:vertAlign w:val="superscript"/>
+        </w:rPr>
+        <w:t>2 </w:t>
+      </w:r>
+      <w:r>
+        <w:rPr>
+          <w:rFonts w:cstheme="minorHAnsi"/>
+          <w:sz w:val="20"/>
+          <w:szCs w:val="20"/>
+        </w:rPr>
+        <w:t>Your wealth has rotted, and moths have eaten your clothes. </w:t>
+      </w:r>
+      <w:r>
+        <w:rPr>
+          <w:rFonts w:cstheme="minorHAnsi"/>
+          <w:b/>
+          <w:bCs/>
+          <w:sz w:val="20"/>
+          <w:szCs w:val="20"/>
+          <w:vertAlign w:val="superscript"/>
+        </w:rPr>
+        <w:t>3 </w:t>
+      </w:r>
+      <w:r>
+        <w:rPr>
+          <w:rFonts w:cstheme="minorHAnsi"/>
+          <w:sz w:val="20"/>
+          <w:szCs w:val="20"/>
+        </w:rPr>
+        <w:t>Your gold and silver are corroded. Their corrosion will testify against you and eat your flesh like fire. You have hoarded wealth in the last days. </w:t>
+      </w:r>
+      <w:r>
+        <w:rPr>
+          <w:rFonts w:cstheme="minorHAnsi"/>
+          <w:b/>
+          <w:bCs/>
+          <w:sz w:val="20"/>
+          <w:szCs w:val="20"/>
+          <w:vertAlign w:val="superscript"/>
+        </w:rPr>
+        <w:t>4 </w:t>
+      </w:r>
+      <w:r>
+        <w:rPr>
+          <w:rFonts w:cstheme="minorHAnsi"/>
+          <w:sz w:val="20"/>
+          <w:szCs w:val="20"/>
+        </w:rPr>
+        <w:t>Look! The wages you failed to pay the workers who mowed your fields are crying out against you. The cries of the harvesters have reached the ears of the Lord Almighty. </w:t>
+      </w:r>
+      <w:r>
+        <w:rPr>
+          <w:rFonts w:cstheme="minorHAnsi"/>
+          <w:b/>
+          <w:bCs/>
+          <w:sz w:val="20"/>
+          <w:szCs w:val="20"/>
+          <w:vertAlign w:val="superscript"/>
+        </w:rPr>
+        <w:t>5 </w:t>
+      </w:r>
+      <w:r>
+        <w:rPr>
+          <w:rFonts w:cstheme="minorHAnsi"/>
+          <w:sz w:val="20"/>
+          <w:szCs w:val="20"/>
+        </w:rPr>
+        <w:t>You have lived on earth in luxury and self-indulgence. You have fattened yourselves in the day of slaughter.</w:t>
+      </w:r>
+      <w:r>
+        <w:rPr>
+          <w:rFonts w:cstheme="minorHAnsi"/>
+          <w:sz w:val="20"/>
+          <w:szCs w:val="20"/>
+          <w:vertAlign w:val="superscript"/>
+        </w:rPr>
+        <w:t>[</w:t>
+      </w:r>
+      <w:hyperlink r:id="rId73" w:anchor="fen-NIV-30360a" w:tooltip="See footnote a" w:history="1">
+        <w:r>
+          <w:rPr>
+            <w:rStyle w:val="Hyperlink"/>
+            <w:rFonts w:cstheme="minorHAnsi"/>
+            <w:sz w:val="20"/>
+            <w:szCs w:val="20"/>
+            <w:vertAlign w:val="superscript"/>
+          </w:rPr>
+          <w:t>a</w:t>
+        </w:r>
+      </w:hyperlink>
+      <w:r>
+        <w:rPr>
+          <w:rFonts w:cstheme="minorHAnsi"/>
+          <w:sz w:val="20"/>
+          <w:szCs w:val="20"/>
+          <w:vertAlign w:val="superscript"/>
+        </w:rPr>
+        <w:t>]</w:t>
+      </w:r>
+      <w:r>
+        <w:rPr>
+          <w:rFonts w:cstheme="minorHAnsi"/>
+          <w:sz w:val="20"/>
+          <w:szCs w:val="20"/>
+        </w:rPr>
+        <w:t> </w:t>
+      </w:r>
+      <w:r>
+        <w:rPr>
+          <w:rFonts w:cstheme="minorHAnsi"/>
+          <w:b/>
+          <w:bCs/>
+          <w:sz w:val="20"/>
+          <w:szCs w:val="20"/>
+          <w:vertAlign w:val="superscript"/>
+        </w:rPr>
+        <w:t>6 </w:t>
+      </w:r>
+      <w:r>
+        <w:rPr>
+          <w:rFonts w:cstheme="minorHAnsi"/>
+          <w:sz w:val="20"/>
+          <w:szCs w:val="20"/>
+        </w:rPr>
+        <w:t>You have condemned and murdered the innocent one, who was not opposing you.</w:t>
+      </w:r>
+    </w:p>
+    <w:p>
+      <w:pPr>
+        <w:rPr>
+          <w:rFonts w:cstheme="minorHAnsi"/>
+          <w:sz w:val="20"/>
+          <w:szCs w:val="20"/>
+        </w:rPr>
+      </w:pPr>
+    </w:p>
+    <w:p>
+      <w:pPr>
+        <w:rPr>
+          <w:rFonts w:cstheme="minorHAnsi"/>
+          <w:sz w:val="20"/>
+          <w:szCs w:val="20"/>
+        </w:rPr>
+      </w:pPr>
+      <w:r>
+        <w:rPr>
+          <w:rFonts w:cstheme="minorHAnsi"/>
+          <w:sz w:val="20"/>
+          <w:szCs w:val="20"/>
+        </w:rPr>
+        <w:t xml:space="preserve">The main point of </w:t>
+      </w:r>
+      <w:r>
+        <w:rPr>
+          <w:rFonts w:cstheme="minorHAnsi"/>
+          <w:b/>
+          <w:bCs/>
+          <w:sz w:val="20"/>
+          <w:szCs w:val="20"/>
+        </w:rPr>
+        <w:t>James 5:1-6</w:t>
+      </w:r>
+      <w:r>
+        <w:rPr>
+          <w:rFonts w:cstheme="minorHAnsi"/>
+          <w:sz w:val="20"/>
+          <w:szCs w:val="20"/>
+        </w:rPr>
+        <w:t xml:space="preserve"> is a prophetic warning that how people handle wealth has eternal consequences, specifically condemning the wicked rich who hoard money greedily, exploit workers deceitfully, and live in selfish luxury. The passage emphasizes that wealth itself is not inherently evil, but obtaining or abusing it through unjust and ungodly means invites divine judgment. [</w:t>
+      </w:r>
+      <w:hyperlink r:id="rId74" w:history="1">
+        <w:r>
+          <w:rPr>
+            <w:rStyle w:val="Hyperlink"/>
+            <w:rFonts w:cstheme="minorHAnsi"/>
+            <w:sz w:val="20"/>
+            <w:szCs w:val="20"/>
+          </w:rPr>
+          <w:t>1</w:t>
+        </w:r>
+      </w:hyperlink>
+      <w:r>
+        <w:rPr>
+          <w:rFonts w:cstheme="minorHAnsi"/>
+          <w:sz w:val="20"/>
+          <w:szCs w:val="20"/>
+        </w:rPr>
+        <w:t xml:space="preserve">, </w:t>
+      </w:r>
+      <w:hyperlink r:id="rId75" w:history="1">
+        <w:r>
+          <w:rPr>
+            <w:rStyle w:val="Hyperlink"/>
+            <w:rFonts w:cstheme="minorHAnsi"/>
+            <w:sz w:val="20"/>
+            <w:szCs w:val="20"/>
+          </w:rPr>
+          <w:t>2</w:t>
+        </w:r>
+      </w:hyperlink>
+      <w:r>
+        <w:rPr>
+          <w:rFonts w:cstheme="minorHAnsi"/>
+          <w:sz w:val="20"/>
+          <w:szCs w:val="20"/>
+        </w:rPr>
+        <w:t xml:space="preserve">, </w:t>
+      </w:r>
+      <w:hyperlink r:id="rId76" w:history="1">
+        <w:r>
+          <w:rPr>
+            <w:rStyle w:val="Hyperlink"/>
+            <w:rFonts w:cstheme="minorHAnsi"/>
+            <w:sz w:val="20"/>
+            <w:szCs w:val="20"/>
+          </w:rPr>
+          <w:t>3</w:t>
+        </w:r>
+      </w:hyperlink>
+      <w:r>
+        <w:rPr>
+          <w:rFonts w:cstheme="minorHAnsi"/>
+          <w:sz w:val="20"/>
+          <w:szCs w:val="20"/>
+        </w:rPr>
+        <w:t>]</w:t>
+      </w:r>
+    </w:p>
+    <w:p>
+      <w:pPr>
+        <w:rPr>
+          <w:rFonts w:cstheme="minorHAnsi"/>
+          <w:sz w:val="20"/>
+          <w:szCs w:val="20"/>
+        </w:rPr>
+      </w:pPr>
+      <w:r>
+        <w:rPr>
+          <w:rFonts w:cstheme="minorHAnsi"/>
+          <w:sz w:val="20"/>
+          <w:szCs w:val="20"/>
+        </w:rPr>
+        <w:t>The passage breaks down this primary theme into four core indictments:</w:t>
+      </w:r>
+    </w:p>
+    <w:p>
+      <w:pPr>
+        <w:numPr>
+          <w:ilvl w:val="0"/>
+          <w:numId w:val="33"/>
+        </w:numPr>
+        <w:rPr>
+          <w:rFonts w:cstheme="minorHAnsi"/>
+          <w:sz w:val="20"/>
+          <w:szCs w:val="20"/>
+        </w:rPr>
+      </w:pPr>
+      <w:r>
+        <w:rPr>
+          <w:rFonts w:cstheme="minorHAnsi"/>
+          <w:b/>
+          <w:bCs/>
+          <w:sz w:val="20"/>
+          <w:szCs w:val="20"/>
+        </w:rPr>
+        <w:t>Hoarding Wealth:</w:t>
+      </w:r>
+      <w:r>
+        <w:rPr>
+          <w:rFonts w:cstheme="minorHAnsi"/>
+          <w:sz w:val="20"/>
+          <w:szCs w:val="20"/>
+        </w:rPr>
+        <w:t xml:space="preserve"> James warns that stockpiling riches while ignoring the needs of others is futile, as earthly treasures ultimately rot, rust, and testify against the owner on the day of judgment.</w:t>
+      </w:r>
+    </w:p>
+    <w:p>
+      <w:pPr>
+        <w:rPr>
+          <w:rFonts w:cstheme="minorHAnsi"/>
+          <w:sz w:val="20"/>
+          <w:szCs w:val="20"/>
+        </w:rPr>
+      </w:pPr>
+      <w:r>
+        <w:rPr>
+          <w:rFonts w:cstheme="minorHAnsi"/>
+          <w:sz w:val="20"/>
+          <w:szCs w:val="20"/>
+        </w:rPr>
+        <w:t xml:space="preserve">James 5:2-3 says, </w:t>
+      </w:r>
+      <w:r>
+        <w:rPr>
+          <w:rFonts w:cstheme="minorHAnsi"/>
+          <w:i/>
+          <w:iCs/>
+          <w:sz w:val="20"/>
+          <w:szCs w:val="20"/>
+        </w:rPr>
+        <w:t>“Your wealth is rotting away, and your fine clothes are moth-eaten rags. Your gold and silver are corroded... This corroded treasure you have hoarded will testify against you on the day of judgment.”</w:t>
+      </w:r>
+      <w:r>
+        <w:rPr>
+          <w:rFonts w:cstheme="minorHAnsi"/>
+          <w:sz w:val="20"/>
+          <w:szCs w:val="20"/>
+        </w:rPr>
+        <w:t xml:space="preserve"> -- [</w:t>
+      </w:r>
+      <w:hyperlink r:id="rId77" w:tgtFrame="_blank" w:history="1">
+        <w:r>
+          <w:rPr>
+            <w:rStyle w:val="Hyperlink"/>
+            <w:rFonts w:cstheme="minorHAnsi"/>
+            <w:sz w:val="20"/>
+            <w:szCs w:val="20"/>
+          </w:rPr>
+          <w:t>Truth Applied</w:t>
+        </w:r>
+      </w:hyperlink>
+      <w:r>
+        <w:rPr>
+          <w:rFonts w:cstheme="minorHAnsi"/>
+          <w:sz w:val="20"/>
+          <w:szCs w:val="20"/>
+        </w:rPr>
+        <w:t>]</w:t>
+      </w:r>
+    </w:p>
+    <w:p>
+      <w:pPr>
+        <w:rPr>
+          <w:rFonts w:cstheme="minorHAnsi"/>
+          <w:sz w:val="20"/>
+          <w:szCs w:val="20"/>
+        </w:rPr>
+      </w:pPr>
+      <w:r>
+        <w:rPr>
+          <w:rFonts w:cstheme="minorHAnsi"/>
+          <w:sz w:val="20"/>
+          <w:szCs w:val="20"/>
+        </w:rPr>
+        <w:t>[</w:t>
+      </w:r>
+      <w:hyperlink r:id="rId78" w:history="1">
+        <w:r>
+          <w:rPr>
+            <w:rStyle w:val="Hyperlink"/>
+            <w:rFonts w:cstheme="minorHAnsi"/>
+            <w:sz w:val="20"/>
+            <w:szCs w:val="20"/>
+          </w:rPr>
+          <w:t>1</w:t>
+        </w:r>
+      </w:hyperlink>
+      <w:r>
+        <w:rPr>
+          <w:rFonts w:cstheme="minorHAnsi"/>
+          <w:sz w:val="20"/>
+          <w:szCs w:val="20"/>
+        </w:rPr>
+        <w:t xml:space="preserve">, </w:t>
+      </w:r>
+      <w:hyperlink r:id="rId79" w:history="1">
+        <w:r>
+          <w:rPr>
+            <w:rStyle w:val="Hyperlink"/>
+            <w:rFonts w:cstheme="minorHAnsi"/>
+            <w:sz w:val="20"/>
+            <w:szCs w:val="20"/>
+          </w:rPr>
+          <w:t>2</w:t>
+        </w:r>
+      </w:hyperlink>
+      <w:r>
+        <w:rPr>
+          <w:rFonts w:cstheme="minorHAnsi"/>
+          <w:sz w:val="20"/>
+          <w:szCs w:val="20"/>
+        </w:rPr>
+        <w:t xml:space="preserve">, </w:t>
+      </w:r>
+      <w:hyperlink r:id="rId80" w:history="1">
+        <w:r>
+          <w:rPr>
+            <w:rStyle w:val="Hyperlink"/>
+            <w:rFonts w:cstheme="minorHAnsi"/>
+            <w:sz w:val="20"/>
+            <w:szCs w:val="20"/>
+          </w:rPr>
+          <w:t>3</w:t>
+        </w:r>
+      </w:hyperlink>
+      <w:r>
+        <w:rPr>
+          <w:rFonts w:cstheme="minorHAnsi"/>
+          <w:sz w:val="20"/>
+          <w:szCs w:val="20"/>
+        </w:rPr>
+        <w:t>]</w:t>
+      </w:r>
+    </w:p>
+    <w:p>
+      <w:pPr>
+        <w:numPr>
+          <w:ilvl w:val="0"/>
+          <w:numId w:val="33"/>
+        </w:numPr>
+        <w:rPr>
+          <w:rFonts w:cstheme="minorHAnsi"/>
+          <w:sz w:val="20"/>
+          <w:szCs w:val="20"/>
+        </w:rPr>
+      </w:pPr>
+      <w:r>
+        <w:rPr>
+          <w:rFonts w:cstheme="minorHAnsi"/>
+          <w:b/>
+          <w:bCs/>
+          <w:sz w:val="20"/>
+          <w:szCs w:val="20"/>
+        </w:rPr>
+        <w:t>Defrauding Laborers:</w:t>
+      </w:r>
+      <w:r>
+        <w:rPr>
+          <w:rFonts w:cstheme="minorHAnsi"/>
+          <w:sz w:val="20"/>
+          <w:szCs w:val="20"/>
+        </w:rPr>
+        <w:t xml:space="preserve"> The text sharply rebukes employers who cheat their workers out of fair pay, noting that the cries of the exploited reach God's ears.</w:t>
+      </w:r>
+    </w:p>
+    <w:p>
+      <w:pPr>
+        <w:rPr>
+          <w:rFonts w:cstheme="minorHAnsi"/>
+          <w:sz w:val="20"/>
+          <w:szCs w:val="20"/>
+        </w:rPr>
+      </w:pPr>
+      <w:r>
+        <w:rPr>
+          <w:rFonts w:cstheme="minorHAnsi"/>
+          <w:sz w:val="20"/>
+          <w:szCs w:val="20"/>
+        </w:rPr>
+        <w:t xml:space="preserve">James 5:1-6 is a </w:t>
+      </w:r>
+      <w:r>
+        <w:rPr>
+          <w:rFonts w:cstheme="minorHAnsi"/>
+          <w:i/>
+          <w:iCs/>
+          <w:sz w:val="20"/>
+          <w:szCs w:val="20"/>
+        </w:rPr>
+        <w:t>“prophetic warning to the rich who have gained and hoarded their wealth unjustly — especially by defrauding the laborers who worked their fields.”</w:t>
+      </w:r>
+      <w:r>
+        <w:rPr>
+          <w:rFonts w:cstheme="minorHAnsi"/>
+          <w:sz w:val="20"/>
+          <w:szCs w:val="20"/>
+        </w:rPr>
+        <w:t xml:space="preserve"> -- [</w:t>
+      </w:r>
+      <w:hyperlink r:id="rId81" w:tgtFrame="_blank" w:history="1">
+        <w:r>
+          <w:rPr>
+            <w:rStyle w:val="Hyperlink"/>
+            <w:rFonts w:cstheme="minorHAnsi"/>
+            <w:sz w:val="20"/>
+            <w:szCs w:val="20"/>
+          </w:rPr>
+          <w:t>Catholic Productions</w:t>
+        </w:r>
+      </w:hyperlink>
+      <w:r>
+        <w:rPr>
+          <w:rFonts w:cstheme="minorHAnsi"/>
+          <w:sz w:val="20"/>
+          <w:szCs w:val="20"/>
+        </w:rPr>
+        <w:t>]</w:t>
+      </w:r>
+    </w:p>
+    <w:p>
+      <w:pPr>
+        <w:rPr>
+          <w:rFonts w:cstheme="minorHAnsi"/>
+          <w:sz w:val="20"/>
+          <w:szCs w:val="20"/>
+        </w:rPr>
+      </w:pPr>
+      <w:r>
+        <w:rPr>
+          <w:rFonts w:cstheme="minorHAnsi"/>
+          <w:sz w:val="20"/>
+          <w:szCs w:val="20"/>
+        </w:rPr>
+        <w:t>[</w:t>
+      </w:r>
+      <w:hyperlink r:id="rId82" w:history="1">
+        <w:r>
+          <w:rPr>
+            <w:rStyle w:val="Hyperlink"/>
+            <w:rFonts w:cstheme="minorHAnsi"/>
+            <w:sz w:val="20"/>
+            <w:szCs w:val="20"/>
+          </w:rPr>
+          <w:t>1</w:t>
+        </w:r>
+      </w:hyperlink>
+      <w:r>
+        <w:rPr>
+          <w:rFonts w:cstheme="minorHAnsi"/>
+          <w:sz w:val="20"/>
+          <w:szCs w:val="20"/>
+        </w:rPr>
+        <w:t xml:space="preserve">, </w:t>
+      </w:r>
+      <w:hyperlink r:id="rId83" w:history="1">
+        <w:r>
+          <w:rPr>
+            <w:rStyle w:val="Hyperlink"/>
+            <w:rFonts w:cstheme="minorHAnsi"/>
+            <w:sz w:val="20"/>
+            <w:szCs w:val="20"/>
+          </w:rPr>
+          <w:t>2</w:t>
+        </w:r>
+      </w:hyperlink>
+      <w:r>
+        <w:rPr>
+          <w:rFonts w:cstheme="minorHAnsi"/>
+          <w:sz w:val="20"/>
+          <w:szCs w:val="20"/>
+        </w:rPr>
+        <w:t>]</w:t>
+      </w:r>
+    </w:p>
+    <w:p>
+      <w:pPr>
+        <w:numPr>
+          <w:ilvl w:val="0"/>
+          <w:numId w:val="33"/>
+        </w:numPr>
+        <w:rPr>
+          <w:rFonts w:cstheme="minorHAnsi"/>
+          <w:sz w:val="20"/>
+          <w:szCs w:val="20"/>
+        </w:rPr>
+      </w:pPr>
+      <w:r>
+        <w:rPr>
+          <w:rFonts w:cstheme="minorHAnsi"/>
+          <w:b/>
+          <w:bCs/>
+          <w:sz w:val="20"/>
+          <w:szCs w:val="20"/>
+        </w:rPr>
+        <w:lastRenderedPageBreak/>
+        <w:t>Self-Indulgence:</w:t>
+      </w:r>
+      <w:r>
+        <w:rPr>
+          <w:rFonts w:cstheme="minorHAnsi"/>
+          <w:sz w:val="20"/>
+          <w:szCs w:val="20"/>
+        </w:rPr>
+        <w:t xml:space="preserve"> The rich are condemned for living in excessive luxury and pleasure on earth, metaphorically fattening their hearts for a "day of slaughter". [</w:t>
+      </w:r>
+      <w:hyperlink r:id="rId84" w:history="1">
+        <w:r>
+          <w:rPr>
+            <w:rStyle w:val="Hyperlink"/>
+            <w:rFonts w:cstheme="minorHAnsi"/>
+            <w:sz w:val="20"/>
+            <w:szCs w:val="20"/>
+          </w:rPr>
+          <w:t>1</w:t>
+        </w:r>
+      </w:hyperlink>
+      <w:r>
+        <w:rPr>
+          <w:rFonts w:cstheme="minorHAnsi"/>
+          <w:sz w:val="20"/>
+          <w:szCs w:val="20"/>
+        </w:rPr>
+        <w:t xml:space="preserve">, </w:t>
+      </w:r>
+      <w:hyperlink r:id="rId85" w:history="1">
+        <w:r>
+          <w:rPr>
+            <w:rStyle w:val="Hyperlink"/>
+            <w:rFonts w:cstheme="minorHAnsi"/>
+            <w:sz w:val="20"/>
+            <w:szCs w:val="20"/>
+          </w:rPr>
+          <w:t>2</w:t>
+        </w:r>
+      </w:hyperlink>
+      <w:r>
+        <w:rPr>
+          <w:rFonts w:cstheme="minorHAnsi"/>
+          <w:sz w:val="20"/>
+          <w:szCs w:val="20"/>
+        </w:rPr>
+        <w:t>]</w:t>
+      </w:r>
+    </w:p>
+    <w:p>
+      <w:pPr>
+        <w:numPr>
+          <w:ilvl w:val="0"/>
+          <w:numId w:val="33"/>
+        </w:numPr>
+        <w:rPr>
+          <w:rFonts w:cstheme="minorHAnsi"/>
+          <w:sz w:val="20"/>
+          <w:szCs w:val="20"/>
+        </w:rPr>
+      </w:pPr>
+      <w:r>
+        <w:rPr>
+          <w:rFonts w:cstheme="minorHAnsi"/>
+          <w:b/>
+          <w:bCs/>
+          <w:sz w:val="20"/>
+          <w:szCs w:val="20"/>
+        </w:rPr>
+        <w:t>Exploiting the Righteous:</w:t>
+      </w:r>
+      <w:r>
+        <w:rPr>
+          <w:rFonts w:cstheme="minorHAnsi"/>
+          <w:sz w:val="20"/>
+          <w:szCs w:val="20"/>
+        </w:rPr>
+        <w:t xml:space="preserve"> James accuses the powerful of abusing the legal system to condemn and ruin innocent people who lack the financial means to defend themselves. [</w:t>
+      </w:r>
+      <w:hyperlink r:id="rId86" w:history="1">
+        <w:r>
+          <w:rPr>
+            <w:rStyle w:val="Hyperlink"/>
+            <w:rFonts w:cstheme="minorHAnsi"/>
+            <w:sz w:val="20"/>
+            <w:szCs w:val="20"/>
+          </w:rPr>
+          <w:t>1</w:t>
+        </w:r>
+      </w:hyperlink>
+      <w:r>
+        <w:rPr>
+          <w:rFonts w:cstheme="minorHAnsi"/>
+          <w:sz w:val="20"/>
+          <w:szCs w:val="20"/>
+        </w:rPr>
+        <w:t xml:space="preserve">, </w:t>
+      </w:r>
+      <w:hyperlink r:id="rId87" w:history="1">
+        <w:r>
+          <w:rPr>
+            <w:rStyle w:val="Hyperlink"/>
+            <w:rFonts w:cstheme="minorHAnsi"/>
+            <w:sz w:val="20"/>
+            <w:szCs w:val="20"/>
+          </w:rPr>
+          <w:t>2</w:t>
+        </w:r>
+      </w:hyperlink>
+      <w:r>
+        <w:rPr>
+          <w:rFonts w:cstheme="minorHAnsi"/>
+          <w:sz w:val="20"/>
+          <w:szCs w:val="20"/>
+        </w:rPr>
+        <w:t>]</w:t>
+      </w:r>
+    </w:p>
+    <w:p>
+      <w:pPr>
+        <w:rPr>
+          <w:rFonts w:cstheme="minorHAnsi"/>
+          <w:sz w:val="20"/>
+          <w:szCs w:val="20"/>
+        </w:rPr>
+      </w:pPr>
+      <w:r>
+        <w:rPr>
+          <w:rFonts w:cstheme="minorHAnsi"/>
+          <w:sz w:val="20"/>
+          <w:szCs w:val="20"/>
+        </w:rPr>
+        <w:t xml:space="preserve">Ultimately, the passage acts as a call to </w:t>
+      </w:r>
+      <w:r>
+        <w:rPr>
+          <w:rFonts w:cstheme="minorHAnsi"/>
+          <w:b/>
+          <w:bCs/>
+          <w:sz w:val="20"/>
+          <w:szCs w:val="20"/>
+        </w:rPr>
+        <w:t>honesty, generosity, and careful stewardship</w:t>
+      </w:r>
+      <w:r>
+        <w:rPr>
+          <w:rFonts w:cstheme="minorHAnsi"/>
+          <w:sz w:val="20"/>
+          <w:szCs w:val="20"/>
+        </w:rPr>
+        <w:t>, reminding readers that God actively hears the cries of the oppressed and will render final justice. [</w:t>
+      </w:r>
+      <w:hyperlink r:id="rId88" w:history="1">
+        <w:r>
+          <w:rPr>
+            <w:rStyle w:val="Hyperlink"/>
+            <w:rFonts w:cstheme="minorHAnsi"/>
+            <w:sz w:val="20"/>
+            <w:szCs w:val="20"/>
+          </w:rPr>
+          <w:t>1</w:t>
+        </w:r>
+      </w:hyperlink>
+      <w:r>
+        <w:rPr>
+          <w:rFonts w:cstheme="minorHAnsi"/>
+          <w:sz w:val="20"/>
+          <w:szCs w:val="20"/>
+        </w:rPr>
+        <w:t xml:space="preserve">, </w:t>
+      </w:r>
+      <w:hyperlink r:id="rId89" w:history="1">
+        <w:r>
+          <w:rPr>
+            <w:rStyle w:val="Hyperlink"/>
+            <w:rFonts w:cstheme="minorHAnsi"/>
+            <w:sz w:val="20"/>
+            <w:szCs w:val="20"/>
+          </w:rPr>
+          <w:t>2</w:t>
+        </w:r>
+      </w:hyperlink>
+      <w:r>
+        <w:rPr>
+          <w:rFonts w:cstheme="minorHAnsi"/>
+          <w:sz w:val="20"/>
+          <w:szCs w:val="20"/>
+        </w:rPr>
+        <w:t xml:space="preserve">, </w:t>
+      </w:r>
+      <w:hyperlink r:id="rId90" w:history="1">
+        <w:r>
+          <w:rPr>
+            <w:rStyle w:val="Hyperlink"/>
+            <w:rFonts w:cstheme="minorHAnsi"/>
+            <w:sz w:val="20"/>
+            <w:szCs w:val="20"/>
+          </w:rPr>
+          <w:t>3</w:t>
+        </w:r>
+      </w:hyperlink>
+      <w:r>
+        <w:rPr>
+          <w:rFonts w:cstheme="minorHAnsi"/>
+          <w:sz w:val="20"/>
+          <w:szCs w:val="20"/>
+        </w:rPr>
+        <w:t>]</w:t>
+      </w:r>
+    </w:p>
+    <w:p>
+      <w:pPr>
+        <w:rPr>
+          <w:rFonts w:cstheme="minorHAnsi"/>
+          <w:sz w:val="20"/>
+          <w:szCs w:val="20"/>
+        </w:rPr>
+      </w:pPr>
+    </w:p>
+    <w:p>
+      <w:pPr>
+        <w:rPr>
+          <w:rFonts w:cstheme="minorHAnsi"/>
+          <w:sz w:val="20"/>
+          <w:szCs w:val="20"/>
+        </w:rPr>
+      </w:pPr>
+    </w:p>
+    <w:p>
+      <w:pPr>
+        <w:rPr>
+          <w:rFonts w:cstheme="minorHAnsi"/>
+          <w:sz w:val="20"/>
+          <w:szCs w:val="20"/>
+        </w:rPr>
+      </w:pPr>
+      <w:r>
+        <w:rPr>
+          <w:rFonts w:cstheme="minorHAnsi"/>
+          <w:sz w:val="20"/>
+          <w:szCs w:val="20"/>
+        </w:rPr>
         <w:t>************</w:t>
       </w:r>
     </w:p>
@@ -6007,7 +7748,7 @@
       </w:r>
     </w:p>
     <w:p>
-      <w:hyperlink r:id="rId69" w:history="1">
+      <w:hyperlink r:id="rId91" w:history="1">
         <w:r>
           <w:rPr>
             <w:rStyle w:val="Hyperlink"/>
@@ -6024,7 +7765,7 @@
           <w:szCs w:val="20"/>
         </w:rPr>
       </w:pPr>
-      <w:hyperlink r:id="rId70" w:history="1">
+      <w:hyperlink r:id="rId92" w:history="1">
         <w:r>
           <w:rPr>
             <w:rStyle w:val="Hyperlink"/>
@@ -6090,7 +7831,7 @@
       </w:pPr>
     </w:p>
     <w:sectPr>
-      <w:footerReference w:type="default" r:id="rId71"/>
+      <w:footerReference w:type="default" r:id="rId93"/>
       <w:pgSz w:w="12240" w:h="15840"/>
       <w:pgMar w:top="1440" w:right="1440" w:bottom="1530" w:left="1440" w:header="0" w:footer="720" w:gutter="0"/>
       <w:cols w:space="720"/>
@@ -9733,6 +11474,304 @@
     </w:lvl>
   </w:abstractNum>
   <w:abstractNum w:abstractNumId="24" w15:restartNumberingAfterBreak="0">
+    <w:nsid w:val="68217A55"/>
+    <w:multiLevelType w:val="multilevel"/>
+    <w:tmpl w:val="C3C84A40"/>
+    <w:lvl w:ilvl="0">
+      <w:start w:val="1"/>
+      <w:numFmt w:val="bullet"/>
+      <w:lvlText w:val=""/>
+      <w:lvlJc w:val="left"/>
+      <w:pPr>
+        <w:tabs>
+          <w:tab w:val="num" w:pos="720"/>
+        </w:tabs>
+        <w:ind w:left="720" w:hanging="360"/>
+      </w:pPr>
+      <w:rPr>
+        <w:rFonts w:ascii="Symbol" w:hAnsi="Symbol" w:hint="default"/>
+        <w:sz w:val="20"/>
+      </w:rPr>
+    </w:lvl>
+    <w:lvl w:ilvl="1" w:tentative="1">
+      <w:start w:val="1"/>
+      <w:numFmt w:val="bullet"/>
+      <w:lvlText w:val="o"/>
+      <w:lvlJc w:val="left"/>
+      <w:pPr>
+        <w:tabs>
+          <w:tab w:val="num" w:pos="1440"/>
+        </w:tabs>
+        <w:ind w:left="1440" w:hanging="360"/>
+      </w:pPr>
+      <w:rPr>
+        <w:rFonts w:ascii="Courier New" w:hAnsi="Courier New" w:hint="default"/>
+        <w:sz w:val="20"/>
+      </w:rPr>
+    </w:lvl>
+    <w:lvl w:ilvl="2" w:tentative="1">
+      <w:start w:val="1"/>
+      <w:numFmt w:val="bullet"/>
+      <w:lvlText w:val=""/>
+      <w:lvlJc w:val="left"/>
+      <w:pPr>
+        <w:tabs>
+          <w:tab w:val="num" w:pos="2160"/>
+        </w:tabs>
+        <w:ind w:left="2160" w:hanging="360"/>
+      </w:pPr>
+      <w:rPr>
+        <w:rFonts w:ascii="Wingdings" w:hAnsi="Wingdings" w:hint="default"/>
+        <w:sz w:val="20"/>
+      </w:rPr>
+    </w:lvl>
+    <w:lvl w:ilvl="3" w:tentative="1">
+      <w:start w:val="1"/>
+      <w:numFmt w:val="bullet"/>
+      <w:lvlText w:val=""/>
+      <w:lvlJc w:val="left"/>
+      <w:pPr>
+        <w:tabs>
+          <w:tab w:val="num" w:pos="2880"/>
+        </w:tabs>
+        <w:ind w:left="2880" w:hanging="360"/>
+      </w:pPr>
+      <w:rPr>
+        <w:rFonts w:ascii="Wingdings" w:hAnsi="Wingdings" w:hint="default"/>
+        <w:sz w:val="20"/>
+      </w:rPr>
+    </w:lvl>
+    <w:lvl w:ilvl="4" w:tentative="1">
+      <w:start w:val="1"/>
+      <w:numFmt w:val="bullet"/>
+      <w:lvlText w:val=""/>
+      <w:lvlJc w:val="left"/>
+      <w:pPr>
+        <w:tabs>
+          <w:tab w:val="num" w:pos="3600"/>
+        </w:tabs>
+        <w:ind w:left="3600" w:hanging="360"/>
+      </w:pPr>
+      <w:rPr>
+        <w:rFonts w:ascii="Wingdings" w:hAnsi="Wingdings" w:hint="default"/>
+        <w:sz w:val="20"/>
+      </w:rPr>
+    </w:lvl>
+    <w:lvl w:ilvl="5" w:tentative="1">
+      <w:start w:val="1"/>
+      <w:numFmt w:val="bullet"/>
+      <w:lvlText w:val=""/>
+      <w:lvlJc w:val="left"/>
+      <w:pPr>
+        <w:tabs>
+          <w:tab w:val="num" w:pos="4320"/>
+        </w:tabs>
+        <w:ind w:left="4320" w:hanging="360"/>
+      </w:pPr>
+      <w:rPr>
+        <w:rFonts w:ascii="Wingdings" w:hAnsi="Wingdings" w:hint="default"/>
+        <w:sz w:val="20"/>
+      </w:rPr>
+    </w:lvl>
+    <w:lvl w:ilvl="6" w:tentative="1">
+      <w:start w:val="1"/>
+      <w:numFmt w:val="bullet"/>
+      <w:lvlText w:val=""/>
+      <w:lvlJc w:val="left"/>
+      <w:pPr>
+        <w:tabs>
+          <w:tab w:val="num" w:pos="5040"/>
+        </w:tabs>
+        <w:ind w:left="5040" w:hanging="360"/>
+      </w:pPr>
+      <w:rPr>
+        <w:rFonts w:ascii="Wingdings" w:hAnsi="Wingdings" w:hint="default"/>
+        <w:sz w:val="20"/>
+      </w:rPr>
+    </w:lvl>
+    <w:lvl w:ilvl="7" w:tentative="1">
+      <w:start w:val="1"/>
+      <w:numFmt w:val="bullet"/>
+      <w:lvlText w:val=""/>
+      <w:lvlJc w:val="left"/>
+      <w:pPr>
+        <w:tabs>
+          <w:tab w:val="num" w:pos="5760"/>
+        </w:tabs>
+        <w:ind w:left="5760" w:hanging="360"/>
+      </w:pPr>
+      <w:rPr>
+        <w:rFonts w:ascii="Wingdings" w:hAnsi="Wingdings" w:hint="default"/>
+        <w:sz w:val="20"/>
+      </w:rPr>
+    </w:lvl>
+    <w:lvl w:ilvl="8" w:tentative="1">
+      <w:start w:val="1"/>
+      <w:numFmt w:val="bullet"/>
+      <w:lvlText w:val=""/>
+      <w:lvlJc w:val="left"/>
+      <w:pPr>
+        <w:tabs>
+          <w:tab w:val="num" w:pos="6480"/>
+        </w:tabs>
+        <w:ind w:left="6480" w:hanging="360"/>
+      </w:pPr>
+      <w:rPr>
+        <w:rFonts w:ascii="Wingdings" w:hAnsi="Wingdings" w:hint="default"/>
+        <w:sz w:val="20"/>
+      </w:rPr>
+    </w:lvl>
+  </w:abstractNum>
+  <w:abstractNum w:abstractNumId="25" w15:restartNumberingAfterBreak="0">
+    <w:nsid w:val="6D814B6E"/>
+    <w:multiLevelType w:val="multilevel"/>
+    <w:tmpl w:val="0434C234"/>
+    <w:lvl w:ilvl="0">
+      <w:start w:val="1"/>
+      <w:numFmt w:val="bullet"/>
+      <w:lvlText w:val=""/>
+      <w:lvlJc w:val="left"/>
+      <w:pPr>
+        <w:tabs>
+          <w:tab w:val="num" w:pos="720"/>
+        </w:tabs>
+        <w:ind w:left="720" w:hanging="360"/>
+      </w:pPr>
+      <w:rPr>
+        <w:rFonts w:ascii="Symbol" w:hAnsi="Symbol" w:hint="default"/>
+        <w:sz w:val="20"/>
+      </w:rPr>
+    </w:lvl>
+    <w:lvl w:ilvl="1" w:tentative="1">
+      <w:start w:val="1"/>
+      <w:numFmt w:val="bullet"/>
+      <w:lvlText w:val="o"/>
+      <w:lvlJc w:val="left"/>
+      <w:pPr>
+        <w:tabs>
+          <w:tab w:val="num" w:pos="1440"/>
+        </w:tabs>
+        <w:ind w:left="1440" w:hanging="360"/>
+      </w:pPr>
+      <w:rPr>
+        <w:rFonts w:ascii="Courier New" w:hAnsi="Courier New" w:hint="default"/>
+        <w:sz w:val="20"/>
+      </w:rPr>
+    </w:lvl>
+    <w:lvl w:ilvl="2" w:tentative="1">
+      <w:start w:val="1"/>
+      <w:numFmt w:val="bullet"/>
+      <w:lvlText w:val=""/>
+      <w:lvlJc w:val="left"/>
+      <w:pPr>
+        <w:tabs>
+          <w:tab w:val="num" w:pos="2160"/>
+        </w:tabs>
+        <w:ind w:left="2160" w:hanging="360"/>
+      </w:pPr>
+      <w:rPr>
+        <w:rFonts w:ascii="Wingdings" w:hAnsi="Wingdings" w:hint="default"/>
+        <w:sz w:val="20"/>
+      </w:rPr>
+    </w:lvl>
+    <w:lvl w:ilvl="3" w:tentative="1">
+      <w:start w:val="1"/>
+      <w:numFmt w:val="bullet"/>
+      <w:lvlText w:val=""/>
+      <w:lvlJc w:val="left"/>
+      <w:pPr>
+        <w:tabs>
+          <w:tab w:val="num" w:pos="2880"/>
+        </w:tabs>
+        <w:ind w:left="2880" w:hanging="360"/>
+      </w:pPr>
+      <w:rPr>
+        <w:rFonts w:ascii="Wingdings" w:hAnsi="Wingdings" w:hint="default"/>
+        <w:sz w:val="20"/>
+      </w:rPr>
+    </w:lvl>
+    <w:lvl w:ilvl="4" w:tentative="1">
+      <w:start w:val="1"/>
+      <w:numFmt w:val="bullet"/>
+      <w:lvlText w:val=""/>
+      <w:lvlJc w:val="left"/>
+      <w:pPr>
+        <w:tabs>
+          <w:tab w:val="num" w:pos="3600"/>
+        </w:tabs>
+        <w:ind w:left="3600" w:hanging="360"/>
+      </w:pPr>
+      <w:rPr>
+        <w:rFonts w:ascii="Wingdings" w:hAnsi="Wingdings" w:hint="default"/>
+        <w:sz w:val="20"/>
+      </w:rPr>
+    </w:lvl>
+    <w:lvl w:ilvl="5" w:tentative="1">
+      <w:start w:val="1"/>
+      <w:numFmt w:val="bullet"/>
+      <w:lvlText w:val=""/>
+      <w:lvlJc w:val="left"/>
+      <w:pPr>
+        <w:tabs>
+          <w:tab w:val="num" w:pos="4320"/>
+        </w:tabs>
+        <w:ind w:left="4320" w:hanging="360"/>
+      </w:pPr>
+      <w:rPr>
+        <w:rFonts w:ascii="Wingdings" w:hAnsi="Wingdings" w:hint="default"/>
+        <w:sz w:val="20"/>
+      </w:rPr>
+    </w:lvl>
+    <w:lvl w:ilvl="6" w:tentative="1">
+      <w:start w:val="1"/>
+      <w:numFmt w:val="bullet"/>
+      <w:lvlText w:val=""/>
+      <w:lvlJc w:val="left"/>
+      <w:pPr>
+        <w:tabs>
+          <w:tab w:val="num" w:pos="5040"/>
+        </w:tabs>
+        <w:ind w:left="5040" w:hanging="360"/>
+      </w:pPr>
+      <w:rPr>
+        <w:rFonts w:ascii="Wingdings" w:hAnsi="Wingdings" w:hint="default"/>
+        <w:sz w:val="20"/>
+      </w:rPr>
+    </w:lvl>
+    <w:lvl w:ilvl="7" w:tentative="1">
+      <w:start w:val="1"/>
+      <w:numFmt w:val="bullet"/>
+      <w:lvlText w:val=""/>
+      <w:lvlJc w:val="left"/>
+      <w:pPr>
+        <w:tabs>
+          <w:tab w:val="num" w:pos="5760"/>
+        </w:tabs>
+        <w:ind w:left="5760" w:hanging="360"/>
+      </w:pPr>
+      <w:rPr>
+        <w:rFonts w:ascii="Wingdings" w:hAnsi="Wingdings" w:hint="default"/>
+        <w:sz w:val="20"/>
+      </w:rPr>
+    </w:lvl>
+    <w:lvl w:ilvl="8" w:tentative="1">
+      <w:start w:val="1"/>
+      <w:numFmt w:val="bullet"/>
+      <w:lvlText w:val=""/>
+      <w:lvlJc w:val="left"/>
+      <w:pPr>
+        <w:tabs>
+          <w:tab w:val="num" w:pos="6480"/>
+        </w:tabs>
+        <w:ind w:left="6480" w:hanging="360"/>
+      </w:pPr>
+      <w:rPr>
+        <w:rFonts w:ascii="Wingdings" w:hAnsi="Wingdings" w:hint="default"/>
+        <w:sz w:val="20"/>
+      </w:rPr>
+    </w:lvl>
+  </w:abstractNum>
+  <w:abstractNum w:abstractNumId="26" w15:restartNumberingAfterBreak="0">
     <w:nsid w:val="6D9F3871"/>
     <w:multiLevelType w:val="multilevel"/>
     <w:tmpl w:val="049A011A"/>
@@ -9881,7 +11920,7 @@
       </w:rPr>
     </w:lvl>
   </w:abstractNum>
-  <w:abstractNum w:abstractNumId="25" w15:restartNumberingAfterBreak="0">
+  <w:abstractNum w:abstractNumId="27" w15:restartNumberingAfterBreak="0">
     <w:nsid w:val="6E410EDC"/>
     <w:multiLevelType w:val="multilevel"/>
     <w:tmpl w:val="A52277D0"/>
@@ -10030,7 +12069,7 @@
       </w:rPr>
     </w:lvl>
   </w:abstractNum>
-  <w:abstractNum w:abstractNumId="26" w15:restartNumberingAfterBreak="0">
+  <w:abstractNum w:abstractNumId="28" w15:restartNumberingAfterBreak="0">
     <w:nsid w:val="6FA31C71"/>
     <w:multiLevelType w:val="multilevel"/>
     <w:tmpl w:val="AA5AD366"/>
@@ -10179,7 +12218,7 @@
       </w:rPr>
     </w:lvl>
   </w:abstractNum>
-  <w:abstractNum w:abstractNumId="27" w15:restartNumberingAfterBreak="0">
+  <w:abstractNum w:abstractNumId="29" w15:restartNumberingAfterBreak="0">
     <w:nsid w:val="71260ECE"/>
     <w:multiLevelType w:val="multilevel"/>
     <w:tmpl w:val="3592A554"/>
@@ -10328,7 +12367,7 @@
       </w:rPr>
     </w:lvl>
   </w:abstractNum>
-  <w:abstractNum w:abstractNumId="28" w15:restartNumberingAfterBreak="0">
+  <w:abstractNum w:abstractNumId="30" w15:restartNumberingAfterBreak="0">
     <w:nsid w:val="75B4584C"/>
     <w:multiLevelType w:val="multilevel"/>
     <w:tmpl w:val="5360FBFA"/>
@@ -10477,7 +12516,7 @@
       </w:rPr>
     </w:lvl>
   </w:abstractNum>
-  <w:abstractNum w:abstractNumId="29" w15:restartNumberingAfterBreak="0">
+  <w:abstractNum w:abstractNumId="31" w15:restartNumberingAfterBreak="0">
     <w:nsid w:val="7C4A6E81"/>
     <w:multiLevelType w:val="multilevel"/>
     <w:tmpl w:val="0F882C30"/>
@@ -10626,7 +12665,7 @@
       </w:rPr>
     </w:lvl>
   </w:abstractNum>
-  <w:abstractNum w:abstractNumId="30" w15:restartNumberingAfterBreak="0">
+  <w:abstractNum w:abstractNumId="32" w15:restartNumberingAfterBreak="0">
     <w:nsid w:val="7D2005DA"/>
     <w:multiLevelType w:val="multilevel"/>
     <w:tmpl w:val="6D607822"/>
@@ -10776,13 +12815,13 @@
     </w:lvl>
   </w:abstractNum>
   <w:num w:numId="1" w16cid:durableId="589042534">
-    <w:abstractNumId w:val="30"/>
+    <w:abstractNumId w:val="32"/>
   </w:num>
   <w:num w:numId="2" w16cid:durableId="632755494">
     <w:abstractNumId w:val="18"/>
   </w:num>
   <w:num w:numId="3" w16cid:durableId="718167228">
-    <w:abstractNumId w:val="28"/>
+    <w:abstractNumId w:val="30"/>
   </w:num>
   <w:num w:numId="4" w16cid:durableId="426275593">
     <w:abstractNumId w:val="17"/>
@@ -10794,7 +12833,7 @@
     <w:abstractNumId w:val="4"/>
   </w:num>
   <w:num w:numId="7" w16cid:durableId="97801216">
-    <w:abstractNumId w:val="25"/>
+    <w:abstractNumId w:val="27"/>
   </w:num>
   <w:num w:numId="8" w16cid:durableId="498891688">
     <w:abstractNumId w:val="13"/>
@@ -10806,16 +12845,16 @@
     <w:abstractNumId w:val="15"/>
   </w:num>
   <w:num w:numId="11" w16cid:durableId="926234776">
-    <w:abstractNumId w:val="26"/>
+    <w:abstractNumId w:val="28"/>
   </w:num>
   <w:num w:numId="12" w16cid:durableId="1155995746">
-    <w:abstractNumId w:val="24"/>
+    <w:abstractNumId w:val="26"/>
   </w:num>
   <w:num w:numId="13" w16cid:durableId="1281690872">
     <w:abstractNumId w:val="3"/>
   </w:num>
   <w:num w:numId="14" w16cid:durableId="1401293231">
-    <w:abstractNumId w:val="29"/>
+    <w:abstractNumId w:val="31"/>
   </w:num>
   <w:num w:numId="15" w16cid:durableId="927733132">
     <w:abstractNumId w:val="19"/>
@@ -10854,7 +12893,7 @@
     <w:abstractNumId w:val="16"/>
   </w:num>
   <w:num w:numId="27" w16cid:durableId="472452667">
-    <w:abstractNumId w:val="27"/>
+    <w:abstractNumId w:val="29"/>
   </w:num>
   <w:num w:numId="28" w16cid:durableId="1555390318">
     <w:abstractNumId w:val="7"/>
@@ -10867,6 +12906,12 @@
   </w:num>
   <w:num w:numId="31" w16cid:durableId="130023498">
     <w:abstractNumId w:val="12"/>
+  </w:num>
+  <w:num w:numId="32" w16cid:durableId="1718234499">
+    <w:abstractNumId w:val="25"/>
+  </w:num>
+  <w:num w:numId="33" w16cid:durableId="1769158101">
+    <w:abstractNumId w:val="24"/>
   </w:num>
   <w:numIdMacAtCleanup w:val="4"/>
 </w:numbering>

--- a/Church/2026/2026_0912_MenloChurch.docx
+++ b/Church/2026/2026_0912_MenloChurch.docx
@@ -2474,18 +2474,8 @@
           <w:sz w:val="20"/>
           <w:szCs w:val="20"/>
         </w:rPr>
-        <w:t xml:space="preserve">Bethany </w:t>
-      </w:r>
-      <w:proofErr w:type="spellStart"/>
-      <w:r>
-        <w:rPr>
-          <w:rFonts w:cstheme="minorHAnsi"/>
-          <w:sz w:val="20"/>
-          <w:szCs w:val="20"/>
-        </w:rPr>
-        <w:t>Church·Bethany</w:t>
-      </w:r>
-      <w:proofErr w:type="spellEnd"/>
+        <w:t>Bethany Church·Bethany</w:t>
+      </w:r>
     </w:p>
     <w:p>
       <w:pPr>
@@ -2529,23 +2519,13 @@
           <w:szCs w:val="20"/>
         </w:rPr>
       </w:pPr>
-      <w:proofErr w:type="spellStart"/>
-      <w:r>
-        <w:rPr>
-          <w:rFonts w:cstheme="minorHAnsi"/>
-          <w:sz w:val="20"/>
-          <w:szCs w:val="20"/>
-        </w:rPr>
-        <w:t>Facebook·FORUM</w:t>
-      </w:r>
-      <w:proofErr w:type="spellEnd"/>
-      <w:r>
-        <w:rPr>
-          <w:rFonts w:cstheme="minorHAnsi"/>
-          <w:sz w:val="20"/>
-          <w:szCs w:val="20"/>
-        </w:rPr>
-        <w:t xml:space="preserve"> by Clergy Coaching Network</w:t>
+      <w:r>
+        <w:rPr>
+          <w:rFonts w:cstheme="minorHAnsi"/>
+          <w:sz w:val="20"/>
+          <w:szCs w:val="20"/>
+        </w:rPr>
+        <w:t>Facebook·FORUM by Clergy Coaching Network</w:t>
       </w:r>
     </w:p>
     <w:p>
@@ -2631,25 +2611,7 @@
           <w:szCs w:val="20"/>
         </w:rPr>
         <w:lastRenderedPageBreak/>
-        <w:t xml:space="preserve">The Vapor (Focus: Sacrificial Developer) | Menlo Church Week 4 The Vapor (Focus: Sacrificial Developer) James closes with a </w:t>
-      </w:r>
-      <w:proofErr w:type="spellStart"/>
-      <w:r>
-        <w:rPr>
-          <w:rFonts w:cstheme="minorHAnsi"/>
-          <w:sz w:val="20"/>
-          <w:szCs w:val="20"/>
-        </w:rPr>
-        <w:t>warnin</w:t>
-      </w:r>
-      <w:proofErr w:type="spellEnd"/>
-      <w:r>
-        <w:rPr>
-          <w:rFonts w:cstheme="minorHAnsi"/>
-          <w:sz w:val="20"/>
-          <w:szCs w:val="20"/>
-        </w:rPr>
-        <w:t>...</w:t>
+        <w:t>The Vapor (Focus: Sacrificial Developer) | Menlo Church Week 4 The Vapor (Focus: Sacrificial Developer) James closes with a warnin...</w:t>
       </w:r>
     </w:p>
     <w:p>
@@ -3567,18 +3529,8 @@
           <w:sz w:val="20"/>
           <w:szCs w:val="20"/>
         </w:rPr>
-        <w:t xml:space="preserve">Menlo Church Podcasts - </w:t>
-      </w:r>
-      <w:proofErr w:type="spellStart"/>
-      <w:r>
-        <w:rPr>
-          <w:rFonts w:cstheme="minorHAnsi"/>
-          <w:sz w:val="20"/>
-          <w:szCs w:val="20"/>
-        </w:rPr>
-        <w:t>Podbean</w:t>
-      </w:r>
-      <w:proofErr w:type="spellEnd"/>
+        <w:t>Menlo Church Podcasts - Podbean</w:t>
+      </w:r>
     </w:p>
     <w:p>
       <w:pPr>
@@ -4672,25 +4624,7 @@
           <w:sz w:val="20"/>
           <w:szCs w:val="20"/>
         </w:rPr>
-        <w:t xml:space="preserve"> said “One </w:t>
-      </w:r>
-      <w:proofErr w:type="spellStart"/>
-      <w:r>
-        <w:rPr>
-          <w:rFonts w:cstheme="minorHAnsi"/>
-          <w:sz w:val="20"/>
-          <w:szCs w:val="20"/>
-        </w:rPr>
-        <w:t>ting</w:t>
-      </w:r>
-      <w:proofErr w:type="spellEnd"/>
-      <w:r>
-        <w:rPr>
-          <w:rFonts w:cstheme="minorHAnsi"/>
-          <w:sz w:val="20"/>
-          <w:szCs w:val="20"/>
-        </w:rPr>
-        <w:t xml:space="preserve"> we should never do with a gift is pretend we bought or made it ourselves</w:t>
+        <w:t xml:space="preserve"> said “One ting we should never do with a gift is pretend we bought or made it ourselves</w:t>
       </w:r>
       <w:r>
         <w:rPr>
@@ -5923,44 +5857,21 @@
           <w:sz w:val="20"/>
           <w:szCs w:val="20"/>
         </w:rPr>
-        <w:t>7</w:t>
-      </w:r>
-      <w:r>
-        <w:rPr>
-          <w:rFonts w:cstheme="minorHAnsi"/>
-          <w:sz w:val="20"/>
-          <w:szCs w:val="20"/>
-        </w:rPr>
-        <w:t>:</w:t>
-      </w:r>
-      <w:r>
-        <w:rPr>
-          <w:rFonts w:cstheme="minorHAnsi"/>
-          <w:sz w:val="20"/>
-          <w:szCs w:val="20"/>
-        </w:rPr>
-        <w:t>03</w:t>
-      </w:r>
-      <w:r>
-        <w:rPr>
-          <w:rFonts w:cstheme="minorHAnsi"/>
-          <w:sz w:val="20"/>
-          <w:szCs w:val="20"/>
-        </w:rPr>
-        <w:t>/33:40</w:t>
-      </w:r>
-    </w:p>
-    <w:p>
-      <w:pPr>
-        <w:rPr>
-          <w:rFonts w:cstheme="minorHAnsi"/>
-          <w:sz w:val="20"/>
-          <w:szCs w:val="20"/>
-        </w:rPr>
-      </w:pPr>
-      <w:r>
-        <w:rPr>
-          <w:rFonts w:cstheme="minorHAnsi"/>
+        <w:t>7:03/33:40</w:t>
+      </w:r>
+    </w:p>
+    <w:p>
+      <w:pPr>
+        <w:rPr>
+          <w:rFonts w:cstheme="minorHAnsi"/>
+          <w:sz w:val="20"/>
+          <w:szCs w:val="20"/>
+        </w:rPr>
+      </w:pPr>
+      <w:r>
+        <w:rPr>
+          <w:rFonts w:cstheme="minorHAnsi"/>
+          <w:noProof/>
           <w:sz w:val="20"/>
           <w:szCs w:val="20"/>
         </w:rPr>
@@ -6022,6 +5933,7 @@
       <w:r>
         <w:rPr>
           <w:rFonts w:cstheme="minorHAnsi"/>
+          <w:noProof/>
           <w:sz w:val="20"/>
           <w:szCs w:val="20"/>
         </w:rPr>
@@ -6470,44 +6382,21 @@
           <w:sz w:val="20"/>
           <w:szCs w:val="20"/>
         </w:rPr>
-        <w:t>15</w:t>
-      </w:r>
-      <w:r>
-        <w:rPr>
-          <w:rFonts w:cstheme="minorHAnsi"/>
-          <w:sz w:val="20"/>
-          <w:szCs w:val="20"/>
-        </w:rPr>
-        <w:t>:</w:t>
-      </w:r>
-      <w:r>
-        <w:rPr>
-          <w:rFonts w:cstheme="minorHAnsi"/>
-          <w:sz w:val="20"/>
-          <w:szCs w:val="20"/>
-        </w:rPr>
-        <w:t>20</w:t>
-      </w:r>
-      <w:r>
-        <w:rPr>
-          <w:rFonts w:cstheme="minorHAnsi"/>
-          <w:sz w:val="20"/>
-          <w:szCs w:val="20"/>
-        </w:rPr>
-        <w:t>/33:40</w:t>
-      </w:r>
-    </w:p>
-    <w:p>
-      <w:pPr>
-        <w:rPr>
-          <w:rFonts w:cstheme="minorHAnsi"/>
-          <w:sz w:val="20"/>
-          <w:szCs w:val="20"/>
-        </w:rPr>
-      </w:pPr>
-      <w:r>
-        <w:rPr>
-          <w:rFonts w:cstheme="minorHAnsi"/>
+        <w:t>15:20/33:40</w:t>
+      </w:r>
+    </w:p>
+    <w:p>
+      <w:pPr>
+        <w:rPr>
+          <w:rFonts w:cstheme="minorHAnsi"/>
+          <w:sz w:val="20"/>
+          <w:szCs w:val="20"/>
+        </w:rPr>
+      </w:pPr>
+      <w:r>
+        <w:rPr>
+          <w:rFonts w:cstheme="minorHAnsi"/>
+          <w:noProof/>
           <w:sz w:val="20"/>
           <w:szCs w:val="20"/>
         </w:rPr>
@@ -6690,44 +6579,29 @@
           <w:sz w:val="20"/>
           <w:szCs w:val="20"/>
         </w:rPr>
-        <w:t>15:2</w:t>
-      </w:r>
-      <w:r>
-        <w:rPr>
-          <w:rFonts w:cstheme="minorHAnsi"/>
-          <w:sz w:val="20"/>
-          <w:szCs w:val="20"/>
-        </w:rPr>
-        <w:t>4</w:t>
-      </w:r>
-      <w:r>
-        <w:rPr>
-          <w:rFonts w:cstheme="minorHAnsi"/>
-          <w:sz w:val="20"/>
-          <w:szCs w:val="20"/>
-        </w:rPr>
-        <w:t>/33:40</w:t>
-      </w:r>
-    </w:p>
-    <w:p>
-      <w:pPr>
-        <w:rPr>
-          <w:rFonts w:cstheme="minorHAnsi"/>
-          <w:sz w:val="20"/>
-          <w:szCs w:val="20"/>
-        </w:rPr>
-      </w:pPr>
-      <w:r>
-        <w:rPr>
-          <w:rFonts w:cstheme="minorHAnsi"/>
+        <w:t>15:24/33:40</w:t>
+      </w:r>
+    </w:p>
+    <w:p>
+      <w:pPr>
+        <w:rPr>
+          <w:rFonts w:cstheme="minorHAnsi"/>
+          <w:sz w:val="20"/>
+          <w:szCs w:val="20"/>
+        </w:rPr>
+      </w:pPr>
+      <w:r>
+        <w:rPr>
+          <w:rFonts w:cstheme="minorHAnsi"/>
+          <w:noProof/>
           <w:sz w:val="20"/>
           <w:szCs w:val="20"/>
         </w:rPr>
         <w:drawing>
-          <wp:inline distT="0" distB="0" distL="0" distR="0" wp14:anchorId="4F9F4D64" wp14:editId="5FB41593">
-            <wp:extent cx="5267325" cy="3541376"/>
-            <wp:effectExtent l="0" t="0" r="0" b="2540"/>
-            <wp:docPr id="183628489" name="Picture 1"/>
+          <wp:inline distT="0" distB="0" distL="0" distR="0" wp14:anchorId="70E812F6" wp14:editId="460B5C45">
+            <wp:extent cx="5943600" cy="4104640"/>
+            <wp:effectExtent l="0" t="0" r="0" b="0"/>
+            <wp:docPr id="1341887399" name="Picture 1"/>
             <wp:cNvGraphicFramePr>
               <a:graphicFrameLocks xmlns:a="http://schemas.openxmlformats.org/drawingml/2006/main" noChangeAspect="1"/>
             </wp:cNvGraphicFramePr>
@@ -6735,7 +6609,7 @@
               <a:graphicData uri="http://schemas.openxmlformats.org/drawingml/2006/picture">
                 <pic:pic xmlns:pic="http://schemas.openxmlformats.org/drawingml/2006/picture">
                   <pic:nvPicPr>
-                    <pic:cNvPr id="183628489" name=""/>
+                    <pic:cNvPr id="1341887399" name=""/>
                     <pic:cNvPicPr/>
                   </pic:nvPicPr>
                   <pic:blipFill>
@@ -6747,7 +6621,7 @@
                   <pic:spPr>
                     <a:xfrm>
                       <a:off x="0" y="0"/>
-                      <a:ext cx="5271557" cy="3544221"/>
+                      <a:ext cx="5943600" cy="4104640"/>
                     </a:xfrm>
                     <a:prstGeom prst="rect">
                       <a:avLst/>
@@ -7288,6 +7162,7 @@
           <w:sz w:val="20"/>
           <w:szCs w:val="20"/>
         </w:rPr>
+        <w:lastRenderedPageBreak/>
         <w:t xml:space="preserve">James 5:1-6 is a </w:t>
       </w:r>
       <w:r>
@@ -7403,7 +7278,6 @@
           <w:sz w:val="20"/>
           <w:szCs w:val="20"/>
         </w:rPr>
-        <w:lastRenderedPageBreak/>
         <w:t>Self-Indulgence:</w:t>
       </w:r>
       <w:r>
@@ -7646,6 +7520,864 @@
           <w:sz w:val="20"/>
           <w:szCs w:val="20"/>
         </w:rPr>
+        <w:t>17:</w:t>
+      </w:r>
+      <w:r>
+        <w:rPr>
+          <w:rFonts w:cstheme="minorHAnsi"/>
+          <w:sz w:val="20"/>
+          <w:szCs w:val="20"/>
+        </w:rPr>
+        <w:t>00</w:t>
+      </w:r>
+      <w:r>
+        <w:rPr>
+          <w:rFonts w:cstheme="minorHAnsi"/>
+          <w:sz w:val="20"/>
+          <w:szCs w:val="20"/>
+        </w:rPr>
+        <w:t>-20:</w:t>
+      </w:r>
+      <w:r>
+        <w:rPr>
+          <w:rFonts w:cstheme="minorHAnsi"/>
+          <w:sz w:val="20"/>
+          <w:szCs w:val="20"/>
+        </w:rPr>
+        <w:t>17</w:t>
+      </w:r>
+      <w:r>
+        <w:rPr>
+          <w:rFonts w:cstheme="minorHAnsi"/>
+          <w:sz w:val="20"/>
+          <w:szCs w:val="20"/>
+        </w:rPr>
+        <w:t>/33:40</w:t>
+      </w:r>
+    </w:p>
+    <w:p>
+      <w:pPr>
+        <w:rPr>
+          <w:rFonts w:cstheme="minorHAnsi"/>
+          <w:sz w:val="20"/>
+          <w:szCs w:val="20"/>
+        </w:rPr>
+      </w:pPr>
+      <w:r>
+        <w:rPr>
+          <w:rFonts w:cstheme="minorHAnsi"/>
+          <w:sz w:val="20"/>
+          <w:szCs w:val="20"/>
+        </w:rPr>
+        <w:t>rich people will face divine judgment if they are fraud</w:t>
+      </w:r>
+      <w:r>
+        <w:rPr>
+          <w:rFonts w:cstheme="minorHAnsi"/>
+          <w:sz w:val="20"/>
+          <w:szCs w:val="20"/>
+        </w:rPr>
+        <w:t>.</w:t>
+      </w:r>
+      <w:r>
+        <w:rPr>
+          <w:rFonts w:cstheme="minorHAnsi"/>
+          <w:sz w:val="20"/>
+          <w:szCs w:val="20"/>
+        </w:rPr>
+        <w:t xml:space="preserve"> Don’t made the wrong investment in your life</w:t>
+      </w:r>
+      <w:r>
+        <w:rPr>
+          <w:rFonts w:cstheme="minorHAnsi"/>
+          <w:sz w:val="20"/>
+          <w:szCs w:val="20"/>
+        </w:rPr>
+        <w:t>, self-made entrepreneur. James talked about the tax money have been kept back through fraud. These rich are not ethical.</w:t>
+      </w:r>
+      <w:r>
+        <w:rPr>
+          <w:rFonts w:cstheme="minorHAnsi"/>
+          <w:sz w:val="20"/>
+          <w:szCs w:val="20"/>
+        </w:rPr>
+        <w:t xml:space="preserve"> God always heard the poor people cry.</w:t>
+      </w:r>
+      <w:r>
+        <w:rPr>
+          <w:rFonts w:cstheme="minorHAnsi"/>
+          <w:sz w:val="20"/>
+          <w:szCs w:val="20"/>
+        </w:rPr>
+        <w:t xml:space="preserve"> </w:t>
+      </w:r>
+      <w:r>
+        <w:rPr>
+          <w:rFonts w:cstheme="minorHAnsi"/>
+          <w:sz w:val="20"/>
+          <w:szCs w:val="20"/>
+        </w:rPr>
+        <w:t>We live with sacrifice in the world.</w:t>
+      </w:r>
+    </w:p>
+    <w:p>
+      <w:pPr>
+        <w:rPr>
+          <w:rFonts w:cstheme="minorHAnsi"/>
+          <w:sz w:val="20"/>
+          <w:szCs w:val="20"/>
+        </w:rPr>
+      </w:pPr>
+    </w:p>
+    <w:p>
+      <w:pPr>
+        <w:rPr>
+          <w:rFonts w:cstheme="minorHAnsi"/>
+          <w:sz w:val="20"/>
+          <w:szCs w:val="20"/>
+        </w:rPr>
+      </w:pPr>
+      <w:r>
+        <w:rPr>
+          <w:rFonts w:cstheme="minorHAnsi"/>
+          <w:sz w:val="20"/>
+          <w:szCs w:val="20"/>
+        </w:rPr>
+        <w:t>21:28/33:40</w:t>
+      </w:r>
+    </w:p>
+    <w:p>
+      <w:pPr>
+        <w:rPr>
+          <w:rFonts w:cstheme="minorHAnsi"/>
+          <w:sz w:val="20"/>
+          <w:szCs w:val="20"/>
+        </w:rPr>
+      </w:pPr>
+      <w:r>
+        <w:rPr>
+          <w:rFonts w:cstheme="minorHAnsi"/>
+          <w:noProof/>
+          <w:sz w:val="20"/>
+          <w:szCs w:val="20"/>
+        </w:rPr>
+        <w:drawing>
+          <wp:inline distT="0" distB="0" distL="0" distR="0" wp14:anchorId="579FDDE1" wp14:editId="53AC65B5">
+            <wp:extent cx="5943600" cy="939165"/>
+            <wp:effectExtent l="0" t="0" r="0" b="0"/>
+            <wp:docPr id="1371285960" name="Picture 1"/>
+            <wp:cNvGraphicFramePr>
+              <a:graphicFrameLocks xmlns:a="http://schemas.openxmlformats.org/drawingml/2006/main" noChangeAspect="1"/>
+            </wp:cNvGraphicFramePr>
+            <a:graphic xmlns:a="http://schemas.openxmlformats.org/drawingml/2006/main">
+              <a:graphicData uri="http://schemas.openxmlformats.org/drawingml/2006/picture">
+                <pic:pic xmlns:pic="http://schemas.openxmlformats.org/drawingml/2006/picture">
+                  <pic:nvPicPr>
+                    <pic:cNvPr id="1371285960" name=""/>
+                    <pic:cNvPicPr/>
+                  </pic:nvPicPr>
+                  <pic:blipFill>
+                    <a:blip r:embed="rId91"/>
+                    <a:stretch>
+                      <a:fillRect/>
+                    </a:stretch>
+                  </pic:blipFill>
+                  <pic:spPr>
+                    <a:xfrm>
+                      <a:off x="0" y="0"/>
+                      <a:ext cx="5943600" cy="939165"/>
+                    </a:xfrm>
+                    <a:prstGeom prst="rect">
+                      <a:avLst/>
+                    </a:prstGeom>
+                  </pic:spPr>
+                </pic:pic>
+              </a:graphicData>
+            </a:graphic>
+          </wp:inline>
+        </w:drawing>
+      </w:r>
+    </w:p>
+    <w:p>
+      <w:pPr>
+        <w:rPr>
+          <w:rFonts w:cstheme="minorHAnsi"/>
+          <w:sz w:val="20"/>
+          <w:szCs w:val="20"/>
+        </w:rPr>
+      </w:pPr>
+      <w:r>
+        <w:rPr>
+          <w:rFonts w:cstheme="minorHAnsi"/>
+          <w:sz w:val="20"/>
+          <w:szCs w:val="20"/>
+        </w:rPr>
+        <w:t>Investing your time and resources into mentoring others requires sacrifice, but it is reframed as an act of stewardship because those resources ultimately belong to God rather than yourself.</w:t>
+      </w:r>
+    </w:p>
+    <w:p>
+      <w:pPr>
+        <w:rPr>
+          <w:rFonts w:cstheme="minorHAnsi"/>
+          <w:sz w:val="20"/>
+          <w:szCs w:val="20"/>
+        </w:rPr>
+      </w:pPr>
+    </w:p>
+    <w:p>
+      <w:pPr>
+        <w:rPr>
+          <w:rFonts w:cstheme="minorHAnsi"/>
+          <w:sz w:val="20"/>
+          <w:szCs w:val="20"/>
+        </w:rPr>
+      </w:pPr>
+      <w:r>
+        <w:rPr>
+          <w:rFonts w:cstheme="minorHAnsi"/>
+          <w:sz w:val="20"/>
+          <w:szCs w:val="20"/>
+        </w:rPr>
+        <w:t>To help others needs sacrifice. These sacrifices are not yours (They come from God).</w:t>
+      </w:r>
+    </w:p>
+    <w:p>
+      <w:pPr>
+        <w:rPr>
+          <w:rFonts w:cstheme="minorHAnsi"/>
+          <w:sz w:val="20"/>
+          <w:szCs w:val="20"/>
+        </w:rPr>
+      </w:pPr>
+      <w:r>
+        <w:rPr>
+          <w:rFonts w:cstheme="minorHAnsi"/>
+          <w:sz w:val="20"/>
+          <w:szCs w:val="20"/>
+        </w:rPr>
+        <w:t>Ask God how much you want me to give away.</w:t>
+      </w:r>
+      <w:r>
+        <w:rPr>
+          <w:rFonts w:cstheme="minorHAnsi"/>
+          <w:sz w:val="20"/>
+          <w:szCs w:val="20"/>
+        </w:rPr>
+        <w:t xml:space="preserve"> This kind of sacrifice is really worth it.</w:t>
+      </w:r>
+    </w:p>
+    <w:p>
+      <w:pPr>
+        <w:rPr>
+          <w:rFonts w:cstheme="minorHAnsi"/>
+          <w:sz w:val="20"/>
+          <w:szCs w:val="20"/>
+        </w:rPr>
+      </w:pPr>
+      <w:r>
+        <w:rPr>
+          <w:rFonts w:cstheme="minorHAnsi"/>
+          <w:sz w:val="20"/>
+          <w:szCs w:val="20"/>
+        </w:rPr>
+        <w:t xml:space="preserve">Everybody is sacrificing all the time. The question is </w:t>
+      </w:r>
+      <w:r>
+        <w:rPr>
+          <w:rFonts w:cstheme="minorHAnsi"/>
+          <w:sz w:val="20"/>
+          <w:szCs w:val="20"/>
+        </w:rPr>
+        <w:t>What are you sacrifice for? Who are you sacrifice for?</w:t>
+      </w:r>
+      <w:r>
+        <w:rPr>
+          <w:rFonts w:cstheme="minorHAnsi"/>
+          <w:sz w:val="20"/>
+          <w:szCs w:val="20"/>
+        </w:rPr>
+        <w:t xml:space="preserve"> Will it be worth?</w:t>
+      </w:r>
+    </w:p>
+    <w:p>
+      <w:pPr>
+        <w:rPr>
+          <w:rFonts w:cstheme="minorHAnsi"/>
+          <w:sz w:val="20"/>
+          <w:szCs w:val="20"/>
+        </w:rPr>
+      </w:pPr>
+    </w:p>
+    <w:p>
+      <w:pPr>
+        <w:rPr>
+          <w:rFonts w:cstheme="minorHAnsi"/>
+          <w:sz w:val="20"/>
+          <w:szCs w:val="20"/>
+        </w:rPr>
+      </w:pPr>
+      <w:r>
+        <w:rPr>
+          <w:rFonts w:cstheme="minorHAnsi"/>
+          <w:sz w:val="20"/>
+          <w:szCs w:val="20"/>
+        </w:rPr>
+        <w:t>2</w:t>
+      </w:r>
+      <w:r>
+        <w:rPr>
+          <w:rFonts w:cstheme="minorHAnsi"/>
+          <w:sz w:val="20"/>
+          <w:szCs w:val="20"/>
+        </w:rPr>
+        <w:t>3</w:t>
+      </w:r>
+      <w:r>
+        <w:rPr>
+          <w:rFonts w:cstheme="minorHAnsi"/>
+          <w:sz w:val="20"/>
+          <w:szCs w:val="20"/>
+        </w:rPr>
+        <w:t>:</w:t>
+      </w:r>
+      <w:r>
+        <w:rPr>
+          <w:rFonts w:cstheme="minorHAnsi"/>
+          <w:sz w:val="20"/>
+          <w:szCs w:val="20"/>
+        </w:rPr>
+        <w:t>05</w:t>
+      </w:r>
+      <w:r>
+        <w:rPr>
+          <w:rFonts w:cstheme="minorHAnsi"/>
+          <w:sz w:val="20"/>
+          <w:szCs w:val="20"/>
+        </w:rPr>
+        <w:t>/33:40</w:t>
+      </w:r>
+    </w:p>
+    <w:p>
+      <w:pPr>
+        <w:rPr>
+          <w:rFonts w:cstheme="minorHAnsi"/>
+          <w:sz w:val="20"/>
+          <w:szCs w:val="20"/>
+        </w:rPr>
+      </w:pPr>
+      <w:r>
+        <w:rPr>
+          <w:rFonts w:cstheme="minorHAnsi"/>
+          <w:sz w:val="20"/>
+          <w:szCs w:val="20"/>
+        </w:rPr>
+        <w:t>James give</w:t>
+      </w:r>
+      <w:r>
+        <w:rPr>
+          <w:rFonts w:cstheme="minorHAnsi"/>
+          <w:sz w:val="20"/>
+          <w:szCs w:val="20"/>
+        </w:rPr>
+        <w:t>s</w:t>
+      </w:r>
+      <w:r>
+        <w:rPr>
+          <w:rFonts w:cstheme="minorHAnsi"/>
+          <w:sz w:val="20"/>
+          <w:szCs w:val="20"/>
+        </w:rPr>
+        <w:t xml:space="preserve"> us a diagnosis of a self-made entrepreneur where we are doing it.</w:t>
+      </w:r>
+    </w:p>
+    <w:p>
+      <w:pPr>
+        <w:rPr>
+          <w:rFonts w:cstheme="minorHAnsi"/>
+          <w:sz w:val="20"/>
+          <w:szCs w:val="20"/>
+        </w:rPr>
+      </w:pPr>
+    </w:p>
+    <w:p>
+      <w:pPr>
+        <w:rPr>
+          <w:rFonts w:cstheme="minorHAnsi"/>
+          <w:sz w:val="20"/>
+          <w:szCs w:val="20"/>
+        </w:rPr>
+      </w:pPr>
+      <w:r>
+        <w:rPr>
+          <w:rFonts w:cstheme="minorHAnsi"/>
+          <w:sz w:val="20"/>
+          <w:szCs w:val="20"/>
+        </w:rPr>
+        <w:t>23:</w:t>
+      </w:r>
+      <w:r>
+        <w:rPr>
+          <w:rFonts w:cstheme="minorHAnsi"/>
+          <w:sz w:val="20"/>
+          <w:szCs w:val="20"/>
+        </w:rPr>
+        <w:t>2</w:t>
+      </w:r>
+      <w:r>
+        <w:rPr>
+          <w:rFonts w:cstheme="minorHAnsi"/>
+          <w:sz w:val="20"/>
+          <w:szCs w:val="20"/>
+        </w:rPr>
+        <w:t>5/33:40</w:t>
+      </w:r>
+    </w:p>
+    <w:p>
+      <w:pPr>
+        <w:rPr>
+          <w:rFonts w:cstheme="minorHAnsi"/>
+          <w:sz w:val="20"/>
+          <w:szCs w:val="20"/>
+        </w:rPr>
+      </w:pPr>
+      <w:r>
+        <w:rPr>
+          <w:rFonts w:cstheme="minorHAnsi"/>
+          <w:sz w:val="20"/>
+          <w:szCs w:val="20"/>
+        </w:rPr>
+        <w:drawing>
+          <wp:inline distT="0" distB="0" distL="0" distR="0" wp14:anchorId="32C40BF7" wp14:editId="3FC496C8">
+            <wp:extent cx="2867025" cy="2291954"/>
+            <wp:effectExtent l="0" t="0" r="0" b="0"/>
+            <wp:docPr id="990011698" name="Picture 1"/>
+            <wp:cNvGraphicFramePr>
+              <a:graphicFrameLocks xmlns:a="http://schemas.openxmlformats.org/drawingml/2006/main" noChangeAspect="1"/>
+            </wp:cNvGraphicFramePr>
+            <a:graphic xmlns:a="http://schemas.openxmlformats.org/drawingml/2006/main">
+              <a:graphicData uri="http://schemas.openxmlformats.org/drawingml/2006/picture">
+                <pic:pic xmlns:pic="http://schemas.openxmlformats.org/drawingml/2006/picture">
+                  <pic:nvPicPr>
+                    <pic:cNvPr id="990011698" name=""/>
+                    <pic:cNvPicPr/>
+                  </pic:nvPicPr>
+                  <pic:blipFill>
+                    <a:blip r:embed="rId92"/>
+                    <a:stretch>
+                      <a:fillRect/>
+                    </a:stretch>
+                  </pic:blipFill>
+                  <pic:spPr>
+                    <a:xfrm>
+                      <a:off x="0" y="0"/>
+                      <a:ext cx="2868608" cy="2293219"/>
+                    </a:xfrm>
+                    <a:prstGeom prst="rect">
+                      <a:avLst/>
+                    </a:prstGeom>
+                  </pic:spPr>
+                </pic:pic>
+              </a:graphicData>
+            </a:graphic>
+          </wp:inline>
+        </w:drawing>
+      </w:r>
+    </w:p>
+    <w:p>
+      <w:pPr>
+        <w:rPr>
+          <w:rFonts w:cstheme="minorHAnsi"/>
+          <w:sz w:val="20"/>
+          <w:szCs w:val="20"/>
+        </w:rPr>
+      </w:pPr>
+      <w:r>
+        <w:rPr>
+          <w:rFonts w:cstheme="minorHAnsi"/>
+          <w:sz w:val="20"/>
+          <w:szCs w:val="20"/>
+        </w:rPr>
+        <w:t>James said a sacrificial developer is open-minded.</w:t>
+      </w:r>
+    </w:p>
+    <w:p>
+      <w:pPr>
+        <w:rPr>
+          <w:rFonts w:cstheme="minorHAnsi"/>
+          <w:sz w:val="20"/>
+          <w:szCs w:val="20"/>
+        </w:rPr>
+      </w:pPr>
+      <w:r>
+        <w:rPr>
+          <w:rFonts w:cstheme="minorHAnsi"/>
+          <w:sz w:val="20"/>
+          <w:szCs w:val="20"/>
+        </w:rPr>
+        <w:t>When we ask opinion from outside, we already made our decision and just confirmed from others.</w:t>
+      </w:r>
+    </w:p>
+    <w:p>
+      <w:pPr>
+        <w:rPr>
+          <w:rFonts w:cstheme="minorHAnsi"/>
+          <w:sz w:val="20"/>
+          <w:szCs w:val="20"/>
+        </w:rPr>
+      </w:pPr>
+      <w:r>
+        <w:rPr>
+          <w:rFonts w:cstheme="minorHAnsi"/>
+          <w:sz w:val="20"/>
+          <w:szCs w:val="20"/>
+        </w:rPr>
+        <w:lastRenderedPageBreak/>
+        <w:t>Do we really open our mind?</w:t>
+      </w:r>
+    </w:p>
+    <w:p>
+      <w:pPr>
+        <w:rPr>
+          <w:rFonts w:cstheme="minorHAnsi"/>
+          <w:sz w:val="20"/>
+          <w:szCs w:val="20"/>
+        </w:rPr>
+      </w:pPr>
+      <w:r>
+        <w:rPr>
+          <w:rFonts w:cstheme="minorHAnsi"/>
+          <w:sz w:val="20"/>
+          <w:szCs w:val="20"/>
+        </w:rPr>
+        <w:t>James chapter 1. Be open-minded.</w:t>
+      </w:r>
+    </w:p>
+    <w:p>
+      <w:pPr>
+        <w:rPr>
+          <w:rFonts w:cstheme="minorHAnsi"/>
+          <w:sz w:val="20"/>
+          <w:szCs w:val="20"/>
+        </w:rPr>
+      </w:pPr>
+    </w:p>
+    <w:p>
+      <w:pPr>
+        <w:rPr>
+          <w:rFonts w:cstheme="minorHAnsi"/>
+          <w:sz w:val="20"/>
+          <w:szCs w:val="20"/>
+        </w:rPr>
+      </w:pPr>
+    </w:p>
+    <w:p>
+      <w:pPr>
+        <w:rPr>
+          <w:rFonts w:cstheme="minorHAnsi"/>
+          <w:sz w:val="20"/>
+          <w:szCs w:val="20"/>
+        </w:rPr>
+      </w:pPr>
+      <w:r>
+        <w:rPr>
+          <w:rFonts w:cstheme="minorHAnsi"/>
+          <w:sz w:val="20"/>
+          <w:szCs w:val="20"/>
+        </w:rPr>
+        <w:t>2</w:t>
+      </w:r>
+      <w:r>
+        <w:rPr>
+          <w:rFonts w:cstheme="minorHAnsi"/>
+          <w:sz w:val="20"/>
+          <w:szCs w:val="20"/>
+        </w:rPr>
+        <w:t>5</w:t>
+      </w:r>
+      <w:r>
+        <w:rPr>
+          <w:rFonts w:cstheme="minorHAnsi"/>
+          <w:sz w:val="20"/>
+          <w:szCs w:val="20"/>
+        </w:rPr>
+        <w:t>:</w:t>
+      </w:r>
+      <w:r>
+        <w:rPr>
+          <w:rFonts w:cstheme="minorHAnsi"/>
+          <w:sz w:val="20"/>
+          <w:szCs w:val="20"/>
+        </w:rPr>
+        <w:t>32</w:t>
+      </w:r>
+      <w:r>
+        <w:rPr>
+          <w:rFonts w:cstheme="minorHAnsi"/>
+          <w:sz w:val="20"/>
+          <w:szCs w:val="20"/>
+        </w:rPr>
+        <w:t>/33:40</w:t>
+      </w:r>
+    </w:p>
+    <w:p>
+      <w:pPr>
+        <w:rPr>
+          <w:rFonts w:cstheme="minorHAnsi"/>
+          <w:sz w:val="20"/>
+          <w:szCs w:val="20"/>
+        </w:rPr>
+      </w:pPr>
+      <w:r>
+        <w:rPr>
+          <w:rFonts w:cstheme="minorHAnsi"/>
+          <w:sz w:val="20"/>
+          <w:szCs w:val="20"/>
+        </w:rPr>
+        <w:drawing>
+          <wp:inline distT="0" distB="0" distL="0" distR="0" wp14:anchorId="728D9C47" wp14:editId="7142452B">
+            <wp:extent cx="2581275" cy="2406391"/>
+            <wp:effectExtent l="0" t="0" r="0" b="0"/>
+            <wp:docPr id="2011516149" name="Picture 1"/>
+            <wp:cNvGraphicFramePr>
+              <a:graphicFrameLocks xmlns:a="http://schemas.openxmlformats.org/drawingml/2006/main" noChangeAspect="1"/>
+            </wp:cNvGraphicFramePr>
+            <a:graphic xmlns:a="http://schemas.openxmlformats.org/drawingml/2006/main">
+              <a:graphicData uri="http://schemas.openxmlformats.org/drawingml/2006/picture">
+                <pic:pic xmlns:pic="http://schemas.openxmlformats.org/drawingml/2006/picture">
+                  <pic:nvPicPr>
+                    <pic:cNvPr id="2011516149" name=""/>
+                    <pic:cNvPicPr/>
+                  </pic:nvPicPr>
+                  <pic:blipFill>
+                    <a:blip r:embed="rId93"/>
+                    <a:stretch>
+                      <a:fillRect/>
+                    </a:stretch>
+                  </pic:blipFill>
+                  <pic:spPr>
+                    <a:xfrm>
+                      <a:off x="0" y="0"/>
+                      <a:ext cx="2584106" cy="2409030"/>
+                    </a:xfrm>
+                    <a:prstGeom prst="rect">
+                      <a:avLst/>
+                    </a:prstGeom>
+                  </pic:spPr>
+                </pic:pic>
+              </a:graphicData>
+            </a:graphic>
+          </wp:inline>
+        </w:drawing>
+      </w:r>
+    </w:p>
+    <w:p>
+      <w:pPr>
+        <w:rPr>
+          <w:rFonts w:cstheme="minorHAnsi"/>
+          <w:sz w:val="20"/>
+          <w:szCs w:val="20"/>
+        </w:rPr>
+      </w:pPr>
+      <w:r>
+        <w:rPr>
+          <w:rFonts w:cstheme="minorHAnsi"/>
+          <w:sz w:val="20"/>
+          <w:szCs w:val="20"/>
+        </w:rPr>
+        <w:t>Second, be open-hearted.</w:t>
+      </w:r>
+      <w:r>
+        <w:rPr>
+          <w:rFonts w:cstheme="minorHAnsi"/>
+          <w:sz w:val="20"/>
+          <w:szCs w:val="20"/>
+        </w:rPr>
+        <w:t xml:space="preserve"> Who is the one really making your tea forward? Someone move forward for us.</w:t>
+      </w:r>
+    </w:p>
+    <w:p>
+      <w:pPr>
+        <w:rPr>
+          <w:rFonts w:cstheme="minorHAnsi"/>
+          <w:sz w:val="20"/>
+          <w:szCs w:val="20"/>
+        </w:rPr>
+      </w:pPr>
+      <w:r>
+        <w:rPr>
+          <w:rFonts w:cstheme="minorHAnsi"/>
+          <w:sz w:val="20"/>
+          <w:szCs w:val="20"/>
+        </w:rPr>
+        <w:t xml:space="preserve">Be open-hearted. </w:t>
+      </w:r>
+      <w:r>
+        <w:rPr>
+          <w:rFonts w:cstheme="minorHAnsi"/>
+          <w:sz w:val="20"/>
+          <w:szCs w:val="20"/>
+        </w:rPr>
+        <w:t>God made our faith through friction.</w:t>
+      </w:r>
+    </w:p>
+    <w:p>
+      <w:pPr>
+        <w:rPr>
+          <w:rFonts w:cstheme="minorHAnsi"/>
+          <w:sz w:val="20"/>
+          <w:szCs w:val="20"/>
+        </w:rPr>
+      </w:pPr>
+    </w:p>
+    <w:p>
+      <w:pPr>
+        <w:rPr>
+          <w:rFonts w:cstheme="minorHAnsi"/>
+          <w:sz w:val="20"/>
+          <w:szCs w:val="20"/>
+        </w:rPr>
+      </w:pPr>
+      <w:r>
+        <w:rPr>
+          <w:rFonts w:cstheme="minorHAnsi"/>
+          <w:sz w:val="20"/>
+          <w:szCs w:val="20"/>
+        </w:rPr>
+        <w:t>2</w:t>
+      </w:r>
+      <w:r>
+        <w:rPr>
+          <w:rFonts w:cstheme="minorHAnsi"/>
+          <w:sz w:val="20"/>
+          <w:szCs w:val="20"/>
+        </w:rPr>
+        <w:t>7</w:t>
+      </w:r>
+      <w:r>
+        <w:rPr>
+          <w:rFonts w:cstheme="minorHAnsi"/>
+          <w:sz w:val="20"/>
+          <w:szCs w:val="20"/>
+        </w:rPr>
+        <w:t>:</w:t>
+      </w:r>
+      <w:r>
+        <w:rPr>
+          <w:rFonts w:cstheme="minorHAnsi"/>
+          <w:sz w:val="20"/>
+          <w:szCs w:val="20"/>
+        </w:rPr>
+        <w:t>04</w:t>
+      </w:r>
+      <w:r>
+        <w:rPr>
+          <w:rFonts w:cstheme="minorHAnsi"/>
+          <w:sz w:val="20"/>
+          <w:szCs w:val="20"/>
+        </w:rPr>
+        <w:t>/33:40</w:t>
+      </w:r>
+    </w:p>
+    <w:p>
+      <w:pPr>
+        <w:rPr>
+          <w:rFonts w:cstheme="minorHAnsi"/>
+          <w:sz w:val="20"/>
+          <w:szCs w:val="20"/>
+        </w:rPr>
+      </w:pPr>
+      <w:r>
+        <w:rPr>
+          <w:rFonts w:cstheme="minorHAnsi"/>
+          <w:sz w:val="20"/>
+          <w:szCs w:val="20"/>
+        </w:rPr>
+        <w:drawing>
+          <wp:inline distT="0" distB="0" distL="0" distR="0" wp14:anchorId="0966A3D1" wp14:editId="6C9CF6C2">
+            <wp:extent cx="2292569" cy="2667000"/>
+            <wp:effectExtent l="0" t="0" r="0" b="0"/>
+            <wp:docPr id="70672807" name="Picture 1"/>
+            <wp:cNvGraphicFramePr>
+              <a:graphicFrameLocks xmlns:a="http://schemas.openxmlformats.org/drawingml/2006/main" noChangeAspect="1"/>
+            </wp:cNvGraphicFramePr>
+            <a:graphic xmlns:a="http://schemas.openxmlformats.org/drawingml/2006/main">
+              <a:graphicData uri="http://schemas.openxmlformats.org/drawingml/2006/picture">
+                <pic:pic xmlns:pic="http://schemas.openxmlformats.org/drawingml/2006/picture">
+                  <pic:nvPicPr>
+                    <pic:cNvPr id="70672807" name=""/>
+                    <pic:cNvPicPr/>
+                  </pic:nvPicPr>
+                  <pic:blipFill>
+                    <a:blip r:embed="rId94"/>
+                    <a:stretch>
+                      <a:fillRect/>
+                    </a:stretch>
+                  </pic:blipFill>
+                  <pic:spPr>
+                    <a:xfrm>
+                      <a:off x="0" y="0"/>
+                      <a:ext cx="2296697" cy="2671803"/>
+                    </a:xfrm>
+                    <a:prstGeom prst="rect">
+                      <a:avLst/>
+                    </a:prstGeom>
+                  </pic:spPr>
+                </pic:pic>
+              </a:graphicData>
+            </a:graphic>
+          </wp:inline>
+        </w:drawing>
+      </w:r>
+    </w:p>
+    <w:p>
+      <w:pPr>
+        <w:rPr>
+          <w:rFonts w:cstheme="minorHAnsi"/>
+          <w:sz w:val="20"/>
+          <w:szCs w:val="20"/>
+        </w:rPr>
+      </w:pPr>
+      <w:r>
+        <w:rPr>
+          <w:rFonts w:cstheme="minorHAnsi"/>
+          <w:sz w:val="20"/>
+          <w:szCs w:val="20"/>
+        </w:rPr>
+        <w:t xml:space="preserve">Third thing, be open-handed. </w:t>
+      </w:r>
+    </w:p>
+    <w:p>
+      <w:pPr>
+        <w:rPr>
+          <w:rFonts w:cstheme="minorHAnsi"/>
+          <w:sz w:val="20"/>
+          <w:szCs w:val="20"/>
+        </w:rPr>
+      </w:pPr>
+    </w:p>
+    <w:p>
+      <w:pPr>
+        <w:rPr>
+          <w:rFonts w:cstheme="minorHAnsi"/>
+          <w:sz w:val="20"/>
+          <w:szCs w:val="20"/>
+        </w:rPr>
+      </w:pPr>
+    </w:p>
+    <w:p>
+      <w:pPr>
+        <w:rPr>
+          <w:rFonts w:cstheme="minorHAnsi"/>
+          <w:sz w:val="20"/>
+          <w:szCs w:val="20"/>
+        </w:rPr>
+      </w:pPr>
+      <w:r>
+        <w:rPr>
+          <w:rFonts w:cstheme="minorHAnsi"/>
+          <w:sz w:val="20"/>
+          <w:szCs w:val="20"/>
+        </w:rPr>
         <w:t>************</w:t>
       </w:r>
     </w:p>
@@ -7748,7 +8480,7 @@
       </w:r>
     </w:p>
     <w:p>
-      <w:hyperlink r:id="rId91" w:history="1">
+      <w:hyperlink r:id="rId95" w:history="1">
         <w:r>
           <w:rPr>
             <w:rStyle w:val="Hyperlink"/>
@@ -7765,7 +8497,7 @@
           <w:szCs w:val="20"/>
         </w:rPr>
       </w:pPr>
-      <w:hyperlink r:id="rId92" w:history="1">
+      <w:hyperlink r:id="rId96" w:history="1">
         <w:r>
           <w:rPr>
             <w:rStyle w:val="Hyperlink"/>
@@ -7831,7 +8563,7 @@
       </w:pPr>
     </w:p>
     <w:sectPr>
-      <w:footerReference w:type="default" r:id="rId93"/>
+      <w:footerReference w:type="default" r:id="rId97"/>
       <w:pgSz w:w="12240" w:h="15840"/>
       <w:pgMar w:top="1440" w:right="1440" w:bottom="1530" w:left="1440" w:header="0" w:footer="720" w:gutter="0"/>
       <w:cols w:space="720"/>

--- a/Church/2026/2026_0912_MenloChurch.docx
+++ b/Church/2026/2026_0912_MenloChurch.docx
@@ -1010,39 +1010,23 @@
           <w:sz w:val="20"/>
           <w:szCs w:val="20"/>
         </w:rPr>
-        <w:t xml:space="preserve"> someone choos</w:t>
-      </w:r>
-      <w:r>
-        <w:rPr>
-          <w:rFonts w:cstheme="minorHAnsi"/>
-          <w:sz w:val="20"/>
-          <w:szCs w:val="20"/>
-        </w:rPr>
-        <w:t>es</w:t>
-      </w:r>
-      <w:r>
-        <w:rPr>
-          <w:rFonts w:cstheme="minorHAnsi"/>
-          <w:sz w:val="20"/>
-          <w:szCs w:val="20"/>
-        </w:rPr>
-        <w:t xml:space="preserve"> selflessly </w:t>
-      </w:r>
-      <w:r>
-        <w:rPr>
-          <w:rFonts w:cstheme="minorHAnsi"/>
-          <w:sz w:val="20"/>
-          <w:szCs w:val="20"/>
-        </w:rPr>
-        <w:t>use</w:t>
-      </w:r>
-      <w:r>
-        <w:rPr>
-          <w:rFonts w:cstheme="minorHAnsi"/>
-          <w:sz w:val="20"/>
-          <w:szCs w:val="20"/>
-        </w:rPr>
-        <w:t xml:space="preserve"> short time </w:t>
+        <w:t xml:space="preserve"> someone selfless</w:t>
+      </w:r>
+      <w:r>
+        <w:rPr>
+          <w:rFonts w:cstheme="minorHAnsi"/>
+          <w:sz w:val="20"/>
+          <w:szCs w:val="20"/>
+        </w:rPr>
+        <w:t xml:space="preserve"> sacrifice</w:t>
+      </w:r>
+      <w:r>
+        <w:rPr>
+          <w:rFonts w:cstheme="minorHAnsi"/>
+          <w:sz w:val="20"/>
+          <w:szCs w:val="20"/>
+        </w:rPr>
+        <w:t xml:space="preserve"> time </w:t>
       </w:r>
       <w:r>
         <w:rPr>
@@ -2474,8 +2458,18 @@
           <w:sz w:val="20"/>
           <w:szCs w:val="20"/>
         </w:rPr>
-        <w:t>Bethany Church·Bethany</w:t>
-      </w:r>
+        <w:t xml:space="preserve">Bethany </w:t>
+      </w:r>
+      <w:proofErr w:type="spellStart"/>
+      <w:r>
+        <w:rPr>
+          <w:rFonts w:cstheme="minorHAnsi"/>
+          <w:sz w:val="20"/>
+          <w:szCs w:val="20"/>
+        </w:rPr>
+        <w:t>Church·Bethany</w:t>
+      </w:r>
+      <w:proofErr w:type="spellEnd"/>
     </w:p>
     <w:p>
       <w:pPr>
@@ -2519,13 +2513,23 @@
           <w:szCs w:val="20"/>
         </w:rPr>
       </w:pPr>
-      <w:r>
-        <w:rPr>
-          <w:rFonts w:cstheme="minorHAnsi"/>
-          <w:sz w:val="20"/>
-          <w:szCs w:val="20"/>
-        </w:rPr>
-        <w:t>Facebook·FORUM by Clergy Coaching Network</w:t>
+      <w:proofErr w:type="spellStart"/>
+      <w:r>
+        <w:rPr>
+          <w:rFonts w:cstheme="minorHAnsi"/>
+          <w:sz w:val="20"/>
+          <w:szCs w:val="20"/>
+        </w:rPr>
+        <w:t>Facebook·FORUM</w:t>
+      </w:r>
+      <w:proofErr w:type="spellEnd"/>
+      <w:r>
+        <w:rPr>
+          <w:rFonts w:cstheme="minorHAnsi"/>
+          <w:sz w:val="20"/>
+          <w:szCs w:val="20"/>
+        </w:rPr>
+        <w:t xml:space="preserve"> by Clergy Coaching Network</w:t>
       </w:r>
     </w:p>
     <w:p>
@@ -2611,7 +2615,25 @@
           <w:szCs w:val="20"/>
         </w:rPr>
         <w:lastRenderedPageBreak/>
-        <w:t>The Vapor (Focus: Sacrificial Developer) | Menlo Church Week 4 The Vapor (Focus: Sacrificial Developer) James closes with a warnin...</w:t>
+        <w:t xml:space="preserve">The Vapor (Focus: Sacrificial Developer) | Menlo Church Week 4 The Vapor (Focus: Sacrificial Developer) James closes with a </w:t>
+      </w:r>
+      <w:proofErr w:type="spellStart"/>
+      <w:r>
+        <w:rPr>
+          <w:rFonts w:cstheme="minorHAnsi"/>
+          <w:sz w:val="20"/>
+          <w:szCs w:val="20"/>
+        </w:rPr>
+        <w:t>warnin</w:t>
+      </w:r>
+      <w:proofErr w:type="spellEnd"/>
+      <w:r>
+        <w:rPr>
+          <w:rFonts w:cstheme="minorHAnsi"/>
+          <w:sz w:val="20"/>
+          <w:szCs w:val="20"/>
+        </w:rPr>
+        <w:t>...</w:t>
       </w:r>
     </w:p>
     <w:p>
@@ -3529,8 +3551,18 @@
           <w:sz w:val="20"/>
           <w:szCs w:val="20"/>
         </w:rPr>
-        <w:t>Menlo Church Podcasts - Podbean</w:t>
-      </w:r>
+        <w:t xml:space="preserve">Menlo Church Podcasts - </w:t>
+      </w:r>
+      <w:proofErr w:type="spellStart"/>
+      <w:r>
+        <w:rPr>
+          <w:rFonts w:cstheme="minorHAnsi"/>
+          <w:sz w:val="20"/>
+          <w:szCs w:val="20"/>
+        </w:rPr>
+        <w:t>Podbean</w:t>
+      </w:r>
+      <w:proofErr w:type="spellEnd"/>
     </w:p>
     <w:p>
       <w:pPr>
@@ -4624,7 +4656,23 @@
           <w:sz w:val="20"/>
           <w:szCs w:val="20"/>
         </w:rPr>
-        <w:t xml:space="preserve"> said “One ting we should never do with a gift is pretend we bought or made it ourselves</w:t>
+        <w:t xml:space="preserve"> said “One t</w:t>
+      </w:r>
+      <w:r>
+        <w:rPr>
+          <w:rFonts w:cstheme="minorHAnsi"/>
+          <w:sz w:val="20"/>
+          <w:szCs w:val="20"/>
+        </w:rPr>
+        <w:t>h</w:t>
+      </w:r>
+      <w:r>
+        <w:rPr>
+          <w:rFonts w:cstheme="minorHAnsi"/>
+          <w:sz w:val="20"/>
+          <w:szCs w:val="20"/>
+        </w:rPr>
+        <w:t>ing we should never do with a gift is pretend we bought or made it ourselves</w:t>
       </w:r>
       <w:r>
         <w:rPr>
@@ -8345,6 +8393,2218 @@
         </w:rPr>
         <w:t xml:space="preserve">Third thing, be open-handed. </w:t>
       </w:r>
+      <w:r>
+        <w:rPr>
+          <w:rFonts w:cstheme="minorHAnsi"/>
+          <w:sz w:val="20"/>
+          <w:szCs w:val="20"/>
+        </w:rPr>
+        <w:t>When we moves, the thing does not rot.</w:t>
+      </w:r>
+      <w:r>
+        <w:rPr>
+          <w:rFonts w:cstheme="minorHAnsi"/>
+          <w:sz w:val="20"/>
+          <w:szCs w:val="20"/>
+        </w:rPr>
+        <w:t xml:space="preserve"> When someone ask for help, we help.</w:t>
+      </w:r>
+    </w:p>
+    <w:p>
+      <w:pPr>
+        <w:rPr>
+          <w:rFonts w:cstheme="minorHAnsi"/>
+          <w:sz w:val="20"/>
+          <w:szCs w:val="20"/>
+        </w:rPr>
+      </w:pPr>
+    </w:p>
+    <w:p>
+      <w:pPr>
+        <w:rPr>
+          <w:rFonts w:cstheme="minorHAnsi"/>
+          <w:sz w:val="20"/>
+          <w:szCs w:val="20"/>
+        </w:rPr>
+      </w:pPr>
+      <w:r>
+        <w:rPr>
+          <w:rFonts w:cstheme="minorHAnsi"/>
+          <w:sz w:val="20"/>
+          <w:szCs w:val="20"/>
+        </w:rPr>
+        <w:t>27:40/</w:t>
+      </w:r>
+      <w:r>
+        <w:rPr>
+          <w:rFonts w:cstheme="minorHAnsi"/>
+          <w:sz w:val="20"/>
+          <w:szCs w:val="20"/>
+        </w:rPr>
+        <w:t>33:40</w:t>
+      </w:r>
+    </w:p>
+    <w:p>
+      <w:pPr>
+        <w:rPr>
+          <w:rFonts w:cstheme="minorHAnsi"/>
+          <w:sz w:val="20"/>
+          <w:szCs w:val="20"/>
+        </w:rPr>
+      </w:pPr>
+      <w:r>
+        <w:rPr>
+          <w:rFonts w:cstheme="minorHAnsi"/>
+          <w:sz w:val="20"/>
+          <w:szCs w:val="20"/>
+        </w:rPr>
+        <w:drawing>
+          <wp:inline distT="0" distB="0" distL="0" distR="0" wp14:anchorId="49137E4E" wp14:editId="73A044E0">
+            <wp:extent cx="5943600" cy="864235"/>
+            <wp:effectExtent l="0" t="0" r="0" b="0"/>
+            <wp:docPr id="1851268776" name="Picture 1"/>
+            <wp:cNvGraphicFramePr>
+              <a:graphicFrameLocks xmlns:a="http://schemas.openxmlformats.org/drawingml/2006/main" noChangeAspect="1"/>
+            </wp:cNvGraphicFramePr>
+            <a:graphic xmlns:a="http://schemas.openxmlformats.org/drawingml/2006/main">
+              <a:graphicData uri="http://schemas.openxmlformats.org/drawingml/2006/picture">
+                <pic:pic xmlns:pic="http://schemas.openxmlformats.org/drawingml/2006/picture">
+                  <pic:nvPicPr>
+                    <pic:cNvPr id="1851268776" name=""/>
+                    <pic:cNvPicPr/>
+                  </pic:nvPicPr>
+                  <pic:blipFill>
+                    <a:blip r:embed="rId95"/>
+                    <a:stretch>
+                      <a:fillRect/>
+                    </a:stretch>
+                  </pic:blipFill>
+                  <pic:spPr>
+                    <a:xfrm>
+                      <a:off x="0" y="0"/>
+                      <a:ext cx="5943600" cy="864235"/>
+                    </a:xfrm>
+                    <a:prstGeom prst="rect">
+                      <a:avLst/>
+                    </a:prstGeom>
+                  </pic:spPr>
+                </pic:pic>
+              </a:graphicData>
+            </a:graphic>
+          </wp:inline>
+        </w:drawing>
+      </w:r>
+    </w:p>
+    <w:p>
+      <w:pPr>
+        <w:rPr>
+          <w:rFonts w:cstheme="minorHAnsi"/>
+          <w:sz w:val="20"/>
+          <w:szCs w:val="20"/>
+        </w:rPr>
+      </w:pPr>
+      <w:r>
+        <w:rPr>
+          <w:rFonts w:cstheme="minorHAnsi"/>
+          <w:sz w:val="20"/>
+          <w:szCs w:val="20"/>
+        </w:rPr>
+        <w:t>Stop resisting if someone needs your help.</w:t>
+      </w:r>
+    </w:p>
+    <w:p>
+      <w:pPr>
+        <w:rPr>
+          <w:rFonts w:cstheme="minorHAnsi"/>
+          <w:sz w:val="20"/>
+          <w:szCs w:val="20"/>
+        </w:rPr>
+      </w:pPr>
+    </w:p>
+    <w:p>
+      <w:pPr>
+        <w:rPr>
+          <w:rFonts w:cstheme="minorHAnsi"/>
+          <w:sz w:val="20"/>
+          <w:szCs w:val="20"/>
+        </w:rPr>
+      </w:pPr>
+      <w:r>
+        <w:rPr>
+          <w:rFonts w:cstheme="minorHAnsi"/>
+          <w:sz w:val="20"/>
+          <w:szCs w:val="20"/>
+        </w:rPr>
+        <w:lastRenderedPageBreak/>
+        <w:t>2</w:t>
+      </w:r>
+      <w:r>
+        <w:rPr>
+          <w:rFonts w:cstheme="minorHAnsi"/>
+          <w:sz w:val="20"/>
+          <w:szCs w:val="20"/>
+        </w:rPr>
+        <w:t>9</w:t>
+      </w:r>
+      <w:r>
+        <w:rPr>
+          <w:rFonts w:cstheme="minorHAnsi"/>
+          <w:sz w:val="20"/>
+          <w:szCs w:val="20"/>
+        </w:rPr>
+        <w:t>:</w:t>
+      </w:r>
+      <w:r>
+        <w:rPr>
+          <w:rFonts w:cstheme="minorHAnsi"/>
+          <w:sz w:val="20"/>
+          <w:szCs w:val="20"/>
+        </w:rPr>
+        <w:t>13</w:t>
+      </w:r>
+      <w:r>
+        <w:rPr>
+          <w:rFonts w:cstheme="minorHAnsi"/>
+          <w:sz w:val="20"/>
+          <w:szCs w:val="20"/>
+        </w:rPr>
+        <w:t>/33:40</w:t>
+      </w:r>
+    </w:p>
+    <w:p>
+      <w:pPr>
+        <w:rPr>
+          <w:rFonts w:cstheme="minorHAnsi"/>
+          <w:sz w:val="20"/>
+          <w:szCs w:val="20"/>
+        </w:rPr>
+      </w:pPr>
+      <w:r>
+        <w:rPr>
+          <w:rFonts w:cstheme="minorHAnsi"/>
+          <w:sz w:val="20"/>
+          <w:szCs w:val="20"/>
+        </w:rPr>
+        <w:drawing>
+          <wp:inline distT="0" distB="0" distL="0" distR="0" wp14:anchorId="05B59BFC" wp14:editId="232DC653">
+            <wp:extent cx="3238952" cy="4801270"/>
+            <wp:effectExtent l="0" t="0" r="0" b="0"/>
+            <wp:docPr id="1459098046" name="Picture 1"/>
+            <wp:cNvGraphicFramePr>
+              <a:graphicFrameLocks xmlns:a="http://schemas.openxmlformats.org/drawingml/2006/main" noChangeAspect="1"/>
+            </wp:cNvGraphicFramePr>
+            <a:graphic xmlns:a="http://schemas.openxmlformats.org/drawingml/2006/main">
+              <a:graphicData uri="http://schemas.openxmlformats.org/drawingml/2006/picture">
+                <pic:pic xmlns:pic="http://schemas.openxmlformats.org/drawingml/2006/picture">
+                  <pic:nvPicPr>
+                    <pic:cNvPr id="1459098046" name=""/>
+                    <pic:cNvPicPr/>
+                  </pic:nvPicPr>
+                  <pic:blipFill>
+                    <a:blip r:embed="rId96"/>
+                    <a:stretch>
+                      <a:fillRect/>
+                    </a:stretch>
+                  </pic:blipFill>
+                  <pic:spPr>
+                    <a:xfrm>
+                      <a:off x="0" y="0"/>
+                      <a:ext cx="3238952" cy="4801270"/>
+                    </a:xfrm>
+                    <a:prstGeom prst="rect">
+                      <a:avLst/>
+                    </a:prstGeom>
+                  </pic:spPr>
+                </pic:pic>
+              </a:graphicData>
+            </a:graphic>
+          </wp:inline>
+        </w:drawing>
+      </w:r>
+    </w:p>
+    <w:p>
+      <w:pPr>
+        <w:rPr>
+          <w:rFonts w:cstheme="minorHAnsi"/>
+          <w:sz w:val="20"/>
+          <w:szCs w:val="20"/>
+        </w:rPr>
+      </w:pPr>
+      <w:r>
+        <w:rPr>
+          <w:rFonts w:cstheme="minorHAnsi"/>
+          <w:sz w:val="20"/>
+          <w:szCs w:val="20"/>
+        </w:rPr>
+        <w:t>Top Header (Series Title)</w:t>
+      </w:r>
+    </w:p>
+    <w:p>
+      <w:pPr>
+        <w:numPr>
+          <w:ilvl w:val="0"/>
+          <w:numId w:val="34"/>
+        </w:numPr>
+        <w:rPr>
+          <w:rFonts w:cstheme="minorHAnsi"/>
+          <w:sz w:val="20"/>
+          <w:szCs w:val="20"/>
+        </w:rPr>
+      </w:pPr>
+      <w:r>
+        <w:rPr>
+          <w:rFonts w:cstheme="minorHAnsi"/>
+          <w:sz w:val="20"/>
+          <w:szCs w:val="20"/>
+        </w:rPr>
+        <w:t>WHAT IS A FOLLOWER OF THE WAY?</w:t>
+      </w:r>
+    </w:p>
+    <w:p>
+      <w:pPr>
+        <w:rPr>
+          <w:rFonts w:cstheme="minorHAnsi"/>
+          <w:sz w:val="20"/>
+          <w:szCs w:val="20"/>
+        </w:rPr>
+      </w:pPr>
+      <w:r>
+        <w:rPr>
+          <w:rFonts w:cstheme="minorHAnsi"/>
+          <w:sz w:val="20"/>
+          <w:szCs w:val="20"/>
+        </w:rPr>
+        <w:t>Book Cover Text</w:t>
+      </w:r>
+    </w:p>
+    <w:p>
+      <w:pPr>
+        <w:numPr>
+          <w:ilvl w:val="0"/>
+          <w:numId w:val="35"/>
+        </w:numPr>
+        <w:rPr>
+          <w:rFonts w:cstheme="minorHAnsi"/>
+          <w:sz w:val="20"/>
+          <w:szCs w:val="20"/>
+        </w:rPr>
+      </w:pPr>
+      <w:r>
+        <w:rPr>
+          <w:rFonts w:cstheme="minorHAnsi"/>
+          <w:sz w:val="20"/>
+          <w:szCs w:val="20"/>
+        </w:rPr>
+        <w:t>UPDATED AND EXPANDED</w:t>
+      </w:r>
+    </w:p>
+    <w:p>
+      <w:pPr>
+        <w:numPr>
+          <w:ilvl w:val="0"/>
+          <w:numId w:val="35"/>
+        </w:numPr>
+        <w:rPr>
+          <w:rFonts w:cstheme="minorHAnsi"/>
+          <w:sz w:val="20"/>
+          <w:szCs w:val="20"/>
+        </w:rPr>
+      </w:pPr>
+      <w:r>
+        <w:rPr>
+          <w:rFonts w:cstheme="minorHAnsi"/>
+          <w:sz w:val="20"/>
+          <w:szCs w:val="20"/>
+        </w:rPr>
+        <w:t>WHEN TO SAY YES</w:t>
+      </w:r>
+    </w:p>
+    <w:p>
+      <w:pPr>
+        <w:numPr>
+          <w:ilvl w:val="0"/>
+          <w:numId w:val="35"/>
+        </w:numPr>
+        <w:rPr>
+          <w:rFonts w:cstheme="minorHAnsi"/>
+          <w:sz w:val="20"/>
+          <w:szCs w:val="20"/>
+        </w:rPr>
+      </w:pPr>
+      <w:r>
+        <w:rPr>
+          <w:rFonts w:cstheme="minorHAnsi"/>
+          <w:sz w:val="20"/>
+          <w:szCs w:val="20"/>
+        </w:rPr>
+        <w:t>HOW TO SAY NO</w:t>
+      </w:r>
+    </w:p>
+    <w:p>
+      <w:pPr>
+        <w:numPr>
+          <w:ilvl w:val="0"/>
+          <w:numId w:val="35"/>
+        </w:numPr>
+        <w:rPr>
+          <w:rFonts w:cstheme="minorHAnsi"/>
+          <w:sz w:val="20"/>
+          <w:szCs w:val="20"/>
+        </w:rPr>
+      </w:pPr>
+      <w:r>
+        <w:rPr>
+          <w:rFonts w:cstheme="minorHAnsi"/>
+          <w:sz w:val="20"/>
+          <w:szCs w:val="20"/>
+        </w:rPr>
+        <w:t>TO TAKE CONTROL OF YOUR LIFE</w:t>
+      </w:r>
+    </w:p>
+    <w:p>
+      <w:pPr>
+        <w:numPr>
+          <w:ilvl w:val="0"/>
+          <w:numId w:val="35"/>
+        </w:numPr>
+        <w:rPr>
+          <w:rFonts w:cstheme="minorHAnsi"/>
+          <w:sz w:val="20"/>
+          <w:szCs w:val="20"/>
+        </w:rPr>
+      </w:pPr>
+      <w:r>
+        <w:rPr>
+          <w:rFonts w:cstheme="minorHAnsi"/>
+          <w:sz w:val="20"/>
+          <w:szCs w:val="20"/>
+        </w:rPr>
+        <w:t>BOUNDARIES</w:t>
+      </w:r>
+    </w:p>
+    <w:p>
+      <w:pPr>
+        <w:numPr>
+          <w:ilvl w:val="0"/>
+          <w:numId w:val="35"/>
+        </w:numPr>
+        <w:rPr>
+          <w:rFonts w:cstheme="minorHAnsi"/>
+          <w:sz w:val="20"/>
+          <w:szCs w:val="20"/>
+        </w:rPr>
+      </w:pPr>
+      <w:r>
+        <w:rPr>
+          <w:rFonts w:cstheme="minorHAnsi"/>
+          <w:sz w:val="20"/>
+          <w:szCs w:val="20"/>
+        </w:rPr>
+        <w:t>NEW YORK TIMES BESTSELLER</w:t>
+      </w:r>
+    </w:p>
+    <w:p>
+      <w:pPr>
+        <w:rPr>
+          <w:rFonts w:cstheme="minorHAnsi"/>
+          <w:sz w:val="20"/>
+          <w:szCs w:val="20"/>
+        </w:rPr>
+      </w:pPr>
+      <w:r>
+        <w:rPr>
+          <w:rFonts w:cstheme="minorHAnsi"/>
+          <w:sz w:val="20"/>
+          <w:szCs w:val="20"/>
+        </w:rPr>
+        <w:t>Gold Seal</w:t>
+      </w:r>
+    </w:p>
+    <w:p>
+      <w:pPr>
+        <w:numPr>
+          <w:ilvl w:val="0"/>
+          <w:numId w:val="36"/>
+        </w:numPr>
+        <w:rPr>
+          <w:rFonts w:cstheme="minorHAnsi"/>
+          <w:sz w:val="20"/>
+          <w:szCs w:val="20"/>
+        </w:rPr>
+      </w:pPr>
+      <w:r>
+        <w:rPr>
+          <w:rFonts w:cstheme="minorHAnsi"/>
+          <w:sz w:val="20"/>
+          <w:szCs w:val="20"/>
+        </w:rPr>
+        <w:t>OVER 4 MILLION COPIES SOLD</w:t>
+      </w:r>
+    </w:p>
+    <w:p>
+      <w:pPr>
+        <w:rPr>
+          <w:rFonts w:cstheme="minorHAnsi"/>
+          <w:sz w:val="20"/>
+          <w:szCs w:val="20"/>
+        </w:rPr>
+      </w:pPr>
+      <w:r>
+        <w:rPr>
+          <w:rFonts w:cstheme="minorHAnsi"/>
+          <w:sz w:val="20"/>
+          <w:szCs w:val="20"/>
+        </w:rPr>
+        <w:t>Bottom Author Banner</w:t>
+      </w:r>
+    </w:p>
+    <w:p>
+      <w:pPr>
+        <w:numPr>
+          <w:ilvl w:val="0"/>
+          <w:numId w:val="37"/>
+        </w:numPr>
+        <w:rPr>
+          <w:rFonts w:cstheme="minorHAnsi"/>
+          <w:sz w:val="20"/>
+          <w:szCs w:val="20"/>
+        </w:rPr>
+      </w:pPr>
+      <w:r>
+        <w:rPr>
+          <w:rFonts w:cstheme="minorHAnsi"/>
+          <w:sz w:val="20"/>
+          <w:szCs w:val="20"/>
+        </w:rPr>
+        <w:t>DR. HENRY CLOUD &amp; DR. JOHN TOWNSEND</w:t>
+      </w:r>
+    </w:p>
+    <w:p>
+      <w:pPr>
+        <w:rPr>
+          <w:rFonts w:cstheme="minorHAnsi"/>
+          <w:sz w:val="20"/>
+          <w:szCs w:val="20"/>
+        </w:rPr>
+      </w:pPr>
+    </w:p>
+    <w:p>
+      <w:pPr>
+        <w:rPr>
+          <w:rFonts w:cstheme="minorHAnsi"/>
+          <w:sz w:val="20"/>
+          <w:szCs w:val="20"/>
+        </w:rPr>
+      </w:pPr>
+      <w:r>
+        <w:rPr>
+          <w:rFonts w:cstheme="minorHAnsi"/>
+          <w:sz w:val="20"/>
+          <w:szCs w:val="20"/>
+        </w:rPr>
+        <w:t xml:space="preserve">The main point of the book is that </w:t>
+      </w:r>
+      <w:r>
+        <w:rPr>
+          <w:rFonts w:cstheme="minorHAnsi"/>
+          <w:b/>
+          <w:bCs/>
+          <w:sz w:val="20"/>
+          <w:szCs w:val="20"/>
+        </w:rPr>
+        <w:t>taking control of your life requires establishing healthy personal "property lines" (boundaries) that define what you are responsible for and what you are not.</w:t>
+      </w:r>
+    </w:p>
+    <w:p>
+      <w:pPr>
+        <w:rPr>
+          <w:rFonts w:cstheme="minorHAnsi"/>
+          <w:sz w:val="20"/>
+          <w:szCs w:val="20"/>
+        </w:rPr>
+      </w:pPr>
+      <w:r>
+        <w:rPr>
+          <w:rFonts w:cstheme="minorHAnsi"/>
+          <w:sz w:val="20"/>
+          <w:szCs w:val="20"/>
+        </w:rPr>
+        <w:t>The authors argue that many people suffer from burnout, resentment, and fractured relationships because they mistakenly take responsibility for other people's feelings, behaviors, and choices while neglecting their own.</w:t>
+      </w:r>
+    </w:p>
+    <w:p>
+      <w:pPr>
+        <w:rPr>
+          <w:rFonts w:cstheme="minorHAnsi"/>
+          <w:sz w:val="20"/>
+          <w:szCs w:val="20"/>
+        </w:rPr>
+      </w:pPr>
+      <w:r>
+        <w:rPr>
+          <w:rFonts w:cstheme="minorHAnsi"/>
+          <w:sz w:val="20"/>
+          <w:szCs w:val="20"/>
+        </w:rPr>
+        <w:t>Ultimately, the book delivers three central messages:</w:t>
+      </w:r>
+    </w:p>
+    <w:p>
+      <w:pPr>
+        <w:numPr>
+          <w:ilvl w:val="0"/>
+          <w:numId w:val="38"/>
+        </w:numPr>
+        <w:rPr>
+          <w:rFonts w:cstheme="minorHAnsi"/>
+          <w:sz w:val="20"/>
+          <w:szCs w:val="20"/>
+        </w:rPr>
+      </w:pPr>
+      <w:r>
+        <w:rPr>
+          <w:rFonts w:cstheme="minorHAnsi"/>
+          <w:b/>
+          <w:bCs/>
+          <w:sz w:val="20"/>
+          <w:szCs w:val="20"/>
+        </w:rPr>
+        <w:lastRenderedPageBreak/>
+        <w:t>You own your life:</w:t>
+      </w:r>
+      <w:r>
+        <w:rPr>
+          <w:rFonts w:cstheme="minorHAnsi"/>
+          <w:sz w:val="20"/>
+          <w:szCs w:val="20"/>
+        </w:rPr>
+        <w:t xml:space="preserve"> You are responsible for your own thoughts, values, feelings, and actions. You are </w:t>
+      </w:r>
+      <w:r>
+        <w:rPr>
+          <w:rFonts w:cstheme="minorHAnsi"/>
+          <w:i/>
+          <w:iCs/>
+          <w:sz w:val="20"/>
+          <w:szCs w:val="20"/>
+        </w:rPr>
+        <w:t>not</w:t>
+      </w:r>
+      <w:r>
+        <w:rPr>
+          <w:rFonts w:cstheme="minorHAnsi"/>
+          <w:sz w:val="20"/>
+          <w:szCs w:val="20"/>
+        </w:rPr>
+        <w:t xml:space="preserve"> responsible for managing or fixing the feelings and behaviors of others.</w:t>
+      </w:r>
+    </w:p>
+    <w:p>
+      <w:pPr>
+        <w:numPr>
+          <w:ilvl w:val="0"/>
+          <w:numId w:val="38"/>
+        </w:numPr>
+        <w:rPr>
+          <w:rFonts w:cstheme="minorHAnsi"/>
+          <w:sz w:val="20"/>
+          <w:szCs w:val="20"/>
+        </w:rPr>
+      </w:pPr>
+      <w:r>
+        <w:rPr>
+          <w:rFonts w:cstheme="minorHAnsi"/>
+          <w:b/>
+          <w:bCs/>
+          <w:sz w:val="20"/>
+          <w:szCs w:val="20"/>
+        </w:rPr>
+        <w:t>No is a complete sentence:</w:t>
+      </w:r>
+      <w:r>
+        <w:rPr>
+          <w:rFonts w:cstheme="minorHAnsi"/>
+          <w:sz w:val="20"/>
+          <w:szCs w:val="20"/>
+        </w:rPr>
+        <w:t xml:space="preserve"> Saying "no" to things that drain you or violate your values is not selfish, unloving, or mean. It is a necessary act of self-care that protects your emotional energy.</w:t>
+      </w:r>
+    </w:p>
+    <w:p>
+      <w:pPr>
+        <w:numPr>
+          <w:ilvl w:val="0"/>
+          <w:numId w:val="38"/>
+        </w:numPr>
+        <w:rPr>
+          <w:rFonts w:cstheme="minorHAnsi"/>
+          <w:sz w:val="20"/>
+          <w:szCs w:val="20"/>
+        </w:rPr>
+      </w:pPr>
+      <w:r>
+        <w:rPr>
+          <w:rFonts w:cstheme="minorHAnsi"/>
+          <w:b/>
+          <w:bCs/>
+          <w:sz w:val="20"/>
+          <w:szCs w:val="20"/>
+        </w:rPr>
+        <w:t>Freedom creates true love:</w:t>
+      </w:r>
+      <w:r>
+        <w:rPr>
+          <w:rFonts w:cstheme="minorHAnsi"/>
+          <w:sz w:val="20"/>
+          <w:szCs w:val="20"/>
+        </w:rPr>
+        <w:t xml:space="preserve"> When you set healthy limits, you stop acting out of guilt, fear, or manipulation. This freedom allows you to love and serve others out of a genuine, joyful choice rather than obligation.</w:t>
+      </w:r>
+    </w:p>
+    <w:p>
+      <w:pPr>
+        <w:rPr>
+          <w:rFonts w:cstheme="minorHAnsi"/>
+          <w:sz w:val="20"/>
+          <w:szCs w:val="20"/>
+        </w:rPr>
+      </w:pPr>
+      <w:r>
+        <w:rPr>
+          <w:rFonts w:cstheme="minorHAnsi"/>
+          <w:sz w:val="20"/>
+          <w:szCs w:val="20"/>
+        </w:rPr>
+        <w:t xml:space="preserve">In short, the book teaches that </w:t>
+      </w:r>
+      <w:r>
+        <w:rPr>
+          <w:rFonts w:cstheme="minorHAnsi"/>
+          <w:b/>
+          <w:bCs/>
+          <w:sz w:val="20"/>
+          <w:szCs w:val="20"/>
+        </w:rPr>
+        <w:t>setting clear limits is the key to mental health, self-respect, and truly fulfilling relationships.</w:t>
+      </w:r>
+    </w:p>
+    <w:p>
+      <w:pPr>
+        <w:rPr>
+          <w:rFonts w:cstheme="minorHAnsi"/>
+          <w:sz w:val="20"/>
+          <w:szCs w:val="20"/>
+        </w:rPr>
+      </w:pPr>
+    </w:p>
+    <w:p>
+      <w:pPr>
+        <w:rPr>
+          <w:rFonts w:cstheme="minorHAnsi"/>
+          <w:sz w:val="20"/>
+          <w:szCs w:val="20"/>
+        </w:rPr>
+      </w:pPr>
+      <w:r>
+        <w:rPr>
+          <w:rFonts w:cstheme="minorHAnsi"/>
+          <w:sz w:val="20"/>
+          <w:szCs w:val="20"/>
+        </w:rPr>
+        <w:t>29:</w:t>
+      </w:r>
+      <w:r>
+        <w:rPr>
+          <w:rFonts w:cstheme="minorHAnsi"/>
+          <w:sz w:val="20"/>
+          <w:szCs w:val="20"/>
+        </w:rPr>
+        <w:t>49</w:t>
+      </w:r>
+      <w:r>
+        <w:rPr>
+          <w:rFonts w:cstheme="minorHAnsi"/>
+          <w:sz w:val="20"/>
+          <w:szCs w:val="20"/>
+        </w:rPr>
+        <w:t>/33:40</w:t>
+      </w:r>
+    </w:p>
+    <w:p>
+      <w:pPr>
+        <w:rPr>
+          <w:rFonts w:cstheme="minorHAnsi"/>
+          <w:sz w:val="20"/>
+          <w:szCs w:val="20"/>
+        </w:rPr>
+      </w:pPr>
+      <w:r>
+        <w:rPr>
+          <w:rFonts w:cstheme="minorHAnsi"/>
+          <w:sz w:val="20"/>
+          <w:szCs w:val="20"/>
+        </w:rPr>
+        <w:t>Above is a book “Boundaries”</w:t>
+      </w:r>
+      <w:r>
+        <w:rPr>
+          <w:rFonts w:cstheme="minorHAnsi"/>
+          <w:sz w:val="20"/>
+          <w:szCs w:val="20"/>
+        </w:rPr>
+        <w:t xml:space="preserve"> by</w:t>
+      </w:r>
+      <w:r>
+        <w:rPr>
+          <w:rFonts w:cstheme="minorHAnsi"/>
+          <w:sz w:val="20"/>
+          <w:szCs w:val="20"/>
+        </w:rPr>
+        <w:t xml:space="preserve"> Dr.</w:t>
+      </w:r>
+      <w:r>
+        <w:rPr>
+          <w:rFonts w:cstheme="minorHAnsi"/>
+          <w:sz w:val="20"/>
+          <w:szCs w:val="20"/>
+        </w:rPr>
+        <w:t xml:space="preserve"> Henry Cloud and </w:t>
+      </w:r>
+      <w:r>
+        <w:rPr>
+          <w:rFonts w:cstheme="minorHAnsi"/>
+          <w:sz w:val="20"/>
+          <w:szCs w:val="20"/>
+        </w:rPr>
+        <w:t xml:space="preserve">Dr. </w:t>
+      </w:r>
+      <w:r>
+        <w:rPr>
+          <w:rFonts w:cstheme="minorHAnsi"/>
+          <w:sz w:val="20"/>
+          <w:szCs w:val="20"/>
+        </w:rPr>
+        <w:t>John Townsen</w:t>
+      </w:r>
+      <w:r>
+        <w:rPr>
+          <w:rFonts w:cstheme="minorHAnsi"/>
+          <w:sz w:val="20"/>
+          <w:szCs w:val="20"/>
+        </w:rPr>
+        <w:t>d</w:t>
+      </w:r>
+      <w:r>
+        <w:rPr>
+          <w:rFonts w:cstheme="minorHAnsi"/>
+          <w:sz w:val="20"/>
+          <w:szCs w:val="20"/>
+        </w:rPr>
+        <w:t xml:space="preserve"> wh</w:t>
+      </w:r>
+      <w:r>
+        <w:rPr>
+          <w:rFonts w:cstheme="minorHAnsi"/>
+          <w:sz w:val="20"/>
+          <w:szCs w:val="20"/>
+        </w:rPr>
+        <w:t>o</w:t>
+      </w:r>
+      <w:r>
+        <w:rPr>
+          <w:rFonts w:cstheme="minorHAnsi"/>
+          <w:sz w:val="20"/>
+          <w:szCs w:val="20"/>
+        </w:rPr>
+        <w:t xml:space="preserve"> </w:t>
+      </w:r>
+      <w:r>
+        <w:rPr>
+          <w:rFonts w:cstheme="minorHAnsi"/>
+          <w:sz w:val="20"/>
+          <w:szCs w:val="20"/>
+        </w:rPr>
+        <w:t>define</w:t>
+      </w:r>
+      <w:r>
+        <w:rPr>
+          <w:rFonts w:cstheme="minorHAnsi"/>
+          <w:sz w:val="20"/>
+          <w:szCs w:val="20"/>
+        </w:rPr>
+        <w:t xml:space="preserve"> how to say yes/no boundaries.</w:t>
+      </w:r>
+      <w:r>
+        <w:rPr>
+          <w:rFonts w:cstheme="minorHAnsi"/>
+          <w:sz w:val="20"/>
+          <w:szCs w:val="20"/>
+        </w:rPr>
+        <w:t xml:space="preserve"> We set clear limit to mental health, self-respect, and relationship.</w:t>
+      </w:r>
+      <w:r>
+        <w:rPr>
+          <w:rFonts w:cstheme="minorHAnsi"/>
+          <w:sz w:val="20"/>
+          <w:szCs w:val="20"/>
+        </w:rPr>
+        <w:t xml:space="preserve"> If we stop the job tomorrow, how many people will sur</w:t>
+      </w:r>
+      <w:r>
+        <w:rPr>
+          <w:rFonts w:cstheme="minorHAnsi"/>
+          <w:sz w:val="20"/>
+          <w:szCs w:val="20"/>
+        </w:rPr>
+        <w:t>vive</w:t>
+      </w:r>
+      <w:r>
+        <w:rPr>
+          <w:rFonts w:cstheme="minorHAnsi"/>
+          <w:sz w:val="20"/>
+          <w:szCs w:val="20"/>
+        </w:rPr>
+        <w:t>?</w:t>
+      </w:r>
+      <w:r>
+        <w:rPr>
+          <w:rFonts w:cstheme="minorHAnsi"/>
+          <w:sz w:val="20"/>
+          <w:szCs w:val="20"/>
+        </w:rPr>
+        <w:t xml:space="preserve"> Do I help people or people help me?</w:t>
+      </w:r>
+      <w:r>
+        <w:rPr>
+          <w:rFonts w:cstheme="minorHAnsi"/>
+          <w:sz w:val="20"/>
+          <w:szCs w:val="20"/>
+        </w:rPr>
+        <w:t xml:space="preserve"> The relationship costs more.</w:t>
+      </w:r>
+    </w:p>
+    <w:p>
+      <w:pPr>
+        <w:rPr>
+          <w:rFonts w:cstheme="minorHAnsi"/>
+          <w:sz w:val="20"/>
+          <w:szCs w:val="20"/>
+        </w:rPr>
+      </w:pPr>
+      <w:r>
+        <w:rPr>
+          <w:rFonts w:cstheme="minorHAnsi"/>
+          <w:sz w:val="20"/>
+          <w:szCs w:val="20"/>
+        </w:rPr>
+        <w:t xml:space="preserve">We </w:t>
+      </w:r>
+      <w:r>
+        <w:rPr>
+          <w:rFonts w:cstheme="minorHAnsi"/>
+          <w:sz w:val="20"/>
+          <w:szCs w:val="20"/>
+        </w:rPr>
+        <w:t xml:space="preserve">need to </w:t>
+      </w:r>
+      <w:r>
+        <w:rPr>
+          <w:rFonts w:cstheme="minorHAnsi"/>
+          <w:sz w:val="20"/>
+          <w:szCs w:val="20"/>
+        </w:rPr>
+        <w:t xml:space="preserve">have good relationship with Jesus. </w:t>
+      </w:r>
+      <w:r>
+        <w:rPr>
+          <w:rFonts w:cstheme="minorHAnsi"/>
+          <w:sz w:val="20"/>
+          <w:szCs w:val="20"/>
+        </w:rPr>
+        <w:t xml:space="preserve"> </w:t>
+      </w:r>
+    </w:p>
+    <w:p>
+      <w:pPr>
+        <w:rPr>
+          <w:rFonts w:cstheme="minorHAnsi"/>
+          <w:sz w:val="20"/>
+          <w:szCs w:val="20"/>
+        </w:rPr>
+      </w:pPr>
+    </w:p>
+    <w:p>
+      <w:pPr>
+        <w:rPr>
+          <w:rFonts w:cstheme="minorHAnsi"/>
+          <w:sz w:val="20"/>
+          <w:szCs w:val="20"/>
+        </w:rPr>
+      </w:pPr>
+    </w:p>
+    <w:p>
+      <w:pPr>
+        <w:rPr>
+          <w:rFonts w:cstheme="minorHAnsi"/>
+          <w:sz w:val="20"/>
+          <w:szCs w:val="20"/>
+        </w:rPr>
+      </w:pPr>
+      <w:r>
+        <w:rPr>
+          <w:rFonts w:cstheme="minorHAnsi"/>
+          <w:sz w:val="20"/>
+          <w:szCs w:val="20"/>
+        </w:rPr>
+        <w:t>T</w:t>
+      </w:r>
+      <w:r>
+        <w:rPr>
+          <w:rFonts w:cstheme="minorHAnsi"/>
+          <w:sz w:val="20"/>
+          <w:szCs w:val="20"/>
+        </w:rPr>
+        <w:t xml:space="preserve">he main point of </w:t>
+      </w:r>
+      <w:r>
+        <w:rPr>
+          <w:rFonts w:cstheme="minorHAnsi"/>
+          <w:b/>
+          <w:bCs/>
+          <w:sz w:val="20"/>
+          <w:szCs w:val="20"/>
+        </w:rPr>
+        <w:t>James Chapter 5</w:t>
+      </w:r>
+      <w:r>
+        <w:rPr>
+          <w:rFonts w:cstheme="minorHAnsi"/>
+          <w:sz w:val="20"/>
+          <w:szCs w:val="20"/>
+        </w:rPr>
+        <w:t xml:space="preserve"> is a call to active, faithful endurance while waiting for the return of Jesus. James challenges believers to live out their faith through ethical actions, patient suffering, and deep community care rather than slipping into worldly patterns.</w:t>
+      </w:r>
+    </w:p>
+    <w:p>
+      <w:pPr>
+        <w:rPr>
+          <w:rFonts w:cstheme="minorHAnsi"/>
+          <w:sz w:val="20"/>
+          <w:szCs w:val="20"/>
+        </w:rPr>
+      </w:pPr>
+      <w:r>
+        <w:rPr>
+          <w:rFonts w:cstheme="minorHAnsi"/>
+          <w:sz w:val="20"/>
+          <w:szCs w:val="20"/>
+        </w:rPr>
+        <w:t>The chapter breaks down into three key themes:</w:t>
+      </w:r>
+    </w:p>
+    <w:p>
+      <w:pPr>
+        <w:rPr>
+          <w:rFonts w:cstheme="minorHAnsi"/>
+          <w:b/>
+          <w:bCs/>
+          <w:sz w:val="20"/>
+          <w:szCs w:val="20"/>
+        </w:rPr>
+      </w:pPr>
+      <w:r>
+        <w:rPr>
+          <w:rFonts w:cstheme="minorHAnsi"/>
+          <w:b/>
+          <w:bCs/>
+          <w:sz w:val="20"/>
+          <w:szCs w:val="20"/>
+        </w:rPr>
+        <w:t>1. Warning Against Materialism and Injustice (Verses 1–6)</w:t>
+      </w:r>
+    </w:p>
+    <w:p>
+      <w:pPr>
+        <w:numPr>
+          <w:ilvl w:val="0"/>
+          <w:numId w:val="39"/>
+        </w:numPr>
+        <w:rPr>
+          <w:rFonts w:cstheme="minorHAnsi"/>
+          <w:sz w:val="20"/>
+          <w:szCs w:val="20"/>
+        </w:rPr>
+      </w:pPr>
+      <w:r>
+        <w:rPr>
+          <w:rFonts w:cstheme="minorHAnsi"/>
+          <w:sz w:val="20"/>
+          <w:szCs w:val="20"/>
+        </w:rPr>
+        <w:t xml:space="preserve">James delivers a fierce warning to the rich who hoard wealth and </w:t>
+      </w:r>
+      <w:r>
+        <w:rPr>
+          <w:rFonts w:cstheme="minorHAnsi"/>
+          <w:b/>
+          <w:bCs/>
+          <w:sz w:val="20"/>
+          <w:szCs w:val="20"/>
+        </w:rPr>
+        <w:t>exploit their workers</w:t>
+      </w:r>
+      <w:r>
+        <w:rPr>
+          <w:rFonts w:cstheme="minorHAnsi"/>
+          <w:sz w:val="20"/>
+          <w:szCs w:val="20"/>
+        </w:rPr>
+        <w:t xml:space="preserve"> by withholding wages.</w:t>
+      </w:r>
+    </w:p>
+    <w:p>
+      <w:pPr>
+        <w:numPr>
+          <w:ilvl w:val="0"/>
+          <w:numId w:val="39"/>
+        </w:numPr>
+        <w:rPr>
+          <w:rFonts w:cstheme="minorHAnsi"/>
+          <w:sz w:val="20"/>
+          <w:szCs w:val="20"/>
+        </w:rPr>
+      </w:pPr>
+      <w:r>
+        <w:rPr>
+          <w:rFonts w:cstheme="minorHAnsi"/>
+          <w:sz w:val="20"/>
+          <w:szCs w:val="20"/>
+        </w:rPr>
+        <w:t>He emphasizes that material luxury gained through injustice is spiritually corrosive and will face divine judgment.</w:t>
+      </w:r>
+    </w:p>
+    <w:p>
+      <w:pPr>
+        <w:rPr>
+          <w:rFonts w:cstheme="minorHAnsi"/>
+          <w:b/>
+          <w:bCs/>
+          <w:sz w:val="20"/>
+          <w:szCs w:val="20"/>
+        </w:rPr>
+      </w:pPr>
+      <w:r>
+        <w:rPr>
+          <w:rFonts w:cstheme="minorHAnsi"/>
+          <w:b/>
+          <w:bCs/>
+          <w:sz w:val="20"/>
+          <w:szCs w:val="20"/>
+        </w:rPr>
+        <w:t>2. Patience in the Face of Suffering (Verses 7–11)</w:t>
+      </w:r>
+    </w:p>
+    <w:p>
+      <w:pPr>
+        <w:numPr>
+          <w:ilvl w:val="0"/>
+          <w:numId w:val="40"/>
+        </w:numPr>
+        <w:rPr>
+          <w:rFonts w:cstheme="minorHAnsi"/>
+          <w:sz w:val="20"/>
+          <w:szCs w:val="20"/>
+        </w:rPr>
+      </w:pPr>
+      <w:r>
+        <w:rPr>
+          <w:rFonts w:cstheme="minorHAnsi"/>
+          <w:sz w:val="20"/>
+          <w:szCs w:val="20"/>
+        </w:rPr>
+        <w:t xml:space="preserve">Believers are urged to </w:t>
+      </w:r>
+      <w:r>
+        <w:rPr>
+          <w:rFonts w:cstheme="minorHAnsi"/>
+          <w:b/>
+          <w:bCs/>
+          <w:sz w:val="20"/>
+          <w:szCs w:val="20"/>
+        </w:rPr>
+        <w:t>endure trials patiently</w:t>
+      </w:r>
+      <w:r>
+        <w:rPr>
+          <w:rFonts w:cstheme="minorHAnsi"/>
+          <w:sz w:val="20"/>
+          <w:szCs w:val="20"/>
+        </w:rPr>
+        <w:t>, using the illustration of a farmer waiting faithfully for the autumn and spring rains.</w:t>
+      </w:r>
+    </w:p>
+    <w:p>
+      <w:pPr>
+        <w:numPr>
+          <w:ilvl w:val="0"/>
+          <w:numId w:val="40"/>
+        </w:numPr>
+        <w:rPr>
+          <w:rFonts w:cstheme="minorHAnsi"/>
+          <w:sz w:val="20"/>
+          <w:szCs w:val="20"/>
+        </w:rPr>
+      </w:pPr>
+      <w:r>
+        <w:rPr>
+          <w:rFonts w:cstheme="minorHAnsi"/>
+          <w:sz w:val="20"/>
+          <w:szCs w:val="20"/>
+        </w:rPr>
+        <w:t>James commands Christians not to grumble against one another under pressure, pointing to the prophets and Job as models of perseverance.</w:t>
+      </w:r>
+    </w:p>
+    <w:p>
+      <w:pPr>
+        <w:rPr>
+          <w:rFonts w:cstheme="minorHAnsi"/>
+          <w:b/>
+          <w:bCs/>
+          <w:sz w:val="20"/>
+          <w:szCs w:val="20"/>
+        </w:rPr>
+      </w:pPr>
+      <w:r>
+        <w:rPr>
+          <w:rFonts w:cstheme="minorHAnsi"/>
+          <w:b/>
+          <w:bCs/>
+          <w:sz w:val="20"/>
+          <w:szCs w:val="20"/>
+        </w:rPr>
+        <w:t>3. The Power of Truth and Prayer in Community (Verses 12–20)</w:t>
+      </w:r>
+    </w:p>
+    <w:p>
+      <w:pPr>
+        <w:numPr>
+          <w:ilvl w:val="0"/>
+          <w:numId w:val="41"/>
+        </w:numPr>
+        <w:rPr>
+          <w:rFonts w:cstheme="minorHAnsi"/>
+          <w:sz w:val="20"/>
+          <w:szCs w:val="20"/>
+        </w:rPr>
+      </w:pPr>
+      <w:r>
+        <w:rPr>
+          <w:rFonts w:cstheme="minorHAnsi"/>
+          <w:b/>
+          <w:bCs/>
+          <w:sz w:val="20"/>
+          <w:szCs w:val="20"/>
+        </w:rPr>
+        <w:t>Integrity in Speech:</w:t>
+      </w:r>
+      <w:r>
+        <w:rPr>
+          <w:rFonts w:cstheme="minorHAnsi"/>
+          <w:sz w:val="20"/>
+          <w:szCs w:val="20"/>
+        </w:rPr>
+        <w:t xml:space="preserve"> Verse 12 echoes Jesus' teaching to let your "Yes" be yes and your "No" be no, without resorting to manipulative oaths.</w:t>
+      </w:r>
+    </w:p>
+    <w:p>
+      <w:pPr>
+        <w:numPr>
+          <w:ilvl w:val="0"/>
+          <w:numId w:val="41"/>
+        </w:numPr>
+        <w:rPr>
+          <w:rFonts w:cstheme="minorHAnsi"/>
+          <w:sz w:val="20"/>
+          <w:szCs w:val="20"/>
+        </w:rPr>
+      </w:pPr>
+      <w:r>
+        <w:rPr>
+          <w:rFonts w:cstheme="minorHAnsi"/>
+          <w:b/>
+          <w:bCs/>
+          <w:sz w:val="20"/>
+          <w:szCs w:val="20"/>
+        </w:rPr>
+        <w:t>Prayer and Healing:</w:t>
+      </w:r>
+      <w:r>
+        <w:rPr>
+          <w:rFonts w:cstheme="minorHAnsi"/>
+          <w:sz w:val="20"/>
+          <w:szCs w:val="20"/>
+        </w:rPr>
+        <w:t xml:space="preserve"> The church is instructed to care for its sick and suffering members through prayer, the anointing of oil by elders, and the </w:t>
+      </w:r>
+      <w:r>
+        <w:rPr>
+          <w:rFonts w:cstheme="minorHAnsi"/>
+          <w:b/>
+          <w:bCs/>
+          <w:sz w:val="20"/>
+          <w:szCs w:val="20"/>
+        </w:rPr>
+        <w:t>confession of sins</w:t>
+      </w:r>
+      <w:r>
+        <w:rPr>
+          <w:rFonts w:cstheme="minorHAnsi"/>
+          <w:sz w:val="20"/>
+          <w:szCs w:val="20"/>
+        </w:rPr>
+        <w:t xml:space="preserve"> to one another.</w:t>
+      </w:r>
+    </w:p>
+    <w:p>
+      <w:pPr>
+        <w:numPr>
+          <w:ilvl w:val="0"/>
+          <w:numId w:val="41"/>
+        </w:numPr>
+        <w:rPr>
+          <w:rFonts w:cstheme="minorHAnsi"/>
+          <w:sz w:val="20"/>
+          <w:szCs w:val="20"/>
+        </w:rPr>
+      </w:pPr>
+      <w:r>
+        <w:rPr>
+          <w:rFonts w:cstheme="minorHAnsi"/>
+          <w:b/>
+          <w:bCs/>
+          <w:sz w:val="20"/>
+          <w:szCs w:val="20"/>
+        </w:rPr>
+        <w:t>Restoration:</w:t>
+      </w:r>
+      <w:r>
+        <w:rPr>
+          <w:rFonts w:cstheme="minorHAnsi"/>
+          <w:sz w:val="20"/>
+          <w:szCs w:val="20"/>
+        </w:rPr>
+        <w:t xml:space="preserve"> The letter closes by highlighting the immense value of rescuing a fellow believer who has wandered away from the truth.</w:t>
+      </w:r>
+    </w:p>
+    <w:p>
+      <w:pPr>
+        <w:rPr>
+          <w:rFonts w:cstheme="minorHAnsi"/>
+          <w:sz w:val="20"/>
+          <w:szCs w:val="20"/>
+        </w:rPr>
+      </w:pPr>
+    </w:p>
+    <w:p>
+      <w:pPr>
+        <w:rPr>
+          <w:rFonts w:cstheme="minorHAnsi"/>
+          <w:sz w:val="20"/>
+          <w:szCs w:val="20"/>
+        </w:rPr>
+      </w:pPr>
+      <w:r>
+        <w:rPr>
+          <w:rFonts w:cstheme="minorHAnsi"/>
+          <w:sz w:val="20"/>
+          <w:szCs w:val="20"/>
+        </w:rPr>
+        <w:t>James talk about the relationship between human and Jesus.</w:t>
+      </w:r>
+    </w:p>
+    <w:p>
+      <w:pPr>
+        <w:rPr>
+          <w:rFonts w:cstheme="minorHAnsi"/>
+          <w:sz w:val="20"/>
+          <w:szCs w:val="20"/>
+        </w:rPr>
+      </w:pPr>
+    </w:p>
+    <w:p>
+      <w:pPr>
+        <w:rPr>
+          <w:rFonts w:cstheme="minorHAnsi"/>
+          <w:sz w:val="20"/>
+          <w:szCs w:val="20"/>
+        </w:rPr>
+      </w:pPr>
+      <w:r>
+        <w:rPr>
+          <w:rFonts w:cstheme="minorHAnsi"/>
+          <w:b/>
+          <w:bCs/>
+          <w:sz w:val="20"/>
+          <w:szCs w:val="20"/>
+        </w:rPr>
+        <w:t>James talks extensively about relationships</w:t>
+      </w:r>
+      <w:r>
+        <w:rPr>
+          <w:rFonts w:cstheme="minorHAnsi"/>
+          <w:sz w:val="20"/>
+          <w:szCs w:val="20"/>
+        </w:rPr>
+        <w:t>, focusing heavily on how a person’s faith must directly dictate how they treat other people. He argues that genuine faith is proven by how we handle conflict, speech, social status, and communal care.</w:t>
+      </w:r>
+    </w:p>
+    <w:p>
+      <w:pPr>
+        <w:rPr>
+          <w:rFonts w:cstheme="minorHAnsi"/>
+          <w:sz w:val="20"/>
+          <w:szCs w:val="20"/>
+        </w:rPr>
+      </w:pPr>
+      <w:r>
+        <w:rPr>
+          <w:rFonts w:cstheme="minorHAnsi"/>
+          <w:sz w:val="20"/>
+          <w:szCs w:val="20"/>
+        </w:rPr>
+        <w:t>The book of James addresses human relationships through several major themes:</w:t>
+      </w:r>
+    </w:p>
+    <w:p>
+      <w:pPr>
+        <w:rPr>
+          <w:rFonts w:cstheme="minorHAnsi"/>
+          <w:b/>
+          <w:bCs/>
+          <w:sz w:val="20"/>
+          <w:szCs w:val="20"/>
+        </w:rPr>
+      </w:pPr>
+      <w:r>
+        <w:rPr>
+          <w:rFonts w:cstheme="minorHAnsi"/>
+          <w:b/>
+          <w:bCs/>
+          <w:sz w:val="20"/>
+          <w:szCs w:val="20"/>
+        </w:rPr>
+        <w:t>1. Equality and Rejecting Favoritism (James 2:1–13)</w:t>
+      </w:r>
+    </w:p>
+    <w:p>
+      <w:pPr>
+        <w:numPr>
+          <w:ilvl w:val="0"/>
+          <w:numId w:val="42"/>
+        </w:numPr>
+        <w:rPr>
+          <w:rFonts w:cstheme="minorHAnsi"/>
+          <w:sz w:val="20"/>
+          <w:szCs w:val="20"/>
+        </w:rPr>
+      </w:pPr>
+      <w:r>
+        <w:rPr>
+          <w:rFonts w:cstheme="minorHAnsi"/>
+          <w:sz w:val="20"/>
+          <w:szCs w:val="20"/>
+        </w:rPr>
+        <w:t xml:space="preserve">James fiercely commands believers to </w:t>
+      </w:r>
+      <w:r>
+        <w:rPr>
+          <w:rFonts w:cstheme="minorHAnsi"/>
+          <w:b/>
+          <w:bCs/>
+          <w:sz w:val="20"/>
+          <w:szCs w:val="20"/>
+        </w:rPr>
+        <w:t>stop showing favoritism</w:t>
+      </w:r>
+      <w:r>
+        <w:rPr>
+          <w:rFonts w:cstheme="minorHAnsi"/>
+          <w:sz w:val="20"/>
+          <w:szCs w:val="20"/>
+        </w:rPr>
+        <w:t xml:space="preserve"> based on wealth, social class, or appearance.</w:t>
+      </w:r>
+    </w:p>
+    <w:p>
+      <w:pPr>
+        <w:numPr>
+          <w:ilvl w:val="0"/>
+          <w:numId w:val="42"/>
+        </w:numPr>
+        <w:rPr>
+          <w:rFonts w:cstheme="minorHAnsi"/>
+          <w:sz w:val="20"/>
+          <w:szCs w:val="20"/>
+        </w:rPr>
+      </w:pPr>
+      <w:r>
+        <w:rPr>
+          <w:rFonts w:cstheme="minorHAnsi"/>
+          <w:sz w:val="20"/>
+          <w:szCs w:val="20"/>
+        </w:rPr>
+        <w:t>He uses the example of giving a rich man the best seat in church while telling a poor man to sit on the floor, calling this evil.</w:t>
+      </w:r>
+    </w:p>
+    <w:p>
+      <w:pPr>
+        <w:numPr>
+          <w:ilvl w:val="0"/>
+          <w:numId w:val="42"/>
+        </w:numPr>
+        <w:rPr>
+          <w:rFonts w:cstheme="minorHAnsi"/>
+          <w:sz w:val="20"/>
+          <w:szCs w:val="20"/>
+        </w:rPr>
+      </w:pPr>
+      <w:r>
+        <w:rPr>
+          <w:rFonts w:cstheme="minorHAnsi"/>
+          <w:sz w:val="20"/>
+          <w:szCs w:val="20"/>
+        </w:rPr>
+        <w:t xml:space="preserve">Relationships must be governed by the </w:t>
+      </w:r>
+      <w:r>
+        <w:rPr>
+          <w:rFonts w:cstheme="minorHAnsi"/>
+          <w:b/>
+          <w:bCs/>
+          <w:sz w:val="20"/>
+          <w:szCs w:val="20"/>
+        </w:rPr>
+        <w:t>"Royal Law"</w:t>
+      </w:r>
+      <w:r>
+        <w:rPr>
+          <w:rFonts w:cstheme="minorHAnsi"/>
+          <w:sz w:val="20"/>
+          <w:szCs w:val="20"/>
+        </w:rPr>
+        <w:t>: loving your neighbor as yourself.</w:t>
+      </w:r>
+    </w:p>
+    <w:p>
+      <w:pPr>
+        <w:rPr>
+          <w:rFonts w:cstheme="minorHAnsi"/>
+          <w:b/>
+          <w:bCs/>
+          <w:sz w:val="20"/>
+          <w:szCs w:val="20"/>
+        </w:rPr>
+      </w:pPr>
+      <w:r>
+        <w:rPr>
+          <w:rFonts w:cstheme="minorHAnsi"/>
+          <w:b/>
+          <w:bCs/>
+          <w:sz w:val="20"/>
+          <w:szCs w:val="20"/>
+        </w:rPr>
+        <w:t>2. Guarding Your Speech (James 1:19, 1:26, 3:1–12)</w:t>
+      </w:r>
+    </w:p>
+    <w:p>
+      <w:pPr>
+        <w:numPr>
+          <w:ilvl w:val="0"/>
+          <w:numId w:val="43"/>
+        </w:numPr>
+        <w:rPr>
+          <w:rFonts w:cstheme="minorHAnsi"/>
+          <w:sz w:val="20"/>
+          <w:szCs w:val="20"/>
+        </w:rPr>
+      </w:pPr>
+      <w:r>
+        <w:rPr>
+          <w:rFonts w:cstheme="minorHAnsi"/>
+          <w:sz w:val="20"/>
+          <w:szCs w:val="20"/>
+        </w:rPr>
+        <w:lastRenderedPageBreak/>
+        <w:t xml:space="preserve">Healthy relationships require being </w:t>
+      </w:r>
+      <w:r>
+        <w:rPr>
+          <w:rFonts w:cstheme="minorHAnsi"/>
+          <w:b/>
+          <w:bCs/>
+          <w:sz w:val="20"/>
+          <w:szCs w:val="20"/>
+        </w:rPr>
+        <w:t>quick to listen, slow to speak, and slow to become angry</w:t>
+      </w:r>
+      <w:r>
+        <w:rPr>
+          <w:rFonts w:cstheme="minorHAnsi"/>
+          <w:sz w:val="20"/>
+          <w:szCs w:val="20"/>
+        </w:rPr>
+        <w:t>.</w:t>
+      </w:r>
+    </w:p>
+    <w:p>
+      <w:pPr>
+        <w:numPr>
+          <w:ilvl w:val="0"/>
+          <w:numId w:val="43"/>
+        </w:numPr>
+        <w:rPr>
+          <w:rFonts w:cstheme="minorHAnsi"/>
+          <w:sz w:val="20"/>
+          <w:szCs w:val="20"/>
+        </w:rPr>
+      </w:pPr>
+      <w:r>
+        <w:rPr>
+          <w:rFonts w:cstheme="minorHAnsi"/>
+          <w:sz w:val="20"/>
+          <w:szCs w:val="20"/>
+        </w:rPr>
+        <w:t>James warns that the human tongue is like a wildfire or a deadly poison that can easily destroy a friendship or community.</w:t>
+      </w:r>
+    </w:p>
+    <w:p>
+      <w:pPr>
+        <w:numPr>
+          <w:ilvl w:val="0"/>
+          <w:numId w:val="43"/>
+        </w:numPr>
+        <w:rPr>
+          <w:rFonts w:cstheme="minorHAnsi"/>
+          <w:sz w:val="20"/>
+          <w:szCs w:val="20"/>
+        </w:rPr>
+      </w:pPr>
+      <w:r>
+        <w:rPr>
+          <w:rFonts w:cstheme="minorHAnsi"/>
+          <w:sz w:val="20"/>
+          <w:szCs w:val="20"/>
+        </w:rPr>
+        <w:t>Believers are told it is hypocritical to praise God while simultaneously cursing people made in His image.</w:t>
+      </w:r>
+    </w:p>
+    <w:p>
+      <w:pPr>
+        <w:rPr>
+          <w:rFonts w:cstheme="minorHAnsi"/>
+          <w:b/>
+          <w:bCs/>
+          <w:sz w:val="20"/>
+          <w:szCs w:val="20"/>
+        </w:rPr>
+      </w:pPr>
+      <w:r>
+        <w:rPr>
+          <w:rFonts w:cstheme="minorHAnsi"/>
+          <w:b/>
+          <w:bCs/>
+          <w:sz w:val="20"/>
+          <w:szCs w:val="20"/>
+        </w:rPr>
+        <w:t>3. The Source of Interpersonal Conflict (James 4:1–3)</w:t>
+      </w:r>
+    </w:p>
+    <w:p>
+      <w:pPr>
+        <w:numPr>
+          <w:ilvl w:val="0"/>
+          <w:numId w:val="44"/>
+        </w:numPr>
+        <w:rPr>
+          <w:rFonts w:cstheme="minorHAnsi"/>
+          <w:sz w:val="20"/>
+          <w:szCs w:val="20"/>
+        </w:rPr>
+      </w:pPr>
+      <w:r>
+        <w:rPr>
+          <w:rFonts w:cstheme="minorHAnsi"/>
+          <w:sz w:val="20"/>
+          <w:szCs w:val="20"/>
+        </w:rPr>
+        <w:t xml:space="preserve">James explains that fights and quarrels in relationships stem from </w:t>
+      </w:r>
+      <w:r>
+        <w:rPr>
+          <w:rFonts w:cstheme="minorHAnsi"/>
+          <w:b/>
+          <w:bCs/>
+          <w:sz w:val="20"/>
+          <w:szCs w:val="20"/>
+        </w:rPr>
+        <w:t>selfish desires and jealousy</w:t>
+      </w:r>
+      <w:r>
+        <w:rPr>
+          <w:rFonts w:cstheme="minorHAnsi"/>
+          <w:sz w:val="20"/>
+          <w:szCs w:val="20"/>
+        </w:rPr>
+        <w:t xml:space="preserve"> raging within individuals.</w:t>
+      </w:r>
+    </w:p>
+    <w:p>
+      <w:pPr>
+        <w:numPr>
+          <w:ilvl w:val="0"/>
+          <w:numId w:val="44"/>
+        </w:numPr>
+        <w:rPr>
+          <w:rFonts w:cstheme="minorHAnsi"/>
+          <w:sz w:val="20"/>
+          <w:szCs w:val="20"/>
+        </w:rPr>
+      </w:pPr>
+      <w:r>
+        <w:rPr>
+          <w:rFonts w:cstheme="minorHAnsi"/>
+          <w:sz w:val="20"/>
+          <w:szCs w:val="20"/>
+        </w:rPr>
+        <w:t>When people prioritize their own pleasures and demands over others, it inevitably breaks peace and creates division.</w:t>
+      </w:r>
+    </w:p>
+    <w:p>
+      <w:pPr>
+        <w:rPr>
+          <w:rFonts w:cstheme="minorHAnsi"/>
+          <w:b/>
+          <w:bCs/>
+          <w:sz w:val="20"/>
+          <w:szCs w:val="20"/>
+        </w:rPr>
+      </w:pPr>
+      <w:r>
+        <w:rPr>
+          <w:rFonts w:cstheme="minorHAnsi"/>
+          <w:b/>
+          <w:bCs/>
+          <w:sz w:val="20"/>
+          <w:szCs w:val="20"/>
+        </w:rPr>
+        <w:t>4. Eliminating Judgment and Slander (James 4:11–12)</w:t>
+      </w:r>
+    </w:p>
+    <w:p>
+      <w:pPr>
+        <w:numPr>
+          <w:ilvl w:val="0"/>
+          <w:numId w:val="45"/>
+        </w:numPr>
+        <w:rPr>
+          <w:rFonts w:cstheme="minorHAnsi"/>
+          <w:sz w:val="20"/>
+          <w:szCs w:val="20"/>
+        </w:rPr>
+      </w:pPr>
+      <w:r>
+        <w:rPr>
+          <w:rFonts w:cstheme="minorHAnsi"/>
+          <w:sz w:val="20"/>
+          <w:szCs w:val="20"/>
+        </w:rPr>
+        <w:t xml:space="preserve">Believers are told to </w:t>
+      </w:r>
+      <w:r>
+        <w:rPr>
+          <w:rFonts w:cstheme="minorHAnsi"/>
+          <w:b/>
+          <w:bCs/>
+          <w:sz w:val="20"/>
+          <w:szCs w:val="20"/>
+        </w:rPr>
+        <w:t>stop speaking against and judging</w:t>
+      </w:r>
+      <w:r>
+        <w:rPr>
+          <w:rFonts w:cstheme="minorHAnsi"/>
+          <w:sz w:val="20"/>
+          <w:szCs w:val="20"/>
+        </w:rPr>
+        <w:t xml:space="preserve"> one another.</w:t>
+      </w:r>
+    </w:p>
+    <w:p>
+      <w:pPr>
+        <w:numPr>
+          <w:ilvl w:val="0"/>
+          <w:numId w:val="45"/>
+        </w:numPr>
+        <w:rPr>
+          <w:rFonts w:cstheme="minorHAnsi"/>
+          <w:sz w:val="20"/>
+          <w:szCs w:val="20"/>
+        </w:rPr>
+      </w:pPr>
+      <w:r>
+        <w:rPr>
+          <w:rFonts w:cstheme="minorHAnsi"/>
+          <w:sz w:val="20"/>
+          <w:szCs w:val="20"/>
+        </w:rPr>
+        <w:t>James reminds the reader that there is only one true Lawgiver and Judge, and criticizing a brother or sister is an arrogant attempt to take God's place.</w:t>
+      </w:r>
+    </w:p>
+    <w:p>
+      <w:pPr>
+        <w:rPr>
+          <w:rFonts w:cstheme="minorHAnsi"/>
+          <w:b/>
+          <w:bCs/>
+          <w:sz w:val="20"/>
+          <w:szCs w:val="20"/>
+        </w:rPr>
+      </w:pPr>
+      <w:r>
+        <w:rPr>
+          <w:rFonts w:cstheme="minorHAnsi"/>
+          <w:b/>
+          <w:bCs/>
+          <w:sz w:val="20"/>
+          <w:szCs w:val="20"/>
+        </w:rPr>
+        <w:t>5. Mutual Care, Confession, and Restoration (James 5:13–20)</w:t>
+      </w:r>
+    </w:p>
+    <w:p>
+      <w:pPr>
+        <w:numPr>
+          <w:ilvl w:val="0"/>
+          <w:numId w:val="46"/>
+        </w:numPr>
+        <w:rPr>
+          <w:rFonts w:cstheme="minorHAnsi"/>
+          <w:sz w:val="20"/>
+          <w:szCs w:val="20"/>
+        </w:rPr>
+      </w:pPr>
+      <w:r>
+        <w:rPr>
+          <w:rFonts w:cstheme="minorHAnsi"/>
+          <w:sz w:val="20"/>
+          <w:szCs w:val="20"/>
+        </w:rPr>
+        <w:t xml:space="preserve">Healthy spiritual community requires vulnerability, instructing believers to </w:t>
+      </w:r>
+      <w:r>
+        <w:rPr>
+          <w:rFonts w:cstheme="minorHAnsi"/>
+          <w:b/>
+          <w:bCs/>
+          <w:sz w:val="20"/>
+          <w:szCs w:val="20"/>
+        </w:rPr>
+        <w:t>confess sins to each other</w:t>
+      </w:r>
+      <w:r>
+        <w:rPr>
+          <w:rFonts w:cstheme="minorHAnsi"/>
+          <w:sz w:val="20"/>
+          <w:szCs w:val="20"/>
+        </w:rPr>
+        <w:t xml:space="preserve"> and pray for one another's healing.</w:t>
+      </w:r>
+    </w:p>
+    <w:p>
+      <w:pPr>
+        <w:numPr>
+          <w:ilvl w:val="0"/>
+          <w:numId w:val="46"/>
+        </w:numPr>
+        <w:rPr>
+          <w:rFonts w:cstheme="minorHAnsi"/>
+          <w:sz w:val="20"/>
+          <w:szCs w:val="20"/>
+        </w:rPr>
+      </w:pPr>
+      <w:r>
+        <w:rPr>
+          <w:rFonts w:cstheme="minorHAnsi"/>
+          <w:sz w:val="20"/>
+          <w:szCs w:val="20"/>
+        </w:rPr>
+        <w:t>Relationships are meant to be protective; if someone wanders away from the truth, the community is responsible for actively bringing them back.</w:t>
+      </w:r>
+    </w:p>
+    <w:p>
+      <w:pPr>
+        <w:rPr>
+          <w:rFonts w:cstheme="minorHAnsi"/>
+          <w:sz w:val="20"/>
+          <w:szCs w:val="20"/>
+        </w:rPr>
+      </w:pPr>
+    </w:p>
+    <w:p>
+      <w:pPr>
+        <w:rPr>
+          <w:rFonts w:cstheme="minorHAnsi"/>
+          <w:sz w:val="20"/>
+          <w:szCs w:val="20"/>
+        </w:rPr>
+      </w:pPr>
+      <w:r>
+        <w:rPr>
+          <w:rFonts w:cstheme="minorHAnsi"/>
+          <w:sz w:val="20"/>
+          <w:szCs w:val="20"/>
+        </w:rPr>
+        <w:t>32</w:t>
+      </w:r>
+      <w:r>
+        <w:rPr>
+          <w:rFonts w:cstheme="minorHAnsi"/>
+          <w:sz w:val="20"/>
+          <w:szCs w:val="20"/>
+        </w:rPr>
+        <w:t>:</w:t>
+      </w:r>
+      <w:r>
+        <w:rPr>
+          <w:rFonts w:cstheme="minorHAnsi"/>
+          <w:sz w:val="20"/>
+          <w:szCs w:val="20"/>
+        </w:rPr>
+        <w:t>02</w:t>
+      </w:r>
+      <w:r>
+        <w:rPr>
+          <w:rFonts w:cstheme="minorHAnsi"/>
+          <w:sz w:val="20"/>
+          <w:szCs w:val="20"/>
+        </w:rPr>
+        <w:t>/33:40</w:t>
+      </w:r>
+    </w:p>
+    <w:p>
+      <w:pPr>
+        <w:rPr>
+          <w:rFonts w:cstheme="minorHAnsi"/>
+          <w:sz w:val="20"/>
+          <w:szCs w:val="20"/>
+        </w:rPr>
+      </w:pPr>
+      <w:r>
+        <w:rPr>
+          <w:rFonts w:cstheme="minorHAnsi"/>
+          <w:sz w:val="20"/>
+          <w:szCs w:val="20"/>
+        </w:rPr>
+        <w:t xml:space="preserve">We already sacrificed in our life. We </w:t>
+      </w:r>
+      <w:r>
+        <w:rPr>
+          <w:rFonts w:cstheme="minorHAnsi"/>
+          <w:sz w:val="20"/>
+          <w:szCs w:val="20"/>
+        </w:rPr>
+        <w:t xml:space="preserve">will </w:t>
+      </w:r>
+      <w:r>
+        <w:rPr>
+          <w:rFonts w:cstheme="minorHAnsi"/>
+          <w:sz w:val="20"/>
+          <w:szCs w:val="20"/>
+        </w:rPr>
+        <w:t>wait for God to do something with it.</w:t>
+      </w:r>
+    </w:p>
+    <w:p>
+      <w:pPr>
+        <w:rPr>
+          <w:rFonts w:cstheme="minorHAnsi"/>
+          <w:sz w:val="20"/>
+          <w:szCs w:val="20"/>
+        </w:rPr>
+      </w:pPr>
+      <w:r>
+        <w:rPr>
+          <w:rFonts w:cstheme="minorHAnsi"/>
+          <w:sz w:val="20"/>
+          <w:szCs w:val="20"/>
+        </w:rPr>
+        <w:t xml:space="preserve">Jesus gave up his life for us. </w:t>
+      </w:r>
+      <w:r>
+        <w:rPr>
+          <w:rFonts w:cstheme="minorHAnsi"/>
+          <w:sz w:val="20"/>
+          <w:szCs w:val="20"/>
+        </w:rPr>
+        <w:t xml:space="preserve">We </w:t>
+      </w:r>
+      <w:r>
+        <w:rPr>
+          <w:rFonts w:cstheme="minorHAnsi"/>
+          <w:sz w:val="20"/>
+          <w:szCs w:val="20"/>
+        </w:rPr>
+        <w:t>want to be the</w:t>
+      </w:r>
+      <w:r>
+        <w:rPr>
+          <w:rFonts w:cstheme="minorHAnsi"/>
+          <w:sz w:val="20"/>
+          <w:szCs w:val="20"/>
+        </w:rPr>
+        <w:t xml:space="preserve"> undivided follower, unhurried friends, thoughtful witness, and sacrificed developer.</w:t>
+      </w:r>
+      <w:r>
+        <w:rPr>
+          <w:rFonts w:cstheme="minorHAnsi"/>
+          <w:sz w:val="20"/>
+          <w:szCs w:val="20"/>
+        </w:rPr>
+        <w:t xml:space="preserve"> </w:t>
+      </w:r>
+      <w:r>
+        <w:rPr>
+          <w:rFonts w:cstheme="minorHAnsi"/>
+          <w:sz w:val="20"/>
+          <w:szCs w:val="20"/>
+        </w:rPr>
+        <w:t>We will find out our life when we give it away,</w:t>
+      </w:r>
+    </w:p>
+    <w:p>
+      <w:pPr>
+        <w:rPr>
+          <w:rFonts w:cstheme="minorHAnsi"/>
+          <w:sz w:val="20"/>
+          <w:szCs w:val="20"/>
+        </w:rPr>
+      </w:pPr>
+    </w:p>
+    <w:p>
+      <w:pPr>
+        <w:rPr>
+          <w:rFonts w:cstheme="minorHAnsi"/>
+          <w:sz w:val="20"/>
+          <w:szCs w:val="20"/>
+        </w:rPr>
+      </w:pPr>
+      <w:r>
+        <w:rPr>
+          <w:rFonts w:cstheme="minorHAnsi"/>
+          <w:sz w:val="20"/>
+          <w:szCs w:val="20"/>
+        </w:rPr>
+        <w:t>3</w:t>
+      </w:r>
+      <w:r>
+        <w:rPr>
+          <w:rFonts w:cstheme="minorHAnsi"/>
+          <w:sz w:val="20"/>
+          <w:szCs w:val="20"/>
+        </w:rPr>
+        <w:t>3</w:t>
+      </w:r>
+      <w:r>
+        <w:rPr>
+          <w:rFonts w:cstheme="minorHAnsi"/>
+          <w:sz w:val="20"/>
+          <w:szCs w:val="20"/>
+        </w:rPr>
+        <w:t>:0</w:t>
+      </w:r>
+      <w:r>
+        <w:rPr>
+          <w:rFonts w:cstheme="minorHAnsi"/>
+          <w:sz w:val="20"/>
+          <w:szCs w:val="20"/>
+        </w:rPr>
+        <w:t>9</w:t>
+      </w:r>
+      <w:r>
+        <w:rPr>
+          <w:rFonts w:cstheme="minorHAnsi"/>
+          <w:sz w:val="20"/>
+          <w:szCs w:val="20"/>
+        </w:rPr>
+        <w:t>/33:40</w:t>
+      </w:r>
+    </w:p>
+    <w:p>
+      <w:pPr>
+        <w:rPr>
+          <w:rFonts w:cstheme="minorHAnsi"/>
+          <w:sz w:val="20"/>
+          <w:szCs w:val="20"/>
+        </w:rPr>
+      </w:pPr>
+      <w:r>
+        <w:rPr>
+          <w:rFonts w:cstheme="minorHAnsi"/>
+          <w:sz w:val="20"/>
+          <w:szCs w:val="20"/>
+        </w:rPr>
+        <w:t xml:space="preserve">Pray: </w:t>
+      </w:r>
+    </w:p>
+    <w:p>
+      <w:pPr>
+        <w:rPr>
+          <w:rFonts w:cstheme="minorHAnsi"/>
+          <w:sz w:val="20"/>
+          <w:szCs w:val="20"/>
+        </w:rPr>
+      </w:pPr>
+      <w:r>
+        <w:rPr>
+          <w:rFonts w:cstheme="minorHAnsi"/>
+          <w:sz w:val="20"/>
+          <w:szCs w:val="20"/>
+        </w:rPr>
+        <w:t>Thanks, God,</w:t>
+      </w:r>
+      <w:r>
+        <w:rPr>
+          <w:rFonts w:cstheme="minorHAnsi"/>
+          <w:sz w:val="20"/>
+          <w:szCs w:val="20"/>
+        </w:rPr>
+        <w:t xml:space="preserve"> </w:t>
+      </w:r>
+      <w:r>
+        <w:rPr>
+          <w:rFonts w:cstheme="minorHAnsi"/>
+          <w:sz w:val="20"/>
+          <w:szCs w:val="20"/>
+        </w:rPr>
+        <w:t>for the gift to follow you in our life.</w:t>
+      </w:r>
+    </w:p>
+    <w:p>
+      <w:pPr>
+        <w:rPr>
+          <w:rFonts w:cstheme="minorHAnsi"/>
+          <w:sz w:val="20"/>
+          <w:szCs w:val="20"/>
+        </w:rPr>
+      </w:pPr>
+    </w:p>
+    <w:p>
+      <w:pPr>
+        <w:rPr>
+          <w:rFonts w:cstheme="minorHAnsi"/>
+          <w:sz w:val="20"/>
+          <w:szCs w:val="20"/>
+        </w:rPr>
+      </w:pPr>
+    </w:p>
+    <w:p>
+      <w:pPr>
+        <w:rPr>
+          <w:rFonts w:cstheme="minorHAnsi"/>
+          <w:sz w:val="20"/>
+          <w:szCs w:val="20"/>
+        </w:rPr>
+      </w:pPr>
+    </w:p>
+    <w:p>
+      <w:pPr>
+        <w:rPr>
+          <w:rFonts w:cstheme="minorHAnsi"/>
+          <w:sz w:val="20"/>
+          <w:szCs w:val="20"/>
+        </w:rPr>
+      </w:pPr>
+    </w:p>
+    <w:p>
+      <w:pPr>
+        <w:rPr>
+          <w:rFonts w:cstheme="minorHAnsi"/>
+          <w:sz w:val="20"/>
+          <w:szCs w:val="20"/>
+        </w:rPr>
+      </w:pPr>
+    </w:p>
+    <w:p>
+      <w:pPr>
+        <w:rPr>
+          <w:rFonts w:cstheme="minorHAnsi"/>
+          <w:sz w:val="20"/>
+          <w:szCs w:val="20"/>
+        </w:rPr>
+      </w:pPr>
+    </w:p>
+    <w:p>
+      <w:pPr>
+        <w:rPr>
+          <w:rFonts w:cstheme="minorHAnsi"/>
+          <w:sz w:val="20"/>
+          <w:szCs w:val="20"/>
+        </w:rPr>
+      </w:pPr>
+    </w:p>
+    <w:p>
+      <w:pPr>
+        <w:rPr>
+          <w:rFonts w:cstheme="minorHAnsi"/>
+          <w:sz w:val="20"/>
+          <w:szCs w:val="20"/>
+        </w:rPr>
+      </w:pPr>
+    </w:p>
+    <w:p>
+      <w:pPr>
+        <w:rPr>
+          <w:rFonts w:cstheme="minorHAnsi"/>
+          <w:sz w:val="20"/>
+          <w:szCs w:val="20"/>
+        </w:rPr>
+      </w:pPr>
+    </w:p>
+    <w:p>
+      <w:pPr>
+        <w:rPr>
+          <w:rFonts w:cstheme="minorHAnsi"/>
+          <w:sz w:val="20"/>
+          <w:szCs w:val="20"/>
+        </w:rPr>
+      </w:pPr>
+    </w:p>
+    <w:p>
+      <w:pPr>
+        <w:rPr>
+          <w:rFonts w:cstheme="minorHAnsi"/>
+          <w:sz w:val="20"/>
+          <w:szCs w:val="20"/>
+        </w:rPr>
+      </w:pPr>
+    </w:p>
+    <w:p>
+      <w:pPr>
+        <w:rPr>
+          <w:rFonts w:cstheme="minorHAnsi"/>
+          <w:sz w:val="20"/>
+          <w:szCs w:val="20"/>
+        </w:rPr>
+      </w:pPr>
+    </w:p>
+    <w:p>
+      <w:pPr>
+        <w:rPr>
+          <w:rFonts w:cstheme="minorHAnsi"/>
+          <w:sz w:val="20"/>
+          <w:szCs w:val="20"/>
+        </w:rPr>
+      </w:pPr>
     </w:p>
     <w:p>
       <w:pPr>
@@ -8480,7 +10740,7 @@
       </w:r>
     </w:p>
     <w:p>
-      <w:hyperlink r:id="rId95" w:history="1">
+      <w:hyperlink r:id="rId97" w:history="1">
         <w:r>
           <w:rPr>
             <w:rStyle w:val="Hyperlink"/>
@@ -8497,7 +10757,7 @@
           <w:szCs w:val="20"/>
         </w:rPr>
       </w:pPr>
-      <w:hyperlink r:id="rId96" w:history="1">
+      <w:hyperlink r:id="rId98" w:history="1">
         <w:r>
           <w:rPr>
             <w:rStyle w:val="Hyperlink"/>
@@ -8562,8 +10822,3522 @@
         </w:rPr>
       </w:pPr>
     </w:p>
+    <w:p>
+      <w:pPr>
+        <w:rPr>
+          <w:rFonts w:cstheme="minorHAnsi"/>
+          <w:sz w:val="20"/>
+          <w:szCs w:val="20"/>
+        </w:rPr>
+      </w:pPr>
+      <w:r>
+        <w:rPr>
+          <w:rFonts w:cstheme="minorHAnsi"/>
+          <w:sz w:val="20"/>
+          <w:szCs w:val="20"/>
+        </w:rPr>
+        <w:t xml:space="preserve">1. What is </w:t>
+      </w:r>
+      <w:r>
+        <w:rPr>
+          <w:rFonts w:cstheme="minorHAnsi"/>
+          <w:sz w:val="20"/>
+          <w:szCs w:val="20"/>
+        </w:rPr>
+        <w:t>Vapor (Sacrificial Developer)</w:t>
+      </w:r>
+      <w:r>
+        <w:rPr>
+          <w:rFonts w:cstheme="minorHAnsi"/>
+          <w:sz w:val="20"/>
+          <w:szCs w:val="20"/>
+        </w:rPr>
+        <w:t>?</w:t>
+      </w:r>
+    </w:p>
+    <w:p>
+      <w:pPr>
+        <w:rPr>
+          <w:rFonts w:cstheme="minorHAnsi"/>
+          <w:sz w:val="20"/>
+          <w:szCs w:val="20"/>
+        </w:rPr>
+      </w:pPr>
+      <w:r>
+        <w:rPr>
+          <w:rFonts w:cstheme="minorHAnsi"/>
+          <w:sz w:val="20"/>
+          <w:szCs w:val="20"/>
+        </w:rPr>
+        <w:t xml:space="preserve">Ans: a. </w:t>
+      </w:r>
+      <w:r>
+        <w:rPr>
+          <w:rFonts w:cstheme="minorHAnsi"/>
+          <w:sz w:val="20"/>
+          <w:szCs w:val="20"/>
+        </w:rPr>
+        <w:t>Vapor</w:t>
+      </w:r>
+      <w:r>
+        <w:rPr>
+          <w:rFonts w:cstheme="minorHAnsi"/>
+          <w:sz w:val="20"/>
+          <w:szCs w:val="20"/>
+        </w:rPr>
+        <w:t>:</w:t>
+      </w:r>
+      <w:r>
+        <w:rPr>
+          <w:rFonts w:cstheme="minorHAnsi"/>
+          <w:sz w:val="20"/>
+          <w:szCs w:val="20"/>
+        </w:rPr>
+        <w:t xml:space="preserve"> life is </w:t>
+      </w:r>
+      <w:r>
+        <w:rPr>
+          <w:rFonts w:cstheme="minorHAnsi"/>
+          <w:sz w:val="20"/>
+          <w:szCs w:val="20"/>
+        </w:rPr>
+        <w:t>short</w:t>
+      </w:r>
+      <w:r>
+        <w:rPr>
+          <w:rFonts w:cstheme="minorHAnsi"/>
+          <w:sz w:val="20"/>
+          <w:szCs w:val="20"/>
+        </w:rPr>
+        <w:t xml:space="preserve"> and temporary</w:t>
+      </w:r>
+      <w:r>
+        <w:rPr>
+          <w:rFonts w:cstheme="minorHAnsi"/>
+          <w:sz w:val="20"/>
+          <w:szCs w:val="20"/>
+        </w:rPr>
+        <w:t xml:space="preserve">. B. </w:t>
+      </w:r>
+      <w:r>
+        <w:rPr>
+          <w:rFonts w:cstheme="minorHAnsi"/>
+          <w:sz w:val="20"/>
+          <w:szCs w:val="20"/>
+        </w:rPr>
+        <w:t>Sacrificial Developer</w:t>
+      </w:r>
+      <w:r>
+        <w:rPr>
+          <w:rFonts w:cstheme="minorHAnsi"/>
+          <w:sz w:val="20"/>
+          <w:szCs w:val="20"/>
+        </w:rPr>
+        <w:t>:</w:t>
+      </w:r>
+      <w:r>
+        <w:rPr>
+          <w:rFonts w:cstheme="minorHAnsi"/>
+          <w:sz w:val="20"/>
+          <w:szCs w:val="20"/>
+        </w:rPr>
+        <w:t xml:space="preserve"> someone </w:t>
+      </w:r>
+      <w:r>
+        <w:rPr>
+          <w:rFonts w:cstheme="minorHAnsi"/>
+          <w:sz w:val="20"/>
+          <w:szCs w:val="20"/>
+        </w:rPr>
+        <w:t xml:space="preserve">sacrifice </w:t>
+      </w:r>
+      <w:r>
+        <w:rPr>
+          <w:rFonts w:cstheme="minorHAnsi"/>
+          <w:sz w:val="20"/>
+          <w:szCs w:val="20"/>
+        </w:rPr>
+        <w:t xml:space="preserve"> time </w:t>
+      </w:r>
+      <w:r>
+        <w:rPr>
+          <w:rFonts w:cstheme="minorHAnsi"/>
+          <w:sz w:val="20"/>
+          <w:szCs w:val="20"/>
+        </w:rPr>
+        <w:t>to</w:t>
+      </w:r>
+      <w:r>
+        <w:rPr>
+          <w:rFonts w:cstheme="minorHAnsi"/>
+          <w:sz w:val="20"/>
+          <w:szCs w:val="20"/>
+        </w:rPr>
+        <w:t xml:space="preserve"> </w:t>
+      </w:r>
+      <w:r>
+        <w:rPr>
+          <w:rFonts w:cstheme="minorHAnsi"/>
+          <w:sz w:val="20"/>
+          <w:szCs w:val="20"/>
+        </w:rPr>
+        <w:t>serve</w:t>
+      </w:r>
+      <w:r>
+        <w:rPr>
+          <w:rFonts w:cstheme="minorHAnsi"/>
+          <w:sz w:val="20"/>
+          <w:szCs w:val="20"/>
+        </w:rPr>
+        <w:t xml:space="preserve"> other people</w:t>
+      </w:r>
+      <w:r>
+        <w:rPr>
+          <w:rFonts w:cstheme="minorHAnsi"/>
+          <w:sz w:val="20"/>
+          <w:szCs w:val="20"/>
+        </w:rPr>
+        <w:t>.</w:t>
+      </w:r>
+    </w:p>
+    <w:p>
+      <w:pPr>
+        <w:rPr>
+          <w:rFonts w:cstheme="minorHAnsi"/>
+          <w:sz w:val="20"/>
+          <w:szCs w:val="20"/>
+        </w:rPr>
+      </w:pPr>
+    </w:p>
+    <w:p>
+      <w:pPr>
+        <w:rPr>
+          <w:rFonts w:cstheme="minorHAnsi"/>
+          <w:sz w:val="20"/>
+          <w:szCs w:val="20"/>
+        </w:rPr>
+      </w:pPr>
+      <w:r>
+        <w:rPr>
+          <w:rFonts w:cstheme="minorHAnsi"/>
+          <w:sz w:val="20"/>
+          <w:szCs w:val="20"/>
+        </w:rPr>
+        <w:t xml:space="preserve">2. What is kingdom Quality? </w:t>
+      </w:r>
+    </w:p>
+    <w:p>
+      <w:pPr>
+        <w:rPr>
+          <w:rFonts w:cstheme="minorHAnsi"/>
+          <w:sz w:val="20"/>
+          <w:szCs w:val="20"/>
+        </w:rPr>
+      </w:pPr>
+      <w:r>
+        <w:rPr>
+          <w:rFonts w:cstheme="minorHAnsi"/>
+          <w:sz w:val="20"/>
+          <w:szCs w:val="20"/>
+        </w:rPr>
+        <w:t xml:space="preserve">Ans: </w:t>
+      </w:r>
+      <w:r>
+        <w:rPr>
+          <w:rFonts w:cstheme="minorHAnsi"/>
+          <w:sz w:val="20"/>
+          <w:szCs w:val="20"/>
+        </w:rPr>
+        <w:t>We have defined the God’s Kingdom Quality: Undivided Follower, Unhurried Friend, Thoughtful Witness, Sacrificial Developer.</w:t>
+      </w:r>
+      <w:r>
+        <w:rPr>
+          <w:rFonts w:cstheme="minorHAnsi"/>
+          <w:sz w:val="20"/>
+          <w:szCs w:val="20"/>
+        </w:rPr>
+        <w:t xml:space="preserve"> </w:t>
+      </w:r>
+      <w:r>
+        <w:rPr>
+          <w:rFonts w:cstheme="minorHAnsi"/>
+          <w:sz w:val="20"/>
+          <w:szCs w:val="20"/>
+        </w:rPr>
+        <w:t>Last week, we like to be a thoughtful witness with our words. Today, we talk about Sacrificial Developer, the fourth and final profile in our series.</w:t>
+      </w:r>
+    </w:p>
+    <w:p>
+      <w:pPr>
+        <w:rPr>
+          <w:rFonts w:cstheme="minorHAnsi"/>
+          <w:sz w:val="20"/>
+          <w:szCs w:val="20"/>
+        </w:rPr>
+      </w:pPr>
+    </w:p>
+    <w:p>
+      <w:pPr>
+        <w:rPr>
+          <w:rFonts w:cstheme="minorHAnsi"/>
+          <w:sz w:val="20"/>
+          <w:szCs w:val="20"/>
+        </w:rPr>
+      </w:pPr>
+      <w:r>
+        <w:rPr>
+          <w:rFonts w:cstheme="minorHAnsi"/>
+          <w:sz w:val="20"/>
+          <w:szCs w:val="20"/>
+        </w:rPr>
+        <w:t xml:space="preserve">3. </w:t>
+      </w:r>
+      <w:r>
+        <w:rPr>
+          <w:rFonts w:cstheme="minorHAnsi"/>
+          <w:sz w:val="20"/>
+          <w:szCs w:val="20"/>
+        </w:rPr>
+        <w:t>James 4:13-17</w:t>
+      </w:r>
+      <w:r>
+        <w:rPr>
+          <w:rFonts w:cstheme="minorHAnsi"/>
+          <w:sz w:val="20"/>
+          <w:szCs w:val="20"/>
+        </w:rPr>
+        <w:t xml:space="preserve">: </w:t>
+      </w:r>
+      <w:r>
+        <w:rPr>
+          <w:rFonts w:cstheme="minorHAnsi"/>
+          <w:sz w:val="20"/>
+          <w:szCs w:val="20"/>
+        </w:rPr>
+        <w:t xml:space="preserve"> </w:t>
+      </w:r>
+      <w:r>
+        <w:rPr>
+          <w:rFonts w:cstheme="minorHAnsi"/>
+          <w:sz w:val="20"/>
+          <w:szCs w:val="20"/>
+        </w:rPr>
+        <w:t>H</w:t>
+      </w:r>
+      <w:r>
+        <w:rPr>
+          <w:rFonts w:cstheme="minorHAnsi"/>
+          <w:sz w:val="20"/>
+          <w:szCs w:val="20"/>
+        </w:rPr>
+        <w:t>uman</w:t>
+      </w:r>
+      <w:r>
+        <w:rPr>
+          <w:rFonts w:cstheme="minorHAnsi"/>
+          <w:sz w:val="20"/>
+          <w:szCs w:val="20"/>
+        </w:rPr>
+        <w:t>s</w:t>
+      </w:r>
+      <w:r>
+        <w:rPr>
+          <w:rFonts w:cstheme="minorHAnsi"/>
+          <w:sz w:val="20"/>
+          <w:szCs w:val="20"/>
+        </w:rPr>
+        <w:t xml:space="preserve"> must live and plan with humility to God's will, rather than arrogant self</w:t>
+      </w:r>
+      <w:r>
+        <w:rPr>
+          <w:rFonts w:cstheme="minorHAnsi"/>
+          <w:sz w:val="20"/>
+          <w:szCs w:val="20"/>
+        </w:rPr>
+        <w:t>ish</w:t>
+      </w:r>
+      <w:r>
+        <w:rPr>
+          <w:rFonts w:cstheme="minorHAnsi"/>
+          <w:sz w:val="20"/>
+          <w:szCs w:val="20"/>
+        </w:rPr>
+        <w:t>.</w:t>
+      </w:r>
+    </w:p>
+    <w:p>
+      <w:pPr>
+        <w:rPr>
+          <w:rFonts w:cstheme="minorHAnsi"/>
+          <w:sz w:val="20"/>
+          <w:szCs w:val="20"/>
+        </w:rPr>
+      </w:pPr>
+      <w:r>
+        <w:rPr>
+          <w:rFonts w:cstheme="minorHAnsi"/>
+          <w:sz w:val="20"/>
+          <w:szCs w:val="20"/>
+        </w:rPr>
+        <w:t>4. James 5:1-6</w:t>
+      </w:r>
+      <w:r>
+        <w:rPr>
+          <w:rFonts w:cstheme="minorHAnsi"/>
+          <w:sz w:val="20"/>
+          <w:szCs w:val="20"/>
+        </w:rPr>
+        <w:t xml:space="preserve">: </w:t>
+      </w:r>
+      <w:r>
+        <w:rPr>
+          <w:rFonts w:cstheme="minorHAnsi"/>
+          <w:sz w:val="20"/>
+          <w:szCs w:val="20"/>
+        </w:rPr>
+        <w:t xml:space="preserve"> </w:t>
+      </w:r>
+      <w:r>
+        <w:rPr>
+          <w:rFonts w:cstheme="minorHAnsi"/>
+          <w:sz w:val="20"/>
+          <w:szCs w:val="20"/>
+        </w:rPr>
+        <w:t>R</w:t>
+      </w:r>
+      <w:r>
+        <w:rPr>
+          <w:rFonts w:cstheme="minorHAnsi"/>
+          <w:sz w:val="20"/>
+          <w:szCs w:val="20"/>
+        </w:rPr>
+        <w:t>ich people will face divine judgment if they are fraud</w:t>
+      </w:r>
+      <w:r>
+        <w:rPr>
+          <w:rFonts w:cstheme="minorHAnsi"/>
+          <w:sz w:val="20"/>
+          <w:szCs w:val="20"/>
+        </w:rPr>
+        <w:t>. Don’t made the wrong investment in your life, self-made entrepreneur.</w:t>
+      </w:r>
+      <w:r>
+        <w:rPr>
+          <w:rFonts w:cstheme="minorHAnsi"/>
+          <w:sz w:val="20"/>
+          <w:szCs w:val="20"/>
+        </w:rPr>
+        <w:t xml:space="preserve"> </w:t>
+      </w:r>
+      <w:r>
+        <w:rPr>
+          <w:rFonts w:cstheme="minorHAnsi"/>
+          <w:sz w:val="20"/>
+          <w:szCs w:val="20"/>
+        </w:rPr>
+        <w:t>To help others needs sacrifice.</w:t>
+      </w:r>
+    </w:p>
+    <w:p>
+      <w:pPr>
+        <w:rPr>
+          <w:rFonts w:cstheme="minorHAnsi"/>
+          <w:sz w:val="20"/>
+          <w:szCs w:val="20"/>
+        </w:rPr>
+      </w:pPr>
+      <w:r>
+        <w:rPr>
+          <w:rFonts w:cstheme="minorHAnsi"/>
+          <w:sz w:val="20"/>
+          <w:szCs w:val="20"/>
+        </w:rPr>
+        <w:t>5. What is a Sacrificial developer?</w:t>
+      </w:r>
+    </w:p>
+    <w:p>
+      <w:pPr>
+        <w:rPr>
+          <w:rFonts w:cstheme="minorHAnsi"/>
+          <w:sz w:val="20"/>
+          <w:szCs w:val="20"/>
+        </w:rPr>
+      </w:pPr>
+      <w:r>
+        <w:rPr>
+          <w:rFonts w:cstheme="minorHAnsi"/>
+          <w:sz w:val="20"/>
+          <w:szCs w:val="20"/>
+        </w:rPr>
+        <w:t xml:space="preserve">Ans: </w:t>
+      </w:r>
+    </w:p>
+    <w:p>
+      <w:pPr>
+        <w:rPr>
+          <w:rFonts w:cstheme="minorHAnsi"/>
+          <w:sz w:val="20"/>
+          <w:szCs w:val="20"/>
+        </w:rPr>
+      </w:pPr>
+      <w:r>
+        <w:rPr>
+          <w:rFonts w:cstheme="minorHAnsi"/>
+          <w:sz w:val="20"/>
+          <w:szCs w:val="20"/>
+        </w:rPr>
+        <w:t xml:space="preserve">  </w:t>
+      </w:r>
+      <w:r>
+        <w:rPr>
+          <w:rFonts w:cstheme="minorHAnsi"/>
+          <w:sz w:val="20"/>
+          <w:szCs w:val="20"/>
+        </w:rPr>
+        <w:t>a. Open-minded</w:t>
+      </w:r>
+      <w:r>
+        <w:rPr>
+          <w:rFonts w:cstheme="minorHAnsi"/>
+          <w:sz w:val="20"/>
+          <w:szCs w:val="20"/>
+        </w:rPr>
+        <w:t>: A</w:t>
+      </w:r>
+      <w:r>
+        <w:rPr>
+          <w:rFonts w:cstheme="minorHAnsi"/>
+          <w:sz w:val="20"/>
+          <w:szCs w:val="20"/>
+        </w:rPr>
+        <w:t>sk opinion from outside</w:t>
+      </w:r>
+      <w:r>
+        <w:rPr>
+          <w:rFonts w:cstheme="minorHAnsi"/>
+          <w:sz w:val="20"/>
+          <w:szCs w:val="20"/>
+        </w:rPr>
+        <w:t>. Do</w:t>
+      </w:r>
+      <w:r>
+        <w:rPr>
+          <w:rFonts w:cstheme="minorHAnsi"/>
+          <w:sz w:val="20"/>
+          <w:szCs w:val="20"/>
+        </w:rPr>
+        <w:t xml:space="preserve"> </w:t>
+      </w:r>
+      <w:r>
+        <w:rPr>
+          <w:rFonts w:cstheme="minorHAnsi"/>
+          <w:sz w:val="20"/>
+          <w:szCs w:val="20"/>
+        </w:rPr>
+        <w:t>not</w:t>
+      </w:r>
+      <w:r>
+        <w:rPr>
+          <w:rFonts w:cstheme="minorHAnsi"/>
+          <w:sz w:val="20"/>
+          <w:szCs w:val="20"/>
+        </w:rPr>
+        <w:t xml:space="preserve"> made </w:t>
+      </w:r>
+      <w:r>
+        <w:rPr>
+          <w:rFonts w:cstheme="minorHAnsi"/>
+          <w:sz w:val="20"/>
+          <w:szCs w:val="20"/>
+        </w:rPr>
+        <w:t xml:space="preserve">by </w:t>
+      </w:r>
+      <w:r>
+        <w:rPr>
+          <w:rFonts w:cstheme="minorHAnsi"/>
+          <w:sz w:val="20"/>
+          <w:szCs w:val="20"/>
+        </w:rPr>
+        <w:t>our decision and confirmed from others.</w:t>
+      </w:r>
+      <w:r>
+        <w:rPr>
+          <w:rFonts w:cstheme="minorHAnsi"/>
+          <w:sz w:val="20"/>
+          <w:szCs w:val="20"/>
+        </w:rPr>
+        <w:t xml:space="preserve"> </w:t>
+      </w:r>
+    </w:p>
+    <w:p>
+      <w:pPr>
+        <w:rPr>
+          <w:rFonts w:cstheme="minorHAnsi"/>
+          <w:sz w:val="20"/>
+          <w:szCs w:val="20"/>
+        </w:rPr>
+      </w:pPr>
+      <w:r>
+        <w:rPr>
+          <w:rFonts w:cstheme="minorHAnsi"/>
+          <w:sz w:val="20"/>
+          <w:szCs w:val="20"/>
+        </w:rPr>
+        <w:t xml:space="preserve">  </w:t>
+      </w:r>
+      <w:r>
+        <w:rPr>
+          <w:rFonts w:cstheme="minorHAnsi"/>
+          <w:sz w:val="20"/>
+          <w:szCs w:val="20"/>
+        </w:rPr>
+        <w:t>b. Open-hearted</w:t>
+      </w:r>
+      <w:r>
+        <w:rPr>
+          <w:rFonts w:cstheme="minorHAnsi"/>
+          <w:sz w:val="20"/>
+          <w:szCs w:val="20"/>
+        </w:rPr>
+        <w:t xml:space="preserve">: </w:t>
+      </w:r>
+      <w:r>
+        <w:rPr>
+          <w:rFonts w:cstheme="minorHAnsi"/>
+          <w:sz w:val="20"/>
+          <w:szCs w:val="20"/>
+        </w:rPr>
+        <w:t xml:space="preserve">Who is the one really making </w:t>
+      </w:r>
+      <w:r>
+        <w:rPr>
+          <w:rFonts w:cstheme="minorHAnsi"/>
+          <w:sz w:val="20"/>
+          <w:szCs w:val="20"/>
+        </w:rPr>
+        <w:t>our</w:t>
+      </w:r>
+      <w:r>
+        <w:rPr>
+          <w:rFonts w:cstheme="minorHAnsi"/>
+          <w:sz w:val="20"/>
+          <w:szCs w:val="20"/>
+        </w:rPr>
+        <w:t xml:space="preserve"> tea</w:t>
+      </w:r>
+      <w:r>
+        <w:rPr>
+          <w:rFonts w:cstheme="minorHAnsi"/>
+          <w:sz w:val="20"/>
+          <w:szCs w:val="20"/>
+        </w:rPr>
+        <w:t>m</w:t>
+      </w:r>
+      <w:r>
+        <w:rPr>
+          <w:rFonts w:cstheme="minorHAnsi"/>
+          <w:sz w:val="20"/>
+          <w:szCs w:val="20"/>
+        </w:rPr>
+        <w:t xml:space="preserve"> forward? God made our faith through friction.</w:t>
+      </w:r>
+    </w:p>
+    <w:p>
+      <w:pPr>
+        <w:rPr>
+          <w:rFonts w:cstheme="minorHAnsi"/>
+          <w:sz w:val="20"/>
+          <w:szCs w:val="20"/>
+        </w:rPr>
+      </w:pPr>
+      <w:r>
+        <w:rPr>
+          <w:rFonts w:cstheme="minorHAnsi"/>
+          <w:sz w:val="20"/>
+          <w:szCs w:val="20"/>
+        </w:rPr>
+        <w:t xml:space="preserve">  </w:t>
+      </w:r>
+      <w:r>
+        <w:rPr>
+          <w:rFonts w:cstheme="minorHAnsi"/>
+          <w:sz w:val="20"/>
+          <w:szCs w:val="20"/>
+        </w:rPr>
+        <w:t>c. Open-handed</w:t>
+      </w:r>
+      <w:r>
+        <w:rPr>
+          <w:rFonts w:cstheme="minorHAnsi"/>
+          <w:sz w:val="20"/>
+          <w:szCs w:val="20"/>
+        </w:rPr>
+        <w:t xml:space="preserve">: </w:t>
+      </w:r>
+      <w:r>
+        <w:rPr>
+          <w:rFonts w:cstheme="minorHAnsi"/>
+          <w:sz w:val="20"/>
+          <w:szCs w:val="20"/>
+        </w:rPr>
+        <w:t>When someone ask for help, we help.</w:t>
+      </w:r>
+    </w:p>
+    <w:p>
+      <w:pPr>
+        <w:rPr>
+          <w:rFonts w:cstheme="minorHAnsi"/>
+          <w:sz w:val="20"/>
+          <w:szCs w:val="20"/>
+        </w:rPr>
+      </w:pPr>
+      <w:r>
+        <w:rPr>
+          <w:rFonts w:cstheme="minorHAnsi"/>
+          <w:sz w:val="20"/>
+          <w:szCs w:val="20"/>
+        </w:rPr>
+        <w:t>6. B</w:t>
+      </w:r>
+      <w:r>
+        <w:rPr>
+          <w:rFonts w:cstheme="minorHAnsi"/>
+          <w:sz w:val="20"/>
+          <w:szCs w:val="20"/>
+        </w:rPr>
+        <w:t>ook “Boundaries” by Dr. Henry Cloud and Dr. John Townsend</w:t>
+      </w:r>
+      <w:r>
+        <w:rPr>
+          <w:rFonts w:cstheme="minorHAnsi"/>
+          <w:sz w:val="20"/>
+          <w:szCs w:val="20"/>
+        </w:rPr>
+        <w:t>: D</w:t>
+      </w:r>
+      <w:r>
+        <w:rPr>
+          <w:rFonts w:cstheme="minorHAnsi"/>
+          <w:sz w:val="20"/>
+          <w:szCs w:val="20"/>
+        </w:rPr>
+        <w:t xml:space="preserve">efine how to say </w:t>
+      </w:r>
+      <w:r>
+        <w:rPr>
+          <w:rFonts w:cstheme="minorHAnsi"/>
+          <w:sz w:val="20"/>
+          <w:szCs w:val="20"/>
+        </w:rPr>
+        <w:t>help</w:t>
+      </w:r>
+      <w:r>
+        <w:rPr>
+          <w:rFonts w:cstheme="minorHAnsi"/>
+          <w:sz w:val="20"/>
+          <w:szCs w:val="20"/>
+        </w:rPr>
+        <w:t xml:space="preserve"> boundaries</w:t>
+      </w:r>
+      <w:r>
+        <w:rPr>
+          <w:rFonts w:cstheme="minorHAnsi"/>
+          <w:sz w:val="20"/>
+          <w:szCs w:val="20"/>
+        </w:rPr>
+        <w:t>:</w:t>
+      </w:r>
+      <w:r>
+        <w:rPr>
+          <w:rFonts w:cstheme="minorHAnsi"/>
+          <w:sz w:val="20"/>
+          <w:szCs w:val="20"/>
+        </w:rPr>
+        <w:t xml:space="preserve"> </w:t>
+      </w:r>
+      <w:r>
+        <w:rPr>
+          <w:rFonts w:cstheme="minorHAnsi"/>
+          <w:sz w:val="20"/>
+          <w:szCs w:val="20"/>
+        </w:rPr>
+        <w:t>S</w:t>
+      </w:r>
+      <w:r>
+        <w:rPr>
+          <w:rFonts w:cstheme="minorHAnsi"/>
+          <w:sz w:val="20"/>
+          <w:szCs w:val="20"/>
+        </w:rPr>
+        <w:t xml:space="preserve">et clear limit to mental health, self-respect, and relationship. </w:t>
+      </w:r>
+      <w:r>
+        <w:rPr>
+          <w:rFonts w:cstheme="minorHAnsi"/>
+          <w:sz w:val="20"/>
+          <w:szCs w:val="20"/>
+        </w:rPr>
+        <w:t xml:space="preserve"> </w:t>
+      </w:r>
+      <w:r>
+        <w:rPr>
+          <w:rFonts w:cstheme="minorHAnsi"/>
+          <w:sz w:val="20"/>
+          <w:szCs w:val="20"/>
+        </w:rPr>
+        <w:t xml:space="preserve">We need to have good relationship with Jesus.  </w:t>
+      </w:r>
+    </w:p>
+    <w:p>
+      <w:pPr>
+        <w:rPr>
+          <w:rFonts w:cstheme="minorHAnsi"/>
+          <w:sz w:val="20"/>
+          <w:szCs w:val="20"/>
+        </w:rPr>
+      </w:pPr>
+      <w:r>
+        <w:rPr>
+          <w:rFonts w:cstheme="minorHAnsi"/>
+          <w:sz w:val="20"/>
+          <w:szCs w:val="20"/>
+        </w:rPr>
+        <w:t>7. Conclusion:</w:t>
+      </w:r>
+    </w:p>
+    <w:p>
+      <w:pPr>
+        <w:rPr>
+          <w:rFonts w:cstheme="minorHAnsi"/>
+          <w:sz w:val="20"/>
+          <w:szCs w:val="20"/>
+        </w:rPr>
+      </w:pPr>
+      <w:r>
+        <w:rPr>
+          <w:rFonts w:cstheme="minorHAnsi"/>
+          <w:sz w:val="20"/>
+          <w:szCs w:val="20"/>
+        </w:rPr>
+        <w:t>We already sacrificed in our life. We will wait for God to do something with it.</w:t>
+      </w:r>
+      <w:r>
+        <w:rPr>
+          <w:rFonts w:cstheme="minorHAnsi"/>
+          <w:sz w:val="20"/>
+          <w:szCs w:val="20"/>
+        </w:rPr>
+        <w:t xml:space="preserve"> </w:t>
+      </w:r>
+      <w:r>
+        <w:rPr>
+          <w:rFonts w:cstheme="minorHAnsi"/>
+          <w:sz w:val="20"/>
+          <w:szCs w:val="20"/>
+        </w:rPr>
+        <w:t>Jesus gave up his life for us. We want to be the undivided follower, unhurried friends, thoughtful witness, and sacrificed developer. We will find out our life when we give it away,</w:t>
+      </w:r>
+    </w:p>
+    <w:p>
+      <w:pPr>
+        <w:rPr>
+          <w:rFonts w:cstheme="minorHAnsi"/>
+          <w:sz w:val="20"/>
+          <w:szCs w:val="20"/>
+        </w:rPr>
+      </w:pPr>
+      <w:r>
+        <w:rPr>
+          <w:rFonts w:cstheme="minorHAnsi"/>
+          <w:sz w:val="20"/>
+          <w:szCs w:val="20"/>
+        </w:rPr>
+        <w:t xml:space="preserve">8. </w:t>
+      </w:r>
+      <w:r>
+        <w:rPr>
+          <w:rFonts w:cstheme="minorHAnsi"/>
+          <w:sz w:val="20"/>
+          <w:szCs w:val="20"/>
+        </w:rPr>
+        <w:t>Pray: Thanks, God, for the gift to follow you in our life.</w:t>
+      </w:r>
+    </w:p>
+    <w:p>
+      <w:pPr>
+        <w:rPr>
+          <w:rFonts w:cstheme="minorHAnsi"/>
+          <w:sz w:val="20"/>
+          <w:szCs w:val="20"/>
+        </w:rPr>
+      </w:pPr>
+    </w:p>
+    <w:p>
+      <w:pPr>
+        <w:rPr>
+          <w:rFonts w:cstheme="minorHAnsi"/>
+          <w:sz w:val="20"/>
+          <w:szCs w:val="20"/>
+        </w:rPr>
+      </w:pPr>
+      <w:r>
+        <w:rPr>
+          <w:rFonts w:cstheme="minorHAnsi"/>
+          <w:sz w:val="20"/>
+          <w:szCs w:val="20"/>
+        </w:rPr>
+        <w:t>===</w:t>
+      </w:r>
+    </w:p>
+    <w:p>
+      <w:pPr>
+        <w:rPr>
+          <w:rFonts w:cstheme="minorHAnsi" w:hint="eastAsia"/>
+          <w:sz w:val="20"/>
+          <w:szCs w:val="20"/>
+        </w:rPr>
+      </w:pPr>
+      <w:r>
+        <w:rPr>
+          <w:rFonts w:cstheme="minorHAnsi" w:hint="eastAsia"/>
+          <w:sz w:val="20"/>
+          <w:szCs w:val="20"/>
+        </w:rPr>
+        <w:t>2026</w:t>
+      </w:r>
+      <w:r>
+        <w:rPr>
+          <w:rFonts w:cstheme="minorHAnsi" w:hint="eastAsia"/>
+          <w:sz w:val="20"/>
+          <w:szCs w:val="20"/>
+        </w:rPr>
+        <w:t>年</w:t>
+      </w:r>
+      <w:r>
+        <w:rPr>
+          <w:rFonts w:cstheme="minorHAnsi" w:hint="eastAsia"/>
+          <w:sz w:val="20"/>
+          <w:szCs w:val="20"/>
+        </w:rPr>
+        <w:t>9</w:t>
+      </w:r>
+      <w:r>
+        <w:rPr>
+          <w:rFonts w:cstheme="minorHAnsi" w:hint="eastAsia"/>
+          <w:sz w:val="20"/>
+          <w:szCs w:val="20"/>
+        </w:rPr>
+        <w:t>月</w:t>
+      </w:r>
+      <w:r>
+        <w:rPr>
+          <w:rFonts w:cstheme="minorHAnsi" w:hint="eastAsia"/>
+          <w:sz w:val="20"/>
+          <w:szCs w:val="20"/>
+        </w:rPr>
+        <w:t>12</w:t>
+      </w:r>
+      <w:r>
+        <w:rPr>
+          <w:rFonts w:cstheme="minorHAnsi" w:hint="eastAsia"/>
+          <w:sz w:val="20"/>
+          <w:szCs w:val="20"/>
+        </w:rPr>
+        <w:t>日，</w:t>
+      </w:r>
+      <w:r>
+        <w:rPr>
+          <w:rFonts w:cstheme="minorHAnsi" w:hint="eastAsia"/>
+          <w:sz w:val="20"/>
+          <w:szCs w:val="20"/>
+        </w:rPr>
+        <w:t>Menlo</w:t>
+      </w:r>
+      <w:r>
+        <w:rPr>
+          <w:rFonts w:cstheme="minorHAnsi" w:hint="eastAsia"/>
+          <w:sz w:val="20"/>
+          <w:szCs w:val="20"/>
+        </w:rPr>
+        <w:t>教會敬拜（回顧上週，</w:t>
+      </w:r>
+      <w:r>
+        <w:rPr>
+          <w:rFonts w:cstheme="minorHAnsi" w:hint="eastAsia"/>
+          <w:sz w:val="20"/>
+          <w:szCs w:val="20"/>
+        </w:rPr>
+        <w:t>2026</w:t>
+      </w:r>
+      <w:r>
+        <w:rPr>
+          <w:rFonts w:cstheme="minorHAnsi" w:hint="eastAsia"/>
+          <w:sz w:val="20"/>
+          <w:szCs w:val="20"/>
+        </w:rPr>
+        <w:t>年</w:t>
+      </w:r>
+      <w:r>
+        <w:rPr>
+          <w:rFonts w:cstheme="minorHAnsi" w:hint="eastAsia"/>
+          <w:sz w:val="20"/>
+          <w:szCs w:val="20"/>
+        </w:rPr>
+        <w:t>9</w:t>
+      </w:r>
+      <w:r>
+        <w:rPr>
+          <w:rFonts w:cstheme="minorHAnsi" w:hint="eastAsia"/>
+          <w:sz w:val="20"/>
+          <w:szCs w:val="20"/>
+        </w:rPr>
+        <w:t>月</w:t>
+      </w:r>
+      <w:r>
+        <w:rPr>
+          <w:rFonts w:cstheme="minorHAnsi" w:hint="eastAsia"/>
+          <w:sz w:val="20"/>
+          <w:szCs w:val="20"/>
+        </w:rPr>
+        <w:t>6</w:t>
+      </w:r>
+      <w:r>
+        <w:rPr>
+          <w:rFonts w:cstheme="minorHAnsi" w:hint="eastAsia"/>
+          <w:sz w:val="20"/>
+          <w:szCs w:val="20"/>
+        </w:rPr>
+        <w:t>日）</w:t>
+      </w:r>
+    </w:p>
+    <w:p>
+      <w:pPr>
+        <w:rPr>
+          <w:rFonts w:cstheme="minorHAnsi" w:hint="eastAsia"/>
+          <w:sz w:val="20"/>
+          <w:szCs w:val="20"/>
+        </w:rPr>
+      </w:pPr>
+      <w:r>
+        <w:rPr>
+          <w:rFonts w:cstheme="minorHAnsi" w:hint="eastAsia"/>
+          <w:sz w:val="20"/>
+          <w:szCs w:val="20"/>
+        </w:rPr>
+        <w:t>https://www.youtube.com/watch?v=rKLTvwxYE-8</w:t>
+      </w:r>
+    </w:p>
+    <w:p>
+      <w:pPr>
+        <w:rPr>
+          <w:rFonts w:cstheme="minorHAnsi" w:hint="eastAsia"/>
+          <w:sz w:val="20"/>
+          <w:szCs w:val="20"/>
+        </w:rPr>
+      </w:pPr>
+      <w:r>
+        <w:rPr>
+          <w:rFonts w:cstheme="minorHAnsi" w:hint="eastAsia"/>
+          <w:sz w:val="20"/>
+          <w:szCs w:val="20"/>
+        </w:rPr>
+        <w:t>https://github.com/peterhchen/1000_Family/tree/main/Church/2026</w:t>
+      </w:r>
+    </w:p>
+    <w:p>
+      <w:pPr>
+        <w:rPr>
+          <w:rFonts w:cstheme="minorHAnsi" w:hint="eastAsia"/>
+          <w:sz w:val="20"/>
+          <w:szCs w:val="20"/>
+        </w:rPr>
+      </w:pPr>
+      <w:r>
+        <w:rPr>
+          <w:rFonts w:cstheme="minorHAnsi" w:hint="eastAsia"/>
+          <w:sz w:val="20"/>
+          <w:szCs w:val="20"/>
+        </w:rPr>
+        <w:t>「</w:t>
+      </w:r>
+      <w:proofErr w:type="spellStart"/>
+      <w:r>
+        <w:rPr>
+          <w:rFonts w:cstheme="minorHAnsi" w:hint="eastAsia"/>
+          <w:sz w:val="20"/>
+          <w:szCs w:val="20"/>
+        </w:rPr>
+        <w:t>如雲霧般短暫</w:t>
+      </w:r>
+      <w:proofErr w:type="spellEnd"/>
+      <w:r>
+        <w:rPr>
+          <w:rFonts w:cstheme="minorHAnsi" w:hint="eastAsia"/>
+          <w:sz w:val="20"/>
+          <w:szCs w:val="20"/>
+        </w:rPr>
+        <w:t>」（「</w:t>
+      </w:r>
+      <w:proofErr w:type="spellStart"/>
+      <w:r>
+        <w:rPr>
+          <w:rFonts w:cstheme="minorHAnsi" w:hint="eastAsia"/>
+          <w:sz w:val="20"/>
+          <w:szCs w:val="20"/>
+        </w:rPr>
+        <w:t>捨己的培育者</w:t>
+      </w:r>
+      <w:proofErr w:type="spellEnd"/>
+      <w:r>
+        <w:rPr>
+          <w:rFonts w:cstheme="minorHAnsi" w:hint="eastAsia"/>
+          <w:sz w:val="20"/>
+          <w:szCs w:val="20"/>
+        </w:rPr>
+        <w:t>」）</w:t>
+      </w:r>
+      <w:r>
+        <w:rPr>
+          <w:rFonts w:cstheme="minorHAnsi" w:hint="eastAsia"/>
+          <w:sz w:val="20"/>
+          <w:szCs w:val="20"/>
+        </w:rPr>
+        <w:t xml:space="preserve">| </w:t>
+      </w:r>
+      <w:proofErr w:type="spellStart"/>
+      <w:r>
+        <w:rPr>
+          <w:rFonts w:cstheme="minorHAnsi" w:hint="eastAsia"/>
+          <w:sz w:val="20"/>
+          <w:szCs w:val="20"/>
+        </w:rPr>
+        <w:t>什麼是「跟隨『道路』的人</w:t>
+      </w:r>
+      <w:proofErr w:type="spellEnd"/>
+      <w:r>
+        <w:rPr>
+          <w:rFonts w:cstheme="minorHAnsi" w:hint="eastAsia"/>
+          <w:sz w:val="20"/>
+          <w:szCs w:val="20"/>
+        </w:rPr>
+        <w:t>」？</w:t>
+      </w:r>
+      <w:r>
+        <w:rPr>
+          <w:rFonts w:cstheme="minorHAnsi" w:hint="eastAsia"/>
+          <w:sz w:val="20"/>
+          <w:szCs w:val="20"/>
+        </w:rPr>
+        <w:t xml:space="preserve"> | </w:t>
+      </w:r>
+      <w:proofErr w:type="spellStart"/>
+      <w:r>
+        <w:rPr>
+          <w:rFonts w:cstheme="minorHAnsi" w:hint="eastAsia"/>
+          <w:sz w:val="20"/>
+          <w:szCs w:val="20"/>
+        </w:rPr>
+        <w:t>Menlo</w:t>
+      </w:r>
+      <w:r>
+        <w:rPr>
+          <w:rFonts w:cstheme="minorHAnsi" w:hint="eastAsia"/>
+          <w:sz w:val="20"/>
+          <w:szCs w:val="20"/>
+        </w:rPr>
+        <w:t>教會</w:t>
+      </w:r>
+      <w:proofErr w:type="spellEnd"/>
+    </w:p>
+    <w:p>
+      <w:pPr>
+        <w:rPr>
+          <w:rFonts w:cstheme="minorHAnsi" w:hint="eastAsia"/>
+          <w:sz w:val="20"/>
+          <w:szCs w:val="20"/>
+        </w:rPr>
+      </w:pPr>
+      <w:r>
+        <w:rPr>
+          <w:rFonts w:cstheme="minorHAnsi" w:hint="eastAsia"/>
+          <w:sz w:val="20"/>
+          <w:szCs w:val="20"/>
+        </w:rPr>
+        <w:t xml:space="preserve">Phil </w:t>
+      </w:r>
+      <w:proofErr w:type="spellStart"/>
+      <w:r>
+        <w:rPr>
+          <w:rFonts w:cstheme="minorHAnsi" w:hint="eastAsia"/>
+          <w:sz w:val="20"/>
+          <w:szCs w:val="20"/>
+        </w:rPr>
+        <w:t>EuBank</w:t>
+      </w:r>
+      <w:r>
+        <w:rPr>
+          <w:rFonts w:cstheme="minorHAnsi" w:hint="eastAsia"/>
+          <w:sz w:val="20"/>
+          <w:szCs w:val="20"/>
+        </w:rPr>
+        <w:t>，主任牧師</w:t>
+      </w:r>
+      <w:proofErr w:type="spellEnd"/>
+    </w:p>
+    <w:p>
+      <w:pPr>
+        <w:rPr>
+          <w:rFonts w:cstheme="minorHAnsi" w:hint="eastAsia"/>
+          <w:sz w:val="20"/>
+          <w:szCs w:val="20"/>
+        </w:rPr>
+      </w:pPr>
+    </w:p>
+    <w:p>
+      <w:pPr>
+        <w:rPr>
+          <w:rFonts w:cstheme="minorHAnsi" w:hint="eastAsia"/>
+          <w:sz w:val="20"/>
+          <w:szCs w:val="20"/>
+        </w:rPr>
+      </w:pPr>
+      <w:r>
+        <w:rPr>
+          <w:rFonts w:cstheme="minorHAnsi" w:hint="eastAsia"/>
+          <w:sz w:val="20"/>
+          <w:szCs w:val="20"/>
+        </w:rPr>
+        <w:t xml:space="preserve">1. </w:t>
+      </w:r>
+      <w:proofErr w:type="spellStart"/>
+      <w:r>
+        <w:rPr>
+          <w:rFonts w:cstheme="minorHAnsi" w:hint="eastAsia"/>
+          <w:sz w:val="20"/>
+          <w:szCs w:val="20"/>
+        </w:rPr>
+        <w:t>什麼是「如雲霧般短暫</w:t>
+      </w:r>
+      <w:proofErr w:type="spellEnd"/>
+      <w:r>
+        <w:rPr>
+          <w:rFonts w:cstheme="minorHAnsi" w:hint="eastAsia"/>
+          <w:sz w:val="20"/>
+          <w:szCs w:val="20"/>
+        </w:rPr>
+        <w:t>」（「</w:t>
+      </w:r>
+      <w:proofErr w:type="spellStart"/>
+      <w:r>
+        <w:rPr>
+          <w:rFonts w:cstheme="minorHAnsi" w:hint="eastAsia"/>
+          <w:sz w:val="20"/>
+          <w:szCs w:val="20"/>
+        </w:rPr>
+        <w:t>捨己的培育者</w:t>
+      </w:r>
+      <w:proofErr w:type="spellEnd"/>
+      <w:r>
+        <w:rPr>
+          <w:rFonts w:cstheme="minorHAnsi" w:hint="eastAsia"/>
+          <w:sz w:val="20"/>
+          <w:szCs w:val="20"/>
+        </w:rPr>
+        <w:t>」）？</w:t>
+      </w:r>
+    </w:p>
+    <w:p>
+      <w:pPr>
+        <w:rPr>
+          <w:rFonts w:cstheme="minorHAnsi" w:hint="eastAsia"/>
+          <w:sz w:val="20"/>
+          <w:szCs w:val="20"/>
+        </w:rPr>
+      </w:pPr>
+      <w:proofErr w:type="spellStart"/>
+      <w:r>
+        <w:rPr>
+          <w:rFonts w:cstheme="minorHAnsi" w:hint="eastAsia"/>
+          <w:sz w:val="20"/>
+          <w:szCs w:val="20"/>
+        </w:rPr>
+        <w:t>答：</w:t>
+      </w:r>
+      <w:r>
+        <w:rPr>
+          <w:rFonts w:cstheme="minorHAnsi" w:hint="eastAsia"/>
+          <w:sz w:val="20"/>
+          <w:szCs w:val="20"/>
+        </w:rPr>
+        <w:t>a</w:t>
+      </w:r>
+      <w:proofErr w:type="spellEnd"/>
+      <w:r>
+        <w:rPr>
+          <w:rFonts w:cstheme="minorHAnsi" w:hint="eastAsia"/>
+          <w:sz w:val="20"/>
+          <w:szCs w:val="20"/>
+        </w:rPr>
+        <w:t xml:space="preserve">. </w:t>
+      </w:r>
+      <w:proofErr w:type="spellStart"/>
+      <w:r>
+        <w:rPr>
+          <w:rFonts w:cstheme="minorHAnsi" w:hint="eastAsia"/>
+          <w:sz w:val="20"/>
+          <w:szCs w:val="20"/>
+        </w:rPr>
+        <w:t>雲霧（</w:t>
+      </w:r>
+      <w:r>
+        <w:rPr>
+          <w:rFonts w:cstheme="minorHAnsi" w:hint="eastAsia"/>
+          <w:sz w:val="20"/>
+          <w:szCs w:val="20"/>
+        </w:rPr>
+        <w:t>Vapor</w:t>
+      </w:r>
+      <w:proofErr w:type="spellEnd"/>
+      <w:r>
+        <w:rPr>
+          <w:rFonts w:cstheme="minorHAnsi" w:hint="eastAsia"/>
+          <w:sz w:val="20"/>
+          <w:szCs w:val="20"/>
+        </w:rPr>
+        <w:t>）：</w:t>
+      </w:r>
+      <w:proofErr w:type="spellStart"/>
+      <w:r>
+        <w:rPr>
+          <w:rFonts w:cstheme="minorHAnsi" w:hint="eastAsia"/>
+          <w:sz w:val="20"/>
+          <w:szCs w:val="20"/>
+        </w:rPr>
+        <w:t>生命短暫且無常</w:t>
+      </w:r>
+      <w:proofErr w:type="spellEnd"/>
+      <w:r>
+        <w:rPr>
+          <w:rFonts w:cstheme="minorHAnsi" w:hint="eastAsia"/>
+          <w:sz w:val="20"/>
+          <w:szCs w:val="20"/>
+        </w:rPr>
+        <w:t>。</w:t>
+      </w:r>
+      <w:r>
+        <w:rPr>
+          <w:rFonts w:cstheme="minorHAnsi" w:hint="eastAsia"/>
+          <w:sz w:val="20"/>
+          <w:szCs w:val="20"/>
+        </w:rPr>
+        <w:t xml:space="preserve"> b. </w:t>
+      </w:r>
+      <w:proofErr w:type="spellStart"/>
+      <w:r>
+        <w:rPr>
+          <w:rFonts w:cstheme="minorHAnsi" w:hint="eastAsia"/>
+          <w:sz w:val="20"/>
+          <w:szCs w:val="20"/>
+        </w:rPr>
+        <w:t>捨己的培育者（</w:t>
+      </w:r>
+      <w:r>
+        <w:rPr>
+          <w:rFonts w:cstheme="minorHAnsi" w:hint="eastAsia"/>
+          <w:sz w:val="20"/>
+          <w:szCs w:val="20"/>
+        </w:rPr>
+        <w:t>Sacrificial</w:t>
+      </w:r>
+      <w:proofErr w:type="spellEnd"/>
+      <w:r>
+        <w:rPr>
+          <w:rFonts w:cstheme="minorHAnsi" w:hint="eastAsia"/>
+          <w:sz w:val="20"/>
+          <w:szCs w:val="20"/>
+        </w:rPr>
+        <w:t xml:space="preserve"> Developer</w:t>
+      </w:r>
+      <w:r>
+        <w:rPr>
+          <w:rFonts w:cstheme="minorHAnsi" w:hint="eastAsia"/>
+          <w:sz w:val="20"/>
+          <w:szCs w:val="20"/>
+        </w:rPr>
+        <w:t>）：</w:t>
+      </w:r>
+      <w:proofErr w:type="spellStart"/>
+      <w:r>
+        <w:rPr>
+          <w:rFonts w:cstheme="minorHAnsi" w:hint="eastAsia"/>
+          <w:sz w:val="20"/>
+          <w:szCs w:val="20"/>
+        </w:rPr>
+        <w:t>願意犧牲時間去服事他人的人</w:t>
+      </w:r>
+      <w:proofErr w:type="spellEnd"/>
+      <w:r>
+        <w:rPr>
+          <w:rFonts w:cstheme="minorHAnsi" w:hint="eastAsia"/>
+          <w:sz w:val="20"/>
+          <w:szCs w:val="20"/>
+        </w:rPr>
+        <w:t>。</w:t>
+      </w:r>
+    </w:p>
+    <w:p>
+      <w:pPr>
+        <w:rPr>
+          <w:rFonts w:cstheme="minorHAnsi" w:hint="eastAsia"/>
+          <w:sz w:val="20"/>
+          <w:szCs w:val="20"/>
+        </w:rPr>
+      </w:pPr>
+    </w:p>
+    <w:p>
+      <w:pPr>
+        <w:rPr>
+          <w:rFonts w:cstheme="minorHAnsi" w:hint="eastAsia"/>
+          <w:sz w:val="20"/>
+          <w:szCs w:val="20"/>
+        </w:rPr>
+      </w:pPr>
+      <w:r>
+        <w:rPr>
+          <w:rFonts w:cstheme="minorHAnsi" w:hint="eastAsia"/>
+          <w:sz w:val="20"/>
+          <w:szCs w:val="20"/>
+        </w:rPr>
+        <w:t xml:space="preserve">2. </w:t>
+      </w:r>
+      <w:proofErr w:type="spellStart"/>
+      <w:r>
+        <w:rPr>
+          <w:rFonts w:cstheme="minorHAnsi" w:hint="eastAsia"/>
+          <w:sz w:val="20"/>
+          <w:szCs w:val="20"/>
+        </w:rPr>
+        <w:t>什麼是「天國特質</w:t>
+      </w:r>
+      <w:proofErr w:type="spellEnd"/>
+      <w:r>
+        <w:rPr>
+          <w:rFonts w:cstheme="minorHAnsi" w:hint="eastAsia"/>
+          <w:sz w:val="20"/>
+          <w:szCs w:val="20"/>
+        </w:rPr>
+        <w:t>」？</w:t>
+      </w:r>
+    </w:p>
+    <w:p>
+      <w:pPr>
+        <w:rPr>
+          <w:rFonts w:cstheme="minorHAnsi" w:hint="eastAsia"/>
+          <w:sz w:val="20"/>
+          <w:szCs w:val="20"/>
+        </w:rPr>
+      </w:pPr>
+      <w:proofErr w:type="spellStart"/>
+      <w:r>
+        <w:rPr>
+          <w:rFonts w:cstheme="minorHAnsi" w:hint="eastAsia"/>
+          <w:sz w:val="20"/>
+          <w:szCs w:val="20"/>
+        </w:rPr>
+        <w:t>答：我們定義了神國的特質：全心跟隨者（</w:t>
+      </w:r>
+      <w:r>
+        <w:rPr>
+          <w:rFonts w:cstheme="minorHAnsi" w:hint="eastAsia"/>
+          <w:sz w:val="20"/>
+          <w:szCs w:val="20"/>
+        </w:rPr>
+        <w:t>Undivided</w:t>
+      </w:r>
+      <w:proofErr w:type="spellEnd"/>
+      <w:r>
+        <w:rPr>
+          <w:rFonts w:cstheme="minorHAnsi" w:hint="eastAsia"/>
+          <w:sz w:val="20"/>
+          <w:szCs w:val="20"/>
+        </w:rPr>
+        <w:t xml:space="preserve"> Follower</w:t>
+      </w:r>
+      <w:r>
+        <w:rPr>
+          <w:rFonts w:cstheme="minorHAnsi" w:hint="eastAsia"/>
+          <w:sz w:val="20"/>
+          <w:szCs w:val="20"/>
+        </w:rPr>
+        <w:t>）、</w:t>
+      </w:r>
+      <w:proofErr w:type="spellStart"/>
+      <w:r>
+        <w:rPr>
+          <w:rFonts w:cstheme="minorHAnsi" w:hint="eastAsia"/>
+          <w:sz w:val="20"/>
+          <w:szCs w:val="20"/>
+        </w:rPr>
+        <w:t>從容的朋友（</w:t>
+      </w:r>
+      <w:r>
+        <w:rPr>
+          <w:rFonts w:cstheme="minorHAnsi" w:hint="eastAsia"/>
+          <w:sz w:val="20"/>
+          <w:szCs w:val="20"/>
+        </w:rPr>
+        <w:t>Unhurried</w:t>
+      </w:r>
+      <w:proofErr w:type="spellEnd"/>
+      <w:r>
+        <w:rPr>
+          <w:rFonts w:cstheme="minorHAnsi" w:hint="eastAsia"/>
+          <w:sz w:val="20"/>
+          <w:szCs w:val="20"/>
+        </w:rPr>
+        <w:t xml:space="preserve"> Friend</w:t>
+      </w:r>
+      <w:r>
+        <w:rPr>
+          <w:rFonts w:cstheme="minorHAnsi" w:hint="eastAsia"/>
+          <w:sz w:val="20"/>
+          <w:szCs w:val="20"/>
+        </w:rPr>
+        <w:t>）、</w:t>
+      </w:r>
+      <w:proofErr w:type="spellStart"/>
+      <w:r>
+        <w:rPr>
+          <w:rFonts w:cstheme="minorHAnsi" w:hint="eastAsia"/>
+          <w:sz w:val="20"/>
+          <w:szCs w:val="20"/>
+        </w:rPr>
+        <w:t>體貼的見證人（</w:t>
+      </w:r>
+      <w:r>
+        <w:rPr>
+          <w:rFonts w:cstheme="minorHAnsi" w:hint="eastAsia"/>
+          <w:sz w:val="20"/>
+          <w:szCs w:val="20"/>
+        </w:rPr>
+        <w:t>Thoughtful</w:t>
+      </w:r>
+      <w:proofErr w:type="spellEnd"/>
+      <w:r>
+        <w:rPr>
+          <w:rFonts w:cstheme="minorHAnsi" w:hint="eastAsia"/>
+          <w:sz w:val="20"/>
+          <w:szCs w:val="20"/>
+        </w:rPr>
+        <w:t xml:space="preserve"> Witness</w:t>
+      </w:r>
+      <w:r>
+        <w:rPr>
+          <w:rFonts w:cstheme="minorHAnsi" w:hint="eastAsia"/>
+          <w:sz w:val="20"/>
+          <w:szCs w:val="20"/>
+        </w:rPr>
+        <w:t>）、</w:t>
+      </w:r>
+      <w:proofErr w:type="spellStart"/>
+      <w:r>
+        <w:rPr>
+          <w:rFonts w:cstheme="minorHAnsi" w:hint="eastAsia"/>
+          <w:sz w:val="20"/>
+          <w:szCs w:val="20"/>
+        </w:rPr>
+        <w:t>捨己的培育者（</w:t>
+      </w:r>
+      <w:r>
+        <w:rPr>
+          <w:rFonts w:cstheme="minorHAnsi" w:hint="eastAsia"/>
+          <w:sz w:val="20"/>
+          <w:szCs w:val="20"/>
+        </w:rPr>
+        <w:t>Sacrificial</w:t>
+      </w:r>
+      <w:proofErr w:type="spellEnd"/>
+      <w:r>
+        <w:rPr>
+          <w:rFonts w:cstheme="minorHAnsi" w:hint="eastAsia"/>
+          <w:sz w:val="20"/>
+          <w:szCs w:val="20"/>
+        </w:rPr>
+        <w:t xml:space="preserve"> Developer</w:t>
+      </w:r>
+      <w:r>
+        <w:rPr>
+          <w:rFonts w:cstheme="minorHAnsi" w:hint="eastAsia"/>
+          <w:sz w:val="20"/>
+          <w:szCs w:val="20"/>
+        </w:rPr>
+        <w:t>）。上週，我們探討瞭如何透過言語成為體貼的見證人；今天，我們要談論“捨己的培育者”，這是我們系列講道中的第四個、也是最後一個特質。</w:t>
+      </w:r>
+    </w:p>
+    <w:p>
+      <w:pPr>
+        <w:rPr>
+          <w:rFonts w:cstheme="minorHAnsi" w:hint="eastAsia"/>
+          <w:sz w:val="20"/>
+          <w:szCs w:val="20"/>
+        </w:rPr>
+      </w:pPr>
+    </w:p>
+    <w:p>
+      <w:pPr>
+        <w:rPr>
+          <w:rFonts w:cstheme="minorHAnsi" w:hint="eastAsia"/>
+          <w:sz w:val="20"/>
+          <w:szCs w:val="20"/>
+        </w:rPr>
+      </w:pPr>
+      <w:r>
+        <w:rPr>
+          <w:rFonts w:cstheme="minorHAnsi" w:hint="eastAsia"/>
+          <w:sz w:val="20"/>
+          <w:szCs w:val="20"/>
+        </w:rPr>
+        <w:t xml:space="preserve">3. </w:t>
+      </w:r>
+      <w:proofErr w:type="spellStart"/>
+      <w:r>
+        <w:rPr>
+          <w:rFonts w:cstheme="minorHAnsi" w:hint="eastAsia"/>
+          <w:sz w:val="20"/>
+          <w:szCs w:val="20"/>
+        </w:rPr>
+        <w:t>雅各書</w:t>
+      </w:r>
+      <w:proofErr w:type="spellEnd"/>
+      <w:r>
+        <w:rPr>
+          <w:rFonts w:cstheme="minorHAnsi" w:hint="eastAsia"/>
+          <w:sz w:val="20"/>
+          <w:szCs w:val="20"/>
+        </w:rPr>
+        <w:t xml:space="preserve"> 4:13-17</w:t>
+      </w:r>
+      <w:r>
+        <w:rPr>
+          <w:rFonts w:cstheme="minorHAnsi" w:hint="eastAsia"/>
+          <w:sz w:val="20"/>
+          <w:szCs w:val="20"/>
+        </w:rPr>
+        <w:t>：人應在順服神旨意的前提下生活與規劃，而非出於傲慢與自私。</w:t>
+      </w:r>
+    </w:p>
+    <w:p>
+      <w:pPr>
+        <w:rPr>
+          <w:rFonts w:cstheme="minorHAnsi" w:hint="eastAsia"/>
+          <w:sz w:val="20"/>
+          <w:szCs w:val="20"/>
+        </w:rPr>
+      </w:pPr>
+      <w:r>
+        <w:rPr>
+          <w:rFonts w:cstheme="minorHAnsi" w:hint="eastAsia"/>
+          <w:sz w:val="20"/>
+          <w:szCs w:val="20"/>
+        </w:rPr>
+        <w:t xml:space="preserve">4. </w:t>
+      </w:r>
+      <w:proofErr w:type="spellStart"/>
+      <w:r>
+        <w:rPr>
+          <w:rFonts w:cstheme="minorHAnsi" w:hint="eastAsia"/>
+          <w:sz w:val="20"/>
+          <w:szCs w:val="20"/>
+        </w:rPr>
+        <w:t>雅各書</w:t>
+      </w:r>
+      <w:proofErr w:type="spellEnd"/>
+      <w:r>
+        <w:rPr>
+          <w:rFonts w:cstheme="minorHAnsi" w:hint="eastAsia"/>
+          <w:sz w:val="20"/>
+          <w:szCs w:val="20"/>
+        </w:rPr>
+        <w:t xml:space="preserve"> 5:1-6</w:t>
+      </w:r>
+      <w:r>
+        <w:rPr>
+          <w:rFonts w:cstheme="minorHAnsi" w:hint="eastAsia"/>
+          <w:sz w:val="20"/>
+          <w:szCs w:val="20"/>
+        </w:rPr>
+        <w:t>：若富人行欺詐之事，必將面臨神的審判。身為白手起家的創業者，切勿在人生中做出錯誤的投資；幫助他人需要付出代價（犧牲）。</w:t>
+      </w:r>
+    </w:p>
+    <w:p>
+      <w:pPr>
+        <w:rPr>
+          <w:rFonts w:cstheme="minorHAnsi" w:hint="eastAsia"/>
+          <w:sz w:val="20"/>
+          <w:szCs w:val="20"/>
+        </w:rPr>
+      </w:pPr>
+      <w:r>
+        <w:rPr>
+          <w:rFonts w:cstheme="minorHAnsi" w:hint="eastAsia"/>
+          <w:sz w:val="20"/>
+          <w:szCs w:val="20"/>
+        </w:rPr>
+        <w:t xml:space="preserve">5. </w:t>
+      </w:r>
+      <w:proofErr w:type="spellStart"/>
+      <w:r>
+        <w:rPr>
+          <w:rFonts w:cstheme="minorHAnsi" w:hint="eastAsia"/>
+          <w:sz w:val="20"/>
+          <w:szCs w:val="20"/>
+        </w:rPr>
+        <w:t>什麼是「捨己的培育者</w:t>
+      </w:r>
+      <w:proofErr w:type="spellEnd"/>
+      <w:r>
+        <w:rPr>
+          <w:rFonts w:cstheme="minorHAnsi" w:hint="eastAsia"/>
+          <w:sz w:val="20"/>
+          <w:szCs w:val="20"/>
+        </w:rPr>
+        <w:t>」？</w:t>
+      </w:r>
+    </w:p>
+    <w:p>
+      <w:pPr>
+        <w:rPr>
+          <w:rFonts w:cstheme="minorHAnsi" w:hint="eastAsia"/>
+          <w:sz w:val="20"/>
+          <w:szCs w:val="20"/>
+        </w:rPr>
+      </w:pPr>
+      <w:r>
+        <w:rPr>
+          <w:rFonts w:cstheme="minorHAnsi" w:hint="eastAsia"/>
+          <w:sz w:val="20"/>
+          <w:szCs w:val="20"/>
+        </w:rPr>
+        <w:t>答：</w:t>
+      </w:r>
+    </w:p>
+    <w:p>
+      <w:pPr>
+        <w:rPr>
+          <w:rFonts w:cstheme="minorHAnsi" w:hint="eastAsia"/>
+          <w:sz w:val="20"/>
+          <w:szCs w:val="20"/>
+        </w:rPr>
+      </w:pPr>
+      <w:r>
+        <w:rPr>
+          <w:rFonts w:cstheme="minorHAnsi" w:hint="eastAsia"/>
+          <w:sz w:val="20"/>
+          <w:szCs w:val="20"/>
+        </w:rPr>
+        <w:t xml:space="preserve">  a. </w:t>
+      </w:r>
+      <w:proofErr w:type="spellStart"/>
+      <w:r>
+        <w:rPr>
+          <w:rFonts w:cstheme="minorHAnsi" w:hint="eastAsia"/>
+          <w:sz w:val="20"/>
+          <w:szCs w:val="20"/>
+        </w:rPr>
+        <w:t>心胸開放（</w:t>
+      </w:r>
+      <w:r>
+        <w:rPr>
+          <w:rFonts w:cstheme="minorHAnsi" w:hint="eastAsia"/>
+          <w:sz w:val="20"/>
+          <w:szCs w:val="20"/>
+        </w:rPr>
+        <w:t>Open-minded</w:t>
+      </w:r>
+      <w:proofErr w:type="spellEnd"/>
+      <w:r>
+        <w:rPr>
+          <w:rFonts w:cstheme="minorHAnsi" w:hint="eastAsia"/>
+          <w:sz w:val="20"/>
+          <w:szCs w:val="20"/>
+        </w:rPr>
+        <w:t>）：</w:t>
+      </w:r>
+      <w:proofErr w:type="spellStart"/>
+      <w:r>
+        <w:rPr>
+          <w:rFonts w:cstheme="minorHAnsi" w:hint="eastAsia"/>
+          <w:sz w:val="20"/>
+          <w:szCs w:val="20"/>
+        </w:rPr>
+        <w:t>徵求外界意見。不要先做決定再找人背書（確認</w:t>
+      </w:r>
+      <w:proofErr w:type="spellEnd"/>
+      <w:r>
+        <w:rPr>
+          <w:rFonts w:cstheme="minorHAnsi" w:hint="eastAsia"/>
+          <w:sz w:val="20"/>
+          <w:szCs w:val="20"/>
+        </w:rPr>
+        <w:t>）。</w:t>
+      </w:r>
+    </w:p>
+    <w:p>
+      <w:pPr>
+        <w:rPr>
+          <w:rFonts w:cstheme="minorHAnsi" w:hint="eastAsia"/>
+          <w:sz w:val="20"/>
+          <w:szCs w:val="20"/>
+        </w:rPr>
+      </w:pPr>
+      <w:r>
+        <w:rPr>
+          <w:rFonts w:cstheme="minorHAnsi" w:hint="eastAsia"/>
+          <w:sz w:val="20"/>
+          <w:szCs w:val="20"/>
+        </w:rPr>
+        <w:t xml:space="preserve">  b. </w:t>
+      </w:r>
+      <w:proofErr w:type="spellStart"/>
+      <w:r>
+        <w:rPr>
+          <w:rFonts w:cstheme="minorHAnsi" w:hint="eastAsia"/>
+          <w:sz w:val="20"/>
+          <w:szCs w:val="20"/>
+        </w:rPr>
+        <w:t>心懷敞開（</w:t>
+      </w:r>
+      <w:r>
+        <w:rPr>
+          <w:rFonts w:cstheme="minorHAnsi" w:hint="eastAsia"/>
+          <w:sz w:val="20"/>
+          <w:szCs w:val="20"/>
+        </w:rPr>
+        <w:t>Open-hearted</w:t>
+      </w:r>
+      <w:proofErr w:type="spellEnd"/>
+      <w:r>
+        <w:rPr>
+          <w:rFonts w:cstheme="minorHAnsi" w:hint="eastAsia"/>
+          <w:sz w:val="20"/>
+          <w:szCs w:val="20"/>
+        </w:rPr>
+        <w:t>）：</w:t>
+      </w:r>
+      <w:proofErr w:type="spellStart"/>
+      <w:r>
+        <w:rPr>
+          <w:rFonts w:cstheme="minorHAnsi" w:hint="eastAsia"/>
+          <w:sz w:val="20"/>
+          <w:szCs w:val="20"/>
+        </w:rPr>
+        <w:t>究竟是誰在真正推動團隊前進？神透過磨合（摩擦）來塑造我們的信心</w:t>
+      </w:r>
+      <w:proofErr w:type="spellEnd"/>
+      <w:r>
+        <w:rPr>
+          <w:rFonts w:cstheme="minorHAnsi" w:hint="eastAsia"/>
+          <w:sz w:val="20"/>
+          <w:szCs w:val="20"/>
+        </w:rPr>
+        <w:t>。</w:t>
+      </w:r>
+    </w:p>
+    <w:p>
+      <w:pPr>
+        <w:rPr>
+          <w:rFonts w:cstheme="minorHAnsi" w:hint="eastAsia"/>
+          <w:sz w:val="20"/>
+          <w:szCs w:val="20"/>
+        </w:rPr>
+      </w:pPr>
+      <w:r>
+        <w:rPr>
+          <w:rFonts w:cstheme="minorHAnsi" w:hint="eastAsia"/>
+          <w:sz w:val="20"/>
+          <w:szCs w:val="20"/>
+        </w:rPr>
+        <w:t xml:space="preserve">  c. </w:t>
+      </w:r>
+      <w:proofErr w:type="spellStart"/>
+      <w:r>
+        <w:rPr>
+          <w:rFonts w:cstheme="minorHAnsi" w:hint="eastAsia"/>
+          <w:sz w:val="20"/>
+          <w:szCs w:val="20"/>
+        </w:rPr>
+        <w:t>樂於施予（</w:t>
+      </w:r>
+      <w:r>
+        <w:rPr>
+          <w:rFonts w:cstheme="minorHAnsi" w:hint="eastAsia"/>
+          <w:sz w:val="20"/>
+          <w:szCs w:val="20"/>
+        </w:rPr>
+        <w:t>Open-handed</w:t>
+      </w:r>
+      <w:proofErr w:type="spellEnd"/>
+      <w:r>
+        <w:rPr>
+          <w:rFonts w:cstheme="minorHAnsi" w:hint="eastAsia"/>
+          <w:sz w:val="20"/>
+          <w:szCs w:val="20"/>
+        </w:rPr>
+        <w:t>）：</w:t>
+      </w:r>
+      <w:proofErr w:type="spellStart"/>
+      <w:r>
+        <w:rPr>
+          <w:rFonts w:cstheme="minorHAnsi" w:hint="eastAsia"/>
+          <w:sz w:val="20"/>
+          <w:szCs w:val="20"/>
+        </w:rPr>
+        <w:t>當有人求助時，我們伸出援手</w:t>
+      </w:r>
+      <w:proofErr w:type="spellEnd"/>
+      <w:r>
+        <w:rPr>
+          <w:rFonts w:cstheme="minorHAnsi" w:hint="eastAsia"/>
+          <w:sz w:val="20"/>
+          <w:szCs w:val="20"/>
+        </w:rPr>
+        <w:t>。</w:t>
+      </w:r>
+    </w:p>
+    <w:p>
+      <w:pPr>
+        <w:rPr>
+          <w:rFonts w:cstheme="minorHAnsi" w:hint="eastAsia"/>
+          <w:sz w:val="20"/>
+          <w:szCs w:val="20"/>
+        </w:rPr>
+      </w:pPr>
+      <w:r>
+        <w:rPr>
+          <w:rFonts w:cstheme="minorHAnsi" w:hint="eastAsia"/>
+          <w:sz w:val="20"/>
+          <w:szCs w:val="20"/>
+        </w:rPr>
+        <w:t>6. Henry Cloud</w:t>
+      </w:r>
+      <w:r>
+        <w:rPr>
+          <w:rFonts w:cstheme="minorHAnsi" w:hint="eastAsia"/>
+          <w:sz w:val="20"/>
+          <w:szCs w:val="20"/>
+        </w:rPr>
+        <w:t>博士與</w:t>
+      </w:r>
+      <w:r>
+        <w:rPr>
+          <w:rFonts w:cstheme="minorHAnsi" w:hint="eastAsia"/>
+          <w:sz w:val="20"/>
+          <w:szCs w:val="20"/>
+        </w:rPr>
+        <w:t>John Townsend</w:t>
+      </w:r>
+      <w:r>
+        <w:rPr>
+          <w:rFonts w:cstheme="minorHAnsi" w:hint="eastAsia"/>
+          <w:sz w:val="20"/>
+          <w:szCs w:val="20"/>
+        </w:rPr>
+        <w:t>博士合著的《界限》（</w:t>
+      </w:r>
+      <w:r>
+        <w:rPr>
+          <w:rFonts w:cstheme="minorHAnsi" w:hint="eastAsia"/>
+          <w:sz w:val="20"/>
+          <w:szCs w:val="20"/>
+        </w:rPr>
+        <w:t>Boundaries</w:t>
+      </w:r>
+      <w:r>
+        <w:rPr>
+          <w:rFonts w:cstheme="minorHAnsi" w:hint="eastAsia"/>
+          <w:sz w:val="20"/>
+          <w:szCs w:val="20"/>
+        </w:rPr>
+        <w:t>）一書：界定瞭如何設立界限－即在心理健康、自尊和人際關係方面設定明確的限度。我們需要與耶穌建立良好的關係。</w:t>
+      </w:r>
+    </w:p>
+    <w:p>
+      <w:pPr>
+        <w:rPr>
+          <w:rFonts w:cstheme="minorHAnsi" w:hint="eastAsia"/>
+          <w:sz w:val="20"/>
+          <w:szCs w:val="20"/>
+        </w:rPr>
+      </w:pPr>
+      <w:r>
+        <w:rPr>
+          <w:rFonts w:cstheme="minorHAnsi" w:hint="eastAsia"/>
+          <w:sz w:val="20"/>
+          <w:szCs w:val="20"/>
+        </w:rPr>
+        <w:t xml:space="preserve">7. </w:t>
+      </w:r>
+      <w:r>
+        <w:rPr>
+          <w:rFonts w:cstheme="minorHAnsi" w:hint="eastAsia"/>
+          <w:sz w:val="20"/>
+          <w:szCs w:val="20"/>
+        </w:rPr>
+        <w:t>結語：</w:t>
+      </w:r>
+    </w:p>
+    <w:p>
+      <w:pPr>
+        <w:rPr>
+          <w:rFonts w:cstheme="minorHAnsi" w:hint="eastAsia"/>
+          <w:sz w:val="20"/>
+          <w:szCs w:val="20"/>
+        </w:rPr>
+      </w:pPr>
+      <w:r>
+        <w:rPr>
+          <w:rFonts w:cstheme="minorHAnsi" w:hint="eastAsia"/>
+          <w:sz w:val="20"/>
+          <w:szCs w:val="20"/>
+        </w:rPr>
+        <w:lastRenderedPageBreak/>
+        <w:t>我們在生活中已經付出了犧牲，我們要等候神來成就祂的旨意。耶穌為我們捨棄了祂的生命。我們願做全心追隨的門徒、從容相伴的朋友、體貼入微的見證者，以及甘願付出的建設者。當我們捨棄生命時，便會尋得生命的真諦。</w:t>
+      </w:r>
+    </w:p>
+    <w:p>
+      <w:pPr>
+        <w:rPr>
+          <w:rFonts w:cstheme="minorHAnsi"/>
+          <w:sz w:val="20"/>
+          <w:szCs w:val="20"/>
+        </w:rPr>
+      </w:pPr>
+      <w:r>
+        <w:rPr>
+          <w:rFonts w:cstheme="minorHAnsi" w:hint="eastAsia"/>
+          <w:sz w:val="20"/>
+          <w:szCs w:val="20"/>
+        </w:rPr>
+        <w:t xml:space="preserve">8. </w:t>
+      </w:r>
+      <w:proofErr w:type="spellStart"/>
+      <w:r>
+        <w:rPr>
+          <w:rFonts w:cstheme="minorHAnsi" w:hint="eastAsia"/>
+          <w:sz w:val="20"/>
+          <w:szCs w:val="20"/>
+        </w:rPr>
+        <w:t>禱告：感謝神，賜給我們在生命中跟隨祢的恩典</w:t>
+      </w:r>
+      <w:proofErr w:type="spellEnd"/>
+      <w:r>
+        <w:rPr>
+          <w:rFonts w:cstheme="minorHAnsi" w:hint="eastAsia"/>
+          <w:sz w:val="20"/>
+          <w:szCs w:val="20"/>
+        </w:rPr>
+        <w:t>。</w:t>
+      </w:r>
+    </w:p>
+    <w:p>
+      <w:pPr>
+        <w:rPr>
+          <w:rFonts w:cstheme="minorHAnsi"/>
+          <w:sz w:val="20"/>
+          <w:szCs w:val="20"/>
+        </w:rPr>
+      </w:pPr>
+    </w:p>
+    <w:p>
+      <w:pPr>
+        <w:rPr>
+          <w:rFonts w:cstheme="minorHAnsi"/>
+          <w:sz w:val="20"/>
+          <w:szCs w:val="20"/>
+        </w:rPr>
+      </w:pPr>
+      <w:r>
+        <w:rPr>
+          <w:rFonts w:cstheme="minorHAnsi"/>
+          <w:sz w:val="20"/>
+          <w:szCs w:val="20"/>
+        </w:rPr>
+        <w:t>===</w:t>
+      </w:r>
+    </w:p>
+    <w:p>
+      <w:pPr>
+        <w:rPr>
+          <w:rFonts w:cstheme="minorHAnsi" w:hint="eastAsia"/>
+          <w:sz w:val="20"/>
+          <w:szCs w:val="20"/>
+        </w:rPr>
+      </w:pPr>
+      <w:r>
+        <w:rPr>
+          <w:rFonts w:cstheme="minorHAnsi" w:hint="eastAsia"/>
+          <w:sz w:val="20"/>
+          <w:szCs w:val="20"/>
+        </w:rPr>
+        <w:t>2026</w:t>
+      </w:r>
+      <w:r>
+        <w:rPr>
+          <w:rFonts w:cstheme="minorHAnsi" w:hint="eastAsia"/>
+          <w:sz w:val="20"/>
+          <w:szCs w:val="20"/>
+        </w:rPr>
+        <w:t>年</w:t>
+      </w:r>
+      <w:r>
+        <w:rPr>
+          <w:rFonts w:cstheme="minorHAnsi" w:hint="eastAsia"/>
+          <w:sz w:val="20"/>
+          <w:szCs w:val="20"/>
+        </w:rPr>
+        <w:t>9</w:t>
+      </w:r>
+      <w:r>
+        <w:rPr>
+          <w:rFonts w:cstheme="minorHAnsi" w:hint="eastAsia"/>
+          <w:sz w:val="20"/>
+          <w:szCs w:val="20"/>
+        </w:rPr>
+        <w:t>月</w:t>
+      </w:r>
+      <w:r>
+        <w:rPr>
+          <w:rFonts w:cstheme="minorHAnsi" w:hint="eastAsia"/>
+          <w:sz w:val="20"/>
+          <w:szCs w:val="20"/>
+        </w:rPr>
+        <w:t>12</w:t>
+      </w:r>
+      <w:r>
+        <w:rPr>
+          <w:rFonts w:cstheme="minorHAnsi" w:hint="eastAsia"/>
+          <w:sz w:val="20"/>
+          <w:szCs w:val="20"/>
+        </w:rPr>
+        <w:t>日、メンロ教会礼拝（前週</w:t>
+      </w:r>
+      <w:r>
+        <w:rPr>
+          <w:rFonts w:cstheme="minorHAnsi" w:hint="eastAsia"/>
+          <w:sz w:val="20"/>
+          <w:szCs w:val="20"/>
+        </w:rPr>
+        <w:t>2026</w:t>
+      </w:r>
+      <w:r>
+        <w:rPr>
+          <w:rFonts w:cstheme="minorHAnsi" w:hint="eastAsia"/>
+          <w:sz w:val="20"/>
+          <w:szCs w:val="20"/>
+        </w:rPr>
+        <w:t>年</w:t>
+      </w:r>
+      <w:r>
+        <w:rPr>
+          <w:rFonts w:cstheme="minorHAnsi" w:hint="eastAsia"/>
+          <w:sz w:val="20"/>
+          <w:szCs w:val="20"/>
+        </w:rPr>
+        <w:t>9</w:t>
+      </w:r>
+      <w:r>
+        <w:rPr>
+          <w:rFonts w:cstheme="minorHAnsi" w:hint="eastAsia"/>
+          <w:sz w:val="20"/>
+          <w:szCs w:val="20"/>
+        </w:rPr>
+        <w:t>月</w:t>
+      </w:r>
+      <w:r>
+        <w:rPr>
+          <w:rFonts w:cstheme="minorHAnsi" w:hint="eastAsia"/>
+          <w:sz w:val="20"/>
+          <w:szCs w:val="20"/>
+        </w:rPr>
+        <w:t>6</w:t>
+      </w:r>
+      <w:r>
+        <w:rPr>
+          <w:rFonts w:cstheme="minorHAnsi" w:hint="eastAsia"/>
+          <w:sz w:val="20"/>
+          <w:szCs w:val="20"/>
+        </w:rPr>
+        <w:t>日のまとめ）</w:t>
+      </w:r>
+    </w:p>
+    <w:p>
+      <w:pPr>
+        <w:rPr>
+          <w:rFonts w:cstheme="minorHAnsi" w:hint="eastAsia"/>
+          <w:sz w:val="20"/>
+          <w:szCs w:val="20"/>
+        </w:rPr>
+      </w:pPr>
+      <w:r>
+        <w:rPr>
+          <w:rFonts w:cstheme="minorHAnsi" w:hint="eastAsia"/>
+          <w:sz w:val="20"/>
+          <w:szCs w:val="20"/>
+        </w:rPr>
+        <w:t>https://www.youtube.com/watch?v=rKLTvwxYE-8</w:t>
+      </w:r>
+    </w:p>
+    <w:p>
+      <w:pPr>
+        <w:rPr>
+          <w:rFonts w:cstheme="minorHAnsi" w:hint="eastAsia"/>
+          <w:sz w:val="20"/>
+          <w:szCs w:val="20"/>
+        </w:rPr>
+      </w:pPr>
+      <w:r>
+        <w:rPr>
+          <w:rFonts w:cstheme="minorHAnsi" w:hint="eastAsia"/>
+          <w:sz w:val="20"/>
+          <w:szCs w:val="20"/>
+        </w:rPr>
+        <w:t>https://github.com/peterhchen/1000_Family/tree/main/Church/2026</w:t>
+      </w:r>
+    </w:p>
+    <w:p>
+      <w:pPr>
+        <w:rPr>
+          <w:rFonts w:cstheme="minorHAnsi" w:hint="eastAsia"/>
+          <w:sz w:val="20"/>
+          <w:szCs w:val="20"/>
+        </w:rPr>
+      </w:pPr>
+      <w:r>
+        <w:rPr>
+          <w:rFonts w:cstheme="minorHAnsi" w:hint="eastAsia"/>
+          <w:sz w:val="20"/>
+          <w:szCs w:val="20"/>
+        </w:rPr>
+        <w:t>「</w:t>
+      </w:r>
+      <w:proofErr w:type="spellStart"/>
+      <w:r>
+        <w:rPr>
+          <w:rFonts w:cstheme="minorHAnsi" w:hint="eastAsia"/>
+          <w:sz w:val="20"/>
+          <w:szCs w:val="20"/>
+        </w:rPr>
+        <w:t>ヴェイパ</w:t>
+      </w:r>
+      <w:proofErr w:type="spellEnd"/>
+      <w:r>
+        <w:rPr>
+          <w:rFonts w:cstheme="minorHAnsi" w:hint="eastAsia"/>
+          <w:sz w:val="20"/>
+          <w:szCs w:val="20"/>
+        </w:rPr>
+        <w:t>ー（</w:t>
+      </w:r>
+      <w:r>
+        <w:rPr>
+          <w:rFonts w:cstheme="minorHAnsi" w:hint="eastAsia"/>
+          <w:sz w:val="20"/>
+          <w:szCs w:val="20"/>
+        </w:rPr>
+        <w:t>Vapor</w:t>
+      </w:r>
+      <w:r>
+        <w:rPr>
+          <w:rFonts w:cstheme="minorHAnsi" w:hint="eastAsia"/>
+          <w:sz w:val="20"/>
+          <w:szCs w:val="20"/>
+        </w:rPr>
+        <w:t>）／</w:t>
+      </w:r>
+      <w:proofErr w:type="spellStart"/>
+      <w:r>
+        <w:rPr>
+          <w:rFonts w:cstheme="minorHAnsi" w:hint="eastAsia"/>
+          <w:sz w:val="20"/>
+          <w:szCs w:val="20"/>
+        </w:rPr>
+        <w:t>犠牲を払って人を育てる人（</w:t>
+      </w:r>
+      <w:r>
+        <w:rPr>
+          <w:rFonts w:cstheme="minorHAnsi" w:hint="eastAsia"/>
+          <w:sz w:val="20"/>
+          <w:szCs w:val="20"/>
+        </w:rPr>
+        <w:t>Sacrificial</w:t>
+      </w:r>
+      <w:proofErr w:type="spellEnd"/>
+      <w:r>
+        <w:rPr>
+          <w:rFonts w:cstheme="minorHAnsi" w:hint="eastAsia"/>
+          <w:sz w:val="20"/>
+          <w:szCs w:val="20"/>
+        </w:rPr>
+        <w:t xml:space="preserve"> Developer</w:t>
+      </w:r>
+      <w:r>
+        <w:rPr>
+          <w:rFonts w:cstheme="minorHAnsi" w:hint="eastAsia"/>
+          <w:sz w:val="20"/>
+          <w:szCs w:val="20"/>
+        </w:rPr>
+        <w:t>）」</w:t>
+      </w:r>
+      <w:r>
+        <w:rPr>
+          <w:rFonts w:cstheme="minorHAnsi" w:hint="eastAsia"/>
+          <w:sz w:val="20"/>
+          <w:szCs w:val="20"/>
+        </w:rPr>
+        <w:t xml:space="preserve">| </w:t>
+      </w:r>
+      <w:r>
+        <w:rPr>
+          <w:rFonts w:cstheme="minorHAnsi" w:hint="eastAsia"/>
+          <w:sz w:val="20"/>
+          <w:szCs w:val="20"/>
+        </w:rPr>
+        <w:t>「</w:t>
+      </w:r>
+      <w:proofErr w:type="spellStart"/>
+      <w:r>
+        <w:rPr>
+          <w:rFonts w:cstheme="minorHAnsi" w:hint="eastAsia"/>
+          <w:sz w:val="20"/>
+          <w:szCs w:val="20"/>
+        </w:rPr>
+        <w:t>道（</w:t>
+      </w:r>
+      <w:r>
+        <w:rPr>
+          <w:rFonts w:cstheme="minorHAnsi" w:hint="eastAsia"/>
+          <w:sz w:val="20"/>
+          <w:szCs w:val="20"/>
+        </w:rPr>
+        <w:t>The</w:t>
+      </w:r>
+      <w:proofErr w:type="spellEnd"/>
+      <w:r>
+        <w:rPr>
+          <w:rFonts w:cstheme="minorHAnsi" w:hint="eastAsia"/>
+          <w:sz w:val="20"/>
+          <w:szCs w:val="20"/>
+        </w:rPr>
+        <w:t xml:space="preserve"> Way</w:t>
+      </w:r>
+      <w:r>
+        <w:rPr>
+          <w:rFonts w:cstheme="minorHAnsi" w:hint="eastAsia"/>
+          <w:sz w:val="20"/>
+          <w:szCs w:val="20"/>
+        </w:rPr>
+        <w:t>）」</w:t>
+      </w:r>
+      <w:proofErr w:type="spellStart"/>
+      <w:r>
+        <w:rPr>
+          <w:rFonts w:cstheme="minorHAnsi" w:hint="eastAsia"/>
+          <w:sz w:val="20"/>
+          <w:szCs w:val="20"/>
+        </w:rPr>
+        <w:t>に従う者とは</w:t>
+      </w:r>
+      <w:proofErr w:type="spellEnd"/>
+      <w:r>
+        <w:rPr>
+          <w:rFonts w:cstheme="minorHAnsi" w:hint="eastAsia"/>
+          <w:sz w:val="20"/>
+          <w:szCs w:val="20"/>
+        </w:rPr>
+        <w:t>？</w:t>
+      </w:r>
+      <w:r>
+        <w:rPr>
+          <w:rFonts w:cstheme="minorHAnsi" w:hint="eastAsia"/>
+          <w:sz w:val="20"/>
+          <w:szCs w:val="20"/>
+        </w:rPr>
+        <w:t xml:space="preserve"> | </w:t>
+      </w:r>
+      <w:proofErr w:type="spellStart"/>
+      <w:r>
+        <w:rPr>
+          <w:rFonts w:cstheme="minorHAnsi" w:hint="eastAsia"/>
+          <w:sz w:val="20"/>
+          <w:szCs w:val="20"/>
+        </w:rPr>
+        <w:t>メンロ教会</w:t>
+      </w:r>
+      <w:proofErr w:type="spellEnd"/>
+    </w:p>
+    <w:p>
+      <w:pPr>
+        <w:rPr>
+          <w:rFonts w:cstheme="minorHAnsi" w:hint="eastAsia"/>
+          <w:sz w:val="20"/>
+          <w:szCs w:val="20"/>
+        </w:rPr>
+      </w:pPr>
+      <w:proofErr w:type="spellStart"/>
+      <w:r>
+        <w:rPr>
+          <w:rFonts w:cstheme="minorHAnsi" w:hint="eastAsia"/>
+          <w:sz w:val="20"/>
+          <w:szCs w:val="20"/>
+        </w:rPr>
+        <w:t>フィル</w:t>
+      </w:r>
+      <w:r>
+        <w:rPr>
+          <w:rFonts w:ascii="MS Mincho" w:eastAsia="MS Mincho" w:hAnsi="MS Mincho" w:cs="MS Mincho" w:hint="eastAsia"/>
+          <w:sz w:val="20"/>
+          <w:szCs w:val="20"/>
+        </w:rPr>
+        <w:t>・</w:t>
+      </w:r>
+      <w:r>
+        <w:rPr>
+          <w:rFonts w:ascii="SimSun" w:hAnsi="SimSun" w:cs="SimSun" w:hint="eastAsia"/>
+          <w:sz w:val="20"/>
+          <w:szCs w:val="20"/>
+        </w:rPr>
+        <w:t>ユーバンク（</w:t>
+      </w:r>
+      <w:r>
+        <w:rPr>
+          <w:rFonts w:cstheme="minorHAnsi" w:hint="eastAsia"/>
+          <w:sz w:val="20"/>
+          <w:szCs w:val="20"/>
+        </w:rPr>
+        <w:t>Phil</w:t>
+      </w:r>
+      <w:proofErr w:type="spellEnd"/>
+      <w:r>
+        <w:rPr>
+          <w:rFonts w:cstheme="minorHAnsi" w:hint="eastAsia"/>
+          <w:sz w:val="20"/>
+          <w:szCs w:val="20"/>
+        </w:rPr>
+        <w:t xml:space="preserve"> EuBank</w:t>
+      </w:r>
+      <w:r>
+        <w:rPr>
+          <w:rFonts w:cstheme="minorHAnsi" w:hint="eastAsia"/>
+          <w:sz w:val="20"/>
+          <w:szCs w:val="20"/>
+        </w:rPr>
+        <w:t>）、</w:t>
+      </w:r>
+      <w:proofErr w:type="spellStart"/>
+      <w:r>
+        <w:rPr>
+          <w:rFonts w:cstheme="minorHAnsi" w:hint="eastAsia"/>
+          <w:sz w:val="20"/>
+          <w:szCs w:val="20"/>
+        </w:rPr>
+        <w:t>主任牧師</w:t>
+      </w:r>
+      <w:proofErr w:type="spellEnd"/>
+    </w:p>
+    <w:p>
+      <w:pPr>
+        <w:rPr>
+          <w:rFonts w:cstheme="minorHAnsi" w:hint="eastAsia"/>
+          <w:sz w:val="20"/>
+          <w:szCs w:val="20"/>
+        </w:rPr>
+      </w:pPr>
+    </w:p>
+    <w:p>
+      <w:pPr>
+        <w:rPr>
+          <w:rFonts w:cstheme="minorHAnsi" w:hint="eastAsia"/>
+          <w:sz w:val="20"/>
+          <w:szCs w:val="20"/>
+        </w:rPr>
+      </w:pPr>
+      <w:r>
+        <w:rPr>
+          <w:rFonts w:cstheme="minorHAnsi" w:hint="eastAsia"/>
+          <w:sz w:val="20"/>
+          <w:szCs w:val="20"/>
+        </w:rPr>
+        <w:t xml:space="preserve">1. </w:t>
+      </w:r>
+      <w:r>
+        <w:rPr>
+          <w:rFonts w:cstheme="minorHAnsi" w:hint="eastAsia"/>
+          <w:sz w:val="20"/>
+          <w:szCs w:val="20"/>
+        </w:rPr>
+        <w:t>「</w:t>
+      </w:r>
+      <w:proofErr w:type="spellStart"/>
+      <w:r>
+        <w:rPr>
+          <w:rFonts w:cstheme="minorHAnsi" w:hint="eastAsia"/>
+          <w:sz w:val="20"/>
+          <w:szCs w:val="20"/>
+        </w:rPr>
+        <w:t>ヴェイパ</w:t>
+      </w:r>
+      <w:proofErr w:type="spellEnd"/>
+      <w:r>
+        <w:rPr>
+          <w:rFonts w:cstheme="minorHAnsi" w:hint="eastAsia"/>
+          <w:sz w:val="20"/>
+          <w:szCs w:val="20"/>
+        </w:rPr>
+        <w:t>ー（</w:t>
+      </w:r>
+      <w:r>
+        <w:rPr>
+          <w:rFonts w:cstheme="minorHAnsi" w:hint="eastAsia"/>
+          <w:sz w:val="20"/>
+          <w:szCs w:val="20"/>
+        </w:rPr>
+        <w:t>Vapor</w:t>
+      </w:r>
+      <w:r>
+        <w:rPr>
+          <w:rFonts w:cstheme="minorHAnsi" w:hint="eastAsia"/>
+          <w:sz w:val="20"/>
+          <w:szCs w:val="20"/>
+        </w:rPr>
+        <w:t>）」</w:t>
+      </w:r>
+      <w:proofErr w:type="spellStart"/>
+      <w:r>
+        <w:rPr>
+          <w:rFonts w:cstheme="minorHAnsi" w:hint="eastAsia"/>
+          <w:sz w:val="20"/>
+          <w:szCs w:val="20"/>
+        </w:rPr>
+        <w:t>や「犠牲を払って人を育てる人（</w:t>
+      </w:r>
+      <w:r>
+        <w:rPr>
+          <w:rFonts w:cstheme="minorHAnsi" w:hint="eastAsia"/>
+          <w:sz w:val="20"/>
+          <w:szCs w:val="20"/>
+        </w:rPr>
+        <w:t>Sacrificial</w:t>
+      </w:r>
+      <w:proofErr w:type="spellEnd"/>
+      <w:r>
+        <w:rPr>
+          <w:rFonts w:cstheme="minorHAnsi" w:hint="eastAsia"/>
+          <w:sz w:val="20"/>
+          <w:szCs w:val="20"/>
+        </w:rPr>
+        <w:t xml:space="preserve"> Developer</w:t>
+      </w:r>
+      <w:r>
+        <w:rPr>
+          <w:rFonts w:cstheme="minorHAnsi" w:hint="eastAsia"/>
+          <w:sz w:val="20"/>
+          <w:szCs w:val="20"/>
+        </w:rPr>
+        <w:t>）」</w:t>
+      </w:r>
+      <w:proofErr w:type="spellStart"/>
+      <w:r>
+        <w:rPr>
+          <w:rFonts w:cstheme="minorHAnsi" w:hint="eastAsia"/>
+          <w:sz w:val="20"/>
+          <w:szCs w:val="20"/>
+        </w:rPr>
+        <w:t>とは何か</w:t>
+      </w:r>
+      <w:proofErr w:type="spellEnd"/>
+      <w:r>
+        <w:rPr>
+          <w:rFonts w:cstheme="minorHAnsi" w:hint="eastAsia"/>
+          <w:sz w:val="20"/>
+          <w:szCs w:val="20"/>
+        </w:rPr>
+        <w:t>？</w:t>
+      </w:r>
+    </w:p>
+    <w:p>
+      <w:pPr>
+        <w:rPr>
+          <w:rFonts w:cstheme="minorHAnsi" w:hint="eastAsia"/>
+          <w:sz w:val="20"/>
+          <w:szCs w:val="20"/>
+        </w:rPr>
+      </w:pPr>
+      <w:proofErr w:type="spellStart"/>
+      <w:r>
+        <w:rPr>
+          <w:rFonts w:cstheme="minorHAnsi" w:hint="eastAsia"/>
+          <w:sz w:val="20"/>
+          <w:szCs w:val="20"/>
+        </w:rPr>
+        <w:t>回答</w:t>
+      </w:r>
+      <w:proofErr w:type="spellEnd"/>
+      <w:r>
+        <w:rPr>
+          <w:rFonts w:cstheme="minorHAnsi" w:hint="eastAsia"/>
+          <w:sz w:val="20"/>
+          <w:szCs w:val="20"/>
+        </w:rPr>
+        <w:t xml:space="preserve">: a. </w:t>
+      </w:r>
+      <w:proofErr w:type="spellStart"/>
+      <w:r>
+        <w:rPr>
+          <w:rFonts w:cstheme="minorHAnsi" w:hint="eastAsia"/>
+          <w:sz w:val="20"/>
+          <w:szCs w:val="20"/>
+        </w:rPr>
+        <w:t>ヴェイパ</w:t>
+      </w:r>
+      <w:proofErr w:type="spellEnd"/>
+      <w:r>
+        <w:rPr>
+          <w:rFonts w:cstheme="minorHAnsi" w:hint="eastAsia"/>
+          <w:sz w:val="20"/>
+          <w:szCs w:val="20"/>
+        </w:rPr>
+        <w:t>ー（</w:t>
+      </w:r>
+      <w:r>
+        <w:rPr>
+          <w:rFonts w:cstheme="minorHAnsi" w:hint="eastAsia"/>
+          <w:sz w:val="20"/>
+          <w:szCs w:val="20"/>
+        </w:rPr>
+        <w:t>Vapor</w:t>
+      </w:r>
+      <w:r>
+        <w:rPr>
+          <w:rFonts w:cstheme="minorHAnsi" w:hint="eastAsia"/>
+          <w:sz w:val="20"/>
+          <w:szCs w:val="20"/>
+        </w:rPr>
+        <w:t>）：</w:t>
+      </w:r>
+      <w:proofErr w:type="spellStart"/>
+      <w:r>
+        <w:rPr>
+          <w:rFonts w:cstheme="minorHAnsi" w:hint="eastAsia"/>
+          <w:sz w:val="20"/>
+          <w:szCs w:val="20"/>
+        </w:rPr>
+        <w:t>人生は短く、一時的なものであること</w:t>
+      </w:r>
+      <w:proofErr w:type="spellEnd"/>
+      <w:r>
+        <w:rPr>
+          <w:rFonts w:cstheme="minorHAnsi" w:hint="eastAsia"/>
+          <w:sz w:val="20"/>
+          <w:szCs w:val="20"/>
+        </w:rPr>
+        <w:t>。</w:t>
+      </w:r>
+      <w:r>
+        <w:rPr>
+          <w:rFonts w:cstheme="minorHAnsi" w:hint="eastAsia"/>
+          <w:sz w:val="20"/>
+          <w:szCs w:val="20"/>
+        </w:rPr>
+        <w:t xml:space="preserve"> b. </w:t>
+      </w:r>
+      <w:proofErr w:type="spellStart"/>
+      <w:r>
+        <w:rPr>
+          <w:rFonts w:cstheme="minorHAnsi" w:hint="eastAsia"/>
+          <w:sz w:val="20"/>
+          <w:szCs w:val="20"/>
+        </w:rPr>
+        <w:t>犠牲を払って人を育てる人：他者に仕えるために自分の時間を犠牲にする人</w:t>
+      </w:r>
+      <w:proofErr w:type="spellEnd"/>
+      <w:r>
+        <w:rPr>
+          <w:rFonts w:cstheme="minorHAnsi" w:hint="eastAsia"/>
+          <w:sz w:val="20"/>
+          <w:szCs w:val="20"/>
+        </w:rPr>
+        <w:t>。</w:t>
+      </w:r>
+    </w:p>
+    <w:p>
+      <w:pPr>
+        <w:rPr>
+          <w:rFonts w:cstheme="minorHAnsi" w:hint="eastAsia"/>
+          <w:sz w:val="20"/>
+          <w:szCs w:val="20"/>
+        </w:rPr>
+      </w:pPr>
+    </w:p>
+    <w:p>
+      <w:pPr>
+        <w:rPr>
+          <w:rFonts w:cstheme="minorHAnsi" w:hint="eastAsia"/>
+          <w:sz w:val="20"/>
+          <w:szCs w:val="20"/>
+        </w:rPr>
+      </w:pPr>
+      <w:r>
+        <w:rPr>
+          <w:rFonts w:cstheme="minorHAnsi" w:hint="eastAsia"/>
+          <w:sz w:val="20"/>
+          <w:szCs w:val="20"/>
+        </w:rPr>
+        <w:t xml:space="preserve">2. </w:t>
+      </w:r>
+      <w:r>
+        <w:rPr>
+          <w:rFonts w:cstheme="minorHAnsi" w:hint="eastAsia"/>
+          <w:sz w:val="20"/>
+          <w:szCs w:val="20"/>
+        </w:rPr>
+        <w:t>「</w:t>
+      </w:r>
+      <w:proofErr w:type="spellStart"/>
+      <w:r>
+        <w:rPr>
+          <w:rFonts w:cstheme="minorHAnsi" w:hint="eastAsia"/>
+          <w:sz w:val="20"/>
+          <w:szCs w:val="20"/>
+        </w:rPr>
+        <w:t>神の国にふさわしい資質（</w:t>
+      </w:r>
+      <w:r>
+        <w:rPr>
+          <w:rFonts w:cstheme="minorHAnsi" w:hint="eastAsia"/>
+          <w:sz w:val="20"/>
+          <w:szCs w:val="20"/>
+        </w:rPr>
+        <w:t>Kingdom</w:t>
+      </w:r>
+      <w:proofErr w:type="spellEnd"/>
+      <w:r>
+        <w:rPr>
+          <w:rFonts w:cstheme="minorHAnsi" w:hint="eastAsia"/>
+          <w:sz w:val="20"/>
+          <w:szCs w:val="20"/>
+        </w:rPr>
+        <w:t xml:space="preserve"> Quality</w:t>
+      </w:r>
+      <w:r>
+        <w:rPr>
+          <w:rFonts w:cstheme="minorHAnsi" w:hint="eastAsia"/>
+          <w:sz w:val="20"/>
+          <w:szCs w:val="20"/>
+        </w:rPr>
+        <w:t>）」</w:t>
+      </w:r>
+      <w:proofErr w:type="spellStart"/>
+      <w:r>
+        <w:rPr>
+          <w:rFonts w:cstheme="minorHAnsi" w:hint="eastAsia"/>
+          <w:sz w:val="20"/>
+          <w:szCs w:val="20"/>
+        </w:rPr>
+        <w:t>とは何か</w:t>
+      </w:r>
+      <w:proofErr w:type="spellEnd"/>
+      <w:r>
+        <w:rPr>
+          <w:rFonts w:cstheme="minorHAnsi" w:hint="eastAsia"/>
+          <w:sz w:val="20"/>
+          <w:szCs w:val="20"/>
+        </w:rPr>
+        <w:t>？</w:t>
+      </w:r>
+    </w:p>
+    <w:p>
+      <w:pPr>
+        <w:rPr>
+          <w:rFonts w:cstheme="minorHAnsi" w:hint="eastAsia"/>
+          <w:sz w:val="20"/>
+          <w:szCs w:val="20"/>
+        </w:rPr>
+      </w:pPr>
+      <w:proofErr w:type="spellStart"/>
+      <w:r>
+        <w:rPr>
+          <w:rFonts w:cstheme="minorHAnsi" w:hint="eastAsia"/>
+          <w:sz w:val="20"/>
+          <w:szCs w:val="20"/>
+        </w:rPr>
+        <w:t>回答</w:t>
+      </w:r>
+      <w:proofErr w:type="spellEnd"/>
+      <w:r>
+        <w:rPr>
+          <w:rFonts w:cstheme="minorHAnsi" w:hint="eastAsia"/>
+          <w:sz w:val="20"/>
+          <w:szCs w:val="20"/>
+        </w:rPr>
+        <w:t xml:space="preserve">: </w:t>
+      </w:r>
+      <w:proofErr w:type="spellStart"/>
+      <w:r>
+        <w:rPr>
+          <w:rFonts w:cstheme="minorHAnsi" w:hint="eastAsia"/>
+          <w:sz w:val="20"/>
+          <w:szCs w:val="20"/>
+        </w:rPr>
+        <w:t>私たちは神の国にふさわしい資質を次のように定義しました</w:t>
+      </w:r>
+      <w:proofErr w:type="spellEnd"/>
+      <w:r>
+        <w:rPr>
+          <w:rFonts w:cstheme="minorHAnsi" w:hint="eastAsia"/>
+          <w:sz w:val="20"/>
+          <w:szCs w:val="20"/>
+        </w:rPr>
+        <w:t>。「</w:t>
+      </w:r>
+      <w:proofErr w:type="spellStart"/>
+      <w:r>
+        <w:rPr>
+          <w:rFonts w:cstheme="minorHAnsi" w:hint="eastAsia"/>
+          <w:sz w:val="20"/>
+          <w:szCs w:val="20"/>
+        </w:rPr>
+        <w:t>心を一つにして従う者（</w:t>
+      </w:r>
+      <w:r>
+        <w:rPr>
+          <w:rFonts w:cstheme="minorHAnsi" w:hint="eastAsia"/>
+          <w:sz w:val="20"/>
+          <w:szCs w:val="20"/>
+        </w:rPr>
+        <w:t>Undivided</w:t>
+      </w:r>
+      <w:proofErr w:type="spellEnd"/>
+      <w:r>
+        <w:rPr>
+          <w:rFonts w:cstheme="minorHAnsi" w:hint="eastAsia"/>
+          <w:sz w:val="20"/>
+          <w:szCs w:val="20"/>
+        </w:rPr>
+        <w:t xml:space="preserve"> Follower</w:t>
+      </w:r>
+      <w:r>
+        <w:rPr>
+          <w:rFonts w:cstheme="minorHAnsi" w:hint="eastAsia"/>
+          <w:sz w:val="20"/>
+          <w:szCs w:val="20"/>
+        </w:rPr>
+        <w:t>）」、「</w:t>
+      </w:r>
+      <w:proofErr w:type="spellStart"/>
+      <w:r>
+        <w:rPr>
+          <w:rFonts w:cstheme="minorHAnsi" w:hint="eastAsia"/>
+          <w:sz w:val="20"/>
+          <w:szCs w:val="20"/>
+        </w:rPr>
+        <w:t>急がず寄り添う友人（</w:t>
+      </w:r>
+      <w:r>
+        <w:rPr>
+          <w:rFonts w:cstheme="minorHAnsi" w:hint="eastAsia"/>
+          <w:sz w:val="20"/>
+          <w:szCs w:val="20"/>
+        </w:rPr>
+        <w:t>Unhurried</w:t>
+      </w:r>
+      <w:proofErr w:type="spellEnd"/>
+      <w:r>
+        <w:rPr>
+          <w:rFonts w:cstheme="minorHAnsi" w:hint="eastAsia"/>
+          <w:sz w:val="20"/>
+          <w:szCs w:val="20"/>
+        </w:rPr>
+        <w:t xml:space="preserve"> Friend</w:t>
+      </w:r>
+      <w:r>
+        <w:rPr>
+          <w:rFonts w:cstheme="minorHAnsi" w:hint="eastAsia"/>
+          <w:sz w:val="20"/>
+          <w:szCs w:val="20"/>
+        </w:rPr>
+        <w:t>）」、「</w:t>
+      </w:r>
+      <w:proofErr w:type="spellStart"/>
+      <w:r>
+        <w:rPr>
+          <w:rFonts w:cstheme="minorHAnsi" w:hint="eastAsia"/>
+          <w:sz w:val="20"/>
+          <w:szCs w:val="20"/>
+        </w:rPr>
+        <w:t>思慮深い証し人（</w:t>
+      </w:r>
+      <w:r>
+        <w:rPr>
+          <w:rFonts w:cstheme="minorHAnsi" w:hint="eastAsia"/>
+          <w:sz w:val="20"/>
+          <w:szCs w:val="20"/>
+        </w:rPr>
+        <w:t>Thoughtful</w:t>
+      </w:r>
+      <w:proofErr w:type="spellEnd"/>
+      <w:r>
+        <w:rPr>
+          <w:rFonts w:cstheme="minorHAnsi" w:hint="eastAsia"/>
+          <w:sz w:val="20"/>
+          <w:szCs w:val="20"/>
+        </w:rPr>
+        <w:t xml:space="preserve"> Witness</w:t>
+      </w:r>
+      <w:r>
+        <w:rPr>
+          <w:rFonts w:cstheme="minorHAnsi" w:hint="eastAsia"/>
+          <w:sz w:val="20"/>
+          <w:szCs w:val="20"/>
+        </w:rPr>
+        <w:t>）」、</w:t>
+      </w:r>
+      <w:proofErr w:type="spellStart"/>
+      <w:r>
+        <w:rPr>
+          <w:rFonts w:cstheme="minorHAnsi" w:hint="eastAsia"/>
+          <w:sz w:val="20"/>
+          <w:szCs w:val="20"/>
+        </w:rPr>
+        <w:t>そして「犠牲を払って人を育てる人（</w:t>
+      </w:r>
+      <w:r>
+        <w:rPr>
+          <w:rFonts w:cstheme="minorHAnsi" w:hint="eastAsia"/>
+          <w:sz w:val="20"/>
+          <w:szCs w:val="20"/>
+        </w:rPr>
+        <w:t>Sacrificial</w:t>
+      </w:r>
+      <w:proofErr w:type="spellEnd"/>
+      <w:r>
+        <w:rPr>
+          <w:rFonts w:cstheme="minorHAnsi" w:hint="eastAsia"/>
+          <w:sz w:val="20"/>
+          <w:szCs w:val="20"/>
+        </w:rPr>
+        <w:t xml:space="preserve"> Developer</w:t>
+      </w:r>
+      <w:r>
+        <w:rPr>
+          <w:rFonts w:cstheme="minorHAnsi" w:hint="eastAsia"/>
+          <w:sz w:val="20"/>
+          <w:szCs w:val="20"/>
+        </w:rPr>
+        <w:t>）」です。先週は、言葉を通して「思慮深い証し人」となることについて考えました。今日は、このシリーズの</w:t>
+      </w:r>
+      <w:r>
+        <w:rPr>
+          <w:rFonts w:cstheme="minorHAnsi" w:hint="eastAsia"/>
+          <w:sz w:val="20"/>
+          <w:szCs w:val="20"/>
+        </w:rPr>
+        <w:t>4</w:t>
+      </w:r>
+      <w:r>
+        <w:rPr>
+          <w:rFonts w:cstheme="minorHAnsi" w:hint="eastAsia"/>
+          <w:sz w:val="20"/>
+          <w:szCs w:val="20"/>
+        </w:rPr>
+        <w:t>番目にして最後の人物像である「犠牲を払って人を育てる人」についてお話しします。</w:t>
+      </w:r>
+    </w:p>
+    <w:p>
+      <w:pPr>
+        <w:rPr>
+          <w:rFonts w:cstheme="minorHAnsi" w:hint="eastAsia"/>
+          <w:sz w:val="20"/>
+          <w:szCs w:val="20"/>
+        </w:rPr>
+      </w:pPr>
+    </w:p>
+    <w:p>
+      <w:pPr>
+        <w:rPr>
+          <w:rFonts w:cstheme="minorHAnsi" w:hint="eastAsia"/>
+          <w:sz w:val="20"/>
+          <w:szCs w:val="20"/>
+        </w:rPr>
+      </w:pPr>
+      <w:r>
+        <w:rPr>
+          <w:rFonts w:cstheme="minorHAnsi" w:hint="eastAsia"/>
+          <w:sz w:val="20"/>
+          <w:szCs w:val="20"/>
+        </w:rPr>
+        <w:t xml:space="preserve">3. </w:t>
+      </w:r>
+      <w:proofErr w:type="spellStart"/>
+      <w:r>
+        <w:rPr>
+          <w:rFonts w:cstheme="minorHAnsi" w:hint="eastAsia"/>
+          <w:sz w:val="20"/>
+          <w:szCs w:val="20"/>
+        </w:rPr>
+        <w:t>ヤコブの手紙</w:t>
+      </w:r>
+      <w:proofErr w:type="spellEnd"/>
+      <w:r>
+        <w:rPr>
+          <w:rFonts w:cstheme="minorHAnsi" w:hint="eastAsia"/>
+          <w:sz w:val="20"/>
+          <w:szCs w:val="20"/>
+        </w:rPr>
+        <w:t xml:space="preserve"> 4</w:t>
+      </w:r>
+      <w:r>
+        <w:rPr>
+          <w:rFonts w:cstheme="minorHAnsi" w:hint="eastAsia"/>
+          <w:sz w:val="20"/>
+          <w:szCs w:val="20"/>
+        </w:rPr>
+        <w:t>章</w:t>
+      </w:r>
+      <w:r>
+        <w:rPr>
+          <w:rFonts w:cstheme="minorHAnsi" w:hint="eastAsia"/>
+          <w:sz w:val="20"/>
+          <w:szCs w:val="20"/>
+        </w:rPr>
+        <w:t>13-17</w:t>
+      </w:r>
+      <w:r>
+        <w:rPr>
+          <w:rFonts w:cstheme="minorHAnsi" w:hint="eastAsia"/>
+          <w:sz w:val="20"/>
+          <w:szCs w:val="20"/>
+        </w:rPr>
+        <w:t>節：人は、傲慢で利己的な態度ではなく、神の御心を認め、謙虚に生き、計画を立てるべきである。</w:t>
+      </w:r>
+    </w:p>
+    <w:p>
+      <w:pPr>
+        <w:rPr>
+          <w:rFonts w:cstheme="minorHAnsi" w:hint="eastAsia"/>
+          <w:sz w:val="20"/>
+          <w:szCs w:val="20"/>
+        </w:rPr>
+      </w:pPr>
+      <w:r>
+        <w:rPr>
+          <w:rFonts w:cstheme="minorHAnsi" w:hint="eastAsia"/>
+          <w:sz w:val="20"/>
+          <w:szCs w:val="20"/>
+        </w:rPr>
+        <w:t xml:space="preserve">4. </w:t>
+      </w:r>
+      <w:proofErr w:type="spellStart"/>
+      <w:r>
+        <w:rPr>
+          <w:rFonts w:cstheme="minorHAnsi" w:hint="eastAsia"/>
+          <w:sz w:val="20"/>
+          <w:szCs w:val="20"/>
+        </w:rPr>
+        <w:t>ヤコブの手紙</w:t>
+      </w:r>
+      <w:proofErr w:type="spellEnd"/>
+      <w:r>
+        <w:rPr>
+          <w:rFonts w:cstheme="minorHAnsi" w:hint="eastAsia"/>
+          <w:sz w:val="20"/>
+          <w:szCs w:val="20"/>
+        </w:rPr>
+        <w:t xml:space="preserve"> 5</w:t>
+      </w:r>
+      <w:r>
+        <w:rPr>
+          <w:rFonts w:cstheme="minorHAnsi" w:hint="eastAsia"/>
+          <w:sz w:val="20"/>
+          <w:szCs w:val="20"/>
+        </w:rPr>
+        <w:t>章</w:t>
+      </w:r>
+      <w:r>
+        <w:rPr>
+          <w:rFonts w:cstheme="minorHAnsi" w:hint="eastAsia"/>
+          <w:sz w:val="20"/>
+          <w:szCs w:val="20"/>
+        </w:rPr>
+        <w:t>1-6</w:t>
+      </w:r>
+      <w:r>
+        <w:rPr>
+          <w:rFonts w:cstheme="minorHAnsi" w:hint="eastAsia"/>
+          <w:sz w:val="20"/>
+          <w:szCs w:val="20"/>
+        </w:rPr>
+        <w:t>節：不正を行う富める者は、神の裁きを受けることになる。自力で成功した起業家であっても、人生において間違った投資をしてはならない。他者を助けるには犠牲が必要である。</w:t>
+      </w:r>
+    </w:p>
+    <w:p>
+      <w:pPr>
+        <w:rPr>
+          <w:rFonts w:cstheme="minorHAnsi" w:hint="eastAsia"/>
+          <w:sz w:val="20"/>
+          <w:szCs w:val="20"/>
+        </w:rPr>
+      </w:pPr>
+      <w:r>
+        <w:rPr>
+          <w:rFonts w:cstheme="minorHAnsi" w:hint="eastAsia"/>
+          <w:sz w:val="20"/>
+          <w:szCs w:val="20"/>
+        </w:rPr>
+        <w:t xml:space="preserve">5. </w:t>
+      </w:r>
+      <w:r>
+        <w:rPr>
+          <w:rFonts w:cstheme="minorHAnsi" w:hint="eastAsia"/>
+          <w:sz w:val="20"/>
+          <w:szCs w:val="20"/>
+        </w:rPr>
+        <w:t>「</w:t>
+      </w:r>
+      <w:proofErr w:type="spellStart"/>
+      <w:r>
+        <w:rPr>
+          <w:rFonts w:cstheme="minorHAnsi" w:hint="eastAsia"/>
+          <w:sz w:val="20"/>
+          <w:szCs w:val="20"/>
+        </w:rPr>
+        <w:t>犠牲を払って人を育てる人」とはどのような人か</w:t>
+      </w:r>
+      <w:proofErr w:type="spellEnd"/>
+      <w:r>
+        <w:rPr>
+          <w:rFonts w:cstheme="minorHAnsi" w:hint="eastAsia"/>
+          <w:sz w:val="20"/>
+          <w:szCs w:val="20"/>
+        </w:rPr>
+        <w:t>？</w:t>
+      </w:r>
+    </w:p>
+    <w:p>
+      <w:pPr>
+        <w:rPr>
+          <w:rFonts w:cstheme="minorHAnsi" w:hint="eastAsia"/>
+          <w:sz w:val="20"/>
+          <w:szCs w:val="20"/>
+        </w:rPr>
+      </w:pPr>
+      <w:proofErr w:type="spellStart"/>
+      <w:r>
+        <w:rPr>
+          <w:rFonts w:cstheme="minorHAnsi" w:hint="eastAsia"/>
+          <w:sz w:val="20"/>
+          <w:szCs w:val="20"/>
+        </w:rPr>
+        <w:t>回答</w:t>
+      </w:r>
+      <w:proofErr w:type="spellEnd"/>
+      <w:r>
+        <w:rPr>
+          <w:rFonts w:cstheme="minorHAnsi" w:hint="eastAsia"/>
+          <w:sz w:val="20"/>
+          <w:szCs w:val="20"/>
+        </w:rPr>
+        <w:t>:</w:t>
+      </w:r>
+    </w:p>
+    <w:p>
+      <w:pPr>
+        <w:rPr>
+          <w:rFonts w:cstheme="minorHAnsi" w:hint="eastAsia"/>
+          <w:sz w:val="20"/>
+          <w:szCs w:val="20"/>
+        </w:rPr>
+      </w:pPr>
+      <w:r>
+        <w:rPr>
+          <w:rFonts w:cstheme="minorHAnsi" w:hint="eastAsia"/>
+          <w:sz w:val="20"/>
+          <w:szCs w:val="20"/>
+        </w:rPr>
+        <w:t xml:space="preserve">  a. </w:t>
+      </w:r>
+      <w:proofErr w:type="spellStart"/>
+      <w:r>
+        <w:rPr>
+          <w:rFonts w:cstheme="minorHAnsi" w:hint="eastAsia"/>
+          <w:sz w:val="20"/>
+          <w:szCs w:val="20"/>
+        </w:rPr>
+        <w:t>心を開く（</w:t>
+      </w:r>
+      <w:r>
+        <w:rPr>
+          <w:rFonts w:cstheme="minorHAnsi" w:hint="eastAsia"/>
+          <w:sz w:val="20"/>
+          <w:szCs w:val="20"/>
+        </w:rPr>
+        <w:t>Open-minded</w:t>
+      </w:r>
+      <w:proofErr w:type="spellEnd"/>
+      <w:r>
+        <w:rPr>
+          <w:rFonts w:cstheme="minorHAnsi" w:hint="eastAsia"/>
+          <w:sz w:val="20"/>
+          <w:szCs w:val="20"/>
+        </w:rPr>
+        <w:t>）：</w:t>
+      </w:r>
+      <w:proofErr w:type="spellStart"/>
+      <w:r>
+        <w:rPr>
+          <w:rFonts w:cstheme="minorHAnsi" w:hint="eastAsia"/>
+          <w:sz w:val="20"/>
+          <w:szCs w:val="20"/>
+        </w:rPr>
+        <w:t>外部の意見を求める。自分たちだけで決定し、他者に追認させるようなことはしない</w:t>
+      </w:r>
+      <w:proofErr w:type="spellEnd"/>
+      <w:r>
+        <w:rPr>
+          <w:rFonts w:cstheme="minorHAnsi" w:hint="eastAsia"/>
+          <w:sz w:val="20"/>
+          <w:szCs w:val="20"/>
+        </w:rPr>
+        <w:t>。</w:t>
+      </w:r>
+    </w:p>
+    <w:p>
+      <w:pPr>
+        <w:rPr>
+          <w:rFonts w:cstheme="minorHAnsi" w:hint="eastAsia"/>
+          <w:sz w:val="20"/>
+          <w:szCs w:val="20"/>
+        </w:rPr>
+      </w:pPr>
+      <w:r>
+        <w:rPr>
+          <w:rFonts w:cstheme="minorHAnsi" w:hint="eastAsia"/>
+          <w:sz w:val="20"/>
+          <w:szCs w:val="20"/>
+        </w:rPr>
+        <w:t xml:space="preserve">  b. </w:t>
+      </w:r>
+      <w:proofErr w:type="spellStart"/>
+      <w:r>
+        <w:rPr>
+          <w:rFonts w:cstheme="minorHAnsi" w:hint="eastAsia"/>
+          <w:sz w:val="20"/>
+          <w:szCs w:val="20"/>
+        </w:rPr>
+        <w:t>心を開放する（</w:t>
+      </w:r>
+      <w:r>
+        <w:rPr>
+          <w:rFonts w:cstheme="minorHAnsi" w:hint="eastAsia"/>
+          <w:sz w:val="20"/>
+          <w:szCs w:val="20"/>
+        </w:rPr>
+        <w:t>Open-hearted</w:t>
+      </w:r>
+      <w:proofErr w:type="spellEnd"/>
+      <w:r>
+        <w:rPr>
+          <w:rFonts w:cstheme="minorHAnsi" w:hint="eastAsia"/>
+          <w:sz w:val="20"/>
+          <w:szCs w:val="20"/>
+        </w:rPr>
+        <w:t>）：</w:t>
+      </w:r>
+      <w:proofErr w:type="spellStart"/>
+      <w:r>
+        <w:rPr>
+          <w:rFonts w:cstheme="minorHAnsi" w:hint="eastAsia"/>
+          <w:sz w:val="20"/>
+          <w:szCs w:val="20"/>
+        </w:rPr>
+        <w:t>チームを真に前進させているのは誰か</w:t>
+      </w:r>
+      <w:proofErr w:type="spellEnd"/>
+      <w:r>
+        <w:rPr>
+          <w:rFonts w:cstheme="minorHAnsi" w:hint="eastAsia"/>
+          <w:sz w:val="20"/>
+          <w:szCs w:val="20"/>
+        </w:rPr>
+        <w:t>？</w:t>
+      </w:r>
+      <w:r>
+        <w:rPr>
+          <w:rFonts w:cstheme="minorHAnsi" w:hint="eastAsia"/>
+          <w:sz w:val="20"/>
+          <w:szCs w:val="20"/>
+        </w:rPr>
+        <w:t xml:space="preserve"> </w:t>
+      </w:r>
+      <w:proofErr w:type="spellStart"/>
+      <w:r>
+        <w:rPr>
+          <w:rFonts w:cstheme="minorHAnsi" w:hint="eastAsia"/>
+          <w:sz w:val="20"/>
+          <w:szCs w:val="20"/>
+        </w:rPr>
+        <w:t>神は摩擦（ぶつかり合い）を通して私たちの信仰を形成される</w:t>
+      </w:r>
+      <w:proofErr w:type="spellEnd"/>
+      <w:r>
+        <w:rPr>
+          <w:rFonts w:cstheme="minorHAnsi" w:hint="eastAsia"/>
+          <w:sz w:val="20"/>
+          <w:szCs w:val="20"/>
+        </w:rPr>
+        <w:t>。</w:t>
+      </w:r>
+    </w:p>
+    <w:p>
+      <w:pPr>
+        <w:rPr>
+          <w:rFonts w:cstheme="minorHAnsi" w:hint="eastAsia"/>
+          <w:sz w:val="20"/>
+          <w:szCs w:val="20"/>
+        </w:rPr>
+      </w:pPr>
+      <w:r>
+        <w:rPr>
+          <w:rFonts w:cstheme="minorHAnsi" w:hint="eastAsia"/>
+          <w:sz w:val="20"/>
+          <w:szCs w:val="20"/>
+        </w:rPr>
+        <w:t xml:space="preserve">  c. </w:t>
+      </w:r>
+      <w:proofErr w:type="spellStart"/>
+      <w:r>
+        <w:rPr>
+          <w:rFonts w:cstheme="minorHAnsi" w:hint="eastAsia"/>
+          <w:sz w:val="20"/>
+          <w:szCs w:val="20"/>
+        </w:rPr>
+        <w:t>手を開く（</w:t>
+      </w:r>
+      <w:r>
+        <w:rPr>
+          <w:rFonts w:cstheme="minorHAnsi" w:hint="eastAsia"/>
+          <w:sz w:val="20"/>
+          <w:szCs w:val="20"/>
+        </w:rPr>
+        <w:t>Open-handed</w:t>
+      </w:r>
+      <w:proofErr w:type="spellEnd"/>
+      <w:r>
+        <w:rPr>
+          <w:rFonts w:cstheme="minorHAnsi" w:hint="eastAsia"/>
+          <w:sz w:val="20"/>
+          <w:szCs w:val="20"/>
+        </w:rPr>
+        <w:t>）：</w:t>
+      </w:r>
+      <w:proofErr w:type="spellStart"/>
+      <w:r>
+        <w:rPr>
+          <w:rFonts w:cstheme="minorHAnsi" w:hint="eastAsia"/>
+          <w:sz w:val="20"/>
+          <w:szCs w:val="20"/>
+        </w:rPr>
+        <w:t>助けを求められたら、助ける</w:t>
+      </w:r>
+      <w:proofErr w:type="spellEnd"/>
+      <w:r>
+        <w:rPr>
+          <w:rFonts w:cstheme="minorHAnsi" w:hint="eastAsia"/>
+          <w:sz w:val="20"/>
+          <w:szCs w:val="20"/>
+        </w:rPr>
+        <w:t>。</w:t>
+      </w:r>
+    </w:p>
+    <w:p>
+      <w:pPr>
+        <w:rPr>
+          <w:rFonts w:cstheme="minorHAnsi" w:hint="eastAsia"/>
+          <w:sz w:val="20"/>
+          <w:szCs w:val="20"/>
+        </w:rPr>
+      </w:pPr>
+      <w:r>
+        <w:rPr>
+          <w:rFonts w:cstheme="minorHAnsi" w:hint="eastAsia"/>
+          <w:sz w:val="20"/>
+          <w:szCs w:val="20"/>
+        </w:rPr>
+        <w:t xml:space="preserve">6. </w:t>
+      </w:r>
+      <w:r>
+        <w:rPr>
+          <w:rFonts w:cstheme="minorHAnsi" w:hint="eastAsia"/>
+          <w:sz w:val="20"/>
+          <w:szCs w:val="20"/>
+        </w:rPr>
+        <w:t>ヘンリー</w:t>
+      </w:r>
+      <w:r>
+        <w:rPr>
+          <w:rFonts w:ascii="MS Mincho" w:eastAsia="MS Mincho" w:hAnsi="MS Mincho" w:cs="MS Mincho" w:hint="eastAsia"/>
+          <w:sz w:val="20"/>
+          <w:szCs w:val="20"/>
+        </w:rPr>
+        <w:t>・</w:t>
+      </w:r>
+      <w:r>
+        <w:rPr>
+          <w:rFonts w:ascii="SimSun" w:hAnsi="SimSun" w:cs="SimSun" w:hint="eastAsia"/>
+          <w:sz w:val="20"/>
+          <w:szCs w:val="20"/>
+        </w:rPr>
+        <w:t>クラウド博士とジョン</w:t>
+      </w:r>
+      <w:r>
+        <w:rPr>
+          <w:rFonts w:ascii="MS Mincho" w:eastAsia="MS Mincho" w:hAnsi="MS Mincho" w:cs="MS Mincho" w:hint="eastAsia"/>
+          <w:sz w:val="20"/>
+          <w:szCs w:val="20"/>
+        </w:rPr>
+        <w:t>・</w:t>
+      </w:r>
+      <w:r>
+        <w:rPr>
+          <w:rFonts w:ascii="SimSun" w:hAnsi="SimSun" w:cs="SimSun" w:hint="eastAsia"/>
+          <w:sz w:val="20"/>
+          <w:szCs w:val="20"/>
+        </w:rPr>
+        <w:t>タウンゼント博士の著書『バウンダリーズ（</w:t>
+      </w:r>
+      <w:r>
+        <w:rPr>
+          <w:rFonts w:cstheme="minorHAnsi" w:hint="eastAsia"/>
+          <w:sz w:val="20"/>
+          <w:szCs w:val="20"/>
+        </w:rPr>
+        <w:t>Boundaries</w:t>
+      </w:r>
+      <w:r>
+        <w:rPr>
+          <w:rFonts w:cstheme="minorHAnsi" w:hint="eastAsia"/>
+          <w:sz w:val="20"/>
+          <w:szCs w:val="20"/>
+        </w:rPr>
+        <w:t>）』：健全な境界線（バウンダリー）の引き方を定義。メンタルヘルス、自尊心、人間関係において明確な限界を設けること。私たちはイエスとの良い関係を築く必要がある。</w:t>
+      </w:r>
+    </w:p>
+    <w:p>
+      <w:pPr>
+        <w:rPr>
+          <w:rFonts w:cstheme="minorHAnsi" w:hint="eastAsia"/>
+          <w:sz w:val="20"/>
+          <w:szCs w:val="20"/>
+        </w:rPr>
+      </w:pPr>
+      <w:r>
+        <w:rPr>
+          <w:rFonts w:cstheme="minorHAnsi" w:hint="eastAsia"/>
+          <w:sz w:val="20"/>
+          <w:szCs w:val="20"/>
+        </w:rPr>
+        <w:t xml:space="preserve">7. </w:t>
+      </w:r>
+      <w:proofErr w:type="spellStart"/>
+      <w:r>
+        <w:rPr>
+          <w:rFonts w:cstheme="minorHAnsi" w:hint="eastAsia"/>
+          <w:sz w:val="20"/>
+          <w:szCs w:val="20"/>
+        </w:rPr>
+        <w:t>結論</w:t>
+      </w:r>
+      <w:proofErr w:type="spellEnd"/>
+      <w:r>
+        <w:rPr>
+          <w:rFonts w:cstheme="minorHAnsi" w:hint="eastAsia"/>
+          <w:sz w:val="20"/>
+          <w:szCs w:val="20"/>
+        </w:rPr>
+        <w:t>：</w:t>
+      </w:r>
+    </w:p>
+    <w:p>
+      <w:pPr>
+        <w:rPr>
+          <w:rFonts w:cstheme="minorHAnsi" w:hint="eastAsia"/>
+          <w:sz w:val="20"/>
+          <w:szCs w:val="20"/>
+        </w:rPr>
+      </w:pPr>
+      <w:r>
+        <w:rPr>
+          <w:rFonts w:cstheme="minorHAnsi" w:hint="eastAsia"/>
+          <w:sz w:val="20"/>
+          <w:szCs w:val="20"/>
+        </w:rPr>
+        <w:t>私たちはすでに人生において犠牲を払っています。その犠牲を用いて神が何かをしてくださるのを待ち望みましょう。イエスは私たちのためにご自身の命を捧げられたのです。私たちは、ひたむきな従う者、急かさない友人、思いやりのある証人、そして自らを捧げる開拓者でありたいと願います。自らの命を捧げるとき、私たちは真の人生を見出すのです。</w:t>
+      </w:r>
+    </w:p>
+    <w:p>
+      <w:pPr>
+        <w:rPr>
+          <w:rFonts w:cstheme="minorHAnsi"/>
+          <w:sz w:val="20"/>
+          <w:szCs w:val="20"/>
+        </w:rPr>
+      </w:pPr>
+      <w:r>
+        <w:rPr>
+          <w:rFonts w:cstheme="minorHAnsi" w:hint="eastAsia"/>
+          <w:sz w:val="20"/>
+          <w:szCs w:val="20"/>
+        </w:rPr>
+        <w:t xml:space="preserve">8. </w:t>
+      </w:r>
+      <w:proofErr w:type="spellStart"/>
+      <w:r>
+        <w:rPr>
+          <w:rFonts w:cstheme="minorHAnsi" w:hint="eastAsia"/>
+          <w:sz w:val="20"/>
+          <w:szCs w:val="20"/>
+        </w:rPr>
+        <w:t>祈り：神様、私たちの人生においてあなたに従うという恵みを感謝します</w:t>
+      </w:r>
+      <w:proofErr w:type="spellEnd"/>
+      <w:r>
+        <w:rPr>
+          <w:rFonts w:cstheme="minorHAnsi" w:hint="eastAsia"/>
+          <w:sz w:val="20"/>
+          <w:szCs w:val="20"/>
+        </w:rPr>
+        <w:t>。</w:t>
+      </w:r>
+    </w:p>
+    <w:p>
+      <w:pPr>
+        <w:rPr>
+          <w:rFonts w:cstheme="minorHAnsi"/>
+          <w:sz w:val="20"/>
+          <w:szCs w:val="20"/>
+        </w:rPr>
+      </w:pPr>
+    </w:p>
+    <w:p>
+      <w:pPr>
+        <w:rPr>
+          <w:rFonts w:cstheme="minorHAnsi"/>
+          <w:sz w:val="20"/>
+          <w:szCs w:val="20"/>
+        </w:rPr>
+      </w:pPr>
+    </w:p>
     <w:sectPr>
-      <w:footerReference w:type="default" r:id="rId97"/>
+      <w:footerReference w:type="default" r:id="rId99"/>
       <w:pgSz w:w="12240" w:h="15840"/>
       <w:pgMar w:top="1440" w:right="1440" w:bottom="1530" w:left="1440" w:header="0" w:footer="720" w:gutter="0"/>
       <w:cols w:space="720"/>
@@ -8779,6 +14553,304 @@
     </w:lvl>
   </w:abstractNum>
   <w:abstractNum w:abstractNumId="1" w15:restartNumberingAfterBreak="0">
+    <w:nsid w:val="02B22037"/>
+    <w:multiLevelType w:val="multilevel"/>
+    <w:tmpl w:val="0A56F484"/>
+    <w:lvl w:ilvl="0">
+      <w:start w:val="1"/>
+      <w:numFmt w:val="bullet"/>
+      <w:lvlText w:val=""/>
+      <w:lvlJc w:val="left"/>
+      <w:pPr>
+        <w:tabs>
+          <w:tab w:val="num" w:pos="720"/>
+        </w:tabs>
+        <w:ind w:left="720" w:hanging="360"/>
+      </w:pPr>
+      <w:rPr>
+        <w:rFonts w:ascii="Symbol" w:hAnsi="Symbol" w:hint="default"/>
+        <w:sz w:val="20"/>
+      </w:rPr>
+    </w:lvl>
+    <w:lvl w:ilvl="1" w:tentative="1">
+      <w:start w:val="1"/>
+      <w:numFmt w:val="bullet"/>
+      <w:lvlText w:val="o"/>
+      <w:lvlJc w:val="left"/>
+      <w:pPr>
+        <w:tabs>
+          <w:tab w:val="num" w:pos="1440"/>
+        </w:tabs>
+        <w:ind w:left="1440" w:hanging="360"/>
+      </w:pPr>
+      <w:rPr>
+        <w:rFonts w:ascii="Courier New" w:hAnsi="Courier New" w:hint="default"/>
+        <w:sz w:val="20"/>
+      </w:rPr>
+    </w:lvl>
+    <w:lvl w:ilvl="2" w:tentative="1">
+      <w:start w:val="1"/>
+      <w:numFmt w:val="bullet"/>
+      <w:lvlText w:val=""/>
+      <w:lvlJc w:val="left"/>
+      <w:pPr>
+        <w:tabs>
+          <w:tab w:val="num" w:pos="2160"/>
+        </w:tabs>
+        <w:ind w:left="2160" w:hanging="360"/>
+      </w:pPr>
+      <w:rPr>
+        <w:rFonts w:ascii="Wingdings" w:hAnsi="Wingdings" w:hint="default"/>
+        <w:sz w:val="20"/>
+      </w:rPr>
+    </w:lvl>
+    <w:lvl w:ilvl="3" w:tentative="1">
+      <w:start w:val="1"/>
+      <w:numFmt w:val="bullet"/>
+      <w:lvlText w:val=""/>
+      <w:lvlJc w:val="left"/>
+      <w:pPr>
+        <w:tabs>
+          <w:tab w:val="num" w:pos="2880"/>
+        </w:tabs>
+        <w:ind w:left="2880" w:hanging="360"/>
+      </w:pPr>
+      <w:rPr>
+        <w:rFonts w:ascii="Wingdings" w:hAnsi="Wingdings" w:hint="default"/>
+        <w:sz w:val="20"/>
+      </w:rPr>
+    </w:lvl>
+    <w:lvl w:ilvl="4" w:tentative="1">
+      <w:start w:val="1"/>
+      <w:numFmt w:val="bullet"/>
+      <w:lvlText w:val=""/>
+      <w:lvlJc w:val="left"/>
+      <w:pPr>
+        <w:tabs>
+          <w:tab w:val="num" w:pos="3600"/>
+        </w:tabs>
+        <w:ind w:left="3600" w:hanging="360"/>
+      </w:pPr>
+      <w:rPr>
+        <w:rFonts w:ascii="Wingdings" w:hAnsi="Wingdings" w:hint="default"/>
+        <w:sz w:val="20"/>
+      </w:rPr>
+    </w:lvl>
+    <w:lvl w:ilvl="5" w:tentative="1">
+      <w:start w:val="1"/>
+      <w:numFmt w:val="bullet"/>
+      <w:lvlText w:val=""/>
+      <w:lvlJc w:val="left"/>
+      <w:pPr>
+        <w:tabs>
+          <w:tab w:val="num" w:pos="4320"/>
+        </w:tabs>
+        <w:ind w:left="4320" w:hanging="360"/>
+      </w:pPr>
+      <w:rPr>
+        <w:rFonts w:ascii="Wingdings" w:hAnsi="Wingdings" w:hint="default"/>
+        <w:sz w:val="20"/>
+      </w:rPr>
+    </w:lvl>
+    <w:lvl w:ilvl="6" w:tentative="1">
+      <w:start w:val="1"/>
+      <w:numFmt w:val="bullet"/>
+      <w:lvlText w:val=""/>
+      <w:lvlJc w:val="left"/>
+      <w:pPr>
+        <w:tabs>
+          <w:tab w:val="num" w:pos="5040"/>
+        </w:tabs>
+        <w:ind w:left="5040" w:hanging="360"/>
+      </w:pPr>
+      <w:rPr>
+        <w:rFonts w:ascii="Wingdings" w:hAnsi="Wingdings" w:hint="default"/>
+        <w:sz w:val="20"/>
+      </w:rPr>
+    </w:lvl>
+    <w:lvl w:ilvl="7" w:tentative="1">
+      <w:start w:val="1"/>
+      <w:numFmt w:val="bullet"/>
+      <w:lvlText w:val=""/>
+      <w:lvlJc w:val="left"/>
+      <w:pPr>
+        <w:tabs>
+          <w:tab w:val="num" w:pos="5760"/>
+        </w:tabs>
+        <w:ind w:left="5760" w:hanging="360"/>
+      </w:pPr>
+      <w:rPr>
+        <w:rFonts w:ascii="Wingdings" w:hAnsi="Wingdings" w:hint="default"/>
+        <w:sz w:val="20"/>
+      </w:rPr>
+    </w:lvl>
+    <w:lvl w:ilvl="8" w:tentative="1">
+      <w:start w:val="1"/>
+      <w:numFmt w:val="bullet"/>
+      <w:lvlText w:val=""/>
+      <w:lvlJc w:val="left"/>
+      <w:pPr>
+        <w:tabs>
+          <w:tab w:val="num" w:pos="6480"/>
+        </w:tabs>
+        <w:ind w:left="6480" w:hanging="360"/>
+      </w:pPr>
+      <w:rPr>
+        <w:rFonts w:ascii="Wingdings" w:hAnsi="Wingdings" w:hint="default"/>
+        <w:sz w:val="20"/>
+      </w:rPr>
+    </w:lvl>
+  </w:abstractNum>
+  <w:abstractNum w:abstractNumId="2" w15:restartNumberingAfterBreak="0">
+    <w:nsid w:val="039510AA"/>
+    <w:multiLevelType w:val="multilevel"/>
+    <w:tmpl w:val="12FCC7FE"/>
+    <w:lvl w:ilvl="0">
+      <w:start w:val="1"/>
+      <w:numFmt w:val="bullet"/>
+      <w:lvlText w:val=""/>
+      <w:lvlJc w:val="left"/>
+      <w:pPr>
+        <w:tabs>
+          <w:tab w:val="num" w:pos="720"/>
+        </w:tabs>
+        <w:ind w:left="720" w:hanging="360"/>
+      </w:pPr>
+      <w:rPr>
+        <w:rFonts w:ascii="Symbol" w:hAnsi="Symbol" w:hint="default"/>
+        <w:sz w:val="20"/>
+      </w:rPr>
+    </w:lvl>
+    <w:lvl w:ilvl="1" w:tentative="1">
+      <w:start w:val="1"/>
+      <w:numFmt w:val="bullet"/>
+      <w:lvlText w:val="o"/>
+      <w:lvlJc w:val="left"/>
+      <w:pPr>
+        <w:tabs>
+          <w:tab w:val="num" w:pos="1440"/>
+        </w:tabs>
+        <w:ind w:left="1440" w:hanging="360"/>
+      </w:pPr>
+      <w:rPr>
+        <w:rFonts w:ascii="Courier New" w:hAnsi="Courier New" w:hint="default"/>
+        <w:sz w:val="20"/>
+      </w:rPr>
+    </w:lvl>
+    <w:lvl w:ilvl="2" w:tentative="1">
+      <w:start w:val="1"/>
+      <w:numFmt w:val="bullet"/>
+      <w:lvlText w:val=""/>
+      <w:lvlJc w:val="left"/>
+      <w:pPr>
+        <w:tabs>
+          <w:tab w:val="num" w:pos="2160"/>
+        </w:tabs>
+        <w:ind w:left="2160" w:hanging="360"/>
+      </w:pPr>
+      <w:rPr>
+        <w:rFonts w:ascii="Wingdings" w:hAnsi="Wingdings" w:hint="default"/>
+        <w:sz w:val="20"/>
+      </w:rPr>
+    </w:lvl>
+    <w:lvl w:ilvl="3" w:tentative="1">
+      <w:start w:val="1"/>
+      <w:numFmt w:val="bullet"/>
+      <w:lvlText w:val=""/>
+      <w:lvlJc w:val="left"/>
+      <w:pPr>
+        <w:tabs>
+          <w:tab w:val="num" w:pos="2880"/>
+        </w:tabs>
+        <w:ind w:left="2880" w:hanging="360"/>
+      </w:pPr>
+      <w:rPr>
+        <w:rFonts w:ascii="Wingdings" w:hAnsi="Wingdings" w:hint="default"/>
+        <w:sz w:val="20"/>
+      </w:rPr>
+    </w:lvl>
+    <w:lvl w:ilvl="4" w:tentative="1">
+      <w:start w:val="1"/>
+      <w:numFmt w:val="bullet"/>
+      <w:lvlText w:val=""/>
+      <w:lvlJc w:val="left"/>
+      <w:pPr>
+        <w:tabs>
+          <w:tab w:val="num" w:pos="3600"/>
+        </w:tabs>
+        <w:ind w:left="3600" w:hanging="360"/>
+      </w:pPr>
+      <w:rPr>
+        <w:rFonts w:ascii="Wingdings" w:hAnsi="Wingdings" w:hint="default"/>
+        <w:sz w:val="20"/>
+      </w:rPr>
+    </w:lvl>
+    <w:lvl w:ilvl="5" w:tentative="1">
+      <w:start w:val="1"/>
+      <w:numFmt w:val="bullet"/>
+      <w:lvlText w:val=""/>
+      <w:lvlJc w:val="left"/>
+      <w:pPr>
+        <w:tabs>
+          <w:tab w:val="num" w:pos="4320"/>
+        </w:tabs>
+        <w:ind w:left="4320" w:hanging="360"/>
+      </w:pPr>
+      <w:rPr>
+        <w:rFonts w:ascii="Wingdings" w:hAnsi="Wingdings" w:hint="default"/>
+        <w:sz w:val="20"/>
+      </w:rPr>
+    </w:lvl>
+    <w:lvl w:ilvl="6" w:tentative="1">
+      <w:start w:val="1"/>
+      <w:numFmt w:val="bullet"/>
+      <w:lvlText w:val=""/>
+      <w:lvlJc w:val="left"/>
+      <w:pPr>
+        <w:tabs>
+          <w:tab w:val="num" w:pos="5040"/>
+        </w:tabs>
+        <w:ind w:left="5040" w:hanging="360"/>
+      </w:pPr>
+      <w:rPr>
+        <w:rFonts w:ascii="Wingdings" w:hAnsi="Wingdings" w:hint="default"/>
+        <w:sz w:val="20"/>
+      </w:rPr>
+    </w:lvl>
+    <w:lvl w:ilvl="7" w:tentative="1">
+      <w:start w:val="1"/>
+      <w:numFmt w:val="bullet"/>
+      <w:lvlText w:val=""/>
+      <w:lvlJc w:val="left"/>
+      <w:pPr>
+        <w:tabs>
+          <w:tab w:val="num" w:pos="5760"/>
+        </w:tabs>
+        <w:ind w:left="5760" w:hanging="360"/>
+      </w:pPr>
+      <w:rPr>
+        <w:rFonts w:ascii="Wingdings" w:hAnsi="Wingdings" w:hint="default"/>
+        <w:sz w:val="20"/>
+      </w:rPr>
+    </w:lvl>
+    <w:lvl w:ilvl="8" w:tentative="1">
+      <w:start w:val="1"/>
+      <w:numFmt w:val="bullet"/>
+      <w:lvlText w:val=""/>
+      <w:lvlJc w:val="left"/>
+      <w:pPr>
+        <w:tabs>
+          <w:tab w:val="num" w:pos="6480"/>
+        </w:tabs>
+        <w:ind w:left="6480" w:hanging="360"/>
+      </w:pPr>
+      <w:rPr>
+        <w:rFonts w:ascii="Wingdings" w:hAnsi="Wingdings" w:hint="default"/>
+        <w:sz w:val="20"/>
+      </w:rPr>
+    </w:lvl>
+  </w:abstractNum>
+  <w:abstractNum w:abstractNumId="3" w15:restartNumberingAfterBreak="0">
     <w:nsid w:val="03FF08FE"/>
     <w:multiLevelType w:val="multilevel"/>
     <w:tmpl w:val="4E8CA280"/>
@@ -8927,7 +14999,7 @@
       </w:rPr>
     </w:lvl>
   </w:abstractNum>
-  <w:abstractNum w:abstractNumId="2" w15:restartNumberingAfterBreak="0">
+  <w:abstractNum w:abstractNumId="4" w15:restartNumberingAfterBreak="0">
     <w:nsid w:val="08D346DB"/>
     <w:multiLevelType w:val="multilevel"/>
     <w:tmpl w:val="27D45D36"/>
@@ -9076,7 +15148,7 @@
       </w:rPr>
     </w:lvl>
   </w:abstractNum>
-  <w:abstractNum w:abstractNumId="3" w15:restartNumberingAfterBreak="0">
+  <w:abstractNum w:abstractNumId="5" w15:restartNumberingAfterBreak="0">
     <w:nsid w:val="0C6B0EBA"/>
     <w:multiLevelType w:val="multilevel"/>
     <w:tmpl w:val="75082026"/>
@@ -9225,7 +15297,7 @@
       </w:rPr>
     </w:lvl>
   </w:abstractNum>
-  <w:abstractNum w:abstractNumId="4" w15:restartNumberingAfterBreak="0">
+  <w:abstractNum w:abstractNumId="6" w15:restartNumberingAfterBreak="0">
     <w:nsid w:val="0DB474C1"/>
     <w:multiLevelType w:val="multilevel"/>
     <w:tmpl w:val="CCBAA73C"/>
@@ -9374,7 +15446,7 @@
       </w:rPr>
     </w:lvl>
   </w:abstractNum>
-  <w:abstractNum w:abstractNumId="5" w15:restartNumberingAfterBreak="0">
+  <w:abstractNum w:abstractNumId="7" w15:restartNumberingAfterBreak="0">
     <w:nsid w:val="0FCB09A8"/>
     <w:multiLevelType w:val="multilevel"/>
     <w:tmpl w:val="405C9C8C"/>
@@ -9523,7 +15595,305 @@
       </w:rPr>
     </w:lvl>
   </w:abstractNum>
-  <w:abstractNum w:abstractNumId="6" w15:restartNumberingAfterBreak="0">
+  <w:abstractNum w:abstractNumId="8" w15:restartNumberingAfterBreak="0">
+    <w:nsid w:val="13AD0695"/>
+    <w:multiLevelType w:val="multilevel"/>
+    <w:tmpl w:val="44340FA6"/>
+    <w:lvl w:ilvl="0">
+      <w:start w:val="1"/>
+      <w:numFmt w:val="bullet"/>
+      <w:lvlText w:val=""/>
+      <w:lvlJc w:val="left"/>
+      <w:pPr>
+        <w:tabs>
+          <w:tab w:val="num" w:pos="720"/>
+        </w:tabs>
+        <w:ind w:left="720" w:hanging="360"/>
+      </w:pPr>
+      <w:rPr>
+        <w:rFonts w:ascii="Symbol" w:hAnsi="Symbol" w:hint="default"/>
+        <w:sz w:val="20"/>
+      </w:rPr>
+    </w:lvl>
+    <w:lvl w:ilvl="1" w:tentative="1">
+      <w:start w:val="1"/>
+      <w:numFmt w:val="bullet"/>
+      <w:lvlText w:val="o"/>
+      <w:lvlJc w:val="left"/>
+      <w:pPr>
+        <w:tabs>
+          <w:tab w:val="num" w:pos="1440"/>
+        </w:tabs>
+        <w:ind w:left="1440" w:hanging="360"/>
+      </w:pPr>
+      <w:rPr>
+        <w:rFonts w:ascii="Courier New" w:hAnsi="Courier New" w:hint="default"/>
+        <w:sz w:val="20"/>
+      </w:rPr>
+    </w:lvl>
+    <w:lvl w:ilvl="2" w:tentative="1">
+      <w:start w:val="1"/>
+      <w:numFmt w:val="bullet"/>
+      <w:lvlText w:val=""/>
+      <w:lvlJc w:val="left"/>
+      <w:pPr>
+        <w:tabs>
+          <w:tab w:val="num" w:pos="2160"/>
+        </w:tabs>
+        <w:ind w:left="2160" w:hanging="360"/>
+      </w:pPr>
+      <w:rPr>
+        <w:rFonts w:ascii="Wingdings" w:hAnsi="Wingdings" w:hint="default"/>
+        <w:sz w:val="20"/>
+      </w:rPr>
+    </w:lvl>
+    <w:lvl w:ilvl="3" w:tentative="1">
+      <w:start w:val="1"/>
+      <w:numFmt w:val="bullet"/>
+      <w:lvlText w:val=""/>
+      <w:lvlJc w:val="left"/>
+      <w:pPr>
+        <w:tabs>
+          <w:tab w:val="num" w:pos="2880"/>
+        </w:tabs>
+        <w:ind w:left="2880" w:hanging="360"/>
+      </w:pPr>
+      <w:rPr>
+        <w:rFonts w:ascii="Wingdings" w:hAnsi="Wingdings" w:hint="default"/>
+        <w:sz w:val="20"/>
+      </w:rPr>
+    </w:lvl>
+    <w:lvl w:ilvl="4" w:tentative="1">
+      <w:start w:val="1"/>
+      <w:numFmt w:val="bullet"/>
+      <w:lvlText w:val=""/>
+      <w:lvlJc w:val="left"/>
+      <w:pPr>
+        <w:tabs>
+          <w:tab w:val="num" w:pos="3600"/>
+        </w:tabs>
+        <w:ind w:left="3600" w:hanging="360"/>
+      </w:pPr>
+      <w:rPr>
+        <w:rFonts w:ascii="Wingdings" w:hAnsi="Wingdings" w:hint="default"/>
+        <w:sz w:val="20"/>
+      </w:rPr>
+    </w:lvl>
+    <w:lvl w:ilvl="5" w:tentative="1">
+      <w:start w:val="1"/>
+      <w:numFmt w:val="bullet"/>
+      <w:lvlText w:val=""/>
+      <w:lvlJc w:val="left"/>
+      <w:pPr>
+        <w:tabs>
+          <w:tab w:val="num" w:pos="4320"/>
+        </w:tabs>
+        <w:ind w:left="4320" w:hanging="360"/>
+      </w:pPr>
+      <w:rPr>
+        <w:rFonts w:ascii="Wingdings" w:hAnsi="Wingdings" w:hint="default"/>
+        <w:sz w:val="20"/>
+      </w:rPr>
+    </w:lvl>
+    <w:lvl w:ilvl="6" w:tentative="1">
+      <w:start w:val="1"/>
+      <w:numFmt w:val="bullet"/>
+      <w:lvlText w:val=""/>
+      <w:lvlJc w:val="left"/>
+      <w:pPr>
+        <w:tabs>
+          <w:tab w:val="num" w:pos="5040"/>
+        </w:tabs>
+        <w:ind w:left="5040" w:hanging="360"/>
+      </w:pPr>
+      <w:rPr>
+        <w:rFonts w:ascii="Wingdings" w:hAnsi="Wingdings" w:hint="default"/>
+        <w:sz w:val="20"/>
+      </w:rPr>
+    </w:lvl>
+    <w:lvl w:ilvl="7" w:tentative="1">
+      <w:start w:val="1"/>
+      <w:numFmt w:val="bullet"/>
+      <w:lvlText w:val=""/>
+      <w:lvlJc w:val="left"/>
+      <w:pPr>
+        <w:tabs>
+          <w:tab w:val="num" w:pos="5760"/>
+        </w:tabs>
+        <w:ind w:left="5760" w:hanging="360"/>
+      </w:pPr>
+      <w:rPr>
+        <w:rFonts w:ascii="Wingdings" w:hAnsi="Wingdings" w:hint="default"/>
+        <w:sz w:val="20"/>
+      </w:rPr>
+    </w:lvl>
+    <w:lvl w:ilvl="8" w:tentative="1">
+      <w:start w:val="1"/>
+      <w:numFmt w:val="bullet"/>
+      <w:lvlText w:val=""/>
+      <w:lvlJc w:val="left"/>
+      <w:pPr>
+        <w:tabs>
+          <w:tab w:val="num" w:pos="6480"/>
+        </w:tabs>
+        <w:ind w:left="6480" w:hanging="360"/>
+      </w:pPr>
+      <w:rPr>
+        <w:rFonts w:ascii="Wingdings" w:hAnsi="Wingdings" w:hint="default"/>
+        <w:sz w:val="20"/>
+      </w:rPr>
+    </w:lvl>
+  </w:abstractNum>
+  <w:abstractNum w:abstractNumId="9" w15:restartNumberingAfterBreak="0">
+    <w:nsid w:val="18F35444"/>
+    <w:multiLevelType w:val="multilevel"/>
+    <w:tmpl w:val="160412C8"/>
+    <w:lvl w:ilvl="0">
+      <w:start w:val="1"/>
+      <w:numFmt w:val="bullet"/>
+      <w:lvlText w:val=""/>
+      <w:lvlJc w:val="left"/>
+      <w:pPr>
+        <w:tabs>
+          <w:tab w:val="num" w:pos="720"/>
+        </w:tabs>
+        <w:ind w:left="720" w:hanging="360"/>
+      </w:pPr>
+      <w:rPr>
+        <w:rFonts w:ascii="Symbol" w:hAnsi="Symbol" w:hint="default"/>
+        <w:sz w:val="20"/>
+      </w:rPr>
+    </w:lvl>
+    <w:lvl w:ilvl="1" w:tentative="1">
+      <w:start w:val="1"/>
+      <w:numFmt w:val="bullet"/>
+      <w:lvlText w:val="o"/>
+      <w:lvlJc w:val="left"/>
+      <w:pPr>
+        <w:tabs>
+          <w:tab w:val="num" w:pos="1440"/>
+        </w:tabs>
+        <w:ind w:left="1440" w:hanging="360"/>
+      </w:pPr>
+      <w:rPr>
+        <w:rFonts w:ascii="Courier New" w:hAnsi="Courier New" w:hint="default"/>
+        <w:sz w:val="20"/>
+      </w:rPr>
+    </w:lvl>
+    <w:lvl w:ilvl="2" w:tentative="1">
+      <w:start w:val="1"/>
+      <w:numFmt w:val="bullet"/>
+      <w:lvlText w:val=""/>
+      <w:lvlJc w:val="left"/>
+      <w:pPr>
+        <w:tabs>
+          <w:tab w:val="num" w:pos="2160"/>
+        </w:tabs>
+        <w:ind w:left="2160" w:hanging="360"/>
+      </w:pPr>
+      <w:rPr>
+        <w:rFonts w:ascii="Wingdings" w:hAnsi="Wingdings" w:hint="default"/>
+        <w:sz w:val="20"/>
+      </w:rPr>
+    </w:lvl>
+    <w:lvl w:ilvl="3" w:tentative="1">
+      <w:start w:val="1"/>
+      <w:numFmt w:val="bullet"/>
+      <w:lvlText w:val=""/>
+      <w:lvlJc w:val="left"/>
+      <w:pPr>
+        <w:tabs>
+          <w:tab w:val="num" w:pos="2880"/>
+        </w:tabs>
+        <w:ind w:left="2880" w:hanging="360"/>
+      </w:pPr>
+      <w:rPr>
+        <w:rFonts w:ascii="Wingdings" w:hAnsi="Wingdings" w:hint="default"/>
+        <w:sz w:val="20"/>
+      </w:rPr>
+    </w:lvl>
+    <w:lvl w:ilvl="4" w:tentative="1">
+      <w:start w:val="1"/>
+      <w:numFmt w:val="bullet"/>
+      <w:lvlText w:val=""/>
+      <w:lvlJc w:val="left"/>
+      <w:pPr>
+        <w:tabs>
+          <w:tab w:val="num" w:pos="3600"/>
+        </w:tabs>
+        <w:ind w:left="3600" w:hanging="360"/>
+      </w:pPr>
+      <w:rPr>
+        <w:rFonts w:ascii="Wingdings" w:hAnsi="Wingdings" w:hint="default"/>
+        <w:sz w:val="20"/>
+      </w:rPr>
+    </w:lvl>
+    <w:lvl w:ilvl="5" w:tentative="1">
+      <w:start w:val="1"/>
+      <w:numFmt w:val="bullet"/>
+      <w:lvlText w:val=""/>
+      <w:lvlJc w:val="left"/>
+      <w:pPr>
+        <w:tabs>
+          <w:tab w:val="num" w:pos="4320"/>
+        </w:tabs>
+        <w:ind w:left="4320" w:hanging="360"/>
+      </w:pPr>
+      <w:rPr>
+        <w:rFonts w:ascii="Wingdings" w:hAnsi="Wingdings" w:hint="default"/>
+        <w:sz w:val="20"/>
+      </w:rPr>
+    </w:lvl>
+    <w:lvl w:ilvl="6" w:tentative="1">
+      <w:start w:val="1"/>
+      <w:numFmt w:val="bullet"/>
+      <w:lvlText w:val=""/>
+      <w:lvlJc w:val="left"/>
+      <w:pPr>
+        <w:tabs>
+          <w:tab w:val="num" w:pos="5040"/>
+        </w:tabs>
+        <w:ind w:left="5040" w:hanging="360"/>
+      </w:pPr>
+      <w:rPr>
+        <w:rFonts w:ascii="Wingdings" w:hAnsi="Wingdings" w:hint="default"/>
+        <w:sz w:val="20"/>
+      </w:rPr>
+    </w:lvl>
+    <w:lvl w:ilvl="7" w:tentative="1">
+      <w:start w:val="1"/>
+      <w:numFmt w:val="bullet"/>
+      <w:lvlText w:val=""/>
+      <w:lvlJc w:val="left"/>
+      <w:pPr>
+        <w:tabs>
+          <w:tab w:val="num" w:pos="5760"/>
+        </w:tabs>
+        <w:ind w:left="5760" w:hanging="360"/>
+      </w:pPr>
+      <w:rPr>
+        <w:rFonts w:ascii="Wingdings" w:hAnsi="Wingdings" w:hint="default"/>
+        <w:sz w:val="20"/>
+      </w:rPr>
+    </w:lvl>
+    <w:lvl w:ilvl="8" w:tentative="1">
+      <w:start w:val="1"/>
+      <w:numFmt w:val="bullet"/>
+      <w:lvlText w:val=""/>
+      <w:lvlJc w:val="left"/>
+      <w:pPr>
+        <w:tabs>
+          <w:tab w:val="num" w:pos="6480"/>
+        </w:tabs>
+        <w:ind w:left="6480" w:hanging="360"/>
+      </w:pPr>
+      <w:rPr>
+        <w:rFonts w:ascii="Wingdings" w:hAnsi="Wingdings" w:hint="default"/>
+        <w:sz w:val="20"/>
+      </w:rPr>
+    </w:lvl>
+  </w:abstractNum>
+  <w:abstractNum w:abstractNumId="10" w15:restartNumberingAfterBreak="0">
     <w:nsid w:val="19951C3F"/>
     <w:multiLevelType w:val="multilevel"/>
     <w:tmpl w:val="BE60EAE6"/>
@@ -9672,7 +16042,305 @@
       </w:rPr>
     </w:lvl>
   </w:abstractNum>
-  <w:abstractNum w:abstractNumId="7" w15:restartNumberingAfterBreak="0">
+  <w:abstractNum w:abstractNumId="11" w15:restartNumberingAfterBreak="0">
+    <w:nsid w:val="1B4F6B2E"/>
+    <w:multiLevelType w:val="multilevel"/>
+    <w:tmpl w:val="11BA65C4"/>
+    <w:lvl w:ilvl="0">
+      <w:start w:val="1"/>
+      <w:numFmt w:val="bullet"/>
+      <w:lvlText w:val=""/>
+      <w:lvlJc w:val="left"/>
+      <w:pPr>
+        <w:tabs>
+          <w:tab w:val="num" w:pos="720"/>
+        </w:tabs>
+        <w:ind w:left="720" w:hanging="360"/>
+      </w:pPr>
+      <w:rPr>
+        <w:rFonts w:ascii="Symbol" w:hAnsi="Symbol" w:hint="default"/>
+        <w:sz w:val="20"/>
+      </w:rPr>
+    </w:lvl>
+    <w:lvl w:ilvl="1" w:tentative="1">
+      <w:start w:val="1"/>
+      <w:numFmt w:val="bullet"/>
+      <w:lvlText w:val="o"/>
+      <w:lvlJc w:val="left"/>
+      <w:pPr>
+        <w:tabs>
+          <w:tab w:val="num" w:pos="1440"/>
+        </w:tabs>
+        <w:ind w:left="1440" w:hanging="360"/>
+      </w:pPr>
+      <w:rPr>
+        <w:rFonts w:ascii="Courier New" w:hAnsi="Courier New" w:hint="default"/>
+        <w:sz w:val="20"/>
+      </w:rPr>
+    </w:lvl>
+    <w:lvl w:ilvl="2" w:tentative="1">
+      <w:start w:val="1"/>
+      <w:numFmt w:val="bullet"/>
+      <w:lvlText w:val=""/>
+      <w:lvlJc w:val="left"/>
+      <w:pPr>
+        <w:tabs>
+          <w:tab w:val="num" w:pos="2160"/>
+        </w:tabs>
+        <w:ind w:left="2160" w:hanging="360"/>
+      </w:pPr>
+      <w:rPr>
+        <w:rFonts w:ascii="Wingdings" w:hAnsi="Wingdings" w:hint="default"/>
+        <w:sz w:val="20"/>
+      </w:rPr>
+    </w:lvl>
+    <w:lvl w:ilvl="3" w:tentative="1">
+      <w:start w:val="1"/>
+      <w:numFmt w:val="bullet"/>
+      <w:lvlText w:val=""/>
+      <w:lvlJc w:val="left"/>
+      <w:pPr>
+        <w:tabs>
+          <w:tab w:val="num" w:pos="2880"/>
+        </w:tabs>
+        <w:ind w:left="2880" w:hanging="360"/>
+      </w:pPr>
+      <w:rPr>
+        <w:rFonts w:ascii="Wingdings" w:hAnsi="Wingdings" w:hint="default"/>
+        <w:sz w:val="20"/>
+      </w:rPr>
+    </w:lvl>
+    <w:lvl w:ilvl="4" w:tentative="1">
+      <w:start w:val="1"/>
+      <w:numFmt w:val="bullet"/>
+      <w:lvlText w:val=""/>
+      <w:lvlJc w:val="left"/>
+      <w:pPr>
+        <w:tabs>
+          <w:tab w:val="num" w:pos="3600"/>
+        </w:tabs>
+        <w:ind w:left="3600" w:hanging="360"/>
+      </w:pPr>
+      <w:rPr>
+        <w:rFonts w:ascii="Wingdings" w:hAnsi="Wingdings" w:hint="default"/>
+        <w:sz w:val="20"/>
+      </w:rPr>
+    </w:lvl>
+    <w:lvl w:ilvl="5" w:tentative="1">
+      <w:start w:val="1"/>
+      <w:numFmt w:val="bullet"/>
+      <w:lvlText w:val=""/>
+      <w:lvlJc w:val="left"/>
+      <w:pPr>
+        <w:tabs>
+          <w:tab w:val="num" w:pos="4320"/>
+        </w:tabs>
+        <w:ind w:left="4320" w:hanging="360"/>
+      </w:pPr>
+      <w:rPr>
+        <w:rFonts w:ascii="Wingdings" w:hAnsi="Wingdings" w:hint="default"/>
+        <w:sz w:val="20"/>
+      </w:rPr>
+    </w:lvl>
+    <w:lvl w:ilvl="6" w:tentative="1">
+      <w:start w:val="1"/>
+      <w:numFmt w:val="bullet"/>
+      <w:lvlText w:val=""/>
+      <w:lvlJc w:val="left"/>
+      <w:pPr>
+        <w:tabs>
+          <w:tab w:val="num" w:pos="5040"/>
+        </w:tabs>
+        <w:ind w:left="5040" w:hanging="360"/>
+      </w:pPr>
+      <w:rPr>
+        <w:rFonts w:ascii="Wingdings" w:hAnsi="Wingdings" w:hint="default"/>
+        <w:sz w:val="20"/>
+      </w:rPr>
+    </w:lvl>
+    <w:lvl w:ilvl="7" w:tentative="1">
+      <w:start w:val="1"/>
+      <w:numFmt w:val="bullet"/>
+      <w:lvlText w:val=""/>
+      <w:lvlJc w:val="left"/>
+      <w:pPr>
+        <w:tabs>
+          <w:tab w:val="num" w:pos="5760"/>
+        </w:tabs>
+        <w:ind w:left="5760" w:hanging="360"/>
+      </w:pPr>
+      <w:rPr>
+        <w:rFonts w:ascii="Wingdings" w:hAnsi="Wingdings" w:hint="default"/>
+        <w:sz w:val="20"/>
+      </w:rPr>
+    </w:lvl>
+    <w:lvl w:ilvl="8" w:tentative="1">
+      <w:start w:val="1"/>
+      <w:numFmt w:val="bullet"/>
+      <w:lvlText w:val=""/>
+      <w:lvlJc w:val="left"/>
+      <w:pPr>
+        <w:tabs>
+          <w:tab w:val="num" w:pos="6480"/>
+        </w:tabs>
+        <w:ind w:left="6480" w:hanging="360"/>
+      </w:pPr>
+      <w:rPr>
+        <w:rFonts w:ascii="Wingdings" w:hAnsi="Wingdings" w:hint="default"/>
+        <w:sz w:val="20"/>
+      </w:rPr>
+    </w:lvl>
+  </w:abstractNum>
+  <w:abstractNum w:abstractNumId="12" w15:restartNumberingAfterBreak="0">
+    <w:nsid w:val="1E8053DB"/>
+    <w:multiLevelType w:val="multilevel"/>
+    <w:tmpl w:val="6DF49C6E"/>
+    <w:lvl w:ilvl="0">
+      <w:start w:val="1"/>
+      <w:numFmt w:val="bullet"/>
+      <w:lvlText w:val=""/>
+      <w:lvlJc w:val="left"/>
+      <w:pPr>
+        <w:tabs>
+          <w:tab w:val="num" w:pos="720"/>
+        </w:tabs>
+        <w:ind w:left="720" w:hanging="360"/>
+      </w:pPr>
+      <w:rPr>
+        <w:rFonts w:ascii="Symbol" w:hAnsi="Symbol" w:hint="default"/>
+        <w:sz w:val="20"/>
+      </w:rPr>
+    </w:lvl>
+    <w:lvl w:ilvl="1" w:tentative="1">
+      <w:start w:val="1"/>
+      <w:numFmt w:val="bullet"/>
+      <w:lvlText w:val="o"/>
+      <w:lvlJc w:val="left"/>
+      <w:pPr>
+        <w:tabs>
+          <w:tab w:val="num" w:pos="1440"/>
+        </w:tabs>
+        <w:ind w:left="1440" w:hanging="360"/>
+      </w:pPr>
+      <w:rPr>
+        <w:rFonts w:ascii="Courier New" w:hAnsi="Courier New" w:hint="default"/>
+        <w:sz w:val="20"/>
+      </w:rPr>
+    </w:lvl>
+    <w:lvl w:ilvl="2" w:tentative="1">
+      <w:start w:val="1"/>
+      <w:numFmt w:val="bullet"/>
+      <w:lvlText w:val=""/>
+      <w:lvlJc w:val="left"/>
+      <w:pPr>
+        <w:tabs>
+          <w:tab w:val="num" w:pos="2160"/>
+        </w:tabs>
+        <w:ind w:left="2160" w:hanging="360"/>
+      </w:pPr>
+      <w:rPr>
+        <w:rFonts w:ascii="Wingdings" w:hAnsi="Wingdings" w:hint="default"/>
+        <w:sz w:val="20"/>
+      </w:rPr>
+    </w:lvl>
+    <w:lvl w:ilvl="3" w:tentative="1">
+      <w:start w:val="1"/>
+      <w:numFmt w:val="bullet"/>
+      <w:lvlText w:val=""/>
+      <w:lvlJc w:val="left"/>
+      <w:pPr>
+        <w:tabs>
+          <w:tab w:val="num" w:pos="2880"/>
+        </w:tabs>
+        <w:ind w:left="2880" w:hanging="360"/>
+      </w:pPr>
+      <w:rPr>
+        <w:rFonts w:ascii="Wingdings" w:hAnsi="Wingdings" w:hint="default"/>
+        <w:sz w:val="20"/>
+      </w:rPr>
+    </w:lvl>
+    <w:lvl w:ilvl="4" w:tentative="1">
+      <w:start w:val="1"/>
+      <w:numFmt w:val="bullet"/>
+      <w:lvlText w:val=""/>
+      <w:lvlJc w:val="left"/>
+      <w:pPr>
+        <w:tabs>
+          <w:tab w:val="num" w:pos="3600"/>
+        </w:tabs>
+        <w:ind w:left="3600" w:hanging="360"/>
+      </w:pPr>
+      <w:rPr>
+        <w:rFonts w:ascii="Wingdings" w:hAnsi="Wingdings" w:hint="default"/>
+        <w:sz w:val="20"/>
+      </w:rPr>
+    </w:lvl>
+    <w:lvl w:ilvl="5" w:tentative="1">
+      <w:start w:val="1"/>
+      <w:numFmt w:val="bullet"/>
+      <w:lvlText w:val=""/>
+      <w:lvlJc w:val="left"/>
+      <w:pPr>
+        <w:tabs>
+          <w:tab w:val="num" w:pos="4320"/>
+        </w:tabs>
+        <w:ind w:left="4320" w:hanging="360"/>
+      </w:pPr>
+      <w:rPr>
+        <w:rFonts w:ascii="Wingdings" w:hAnsi="Wingdings" w:hint="default"/>
+        <w:sz w:val="20"/>
+      </w:rPr>
+    </w:lvl>
+    <w:lvl w:ilvl="6" w:tentative="1">
+      <w:start w:val="1"/>
+      <w:numFmt w:val="bullet"/>
+      <w:lvlText w:val=""/>
+      <w:lvlJc w:val="left"/>
+      <w:pPr>
+        <w:tabs>
+          <w:tab w:val="num" w:pos="5040"/>
+        </w:tabs>
+        <w:ind w:left="5040" w:hanging="360"/>
+      </w:pPr>
+      <w:rPr>
+        <w:rFonts w:ascii="Wingdings" w:hAnsi="Wingdings" w:hint="default"/>
+        <w:sz w:val="20"/>
+      </w:rPr>
+    </w:lvl>
+    <w:lvl w:ilvl="7" w:tentative="1">
+      <w:start w:val="1"/>
+      <w:numFmt w:val="bullet"/>
+      <w:lvlText w:val=""/>
+      <w:lvlJc w:val="left"/>
+      <w:pPr>
+        <w:tabs>
+          <w:tab w:val="num" w:pos="5760"/>
+        </w:tabs>
+        <w:ind w:left="5760" w:hanging="360"/>
+      </w:pPr>
+      <w:rPr>
+        <w:rFonts w:ascii="Wingdings" w:hAnsi="Wingdings" w:hint="default"/>
+        <w:sz w:val="20"/>
+      </w:rPr>
+    </w:lvl>
+    <w:lvl w:ilvl="8" w:tentative="1">
+      <w:start w:val="1"/>
+      <w:numFmt w:val="bullet"/>
+      <w:lvlText w:val=""/>
+      <w:lvlJc w:val="left"/>
+      <w:pPr>
+        <w:tabs>
+          <w:tab w:val="num" w:pos="6480"/>
+        </w:tabs>
+        <w:ind w:left="6480" w:hanging="360"/>
+      </w:pPr>
+      <w:rPr>
+        <w:rFonts w:ascii="Wingdings" w:hAnsi="Wingdings" w:hint="default"/>
+        <w:sz w:val="20"/>
+      </w:rPr>
+    </w:lvl>
+  </w:abstractNum>
+  <w:abstractNum w:abstractNumId="13" w15:restartNumberingAfterBreak="0">
     <w:nsid w:val="1F083D8C"/>
     <w:multiLevelType w:val="multilevel"/>
     <w:tmpl w:val="C3C279F2"/>
@@ -9821,7 +16489,305 @@
       </w:rPr>
     </w:lvl>
   </w:abstractNum>
-  <w:abstractNum w:abstractNumId="8" w15:restartNumberingAfterBreak="0">
+  <w:abstractNum w:abstractNumId="14" w15:restartNumberingAfterBreak="0">
+    <w:nsid w:val="21BD1903"/>
+    <w:multiLevelType w:val="multilevel"/>
+    <w:tmpl w:val="7D9A015E"/>
+    <w:lvl w:ilvl="0">
+      <w:start w:val="1"/>
+      <w:numFmt w:val="bullet"/>
+      <w:lvlText w:val=""/>
+      <w:lvlJc w:val="left"/>
+      <w:pPr>
+        <w:tabs>
+          <w:tab w:val="num" w:pos="720"/>
+        </w:tabs>
+        <w:ind w:left="720" w:hanging="360"/>
+      </w:pPr>
+      <w:rPr>
+        <w:rFonts w:ascii="Symbol" w:hAnsi="Symbol" w:hint="default"/>
+        <w:sz w:val="20"/>
+      </w:rPr>
+    </w:lvl>
+    <w:lvl w:ilvl="1" w:tentative="1">
+      <w:start w:val="1"/>
+      <w:numFmt w:val="bullet"/>
+      <w:lvlText w:val="o"/>
+      <w:lvlJc w:val="left"/>
+      <w:pPr>
+        <w:tabs>
+          <w:tab w:val="num" w:pos="1440"/>
+        </w:tabs>
+        <w:ind w:left="1440" w:hanging="360"/>
+      </w:pPr>
+      <w:rPr>
+        <w:rFonts w:ascii="Courier New" w:hAnsi="Courier New" w:hint="default"/>
+        <w:sz w:val="20"/>
+      </w:rPr>
+    </w:lvl>
+    <w:lvl w:ilvl="2" w:tentative="1">
+      <w:start w:val="1"/>
+      <w:numFmt w:val="bullet"/>
+      <w:lvlText w:val=""/>
+      <w:lvlJc w:val="left"/>
+      <w:pPr>
+        <w:tabs>
+          <w:tab w:val="num" w:pos="2160"/>
+        </w:tabs>
+        <w:ind w:left="2160" w:hanging="360"/>
+      </w:pPr>
+      <w:rPr>
+        <w:rFonts w:ascii="Wingdings" w:hAnsi="Wingdings" w:hint="default"/>
+        <w:sz w:val="20"/>
+      </w:rPr>
+    </w:lvl>
+    <w:lvl w:ilvl="3" w:tentative="1">
+      <w:start w:val="1"/>
+      <w:numFmt w:val="bullet"/>
+      <w:lvlText w:val=""/>
+      <w:lvlJc w:val="left"/>
+      <w:pPr>
+        <w:tabs>
+          <w:tab w:val="num" w:pos="2880"/>
+        </w:tabs>
+        <w:ind w:left="2880" w:hanging="360"/>
+      </w:pPr>
+      <w:rPr>
+        <w:rFonts w:ascii="Wingdings" w:hAnsi="Wingdings" w:hint="default"/>
+        <w:sz w:val="20"/>
+      </w:rPr>
+    </w:lvl>
+    <w:lvl w:ilvl="4" w:tentative="1">
+      <w:start w:val="1"/>
+      <w:numFmt w:val="bullet"/>
+      <w:lvlText w:val=""/>
+      <w:lvlJc w:val="left"/>
+      <w:pPr>
+        <w:tabs>
+          <w:tab w:val="num" w:pos="3600"/>
+        </w:tabs>
+        <w:ind w:left="3600" w:hanging="360"/>
+      </w:pPr>
+      <w:rPr>
+        <w:rFonts w:ascii="Wingdings" w:hAnsi="Wingdings" w:hint="default"/>
+        <w:sz w:val="20"/>
+      </w:rPr>
+    </w:lvl>
+    <w:lvl w:ilvl="5" w:tentative="1">
+      <w:start w:val="1"/>
+      <w:numFmt w:val="bullet"/>
+      <w:lvlText w:val=""/>
+      <w:lvlJc w:val="left"/>
+      <w:pPr>
+        <w:tabs>
+          <w:tab w:val="num" w:pos="4320"/>
+        </w:tabs>
+        <w:ind w:left="4320" w:hanging="360"/>
+      </w:pPr>
+      <w:rPr>
+        <w:rFonts w:ascii="Wingdings" w:hAnsi="Wingdings" w:hint="default"/>
+        <w:sz w:val="20"/>
+      </w:rPr>
+    </w:lvl>
+    <w:lvl w:ilvl="6" w:tentative="1">
+      <w:start w:val="1"/>
+      <w:numFmt w:val="bullet"/>
+      <w:lvlText w:val=""/>
+      <w:lvlJc w:val="left"/>
+      <w:pPr>
+        <w:tabs>
+          <w:tab w:val="num" w:pos="5040"/>
+        </w:tabs>
+        <w:ind w:left="5040" w:hanging="360"/>
+      </w:pPr>
+      <w:rPr>
+        <w:rFonts w:ascii="Wingdings" w:hAnsi="Wingdings" w:hint="default"/>
+        <w:sz w:val="20"/>
+      </w:rPr>
+    </w:lvl>
+    <w:lvl w:ilvl="7" w:tentative="1">
+      <w:start w:val="1"/>
+      <w:numFmt w:val="bullet"/>
+      <w:lvlText w:val=""/>
+      <w:lvlJc w:val="left"/>
+      <w:pPr>
+        <w:tabs>
+          <w:tab w:val="num" w:pos="5760"/>
+        </w:tabs>
+        <w:ind w:left="5760" w:hanging="360"/>
+      </w:pPr>
+      <w:rPr>
+        <w:rFonts w:ascii="Wingdings" w:hAnsi="Wingdings" w:hint="default"/>
+        <w:sz w:val="20"/>
+      </w:rPr>
+    </w:lvl>
+    <w:lvl w:ilvl="8" w:tentative="1">
+      <w:start w:val="1"/>
+      <w:numFmt w:val="bullet"/>
+      <w:lvlText w:val=""/>
+      <w:lvlJc w:val="left"/>
+      <w:pPr>
+        <w:tabs>
+          <w:tab w:val="num" w:pos="6480"/>
+        </w:tabs>
+        <w:ind w:left="6480" w:hanging="360"/>
+      </w:pPr>
+      <w:rPr>
+        <w:rFonts w:ascii="Wingdings" w:hAnsi="Wingdings" w:hint="default"/>
+        <w:sz w:val="20"/>
+      </w:rPr>
+    </w:lvl>
+  </w:abstractNum>
+  <w:abstractNum w:abstractNumId="15" w15:restartNumberingAfterBreak="0">
+    <w:nsid w:val="253767D1"/>
+    <w:multiLevelType w:val="multilevel"/>
+    <w:tmpl w:val="F82A04B2"/>
+    <w:lvl w:ilvl="0">
+      <w:start w:val="1"/>
+      <w:numFmt w:val="bullet"/>
+      <w:lvlText w:val=""/>
+      <w:lvlJc w:val="left"/>
+      <w:pPr>
+        <w:tabs>
+          <w:tab w:val="num" w:pos="720"/>
+        </w:tabs>
+        <w:ind w:left="720" w:hanging="360"/>
+      </w:pPr>
+      <w:rPr>
+        <w:rFonts w:ascii="Symbol" w:hAnsi="Symbol" w:hint="default"/>
+        <w:sz w:val="20"/>
+      </w:rPr>
+    </w:lvl>
+    <w:lvl w:ilvl="1" w:tentative="1">
+      <w:start w:val="1"/>
+      <w:numFmt w:val="bullet"/>
+      <w:lvlText w:val="o"/>
+      <w:lvlJc w:val="left"/>
+      <w:pPr>
+        <w:tabs>
+          <w:tab w:val="num" w:pos="1440"/>
+        </w:tabs>
+        <w:ind w:left="1440" w:hanging="360"/>
+      </w:pPr>
+      <w:rPr>
+        <w:rFonts w:ascii="Courier New" w:hAnsi="Courier New" w:hint="default"/>
+        <w:sz w:val="20"/>
+      </w:rPr>
+    </w:lvl>
+    <w:lvl w:ilvl="2" w:tentative="1">
+      <w:start w:val="1"/>
+      <w:numFmt w:val="bullet"/>
+      <w:lvlText w:val=""/>
+      <w:lvlJc w:val="left"/>
+      <w:pPr>
+        <w:tabs>
+          <w:tab w:val="num" w:pos="2160"/>
+        </w:tabs>
+        <w:ind w:left="2160" w:hanging="360"/>
+      </w:pPr>
+      <w:rPr>
+        <w:rFonts w:ascii="Wingdings" w:hAnsi="Wingdings" w:hint="default"/>
+        <w:sz w:val="20"/>
+      </w:rPr>
+    </w:lvl>
+    <w:lvl w:ilvl="3" w:tentative="1">
+      <w:start w:val="1"/>
+      <w:numFmt w:val="bullet"/>
+      <w:lvlText w:val=""/>
+      <w:lvlJc w:val="left"/>
+      <w:pPr>
+        <w:tabs>
+          <w:tab w:val="num" w:pos="2880"/>
+        </w:tabs>
+        <w:ind w:left="2880" w:hanging="360"/>
+      </w:pPr>
+      <w:rPr>
+        <w:rFonts w:ascii="Wingdings" w:hAnsi="Wingdings" w:hint="default"/>
+        <w:sz w:val="20"/>
+      </w:rPr>
+    </w:lvl>
+    <w:lvl w:ilvl="4" w:tentative="1">
+      <w:start w:val="1"/>
+      <w:numFmt w:val="bullet"/>
+      <w:lvlText w:val=""/>
+      <w:lvlJc w:val="left"/>
+      <w:pPr>
+        <w:tabs>
+          <w:tab w:val="num" w:pos="3600"/>
+        </w:tabs>
+        <w:ind w:left="3600" w:hanging="360"/>
+      </w:pPr>
+      <w:rPr>
+        <w:rFonts w:ascii="Wingdings" w:hAnsi="Wingdings" w:hint="default"/>
+        <w:sz w:val="20"/>
+      </w:rPr>
+    </w:lvl>
+    <w:lvl w:ilvl="5" w:tentative="1">
+      <w:start w:val="1"/>
+      <w:numFmt w:val="bullet"/>
+      <w:lvlText w:val=""/>
+      <w:lvlJc w:val="left"/>
+      <w:pPr>
+        <w:tabs>
+          <w:tab w:val="num" w:pos="4320"/>
+        </w:tabs>
+        <w:ind w:left="4320" w:hanging="360"/>
+      </w:pPr>
+      <w:rPr>
+        <w:rFonts w:ascii="Wingdings" w:hAnsi="Wingdings" w:hint="default"/>
+        <w:sz w:val="20"/>
+      </w:rPr>
+    </w:lvl>
+    <w:lvl w:ilvl="6" w:tentative="1">
+      <w:start w:val="1"/>
+      <w:numFmt w:val="bullet"/>
+      <w:lvlText w:val=""/>
+      <w:lvlJc w:val="left"/>
+      <w:pPr>
+        <w:tabs>
+          <w:tab w:val="num" w:pos="5040"/>
+        </w:tabs>
+        <w:ind w:left="5040" w:hanging="360"/>
+      </w:pPr>
+      <w:rPr>
+        <w:rFonts w:ascii="Wingdings" w:hAnsi="Wingdings" w:hint="default"/>
+        <w:sz w:val="20"/>
+      </w:rPr>
+    </w:lvl>
+    <w:lvl w:ilvl="7" w:tentative="1">
+      <w:start w:val="1"/>
+      <w:numFmt w:val="bullet"/>
+      <w:lvlText w:val=""/>
+      <w:lvlJc w:val="left"/>
+      <w:pPr>
+        <w:tabs>
+          <w:tab w:val="num" w:pos="5760"/>
+        </w:tabs>
+        <w:ind w:left="5760" w:hanging="360"/>
+      </w:pPr>
+      <w:rPr>
+        <w:rFonts w:ascii="Wingdings" w:hAnsi="Wingdings" w:hint="default"/>
+        <w:sz w:val="20"/>
+      </w:rPr>
+    </w:lvl>
+    <w:lvl w:ilvl="8" w:tentative="1">
+      <w:start w:val="1"/>
+      <w:numFmt w:val="bullet"/>
+      <w:lvlText w:val=""/>
+      <w:lvlJc w:val="left"/>
+      <w:pPr>
+        <w:tabs>
+          <w:tab w:val="num" w:pos="6480"/>
+        </w:tabs>
+        <w:ind w:left="6480" w:hanging="360"/>
+      </w:pPr>
+      <w:rPr>
+        <w:rFonts w:ascii="Wingdings" w:hAnsi="Wingdings" w:hint="default"/>
+        <w:sz w:val="20"/>
+      </w:rPr>
+    </w:lvl>
+  </w:abstractNum>
+  <w:abstractNum w:abstractNumId="16" w15:restartNumberingAfterBreak="0">
     <w:nsid w:val="265E2F28"/>
     <w:multiLevelType w:val="multilevel"/>
     <w:tmpl w:val="BB867B6C"/>
@@ -9970,7 +16936,7 @@
       </w:rPr>
     </w:lvl>
   </w:abstractNum>
-  <w:abstractNum w:abstractNumId="9" w15:restartNumberingAfterBreak="0">
+  <w:abstractNum w:abstractNumId="17" w15:restartNumberingAfterBreak="0">
     <w:nsid w:val="2A954C87"/>
     <w:multiLevelType w:val="multilevel"/>
     <w:tmpl w:val="417C8A5A"/>
@@ -10119,7 +17085,156 @@
       </w:rPr>
     </w:lvl>
   </w:abstractNum>
-  <w:abstractNum w:abstractNumId="10" w15:restartNumberingAfterBreak="0">
+  <w:abstractNum w:abstractNumId="18" w15:restartNumberingAfterBreak="0">
+    <w:nsid w:val="2B406A3C"/>
+    <w:multiLevelType w:val="multilevel"/>
+    <w:tmpl w:val="7C727D58"/>
+    <w:lvl w:ilvl="0">
+      <w:start w:val="1"/>
+      <w:numFmt w:val="bullet"/>
+      <w:lvlText w:val=""/>
+      <w:lvlJc w:val="left"/>
+      <w:pPr>
+        <w:tabs>
+          <w:tab w:val="num" w:pos="720"/>
+        </w:tabs>
+        <w:ind w:left="720" w:hanging="360"/>
+      </w:pPr>
+      <w:rPr>
+        <w:rFonts w:ascii="Symbol" w:hAnsi="Symbol" w:hint="default"/>
+        <w:sz w:val="20"/>
+      </w:rPr>
+    </w:lvl>
+    <w:lvl w:ilvl="1" w:tentative="1">
+      <w:start w:val="1"/>
+      <w:numFmt w:val="bullet"/>
+      <w:lvlText w:val="o"/>
+      <w:lvlJc w:val="left"/>
+      <w:pPr>
+        <w:tabs>
+          <w:tab w:val="num" w:pos="1440"/>
+        </w:tabs>
+        <w:ind w:left="1440" w:hanging="360"/>
+      </w:pPr>
+      <w:rPr>
+        <w:rFonts w:ascii="Courier New" w:hAnsi="Courier New" w:hint="default"/>
+        <w:sz w:val="20"/>
+      </w:rPr>
+    </w:lvl>
+    <w:lvl w:ilvl="2" w:tentative="1">
+      <w:start w:val="1"/>
+      <w:numFmt w:val="bullet"/>
+      <w:lvlText w:val=""/>
+      <w:lvlJc w:val="left"/>
+      <w:pPr>
+        <w:tabs>
+          <w:tab w:val="num" w:pos="2160"/>
+        </w:tabs>
+        <w:ind w:left="2160" w:hanging="360"/>
+      </w:pPr>
+      <w:rPr>
+        <w:rFonts w:ascii="Wingdings" w:hAnsi="Wingdings" w:hint="default"/>
+        <w:sz w:val="20"/>
+      </w:rPr>
+    </w:lvl>
+    <w:lvl w:ilvl="3" w:tentative="1">
+      <w:start w:val="1"/>
+      <w:numFmt w:val="bullet"/>
+      <w:lvlText w:val=""/>
+      <w:lvlJc w:val="left"/>
+      <w:pPr>
+        <w:tabs>
+          <w:tab w:val="num" w:pos="2880"/>
+        </w:tabs>
+        <w:ind w:left="2880" w:hanging="360"/>
+      </w:pPr>
+      <w:rPr>
+        <w:rFonts w:ascii="Wingdings" w:hAnsi="Wingdings" w:hint="default"/>
+        <w:sz w:val="20"/>
+      </w:rPr>
+    </w:lvl>
+    <w:lvl w:ilvl="4" w:tentative="1">
+      <w:start w:val="1"/>
+      <w:numFmt w:val="bullet"/>
+      <w:lvlText w:val=""/>
+      <w:lvlJc w:val="left"/>
+      <w:pPr>
+        <w:tabs>
+          <w:tab w:val="num" w:pos="3600"/>
+        </w:tabs>
+        <w:ind w:left="3600" w:hanging="360"/>
+      </w:pPr>
+      <w:rPr>
+        <w:rFonts w:ascii="Wingdings" w:hAnsi="Wingdings" w:hint="default"/>
+        <w:sz w:val="20"/>
+      </w:rPr>
+    </w:lvl>
+    <w:lvl w:ilvl="5" w:tentative="1">
+      <w:start w:val="1"/>
+      <w:numFmt w:val="bullet"/>
+      <w:lvlText w:val=""/>
+      <w:lvlJc w:val="left"/>
+      <w:pPr>
+        <w:tabs>
+          <w:tab w:val="num" w:pos="4320"/>
+        </w:tabs>
+        <w:ind w:left="4320" w:hanging="360"/>
+      </w:pPr>
+      <w:rPr>
+        <w:rFonts w:ascii="Wingdings" w:hAnsi="Wingdings" w:hint="default"/>
+        <w:sz w:val="20"/>
+      </w:rPr>
+    </w:lvl>
+    <w:lvl w:ilvl="6" w:tentative="1">
+      <w:start w:val="1"/>
+      <w:numFmt w:val="bullet"/>
+      <w:lvlText w:val=""/>
+      <w:lvlJc w:val="left"/>
+      <w:pPr>
+        <w:tabs>
+          <w:tab w:val="num" w:pos="5040"/>
+        </w:tabs>
+        <w:ind w:left="5040" w:hanging="360"/>
+      </w:pPr>
+      <w:rPr>
+        <w:rFonts w:ascii="Wingdings" w:hAnsi="Wingdings" w:hint="default"/>
+        <w:sz w:val="20"/>
+      </w:rPr>
+    </w:lvl>
+    <w:lvl w:ilvl="7" w:tentative="1">
+      <w:start w:val="1"/>
+      <w:numFmt w:val="bullet"/>
+      <w:lvlText w:val=""/>
+      <w:lvlJc w:val="left"/>
+      <w:pPr>
+        <w:tabs>
+          <w:tab w:val="num" w:pos="5760"/>
+        </w:tabs>
+        <w:ind w:left="5760" w:hanging="360"/>
+      </w:pPr>
+      <w:rPr>
+        <w:rFonts w:ascii="Wingdings" w:hAnsi="Wingdings" w:hint="default"/>
+        <w:sz w:val="20"/>
+      </w:rPr>
+    </w:lvl>
+    <w:lvl w:ilvl="8" w:tentative="1">
+      <w:start w:val="1"/>
+      <w:numFmt w:val="bullet"/>
+      <w:lvlText w:val=""/>
+      <w:lvlJc w:val="left"/>
+      <w:pPr>
+        <w:tabs>
+          <w:tab w:val="num" w:pos="6480"/>
+        </w:tabs>
+        <w:ind w:left="6480" w:hanging="360"/>
+      </w:pPr>
+      <w:rPr>
+        <w:rFonts w:ascii="Wingdings" w:hAnsi="Wingdings" w:hint="default"/>
+        <w:sz w:val="20"/>
+      </w:rPr>
+    </w:lvl>
+  </w:abstractNum>
+  <w:abstractNum w:abstractNumId="19" w15:restartNumberingAfterBreak="0">
     <w:nsid w:val="2C223E73"/>
     <w:multiLevelType w:val="multilevel"/>
     <w:tmpl w:val="228225D0"/>
@@ -10268,7 +17383,7 @@
       </w:rPr>
     </w:lvl>
   </w:abstractNum>
-  <w:abstractNum w:abstractNumId="11" w15:restartNumberingAfterBreak="0">
+  <w:abstractNum w:abstractNumId="20" w15:restartNumberingAfterBreak="0">
     <w:nsid w:val="2D5E2663"/>
     <w:multiLevelType w:val="multilevel"/>
     <w:tmpl w:val="AE06BBD6"/>
@@ -10417,7 +17532,156 @@
       </w:rPr>
     </w:lvl>
   </w:abstractNum>
-  <w:abstractNum w:abstractNumId="12" w15:restartNumberingAfterBreak="0">
+  <w:abstractNum w:abstractNumId="21" w15:restartNumberingAfterBreak="0">
+    <w:nsid w:val="36371728"/>
+    <w:multiLevelType w:val="multilevel"/>
+    <w:tmpl w:val="28A805EA"/>
+    <w:lvl w:ilvl="0">
+      <w:start w:val="1"/>
+      <w:numFmt w:val="bullet"/>
+      <w:lvlText w:val=""/>
+      <w:lvlJc w:val="left"/>
+      <w:pPr>
+        <w:tabs>
+          <w:tab w:val="num" w:pos="720"/>
+        </w:tabs>
+        <w:ind w:left="720" w:hanging="360"/>
+      </w:pPr>
+      <w:rPr>
+        <w:rFonts w:ascii="Symbol" w:hAnsi="Symbol" w:hint="default"/>
+        <w:sz w:val="20"/>
+      </w:rPr>
+    </w:lvl>
+    <w:lvl w:ilvl="1" w:tentative="1">
+      <w:start w:val="1"/>
+      <w:numFmt w:val="bullet"/>
+      <w:lvlText w:val="o"/>
+      <w:lvlJc w:val="left"/>
+      <w:pPr>
+        <w:tabs>
+          <w:tab w:val="num" w:pos="1440"/>
+        </w:tabs>
+        <w:ind w:left="1440" w:hanging="360"/>
+      </w:pPr>
+      <w:rPr>
+        <w:rFonts w:ascii="Courier New" w:hAnsi="Courier New" w:hint="default"/>
+        <w:sz w:val="20"/>
+      </w:rPr>
+    </w:lvl>
+    <w:lvl w:ilvl="2" w:tentative="1">
+      <w:start w:val="1"/>
+      <w:numFmt w:val="bullet"/>
+      <w:lvlText w:val=""/>
+      <w:lvlJc w:val="left"/>
+      <w:pPr>
+        <w:tabs>
+          <w:tab w:val="num" w:pos="2160"/>
+        </w:tabs>
+        <w:ind w:left="2160" w:hanging="360"/>
+      </w:pPr>
+      <w:rPr>
+        <w:rFonts w:ascii="Wingdings" w:hAnsi="Wingdings" w:hint="default"/>
+        <w:sz w:val="20"/>
+      </w:rPr>
+    </w:lvl>
+    <w:lvl w:ilvl="3" w:tentative="1">
+      <w:start w:val="1"/>
+      <w:numFmt w:val="bullet"/>
+      <w:lvlText w:val=""/>
+      <w:lvlJc w:val="left"/>
+      <w:pPr>
+        <w:tabs>
+          <w:tab w:val="num" w:pos="2880"/>
+        </w:tabs>
+        <w:ind w:left="2880" w:hanging="360"/>
+      </w:pPr>
+      <w:rPr>
+        <w:rFonts w:ascii="Wingdings" w:hAnsi="Wingdings" w:hint="default"/>
+        <w:sz w:val="20"/>
+      </w:rPr>
+    </w:lvl>
+    <w:lvl w:ilvl="4" w:tentative="1">
+      <w:start w:val="1"/>
+      <w:numFmt w:val="bullet"/>
+      <w:lvlText w:val=""/>
+      <w:lvlJc w:val="left"/>
+      <w:pPr>
+        <w:tabs>
+          <w:tab w:val="num" w:pos="3600"/>
+        </w:tabs>
+        <w:ind w:left="3600" w:hanging="360"/>
+      </w:pPr>
+      <w:rPr>
+        <w:rFonts w:ascii="Wingdings" w:hAnsi="Wingdings" w:hint="default"/>
+        <w:sz w:val="20"/>
+      </w:rPr>
+    </w:lvl>
+    <w:lvl w:ilvl="5" w:tentative="1">
+      <w:start w:val="1"/>
+      <w:numFmt w:val="bullet"/>
+      <w:lvlText w:val=""/>
+      <w:lvlJc w:val="left"/>
+      <w:pPr>
+        <w:tabs>
+          <w:tab w:val="num" w:pos="4320"/>
+        </w:tabs>
+        <w:ind w:left="4320" w:hanging="360"/>
+      </w:pPr>
+      <w:rPr>
+        <w:rFonts w:ascii="Wingdings" w:hAnsi="Wingdings" w:hint="default"/>
+        <w:sz w:val="20"/>
+      </w:rPr>
+    </w:lvl>
+    <w:lvl w:ilvl="6" w:tentative="1">
+      <w:start w:val="1"/>
+      <w:numFmt w:val="bullet"/>
+      <w:lvlText w:val=""/>
+      <w:lvlJc w:val="left"/>
+      <w:pPr>
+        <w:tabs>
+          <w:tab w:val="num" w:pos="5040"/>
+        </w:tabs>
+        <w:ind w:left="5040" w:hanging="360"/>
+      </w:pPr>
+      <w:rPr>
+        <w:rFonts w:ascii="Wingdings" w:hAnsi="Wingdings" w:hint="default"/>
+        <w:sz w:val="20"/>
+      </w:rPr>
+    </w:lvl>
+    <w:lvl w:ilvl="7" w:tentative="1">
+      <w:start w:val="1"/>
+      <w:numFmt w:val="bullet"/>
+      <w:lvlText w:val=""/>
+      <w:lvlJc w:val="left"/>
+      <w:pPr>
+        <w:tabs>
+          <w:tab w:val="num" w:pos="5760"/>
+        </w:tabs>
+        <w:ind w:left="5760" w:hanging="360"/>
+      </w:pPr>
+      <w:rPr>
+        <w:rFonts w:ascii="Wingdings" w:hAnsi="Wingdings" w:hint="default"/>
+        <w:sz w:val="20"/>
+      </w:rPr>
+    </w:lvl>
+    <w:lvl w:ilvl="8" w:tentative="1">
+      <w:start w:val="1"/>
+      <w:numFmt w:val="bullet"/>
+      <w:lvlText w:val=""/>
+      <w:lvlJc w:val="left"/>
+      <w:pPr>
+        <w:tabs>
+          <w:tab w:val="num" w:pos="6480"/>
+        </w:tabs>
+        <w:ind w:left="6480" w:hanging="360"/>
+      </w:pPr>
+      <w:rPr>
+        <w:rFonts w:ascii="Wingdings" w:hAnsi="Wingdings" w:hint="default"/>
+        <w:sz w:val="20"/>
+      </w:rPr>
+    </w:lvl>
+  </w:abstractNum>
+  <w:abstractNum w:abstractNumId="22" w15:restartNumberingAfterBreak="0">
     <w:nsid w:val="384B41DC"/>
     <w:multiLevelType w:val="multilevel"/>
     <w:tmpl w:val="A31E3AC6"/>
@@ -10566,7 +17830,156 @@
       </w:rPr>
     </w:lvl>
   </w:abstractNum>
-  <w:abstractNum w:abstractNumId="13" w15:restartNumberingAfterBreak="0">
+  <w:abstractNum w:abstractNumId="23" w15:restartNumberingAfterBreak="0">
+    <w:nsid w:val="387F2942"/>
+    <w:multiLevelType w:val="multilevel"/>
+    <w:tmpl w:val="13A022AA"/>
+    <w:lvl w:ilvl="0">
+      <w:start w:val="1"/>
+      <w:numFmt w:val="bullet"/>
+      <w:lvlText w:val=""/>
+      <w:lvlJc w:val="left"/>
+      <w:pPr>
+        <w:tabs>
+          <w:tab w:val="num" w:pos="720"/>
+        </w:tabs>
+        <w:ind w:left="720" w:hanging="360"/>
+      </w:pPr>
+      <w:rPr>
+        <w:rFonts w:ascii="Symbol" w:hAnsi="Symbol" w:hint="default"/>
+        <w:sz w:val="20"/>
+      </w:rPr>
+    </w:lvl>
+    <w:lvl w:ilvl="1" w:tentative="1">
+      <w:start w:val="1"/>
+      <w:numFmt w:val="bullet"/>
+      <w:lvlText w:val="o"/>
+      <w:lvlJc w:val="left"/>
+      <w:pPr>
+        <w:tabs>
+          <w:tab w:val="num" w:pos="1440"/>
+        </w:tabs>
+        <w:ind w:left="1440" w:hanging="360"/>
+      </w:pPr>
+      <w:rPr>
+        <w:rFonts w:ascii="Courier New" w:hAnsi="Courier New" w:hint="default"/>
+        <w:sz w:val="20"/>
+      </w:rPr>
+    </w:lvl>
+    <w:lvl w:ilvl="2" w:tentative="1">
+      <w:start w:val="1"/>
+      <w:numFmt w:val="bullet"/>
+      <w:lvlText w:val=""/>
+      <w:lvlJc w:val="left"/>
+      <w:pPr>
+        <w:tabs>
+          <w:tab w:val="num" w:pos="2160"/>
+        </w:tabs>
+        <w:ind w:left="2160" w:hanging="360"/>
+      </w:pPr>
+      <w:rPr>
+        <w:rFonts w:ascii="Wingdings" w:hAnsi="Wingdings" w:hint="default"/>
+        <w:sz w:val="20"/>
+      </w:rPr>
+    </w:lvl>
+    <w:lvl w:ilvl="3" w:tentative="1">
+      <w:start w:val="1"/>
+      <w:numFmt w:val="bullet"/>
+      <w:lvlText w:val=""/>
+      <w:lvlJc w:val="left"/>
+      <w:pPr>
+        <w:tabs>
+          <w:tab w:val="num" w:pos="2880"/>
+        </w:tabs>
+        <w:ind w:left="2880" w:hanging="360"/>
+      </w:pPr>
+      <w:rPr>
+        <w:rFonts w:ascii="Wingdings" w:hAnsi="Wingdings" w:hint="default"/>
+        <w:sz w:val="20"/>
+      </w:rPr>
+    </w:lvl>
+    <w:lvl w:ilvl="4" w:tentative="1">
+      <w:start w:val="1"/>
+      <w:numFmt w:val="bullet"/>
+      <w:lvlText w:val=""/>
+      <w:lvlJc w:val="left"/>
+      <w:pPr>
+        <w:tabs>
+          <w:tab w:val="num" w:pos="3600"/>
+        </w:tabs>
+        <w:ind w:left="3600" w:hanging="360"/>
+      </w:pPr>
+      <w:rPr>
+        <w:rFonts w:ascii="Wingdings" w:hAnsi="Wingdings" w:hint="default"/>
+        <w:sz w:val="20"/>
+      </w:rPr>
+    </w:lvl>
+    <w:lvl w:ilvl="5" w:tentative="1">
+      <w:start w:val="1"/>
+      <w:numFmt w:val="bullet"/>
+      <w:lvlText w:val=""/>
+      <w:lvlJc w:val="left"/>
+      <w:pPr>
+        <w:tabs>
+          <w:tab w:val="num" w:pos="4320"/>
+        </w:tabs>
+        <w:ind w:left="4320" w:hanging="360"/>
+      </w:pPr>
+      <w:rPr>
+        <w:rFonts w:ascii="Wingdings" w:hAnsi="Wingdings" w:hint="default"/>
+        <w:sz w:val="20"/>
+      </w:rPr>
+    </w:lvl>
+    <w:lvl w:ilvl="6" w:tentative="1">
+      <w:start w:val="1"/>
+      <w:numFmt w:val="bullet"/>
+      <w:lvlText w:val=""/>
+      <w:lvlJc w:val="left"/>
+      <w:pPr>
+        <w:tabs>
+          <w:tab w:val="num" w:pos="5040"/>
+        </w:tabs>
+        <w:ind w:left="5040" w:hanging="360"/>
+      </w:pPr>
+      <w:rPr>
+        <w:rFonts w:ascii="Wingdings" w:hAnsi="Wingdings" w:hint="default"/>
+        <w:sz w:val="20"/>
+      </w:rPr>
+    </w:lvl>
+    <w:lvl w:ilvl="7" w:tentative="1">
+      <w:start w:val="1"/>
+      <w:numFmt w:val="bullet"/>
+      <w:lvlText w:val=""/>
+      <w:lvlJc w:val="left"/>
+      <w:pPr>
+        <w:tabs>
+          <w:tab w:val="num" w:pos="5760"/>
+        </w:tabs>
+        <w:ind w:left="5760" w:hanging="360"/>
+      </w:pPr>
+      <w:rPr>
+        <w:rFonts w:ascii="Wingdings" w:hAnsi="Wingdings" w:hint="default"/>
+        <w:sz w:val="20"/>
+      </w:rPr>
+    </w:lvl>
+    <w:lvl w:ilvl="8" w:tentative="1">
+      <w:start w:val="1"/>
+      <w:numFmt w:val="bullet"/>
+      <w:lvlText w:val=""/>
+      <w:lvlJc w:val="left"/>
+      <w:pPr>
+        <w:tabs>
+          <w:tab w:val="num" w:pos="6480"/>
+        </w:tabs>
+        <w:ind w:left="6480" w:hanging="360"/>
+      </w:pPr>
+      <w:rPr>
+        <w:rFonts w:ascii="Wingdings" w:hAnsi="Wingdings" w:hint="default"/>
+        <w:sz w:val="20"/>
+      </w:rPr>
+    </w:lvl>
+  </w:abstractNum>
+  <w:abstractNum w:abstractNumId="24" w15:restartNumberingAfterBreak="0">
     <w:nsid w:val="3A4A5D43"/>
     <w:multiLevelType w:val="multilevel"/>
     <w:tmpl w:val="50E60C10"/>
@@ -10715,7 +18128,7 @@
       </w:rPr>
     </w:lvl>
   </w:abstractNum>
-  <w:abstractNum w:abstractNumId="14" w15:restartNumberingAfterBreak="0">
+  <w:abstractNum w:abstractNumId="25" w15:restartNumberingAfterBreak="0">
     <w:nsid w:val="3B1F4E5C"/>
     <w:multiLevelType w:val="multilevel"/>
     <w:tmpl w:val="C8DC3704"/>
@@ -10864,7 +18277,7 @@
       </w:rPr>
     </w:lvl>
   </w:abstractNum>
-  <w:abstractNum w:abstractNumId="15" w15:restartNumberingAfterBreak="0">
+  <w:abstractNum w:abstractNumId="26" w15:restartNumberingAfterBreak="0">
     <w:nsid w:val="3D2F6733"/>
     <w:multiLevelType w:val="multilevel"/>
     <w:tmpl w:val="B9243440"/>
@@ -11013,7 +18426,305 @@
       </w:rPr>
     </w:lvl>
   </w:abstractNum>
-  <w:abstractNum w:abstractNumId="16" w15:restartNumberingAfterBreak="0">
+  <w:abstractNum w:abstractNumId="27" w15:restartNumberingAfterBreak="0">
+    <w:nsid w:val="40B52536"/>
+    <w:multiLevelType w:val="multilevel"/>
+    <w:tmpl w:val="7F0E9BEE"/>
+    <w:lvl w:ilvl="0">
+      <w:start w:val="1"/>
+      <w:numFmt w:val="bullet"/>
+      <w:lvlText w:val=""/>
+      <w:lvlJc w:val="left"/>
+      <w:pPr>
+        <w:tabs>
+          <w:tab w:val="num" w:pos="720"/>
+        </w:tabs>
+        <w:ind w:left="720" w:hanging="360"/>
+      </w:pPr>
+      <w:rPr>
+        <w:rFonts w:ascii="Symbol" w:hAnsi="Symbol" w:hint="default"/>
+        <w:sz w:val="20"/>
+      </w:rPr>
+    </w:lvl>
+    <w:lvl w:ilvl="1" w:tentative="1">
+      <w:start w:val="1"/>
+      <w:numFmt w:val="bullet"/>
+      <w:lvlText w:val="o"/>
+      <w:lvlJc w:val="left"/>
+      <w:pPr>
+        <w:tabs>
+          <w:tab w:val="num" w:pos="1440"/>
+        </w:tabs>
+        <w:ind w:left="1440" w:hanging="360"/>
+      </w:pPr>
+      <w:rPr>
+        <w:rFonts w:ascii="Courier New" w:hAnsi="Courier New" w:hint="default"/>
+        <w:sz w:val="20"/>
+      </w:rPr>
+    </w:lvl>
+    <w:lvl w:ilvl="2" w:tentative="1">
+      <w:start w:val="1"/>
+      <w:numFmt w:val="bullet"/>
+      <w:lvlText w:val=""/>
+      <w:lvlJc w:val="left"/>
+      <w:pPr>
+        <w:tabs>
+          <w:tab w:val="num" w:pos="2160"/>
+        </w:tabs>
+        <w:ind w:left="2160" w:hanging="360"/>
+      </w:pPr>
+      <w:rPr>
+        <w:rFonts w:ascii="Wingdings" w:hAnsi="Wingdings" w:hint="default"/>
+        <w:sz w:val="20"/>
+      </w:rPr>
+    </w:lvl>
+    <w:lvl w:ilvl="3" w:tentative="1">
+      <w:start w:val="1"/>
+      <w:numFmt w:val="bullet"/>
+      <w:lvlText w:val=""/>
+      <w:lvlJc w:val="left"/>
+      <w:pPr>
+        <w:tabs>
+          <w:tab w:val="num" w:pos="2880"/>
+        </w:tabs>
+        <w:ind w:left="2880" w:hanging="360"/>
+      </w:pPr>
+      <w:rPr>
+        <w:rFonts w:ascii="Wingdings" w:hAnsi="Wingdings" w:hint="default"/>
+        <w:sz w:val="20"/>
+      </w:rPr>
+    </w:lvl>
+    <w:lvl w:ilvl="4" w:tentative="1">
+      <w:start w:val="1"/>
+      <w:numFmt w:val="bullet"/>
+      <w:lvlText w:val=""/>
+      <w:lvlJc w:val="left"/>
+      <w:pPr>
+        <w:tabs>
+          <w:tab w:val="num" w:pos="3600"/>
+        </w:tabs>
+        <w:ind w:left="3600" w:hanging="360"/>
+      </w:pPr>
+      <w:rPr>
+        <w:rFonts w:ascii="Wingdings" w:hAnsi="Wingdings" w:hint="default"/>
+        <w:sz w:val="20"/>
+      </w:rPr>
+    </w:lvl>
+    <w:lvl w:ilvl="5" w:tentative="1">
+      <w:start w:val="1"/>
+      <w:numFmt w:val="bullet"/>
+      <w:lvlText w:val=""/>
+      <w:lvlJc w:val="left"/>
+      <w:pPr>
+        <w:tabs>
+          <w:tab w:val="num" w:pos="4320"/>
+        </w:tabs>
+        <w:ind w:left="4320" w:hanging="360"/>
+      </w:pPr>
+      <w:rPr>
+        <w:rFonts w:ascii="Wingdings" w:hAnsi="Wingdings" w:hint="default"/>
+        <w:sz w:val="20"/>
+      </w:rPr>
+    </w:lvl>
+    <w:lvl w:ilvl="6" w:tentative="1">
+      <w:start w:val="1"/>
+      <w:numFmt w:val="bullet"/>
+      <w:lvlText w:val=""/>
+      <w:lvlJc w:val="left"/>
+      <w:pPr>
+        <w:tabs>
+          <w:tab w:val="num" w:pos="5040"/>
+        </w:tabs>
+        <w:ind w:left="5040" w:hanging="360"/>
+      </w:pPr>
+      <w:rPr>
+        <w:rFonts w:ascii="Wingdings" w:hAnsi="Wingdings" w:hint="default"/>
+        <w:sz w:val="20"/>
+      </w:rPr>
+    </w:lvl>
+    <w:lvl w:ilvl="7" w:tentative="1">
+      <w:start w:val="1"/>
+      <w:numFmt w:val="bullet"/>
+      <w:lvlText w:val=""/>
+      <w:lvlJc w:val="left"/>
+      <w:pPr>
+        <w:tabs>
+          <w:tab w:val="num" w:pos="5760"/>
+        </w:tabs>
+        <w:ind w:left="5760" w:hanging="360"/>
+      </w:pPr>
+      <w:rPr>
+        <w:rFonts w:ascii="Wingdings" w:hAnsi="Wingdings" w:hint="default"/>
+        <w:sz w:val="20"/>
+      </w:rPr>
+    </w:lvl>
+    <w:lvl w:ilvl="8" w:tentative="1">
+      <w:start w:val="1"/>
+      <w:numFmt w:val="bullet"/>
+      <w:lvlText w:val=""/>
+      <w:lvlJc w:val="left"/>
+      <w:pPr>
+        <w:tabs>
+          <w:tab w:val="num" w:pos="6480"/>
+        </w:tabs>
+        <w:ind w:left="6480" w:hanging="360"/>
+      </w:pPr>
+      <w:rPr>
+        <w:rFonts w:ascii="Wingdings" w:hAnsi="Wingdings" w:hint="default"/>
+        <w:sz w:val="20"/>
+      </w:rPr>
+    </w:lvl>
+  </w:abstractNum>
+  <w:abstractNum w:abstractNumId="28" w15:restartNumberingAfterBreak="0">
+    <w:nsid w:val="440E0CA8"/>
+    <w:multiLevelType w:val="multilevel"/>
+    <w:tmpl w:val="9666386E"/>
+    <w:lvl w:ilvl="0">
+      <w:start w:val="1"/>
+      <w:numFmt w:val="bullet"/>
+      <w:lvlText w:val=""/>
+      <w:lvlJc w:val="left"/>
+      <w:pPr>
+        <w:tabs>
+          <w:tab w:val="num" w:pos="720"/>
+        </w:tabs>
+        <w:ind w:left="720" w:hanging="360"/>
+      </w:pPr>
+      <w:rPr>
+        <w:rFonts w:ascii="Symbol" w:hAnsi="Symbol" w:hint="default"/>
+        <w:sz w:val="20"/>
+      </w:rPr>
+    </w:lvl>
+    <w:lvl w:ilvl="1" w:tentative="1">
+      <w:start w:val="1"/>
+      <w:numFmt w:val="bullet"/>
+      <w:lvlText w:val="o"/>
+      <w:lvlJc w:val="left"/>
+      <w:pPr>
+        <w:tabs>
+          <w:tab w:val="num" w:pos="1440"/>
+        </w:tabs>
+        <w:ind w:left="1440" w:hanging="360"/>
+      </w:pPr>
+      <w:rPr>
+        <w:rFonts w:ascii="Courier New" w:hAnsi="Courier New" w:hint="default"/>
+        <w:sz w:val="20"/>
+      </w:rPr>
+    </w:lvl>
+    <w:lvl w:ilvl="2" w:tentative="1">
+      <w:start w:val="1"/>
+      <w:numFmt w:val="bullet"/>
+      <w:lvlText w:val=""/>
+      <w:lvlJc w:val="left"/>
+      <w:pPr>
+        <w:tabs>
+          <w:tab w:val="num" w:pos="2160"/>
+        </w:tabs>
+        <w:ind w:left="2160" w:hanging="360"/>
+      </w:pPr>
+      <w:rPr>
+        <w:rFonts w:ascii="Wingdings" w:hAnsi="Wingdings" w:hint="default"/>
+        <w:sz w:val="20"/>
+      </w:rPr>
+    </w:lvl>
+    <w:lvl w:ilvl="3" w:tentative="1">
+      <w:start w:val="1"/>
+      <w:numFmt w:val="bullet"/>
+      <w:lvlText w:val=""/>
+      <w:lvlJc w:val="left"/>
+      <w:pPr>
+        <w:tabs>
+          <w:tab w:val="num" w:pos="2880"/>
+        </w:tabs>
+        <w:ind w:left="2880" w:hanging="360"/>
+      </w:pPr>
+      <w:rPr>
+        <w:rFonts w:ascii="Wingdings" w:hAnsi="Wingdings" w:hint="default"/>
+        <w:sz w:val="20"/>
+      </w:rPr>
+    </w:lvl>
+    <w:lvl w:ilvl="4" w:tentative="1">
+      <w:start w:val="1"/>
+      <w:numFmt w:val="bullet"/>
+      <w:lvlText w:val=""/>
+      <w:lvlJc w:val="left"/>
+      <w:pPr>
+        <w:tabs>
+          <w:tab w:val="num" w:pos="3600"/>
+        </w:tabs>
+        <w:ind w:left="3600" w:hanging="360"/>
+      </w:pPr>
+      <w:rPr>
+        <w:rFonts w:ascii="Wingdings" w:hAnsi="Wingdings" w:hint="default"/>
+        <w:sz w:val="20"/>
+      </w:rPr>
+    </w:lvl>
+    <w:lvl w:ilvl="5" w:tentative="1">
+      <w:start w:val="1"/>
+      <w:numFmt w:val="bullet"/>
+      <w:lvlText w:val=""/>
+      <w:lvlJc w:val="left"/>
+      <w:pPr>
+        <w:tabs>
+          <w:tab w:val="num" w:pos="4320"/>
+        </w:tabs>
+        <w:ind w:left="4320" w:hanging="360"/>
+      </w:pPr>
+      <w:rPr>
+        <w:rFonts w:ascii="Wingdings" w:hAnsi="Wingdings" w:hint="default"/>
+        <w:sz w:val="20"/>
+      </w:rPr>
+    </w:lvl>
+    <w:lvl w:ilvl="6" w:tentative="1">
+      <w:start w:val="1"/>
+      <w:numFmt w:val="bullet"/>
+      <w:lvlText w:val=""/>
+      <w:lvlJc w:val="left"/>
+      <w:pPr>
+        <w:tabs>
+          <w:tab w:val="num" w:pos="5040"/>
+        </w:tabs>
+        <w:ind w:left="5040" w:hanging="360"/>
+      </w:pPr>
+      <w:rPr>
+        <w:rFonts w:ascii="Wingdings" w:hAnsi="Wingdings" w:hint="default"/>
+        <w:sz w:val="20"/>
+      </w:rPr>
+    </w:lvl>
+    <w:lvl w:ilvl="7" w:tentative="1">
+      <w:start w:val="1"/>
+      <w:numFmt w:val="bullet"/>
+      <w:lvlText w:val=""/>
+      <w:lvlJc w:val="left"/>
+      <w:pPr>
+        <w:tabs>
+          <w:tab w:val="num" w:pos="5760"/>
+        </w:tabs>
+        <w:ind w:left="5760" w:hanging="360"/>
+      </w:pPr>
+      <w:rPr>
+        <w:rFonts w:ascii="Wingdings" w:hAnsi="Wingdings" w:hint="default"/>
+        <w:sz w:val="20"/>
+      </w:rPr>
+    </w:lvl>
+    <w:lvl w:ilvl="8" w:tentative="1">
+      <w:start w:val="1"/>
+      <w:numFmt w:val="bullet"/>
+      <w:lvlText w:val=""/>
+      <w:lvlJc w:val="left"/>
+      <w:pPr>
+        <w:tabs>
+          <w:tab w:val="num" w:pos="6480"/>
+        </w:tabs>
+        <w:ind w:left="6480" w:hanging="360"/>
+      </w:pPr>
+      <w:rPr>
+        <w:rFonts w:ascii="Wingdings" w:hAnsi="Wingdings" w:hint="default"/>
+        <w:sz w:val="20"/>
+      </w:rPr>
+    </w:lvl>
+  </w:abstractNum>
+  <w:abstractNum w:abstractNumId="29" w15:restartNumberingAfterBreak="0">
     <w:nsid w:val="49AD3FA6"/>
     <w:multiLevelType w:val="multilevel"/>
     <w:tmpl w:val="016C008E"/>
@@ -11162,7 +18873,7 @@
       </w:rPr>
     </w:lvl>
   </w:abstractNum>
-  <w:abstractNum w:abstractNumId="17" w15:restartNumberingAfterBreak="0">
+  <w:abstractNum w:abstractNumId="30" w15:restartNumberingAfterBreak="0">
     <w:nsid w:val="51591C76"/>
     <w:multiLevelType w:val="multilevel"/>
     <w:tmpl w:val="3C7479DA"/>
@@ -11311,7 +19022,7 @@
       </w:rPr>
     </w:lvl>
   </w:abstractNum>
-  <w:abstractNum w:abstractNumId="18" w15:restartNumberingAfterBreak="0">
+  <w:abstractNum w:abstractNumId="31" w15:restartNumberingAfterBreak="0">
     <w:nsid w:val="51FD15E0"/>
     <w:multiLevelType w:val="multilevel"/>
     <w:tmpl w:val="EAE05A36"/>
@@ -11460,7 +19171,7 @@
       </w:rPr>
     </w:lvl>
   </w:abstractNum>
-  <w:abstractNum w:abstractNumId="19" w15:restartNumberingAfterBreak="0">
+  <w:abstractNum w:abstractNumId="32" w15:restartNumberingAfterBreak="0">
     <w:nsid w:val="52AC58C6"/>
     <w:multiLevelType w:val="multilevel"/>
     <w:tmpl w:val="BBEE5348"/>
@@ -11609,7 +19320,7 @@
       </w:rPr>
     </w:lvl>
   </w:abstractNum>
-  <w:abstractNum w:abstractNumId="20" w15:restartNumberingAfterBreak="0">
+  <w:abstractNum w:abstractNumId="33" w15:restartNumberingAfterBreak="0">
     <w:nsid w:val="608226D7"/>
     <w:multiLevelType w:val="multilevel"/>
     <w:tmpl w:val="62FCD154"/>
@@ -11758,7 +19469,7 @@
       </w:rPr>
     </w:lvl>
   </w:abstractNum>
-  <w:abstractNum w:abstractNumId="21" w15:restartNumberingAfterBreak="0">
+  <w:abstractNum w:abstractNumId="34" w15:restartNumberingAfterBreak="0">
     <w:nsid w:val="63981415"/>
     <w:multiLevelType w:val="multilevel"/>
     <w:tmpl w:val="37EEED2E"/>
@@ -11907,7 +19618,7 @@
       </w:rPr>
     </w:lvl>
   </w:abstractNum>
-  <w:abstractNum w:abstractNumId="22" w15:restartNumberingAfterBreak="0">
+  <w:abstractNum w:abstractNumId="35" w15:restartNumberingAfterBreak="0">
     <w:nsid w:val="63FD33A9"/>
     <w:multiLevelType w:val="multilevel"/>
     <w:tmpl w:val="30DE29C4"/>
@@ -12056,7 +19767,7 @@
       </w:rPr>
     </w:lvl>
   </w:abstractNum>
-  <w:abstractNum w:abstractNumId="23" w15:restartNumberingAfterBreak="0">
+  <w:abstractNum w:abstractNumId="36" w15:restartNumberingAfterBreak="0">
     <w:nsid w:val="647A5B10"/>
     <w:multiLevelType w:val="multilevel"/>
     <w:tmpl w:val="A1527222"/>
@@ -12205,7 +19916,7 @@
       </w:rPr>
     </w:lvl>
   </w:abstractNum>
-  <w:abstractNum w:abstractNumId="24" w15:restartNumberingAfterBreak="0">
+  <w:abstractNum w:abstractNumId="37" w15:restartNumberingAfterBreak="0">
     <w:nsid w:val="68217A55"/>
     <w:multiLevelType w:val="multilevel"/>
     <w:tmpl w:val="C3C84A40"/>
@@ -12354,7 +20065,7 @@
       </w:rPr>
     </w:lvl>
   </w:abstractNum>
-  <w:abstractNum w:abstractNumId="25" w15:restartNumberingAfterBreak="0">
+  <w:abstractNum w:abstractNumId="38" w15:restartNumberingAfterBreak="0">
     <w:nsid w:val="6D814B6E"/>
     <w:multiLevelType w:val="multilevel"/>
     <w:tmpl w:val="0434C234"/>
@@ -12503,7 +20214,7 @@
       </w:rPr>
     </w:lvl>
   </w:abstractNum>
-  <w:abstractNum w:abstractNumId="26" w15:restartNumberingAfterBreak="0">
+  <w:abstractNum w:abstractNumId="39" w15:restartNumberingAfterBreak="0">
     <w:nsid w:val="6D9F3871"/>
     <w:multiLevelType w:val="multilevel"/>
     <w:tmpl w:val="049A011A"/>
@@ -12652,7 +20363,7 @@
       </w:rPr>
     </w:lvl>
   </w:abstractNum>
-  <w:abstractNum w:abstractNumId="27" w15:restartNumberingAfterBreak="0">
+  <w:abstractNum w:abstractNumId="40" w15:restartNumberingAfterBreak="0">
     <w:nsid w:val="6E410EDC"/>
     <w:multiLevelType w:val="multilevel"/>
     <w:tmpl w:val="A52277D0"/>
@@ -12801,7 +20512,7 @@
       </w:rPr>
     </w:lvl>
   </w:abstractNum>
-  <w:abstractNum w:abstractNumId="28" w15:restartNumberingAfterBreak="0">
+  <w:abstractNum w:abstractNumId="41" w15:restartNumberingAfterBreak="0">
     <w:nsid w:val="6FA31C71"/>
     <w:multiLevelType w:val="multilevel"/>
     <w:tmpl w:val="AA5AD366"/>
@@ -12950,7 +20661,7 @@
       </w:rPr>
     </w:lvl>
   </w:abstractNum>
-  <w:abstractNum w:abstractNumId="29" w15:restartNumberingAfterBreak="0">
+  <w:abstractNum w:abstractNumId="42" w15:restartNumberingAfterBreak="0">
     <w:nsid w:val="71260ECE"/>
     <w:multiLevelType w:val="multilevel"/>
     <w:tmpl w:val="3592A554"/>
@@ -13099,7 +20810,7 @@
       </w:rPr>
     </w:lvl>
   </w:abstractNum>
-  <w:abstractNum w:abstractNumId="30" w15:restartNumberingAfterBreak="0">
+  <w:abstractNum w:abstractNumId="43" w15:restartNumberingAfterBreak="0">
     <w:nsid w:val="75B4584C"/>
     <w:multiLevelType w:val="multilevel"/>
     <w:tmpl w:val="5360FBFA"/>
@@ -13248,7 +20959,7 @@
       </w:rPr>
     </w:lvl>
   </w:abstractNum>
-  <w:abstractNum w:abstractNumId="31" w15:restartNumberingAfterBreak="0">
+  <w:abstractNum w:abstractNumId="44" w15:restartNumberingAfterBreak="0">
     <w:nsid w:val="7C4A6E81"/>
     <w:multiLevelType w:val="multilevel"/>
     <w:tmpl w:val="0F882C30"/>
@@ -13397,7 +21108,7 @@
       </w:rPr>
     </w:lvl>
   </w:abstractNum>
-  <w:abstractNum w:abstractNumId="32" w15:restartNumberingAfterBreak="0">
+  <w:abstractNum w:abstractNumId="45" w15:restartNumberingAfterBreak="0">
     <w:nsid w:val="7D2005DA"/>
     <w:multiLevelType w:val="multilevel"/>
     <w:tmpl w:val="6D607822"/>
@@ -13547,103 +21258,142 @@
     </w:lvl>
   </w:abstractNum>
   <w:num w:numId="1" w16cid:durableId="589042534">
+    <w:abstractNumId w:val="45"/>
+  </w:num>
+  <w:num w:numId="2" w16cid:durableId="632755494">
+    <w:abstractNumId w:val="31"/>
+  </w:num>
+  <w:num w:numId="3" w16cid:durableId="718167228">
+    <w:abstractNumId w:val="43"/>
+  </w:num>
+  <w:num w:numId="4" w16cid:durableId="426275593">
+    <w:abstractNumId w:val="30"/>
+  </w:num>
+  <w:num w:numId="5" w16cid:durableId="1223519436">
+    <w:abstractNumId w:val="3"/>
+  </w:num>
+  <w:num w:numId="6" w16cid:durableId="452596309">
+    <w:abstractNumId w:val="6"/>
+  </w:num>
+  <w:num w:numId="7" w16cid:durableId="97801216">
+    <w:abstractNumId w:val="40"/>
+  </w:num>
+  <w:num w:numId="8" w16cid:durableId="498891688">
+    <w:abstractNumId w:val="24"/>
+  </w:num>
+  <w:num w:numId="9" w16cid:durableId="801315586">
+    <w:abstractNumId w:val="16"/>
+  </w:num>
+  <w:num w:numId="10" w16cid:durableId="2098136264">
+    <w:abstractNumId w:val="26"/>
+  </w:num>
+  <w:num w:numId="11" w16cid:durableId="926234776">
+    <w:abstractNumId w:val="41"/>
+  </w:num>
+  <w:num w:numId="12" w16cid:durableId="1155995746">
+    <w:abstractNumId w:val="39"/>
+  </w:num>
+  <w:num w:numId="13" w16cid:durableId="1281690872">
+    <w:abstractNumId w:val="5"/>
+  </w:num>
+  <w:num w:numId="14" w16cid:durableId="1401293231">
+    <w:abstractNumId w:val="44"/>
+  </w:num>
+  <w:num w:numId="15" w16cid:durableId="927733132">
     <w:abstractNumId w:val="32"/>
   </w:num>
-  <w:num w:numId="2" w16cid:durableId="632755494">
-    <w:abstractNumId w:val="18"/>
+  <w:num w:numId="16" w16cid:durableId="124586206">
+    <w:abstractNumId w:val="25"/>
   </w:num>
-  <w:num w:numId="3" w16cid:durableId="718167228">
-    <w:abstractNumId w:val="30"/>
-  </w:num>
-  <w:num w:numId="4" w16cid:durableId="426275593">
-    <w:abstractNumId w:val="17"/>
-  </w:num>
-  <w:num w:numId="5" w16cid:durableId="1223519436">
-    <w:abstractNumId w:val="1"/>
-  </w:num>
-  <w:num w:numId="6" w16cid:durableId="452596309">
+  <w:num w:numId="17" w16cid:durableId="687488457">
     <w:abstractNumId w:val="4"/>
   </w:num>
-  <w:num w:numId="7" w16cid:durableId="97801216">
-    <w:abstractNumId w:val="27"/>
-  </w:num>
-  <w:num w:numId="8" w16cid:durableId="498891688">
-    <w:abstractNumId w:val="13"/>
-  </w:num>
-  <w:num w:numId="9" w16cid:durableId="801315586">
-    <w:abstractNumId w:val="8"/>
-  </w:num>
-  <w:num w:numId="10" w16cid:durableId="2098136264">
-    <w:abstractNumId w:val="15"/>
-  </w:num>
-  <w:num w:numId="11" w16cid:durableId="926234776">
-    <w:abstractNumId w:val="28"/>
-  </w:num>
-  <w:num w:numId="12" w16cid:durableId="1155995746">
-    <w:abstractNumId w:val="26"/>
-  </w:num>
-  <w:num w:numId="13" w16cid:durableId="1281690872">
-    <w:abstractNumId w:val="3"/>
-  </w:num>
-  <w:num w:numId="14" w16cid:durableId="1401293231">
-    <w:abstractNumId w:val="31"/>
-  </w:num>
-  <w:num w:numId="15" w16cid:durableId="927733132">
-    <w:abstractNumId w:val="19"/>
-  </w:num>
-  <w:num w:numId="16" w16cid:durableId="124586206">
-    <w:abstractNumId w:val="14"/>
-  </w:num>
-  <w:num w:numId="17" w16cid:durableId="687488457">
-    <w:abstractNumId w:val="2"/>
-  </w:num>
   <w:num w:numId="18" w16cid:durableId="438650076">
-    <w:abstractNumId w:val="6"/>
+    <w:abstractNumId w:val="10"/>
   </w:num>
   <w:num w:numId="19" w16cid:durableId="69161788">
-    <w:abstractNumId w:val="23"/>
+    <w:abstractNumId w:val="36"/>
   </w:num>
   <w:num w:numId="20" w16cid:durableId="308630020">
     <w:abstractNumId w:val="0"/>
   </w:num>
   <w:num w:numId="21" w16cid:durableId="206189579">
+    <w:abstractNumId w:val="33"/>
+  </w:num>
+  <w:num w:numId="22" w16cid:durableId="191383602">
+    <w:abstractNumId w:val="7"/>
+  </w:num>
+  <w:num w:numId="23" w16cid:durableId="1357076129">
+    <w:abstractNumId w:val="34"/>
+  </w:num>
+  <w:num w:numId="24" w16cid:durableId="1885484536">
+    <w:abstractNumId w:val="19"/>
+  </w:num>
+  <w:num w:numId="25" w16cid:durableId="1231694018">
     <w:abstractNumId w:val="20"/>
   </w:num>
-  <w:num w:numId="22" w16cid:durableId="191383602">
-    <w:abstractNumId w:val="5"/>
+  <w:num w:numId="26" w16cid:durableId="1108624604">
+    <w:abstractNumId w:val="29"/>
   </w:num>
-  <w:num w:numId="23" w16cid:durableId="1357076129">
+  <w:num w:numId="27" w16cid:durableId="472452667">
+    <w:abstractNumId w:val="42"/>
+  </w:num>
+  <w:num w:numId="28" w16cid:durableId="1555390318">
+    <w:abstractNumId w:val="13"/>
+  </w:num>
+  <w:num w:numId="29" w16cid:durableId="125004879">
+    <w:abstractNumId w:val="17"/>
+  </w:num>
+  <w:num w:numId="30" w16cid:durableId="1560239218">
+    <w:abstractNumId w:val="35"/>
+  </w:num>
+  <w:num w:numId="31" w16cid:durableId="130023498">
+    <w:abstractNumId w:val="22"/>
+  </w:num>
+  <w:num w:numId="32" w16cid:durableId="1718234499">
+    <w:abstractNumId w:val="38"/>
+  </w:num>
+  <w:num w:numId="33" w16cid:durableId="1769158101">
+    <w:abstractNumId w:val="37"/>
+  </w:num>
+  <w:num w:numId="34" w16cid:durableId="257103172">
+    <w:abstractNumId w:val="1"/>
+  </w:num>
+  <w:num w:numId="35" w16cid:durableId="82994657">
+    <w:abstractNumId w:val="9"/>
+  </w:num>
+  <w:num w:numId="36" w16cid:durableId="751970827">
+    <w:abstractNumId w:val="28"/>
+  </w:num>
+  <w:num w:numId="37" w16cid:durableId="408962335">
+    <w:abstractNumId w:val="18"/>
+  </w:num>
+  <w:num w:numId="38" w16cid:durableId="801311238">
+    <w:abstractNumId w:val="27"/>
+  </w:num>
+  <w:num w:numId="39" w16cid:durableId="438456969">
+    <w:abstractNumId w:val="23"/>
+  </w:num>
+  <w:num w:numId="40" w16cid:durableId="1470050347">
+    <w:abstractNumId w:val="14"/>
+  </w:num>
+  <w:num w:numId="41" w16cid:durableId="1343555370">
+    <w:abstractNumId w:val="11"/>
+  </w:num>
+  <w:num w:numId="42" w16cid:durableId="2106459213">
+    <w:abstractNumId w:val="2"/>
+  </w:num>
+  <w:num w:numId="43" w16cid:durableId="775175909">
+    <w:abstractNumId w:val="15"/>
+  </w:num>
+  <w:num w:numId="44" w16cid:durableId="1760298291">
+    <w:abstractNumId w:val="8"/>
+  </w:num>
+  <w:num w:numId="45" w16cid:durableId="344719613">
     <w:abstractNumId w:val="21"/>
   </w:num>
-  <w:num w:numId="24" w16cid:durableId="1885484536">
-    <w:abstractNumId w:val="10"/>
-  </w:num>
-  <w:num w:numId="25" w16cid:durableId="1231694018">
-    <w:abstractNumId w:val="11"/>
-  </w:num>
-  <w:num w:numId="26" w16cid:durableId="1108624604">
-    <w:abstractNumId w:val="16"/>
-  </w:num>
-  <w:num w:numId="27" w16cid:durableId="472452667">
-    <w:abstractNumId w:val="29"/>
-  </w:num>
-  <w:num w:numId="28" w16cid:durableId="1555390318">
-    <w:abstractNumId w:val="7"/>
-  </w:num>
-  <w:num w:numId="29" w16cid:durableId="125004879">
-    <w:abstractNumId w:val="9"/>
-  </w:num>
-  <w:num w:numId="30" w16cid:durableId="1560239218">
-    <w:abstractNumId w:val="22"/>
-  </w:num>
-  <w:num w:numId="31" w16cid:durableId="130023498">
+  <w:num w:numId="46" w16cid:durableId="1206453241">
     <w:abstractNumId w:val="12"/>
-  </w:num>
-  <w:num w:numId="32" w16cid:durableId="1718234499">
-    <w:abstractNumId w:val="25"/>
-  </w:num>
-  <w:num w:numId="33" w16cid:durableId="1769158101">
-    <w:abstractNumId w:val="24"/>
   </w:num>
   <w:numIdMacAtCleanup w:val="4"/>
 </w:numbering>
